--- a/docs/manual/karipom_manual.docx
+++ b/docs/manual/karipom_manual.docx
@@ -710,9 +710,9 @@
         <w:tblLook w:firstRow="1"/>
       </w:tblPr>
       <w:tblGrid>
-        <w:gridCol w:w="1820"/>
-        <w:gridCol w:w="6206"/>
-        <w:gridCol w:w="1334"/>
+        <w:gridCol w:w="1784"/>
+        <w:gridCol w:w="5999"/>
+        <w:gridCol w:w="1577"/>
       </w:tblGrid>
       <w:tr>
         <w:trPr>
@@ -720,7 +720,7 @@
         </w:trPr>
         <w:tc>
           <w:tcPr>
-            <w:tcW w:type="dxa" w:w="1820"/>
+            <w:tcW w:type="dxa" w:w="1784"/>
             <w:tcBorders>
               <w:bottom w:val="single"/>
             </w:tcBorders>
@@ -738,7 +738,7 @@
         </w:tc>
         <w:tc>
           <w:tcPr>
-            <w:tcW w:type="dxa" w:w="6206"/>
+            <w:tcW w:type="dxa" w:w="5999"/>
             <w:tcBorders>
               <w:bottom w:val="single"/>
             </w:tcBorders>
@@ -756,7 +756,7 @@
         </w:tc>
         <w:tc>
           <w:tcPr>
-            <w:tcW w:type="dxa" w:w="1334"/>
+            <w:tcW w:type="dxa" w:w="1577"/>
             <w:tcBorders>
               <w:bottom w:val="single"/>
             </w:tcBorders>
@@ -776,7 +776,7 @@
       <w:tr>
         <w:tc>
           <w:tcPr>
-            <w:tcW w:type="dxa" w:w="1820"/>
+            <w:tcW w:type="dxa" w:w="1784"/>
           </w:tcPr>
           <w:p>
             <w:pPr>
@@ -790,7 +790,7 @@
         </w:tc>
         <w:tc>
           <w:tcPr>
-            <w:tcW w:type="dxa" w:w="6206"/>
+            <w:tcW w:type="dxa" w:w="5999"/>
           </w:tcPr>
           <w:p>
             <w:pPr>
@@ -804,7 +804,7 @@
         </w:tc>
         <w:tc>
           <w:tcPr>
-            <w:tcW w:type="dxa" w:w="1334"/>
+            <w:tcW w:type="dxa" w:w="1577"/>
           </w:tcPr>
           <w:p>
             <w:pPr>
@@ -820,7 +820,7 @@
       <w:tr>
         <w:tc>
           <w:tcPr>
-            <w:tcW w:type="dxa" w:w="1820"/>
+            <w:tcW w:type="dxa" w:w="1784"/>
           </w:tcPr>
           <w:p>
             <w:pPr>
@@ -834,7 +834,7 @@
         </w:tc>
         <w:tc>
           <w:tcPr>
-            <w:tcW w:type="dxa" w:w="6206"/>
+            <w:tcW w:type="dxa" w:w="5999"/>
           </w:tcPr>
           <w:p>
             <w:pPr>
@@ -848,7 +848,7 @@
         </w:tc>
         <w:tc>
           <w:tcPr>
-            <w:tcW w:type="dxa" w:w="1334"/>
+            <w:tcW w:type="dxa" w:w="1577"/>
           </w:tcPr>
           <w:p>
             <w:pPr>
@@ -864,7 +864,7 @@
       <w:tr>
         <w:tc>
           <w:tcPr>
-            <w:tcW w:type="dxa" w:w="1820"/>
+            <w:tcW w:type="dxa" w:w="1784"/>
           </w:tcPr>
           <w:p>
             <w:pPr>
@@ -878,7 +878,7 @@
         </w:tc>
         <w:tc>
           <w:tcPr>
-            <w:tcW w:type="dxa" w:w="6206"/>
+            <w:tcW w:type="dxa" w:w="5999"/>
           </w:tcPr>
           <w:p>
             <w:pPr>
@@ -892,7 +892,7 @@
         </w:tc>
         <w:tc>
           <w:tcPr>
-            <w:tcW w:type="dxa" w:w="1334"/>
+            <w:tcW w:type="dxa" w:w="1577"/>
           </w:tcPr>
           <w:p>
             <w:pPr>
@@ -908,7 +908,7 @@
       <w:tr>
         <w:tc>
           <w:tcPr>
-            <w:tcW w:type="dxa" w:w="1820"/>
+            <w:tcW w:type="dxa" w:w="1784"/>
           </w:tcPr>
           <w:p>
             <w:pPr>
@@ -922,7 +922,7 @@
         </w:tc>
         <w:tc>
           <w:tcPr>
-            <w:tcW w:type="dxa" w:w="6206"/>
+            <w:tcW w:type="dxa" w:w="5999"/>
           </w:tcPr>
           <w:p>
             <w:pPr>
@@ -936,7 +936,7 @@
         </w:tc>
         <w:tc>
           <w:tcPr>
-            <w:tcW w:type="dxa" w:w="1334"/>
+            <w:tcW w:type="dxa" w:w="1577"/>
           </w:tcPr>
           <w:p>
             <w:pPr>
@@ -952,7 +952,7 @@
       <w:tr>
         <w:tc>
           <w:tcPr>
-            <w:tcW w:type="dxa" w:w="1820"/>
+            <w:tcW w:type="dxa" w:w="1784"/>
           </w:tcPr>
           <w:p>
             <w:pPr>
@@ -966,7 +966,7 @@
         </w:tc>
         <w:tc>
           <w:tcPr>
-            <w:tcW w:type="dxa" w:w="6206"/>
+            <w:tcW w:type="dxa" w:w="5999"/>
           </w:tcPr>
           <w:p>
             <w:pPr>
@@ -980,7 +980,7 @@
         </w:tc>
         <w:tc>
           <w:tcPr>
-            <w:tcW w:type="dxa" w:w="1334"/>
+            <w:tcW w:type="dxa" w:w="1577"/>
           </w:tcPr>
           <w:p>
             <w:pPr>
@@ -996,7 +996,7 @@
       <w:tr>
         <w:tc>
           <w:tcPr>
-            <w:tcW w:type="dxa" w:w="1820"/>
+            <w:tcW w:type="dxa" w:w="1784"/>
           </w:tcPr>
           <w:p>
             <w:pPr>
@@ -1010,7 +1010,7 @@
         </w:tc>
         <w:tc>
           <w:tcPr>
-            <w:tcW w:type="dxa" w:w="6206"/>
+            <w:tcW w:type="dxa" w:w="5999"/>
           </w:tcPr>
           <w:p>
             <w:pPr>
@@ -1024,7 +1024,7 @@
         </w:tc>
         <w:tc>
           <w:tcPr>
-            <w:tcW w:type="dxa" w:w="1334"/>
+            <w:tcW w:type="dxa" w:w="1577"/>
           </w:tcPr>
           <w:p>
             <w:pPr>
@@ -1040,7 +1040,7 @@
       <w:tr>
         <w:tc>
           <w:tcPr>
-            <w:tcW w:type="dxa" w:w="1820"/>
+            <w:tcW w:type="dxa" w:w="1784"/>
           </w:tcPr>
           <w:p>
             <w:pPr>
@@ -1054,7 +1054,7 @@
         </w:tc>
         <w:tc>
           <w:tcPr>
-            <w:tcW w:type="dxa" w:w="6206"/>
+            <w:tcW w:type="dxa" w:w="5999"/>
           </w:tcPr>
           <w:p>
             <w:pPr>
@@ -1068,7 +1068,7 @@
         </w:tc>
         <w:tc>
           <w:tcPr>
-            <w:tcW w:type="dxa" w:w="1334"/>
+            <w:tcW w:type="dxa" w:w="1577"/>
           </w:tcPr>
           <w:p>
             <w:pPr>
@@ -1084,7 +1084,7 @@
       <w:tr>
         <w:tc>
           <w:tcPr>
-            <w:tcW w:type="dxa" w:w="1820"/>
+            <w:tcW w:type="dxa" w:w="1784"/>
           </w:tcPr>
           <w:p>
             <w:pPr>
@@ -1098,7 +1098,7 @@
         </w:tc>
         <w:tc>
           <w:tcPr>
-            <w:tcW w:type="dxa" w:w="6206"/>
+            <w:tcW w:type="dxa" w:w="5999"/>
           </w:tcPr>
           <w:p>
             <w:pPr>
@@ -1112,7 +1112,7 @@
         </w:tc>
         <w:tc>
           <w:tcPr>
-            <w:tcW w:type="dxa" w:w="1334"/>
+            <w:tcW w:type="dxa" w:w="1577"/>
           </w:tcPr>
           <w:p>
             <w:pPr>
@@ -1128,7 +1128,7 @@
       <w:tr>
         <w:tc>
           <w:tcPr>
-            <w:tcW w:type="dxa" w:w="1820"/>
+            <w:tcW w:type="dxa" w:w="1784"/>
           </w:tcPr>
           <w:p>
             <w:pPr>
@@ -1142,37 +1142,37 @@
         </w:tc>
         <w:tc>
           <w:tcPr>
-            <w:tcW w:type="dxa" w:w="6206"/>
-          </w:tcPr>
-          <w:p>
-            <w:pPr>
-              <w:pStyle w:val="Compact"/>
-              <w:jc w:val="left"/>
-            </w:pPr>
-            <w:r>
-              <w:t xml:space="preserve">スマホ・パソコンのブラウザから、すべての設定と操作ができます。</w:t>
-            </w:r>
-          </w:p>
-        </w:tc>
-        <w:tc>
-          <w:tcPr>
-            <w:tcW w:type="dxa" w:w="1334"/>
-          </w:tcPr>
-          <w:p>
-            <w:pPr>
-              <w:pStyle w:val="Compact"/>
-              <w:jc w:val="left"/>
-            </w:pPr>
-            <w:r>
-              <w:t xml:space="preserve">第9章・第19章</w:t>
-            </w:r>
-          </w:p>
-        </w:tc>
-      </w:tr>
-      <w:tr>
-        <w:tc>
-          <w:tcPr>
-            <w:tcW w:type="dxa" w:w="1820"/>
+            <w:tcW w:type="dxa" w:w="5999"/>
+          </w:tcPr>
+          <w:p>
+            <w:pPr>
+              <w:pStyle w:val="Compact"/>
+              <w:jc w:val="left"/>
+            </w:pPr>
+            <w:r>
+              <w:t xml:space="preserve">スマホ・パソコンのブラウザから（Macの場合はKariPom Companionアプリからも）、すべての設定と操作ができます。</w:t>
+            </w:r>
+          </w:p>
+        </w:tc>
+        <w:tc>
+          <w:tcPr>
+            <w:tcW w:type="dxa" w:w="1577"/>
+          </w:tcPr>
+          <w:p>
+            <w:pPr>
+              <w:pStyle w:val="Compact"/>
+              <w:jc w:val="left"/>
+            </w:pPr>
+            <w:r>
+              <w:t xml:space="preserve">第9章・第15章・第19章</w:t>
+            </w:r>
+          </w:p>
+        </w:tc>
+      </w:tr>
+      <w:tr>
+        <w:tc>
+          <w:tcPr>
+            <w:tcW w:type="dxa" w:w="1784"/>
           </w:tcPr>
           <w:p>
             <w:pPr>
@@ -1186,7 +1186,7 @@
         </w:tc>
         <w:tc>
           <w:tcPr>
-            <w:tcW w:type="dxa" w:w="6206"/>
+            <w:tcW w:type="dxa" w:w="5999"/>
           </w:tcPr>
           <w:p>
             <w:pPr>
@@ -1200,7 +1200,7 @@
         </w:tc>
         <w:tc>
           <w:tcPr>
-            <w:tcW w:type="dxa" w:w="1334"/>
+            <w:tcW w:type="dxa" w:w="1577"/>
           </w:tcPr>
           <w:p>
             <w:pPr>
@@ -1216,7 +1216,7 @@
       <w:tr>
         <w:tc>
           <w:tcPr>
-            <w:tcW w:type="dxa" w:w="1820"/>
+            <w:tcW w:type="dxa" w:w="1784"/>
           </w:tcPr>
           <w:p>
             <w:pPr>
@@ -1230,7 +1230,7 @@
         </w:tc>
         <w:tc>
           <w:tcPr>
-            <w:tcW w:type="dxa" w:w="6206"/>
+            <w:tcW w:type="dxa" w:w="5999"/>
           </w:tcPr>
           <w:p>
             <w:pPr>
@@ -1244,7 +1244,7 @@
         </w:tc>
         <w:tc>
           <w:tcPr>
-            <w:tcW w:type="dxa" w:w="1334"/>
+            <w:tcW w:type="dxa" w:w="1577"/>
           </w:tcPr>
           <w:p>
             <w:pPr>
@@ -1260,7 +1260,7 @@
       <w:tr>
         <w:tc>
           <w:tcPr>
-            <w:tcW w:type="dxa" w:w="1820"/>
+            <w:tcW w:type="dxa" w:w="1784"/>
           </w:tcPr>
           <w:p>
             <w:pPr>
@@ -1274,7 +1274,7 @@
         </w:tc>
         <w:tc>
           <w:tcPr>
-            <w:tcW w:type="dxa" w:w="6206"/>
+            <w:tcW w:type="dxa" w:w="5999"/>
           </w:tcPr>
           <w:p>
             <w:pPr>
@@ -1288,7 +1288,7 @@
         </w:tc>
         <w:tc>
           <w:tcPr>
-            <w:tcW w:type="dxa" w:w="1334"/>
+            <w:tcW w:type="dxa" w:w="1577"/>
           </w:tcPr>
           <w:p>
             <w:pPr>
@@ -3060,7 +3060,7 @@
         <w:pStyle w:val="FirstParagraph"/>
       </w:pPr>
       <w:r>
-        <w:t xml:space="preserve">WebUI（ウェブ・ユーアイ）とは、かりポムの中に入っている「設定用ホームページ」のことです。アプリのインストールは不要で、スマホやパソコンのブラウザから開くだけで使えます。</w:t>
+        <w:t xml:space="preserve">WebUI（ウェブ・ユーアイ）とは、かりポムの中に入っている「設定用ホームページ」のことです。アプリのインストールは不要で、ブラウザから開くだけで使えます。</w:t>
       </w:r>
     </w:p>
     <w:p>
@@ -3068,6 +3068,66 @@
         <w:pStyle w:val="BodyText"/>
       </w:pPr>
       <w:r>
+        <w:t xml:space="preserve">WebUIを開く方法は2通りあります。どちらで開いても、表示される内容や操作方法は同じです。</w:t>
+      </w:r>
+    </w:p>
+    <w:p>
+      <w:pPr>
+        <w:numPr>
+          <w:ilvl w:val="0"/>
+          <w:numId w:val="1014"/>
+        </w:numPr>
+        <w:pStyle w:val="Compact"/>
+      </w:pPr>
+      <w:r>
+        <w:rPr>
+          <w:b/>
+        </w:rPr>
+        <w:t xml:space="preserve">ブラウザで直接開く</w:t>
+      </w:r>
+      <w:r>
+        <w:t xml:space="preserve"> </w:t>
+      </w:r>
+      <w:r>
+        <w:t xml:space="preserve">— スマホ、または（Mac以外も含めた）パソコンのブラウザで、かりポムのIPアドレスを直接開きます。一番手軽な方法です。9.2で説明します。</w:t>
+      </w:r>
+    </w:p>
+    <w:p>
+      <w:pPr>
+        <w:numPr>
+          <w:ilvl w:val="0"/>
+          <w:numId w:val="1014"/>
+        </w:numPr>
+        <w:pStyle w:val="Compact"/>
+      </w:pPr>
+      <w:r>
+        <w:rPr>
+          <w:b/>
+        </w:rPr>
+        <w:t xml:space="preserve">KariPom Companionで開く（Macの場合）</w:t>
+      </w:r>
+      <w:r>
+        <w:t xml:space="preserve"> </w:t>
+      </w:r>
+      <w:r>
+        <w:t xml:space="preserve">— Macをお使いなら、付属アプリ「KariPom Companion」を起動すると、アプリの中にWebUIがそのまま表示されます。WebUI以外のMac連携機能もまとめて使えます。9.3で説明します。</w:t>
+      </w:r>
+    </w:p>
+    <w:p>
+      <w:pPr>
+        <w:pStyle w:val="Heading2"/>
+      </w:pPr>
+      <w:bookmarkStart w:id="49" w:name="ブラウザで直接開くスマホパソコン"/>
+      <w:r>
+        <w:t xml:space="preserve">9.2 ブラウザで直接開く（スマホ・パソコン）</w:t>
+      </w:r>
+      <w:bookmarkEnd w:id="49"/>
+    </w:p>
+    <w:p>
+      <w:pPr>
+        <w:pStyle w:val="FirstParagraph"/>
+      </w:pPr>
+      <w:r>
         <w:t xml:space="preserve">ブラウザでかりポムのIPアドレスを開くと、トップページ（Home）が表示されます。</w:t>
       </w:r>
     </w:p>
@@ -3083,11 +3143,191 @@
       <w:pPr>
         <w:pStyle w:val="Heading2"/>
       </w:pPr>
-      <w:bookmarkStart w:id="49" w:name="ページ一覧"/>
-      <w:r>
-        <w:t xml:space="preserve">9.2 ページ一覧</w:t>
-      </w:r>
-      <w:bookmarkEnd w:id="49"/>
+      <w:bookmarkStart w:id="50" w:name="karipom-companionで開くmacの場合"/>
+      <w:r>
+        <w:t xml:space="preserve">9.3 KariPom Companionで開く（Macの場合）</w:t>
+      </w:r>
+      <w:bookmarkEnd w:id="50"/>
+    </w:p>
+    <w:p>
+      <w:pPr>
+        <w:pStyle w:val="FirstParagraph"/>
+      </w:pPr>
+      <w:r>
+        <w:rPr>
+          <w:b/>
+        </w:rPr>
+        <w:t xml:space="preserve">KariPom Companion（カリポム・コンパニオン）</w:t>
+      </w:r>
+      <w:r>
+        <w:t xml:space="preserve">は、WebUI表示のほか、Mac連携のさまざまな機能を1つにまとめたMacアプリです。次の手順で起動します。</w:t>
+      </w:r>
+    </w:p>
+    <w:p>
+      <w:pPr>
+        <w:numPr>
+          <w:ilvl w:val="0"/>
+          <w:numId w:val="1015"/>
+        </w:numPr>
+      </w:pPr>
+      <w:r>
+        <w:rPr>
+          <w:b/>
+        </w:rPr>
+        <w:t xml:space="preserve">ターミナル</w:t>
+      </w:r>
+      <w:r>
+        <w:t xml:space="preserve">（Macに標準で入っているアプリ）を開きます。Launchpadで「ターミナル」と検索するか、Spotlight検索（</w:t>
+      </w:r>
+      <w:r>
+        <w:rPr>
+          <w:rStyle w:val="VerbatimChar"/>
+        </w:rPr>
+        <w:t xml:space="preserve">⌘</w:t>
+      </w:r>
+      <w:r>
+        <w:t xml:space="preserve"> </w:t>
+      </w:r>
+      <w:r>
+        <w:t xml:space="preserve">+ スペースキー）で「Terminal」と入力して開きます。</w:t>
+      </w:r>
+    </w:p>
+    <w:p>
+      <w:pPr>
+        <w:numPr>
+          <w:ilvl w:val="0"/>
+          <w:numId w:val="1015"/>
+        </w:numPr>
+      </w:pPr>
+      <w:r>
+        <w:rPr>
+          <w:rStyle w:val="VerbatimChar"/>
+        </w:rPr>
+        <w:t xml:space="preserve">karipom_companion.py</w:t>
+      </w:r>
+      <w:r>
+        <w:t xml:space="preserve"> </w:t>
+      </w:r>
+      <w:r>
+        <w:t xml:space="preserve">があるフォルダに移動します（フォルダの場所は環境により異なります。例）。</w:t>
+      </w:r>
+    </w:p>
+    <w:p>
+      <w:pPr>
+        <w:numPr>
+          <w:ilvl w:val="0"/>
+          <w:numId w:val="1000"/>
+        </w:numPr>
+        <w:pStyle w:val="SourceCode"/>
+      </w:pPr>
+      <w:r>
+        <w:rPr>
+          <w:rStyle w:val="VerbatimChar"/>
+        </w:rPr>
+        <w:t xml:space="preserve">cd ~/Documents/KariPom/mac-companion</w:t>
+      </w:r>
+    </w:p>
+    <w:p>
+      <w:pPr>
+        <w:numPr>
+          <w:ilvl w:val="0"/>
+          <w:numId w:val="1015"/>
+        </w:numPr>
+      </w:pPr>
+      <w:r>
+        <w:t xml:space="preserve">次のコマンドで起動します。</w:t>
+      </w:r>
+    </w:p>
+    <w:p>
+      <w:pPr>
+        <w:numPr>
+          <w:ilvl w:val="0"/>
+          <w:numId w:val="1000"/>
+        </w:numPr>
+        <w:pStyle w:val="SourceCode"/>
+      </w:pPr>
+      <w:r>
+        <w:rPr>
+          <w:rStyle w:val="VerbatimChar"/>
+        </w:rPr>
+        <w:t xml:space="preserve">python karipom_companion.py</w:t>
+      </w:r>
+    </w:p>
+    <w:p>
+      <w:pPr>
+        <w:numPr>
+          <w:ilvl w:val="0"/>
+          <w:numId w:val="1000"/>
+        </w:numPr>
+      </w:pPr>
+      <w:r>
+        <w:t xml:space="preserve">💡 Python環境の準備がまだの方は、</w:t>
+      </w:r>
+      <w:r>
+        <w:rPr>
+          <w:b/>
+        </w:rPr>
+        <w:t xml:space="preserve">別冊の上級者向け資料</w:t>
+      </w:r>
+      <w:r>
+        <w:t xml:space="preserve">をご覧ください。</w:t>
+      </w:r>
+    </w:p>
+    <w:p>
+      <w:pPr>
+        <w:numPr>
+          <w:ilvl w:val="0"/>
+          <w:numId w:val="1015"/>
+        </w:numPr>
+      </w:pPr>
+      <w:r>
+        <w:t xml:space="preserve">アプリが開いたら、上部の「設定」欄にかりポムのIPアドレスを入力し、「💾 保存」を押します（IPアドレスの確認方法は第8章参照）。</w:t>
+      </w:r>
+    </w:p>
+    <w:p>
+      <w:pPr>
+        <w:numPr>
+          <w:ilvl w:val="0"/>
+          <w:numId w:val="1015"/>
+        </w:numPr>
+      </w:pPr>
+      <w:r>
+        <w:t xml:space="preserve">保存すると、最初のタブ「🌐 KariPom Lab」にWebUIのトップページが自動的に表示されます。</w:t>
+      </w:r>
+    </w:p>
+    <w:p>
+      <w:pPr>
+        <w:pStyle w:val="FirstParagraph"/>
+      </w:pPr>
+      <w:r>
+        <w:t xml:space="preserve">【図：KariPom Companion起動直後の画面（KariPom Labタブ）】</w:t>
+      </w:r>
+    </w:p>
+    <w:p>
+      <w:pPr>
+        <w:pStyle w:val="BodyText"/>
+      </w:pPr>
+      <w:r>
+        <w:t xml:space="preserve">💡 タブの中にWebUIが表示されない場合は、PyQtWebEngineという部品が未導入の可能性があります。その場合も、タブ右上の「外部ブラウザで開く」ボタンから、いつも通りブラウザでWebUIを開けます。</w:t>
+      </w:r>
+    </w:p>
+    <w:p>
+      <w:pPr>
+        <w:pStyle w:val="BodyText"/>
+      </w:pPr>
+      <w:r>
+        <w:t xml:space="preserve">KariPom Companionには、WebUI表示（KariPom Lab）のほかに3つのタブ（KariPom BBX・Talk・Log／健康診断）があります。詳しくは第15章で説明します。</w:t>
+      </w:r>
+    </w:p>
+    <w:p>
+      <w:pPr>
+        <w:pStyle w:val="Heading2"/>
+      </w:pPr>
+      <w:bookmarkStart w:id="51" w:name="ページ一覧"/>
+      <w:r>
+        <w:t xml:space="preserve">9.4 ページ一覧</w:t>
+      </w:r>
+      <w:bookmarkEnd w:id="51"/>
     </w:p>
     <w:p>
       <w:pPr>
@@ -3603,356 +3843,11 @@
       <w:pPr>
         <w:pStyle w:val="Heading2"/>
       </w:pPr>
-      <w:bookmarkStart w:id="50" w:name="基本の操作の流れ"/>
-      <w:r>
-        <w:t xml:space="preserve">9.3 基本の操作の流れ</w:t>
-      </w:r>
-      <w:bookmarkEnd w:id="50"/>
-    </w:p>
-    <w:p>
-      <w:pPr>
-        <w:numPr>
-          <w:ilvl w:val="0"/>
-          <w:numId w:val="1014"/>
-        </w:numPr>
-        <w:pStyle w:val="Compact"/>
-      </w:pPr>
-      <w:r>
-        <w:t xml:space="preserve">ブラウザでかりポムのIPアドレスを開く</w:t>
-      </w:r>
-    </w:p>
-    <w:p>
-      <w:pPr>
-        <w:numPr>
-          <w:ilvl w:val="0"/>
-          <w:numId w:val="1014"/>
-        </w:numPr>
-        <w:pStyle w:val="Compact"/>
-      </w:pPr>
-      <w:r>
-        <w:t xml:space="preserve">ナビゲーションから使いたい機能のページに移動する（またはHome画面内の詳細設定欄を開く）</w:t>
-      </w:r>
-    </w:p>
-    <w:p>
-      <w:pPr>
-        <w:numPr>
-          <w:ilvl w:val="0"/>
-          <w:numId w:val="1014"/>
-        </w:numPr>
-        <w:pStyle w:val="Compact"/>
-      </w:pPr>
-      <w:r>
-        <w:t xml:space="preserve">ボタンを押す／数値を変える</w:t>
-      </w:r>
-    </w:p>
-    <w:p>
-      <w:pPr>
-        <w:numPr>
-          <w:ilvl w:val="0"/>
-          <w:numId w:val="1014"/>
-        </w:numPr>
-        <w:pStyle w:val="Compact"/>
-      </w:pPr>
-      <w:r>
-        <w:t xml:space="preserve">設定は保存するとすぐに反映されます（再起動が必要な項目には、本文中にその旨を記載しています）</w:t>
-      </w:r>
-    </w:p>
-    <w:p>
-      <w:pPr>
-        <w:pStyle w:val="FirstParagraph"/>
-      </w:pPr>
-      <w:r>
-        <w:t xml:space="preserve">💡</w:t>
-      </w:r>
-      <w:r>
-        <w:t xml:space="preserve"> </w:t>
-      </w:r>
-      <w:r>
-        <w:rPr>
-          <w:b/>
-        </w:rPr>
-        <w:t xml:space="preserve">設定はどこに保存されるの？</w:t>
-      </w:r>
-      <w:r>
-        <w:t xml:space="preserve">：かりポムは、設定値を本体内の</w:t>
-      </w:r>
-      <w:r>
-        <w:rPr>
-          <w:b/>
-        </w:rPr>
-        <w:t xml:space="preserve">NVS</w:t>
-      </w:r>
-      <w:r>
-        <w:t xml:space="preserve">（エヌブイエス：電源を切っても消えない保存領域）に記憶します。SDカードとは別の場所なので、SDカードを抜いても設定は消えません。</w:t>
-      </w:r>
-    </w:p>
-    <w:p>
-      <w:r>
-        <w:br w:type="page"/>
-      </w:r>
-    </w:p>
-    <w:p>
-      <w:pPr>
-        <w:pStyle w:val="Heading1"/>
-      </w:pPr>
-      <w:bookmarkStart w:id="51" w:name="第10章-表情変更"/>
-      <w:r>
-        <w:t xml:space="preserve">第10章 表情変更</w:t>
-      </w:r>
-      <w:bookmarkEnd w:id="51"/>
-    </w:p>
-    <w:p>
-      <w:pPr>
-        <w:pStyle w:val="Heading2"/>
-      </w:pPr>
-      <w:bookmarkStart w:id="52" w:name="face-gallery表情ギャラリー"/>
-      <w:r>
-        <w:t xml:space="preserve">10.1 Face Gallery（表情ギャラリー）</w:t>
+      <w:bookmarkStart w:id="52" w:name="基本の操作の流れ"/>
+      <w:r>
+        <w:t xml:space="preserve">9.5 基本の操作の流れ</w:t>
       </w:r>
       <w:bookmarkEnd w:id="52"/>
-    </w:p>
-    <w:p>
-      <w:pPr>
-        <w:pStyle w:val="FirstParagraph"/>
-      </w:pPr>
-      <w:r>
-        <w:t xml:space="preserve">かりポムの画面には「顔」が表示され、表情を切り替えることができます。</w:t>
-      </w:r>
-    </w:p>
-    <w:p>
-      <w:pPr>
-        <w:pStyle w:val="BodyText"/>
-      </w:pPr>
-      <w:r>
-        <w:t xml:space="preserve">表情の切り替えは、WebUIの</w:t>
-      </w:r>
-      <w:r>
-        <w:rPr>
-          <w:b/>
-        </w:rPr>
-        <w:t xml:space="preserve">Face Gallery</w:t>
-      </w:r>
-      <w:r>
-        <w:t xml:space="preserve">ページで行います。搭載されている表情が一覧で表示され、選ぶだけでかりポムの顔が切り替わります。</w:t>
-      </w:r>
-    </w:p>
-    <w:p>
-      <w:pPr>
-        <w:pStyle w:val="BodyText"/>
-      </w:pPr>
-      <w:r>
-        <w:t xml:space="preserve">【図：Face Galleryページのスクリーンショット】</w:t>
-      </w:r>
-    </w:p>
-    <w:p>
-      <w:pPr>
-        <w:pStyle w:val="BodyText"/>
-      </w:pPr>
-      <w:r>
-        <w:t xml:space="preserve">【図：表情一覧（各表情の画面写真を並べたもの）】</w:t>
-      </w:r>
-    </w:p>
-    <w:p>
-      <w:pPr>
-        <w:pStyle w:val="Heading2"/>
-      </w:pPr>
-      <w:bookmarkStart w:id="53" w:name="口パクと表情の関係"/>
-      <w:r>
-        <w:t xml:space="preserve">10.2 口パクと表情の関係</w:t>
-      </w:r>
-      <w:bookmarkEnd w:id="53"/>
-    </w:p>
-    <w:p>
-      <w:pPr>
-        <w:pStyle w:val="FirstParagraph"/>
-      </w:pPr>
-      <w:r>
-        <w:t xml:space="preserve">音声の再生中や、Karipom Earで音に反応しているときは、表示中の表情のまま口の開閉が音に合わせて変化します。Visualizer（第13章）やLighting（第14章）の演出中も、顔は常に一番手前に表示されるため、表情が演出で隠れることはありません。</w:t>
-      </w:r>
-    </w:p>
-    <w:p>
-      <w:pPr>
-        <w:pStyle w:val="BodyText"/>
-      </w:pPr>
-      <w:r>
-        <w:t xml:space="preserve">💡 表情は今後のファームウェア更新で追加されることがあります。最新の表情はFace Galleryページでご確認ください。</w:t>
-      </w:r>
-    </w:p>
-    <w:p>
-      <w:r>
-        <w:br w:type="page"/>
-      </w:r>
-    </w:p>
-    <w:p>
-      <w:pPr>
-        <w:pStyle w:val="Heading1"/>
-      </w:pPr>
-      <w:bookmarkStart w:id="54" w:name="第11章-独り言機能mutter"/>
-      <w:r>
-        <w:t xml:space="preserve">第11章 独り言機能（Mutter）</w:t>
-      </w:r>
-      <w:bookmarkEnd w:id="54"/>
-    </w:p>
-    <w:p>
-      <w:pPr>
-        <w:pStyle w:val="Heading2"/>
-      </w:pPr>
-      <w:bookmarkStart w:id="55" w:name="独り言機能とは"/>
-      <w:r>
-        <w:t xml:space="preserve">11.1 独り言機能とは</w:t>
-      </w:r>
-      <w:bookmarkEnd w:id="55"/>
-    </w:p>
-    <w:p>
-      <w:pPr>
-        <w:pStyle w:val="FirstParagraph"/>
-      </w:pPr>
-      <w:r>
-        <w:t xml:space="preserve">かりポムは、SDカードに保存された音声ファイル（WAV形式）を「自分の独り言」として再生できます。この機能を</w:t>
-      </w:r>
-      <w:r>
-        <w:rPr>
-          <w:b/>
-        </w:rPr>
-        <w:t xml:space="preserve">Mutter（マター：英語で「つぶやく」の意味）</w:t>
-      </w:r>
-      <w:r>
-        <w:t xml:space="preserve">と呼びます。</w:t>
-      </w:r>
-    </w:p>
-    <w:p>
-      <w:pPr>
-        <w:pStyle w:val="BodyText"/>
-      </w:pPr>
-      <w:r>
-        <w:t xml:space="preserve">再生中は音声に合わせて口が動き、本当にしゃべっているように見えます。</w:t>
-      </w:r>
-    </w:p>
-    <w:p>
-      <w:pPr>
-        <w:pStyle w:val="Heading2"/>
-      </w:pPr>
-      <w:bookmarkStart w:id="56" w:name="独り言が再生される3つのきっかけ"/>
-      <w:r>
-        <w:t xml:space="preserve">11.2 独り言が再生される3つのきっかけ</w:t>
-      </w:r>
-      <w:bookmarkEnd w:id="56"/>
-    </w:p>
-    <w:p>
-      <w:pPr>
-        <w:numPr>
-          <w:ilvl w:val="0"/>
-          <w:numId w:val="1015"/>
-        </w:numPr>
-        <w:pStyle w:val="Compact"/>
-      </w:pPr>
-      <w:r>
-        <w:rPr>
-          <w:b/>
-        </w:rPr>
-        <w:t xml:space="preserve">自動再生</w:t>
-      </w:r>
-      <w:r>
-        <w:t xml:space="preserve"> </w:t>
-      </w:r>
-      <w:r>
-        <w:t xml:space="preserve">— かりポムは、</w:t>
-      </w:r>
-      <w:r>
-        <w:rPr>
-          <w:b/>
-        </w:rPr>
-        <w:t xml:space="preserve">ランダムなタイミングで自動的に独り言をつぶやきます</w:t>
-      </w:r>
-      <w:r>
-        <w:t xml:space="preserve">。電源を入れて置いておくだけで楽しめます。</w:t>
-      </w:r>
-    </w:p>
-    <w:p>
-      <w:pPr>
-        <w:numPr>
-          <w:ilvl w:val="0"/>
-          <w:numId w:val="1015"/>
-        </w:numPr>
-        <w:pStyle w:val="Compact"/>
-      </w:pPr>
-      <w:r>
-        <w:rPr>
-          <w:b/>
-        </w:rPr>
-        <w:t xml:space="preserve">ジョイスティックを押し込む</w:t>
-      </w:r>
-      <w:r>
-        <w:t xml:space="preserve"> </w:t>
-      </w:r>
-      <w:r>
-        <w:t xml:space="preserve">— 登録されている独り言の中からランダムに1つ再生されます。</w:t>
-      </w:r>
-    </w:p>
-    <w:p>
-      <w:pPr>
-        <w:numPr>
-          <w:ilvl w:val="0"/>
-          <w:numId w:val="1015"/>
-        </w:numPr>
-        <w:pStyle w:val="Compact"/>
-      </w:pPr>
-      <w:r>
-        <w:rPr>
-          <w:b/>
-        </w:rPr>
-        <w:t xml:space="preserve">WebUIから再生する</w:t>
-      </w:r>
-      <w:r>
-        <w:t xml:space="preserve"> </w:t>
-      </w:r>
-      <w:r>
-        <w:t xml:space="preserve">— Mutter管理ページでファイルを選んで「Speak（しゃべらせる）」を押すと、その音声で独り言を再生します。</w:t>
-      </w:r>
-    </w:p>
-    <w:p>
-      <w:pPr>
-        <w:pStyle w:val="Heading2"/>
-      </w:pPr>
-      <w:bookmarkStart w:id="57" w:name="独り言用の音声ファイルを追加する"/>
-      <w:r>
-        <w:t xml:space="preserve">11.3 独り言用の音声ファイルを追加する</w:t>
-      </w:r>
-      <w:bookmarkEnd w:id="57"/>
-    </w:p>
-    <w:p>
-      <w:pPr>
-        <w:pStyle w:val="FirstParagraph"/>
-      </w:pPr>
-      <w:r>
-        <w:t xml:space="preserve">独り言の音声は、SDカードの</w:t>
-      </w:r>
-      <w:r>
-        <w:t xml:space="preserve"> </w:t>
-      </w:r>
-      <w:r>
-        <w:rPr>
-          <w:rStyle w:val="VerbatimChar"/>
-        </w:rPr>
-        <w:t xml:space="preserve">/sounds/mutter/</w:t>
-      </w:r>
-      <w:r>
-        <w:t xml:space="preserve"> </w:t>
-      </w:r>
-      <w:r>
-        <w:t xml:space="preserve">フォルダに入れます。追加の方法は2つあります。</w:t>
-      </w:r>
-    </w:p>
-    <w:p>
-      <w:pPr>
-        <w:pStyle w:val="BodyText"/>
-      </w:pPr>
-      <w:r>
-        <w:rPr>
-          <w:b/>
-        </w:rPr>
-        <w:t xml:space="preserve">方法1：WebUIからアップロード（おすすめ）</w:t>
-      </w:r>
     </w:p>
     <w:p>
       <w:pPr>
@@ -3963,7 +3858,7 @@
         <w:pStyle w:val="Compact"/>
       </w:pPr>
       <w:r>
-        <w:t xml:space="preserve">WebUIのMutter管理ページを開きます。</w:t>
+        <w:t xml:space="preserve">ブラウザ、またはKariPom Companionでかりポムのトップページ（Home）を開く</w:t>
       </w:r>
     </w:p>
     <w:p>
@@ -3975,7 +3870,7 @@
         <w:pStyle w:val="Compact"/>
       </w:pPr>
       <w:r>
-        <w:t xml:space="preserve">「アップロード（Upload）」で、パソコンやスマホの中のWAVファイルを選びます。</w:t>
+        <w:t xml:space="preserve">ナビゲーションから使いたい機能のページに移動する（またはHome画面内の詳細設定欄を開く）</w:t>
       </w:r>
     </w:p>
     <w:p>
@@ -3987,7 +3882,19 @@
         <w:pStyle w:val="Compact"/>
       </w:pPr>
       <w:r>
-        <w:t xml:space="preserve">アップロードが完了すると、一覧に表示され、すぐに使えるようになります。</w:t>
+        <w:t xml:space="preserve">ボタンを押す／数値を変える</w:t>
+      </w:r>
+    </w:p>
+    <w:p>
+      <w:pPr>
+        <w:numPr>
+          <w:ilvl w:val="0"/>
+          <w:numId w:val="1016"/>
+        </w:numPr>
+        <w:pStyle w:val="Compact"/>
+      </w:pPr>
+      <w:r>
+        <w:t xml:space="preserve">設定は保存するとすぐに反映されます（再起動が必要な項目には、本文中にその旨を記載しています）</w:t>
       </w:r>
     </w:p>
     <w:p>
@@ -3995,11 +3902,181 @@
         <w:pStyle w:val="FirstParagraph"/>
       </w:pPr>
       <w:r>
-        <w:rPr>
-          <w:b/>
-        </w:rPr>
-        <w:t xml:space="preserve">方法2：SDカードをパソコンに挿して直接コピー</w:t>
-      </w:r>
+        <w:t xml:space="preserve">💡</w:t>
+      </w:r>
+      <w:r>
+        <w:t xml:space="preserve"> </w:t>
+      </w:r>
+      <w:r>
+        <w:rPr>
+          <w:b/>
+        </w:rPr>
+        <w:t xml:space="preserve">設定はどこに保存されるの？</w:t>
+      </w:r>
+      <w:r>
+        <w:t xml:space="preserve">：かりポムは、設定値を本体内の</w:t>
+      </w:r>
+      <w:r>
+        <w:rPr>
+          <w:b/>
+        </w:rPr>
+        <w:t xml:space="preserve">NVS</w:t>
+      </w:r>
+      <w:r>
+        <w:t xml:space="preserve">（エヌブイエス：電源を切っても消えない保存領域）に記憶します。SDカードとは別の場所なので、SDカードを抜いても設定は消えません。</w:t>
+      </w:r>
+    </w:p>
+    <w:p>
+      <w:r>
+        <w:br w:type="page"/>
+      </w:r>
+    </w:p>
+    <w:p>
+      <w:pPr>
+        <w:pStyle w:val="Heading1"/>
+      </w:pPr>
+      <w:bookmarkStart w:id="53" w:name="第10章-表情変更"/>
+      <w:r>
+        <w:t xml:space="preserve">第10章 表情変更</w:t>
+      </w:r>
+      <w:bookmarkEnd w:id="53"/>
+    </w:p>
+    <w:p>
+      <w:pPr>
+        <w:pStyle w:val="Heading2"/>
+      </w:pPr>
+      <w:bookmarkStart w:id="54" w:name="face-gallery表情ギャラリー"/>
+      <w:r>
+        <w:t xml:space="preserve">10.1 Face Gallery（表情ギャラリー）</w:t>
+      </w:r>
+      <w:bookmarkEnd w:id="54"/>
+    </w:p>
+    <w:p>
+      <w:pPr>
+        <w:pStyle w:val="FirstParagraph"/>
+      </w:pPr>
+      <w:r>
+        <w:t xml:space="preserve">かりポムの画面には「顔」が表示され、表情を切り替えることができます。</w:t>
+      </w:r>
+    </w:p>
+    <w:p>
+      <w:pPr>
+        <w:pStyle w:val="BodyText"/>
+      </w:pPr>
+      <w:r>
+        <w:t xml:space="preserve">表情の切り替えは、WebUIの</w:t>
+      </w:r>
+      <w:r>
+        <w:rPr>
+          <w:b/>
+        </w:rPr>
+        <w:t xml:space="preserve">Face Gallery</w:t>
+      </w:r>
+      <w:r>
+        <w:t xml:space="preserve">ページで行います。搭載されている表情が一覧で表示され、選ぶだけでかりポムの顔が切り替わります。</w:t>
+      </w:r>
+    </w:p>
+    <w:p>
+      <w:pPr>
+        <w:pStyle w:val="BodyText"/>
+      </w:pPr>
+      <w:r>
+        <w:t xml:space="preserve">【図：Face Galleryページのスクリーンショット】</w:t>
+      </w:r>
+    </w:p>
+    <w:p>
+      <w:pPr>
+        <w:pStyle w:val="BodyText"/>
+      </w:pPr>
+      <w:r>
+        <w:t xml:space="preserve">【図：表情一覧（各表情の画面写真を並べたもの）】</w:t>
+      </w:r>
+    </w:p>
+    <w:p>
+      <w:pPr>
+        <w:pStyle w:val="Heading2"/>
+      </w:pPr>
+      <w:bookmarkStart w:id="55" w:name="口パクと表情の関係"/>
+      <w:r>
+        <w:t xml:space="preserve">10.2 口パクと表情の関係</w:t>
+      </w:r>
+      <w:bookmarkEnd w:id="55"/>
+    </w:p>
+    <w:p>
+      <w:pPr>
+        <w:pStyle w:val="FirstParagraph"/>
+      </w:pPr>
+      <w:r>
+        <w:t xml:space="preserve">音声の再生中や、Karipom Earで音に反応しているときは、表示中の表情のまま口の開閉が音に合わせて変化します。Visualizer（第13章）やLighting（第14章）の演出中も、顔は常に一番手前に表示されるため、表情が演出で隠れることはありません。</w:t>
+      </w:r>
+    </w:p>
+    <w:p>
+      <w:pPr>
+        <w:pStyle w:val="BodyText"/>
+      </w:pPr>
+      <w:r>
+        <w:t xml:space="preserve">💡 表情は今後のファームウェア更新で追加されることがあります。最新の表情はFace Galleryページでご確認ください。</w:t>
+      </w:r>
+    </w:p>
+    <w:p>
+      <w:r>
+        <w:br w:type="page"/>
+      </w:r>
+    </w:p>
+    <w:p>
+      <w:pPr>
+        <w:pStyle w:val="Heading1"/>
+      </w:pPr>
+      <w:bookmarkStart w:id="56" w:name="第11章-独り言機能mutter"/>
+      <w:r>
+        <w:t xml:space="preserve">第11章 独り言機能（Mutter）</w:t>
+      </w:r>
+      <w:bookmarkEnd w:id="56"/>
+    </w:p>
+    <w:p>
+      <w:pPr>
+        <w:pStyle w:val="Heading2"/>
+      </w:pPr>
+      <w:bookmarkStart w:id="57" w:name="独り言機能とは"/>
+      <w:r>
+        <w:t xml:space="preserve">11.1 独り言機能とは</w:t>
+      </w:r>
+      <w:bookmarkEnd w:id="57"/>
+    </w:p>
+    <w:p>
+      <w:pPr>
+        <w:pStyle w:val="FirstParagraph"/>
+      </w:pPr>
+      <w:r>
+        <w:t xml:space="preserve">かりポムは、SDカードに保存された音声ファイル（WAV形式）を「自分の独り言」として再生できます。この機能を</w:t>
+      </w:r>
+      <w:r>
+        <w:rPr>
+          <w:b/>
+        </w:rPr>
+        <w:t xml:space="preserve">Mutter（マター：英語で「つぶやく」の意味）</w:t>
+      </w:r>
+      <w:r>
+        <w:t xml:space="preserve">と呼びます。</w:t>
+      </w:r>
+    </w:p>
+    <w:p>
+      <w:pPr>
+        <w:pStyle w:val="BodyText"/>
+      </w:pPr>
+      <w:r>
+        <w:t xml:space="preserve">再生中は音声に合わせて口が動き、本当にしゃべっているように見えます。</w:t>
+      </w:r>
+    </w:p>
+    <w:p>
+      <w:pPr>
+        <w:pStyle w:val="Heading2"/>
+      </w:pPr>
+      <w:bookmarkStart w:id="58" w:name="独り言が再生される3つのきっかけ"/>
+      <w:r>
+        <w:t xml:space="preserve">11.2 独り言が再生される3つのきっかけ</w:t>
+      </w:r>
+      <w:bookmarkEnd w:id="58"/>
     </w:p>
     <w:p>
       <w:pPr>
@@ -4010,7 +4087,25 @@
         <w:pStyle w:val="Compact"/>
       </w:pPr>
       <w:r>
-        <w:t xml:space="preserve">かりポムの電源を切り、SDカードを取り出します。</w:t>
+        <w:rPr>
+          <w:b/>
+        </w:rPr>
+        <w:t xml:space="preserve">自動再生</w:t>
+      </w:r>
+      <w:r>
+        <w:t xml:space="preserve"> </w:t>
+      </w:r>
+      <w:r>
+        <w:t xml:space="preserve">— かりポムは、</w:t>
+      </w:r>
+      <w:r>
+        <w:rPr>
+          <w:b/>
+        </w:rPr>
+        <w:t xml:space="preserve">ランダムなタイミングで自動的に独り言をつぶやきます</w:t>
+      </w:r>
+      <w:r>
+        <w:t xml:space="preserve">。電源を入れて置いておくだけで楽しめます。</w:t>
       </w:r>
     </w:p>
     <w:p>
@@ -4022,34 +4117,16 @@
         <w:pStyle w:val="Compact"/>
       </w:pPr>
       <w:r>
-        <w:t xml:space="preserve">パソコンでSDカードを開き、</w:t>
-      </w:r>
-      <w:r>
-        <w:rPr>
-          <w:rStyle w:val="VerbatimChar"/>
-        </w:rPr>
-        <w:t xml:space="preserve">sounds</w:t>
+        <w:rPr>
+          <w:b/>
+        </w:rPr>
+        <w:t xml:space="preserve">ジョイスティックを押し込む</w:t>
       </w:r>
       <w:r>
         <w:t xml:space="preserve"> </w:t>
       </w:r>
       <w:r>
-        <w:t xml:space="preserve">フォルダの中の</w:t>
-      </w:r>
-      <w:r>
-        <w:t xml:space="preserve"> </w:t>
-      </w:r>
-      <w:r>
-        <w:rPr>
-          <w:rStyle w:val="VerbatimChar"/>
-        </w:rPr>
-        <w:t xml:space="preserve">mutter</w:t>
-      </w:r>
-      <w:r>
-        <w:t xml:space="preserve"> </w:t>
-      </w:r>
-      <w:r>
-        <w:t xml:space="preserve">フォルダにWAVファイルをコピーします。</w:t>
+        <w:t xml:space="preserve">— 登録されている独り言の中からランダムに1つ再生されます。</w:t>
       </w:r>
     </w:p>
     <w:p>
@@ -4061,6 +4138,169 @@
         <w:pStyle w:val="Compact"/>
       </w:pPr>
       <w:r>
+        <w:rPr>
+          <w:b/>
+        </w:rPr>
+        <w:t xml:space="preserve">WebUIから再生する</w:t>
+      </w:r>
+      <w:r>
+        <w:t xml:space="preserve"> </w:t>
+      </w:r>
+      <w:r>
+        <w:t xml:space="preserve">— Mutter管理ページでファイルを選んで「Speak（しゃべらせる）」を押すと、その音声で独り言を再生します。</w:t>
+      </w:r>
+    </w:p>
+    <w:p>
+      <w:pPr>
+        <w:pStyle w:val="Heading2"/>
+      </w:pPr>
+      <w:bookmarkStart w:id="59" w:name="独り言用の音声ファイルを追加する"/>
+      <w:r>
+        <w:t xml:space="preserve">11.3 独り言用の音声ファイルを追加する</w:t>
+      </w:r>
+      <w:bookmarkEnd w:id="59"/>
+    </w:p>
+    <w:p>
+      <w:pPr>
+        <w:pStyle w:val="FirstParagraph"/>
+      </w:pPr>
+      <w:r>
+        <w:t xml:space="preserve">独り言の音声は、SDカードの</w:t>
+      </w:r>
+      <w:r>
+        <w:t xml:space="preserve"> </w:t>
+      </w:r>
+      <w:r>
+        <w:rPr>
+          <w:rStyle w:val="VerbatimChar"/>
+        </w:rPr>
+        <w:t xml:space="preserve">/sounds/mutter/</w:t>
+      </w:r>
+      <w:r>
+        <w:t xml:space="preserve"> </w:t>
+      </w:r>
+      <w:r>
+        <w:t xml:space="preserve">フォルダに入れます。追加の方法は2つあります。</w:t>
+      </w:r>
+    </w:p>
+    <w:p>
+      <w:pPr>
+        <w:pStyle w:val="BodyText"/>
+      </w:pPr>
+      <w:r>
+        <w:rPr>
+          <w:b/>
+        </w:rPr>
+        <w:t xml:space="preserve">方法1：WebUIからアップロード（おすすめ）</w:t>
+      </w:r>
+    </w:p>
+    <w:p>
+      <w:pPr>
+        <w:numPr>
+          <w:ilvl w:val="0"/>
+          <w:numId w:val="1018"/>
+        </w:numPr>
+        <w:pStyle w:val="Compact"/>
+      </w:pPr>
+      <w:r>
+        <w:t xml:space="preserve">WebUIのMutter管理ページを開きます。</w:t>
+      </w:r>
+    </w:p>
+    <w:p>
+      <w:pPr>
+        <w:numPr>
+          <w:ilvl w:val="0"/>
+          <w:numId w:val="1018"/>
+        </w:numPr>
+        <w:pStyle w:val="Compact"/>
+      </w:pPr>
+      <w:r>
+        <w:t xml:space="preserve">「アップロード（Upload）」で、パソコンやスマホの中のWAVファイルを選びます。</w:t>
+      </w:r>
+    </w:p>
+    <w:p>
+      <w:pPr>
+        <w:numPr>
+          <w:ilvl w:val="0"/>
+          <w:numId w:val="1018"/>
+        </w:numPr>
+        <w:pStyle w:val="Compact"/>
+      </w:pPr>
+      <w:r>
+        <w:t xml:space="preserve">アップロードが完了すると、一覧に表示され、すぐに使えるようになります。</w:t>
+      </w:r>
+    </w:p>
+    <w:p>
+      <w:pPr>
+        <w:pStyle w:val="FirstParagraph"/>
+      </w:pPr>
+      <w:r>
+        <w:rPr>
+          <w:b/>
+        </w:rPr>
+        <w:t xml:space="preserve">方法2：SDカードをパソコンに挿して直接コピー</w:t>
+      </w:r>
+    </w:p>
+    <w:p>
+      <w:pPr>
+        <w:numPr>
+          <w:ilvl w:val="0"/>
+          <w:numId w:val="1019"/>
+        </w:numPr>
+        <w:pStyle w:val="Compact"/>
+      </w:pPr>
+      <w:r>
+        <w:t xml:space="preserve">かりポムの電源を切り、SDカードを取り出します。</w:t>
+      </w:r>
+    </w:p>
+    <w:p>
+      <w:pPr>
+        <w:numPr>
+          <w:ilvl w:val="0"/>
+          <w:numId w:val="1019"/>
+        </w:numPr>
+        <w:pStyle w:val="Compact"/>
+      </w:pPr>
+      <w:r>
+        <w:t xml:space="preserve">パソコンでSDカードを開き、</w:t>
+      </w:r>
+      <w:r>
+        <w:rPr>
+          <w:rStyle w:val="VerbatimChar"/>
+        </w:rPr>
+        <w:t xml:space="preserve">sounds</w:t>
+      </w:r>
+      <w:r>
+        <w:t xml:space="preserve"> </w:t>
+      </w:r>
+      <w:r>
+        <w:t xml:space="preserve">フォルダの中の</w:t>
+      </w:r>
+      <w:r>
+        <w:t xml:space="preserve"> </w:t>
+      </w:r>
+      <w:r>
+        <w:rPr>
+          <w:rStyle w:val="VerbatimChar"/>
+        </w:rPr>
+        <w:t xml:space="preserve">mutter</w:t>
+      </w:r>
+      <w:r>
+        <w:t xml:space="preserve"> </w:t>
+      </w:r>
+      <w:r>
+        <w:t xml:space="preserve">フォルダにWAVファイルをコピーします。</w:t>
+      </w:r>
+    </w:p>
+    <w:p>
+      <w:pPr>
+        <w:numPr>
+          <w:ilvl w:val="0"/>
+          <w:numId w:val="1019"/>
+        </w:numPr>
+        <w:pStyle w:val="Compact"/>
+      </w:pPr>
+      <w:r>
         <w:t xml:space="preserve">SDカードを戻して電源を入れます。</w:t>
       </w:r>
     </w:p>
@@ -4126,11 +4366,11 @@
       <w:pPr>
         <w:pStyle w:val="Heading2"/>
       </w:pPr>
-      <w:bookmarkStart w:id="58" w:name="独り言中のマイクの動き豆知識"/>
+      <w:bookmarkStart w:id="60" w:name="独り言中のマイクの動き豆知識"/>
       <w:r>
         <w:t xml:space="preserve">11.4 独り言中のマイクの動き（豆知識）</w:t>
       </w:r>
-      <w:bookmarkEnd w:id="58"/>
+      <w:bookmarkEnd w:id="60"/>
     </w:p>
     <w:p>
       <w:pPr>
@@ -4162,11 +4402,11 @@
       <w:pPr>
         <w:pStyle w:val="Heading2"/>
       </w:pPr>
-      <w:bookmarkStart w:id="59" w:name="独り言の頻度出現しやすさを調整する"/>
+      <w:bookmarkStart w:id="61" w:name="独り言の頻度出現しやすさを調整する"/>
       <w:r>
         <w:t xml:space="preserve">11.5 独り言の頻度・出現しやすさを調整する</w:t>
       </w:r>
-      <w:bookmarkEnd w:id="59"/>
+      <w:bookmarkEnd w:id="61"/>
     </w:p>
     <w:p>
       <w:pPr>
@@ -4344,21 +4584,21 @@
       <w:pPr>
         <w:pStyle w:val="Heading1"/>
       </w:pPr>
-      <w:bookmarkStart w:id="60" w:name="第12章-karipom-ear音声入力"/>
+      <w:bookmarkStart w:id="62" w:name="第12章-karipom-ear音声入力"/>
       <w:r>
         <w:t xml:space="preserve">第12章 Karipom Ear（音声入力）</w:t>
       </w:r>
-      <w:bookmarkEnd w:id="60"/>
+      <w:bookmarkEnd w:id="62"/>
     </w:p>
     <w:p>
       <w:pPr>
         <w:pStyle w:val="Heading2"/>
       </w:pPr>
-      <w:bookmarkStart w:id="61" w:name="karipom-earとは"/>
+      <w:bookmarkStart w:id="63" w:name="karipom-earとは"/>
       <w:r>
         <w:t xml:space="preserve">12.1 Karipom Earとは</w:t>
       </w:r>
-      <w:bookmarkEnd w:id="61"/>
+      <w:bookmarkEnd w:id="63"/>
     </w:p>
     <w:p>
       <w:pPr>
@@ -4565,11 +4805,11 @@
       <w:pPr>
         <w:pStyle w:val="Heading2"/>
       </w:pPr>
-      <w:bookmarkStart w:id="62" w:name="内蔵マイクモードのしくみ"/>
+      <w:bookmarkStart w:id="64" w:name="内蔵マイクモードのしくみ"/>
       <w:r>
         <w:t xml:space="preserve">12.2 内蔵マイクモードのしくみ</w:t>
       </w:r>
-      <w:bookmarkEnd w:id="62"/>
+      <w:bookmarkEnd w:id="64"/>
     </w:p>
     <w:p>
       <w:pPr>
@@ -4583,7 +4823,7 @@
       <w:pPr>
         <w:numPr>
           <w:ilvl w:val="0"/>
-          <w:numId w:val="1018"/>
+          <w:numId w:val="1020"/>
         </w:numPr>
         <w:pStyle w:val="Compact"/>
       </w:pPr>
@@ -4604,7 +4844,7 @@
       <w:pPr>
         <w:numPr>
           <w:ilvl w:val="0"/>
-          <w:numId w:val="1018"/>
+          <w:numId w:val="1020"/>
         </w:numPr>
         <w:pStyle w:val="Compact"/>
       </w:pPr>
@@ -4885,11 +5125,11 @@
       <w:pPr>
         <w:pStyle w:val="Heading2"/>
       </w:pPr>
-      <w:bookmarkStart w:id="63" w:name="誤反応を防ぐ4つのしくみ読まなくてもok"/>
+      <w:bookmarkStart w:id="65" w:name="誤反応を防ぐ4つのしくみ読まなくてもok"/>
       <w:r>
         <w:t xml:space="preserve">12.3 誤反応を防ぐ4つのしくみ（読まなくてもOK）</w:t>
       </w:r>
-      <w:bookmarkEnd w:id="63"/>
+      <w:bookmarkEnd w:id="65"/>
     </w:p>
     <w:p>
       <w:pPr>
@@ -4903,7 +5143,7 @@
       <w:pPr>
         <w:numPr>
           <w:ilvl w:val="0"/>
-          <w:numId w:val="1019"/>
+          <w:numId w:val="1021"/>
         </w:numPr>
         <w:pStyle w:val="Compact"/>
       </w:pPr>
@@ -4924,7 +5164,7 @@
       <w:pPr>
         <w:numPr>
           <w:ilvl w:val="0"/>
-          <w:numId w:val="1019"/>
+          <w:numId w:val="1021"/>
         </w:numPr>
         <w:pStyle w:val="Compact"/>
       </w:pPr>
@@ -4945,7 +5185,7 @@
       <w:pPr>
         <w:numPr>
           <w:ilvl w:val="0"/>
-          <w:numId w:val="1019"/>
+          <w:numId w:val="1021"/>
         </w:numPr>
         <w:pStyle w:val="Compact"/>
       </w:pPr>
@@ -4966,7 +5206,7 @@
       <w:pPr>
         <w:numPr>
           <w:ilvl w:val="0"/>
-          <w:numId w:val="1019"/>
+          <w:numId w:val="1021"/>
         </w:numPr>
         <w:pStyle w:val="Compact"/>
       </w:pPr>
@@ -5009,21 +5249,21 @@
       <w:pPr>
         <w:pStyle w:val="Heading1"/>
       </w:pPr>
-      <w:bookmarkStart w:id="64" w:name="第13章-visualizer音の可視化"/>
+      <w:bookmarkStart w:id="66" w:name="第13章-visualizer音の可視化"/>
       <w:r>
         <w:t xml:space="preserve">第13章 Visualizer（音の可視化）</w:t>
       </w:r>
-      <w:bookmarkEnd w:id="64"/>
+      <w:bookmarkEnd w:id="66"/>
     </w:p>
     <w:p>
       <w:pPr>
         <w:pStyle w:val="Heading2"/>
       </w:pPr>
-      <w:bookmarkStart w:id="65" w:name="visualizerとは"/>
+      <w:bookmarkStart w:id="67" w:name="visualizerとは"/>
       <w:r>
         <w:t xml:space="preserve">13.1 Visualizerとは</w:t>
       </w:r>
-      <w:bookmarkEnd w:id="65"/>
+      <w:bookmarkEnd w:id="67"/>
     </w:p>
     <w:p>
       <w:pPr>
@@ -5059,11 +5299,11 @@
       <w:pPr>
         <w:pStyle w:val="Heading2"/>
       </w:pPr>
-      <w:bookmarkStart w:id="66" w:name="選べる8種類のvisualizer"/>
+      <w:bookmarkStart w:id="68" w:name="選べる8種類のvisualizer"/>
       <w:r>
         <w:t xml:space="preserve">13.2 選べる8種類のVisualizer</w:t>
       </w:r>
-      <w:bookmarkEnd w:id="66"/>
+      <w:bookmarkEnd w:id="68"/>
     </w:p>
     <w:tbl>
       <w:tblPr>
@@ -5383,11 +5623,11 @@
       <w:pPr>
         <w:pStyle w:val="Heading2"/>
       </w:pPr>
-      <w:bookmarkStart w:id="67" w:name="visualizer-randomおまかせ切り替え"/>
+      <w:bookmarkStart w:id="69" w:name="visualizer-randomおまかせ切り替え"/>
       <w:r>
         <w:t xml:space="preserve">13.3 Visualizer Random（おまかせ切り替え）</w:t>
       </w:r>
-      <w:bookmarkEnd w:id="67"/>
+      <w:bookmarkEnd w:id="69"/>
     </w:p>
     <w:p>
       <w:pPr>
@@ -5406,21 +5646,21 @@
       <w:pPr>
         <w:pStyle w:val="Heading1"/>
       </w:pPr>
-      <w:bookmarkStart w:id="68" w:name="第14章-lighting背景演出"/>
+      <w:bookmarkStart w:id="70" w:name="第14章-lighting背景演出"/>
       <w:r>
         <w:t xml:space="preserve">第14章 Lighting（背景演出）</w:t>
       </w:r>
-      <w:bookmarkEnd w:id="68"/>
+      <w:bookmarkEnd w:id="70"/>
     </w:p>
     <w:p>
       <w:pPr>
         <w:pStyle w:val="Heading2"/>
       </w:pPr>
-      <w:bookmarkStart w:id="69" w:name="lightingとは"/>
+      <w:bookmarkStart w:id="71" w:name="lightingとは"/>
       <w:r>
         <w:t xml:space="preserve">14.1 Lightingとは</w:t>
       </w:r>
-      <w:bookmarkEnd w:id="69"/>
+      <w:bookmarkEnd w:id="71"/>
     </w:p>
     <w:p>
       <w:pPr>
@@ -5456,11 +5696,11 @@
       <w:pPr>
         <w:pStyle w:val="Heading2"/>
       </w:pPr>
-      <w:bookmarkStart w:id="70" w:name="lightingとvisualizerの重なり方"/>
+      <w:bookmarkStart w:id="72" w:name="lightingとvisualizerの重なり方"/>
       <w:r>
         <w:t xml:space="preserve">14.2 LightingとVisualizerの重なり方</w:t>
       </w:r>
-      <w:bookmarkEnd w:id="70"/>
+      <w:bookmarkEnd w:id="72"/>
     </w:p>
     <w:p>
       <w:pPr>
@@ -5474,7 +5714,7 @@
       <w:pPr>
         <w:numPr>
           <w:ilvl w:val="0"/>
-          <w:numId w:val="1020"/>
+          <w:numId w:val="1022"/>
         </w:numPr>
         <w:pStyle w:val="Compact"/>
       </w:pPr>
@@ -5492,7 +5732,7 @@
       <w:pPr>
         <w:numPr>
           <w:ilvl w:val="0"/>
-          <w:numId w:val="1020"/>
+          <w:numId w:val="1022"/>
         </w:numPr>
         <w:pStyle w:val="Compact"/>
       </w:pPr>
@@ -5510,7 +5750,7 @@
       <w:pPr>
         <w:numPr>
           <w:ilvl w:val="0"/>
-          <w:numId w:val="1020"/>
+          <w:numId w:val="1022"/>
         </w:numPr>
         <w:pStyle w:val="Compact"/>
       </w:pPr>
@@ -5530,11 +5770,11 @@
       <w:pPr>
         <w:pStyle w:val="Heading2"/>
       </w:pPr>
-      <w:bookmarkStart w:id="71" w:name="明るさbrightnessの調整"/>
+      <w:bookmarkStart w:id="73" w:name="明るさbrightnessの調整"/>
       <w:r>
         <w:t xml:space="preserve">14.3 明るさ（Brightness）の調整</w:t>
       </w:r>
-      <w:bookmarkEnd w:id="71"/>
+      <w:bookmarkEnd w:id="73"/>
     </w:p>
     <w:p>
       <w:pPr>
@@ -5556,11 +5796,11 @@
       <w:pPr>
         <w:pStyle w:val="Heading2"/>
       </w:pPr>
-      <w:bookmarkStart w:id="72" w:name="選べる16種類のlighting"/>
+      <w:bookmarkStart w:id="74" w:name="選べる16種類のlighting"/>
       <w:r>
         <w:t xml:space="preserve">14.4 選べる16種類のLighting</w:t>
       </w:r>
-      <w:bookmarkEnd w:id="72"/>
+      <w:bookmarkEnd w:id="74"/>
     </w:p>
     <w:tbl>
       <w:tblPr>
@@ -6114,11 +6354,11 @@
       <w:pPr>
         <w:pStyle w:val="Heading2"/>
       </w:pPr>
-      <w:bookmarkStart w:id="73" w:name="lighting-randomおまかせ切り替え"/>
+      <w:bookmarkStart w:id="75" w:name="lighting-randomおまかせ切り替え"/>
       <w:r>
         <w:t xml:space="preserve">14.5 Lighting Random（おまかせ切り替え）</w:t>
       </w:r>
-      <w:bookmarkEnd w:id="73"/>
+      <w:bookmarkEnd w:id="75"/>
     </w:p>
     <w:p>
       <w:pPr>
@@ -6137,37 +6377,34 @@
       <w:pPr>
         <w:pStyle w:val="Heading1"/>
       </w:pPr>
-      <w:bookmarkStart w:id="74" w:name="第15章-udpmac口パクモード"/>
-      <w:r>
-        <w:t xml:space="preserve">第15章 UDP（Mac）口パクモード</w:t>
-      </w:r>
-      <w:bookmarkEnd w:id="74"/>
+      <w:bookmarkStart w:id="76" w:name="第15章-karipom-companionmacアプリ"/>
+      <w:r>
+        <w:t xml:space="preserve">第15章 KariPom Companion（Macアプリ）</w:t>
+      </w:r>
+      <w:bookmarkEnd w:id="76"/>
     </w:p>
     <w:p>
       <w:pPr>
         <w:pStyle w:val="Heading2"/>
       </w:pPr>
-      <w:bookmarkStart w:id="75" w:name="この機能でできること"/>
-      <w:r>
-        <w:t xml:space="preserve">15.1 この機能でできること</w:t>
-      </w:r>
-      <w:bookmarkEnd w:id="75"/>
+      <w:bookmarkStart w:id="77" w:name="karipom-companionとは"/>
+      <w:r>
+        <w:t xml:space="preserve">15.1 KariPom Companionとは</w:t>
+      </w:r>
+      <w:bookmarkEnd w:id="77"/>
     </w:p>
     <w:p>
       <w:pPr>
         <w:pStyle w:val="FirstParagraph"/>
       </w:pPr>
       <w:r>
-        <w:t xml:space="preserve">Macで再生している音声（音楽、動画、AIの読み上げ音声など）に合わせて、かりポムが</w:t>
-      </w:r>
-      <w:r>
-        <w:rPr>
-          <w:b/>
-        </w:rPr>
-        <w:t xml:space="preserve">リアルタイムに口パク</w:t>
-      </w:r>
-      <w:r>
-        <w:t xml:space="preserve">します。たとえば、Mac上でChatGPTの音声を再生すれば、かりポムがしゃべっているように見せられます。Visualizer（第13章）と組み合わせれば、音を画面の演出としても楽しめます。</w:t>
+        <w:rPr>
+          <w:b/>
+        </w:rPr>
+        <w:t xml:space="preserve">KariPom Companion（カリポム・コンパニオン）</w:t>
+      </w:r>
+      <w:r>
+        <w:t xml:space="preserve">は、Mac上で動く、かりポム連携用の専用アプリです。1つのウィンドウに4つのタブがまとまっており、WebUI表示・音声連携・ログ確認をこのアプリだけで行えます。起動方法は第9章「9.3 KariPom Companionで開く（Macの場合）」のとおりです。</w:t>
       </w:r>
     </w:p>
     <w:p>
@@ -6175,250 +6412,281 @@
         <w:pStyle w:val="BodyText"/>
       </w:pPr>
       <w:r>
-        <w:rPr>
-          <w:b/>
-        </w:rPr>
-        <w:t xml:space="preserve">UDP（ユーディーピー）とは</w:t>
-      </w:r>
-      <w:r>
-        <w:t xml:space="preserve">：Wi-Fi経由でデータを素早く送る通信方式のひとつです。かりポムでは、Macが測った「今の音の大きさ」を毎瞬かりポムに送るために使っています。通信には</w:t>
-      </w:r>
-      <w:r>
-        <w:rPr>
-          <w:b/>
-        </w:rPr>
-        <w:t xml:space="preserve">ポート番号12345</w:t>
-      </w:r>
-      <w:r>
-        <w:t xml:space="preserve">を使用します（ポート番号とは、通信の窓口の番号のことです）。</w:t>
-      </w:r>
-    </w:p>
+        <w:t xml:space="preserve">アプリ上部には、すべてのタブに共通する「設定」欄があります。かりポムのIPアドレスとポート番号（既定80）を入力して保存すると、4つのタブすべてにその設定が反映されます。</w:t>
+      </w:r>
+    </w:p>
+    <w:p>
+      <w:pPr>
+        <w:pStyle w:val="BodyText"/>
+      </w:pPr>
+      <w:r>
+        <w:t xml:space="preserve">4つのタブには、それぞれ次の役割があります。</w:t>
+      </w:r>
+    </w:p>
+    <w:tbl>
+      <w:tblPr>
+        <w:tblStyle w:val="Table"/>
+        <w:tblW w:type="dxa" w:w="9360"/>
+        <w:tblLook w:firstRow="1"/>
+      </w:tblPr>
+      <w:tblGrid>
+        <w:gridCol w:w="2742"/>
+        <w:gridCol w:w="5151"/>
+        <w:gridCol w:w="1467"/>
+      </w:tblGrid>
+      <w:tr>
+        <w:trPr>
+          <w:cnfStyle w:firstRow="1"/>
+        </w:trPr>
+        <w:tc>
+          <w:tcPr>
+            <w:tcW w:type="dxa" w:w="2742"/>
+            <w:tcBorders>
+              <w:bottom w:val="single"/>
+            </w:tcBorders>
+            <w:vAlign w:val="bottom"/>
+          </w:tcPr>
+          <w:p>
+            <w:pPr>
+              <w:pStyle w:val="Compact"/>
+              <w:jc w:val="left"/>
+            </w:pPr>
+            <w:r>
+              <w:t xml:space="preserve">タブ</w:t>
+            </w:r>
+          </w:p>
+        </w:tc>
+        <w:tc>
+          <w:tcPr>
+            <w:tcW w:type="dxa" w:w="5151"/>
+            <w:tcBorders>
+              <w:bottom w:val="single"/>
+            </w:tcBorders>
+            <w:vAlign w:val="bottom"/>
+          </w:tcPr>
+          <w:p>
+            <w:pPr>
+              <w:pStyle w:val="Compact"/>
+              <w:jc w:val="left"/>
+            </w:pPr>
+            <w:r>
+              <w:t xml:space="preserve">できること</w:t>
+            </w:r>
+          </w:p>
+        </w:tc>
+        <w:tc>
+          <w:tcPr>
+            <w:tcW w:type="dxa" w:w="1467"/>
+            <w:tcBorders>
+              <w:bottom w:val="single"/>
+            </w:tcBorders>
+            <w:vAlign w:val="bottom"/>
+          </w:tcPr>
+          <w:p>
+            <w:pPr>
+              <w:pStyle w:val="Compact"/>
+              <w:jc w:val="left"/>
+            </w:pPr>
+            <w:r>
+              <w:t xml:space="preserve">参照節</w:t>
+            </w:r>
+          </w:p>
+        </w:tc>
+      </w:tr>
+      <w:tr>
+        <w:tc>
+          <w:tcPr>
+            <w:tcW w:type="dxa" w:w="2742"/>
+          </w:tcPr>
+          <w:p>
+            <w:pPr>
+              <w:pStyle w:val="Compact"/>
+              <w:jc w:val="left"/>
+            </w:pPr>
+            <w:r>
+              <w:t xml:space="preserve">🌐 KariPom Lab</w:t>
+            </w:r>
+          </w:p>
+        </w:tc>
+        <w:tc>
+          <w:tcPr>
+            <w:tcW w:type="dxa" w:w="5151"/>
+          </w:tcPr>
+          <w:p>
+            <w:pPr>
+              <w:pStyle w:val="Compact"/>
+              <w:jc w:val="left"/>
+            </w:pPr>
+            <w:r>
+              <w:t xml:space="preserve">WebUIをアプリ内に表示</w:t>
+            </w:r>
+          </w:p>
+        </w:tc>
+        <w:tc>
+          <w:tcPr>
+            <w:tcW w:type="dxa" w:w="1467"/>
+          </w:tcPr>
+          <w:p>
+            <w:pPr>
+              <w:pStyle w:val="Compact"/>
+              <w:jc w:val="left"/>
+            </w:pPr>
+            <w:r>
+              <w:t xml:space="preserve">15.2</w:t>
+            </w:r>
+          </w:p>
+        </w:tc>
+      </w:tr>
+      <w:tr>
+        <w:tc>
+          <w:tcPr>
+            <w:tcW w:type="dxa" w:w="2742"/>
+          </w:tcPr>
+          <w:p>
+            <w:pPr>
+              <w:pStyle w:val="Compact"/>
+              <w:jc w:val="left"/>
+            </w:pPr>
+            <w:r>
+              <w:t xml:space="preserve">🐰 KariPom BBX</w:t>
+            </w:r>
+          </w:p>
+        </w:tc>
+        <w:tc>
+          <w:tcPr>
+            <w:tcW w:type="dxa" w:w="5151"/>
+          </w:tcPr>
+          <w:p>
+            <w:pPr>
+              <w:pStyle w:val="Compact"/>
+              <w:jc w:val="left"/>
+            </w:pPr>
+            <w:r>
+              <w:t xml:space="preserve">かりポム実機なしでPC単独のお試し・モニター</w:t>
+            </w:r>
+          </w:p>
+        </w:tc>
+        <w:tc>
+          <w:tcPr>
+            <w:tcW w:type="dxa" w:w="1467"/>
+          </w:tcPr>
+          <w:p>
+            <w:pPr>
+              <w:pStyle w:val="Compact"/>
+              <w:jc w:val="left"/>
+            </w:pPr>
+            <w:r>
+              <w:t xml:space="preserve">15.3</w:t>
+            </w:r>
+          </w:p>
+        </w:tc>
+      </w:tr>
+      <w:tr>
+        <w:tc>
+          <w:tcPr>
+            <w:tcW w:type="dxa" w:w="2742"/>
+          </w:tcPr>
+          <w:p>
+            <w:pPr>
+              <w:pStyle w:val="Compact"/>
+              <w:jc w:val="left"/>
+            </w:pPr>
+            <w:r>
+              <w:t xml:space="preserve">💬 Talk</w:t>
+            </w:r>
+          </w:p>
+        </w:tc>
+        <w:tc>
+          <w:tcPr>
+            <w:tcW w:type="dxa" w:w="5151"/>
+          </w:tcPr>
+          <w:p>
+            <w:pPr>
+              <w:pStyle w:val="Compact"/>
+              <w:jc w:val="left"/>
+            </w:pPr>
+            <w:r>
+              <w:t xml:space="preserve">Mac音声に合わせたリアルタイム口パク（UDP口パクモード）</w:t>
+            </w:r>
+          </w:p>
+        </w:tc>
+        <w:tc>
+          <w:tcPr>
+            <w:tcW w:type="dxa" w:w="1467"/>
+          </w:tcPr>
+          <w:p>
+            <w:pPr>
+              <w:pStyle w:val="Compact"/>
+              <w:jc w:val="left"/>
+            </w:pPr>
+            <w:r>
+              <w:t xml:space="preserve">15.4</w:t>
+            </w:r>
+          </w:p>
+        </w:tc>
+      </w:tr>
+      <w:tr>
+        <w:tc>
+          <w:tcPr>
+            <w:tcW w:type="dxa" w:w="2742"/>
+          </w:tcPr>
+          <w:p>
+            <w:pPr>
+              <w:pStyle w:val="Compact"/>
+              <w:jc w:val="left"/>
+            </w:pPr>
+            <w:r>
+              <w:t xml:space="preserve">🚽 Log／健康診断</w:t>
+            </w:r>
+          </w:p>
+        </w:tc>
+        <w:tc>
+          <w:tcPr>
+            <w:tcW w:type="dxa" w:w="5151"/>
+          </w:tcPr>
+          <w:p>
+            <w:pPr>
+              <w:pStyle w:val="Compact"/>
+              <w:jc w:val="left"/>
+            </w:pPr>
+            <w:r>
+              <w:t xml:space="preserve">かりポムの動作ログの取得・解析・保存</w:t>
+            </w:r>
+          </w:p>
+        </w:tc>
+        <w:tc>
+          <w:tcPr>
+            <w:tcW w:type="dxa" w:w="1467"/>
+          </w:tcPr>
+          <w:p>
+            <w:pPr>
+              <w:pStyle w:val="Compact"/>
+              <w:jc w:val="left"/>
+            </w:pPr>
+            <w:r>
+              <w:t xml:space="preserve">15.5</w:t>
+            </w:r>
+          </w:p>
+        </w:tc>
+      </w:tr>
+    </w:tbl>
     <w:p>
       <w:pPr>
         <w:pStyle w:val="Heading2"/>
       </w:pPr>
-      <w:bookmarkStart w:id="76" w:name="必要なもの"/>
-      <w:r>
-        <w:t xml:space="preserve">15.2 必要なもの</w:t>
-      </w:r>
-      <w:bookmarkEnd w:id="76"/>
-    </w:p>
-    <w:p>
-      <w:pPr>
-        <w:numPr>
-          <w:ilvl w:val="0"/>
-          <w:numId w:val="1021"/>
-        </w:numPr>
-        <w:pStyle w:val="Compact"/>
-      </w:pPr>
-      <w:r>
-        <w:t xml:space="preserve">Mac（macOS）</w:t>
-      </w:r>
-    </w:p>
-    <w:p>
-      <w:pPr>
-        <w:numPr>
-          <w:ilvl w:val="0"/>
-          <w:numId w:val="1021"/>
-        </w:numPr>
-        <w:pStyle w:val="Compact"/>
-      </w:pPr>
-      <w:r>
-        <w:rPr>
-          <w:b/>
-        </w:rPr>
-        <w:t xml:space="preserve">BlackHole 2ch</w:t>
-      </w:r>
-      <w:r>
-        <w:t xml:space="preserve"> </w:t>
-      </w:r>
-      <w:r>
-        <w:t xml:space="preserve">— Macの音声をソフト間で受け渡すための無料の「仮想オーディオデバイス」</w:t>
-      </w:r>
-    </w:p>
-    <w:p>
-      <w:pPr>
-        <w:numPr>
-          <w:ilvl w:val="0"/>
-          <w:numId w:val="1021"/>
-        </w:numPr>
-        <w:pStyle w:val="Compact"/>
-      </w:pPr>
-      <w:r>
-        <w:rPr>
-          <w:b/>
-        </w:rPr>
-        <w:t xml:space="preserve">Python</w:t>
-      </w:r>
-      <w:r>
-        <w:t xml:space="preserve">（パイソン） — スクリプトを動かすためのプログラミング言語環境</w:t>
-      </w:r>
-    </w:p>
-    <w:p>
-      <w:pPr>
-        <w:numPr>
-          <w:ilvl w:val="0"/>
-          <w:numId w:val="1021"/>
-        </w:numPr>
-        <w:pStyle w:val="Compact"/>
-      </w:pPr>
-      <w:r>
-        <w:t xml:space="preserve">かりポム付属スクリプト</w:t>
-      </w:r>
-      <w:r>
-        <w:t xml:space="preserve"> </w:t>
-      </w:r>
-      <w:r>
-        <w:rPr>
-          <w:rStyle w:val="VerbatimChar"/>
-          <w:b/>
-        </w:rPr>
-        <w:t xml:space="preserve">karipom_companion.py</w:t>
-      </w:r>
-      <w:r>
-        <w:t xml:space="preserve"> </w:t>
-      </w:r>
-      <w:r>
-        <w:t xml:space="preserve">— Macの音声をリアルタイム解析し、かりポムへ送信するプログラム</w:t>
-      </w:r>
-    </w:p>
-    <w:p>
-      <w:pPr>
-        <w:numPr>
-          <w:ilvl w:val="0"/>
-          <w:numId w:val="1021"/>
-        </w:numPr>
-        <w:pStyle w:val="Compact"/>
-      </w:pPr>
-      <w:r>
-        <w:t xml:space="preserve">かりポムとMacが</w:t>
-      </w:r>
-      <w:r>
-        <w:rPr>
-          <w:b/>
-        </w:rPr>
-        <w:t xml:space="preserve">同じWi-Fi</w:t>
-      </w:r>
-      <w:r>
-        <w:t xml:space="preserve">につながっていること</w:t>
-      </w:r>
+      <w:bookmarkStart w:id="78" w:name="karipom-labタブ"/>
+      <w:r>
+        <w:t xml:space="preserve">15.2 🌐 KariPom Labタブ</w:t>
+      </w:r>
+      <w:bookmarkEnd w:id="78"/>
     </w:p>
     <w:p>
       <w:pPr>
         <w:pStyle w:val="FirstParagraph"/>
       </w:pPr>
       <w:r>
-        <w:t xml:space="preserve">💡 PythonとBlackHoleの詳しい導入手順は、</w:t>
-      </w:r>
-      <w:r>
-        <w:rPr>
-          <w:b/>
-        </w:rPr>
-        <w:t xml:space="preserve">別冊の上級者向け資料</w:t>
-      </w:r>
-      <w:r>
-        <w:t xml:space="preserve">をご覧ください。本章では、導入済みの方向けに使い方の流れを説明します。</w:t>
-      </w:r>
-    </w:p>
-    <w:p>
-      <w:pPr>
-        <w:pStyle w:val="Heading2"/>
-      </w:pPr>
-      <w:bookmarkStart w:id="77" w:name="使い方の流れ"/>
-      <w:r>
-        <w:t xml:space="preserve">15.3 使い方の流れ</w:t>
-      </w:r>
-      <w:bookmarkEnd w:id="77"/>
-    </w:p>
-    <w:p>
-      <w:pPr>
-        <w:numPr>
-          <w:ilvl w:val="0"/>
-          <w:numId w:val="1022"/>
-        </w:numPr>
-        <w:pStyle w:val="Compact"/>
-      </w:pPr>
-      <w:r>
-        <w:t xml:space="preserve">Macのサウンド出力をBlackHole（または複数出力装置）に切り替えます。</w:t>
-      </w:r>
-    </w:p>
-    <w:p>
-      <w:pPr>
-        <w:numPr>
-          <w:ilvl w:val="0"/>
-          <w:numId w:val="1022"/>
-        </w:numPr>
-        <w:pStyle w:val="Compact"/>
-      </w:pPr>
-      <w:r>
-        <w:t xml:space="preserve">ターミナルで</w:t>
-      </w:r>
-      <w:r>
-        <w:t xml:space="preserve"> </w:t>
-      </w:r>
-      <w:r>
-        <w:rPr>
-          <w:rStyle w:val="VerbatimChar"/>
-        </w:rPr>
-        <w:t xml:space="preserve">karipom_companion.py</w:t>
-      </w:r>
-      <w:r>
-        <w:t xml:space="preserve"> </w:t>
-      </w:r>
-      <w:r>
-        <w:t xml:space="preserve">を実行します。プログラムがMacの音声レベルを測り、UDP（ポート12345）でかりポムに送信し続けます。</w:t>
-      </w:r>
-    </w:p>
-    <w:p>
-      <w:pPr>
-        <w:numPr>
-          <w:ilvl w:val="0"/>
-          <w:numId w:val="1022"/>
-        </w:numPr>
-        <w:pStyle w:val="Compact"/>
-      </w:pPr>
-      <w:r>
-        <w:t xml:space="preserve">かりポムのWebUI「🐰 Karipom Ear」で、音源を</w:t>
-      </w:r>
-      <w:r>
-        <w:rPr>
-          <w:b/>
-        </w:rPr>
-        <w:t xml:space="preserve">UDP</w:t>
-      </w:r>
-      <w:r>
-        <w:t xml:space="preserve">に切り替えます。</w:t>
-      </w:r>
-    </w:p>
-    <w:p>
-      <w:pPr>
-        <w:numPr>
-          <w:ilvl w:val="0"/>
-          <w:numId w:val="1022"/>
-        </w:numPr>
-        <w:pStyle w:val="Compact"/>
-      </w:pPr>
-      <w:r>
-        <w:t xml:space="preserve">Macで音声を再生すると、かりポムが口パクします。</w:t>
-      </w:r>
-    </w:p>
-    <w:p>
-      <w:pPr>
-        <w:pStyle w:val="FirstParagraph"/>
-      </w:pPr>
-      <w:r>
-        <w:t xml:space="preserve">【図：Mac→BlackHole→karipom_companion.py→Wi-Fi→かりポム のデータの流れ図】</w:t>
-      </w:r>
-    </w:p>
-    <w:p>
-      <w:pPr>
-        <w:pStyle w:val="Heading2"/>
-      </w:pPr>
-      <w:bookmarkStart w:id="78" w:name="うまく動かないとき"/>
-      <w:r>
-        <w:t xml:space="preserve">15.4 うまく動かないとき</w:t>
-      </w:r>
-      <w:bookmarkEnd w:id="78"/>
+        <w:t xml:space="preserve">IPアドレスを保存すると、このタブの中にWebUI（第9章）がそのまま表示されます。ブラウザを別に開く必要はありません。</w:t>
+      </w:r>
     </w:p>
     <w:p>
       <w:pPr>
@@ -6432,13 +6700,13 @@
         <w:rPr>
           <w:b/>
         </w:rPr>
-        <w:t xml:space="preserve">口が動かない</w:t>
+        <w:t xml:space="preserve">↻ 再読込</w:t>
       </w:r>
       <w:r>
         <w:t xml:space="preserve"> </w:t>
       </w:r>
       <w:r>
-        <w:t xml:space="preserve">→ Macとかりポムが同じWi-Fiにいるか、音源がUDPになっているか、Macの出力先がBlackHoleになっているかを確認してください。</w:t>
+        <w:t xml:space="preserve">— WebUIの表示をやり直します。設定変更後や画面が固まったときに使います。</w:t>
       </w:r>
     </w:p>
     <w:p>
@@ -6453,37 +6721,40 @@
         <w:rPr>
           <w:b/>
         </w:rPr>
-        <w:t xml:space="preserve">長時間つけっぱなしで反応しなくなった</w:t>
+        <w:t xml:space="preserve">外部ブラウザで開く</w:t>
       </w:r>
       <w:r>
         <w:t xml:space="preserve"> </w:t>
       </w:r>
       <w:r>
-        <w:t xml:space="preserve">→ かりポム側は省電力による通信切れを防ぐ対策済みですが、Mac側のスリープでプログラムが止まることがあります。Macのスリープ設定をご確認ください。それでも直らない場合は、かりポムの電源を入れ直してください。</w:t>
-      </w:r>
-    </w:p>
-    <w:p>
-      <w:r>
-        <w:br w:type="page"/>
-      </w:r>
-    </w:p>
-    <w:p>
-      <w:pPr>
-        <w:pStyle w:val="Heading1"/>
-      </w:pPr>
-      <w:bookmarkStart w:id="79" w:name="第16章-サーボ制御頭の動き"/>
-      <w:r>
-        <w:t xml:space="preserve">第16章 サーボ制御（頭の動き）</w:t>
+        <w:t xml:space="preserve">— いつも使っているブラウザで同じWebUIを開きます。PyQtWebEngine（タブ内表示に必要な部品）が未導入の環境でも、このボタンからWebUIを利用できます。</w:t>
+      </w:r>
+    </w:p>
+    <w:p>
+      <w:pPr>
+        <w:pStyle w:val="Heading2"/>
+      </w:pPr>
+      <w:bookmarkStart w:id="79" w:name="karipom-bbxタブ"/>
+      <w:r>
+        <w:t xml:space="preserve">15.3 🐰 KariPom BBXタブ</w:t>
       </w:r>
       <w:bookmarkEnd w:id="79"/>
     </w:p>
     <w:p>
       <w:pPr>
+        <w:pStyle w:val="FirstParagraph"/>
+      </w:pPr>
+      <w:r>
+        <w:t xml:space="preserve">かりポムの実機が手元になくても、Mac画面の中に「かりポムの顔」を表示し、Mac音声に合わせて口パクさせて動作を確認できるタブです。IPアドレスを設定していなくても使えるので、実機到着前のお試しや、音声連携の動作確認に便利です。</w:t>
+      </w:r>
+    </w:p>
+    <w:p>
+      <w:pPr>
         <w:pStyle w:val="Heading2"/>
       </w:pPr>
-      <w:bookmarkStart w:id="80" w:name="頭の動きの種類"/>
-      <w:r>
-        <w:t xml:space="preserve">16.1 頭の動きの種類</w:t>
+      <w:bookmarkStart w:id="80" w:name="talkタブudp口パクモード"/>
+      <w:r>
+        <w:t xml:space="preserve">15.4 💬 Talkタブ（UDP口パクモード）</w:t>
       </w:r>
       <w:bookmarkEnd w:id="80"/>
     </w:p>
@@ -6492,7 +6763,50 @@
         <w:pStyle w:val="FirstParagraph"/>
       </w:pPr>
       <w:r>
-        <w:t xml:space="preserve">かりポムの頭は、2つのサーボモーターで動きます。</w:t>
+        <w:t xml:space="preserve">Macで再生している音声（音楽、動画、AIの読み上げ音声など）に合わせて、かりポムが</w:t>
+      </w:r>
+      <w:r>
+        <w:rPr>
+          <w:b/>
+        </w:rPr>
+        <w:t xml:space="preserve">リアルタイムに口パク</w:t>
+      </w:r>
+      <w:r>
+        <w:t xml:space="preserve">します。たとえば、Mac上でChatGPTの音声を再生すれば、かりポムがしゃべっているように見せられます。Visualizer（第13章）と組み合わせれば、音を画面の演出としても楽しめます。</w:t>
+      </w:r>
+    </w:p>
+    <w:p>
+      <w:pPr>
+        <w:pStyle w:val="BodyText"/>
+      </w:pPr>
+      <w:r>
+        <w:rPr>
+          <w:b/>
+        </w:rPr>
+        <w:t xml:space="preserve">UDP（ユーディーピー）とは</w:t>
+      </w:r>
+      <w:r>
+        <w:t xml:space="preserve">：Wi-Fi経由でデータを素早く送る通信方式のひとつです。かりポムでは、Macが測った「今の音の大きさ」を毎瞬かりポムに送るために使っています。通信には</w:t>
+      </w:r>
+      <w:r>
+        <w:rPr>
+          <w:b/>
+        </w:rPr>
+        <w:t xml:space="preserve">ポート番号12345</w:t>
+      </w:r>
+      <w:r>
+        <w:t xml:space="preserve">を使用します（ポート番号とは、通信の窓口の番号のことです）。</w:t>
+      </w:r>
+    </w:p>
+    <w:p>
+      <w:pPr>
+        <w:pStyle w:val="BodyText"/>
+      </w:pPr>
+      <w:r>
+        <w:rPr>
+          <w:b/>
+        </w:rPr>
+        <w:t xml:space="preserve">必要なもの</w:t>
       </w:r>
     </w:p>
     <w:p>
@@ -6504,16 +6818,7 @@
         <w:pStyle w:val="Compact"/>
       </w:pPr>
       <w:r>
-        <w:rPr>
-          <w:b/>
-        </w:rPr>
-        <w:t xml:space="preserve">servoUD（上下）</w:t>
-      </w:r>
-      <w:r>
-        <w:t xml:space="preserve"> </w:t>
-      </w:r>
-      <w:r>
-        <w:t xml:space="preserve">— うなずくような上下の動き</w:t>
+        <w:t xml:space="preserve">Mac（macOS）</w:t>
       </w:r>
     </w:p>
     <w:p>
@@ -6528,13 +6833,34 @@
         <w:rPr>
           <w:b/>
         </w:rPr>
-        <w:t xml:space="preserve">servoLR（左右）</w:t>
+        <w:t xml:space="preserve">BlackHole 2ch</w:t>
       </w:r>
       <w:r>
         <w:t xml:space="preserve"> </w:t>
       </w:r>
       <w:r>
-        <w:t xml:space="preserve">— 首をかしげる・見回すような左右の動き</w:t>
+        <w:t xml:space="preserve">— Macの音声をソフト間で受け渡すための無料の「仮想オーディオデバイス」</w:t>
+      </w:r>
+    </w:p>
+    <w:p>
+      <w:pPr>
+        <w:numPr>
+          <w:ilvl w:val="0"/>
+          <w:numId w:val="1024"/>
+        </w:numPr>
+        <w:pStyle w:val="Compact"/>
+      </w:pPr>
+      <w:r>
+        <w:t xml:space="preserve">かりポムとMacが</w:t>
+      </w:r>
+      <w:r>
+        <w:rPr>
+          <w:b/>
+        </w:rPr>
+        <w:t xml:space="preserve">同じWi-Fi</w:t>
+      </w:r>
+      <w:r>
+        <w:t xml:space="preserve">につながっていること</w:t>
       </w:r>
     </w:p>
     <w:p>
@@ -6542,7 +6868,27 @@
         <w:pStyle w:val="FirstParagraph"/>
       </w:pPr>
       <w:r>
-        <w:t xml:space="preserve">動き方には次の4種類があります。</w:t>
+        <w:t xml:space="preserve">💡 BlackHoleの詳しい導入手順は、</w:t>
+      </w:r>
+      <w:r>
+        <w:rPr>
+          <w:b/>
+        </w:rPr>
+        <w:t xml:space="preserve">別冊の上級者向け資料</w:t>
+      </w:r>
+      <w:r>
+        <w:t xml:space="preserve">をご覧ください。本節では、導入済みの方向けに使い方の流れを説明します。</w:t>
+      </w:r>
+    </w:p>
+    <w:p>
+      <w:pPr>
+        <w:pStyle w:val="BodyText"/>
+      </w:pPr>
+      <w:r>
+        <w:rPr>
+          <w:b/>
+        </w:rPr>
+        <w:t xml:space="preserve">使い方の流れ</w:t>
       </w:r>
     </w:p>
     <w:p>
@@ -6554,16 +6900,7 @@
         <w:pStyle w:val="Compact"/>
       </w:pPr>
       <w:r>
-        <w:rPr>
-          <w:b/>
-        </w:rPr>
-        <w:t xml:space="preserve">アイドルモーション（自動）</w:t>
-      </w:r>
-      <w:r>
-        <w:t xml:space="preserve"> </w:t>
-      </w:r>
-      <w:r>
-        <w:t xml:space="preserve">— 待機中に、ランダムなタイミングで自然に頭を動かします。生きているような雰囲気を演出します。頻度はWebUIから4段階（OFF／少なめ／標準／多め）に調整できます（第19章）。</w:t>
+        <w:t xml:space="preserve">Macのサウンド出力をBlackHole（または複数出力装置）に切り替えます。</w:t>
       </w:r>
     </w:p>
     <w:p>
@@ -6575,16 +6912,16 @@
         <w:pStyle w:val="Compact"/>
       </w:pPr>
       <w:r>
-        <w:rPr>
-          <w:b/>
-        </w:rPr>
-        <w:t xml:space="preserve">マイクロモーション（会話中・自動）</w:t>
-      </w:r>
-      <w:r>
-        <w:t xml:space="preserve"> </w:t>
-      </w:r>
-      <w:r>
-        <w:t xml:space="preserve">— 口パク中は、口の動きに合わせて頭も小さく動きます。</w:t>
+        <w:t xml:space="preserve">KariPom Companionを起動すると、</w:t>
+      </w:r>
+      <w:r>
+        <w:rPr>
+          <w:b/>
+        </w:rPr>
+        <w:t xml:space="preserve">Talkは自動的に動作を始めます</w:t>
+      </w:r>
+      <w:r>
+        <w:t xml:space="preserve">（IPアドレスが未設定でも、Mac音声の解析自体は行われます）。タブ内の「Talk：動作中／停止中」の表示とボタンで、手動での停止・再開もできます。</w:t>
       </w:r>
     </w:p>
     <w:p>
@@ -6596,16 +6933,16 @@
         <w:pStyle w:val="Compact"/>
       </w:pPr>
       <w:r>
-        <w:rPr>
-          <w:b/>
-        </w:rPr>
-        <w:t xml:space="preserve">ジョイスティック操作（手動）</w:t>
-      </w:r>
-      <w:r>
-        <w:t xml:space="preserve"> </w:t>
-      </w:r>
-      <w:r>
-        <w:t xml:space="preserve">— 本体背面（尻尾部分）のスティックを倒した方向・量に応じて、首の向きがなめらかに追従します（縦＝上下、横＝左右）。</w:t>
+        <w:t xml:space="preserve">かりポムのWebUI「🐰 Karipom Ear」で、音源を</w:t>
+      </w:r>
+      <w:r>
+        <w:rPr>
+          <w:b/>
+        </w:rPr>
+        <w:t xml:space="preserve">UDP</w:t>
+      </w:r>
+      <w:r>
+        <w:t xml:space="preserve">に切り替えます。</w:t>
       </w:r>
     </w:p>
     <w:p>
@@ -6617,16 +6954,7 @@
         <w:pStyle w:val="Compact"/>
       </w:pPr>
       <w:r>
-        <w:rPr>
-          <w:b/>
-        </w:rPr>
-        <w:t xml:space="preserve">WebUIのボタン操作（手動）</w:t>
-      </w:r>
-      <w:r>
-        <w:t xml:space="preserve"> </w:t>
-      </w:r>
-      <w:r>
-        <w:t xml:space="preserve">— Home画面の上下左右ボタンから、ジョイスティックと同じように頭を操作できます。スマホやパソコンだけで頭の向きを調整したいときに便利です。</w:t>
+        <w:t xml:space="preserve">Macで音声を再生すると、かりポムが口パクします。</w:t>
       </w:r>
     </w:p>
     <w:p>
@@ -6634,16 +6962,16 @@
         <w:pStyle w:val="FirstParagraph"/>
       </w:pPr>
       <w:r>
-        <w:t xml:space="preserve">💡 Home画面には、あらかじめ決められた動き方（デモ）を1回再生する「Demo」ボタンもあります。動作確認や、来客時のちょっとしたお披露目に使えます。</w:t>
+        <w:t xml:space="preserve">【図：Mac→BlackHole→KariPom Companion（Talk）→Wi-Fi→かりポム のデータの流れ図】</w:t>
       </w:r>
     </w:p>
     <w:p>
       <w:pPr>
         <w:pStyle w:val="Heading2"/>
       </w:pPr>
-      <w:bookmarkStart w:id="81" w:name="サーボにやさしい設計"/>
-      <w:r>
-        <w:t xml:space="preserve">16.2 サーボにやさしい設計</w:t>
+      <w:bookmarkStart w:id="81" w:name="log健康診断タブ"/>
+      <w:r>
+        <w:t xml:space="preserve">15.5 🚽 Log／健康診断タブ</w:t>
       </w:r>
       <w:bookmarkEnd w:id="81"/>
     </w:p>
@@ -6652,8 +6980,228 @@
         <w:pStyle w:val="FirstParagraph"/>
       </w:pPr>
       <w:r>
-        <w:t xml:space="preserve">かりポムのファームウェアには、サーボを長持ちさせる工夫が入っています。</w:t>
-      </w:r>
+        <w:t xml:space="preserve">かりポムの動作記録（ログ）をMacに取り込んで解析し、不具合の兆候を確認できるタブです。</w:t>
+      </w:r>
+    </w:p>
+    <w:tbl>
+      <w:tblPr>
+        <w:tblStyle w:val="Table"/>
+        <w:tblW w:type="dxa" w:w="9360"/>
+        <w:tblLook w:firstRow="1"/>
+      </w:tblPr>
+      <w:tblGrid>
+        <w:gridCol w:w="2274"/>
+        <w:gridCol w:w="7086"/>
+      </w:tblGrid>
+      <w:tr>
+        <w:trPr>
+          <w:cnfStyle w:firstRow="1"/>
+        </w:trPr>
+        <w:tc>
+          <w:tcPr>
+            <w:tcW w:type="dxa" w:w="2274"/>
+            <w:tcBorders>
+              <w:bottom w:val="single"/>
+            </w:tcBorders>
+            <w:vAlign w:val="bottom"/>
+          </w:tcPr>
+          <w:p>
+            <w:pPr>
+              <w:pStyle w:val="Compact"/>
+              <w:jc w:val="left"/>
+            </w:pPr>
+            <w:r>
+              <w:t xml:space="preserve">ボタン</w:t>
+            </w:r>
+          </w:p>
+        </w:tc>
+        <w:tc>
+          <w:tcPr>
+            <w:tcW w:type="dxa" w:w="7086"/>
+            <w:tcBorders>
+              <w:bottom w:val="single"/>
+            </w:tcBorders>
+            <w:vAlign w:val="bottom"/>
+          </w:tcPr>
+          <w:p>
+            <w:pPr>
+              <w:pStyle w:val="Compact"/>
+              <w:jc w:val="left"/>
+            </w:pPr>
+            <w:r>
+              <w:t xml:space="preserve">内容</w:t>
+            </w:r>
+          </w:p>
+        </w:tc>
+      </w:tr>
+      <w:tr>
+        <w:tc>
+          <w:tcPr>
+            <w:tcW w:type="dxa" w:w="2274"/>
+          </w:tcPr>
+          <w:p>
+            <w:pPr>
+              <w:pStyle w:val="Compact"/>
+              <w:jc w:val="left"/>
+            </w:pPr>
+            <w:r>
+              <w:t xml:space="preserve">① Current取得／Prev取得</w:t>
+            </w:r>
+          </w:p>
+        </w:tc>
+        <w:tc>
+          <w:tcPr>
+            <w:tcW w:type="dxa" w:w="7086"/>
+          </w:tcPr>
+          <w:p>
+            <w:pPr>
+              <w:pStyle w:val="Compact"/>
+              <w:jc w:val="left"/>
+            </w:pPr>
+            <w:r>
+              <w:t xml:space="preserve">かりポム本体から、現在のログ（Current）・ひとつ前のログ（Previous）を取得します。</w:t>
+            </w:r>
+          </w:p>
+        </w:tc>
+      </w:tr>
+      <w:tr>
+        <w:tc>
+          <w:tcPr>
+            <w:tcW w:type="dxa" w:w="2274"/>
+          </w:tcPr>
+          <w:p>
+            <w:pPr>
+              <w:pStyle w:val="Compact"/>
+              <w:jc w:val="left"/>
+            </w:pPr>
+            <w:r>
+              <w:t xml:space="preserve">② 健康診断</w:t>
+            </w:r>
+          </w:p>
+        </w:tc>
+        <w:tc>
+          <w:tcPr>
+            <w:tcW w:type="dxa" w:w="7086"/>
+          </w:tcPr>
+          <w:p>
+            <w:pPr>
+              <w:pStyle w:val="Compact"/>
+              <w:jc w:val="left"/>
+            </w:pPr>
+            <w:r>
+              <w:t xml:space="preserve">取得したログを解析し、キーワード集計・重要イベント（電源断やエラーなど）を一覧表示します。</w:t>
+            </w:r>
+          </w:p>
+        </w:tc>
+      </w:tr>
+      <w:tr>
+        <w:tc>
+          <w:tcPr>
+            <w:tcW w:type="dxa" w:w="2274"/>
+          </w:tcPr>
+          <w:p>
+            <w:pPr>
+              <w:pStyle w:val="Compact"/>
+              <w:jc w:val="left"/>
+            </w:pPr>
+            <w:r>
+              <w:t xml:space="preserve">③ 時間帯別</w:t>
+            </w:r>
+          </w:p>
+        </w:tc>
+        <w:tc>
+          <w:tcPr>
+            <w:tcW w:type="dxa" w:w="7086"/>
+          </w:tcPr>
+          <w:p>
+            <w:pPr>
+              <w:pStyle w:val="Compact"/>
+              <w:jc w:val="left"/>
+            </w:pPr>
+            <w:r>
+              <w:t xml:space="preserve">ログを時間帯ごとに分割して表示します。「◀ 前の時間帯」「次の時間帯 ▶」で切り替えられます。ChatGPTなどのAIに貼り付けて相談したいときに便利な単位です。</w:t>
+            </w:r>
+          </w:p>
+        </w:tc>
+      </w:tr>
+      <w:tr>
+        <w:tc>
+          <w:tcPr>
+            <w:tcW w:type="dxa" w:w="2274"/>
+          </w:tcPr>
+          <w:p>
+            <w:pPr>
+              <w:pStyle w:val="Compact"/>
+              <w:jc w:val="left"/>
+            </w:pPr>
+            <w:r>
+              <w:t xml:space="preserve">④ サマリーコピー</w:t>
+            </w:r>
+          </w:p>
+        </w:tc>
+        <w:tc>
+          <w:tcPr>
+            <w:tcW w:type="dxa" w:w="7086"/>
+          </w:tcPr>
+          <w:p>
+            <w:pPr>
+              <w:pStyle w:val="Compact"/>
+              <w:jc w:val="left"/>
+            </w:pPr>
+            <w:r>
+              <w:t xml:space="preserve">診断結果の要約をクリップボードにコピーします。</w:t>
+            </w:r>
+          </w:p>
+        </w:tc>
+      </w:tr>
+      <w:tr>
+        <w:tc>
+          <w:tcPr>
+            <w:tcW w:type="dxa" w:w="2274"/>
+          </w:tcPr>
+          <w:p>
+            <w:pPr>
+              <w:pStyle w:val="Compact"/>
+              <w:jc w:val="left"/>
+            </w:pPr>
+            <w:r>
+              <w:t xml:space="preserve">⑤ 保存</w:t>
+            </w:r>
+          </w:p>
+        </w:tc>
+        <w:tc>
+          <w:tcPr>
+            <w:tcW w:type="dxa" w:w="7086"/>
+          </w:tcPr>
+          <w:p>
+            <w:pPr>
+              <w:pStyle w:val="Compact"/>
+              <w:jc w:val="left"/>
+            </w:pPr>
+            <w:r>
+              <w:t xml:space="preserve">診断結果の要約をファイルに保存します。</w:t>
+            </w:r>
+          </w:p>
+        </w:tc>
+      </w:tr>
+    </w:tbl>
+    <w:p>
+      <w:pPr>
+        <w:pStyle w:val="BodyText"/>
+      </w:pPr>
+      <w:r>
+        <w:t xml:space="preserve">ログ管理欄の「Compress」「Clear」ボタンで、CurrentログとPreviousログをそれぞれ圧縮・消去できます。「Raw Log検索」欄に2文字以上入力すると、取得したログの中から該当箇所を自動でハイライト表示します。</w:t>
+      </w:r>
+    </w:p>
+    <w:p>
+      <w:pPr>
+        <w:pStyle w:val="Heading2"/>
+      </w:pPr>
+      <w:bookmarkStart w:id="82" w:name="うまく動かないとき"/>
+      <w:r>
+        <w:t xml:space="preserve">15.6 うまく動かないとき</w:t>
+      </w:r>
+      <w:bookmarkEnd w:id="82"/>
     </w:p>
     <w:p>
       <w:pPr>
@@ -6667,13 +7215,13 @@
         <w:rPr>
           <w:b/>
         </w:rPr>
-        <w:t xml:space="preserve">左右サーボの自動Detach（デタッチ：力を抜くこと）</w:t>
+        <w:t xml:space="preserve">口が動かない</w:t>
       </w:r>
       <w:r>
         <w:t xml:space="preserve"> </w:t>
       </w:r>
       <w:r>
-        <w:t xml:space="preserve">— 左右サーボは、動きが不要なときに自動的に力を抜いて休み、負荷を軽減します。頭がわずかに脱力するのは正常です。</w:t>
+        <w:t xml:space="preserve">→ Macとかりポムが同じWi-Fiにいるか、音源がUDPになっているか、Macの出力先がBlackHoleになっているかを確認してください。</w:t>
       </w:r>
     </w:p>
     <w:p>
@@ -6688,24 +7236,68 @@
         <w:rPr>
           <w:b/>
         </w:rPr>
-        <w:t xml:space="preserve">サーボ安全停止（safeServoShutdown）</w:t>
+        <w:t xml:space="preserve">長時間つけっぱなしで反応しなくなった</w:t>
       </w:r>
       <w:r>
         <w:t xml:space="preserve"> </w:t>
       </w:r>
       <w:r>
-        <w:t xml:space="preserve">— WebUIから手動で実行できる、サーボを安全に停止させる機能です。電源を切る前や、長時間放置する前に実行すると、サーボへの負担を減らせます。</w:t>
-      </w:r>
+        <w:t xml:space="preserve">→ かりポム側は省電力による通信切れを防ぐ対策済みですが、Mac側のスリープでプログラムが止まることがあります。Macのスリープ設定をご確認ください。それでも直らない場合は、かりポムの電源を入れ直してください。</w:t>
+      </w:r>
+    </w:p>
+    <w:p>
+      <w:pPr>
+        <w:numPr>
+          <w:ilvl w:val="0"/>
+          <w:numId w:val="1026"/>
+        </w:numPr>
+        <w:pStyle w:val="Compact"/>
+      </w:pPr>
+      <w:r>
+        <w:rPr>
+          <w:b/>
+        </w:rPr>
+        <w:t xml:space="preserve">KariPom Labタブに何も表示されない</w:t>
+      </w:r>
+      <w:r>
+        <w:t xml:space="preserve"> </w:t>
+      </w:r>
+      <w:r>
+        <w:t xml:space="preserve">→ IPアドレスを保存したか確認してください。それでも表示されない場合は、「外部ブラウザで開く」ボタンをお使いください。</w:t>
+      </w:r>
+    </w:p>
+    <w:p>
+      <w:r>
+        <w:br w:type="page"/>
+      </w:r>
+    </w:p>
+    <w:p>
+      <w:pPr>
+        <w:pStyle w:val="Heading1"/>
+      </w:pPr>
+      <w:bookmarkStart w:id="83" w:name="第16章-サーボ制御頭の動き"/>
+      <w:r>
+        <w:t xml:space="preserve">第16章 サーボ制御（頭の動き）</w:t>
+      </w:r>
+      <w:bookmarkEnd w:id="83"/>
     </w:p>
     <w:p>
       <w:pPr>
         <w:pStyle w:val="Heading2"/>
       </w:pPr>
-      <w:bookmarkStart w:id="82" w:name="サーボの音について"/>
-      <w:r>
-        <w:t xml:space="preserve">16.3 サーボの音について</w:t>
-      </w:r>
-      <w:bookmarkEnd w:id="82"/>
+      <w:bookmarkStart w:id="84" w:name="頭の動きの種類"/>
+      <w:r>
+        <w:t xml:space="preserve">16.1 頭の動きの種類</w:t>
+      </w:r>
+      <w:bookmarkEnd w:id="84"/>
+    </w:p>
+    <w:p>
+      <w:pPr>
+        <w:pStyle w:val="FirstParagraph"/>
+      </w:pPr>
+      <w:r>
+        <w:t xml:space="preserve">かりポムの頭は、2つのサーボモーターで動きます。</w:t>
+      </w:r>
     </w:p>
     <w:p>
       <w:pPr>
@@ -6716,7 +7308,16 @@
         <w:pStyle w:val="Compact"/>
       </w:pPr>
       <w:r>
-        <w:t xml:space="preserve">動作中の小さな動作音（ウィッという音）は正常です。</w:t>
+        <w:rPr>
+          <w:b/>
+        </w:rPr>
+        <w:t xml:space="preserve">servoUD（上下）</w:t>
+      </w:r>
+      <w:r>
+        <w:t xml:space="preserve"> </w:t>
+      </w:r>
+      <w:r>
+        <w:t xml:space="preserve">— うなずくような上下の動き</w:t>
       </w:r>
     </w:p>
     <w:p>
@@ -6731,6 +7332,209 @@
         <w:rPr>
           <w:b/>
         </w:rPr>
+        <w:t xml:space="preserve">servoLR（左右）</w:t>
+      </w:r>
+      <w:r>
+        <w:t xml:space="preserve"> </w:t>
+      </w:r>
+      <w:r>
+        <w:t xml:space="preserve">— 首をかしげる・見回すような左右の動き</w:t>
+      </w:r>
+    </w:p>
+    <w:p>
+      <w:pPr>
+        <w:pStyle w:val="FirstParagraph"/>
+      </w:pPr>
+      <w:r>
+        <w:t xml:space="preserve">動き方には次の4種類があります。</w:t>
+      </w:r>
+    </w:p>
+    <w:p>
+      <w:pPr>
+        <w:numPr>
+          <w:ilvl w:val="0"/>
+          <w:numId w:val="1028"/>
+        </w:numPr>
+        <w:pStyle w:val="Compact"/>
+      </w:pPr>
+      <w:r>
+        <w:rPr>
+          <w:b/>
+        </w:rPr>
+        <w:t xml:space="preserve">アイドルモーション（自動）</w:t>
+      </w:r>
+      <w:r>
+        <w:t xml:space="preserve"> </w:t>
+      </w:r>
+      <w:r>
+        <w:t xml:space="preserve">— 待機中に、ランダムなタイミングで自然に頭を動かします。生きているような雰囲気を演出します。頻度はWebUIから4段階（OFF／少なめ／標準／多め）に調整できます（第19章）。</w:t>
+      </w:r>
+    </w:p>
+    <w:p>
+      <w:pPr>
+        <w:numPr>
+          <w:ilvl w:val="0"/>
+          <w:numId w:val="1028"/>
+        </w:numPr>
+        <w:pStyle w:val="Compact"/>
+      </w:pPr>
+      <w:r>
+        <w:rPr>
+          <w:b/>
+        </w:rPr>
+        <w:t xml:space="preserve">マイクロモーション（会話中・自動）</w:t>
+      </w:r>
+      <w:r>
+        <w:t xml:space="preserve"> </w:t>
+      </w:r>
+      <w:r>
+        <w:t xml:space="preserve">— 口パク中は、口の動きに合わせて頭も小さく動きます。</w:t>
+      </w:r>
+    </w:p>
+    <w:p>
+      <w:pPr>
+        <w:numPr>
+          <w:ilvl w:val="0"/>
+          <w:numId w:val="1028"/>
+        </w:numPr>
+        <w:pStyle w:val="Compact"/>
+      </w:pPr>
+      <w:r>
+        <w:rPr>
+          <w:b/>
+        </w:rPr>
+        <w:t xml:space="preserve">ジョイスティック操作（手動）</w:t>
+      </w:r>
+      <w:r>
+        <w:t xml:space="preserve"> </w:t>
+      </w:r>
+      <w:r>
+        <w:t xml:space="preserve">— 本体背面（尻尾部分）のスティックを倒した方向・量に応じて、首の向きがなめらかに追従します（縦＝上下、横＝左右）。</w:t>
+      </w:r>
+    </w:p>
+    <w:p>
+      <w:pPr>
+        <w:numPr>
+          <w:ilvl w:val="0"/>
+          <w:numId w:val="1028"/>
+        </w:numPr>
+        <w:pStyle w:val="Compact"/>
+      </w:pPr>
+      <w:r>
+        <w:rPr>
+          <w:b/>
+        </w:rPr>
+        <w:t xml:space="preserve">WebUIのボタン操作（手動）</w:t>
+      </w:r>
+      <w:r>
+        <w:t xml:space="preserve"> </w:t>
+      </w:r>
+      <w:r>
+        <w:t xml:space="preserve">— Home画面の上下左右ボタンから、ジョイスティックと同じように頭を操作できます。スマホやパソコンだけで頭の向きを調整したいときに便利です。</w:t>
+      </w:r>
+    </w:p>
+    <w:p>
+      <w:pPr>
+        <w:pStyle w:val="FirstParagraph"/>
+      </w:pPr>
+      <w:r>
+        <w:t xml:space="preserve">💡 Home画面には、あらかじめ決められた動き方（デモ）を1回再生する「Demo」ボタンもあります。動作確認や、来客時のちょっとしたお披露目に使えます。</w:t>
+      </w:r>
+    </w:p>
+    <w:p>
+      <w:pPr>
+        <w:pStyle w:val="Heading2"/>
+      </w:pPr>
+      <w:bookmarkStart w:id="85" w:name="サーボにやさしい設計"/>
+      <w:r>
+        <w:t xml:space="preserve">16.2 サーボにやさしい設計</w:t>
+      </w:r>
+      <w:bookmarkEnd w:id="85"/>
+    </w:p>
+    <w:p>
+      <w:pPr>
+        <w:pStyle w:val="FirstParagraph"/>
+      </w:pPr>
+      <w:r>
+        <w:t xml:space="preserve">かりポムのファームウェアには、サーボを長持ちさせる工夫が入っています。</w:t>
+      </w:r>
+    </w:p>
+    <w:p>
+      <w:pPr>
+        <w:numPr>
+          <w:ilvl w:val="0"/>
+          <w:numId w:val="1029"/>
+        </w:numPr>
+        <w:pStyle w:val="Compact"/>
+      </w:pPr>
+      <w:r>
+        <w:rPr>
+          <w:b/>
+        </w:rPr>
+        <w:t xml:space="preserve">左右サーボの自動Detach（デタッチ：力を抜くこと）</w:t>
+      </w:r>
+      <w:r>
+        <w:t xml:space="preserve"> </w:t>
+      </w:r>
+      <w:r>
+        <w:t xml:space="preserve">— 左右サーボは、動きが不要なときに自動的に力を抜いて休み、負荷を軽減します。頭がわずかに脱力するのは正常です。</w:t>
+      </w:r>
+    </w:p>
+    <w:p>
+      <w:pPr>
+        <w:numPr>
+          <w:ilvl w:val="0"/>
+          <w:numId w:val="1029"/>
+        </w:numPr>
+        <w:pStyle w:val="Compact"/>
+      </w:pPr>
+      <w:r>
+        <w:rPr>
+          <w:b/>
+        </w:rPr>
+        <w:t xml:space="preserve">サーボ安全停止（safeServoShutdown）</w:t>
+      </w:r>
+      <w:r>
+        <w:t xml:space="preserve"> </w:t>
+      </w:r>
+      <w:r>
+        <w:t xml:space="preserve">— WebUIから手動で実行できる、サーボを安全に停止させる機能です。電源を切る前や、長時間放置する前に実行すると、サーボへの負担を減らせます。</w:t>
+      </w:r>
+    </w:p>
+    <w:p>
+      <w:pPr>
+        <w:pStyle w:val="Heading2"/>
+      </w:pPr>
+      <w:bookmarkStart w:id="86" w:name="サーボの音について"/>
+      <w:r>
+        <w:t xml:space="preserve">16.3 サーボの音について</w:t>
+      </w:r>
+      <w:bookmarkEnd w:id="86"/>
+    </w:p>
+    <w:p>
+      <w:pPr>
+        <w:numPr>
+          <w:ilvl w:val="0"/>
+          <w:numId w:val="1030"/>
+        </w:numPr>
+        <w:pStyle w:val="Compact"/>
+      </w:pPr>
+      <w:r>
+        <w:t xml:space="preserve">動作中の小さな動作音（ウィッという音）は正常です。</w:t>
+      </w:r>
+    </w:p>
+    <w:p>
+      <w:pPr>
+        <w:numPr>
+          <w:ilvl w:val="0"/>
+          <w:numId w:val="1030"/>
+        </w:numPr>
+        <w:pStyle w:val="Compact"/>
+      </w:pPr>
+      <w:r>
+        <w:rPr>
+          <w:b/>
+        </w:rPr>
         <w:t xml:space="preserve">止まっているのに「ジーッ」という音が続く</w:t>
       </w:r>
       <w:r>
@@ -6746,21 +7550,21 @@
       <w:pPr>
         <w:pStyle w:val="Heading1"/>
       </w:pPr>
-      <w:bookmarkStart w:id="83" w:name="第17章-sdカード管理"/>
+      <w:bookmarkStart w:id="87" w:name="第17章-sdカード管理"/>
       <w:r>
         <w:t xml:space="preserve">第17章 SDカード管理</w:t>
       </w:r>
-      <w:bookmarkEnd w:id="83"/>
+      <w:bookmarkEnd w:id="87"/>
     </w:p>
     <w:p>
       <w:pPr>
         <w:pStyle w:val="Heading2"/>
       </w:pPr>
-      <w:bookmarkStart w:id="84" w:name="sdカードの役割"/>
+      <w:bookmarkStart w:id="88" w:name="sdカードの役割"/>
       <w:r>
         <w:t xml:space="preserve">17.1 SDカードの役割</w:t>
       </w:r>
-      <w:bookmarkEnd w:id="84"/>
+      <w:bookmarkEnd w:id="88"/>
     </w:p>
     <w:p>
       <w:pPr>
@@ -6791,11 +7595,11 @@
       <w:pPr>
         <w:pStyle w:val="Heading2"/>
       </w:pPr>
-      <w:bookmarkStart w:id="85" w:name="フォルダ構成"/>
+      <w:bookmarkStart w:id="89" w:name="フォルダ構成"/>
       <w:r>
         <w:t xml:space="preserve">17.2 フォルダ構成</w:t>
       </w:r>
-      <w:bookmarkEnd w:id="85"/>
+      <w:bookmarkEnd w:id="89"/>
     </w:p>
     <w:p>
       <w:pPr>
@@ -6865,11 +7669,11 @@
       <w:pPr>
         <w:pStyle w:val="Heading2"/>
       </w:pPr>
-      <w:bookmarkStart w:id="86" w:name="webuiでのファイル管理"/>
+      <w:bookmarkStart w:id="90" w:name="webuiでのファイル管理"/>
       <w:r>
         <w:t xml:space="preserve">17.3 WebUIでのファイル管理</w:t>
       </w:r>
-      <w:bookmarkEnd w:id="86"/>
+      <w:bookmarkEnd w:id="90"/>
     </w:p>
     <w:p>
       <w:pPr>
@@ -7142,17 +7946,17 @@
       <w:pPr>
         <w:pStyle w:val="Heading2"/>
       </w:pPr>
-      <w:bookmarkStart w:id="87" w:name="sdカードの取り扱い"/>
+      <w:bookmarkStart w:id="91" w:name="sdカードの取り扱い"/>
       <w:r>
         <w:t xml:space="preserve">17.4 SDカードの取り扱い</w:t>
       </w:r>
-      <w:bookmarkEnd w:id="87"/>
+      <w:bookmarkEnd w:id="91"/>
     </w:p>
     <w:p>
       <w:pPr>
         <w:numPr>
           <w:ilvl w:val="0"/>
-          <w:numId w:val="1028"/>
+          <w:numId w:val="1031"/>
         </w:numPr>
         <w:pStyle w:val="Compact"/>
       </w:pPr>
@@ -7173,7 +7977,7 @@
       <w:pPr>
         <w:numPr>
           <w:ilvl w:val="0"/>
-          <w:numId w:val="1028"/>
+          <w:numId w:val="1031"/>
         </w:numPr>
         <w:pStyle w:val="Compact"/>
       </w:pPr>
@@ -7194,7 +7998,7 @@
       <w:pPr>
         <w:numPr>
           <w:ilvl w:val="0"/>
-          <w:numId w:val="1028"/>
+          <w:numId w:val="1031"/>
         </w:numPr>
         <w:pStyle w:val="Compact"/>
       </w:pPr>
@@ -7211,21 +8015,21 @@
       <w:pPr>
         <w:pStyle w:val="Heading1"/>
       </w:pPr>
-      <w:bookmarkStart w:id="88" w:name="第18章-ログ機能"/>
+      <w:bookmarkStart w:id="92" w:name="第18章-ログ機能"/>
       <w:r>
         <w:t xml:space="preserve">第18章 ログ機能</w:t>
       </w:r>
-      <w:bookmarkEnd w:id="88"/>
+      <w:bookmarkEnd w:id="92"/>
     </w:p>
     <w:p>
       <w:pPr>
         <w:pStyle w:val="Heading2"/>
       </w:pPr>
-      <w:bookmarkStart w:id="89" w:name="ログとは"/>
+      <w:bookmarkStart w:id="93" w:name="ログとは"/>
       <w:r>
         <w:t xml:space="preserve">18.1 ログとは</w:t>
       </w:r>
-      <w:bookmarkEnd w:id="89"/>
+      <w:bookmarkEnd w:id="93"/>
     </w:p>
     <w:p>
       <w:pPr>
@@ -7424,11 +8228,11 @@
       <w:pPr>
         <w:pStyle w:val="Heading2"/>
       </w:pPr>
-      <w:bookmarkStart w:id="90" w:name="ログの開き方"/>
+      <w:bookmarkStart w:id="94" w:name="ログの開き方"/>
       <w:r>
         <w:t xml:space="preserve">18.2 ログの開き方</w:t>
       </w:r>
-      <w:bookmarkEnd w:id="90"/>
+      <w:bookmarkEnd w:id="94"/>
     </w:p>
     <w:p>
       <w:pPr>
@@ -7450,11 +8254,11 @@
       <w:pPr>
         <w:pStyle w:val="Heading2"/>
       </w:pPr>
-      <w:bookmarkStart w:id="91" w:name="よく見かけるログの読み方"/>
+      <w:bookmarkStart w:id="95" w:name="よく見かけるログの読み方"/>
       <w:r>
         <w:t xml:space="preserve">18.3 よく見かけるログの読み方</w:t>
       </w:r>
-      <w:bookmarkEnd w:id="91"/>
+      <w:bookmarkEnd w:id="95"/>
     </w:p>
     <w:tbl>
       <w:tblPr>
@@ -7702,11 +8506,11 @@
       <w:pPr>
         <w:pStyle w:val="Heading1"/>
       </w:pPr>
-      <w:bookmarkStart w:id="92" w:name="第19章-設定画面の説明"/>
+      <w:bookmarkStart w:id="96" w:name="第19章-設定画面の説明"/>
       <w:r>
         <w:t xml:space="preserve">第19章 設定画面の説明</w:t>
       </w:r>
-      <w:bookmarkEnd w:id="92"/>
+      <w:bookmarkEnd w:id="96"/>
     </w:p>
     <w:p>
       <w:pPr>
@@ -7720,11 +8524,11 @@
       <w:pPr>
         <w:pStyle w:val="Heading2"/>
       </w:pPr>
-      <w:bookmarkStart w:id="93" w:name="karipom-ear音声入力設定"/>
+      <w:bookmarkStart w:id="97" w:name="karipom-ear音声入力設定"/>
       <w:r>
         <w:t xml:space="preserve">19.1 Karipom Ear（音声入力）設定</w:t>
       </w:r>
-      <w:bookmarkEnd w:id="93"/>
+      <w:bookmarkEnd w:id="97"/>
     </w:p>
     <w:p>
       <w:pPr>
@@ -7985,11 +8789,11 @@
       <w:pPr>
         <w:pStyle w:val="Heading2"/>
       </w:pPr>
-      <w:bookmarkStart w:id="94" w:name="visualizerlighting設定"/>
+      <w:bookmarkStart w:id="98" w:name="visualizerlighting設定"/>
       <w:r>
         <w:t xml:space="preserve">19.2 Visualizer・Lighting設定</w:t>
       </w:r>
-      <w:bookmarkEnd w:id="94"/>
+      <w:bookmarkEnd w:id="98"/>
     </w:p>
     <w:p>
       <w:pPr>
@@ -8205,11 +9009,11 @@
       <w:pPr>
         <w:pStyle w:val="Heading2"/>
       </w:pPr>
-      <w:bookmarkStart w:id="95" w:name="動き音の頻度設定"/>
+      <w:bookmarkStart w:id="99" w:name="動き音の頻度設定"/>
       <w:r>
         <w:t xml:space="preserve">19.3 動き・音の頻度設定</w:t>
       </w:r>
-      <w:bookmarkEnd w:id="95"/>
+      <w:bookmarkEnd w:id="99"/>
     </w:p>
     <w:tbl>
       <w:tblPr>
@@ -8418,11 +9222,11 @@
       <w:pPr>
         <w:pStyle w:val="Heading2"/>
       </w:pPr>
-      <w:bookmarkStart w:id="96" w:name="かりポムの名前とキャラクター"/>
+      <w:bookmarkStart w:id="100" w:name="かりポムの名前とキャラクター"/>
       <w:r>
         <w:t xml:space="preserve">19.4 かりポムの名前とキャラクター</w:t>
       </w:r>
-      <w:bookmarkEnd w:id="96"/>
+      <w:bookmarkEnd w:id="100"/>
     </w:p>
     <w:tbl>
       <w:tblPr>
@@ -8540,11 +9344,11 @@
       <w:pPr>
         <w:pStyle w:val="Heading2"/>
       </w:pPr>
-      <w:bookmarkStart w:id="97" w:name="カメラ機能実験的機能"/>
+      <w:bookmarkStart w:id="101" w:name="カメラ機能実験的機能"/>
       <w:r>
         <w:t xml:space="preserve">19.5 カメラ機能（実験的機能）</w:t>
       </w:r>
-      <w:bookmarkEnd w:id="97"/>
+      <w:bookmarkEnd w:id="101"/>
     </w:p>
     <w:p>
       <w:pPr>
@@ -8581,11 +9385,11 @@
       <w:pPr>
         <w:pStyle w:val="Heading2"/>
       </w:pPr>
-      <w:bookmarkStart w:id="98" w:name="サーボの操作"/>
+      <w:bookmarkStart w:id="102" w:name="サーボの操作"/>
       <w:r>
         <w:t xml:space="preserve">19.6 サーボの操作</w:t>
       </w:r>
-      <w:bookmarkEnd w:id="98"/>
+      <w:bookmarkEnd w:id="102"/>
     </w:p>
     <w:p>
       <w:pPr>
@@ -8604,11 +9408,11 @@
       <w:pPr>
         <w:pStyle w:val="Heading1"/>
       </w:pPr>
-      <w:bookmarkStart w:id="99" w:name="第20章-トラブルシューティング"/>
+      <w:bookmarkStart w:id="103" w:name="第20章-トラブルシューティング"/>
       <w:r>
         <w:t xml:space="preserve">第20章 トラブルシューティング</w:t>
       </w:r>
-      <w:bookmarkEnd w:id="99"/>
+      <w:bookmarkEnd w:id="103"/>
     </w:p>
     <w:p>
       <w:pPr>
@@ -8622,11 +9426,11 @@
       <w:pPr>
         <w:pStyle w:val="Heading2"/>
       </w:pPr>
-      <w:bookmarkStart w:id="100" w:name="電源起動"/>
+      <w:bookmarkStart w:id="104" w:name="電源起動"/>
       <w:r>
         <w:t xml:space="preserve">20.1 電源・起動</w:t>
       </w:r>
-      <w:bookmarkEnd w:id="100"/>
+      <w:bookmarkEnd w:id="104"/>
     </w:p>
     <w:p>
       <w:pPr>
@@ -8637,179 +9441,6 @@
           <w:b/>
         </w:rPr>
         <w:t xml:space="preserve">Q. 電源を入れても画面がつかない</w:t>
-      </w:r>
-    </w:p>
-    <w:p>
-      <w:pPr>
-        <w:numPr>
-          <w:ilvl w:val="0"/>
-          <w:numId w:val="1029"/>
-        </w:numPr>
-        <w:pStyle w:val="Compact"/>
-      </w:pPr>
-      <w:r>
-        <w:t xml:space="preserve">USB Type-Cケーブルと電源アダプタを別のものに替えて試してください（充電専用ケーブルでは動かないことがあります）。</w:t>
-      </w:r>
-    </w:p>
-    <w:p>
-      <w:pPr>
-        <w:numPr>
-          <w:ilvl w:val="0"/>
-          <w:numId w:val="1029"/>
-        </w:numPr>
-        <w:pStyle w:val="Compact"/>
-      </w:pPr>
-      <w:r>
-        <w:t xml:space="preserve">パソコンのUSBポートに直接つないで試してください。</w:t>
-      </w:r>
-    </w:p>
-    <w:p>
-      <w:pPr>
-        <w:pStyle w:val="FirstParagraph"/>
-      </w:pPr>
-      <w:r>
-        <w:rPr>
-          <w:b/>
-        </w:rPr>
-        <w:t xml:space="preserve">Q. 起動途中で止まる／再起動を繰り返す</w:t>
-      </w:r>
-    </w:p>
-    <w:p>
-      <w:pPr>
-        <w:numPr>
-          <w:ilvl w:val="0"/>
-          <w:numId w:val="1030"/>
-        </w:numPr>
-        <w:pStyle w:val="Compact"/>
-      </w:pPr>
-      <w:r>
-        <w:t xml:space="preserve">SDカードをいったん抜いて起動するか試してください。SDカードの不良やフォーマット形式の問題が考えられます。</w:t>
-      </w:r>
-    </w:p>
-    <w:p>
-      <w:pPr>
-        <w:numPr>
-          <w:ilvl w:val="0"/>
-          <w:numId w:val="1030"/>
-        </w:numPr>
-        <w:pStyle w:val="Compact"/>
-      </w:pPr>
-      <w:r>
-        <w:t xml:space="preserve">改善しない場合は、症状とログを控えて製作者にご相談ください。</w:t>
-      </w:r>
-    </w:p>
-    <w:p>
-      <w:pPr>
-        <w:pStyle w:val="Heading2"/>
-      </w:pPr>
-      <w:bookmarkStart w:id="101" w:name="頭の動きサーボ-重要"/>
-      <w:r>
-        <w:t xml:space="preserve">20.2 頭の動き・サーボ ⚠️重要</w:t>
-      </w:r>
-      <w:bookmarkEnd w:id="101"/>
-    </w:p>
-    <w:p>
-      <w:pPr>
-        <w:pStyle w:val="FirstParagraph"/>
-      </w:pPr>
-      <w:r>
-        <w:rPr>
-          <w:b/>
-        </w:rPr>
-        <w:t xml:space="preserve">Q. 「ジーッ」「キーッ」という異音が続く／頭が震える</w:t>
-      </w:r>
-    </w:p>
-    <w:p>
-      <w:pPr>
-        <w:pStyle w:val="BodyText"/>
-      </w:pPr>
-      <w:r>
-        <w:t xml:space="preserve">⚠️</w:t>
-      </w:r>
-      <w:r>
-        <w:t xml:space="preserve"> </w:t>
-      </w:r>
-      <w:r>
-        <w:rPr>
-          <w:b/>
-        </w:rPr>
-        <w:t xml:space="preserve">まずサーボモーター本体の故障（ハードウェアの問題）を疑ってください。</w:t>
-      </w:r>
-      <w:r>
-        <w:t xml:space="preserve"> </w:t>
-      </w:r>
-      <w:r>
-        <w:t xml:space="preserve">かりポムの頭部は重いため、サーボは消耗しやすい部品です。過去には、ソフトウェアの不具合と思われた異音の原因が、実際にはサーボの物理的な故障だった事例があります。</w:t>
-      </w:r>
-    </w:p>
-    <w:p>
-      <w:pPr>
-        <w:pStyle w:val="BodyText"/>
-      </w:pPr>
-      <w:r>
-        <w:t xml:space="preserve">確認手順：</w:t>
-      </w:r>
-    </w:p>
-    <w:p>
-      <w:pPr>
-        <w:numPr>
-          <w:ilvl w:val="0"/>
-          <w:numId w:val="1031"/>
-        </w:numPr>
-        <w:pStyle w:val="Compact"/>
-      </w:pPr>
-      <w:r>
-        <w:t xml:space="preserve">WebUIから</w:t>
-      </w:r>
-      <w:r>
-        <w:rPr>
-          <w:b/>
-        </w:rPr>
-        <w:t xml:space="preserve">サーボ安全停止（safeServoShutdown）</w:t>
-      </w:r>
-      <w:r>
-        <w:t xml:space="preserve">を実行し、異音が止まるか確認します。</w:t>
-      </w:r>
-    </w:p>
-    <w:p>
-      <w:pPr>
-        <w:numPr>
-          <w:ilvl w:val="0"/>
-          <w:numId w:val="1031"/>
-        </w:numPr>
-        <w:pStyle w:val="Compact"/>
-      </w:pPr>
-      <w:r>
-        <w:t xml:space="preserve">電源を切った状態で、頭が異常に傾いていないか、部品が引っかかっていないかを目視で確認します。</w:t>
-      </w:r>
-      <w:r>
-        <w:rPr>
-          <w:b/>
-        </w:rPr>
-        <w:t xml:space="preserve">手で無理に動かさないでください。</w:t>
-      </w:r>
-    </w:p>
-    <w:p>
-      <w:pPr>
-        <w:numPr>
-          <w:ilvl w:val="0"/>
-          <w:numId w:val="1031"/>
-        </w:numPr>
-        <w:pStyle w:val="Compact"/>
-      </w:pPr>
-      <w:r>
-        <w:t xml:space="preserve">電源を入れ直しても異音が続く場合は、サーボ交換が必要な可能性があります。製作者にご相談ください。</w:t>
-      </w:r>
-    </w:p>
-    <w:p>
-      <w:pPr>
-        <w:pStyle w:val="FirstParagraph"/>
-      </w:pPr>
-      <w:r>
-        <w:rPr>
-          <w:b/>
-        </w:rPr>
-        <w:t xml:space="preserve">Q. 頭がまったく動かない</w:t>
       </w:r>
     </w:p>
     <w:p>
@@ -8821,7 +9452,7 @@
         <w:pStyle w:val="Compact"/>
       </w:pPr>
       <w:r>
-        <w:t xml:space="preserve">ジョイスティック（背面・尻尾部分）またはWebUIの上下左右ボタンで動くか試してください。</w:t>
+        <w:t xml:space="preserve">USB Type-Cケーブルと電源アダプタを別のものに替えて試してください（充電専用ケーブルでは動かないことがあります）。</w:t>
       </w:r>
     </w:p>
     <w:p>
@@ -8833,19 +9464,7 @@
         <w:pStyle w:val="Compact"/>
       </w:pPr>
       <w:r>
-        <w:t xml:space="preserve">Log Viewerでサーボ関連のエラーが出ていないか確認してください。</w:t>
-      </w:r>
-    </w:p>
-    <w:p>
-      <w:pPr>
-        <w:numPr>
-          <w:ilvl w:val="0"/>
-          <w:numId w:val="1032"/>
-        </w:numPr>
-        <w:pStyle w:val="Compact"/>
-      </w:pPr>
-      <w:r>
-        <w:t xml:space="preserve">左右サーボは負荷軽減のため自動で休止（Detach）することがあります（正常）。操作すれば復帰します。</w:t>
+        <w:t xml:space="preserve">パソコンのUSBポートに直接つないで試してください。</w:t>
       </w:r>
     </w:p>
     <w:p>
@@ -8856,7 +9475,7 @@
         <w:rPr>
           <w:b/>
         </w:rPr>
-        <w:t xml:space="preserve">Q. 頭が少し脱力して傾く</w:t>
+        <w:t xml:space="preserve">Q. 起動途中で止まる／再起動を繰り返す</w:t>
       </w:r>
     </w:p>
     <w:p>
@@ -8868,18 +9487,30 @@
         <w:pStyle w:val="Compact"/>
       </w:pPr>
       <w:r>
-        <w:t xml:space="preserve">左右サーボの自動Detachによる正常な動作です。</w:t>
+        <w:t xml:space="preserve">SDカードをいったん抜いて起動するか試してください。SDカードの不良やフォーマット形式の問題が考えられます。</w:t>
+      </w:r>
+    </w:p>
+    <w:p>
+      <w:pPr>
+        <w:numPr>
+          <w:ilvl w:val="0"/>
+          <w:numId w:val="1033"/>
+        </w:numPr>
+        <w:pStyle w:val="Compact"/>
+      </w:pPr>
+      <w:r>
+        <w:t xml:space="preserve">改善しない場合は、症状とログを控えて製作者にご相談ください。</w:t>
       </w:r>
     </w:p>
     <w:p>
       <w:pPr>
         <w:pStyle w:val="Heading2"/>
       </w:pPr>
-      <w:bookmarkStart w:id="102" w:name="wi-fiwebui"/>
-      <w:r>
-        <w:t xml:space="preserve">20.3 Wi-Fi・WebUI</w:t>
-      </w:r>
-      <w:bookmarkEnd w:id="102"/>
+      <w:bookmarkStart w:id="105" w:name="頭の動きサーボ-重要"/>
+      <w:r>
+        <w:t xml:space="preserve">20.2 頭の動き・サーボ ⚠️重要</w:t>
+      </w:r>
+      <w:bookmarkEnd w:id="105"/>
     </w:p>
     <w:p>
       <w:pPr>
@@ -8889,7 +9520,38 @@
         <w:rPr>
           <w:b/>
         </w:rPr>
-        <w:t xml:space="preserve">Q. WebUIが開けない</w:t>
+        <w:t xml:space="preserve">Q. 「ジーッ」「キーッ」という異音が続く／頭が震える</w:t>
+      </w:r>
+    </w:p>
+    <w:p>
+      <w:pPr>
+        <w:pStyle w:val="BodyText"/>
+      </w:pPr>
+      <w:r>
+        <w:t xml:space="preserve">⚠️</w:t>
+      </w:r>
+      <w:r>
+        <w:t xml:space="preserve"> </w:t>
+      </w:r>
+      <w:r>
+        <w:rPr>
+          <w:b/>
+        </w:rPr>
+        <w:t xml:space="preserve">まずサーボモーター本体の故障（ハードウェアの問題）を疑ってください。</w:t>
+      </w:r>
+      <w:r>
+        <w:t xml:space="preserve"> </w:t>
+      </w:r>
+      <w:r>
+        <w:t xml:space="preserve">かりポムの頭部は重いため、サーボは消耗しやすい部品です。過去には、ソフトウェアの不具合と思われた異音の原因が、実際にはサーボの物理的な故障だった事例があります。</w:t>
+      </w:r>
+    </w:p>
+    <w:p>
+      <w:pPr>
+        <w:pStyle w:val="BodyText"/>
+      </w:pPr>
+      <w:r>
+        <w:t xml:space="preserve">確認手順：</w:t>
       </w:r>
     </w:p>
     <w:p>
@@ -8901,16 +9563,16 @@
         <w:pStyle w:val="Compact"/>
       </w:pPr>
       <w:r>
-        <w:t xml:space="preserve">スマホ／パソコンが、かりポムと</w:t>
-      </w:r>
-      <w:r>
-        <w:rPr>
-          <w:b/>
-        </w:rPr>
-        <w:t xml:space="preserve">同じWi-Fi</w:t>
-      </w:r>
-      <w:r>
-        <w:t xml:space="preserve">につながっているか確認してください（スマホがモバイル回線になっていると開けません）。</w:t>
+        <w:t xml:space="preserve">WebUIから</w:t>
+      </w:r>
+      <w:r>
+        <w:rPr>
+          <w:b/>
+        </w:rPr>
+        <w:t xml:space="preserve">サーボ安全停止（safeServoShutdown）</w:t>
+      </w:r>
+      <w:r>
+        <w:t xml:space="preserve">を実行し、異音が止まるか確認します。</w:t>
       </w:r>
     </w:p>
     <w:p>
@@ -8922,7 +9584,13 @@
         <w:pStyle w:val="Compact"/>
       </w:pPr>
       <w:r>
-        <w:t xml:space="preserve">IPアドレスが変わっていないか、本体画面で確認してください（ルーターの再起動などで変わることがあります）。</w:t>
+        <w:t xml:space="preserve">電源を切った状態で、頭が異常に傾いていないか、部品が引っかかっていないかを目視で確認します。</w:t>
+      </w:r>
+      <w:r>
+        <w:rPr>
+          <w:b/>
+        </w:rPr>
+        <w:t xml:space="preserve">手で無理に動かさないでください。</w:t>
       </w:r>
     </w:p>
     <w:p>
@@ -8934,7 +9602,7 @@
         <w:pStyle w:val="Compact"/>
       </w:pPr>
       <w:r>
-        <w:t xml:space="preserve">かりポムの電源を入れ直してください。</w:t>
+        <w:t xml:space="preserve">電源を入れ直しても異音が続く場合は、サーボ交換が必要な可能性があります。製作者にご相談ください。</w:t>
       </w:r>
     </w:p>
     <w:p>
@@ -8945,7 +9613,7 @@
         <w:rPr>
           <w:b/>
         </w:rPr>
-        <w:t xml:space="preserve">Q. かりポムがAPモードになってしまう</w:t>
+        <w:t xml:space="preserve">Q. 頭がまったく動かない</w:t>
       </w:r>
     </w:p>
     <w:p>
@@ -8957,7 +9625,31 @@
         <w:pStyle w:val="Compact"/>
       </w:pPr>
       <w:r>
-        <w:t xml:space="preserve">保存済みのWi-Fiに接続できないときの正常な動作です。ルーターの電源、SSID・パスワードの変更有無を確認し、第8章の手順でWi-Fiを設定し直してください。</w:t>
+        <w:t xml:space="preserve">ジョイスティック（背面・尻尾部分）またはWebUIの上下左右ボタンで動くか試してください。</w:t>
+      </w:r>
+    </w:p>
+    <w:p>
+      <w:pPr>
+        <w:numPr>
+          <w:ilvl w:val="0"/>
+          <w:numId w:val="1035"/>
+        </w:numPr>
+        <w:pStyle w:val="Compact"/>
+      </w:pPr>
+      <w:r>
+        <w:t xml:space="preserve">Log Viewerでサーボ関連のエラーが出ていないか確認してください。</w:t>
+      </w:r>
+    </w:p>
+    <w:p>
+      <w:pPr>
+        <w:numPr>
+          <w:ilvl w:val="0"/>
+          <w:numId w:val="1035"/>
+        </w:numPr>
+        <w:pStyle w:val="Compact"/>
+      </w:pPr>
+      <w:r>
+        <w:t xml:space="preserve">左右サーボは負荷軽減のため自動で休止（Detach）することがあります（正常）。操作すれば復帰します。</w:t>
       </w:r>
     </w:p>
     <w:p>
@@ -8968,7 +9660,7 @@
         <w:rPr>
           <w:b/>
         </w:rPr>
-        <w:t xml:space="preserve">Q. しばらくすると操作を受け付けなくなる</w:t>
+        <w:t xml:space="preserve">Q. 頭が少し脱力して傾く</w:t>
       </w:r>
     </w:p>
     <w:p>
@@ -8980,18 +9672,18 @@
         <w:pStyle w:val="Compact"/>
       </w:pPr>
       <w:r>
-        <w:t xml:space="preserve">かりポム側には長時間稼働対策（Wi-Fi省電力の無効化）が入っていますが、ルーター側の設定や電波状況によっては切断されることがあります。かりポムをルーターに近づける、電源を入れ直す、をお試しください。</w:t>
+        <w:t xml:space="preserve">左右サーボの自動Detachによる正常な動作です。</w:t>
       </w:r>
     </w:p>
     <w:p>
       <w:pPr>
         <w:pStyle w:val="Heading2"/>
       </w:pPr>
-      <w:bookmarkStart w:id="103" w:name="マイクkaripom-ear"/>
-      <w:r>
-        <w:t xml:space="preserve">20.4 マイク（Karipom Ear）</w:t>
-      </w:r>
-      <w:bookmarkEnd w:id="103"/>
+      <w:bookmarkStart w:id="106" w:name="wi-fiwebui"/>
+      <w:r>
+        <w:t xml:space="preserve">20.3 Wi-Fi・WebUI</w:t>
+      </w:r>
+      <w:bookmarkEnd w:id="106"/>
     </w:p>
     <w:p>
       <w:pPr>
@@ -9001,7 +9693,7 @@
         <w:rPr>
           <w:b/>
         </w:rPr>
-        <w:t xml:space="preserve">Q. 話しかけても反応しない</w:t>
+        <w:t xml:space="preserve">Q. WebUIが開けない</w:t>
       </w:r>
     </w:p>
     <w:p>
@@ -9013,16 +9705,16 @@
         <w:pStyle w:val="Compact"/>
       </w:pPr>
       <w:r>
-        <w:t xml:space="preserve">音源が</w:t>
-      </w:r>
-      <w:r>
-        <w:rPr>
-          <w:b/>
-        </w:rPr>
-        <w:t xml:space="preserve">内蔵マイク</w:t>
-      </w:r>
-      <w:r>
-        <w:t xml:space="preserve">になっているか確認してください（UDPやLINE INのままだと内蔵マイクは働きません）。</w:t>
+        <w:t xml:space="preserve">スマホ／パソコンが、かりポムと</w:t>
+      </w:r>
+      <w:r>
+        <w:rPr>
+          <w:b/>
+        </w:rPr>
+        <w:t xml:space="preserve">同じWi-Fi</w:t>
+      </w:r>
+      <w:r>
+        <w:t xml:space="preserve">につながっているか確認してください（スマホがモバイル回線になっていると開けません）。</w:t>
       </w:r>
     </w:p>
     <w:p>
@@ -9034,7 +9726,7 @@
         <w:pStyle w:val="Compact"/>
       </w:pPr>
       <w:r>
-        <w:t xml:space="preserve">独り言の直後・音源切り替えの直後は、数秒間反応しません（クールダウンによる正常動作です）。少し待ってから話しかけてください。</w:t>
+        <w:t xml:space="preserve">IPアドレスが変わっていないか、本体画面で確認してください（ルーターの再起動などで変わることがあります）。</w:t>
       </w:r>
     </w:p>
     <w:p>
@@ -9046,7 +9738,7 @@
         <w:pStyle w:val="Compact"/>
       </w:pPr>
       <w:r>
-        <w:t xml:space="preserve">ONしきい値を下げてみてください（例：150→100）。</w:t>
+        <w:t xml:space="preserve">かりポムの電源を入れ直してください。</w:t>
       </w:r>
     </w:p>
     <w:p>
@@ -9057,7 +9749,7 @@
         <w:rPr>
           <w:b/>
         </w:rPr>
-        <w:t xml:space="preserve">Q. 誰も話していないのに口が動く</w:t>
+        <w:t xml:space="preserve">Q. かりポムがAPモードになってしまう</w:t>
       </w:r>
     </w:p>
     <w:p>
@@ -9069,30 +9761,8 @@
         <w:pStyle w:val="Compact"/>
       </w:pPr>
       <w:r>
-        <w:t xml:space="preserve">ONしきい値を上げてみてください（例：150→200）。</w:t>
-      </w:r>
-    </w:p>
-    <w:p>
-      <w:pPr>
-        <w:numPr>
-          <w:ilvl w:val="0"/>
-          <w:numId w:val="1038"/>
-        </w:numPr>
-        <w:pStyle w:val="Compact"/>
-      </w:pPr>
-      <w:r>
-        <w:t xml:space="preserve">テレビ・スピーカー・エアコンの近くを避けて設置してください。</w:t>
-      </w:r>
-    </w:p>
-    <w:p>
-      <w:pPr>
-        <w:pStyle w:val="Heading2"/>
-      </w:pPr>
-      <w:bookmarkStart w:id="104" w:name="音声独り言"/>
-      <w:r>
-        <w:t xml:space="preserve">20.5 音声・独り言</w:t>
-      </w:r>
-      <w:bookmarkEnd w:id="104"/>
+        <w:t xml:space="preserve">保存済みのWi-Fiに接続できないときの正常な動作です。ルーターの電源、SSID・パスワードの変更有無を確認し、第8章の手順でWi-Fiを設定し直してください。</w:t>
+      </w:r>
     </w:p>
     <w:p>
       <w:pPr>
@@ -9102,7 +9772,7 @@
         <w:rPr>
           <w:b/>
         </w:rPr>
-        <w:t xml:space="preserve">Q. 独り言が再生されない</w:t>
+        <w:t xml:space="preserve">Q. しばらくすると操作を受け付けなくなる</w:t>
       </w:r>
     </w:p>
     <w:p>
@@ -9114,94 +9784,28 @@
         <w:pStyle w:val="Compact"/>
       </w:pPr>
       <w:r>
-        <w:t xml:space="preserve">SDカードが正しく挿さっているか、</w:t>
-      </w:r>
-      <w:r>
-        <w:rPr>
-          <w:rStyle w:val="VerbatimChar"/>
-        </w:rPr>
-        <w:t xml:space="preserve">/sounds/mutter/</w:t>
-      </w:r>
-      <w:r>
-        <w:t xml:space="preserve"> </w:t>
-      </w:r>
-      <w:r>
-        <w:t xml:space="preserve">フォルダにWAVファイルがあるか確認してください。</w:t>
-      </w:r>
-    </w:p>
-    <w:p>
-      <w:pPr>
-        <w:numPr>
-          <w:ilvl w:val="0"/>
-          <w:numId w:val="1039"/>
-        </w:numPr>
-        <w:pStyle w:val="Compact"/>
-      </w:pPr>
-      <w:r>
-        <w:t xml:space="preserve">SDカードをパソコンで直接編集した場合は、電源を入れ直してください（起動時に一覧を読み込みます）。</w:t>
-      </w:r>
-    </w:p>
-    <w:p>
-      <w:pPr>
-        <w:numPr>
-          <w:ilvl w:val="0"/>
-          <w:numId w:val="1039"/>
-        </w:numPr>
-        <w:pStyle w:val="Compact"/>
-      </w:pPr>
-      <w:r>
-        <w:t xml:space="preserve">ファイルがWAV形式（非圧縮）であるか確認してください。MP3は再生できません。</w:t>
-      </w:r>
-    </w:p>
-    <w:p>
-      <w:pPr>
-        <w:numPr>
-          <w:ilvl w:val="0"/>
-          <w:numId w:val="1039"/>
-        </w:numPr>
-        <w:pStyle w:val="Compact"/>
-      </w:pPr>
-      <w:r>
-        <w:t xml:space="preserve">独り言の発生確率が0に設定されていないか、Home画面で確認してください（第19章）。</w:t>
+        <w:t xml:space="preserve">かりポム側には長時間稼働対策（Wi-Fi省電力の無効化）が入っていますが、ルーター側の設定や電波状況によっては切断されることがあります。かりポムをルーターに近づける、電源を入れ直す、をお試しください。</w:t>
       </w:r>
     </w:p>
     <w:p>
       <w:pPr>
         <w:pStyle w:val="Heading2"/>
       </w:pPr>
-      <w:bookmarkStart w:id="105" w:name="udp口パクmac連携"/>
-      <w:r>
-        <w:t xml:space="preserve">20.6 UDP口パク（Mac連携）</w:t>
-      </w:r>
-      <w:bookmarkEnd w:id="105"/>
+      <w:bookmarkStart w:id="107" w:name="マイクkaripom-ear"/>
+      <w:r>
+        <w:t xml:space="preserve">20.4 マイク（Karipom Ear）</w:t>
+      </w:r>
+      <w:bookmarkEnd w:id="107"/>
     </w:p>
     <w:p>
       <w:pPr>
         <w:pStyle w:val="FirstParagraph"/>
       </w:pPr>
       <w:r>
-        <w:t xml:space="preserve">第15章「15.4 うまく動かないとき」をご覧ください。</w:t>
-      </w:r>
-    </w:p>
-    <w:p>
-      <w:pPr>
-        <w:pStyle w:val="Heading2"/>
-      </w:pPr>
-      <w:bookmarkStart w:id="106" w:name="visualizerlighting"/>
-      <w:r>
-        <w:t xml:space="preserve">20.7 Visualizer・Lighting</w:t>
-      </w:r>
-      <w:bookmarkEnd w:id="106"/>
-    </w:p>
-    <w:p>
-      <w:pPr>
-        <w:pStyle w:val="FirstParagraph"/>
-      </w:pPr>
-      <w:r>
-        <w:rPr>
-          <w:b/>
-        </w:rPr>
-        <w:t xml:space="preserve">Q. Visualizerを選んでも何も表示されない</w:t>
+        <w:rPr>
+          <w:b/>
+        </w:rPr>
+        <w:t xml:space="preserve">Q. 話しかけても反応しない</w:t>
       </w:r>
     </w:p>
     <w:p>
@@ -9213,7 +9817,16 @@
         <w:pStyle w:val="Compact"/>
       </w:pPr>
       <w:r>
-        <w:t xml:space="preserve">音源が内蔵マイク（MIC）になっていないか確認してください。Visualizerは内蔵マイクモードでは表示されません（第12章・第13章）。</w:t>
+        <w:t xml:space="preserve">音源が</w:t>
+      </w:r>
+      <w:r>
+        <w:rPr>
+          <w:b/>
+        </w:rPr>
+        <w:t xml:space="preserve">内蔵マイク</w:t>
+      </w:r>
+      <w:r>
+        <w:t xml:space="preserve">になっているか確認してください（UDPやLINE INのままだと内蔵マイクは働きません）。</w:t>
       </w:r>
     </w:p>
     <w:p>
@@ -9225,7 +9838,19 @@
         <w:pStyle w:val="Compact"/>
       </w:pPr>
       <w:r>
-        <w:t xml:space="preserve">Visualizer Randomがオフのまま、選択自体がOFFになっていないか確認してください。</w:t>
+        <w:t xml:space="preserve">独り言の直後・音源切り替えの直後は、数秒間反応しません（クールダウンによる正常動作です）。少し待ってから話しかけてください。</w:t>
+      </w:r>
+    </w:p>
+    <w:p>
+      <w:pPr>
+        <w:numPr>
+          <w:ilvl w:val="0"/>
+          <w:numId w:val="1040"/>
+        </w:numPr>
+        <w:pStyle w:val="Compact"/>
+      </w:pPr>
+      <w:r>
+        <w:t xml:space="preserve">ONしきい値を下げてみてください（例：150→100）。</w:t>
       </w:r>
     </w:p>
     <w:p>
@@ -9236,7 +9861,7 @@
         <w:rPr>
           <w:b/>
         </w:rPr>
-        <w:t xml:space="preserve">Q. 画面がずっと同じ演出のまま変わらない</w:t>
+        <w:t xml:space="preserve">Q. 誰も話していないのに口が動く</w:t>
       </w:r>
     </w:p>
     <w:p>
@@ -9248,6 +9873,185 @@
         <w:pStyle w:val="Compact"/>
       </w:pPr>
       <w:r>
+        <w:t xml:space="preserve">ONしきい値を上げてみてください（例：150→200）。</w:t>
+      </w:r>
+    </w:p>
+    <w:p>
+      <w:pPr>
+        <w:numPr>
+          <w:ilvl w:val="0"/>
+          <w:numId w:val="1041"/>
+        </w:numPr>
+        <w:pStyle w:val="Compact"/>
+      </w:pPr>
+      <w:r>
+        <w:t xml:space="preserve">テレビ・スピーカー・エアコンの近くを避けて設置してください。</w:t>
+      </w:r>
+    </w:p>
+    <w:p>
+      <w:pPr>
+        <w:pStyle w:val="Heading2"/>
+      </w:pPr>
+      <w:bookmarkStart w:id="108" w:name="音声独り言"/>
+      <w:r>
+        <w:t xml:space="preserve">20.5 音声・独り言</w:t>
+      </w:r>
+      <w:bookmarkEnd w:id="108"/>
+    </w:p>
+    <w:p>
+      <w:pPr>
+        <w:pStyle w:val="FirstParagraph"/>
+      </w:pPr>
+      <w:r>
+        <w:rPr>
+          <w:b/>
+        </w:rPr>
+        <w:t xml:space="preserve">Q. 独り言が再生されない</w:t>
+      </w:r>
+    </w:p>
+    <w:p>
+      <w:pPr>
+        <w:numPr>
+          <w:ilvl w:val="0"/>
+          <w:numId w:val="1042"/>
+        </w:numPr>
+        <w:pStyle w:val="Compact"/>
+      </w:pPr>
+      <w:r>
+        <w:t xml:space="preserve">SDカードが正しく挿さっているか、</w:t>
+      </w:r>
+      <w:r>
+        <w:rPr>
+          <w:rStyle w:val="VerbatimChar"/>
+        </w:rPr>
+        <w:t xml:space="preserve">/sounds/mutter/</w:t>
+      </w:r>
+      <w:r>
+        <w:t xml:space="preserve"> </w:t>
+      </w:r>
+      <w:r>
+        <w:t xml:space="preserve">フォルダにWAVファイルがあるか確認してください。</w:t>
+      </w:r>
+    </w:p>
+    <w:p>
+      <w:pPr>
+        <w:numPr>
+          <w:ilvl w:val="0"/>
+          <w:numId w:val="1042"/>
+        </w:numPr>
+        <w:pStyle w:val="Compact"/>
+      </w:pPr>
+      <w:r>
+        <w:t xml:space="preserve">SDカードをパソコンで直接編集した場合は、電源を入れ直してください（起動時に一覧を読み込みます）。</w:t>
+      </w:r>
+    </w:p>
+    <w:p>
+      <w:pPr>
+        <w:numPr>
+          <w:ilvl w:val="0"/>
+          <w:numId w:val="1042"/>
+        </w:numPr>
+        <w:pStyle w:val="Compact"/>
+      </w:pPr>
+      <w:r>
+        <w:t xml:space="preserve">ファイルがWAV形式（非圧縮）であるか確認してください。MP3は再生できません。</w:t>
+      </w:r>
+    </w:p>
+    <w:p>
+      <w:pPr>
+        <w:numPr>
+          <w:ilvl w:val="0"/>
+          <w:numId w:val="1042"/>
+        </w:numPr>
+        <w:pStyle w:val="Compact"/>
+      </w:pPr>
+      <w:r>
+        <w:t xml:space="preserve">独り言の発生確率が0に設定されていないか、Home画面で確認してください（第19章）。</w:t>
+      </w:r>
+    </w:p>
+    <w:p>
+      <w:pPr>
+        <w:pStyle w:val="Heading2"/>
+      </w:pPr>
+      <w:bookmarkStart w:id="109" w:name="udp口パクmac連携"/>
+      <w:r>
+        <w:t xml:space="preserve">20.6 UDP口パク（Mac連携）</w:t>
+      </w:r>
+      <w:bookmarkEnd w:id="109"/>
+    </w:p>
+    <w:p>
+      <w:pPr>
+        <w:pStyle w:val="FirstParagraph"/>
+      </w:pPr>
+      <w:r>
+        <w:t xml:space="preserve">第15章「15.6 うまく動かないとき」をご覧ください。</w:t>
+      </w:r>
+    </w:p>
+    <w:p>
+      <w:pPr>
+        <w:pStyle w:val="Heading2"/>
+      </w:pPr>
+      <w:bookmarkStart w:id="110" w:name="visualizerlighting"/>
+      <w:r>
+        <w:t xml:space="preserve">20.7 Visualizer・Lighting</w:t>
+      </w:r>
+      <w:bookmarkEnd w:id="110"/>
+    </w:p>
+    <w:p>
+      <w:pPr>
+        <w:pStyle w:val="FirstParagraph"/>
+      </w:pPr>
+      <w:r>
+        <w:rPr>
+          <w:b/>
+        </w:rPr>
+        <w:t xml:space="preserve">Q. Visualizerを選んでも何も表示されない</w:t>
+      </w:r>
+    </w:p>
+    <w:p>
+      <w:pPr>
+        <w:numPr>
+          <w:ilvl w:val="0"/>
+          <w:numId w:val="1043"/>
+        </w:numPr>
+        <w:pStyle w:val="Compact"/>
+      </w:pPr>
+      <w:r>
+        <w:t xml:space="preserve">音源が内蔵マイク（MIC）になっていないか確認してください。Visualizerは内蔵マイクモードでは表示されません（第12章・第13章）。</w:t>
+      </w:r>
+    </w:p>
+    <w:p>
+      <w:pPr>
+        <w:numPr>
+          <w:ilvl w:val="0"/>
+          <w:numId w:val="1043"/>
+        </w:numPr>
+        <w:pStyle w:val="Compact"/>
+      </w:pPr>
+      <w:r>
+        <w:t xml:space="preserve">Visualizer Randomがオフのまま、選択自体がOFFになっていないか確認してください。</w:t>
+      </w:r>
+    </w:p>
+    <w:p>
+      <w:pPr>
+        <w:pStyle w:val="FirstParagraph"/>
+      </w:pPr>
+      <w:r>
+        <w:rPr>
+          <w:b/>
+        </w:rPr>
+        <w:t xml:space="preserve">Q. 画面がずっと同じ演出のまま変わらない</w:t>
+      </w:r>
+    </w:p>
+    <w:p>
+      <w:pPr>
+        <w:numPr>
+          <w:ilvl w:val="0"/>
+          <w:numId w:val="1044"/>
+        </w:numPr>
+        <w:pStyle w:val="Compact"/>
+      </w:pPr>
+      <w:r>
         <w:t xml:space="preserve">Random機能（Visualizer RandomまたはLighting Random）をONにすると、一定時間ごとに自動で切り替わります（第13章・第14章）。</w:t>
       </w:r>
     </w:p>
@@ -9260,11 +10064,11 @@
       <w:pPr>
         <w:pStyle w:val="Heading1"/>
       </w:pPr>
-      <w:bookmarkStart w:id="107" w:name="第21章-faqよくある質問"/>
+      <w:bookmarkStart w:id="111" w:name="第21章-faqよくある質問"/>
       <w:r>
         <w:t xml:space="preserve">第21章 FAQ（よくある質問）</w:t>
       </w:r>
-      <w:bookmarkEnd w:id="107"/>
+      <w:bookmarkEnd w:id="111"/>
     </w:p>
     <w:p>
       <w:pPr>
@@ -9460,21 +10264,21 @@
       <w:pPr>
         <w:pStyle w:val="Heading1"/>
       </w:pPr>
-      <w:bookmarkStart w:id="108" w:name="第22章-更新履歴"/>
+      <w:bookmarkStart w:id="112" w:name="第22章-更新履歴"/>
       <w:r>
         <w:t xml:space="preserve">第22章 更新履歴</w:t>
       </w:r>
-      <w:bookmarkEnd w:id="108"/>
+      <w:bookmarkEnd w:id="112"/>
     </w:p>
     <w:p>
       <w:pPr>
         <w:pStyle w:val="Heading2"/>
       </w:pPr>
-      <w:bookmarkStart w:id="109" w:name="本書の更新履歴"/>
+      <w:bookmarkStart w:id="113" w:name="本書の更新履歴"/>
       <w:r>
         <w:t xml:space="preserve">本書の更新履歴</w:t>
       </w:r>
-      <w:bookmarkEnd w:id="109"/>
+      <w:bookmarkEnd w:id="113"/>
     </w:p>
     <w:tbl>
       <w:tblPr>
@@ -9483,9 +10287,9 @@
         <w:tblLook w:firstRow="1"/>
       </w:tblPr>
       <w:tblGrid>
-        <w:gridCol w:w="1245"/>
-        <w:gridCol w:w="1202"/>
-        <w:gridCol w:w="6913"/>
+        <w:gridCol w:w="1105"/>
+        <w:gridCol w:w="1080"/>
+        <w:gridCol w:w="7175"/>
       </w:tblGrid>
       <w:tr>
         <w:trPr>
@@ -9493,7 +10297,7 @@
         </w:trPr>
         <w:tc>
           <w:tcPr>
-            <w:tcW w:type="dxa" w:w="1245"/>
+            <w:tcW w:type="dxa" w:w="1105"/>
             <w:tcBorders>
               <w:bottom w:val="single"/>
             </w:tcBorders>
@@ -9511,7 +10315,7 @@
         </w:tc>
         <w:tc>
           <w:tcPr>
-            <w:tcW w:type="dxa" w:w="1202"/>
+            <w:tcW w:type="dxa" w:w="1080"/>
             <w:tcBorders>
               <w:bottom w:val="single"/>
             </w:tcBorders>
@@ -9529,7 +10333,7 @@
         </w:tc>
         <w:tc>
           <w:tcPr>
-            <w:tcW w:type="dxa" w:w="6913"/>
+            <w:tcW w:type="dxa" w:w="7175"/>
             <w:tcBorders>
               <w:bottom w:val="single"/>
             </w:tcBorders>
@@ -9549,7 +10353,7 @@
       <w:tr>
         <w:tc>
           <w:tcPr>
-            <w:tcW w:type="dxa" w:w="1245"/>
+            <w:tcW w:type="dxa" w:w="1105"/>
           </w:tcPr>
           <w:p>
             <w:pPr>
@@ -9563,7 +10367,7 @@
         </w:tc>
         <w:tc>
           <w:tcPr>
-            <w:tcW w:type="dxa" w:w="1202"/>
+            <w:tcW w:type="dxa" w:w="1080"/>
           </w:tcPr>
           <w:p>
             <w:pPr>
@@ -9577,7 +10381,7 @@
         </w:tc>
         <w:tc>
           <w:tcPr>
-            <w:tcW w:type="dxa" w:w="6913"/>
+            <w:tcW w:type="dxa" w:w="7175"/>
           </w:tcPr>
           <w:p>
             <w:pPr>
@@ -9593,7 +10397,7 @@
       <w:tr>
         <w:tc>
           <w:tcPr>
-            <w:tcW w:type="dxa" w:w="1245"/>
+            <w:tcW w:type="dxa" w:w="1105"/>
           </w:tcPr>
           <w:p>
             <w:pPr>
@@ -9607,7 +10411,7 @@
         </w:tc>
         <w:tc>
           <w:tcPr>
-            <w:tcW w:type="dxa" w:w="1202"/>
+            <w:tcW w:type="dxa" w:w="1080"/>
           </w:tcPr>
           <w:p>
             <w:pPr>
@@ -9621,15 +10425,15 @@
         </w:tc>
         <w:tc>
           <w:tcPr>
-            <w:tcW w:type="dxa" w:w="6913"/>
-          </w:tcPr>
-          <w:p>
-            <w:pPr>
-              <w:pStyle w:val="Compact"/>
-              <w:jc w:val="left"/>
-            </w:pPr>
-            <w:r>
-              <w:t xml:space="preserve">Visualizer（第13章）・Lighting（第14章）の章を新設。カメラ機能、かりポムの名前、キャラクタースタイル、独り言頻度設定などを追記。WebUIの頭部操作ボタン・Demoボタンを追記。Mac連携スクリプト名の表記を</w:t>
+            <w:tcW w:type="dxa" w:w="7175"/>
+          </w:tcPr>
+          <w:p>
+            <w:pPr>
+              <w:pStyle w:val="Compact"/>
+              <w:jc w:val="left"/>
+            </w:pPr>
+            <w:r>
+              <w:t xml:space="preserve">Visualizer（第13章）・Lighting（第14章）の章を新設。カメラ機能、かりポムの名前、キャラクタースタイル、独り言頻度設定などを追記。WebUIの頭部操作ボタン・Demoボタンを追記。Mac連携アプリを</w:t>
             </w:r>
             <w:r>
               <w:rPr>
@@ -9638,7 +10442,7 @@
               <w:t xml:space="preserve">karipom_companion.py</w:t>
             </w:r>
             <w:r>
-              <w:t xml:space="preserve">に更新。</w:t>
+              <w:t xml:space="preserve">（KariPom Companion）として第15章に再構成し、KariPom Lab／KariPom BBX／Talk／Log・健康診断の4タブを追記。第9章にKariPom Companion経由でWebUIを開く手順を追記。</w:t>
             </w:r>
           </w:p>
         </w:tc>
@@ -9661,11 +10465,11 @@
       <w:pPr>
         <w:pStyle w:val="Heading1"/>
       </w:pPr>
-      <w:bookmarkStart w:id="110" w:name="第23章-用語集"/>
+      <w:bookmarkStart w:id="114" w:name="第23章-用語集"/>
       <w:r>
         <w:t xml:space="preserve">第23章 用語集</w:t>
       </w:r>
-      <w:bookmarkEnd w:id="110"/>
+      <w:bookmarkEnd w:id="114"/>
     </w:p>
     <w:tbl>
       <w:tblPr>
@@ -9674,8 +10478,8 @@
         <w:tblLook w:firstRow="1"/>
       </w:tblPr>
       <w:tblGrid>
-        <w:gridCol w:w="2561"/>
-        <w:gridCol w:w="6799"/>
+        <w:gridCol w:w="1957"/>
+        <w:gridCol w:w="7403"/>
       </w:tblGrid>
       <w:tr>
         <w:trPr>
@@ -9683,7 +10487,7 @@
         </w:trPr>
         <w:tc>
           <w:tcPr>
-            <w:tcW w:type="dxa" w:w="2561"/>
+            <w:tcW w:type="dxa" w:w="1957"/>
             <w:tcBorders>
               <w:bottom w:val="single"/>
             </w:tcBorders>
@@ -9701,7 +10505,7 @@
         </w:tc>
         <w:tc>
           <w:tcPr>
-            <w:tcW w:type="dxa" w:w="6799"/>
+            <w:tcW w:type="dxa" w:w="7403"/>
             <w:tcBorders>
               <w:bottom w:val="single"/>
             </w:tcBorders>
@@ -9721,7 +10525,7 @@
       <w:tr>
         <w:tc>
           <w:tcPr>
-            <w:tcW w:type="dxa" w:w="2561"/>
+            <w:tcW w:type="dxa" w:w="1957"/>
           </w:tcPr>
           <w:p>
             <w:pPr>
@@ -9735,7 +10539,7 @@
         </w:tc>
         <w:tc>
           <w:tcPr>
-            <w:tcW w:type="dxa" w:w="6799"/>
+            <w:tcW w:type="dxa" w:w="7403"/>
           </w:tcPr>
           <w:p>
             <w:pPr>
@@ -9751,7 +10555,7 @@
       <w:tr>
         <w:tc>
           <w:tcPr>
-            <w:tcW w:type="dxa" w:w="2561"/>
+            <w:tcW w:type="dxa" w:w="1957"/>
           </w:tcPr>
           <w:p>
             <w:pPr>
@@ -9765,7 +10569,7 @@
         </w:tc>
         <w:tc>
           <w:tcPr>
-            <w:tcW w:type="dxa" w:w="6799"/>
+            <w:tcW w:type="dxa" w:w="7403"/>
           </w:tcPr>
           <w:p>
             <w:pPr>
@@ -9781,7 +10585,7 @@
       <w:tr>
         <w:tc>
           <w:tcPr>
-            <w:tcW w:type="dxa" w:w="2561"/>
+            <w:tcW w:type="dxa" w:w="1957"/>
           </w:tcPr>
           <w:p>
             <w:pPr>
@@ -9795,7 +10599,7 @@
         </w:tc>
         <w:tc>
           <w:tcPr>
-            <w:tcW w:type="dxa" w:w="6799"/>
+            <w:tcW w:type="dxa" w:w="7403"/>
           </w:tcPr>
           <w:p>
             <w:pPr>
@@ -9811,7 +10615,7 @@
       <w:tr>
         <w:tc>
           <w:tcPr>
-            <w:tcW w:type="dxa" w:w="2561"/>
+            <w:tcW w:type="dxa" w:w="1957"/>
           </w:tcPr>
           <w:p>
             <w:pPr>
@@ -9825,7 +10629,7 @@
         </w:tc>
         <w:tc>
           <w:tcPr>
-            <w:tcW w:type="dxa" w:w="6799"/>
+            <w:tcW w:type="dxa" w:w="7403"/>
           </w:tcPr>
           <w:p>
             <w:pPr>
@@ -9841,7 +10645,7 @@
       <w:tr>
         <w:tc>
           <w:tcPr>
-            <w:tcW w:type="dxa" w:w="2561"/>
+            <w:tcW w:type="dxa" w:w="1957"/>
           </w:tcPr>
           <w:p>
             <w:pPr>
@@ -9855,7 +10659,7 @@
         </w:tc>
         <w:tc>
           <w:tcPr>
-            <w:tcW w:type="dxa" w:w="6799"/>
+            <w:tcW w:type="dxa" w:w="7403"/>
           </w:tcPr>
           <w:p>
             <w:pPr>
@@ -9871,7 +10675,7 @@
       <w:tr>
         <w:tc>
           <w:tcPr>
-            <w:tcW w:type="dxa" w:w="2561"/>
+            <w:tcW w:type="dxa" w:w="1957"/>
           </w:tcPr>
           <w:p>
             <w:pPr>
@@ -9885,7 +10689,7 @@
         </w:tc>
         <w:tc>
           <w:tcPr>
-            <w:tcW w:type="dxa" w:w="6799"/>
+            <w:tcW w:type="dxa" w:w="7403"/>
           </w:tcPr>
           <w:p>
             <w:pPr>
@@ -9901,7 +10705,7 @@
       <w:tr>
         <w:tc>
           <w:tcPr>
-            <w:tcW w:type="dxa" w:w="2561"/>
+            <w:tcW w:type="dxa" w:w="1957"/>
           </w:tcPr>
           <w:p>
             <w:pPr>
@@ -9915,7 +10719,7 @@
         </w:tc>
         <w:tc>
           <w:tcPr>
-            <w:tcW w:type="dxa" w:w="6799"/>
+            <w:tcW w:type="dxa" w:w="7403"/>
           </w:tcPr>
           <w:p>
             <w:pPr>
@@ -9931,7 +10735,7 @@
       <w:tr>
         <w:tc>
           <w:tcPr>
-            <w:tcW w:type="dxa" w:w="2561"/>
+            <w:tcW w:type="dxa" w:w="1957"/>
           </w:tcPr>
           <w:p>
             <w:pPr>
@@ -9945,7 +10749,7 @@
         </w:tc>
         <w:tc>
           <w:tcPr>
-            <w:tcW w:type="dxa" w:w="6799"/>
+            <w:tcW w:type="dxa" w:w="7403"/>
           </w:tcPr>
           <w:p>
             <w:pPr>
@@ -9961,7 +10765,7 @@
       <w:tr>
         <w:tc>
           <w:tcPr>
-            <w:tcW w:type="dxa" w:w="2561"/>
+            <w:tcW w:type="dxa" w:w="1957"/>
           </w:tcPr>
           <w:p>
             <w:pPr>
@@ -9975,7 +10779,7 @@
         </w:tc>
         <w:tc>
           <w:tcPr>
-            <w:tcW w:type="dxa" w:w="6799"/>
+            <w:tcW w:type="dxa" w:w="7403"/>
           </w:tcPr>
           <w:p>
             <w:pPr>
@@ -9991,7 +10795,7 @@
       <w:tr>
         <w:tc>
           <w:tcPr>
-            <w:tcW w:type="dxa" w:w="2561"/>
+            <w:tcW w:type="dxa" w:w="1957"/>
           </w:tcPr>
           <w:p>
             <w:pPr>
@@ -10005,7 +10809,7 @@
         </w:tc>
         <w:tc>
           <w:tcPr>
-            <w:tcW w:type="dxa" w:w="6799"/>
+            <w:tcW w:type="dxa" w:w="7403"/>
           </w:tcPr>
           <w:p>
             <w:pPr>
@@ -10021,7 +10825,7 @@
       <w:tr>
         <w:tc>
           <w:tcPr>
-            <w:tcW w:type="dxa" w:w="2561"/>
+            <w:tcW w:type="dxa" w:w="1957"/>
           </w:tcPr>
           <w:p>
             <w:pPr>
@@ -10035,7 +10839,7 @@
         </w:tc>
         <w:tc>
           <w:tcPr>
-            <w:tcW w:type="dxa" w:w="6799"/>
+            <w:tcW w:type="dxa" w:w="7403"/>
           </w:tcPr>
           <w:p>
             <w:pPr>
@@ -10051,7 +10855,7 @@
       <w:tr>
         <w:tc>
           <w:tcPr>
-            <w:tcW w:type="dxa" w:w="2561"/>
+            <w:tcW w:type="dxa" w:w="1957"/>
           </w:tcPr>
           <w:p>
             <w:pPr>
@@ -10065,7 +10869,7 @@
         </w:tc>
         <w:tc>
           <w:tcPr>
-            <w:tcW w:type="dxa" w:w="6799"/>
+            <w:tcW w:type="dxa" w:w="7403"/>
           </w:tcPr>
           <w:p>
             <w:pPr>
@@ -10081,7 +10885,7 @@
       <w:tr>
         <w:tc>
           <w:tcPr>
-            <w:tcW w:type="dxa" w:w="2561"/>
+            <w:tcW w:type="dxa" w:w="1957"/>
           </w:tcPr>
           <w:p>
             <w:pPr>
@@ -10095,7 +10899,7 @@
         </w:tc>
         <w:tc>
           <w:tcPr>
-            <w:tcW w:type="dxa" w:w="6799"/>
+            <w:tcW w:type="dxa" w:w="7403"/>
           </w:tcPr>
           <w:p>
             <w:pPr>
@@ -10111,7 +10915,7 @@
       <w:tr>
         <w:tc>
           <w:tcPr>
-            <w:tcW w:type="dxa" w:w="2561"/>
+            <w:tcW w:type="dxa" w:w="1957"/>
           </w:tcPr>
           <w:p>
             <w:pPr>
@@ -10125,7 +10929,7 @@
         </w:tc>
         <w:tc>
           <w:tcPr>
-            <w:tcW w:type="dxa" w:w="6799"/>
+            <w:tcW w:type="dxa" w:w="7403"/>
           </w:tcPr>
           <w:p>
             <w:pPr>
@@ -10141,7 +10945,7 @@
       <w:tr>
         <w:tc>
           <w:tcPr>
-            <w:tcW w:type="dxa" w:w="2561"/>
+            <w:tcW w:type="dxa" w:w="1957"/>
           </w:tcPr>
           <w:p>
             <w:pPr>
@@ -10155,7 +10959,7 @@
         </w:tc>
         <w:tc>
           <w:tcPr>
-            <w:tcW w:type="dxa" w:w="6799"/>
+            <w:tcW w:type="dxa" w:w="7403"/>
           </w:tcPr>
           <w:p>
             <w:pPr>
@@ -10171,7 +10975,7 @@
       <w:tr>
         <w:tc>
           <w:tcPr>
-            <w:tcW w:type="dxa" w:w="2561"/>
+            <w:tcW w:type="dxa" w:w="1957"/>
           </w:tcPr>
           <w:p>
             <w:pPr>
@@ -10185,7 +10989,7 @@
         </w:tc>
         <w:tc>
           <w:tcPr>
-            <w:tcW w:type="dxa" w:w="6799"/>
+            <w:tcW w:type="dxa" w:w="7403"/>
           </w:tcPr>
           <w:p>
             <w:pPr>
@@ -10201,7 +11005,7 @@
       <w:tr>
         <w:tc>
           <w:tcPr>
-            <w:tcW w:type="dxa" w:w="2561"/>
+            <w:tcW w:type="dxa" w:w="1957"/>
           </w:tcPr>
           <w:p>
             <w:pPr>
@@ -10215,7 +11019,7 @@
         </w:tc>
         <w:tc>
           <w:tcPr>
-            <w:tcW w:type="dxa" w:w="6799"/>
+            <w:tcW w:type="dxa" w:w="7403"/>
           </w:tcPr>
           <w:p>
             <w:pPr>
@@ -10231,7 +11035,7 @@
       <w:tr>
         <w:tc>
           <w:tcPr>
-            <w:tcW w:type="dxa" w:w="2561"/>
+            <w:tcW w:type="dxa" w:w="1957"/>
           </w:tcPr>
           <w:p>
             <w:pPr>
@@ -10245,7 +11049,7 @@
         </w:tc>
         <w:tc>
           <w:tcPr>
-            <w:tcW w:type="dxa" w:w="6799"/>
+            <w:tcW w:type="dxa" w:w="7403"/>
           </w:tcPr>
           <w:p>
             <w:pPr>
@@ -10261,7 +11065,7 @@
       <w:tr>
         <w:tc>
           <w:tcPr>
-            <w:tcW w:type="dxa" w:w="2561"/>
+            <w:tcW w:type="dxa" w:w="1957"/>
           </w:tcPr>
           <w:p>
             <w:pPr>
@@ -10275,7 +11079,7 @@
         </w:tc>
         <w:tc>
           <w:tcPr>
-            <w:tcW w:type="dxa" w:w="6799"/>
+            <w:tcW w:type="dxa" w:w="7403"/>
           </w:tcPr>
           <w:p>
             <w:pPr>
@@ -10291,7 +11095,166 @@
       <w:tr>
         <w:tc>
           <w:tcPr>
-            <w:tcW w:type="dxa" w:w="2561"/>
+            <w:tcW w:type="dxa" w:w="1957"/>
+          </w:tcPr>
+          <w:p>
+            <w:pPr>
+              <w:pStyle w:val="Compact"/>
+              <w:jc w:val="left"/>
+            </w:pPr>
+            <w:r>
+              <w:t xml:space="preserve">KariPom Companion</w:t>
+            </w:r>
+          </w:p>
+        </w:tc>
+        <w:tc>
+          <w:tcPr>
+            <w:tcW w:type="dxa" w:w="7403"/>
+          </w:tcPr>
+          <w:p>
+            <w:pPr>
+              <w:pStyle w:val="Compact"/>
+              <w:jc w:val="left"/>
+            </w:pPr>
+            <w:r>
+              <w:t xml:space="preserve">カリポム・コンパニオン。ターミナルから</w:t>
+            </w:r>
+            <w:r>
+              <w:rPr>
+                <w:rStyle w:val="VerbatimChar"/>
+              </w:rPr>
+              <w:t xml:space="preserve">karipom_companion.py</w:t>
+            </w:r>
+            <w:r>
+              <w:t xml:space="preserve">で起動するMacアプリ。KariPom Lab／KariPom BBX／Talk／Log・健康診断の4タブでWebUI表示やMac連携機能をまとめて使える（第15章）。</w:t>
+            </w:r>
+          </w:p>
+        </w:tc>
+      </w:tr>
+      <w:tr>
+        <w:tc>
+          <w:tcPr>
+            <w:tcW w:type="dxa" w:w="1957"/>
+          </w:tcPr>
+          <w:p>
+            <w:pPr>
+              <w:pStyle w:val="Compact"/>
+              <w:jc w:val="left"/>
+            </w:pPr>
+            <w:r>
+              <w:t xml:space="preserve">KariPom Lab</w:t>
+            </w:r>
+          </w:p>
+        </w:tc>
+        <w:tc>
+          <w:tcPr>
+            <w:tcW w:type="dxa" w:w="7403"/>
+          </w:tcPr>
+          <w:p>
+            <w:pPr>
+              <w:pStyle w:val="Compact"/>
+              <w:jc w:val="left"/>
+            </w:pPr>
+            <w:r>
+              <w:t xml:space="preserve">KariPom Companion内のタブ名。WebUIをアプリ内に表示する。</w:t>
+            </w:r>
+          </w:p>
+        </w:tc>
+      </w:tr>
+      <w:tr>
+        <w:tc>
+          <w:tcPr>
+            <w:tcW w:type="dxa" w:w="1957"/>
+          </w:tcPr>
+          <w:p>
+            <w:pPr>
+              <w:pStyle w:val="Compact"/>
+              <w:jc w:val="left"/>
+            </w:pPr>
+            <w:r>
+              <w:t xml:space="preserve">KariPom BBX</w:t>
+            </w:r>
+          </w:p>
+        </w:tc>
+        <w:tc>
+          <w:tcPr>
+            <w:tcW w:type="dxa" w:w="7403"/>
+          </w:tcPr>
+          <w:p>
+            <w:pPr>
+              <w:pStyle w:val="Compact"/>
+              <w:jc w:val="left"/>
+            </w:pPr>
+            <w:r>
+              <w:t xml:space="preserve">KariPom Companion内のタブ名。実機なしでPC単独の顔・口パクをお試し表示する。</w:t>
+            </w:r>
+          </w:p>
+        </w:tc>
+      </w:tr>
+      <w:tr>
+        <w:tc>
+          <w:tcPr>
+            <w:tcW w:type="dxa" w:w="1957"/>
+          </w:tcPr>
+          <w:p>
+            <w:pPr>
+              <w:pStyle w:val="Compact"/>
+              <w:jc w:val="left"/>
+            </w:pPr>
+            <w:r>
+              <w:t xml:space="preserve">Talk</w:t>
+            </w:r>
+          </w:p>
+        </w:tc>
+        <w:tc>
+          <w:tcPr>
+            <w:tcW w:type="dxa" w:w="7403"/>
+          </w:tcPr>
+          <w:p>
+            <w:pPr>
+              <w:pStyle w:val="Compact"/>
+              <w:jc w:val="left"/>
+            </w:pPr>
+            <w:r>
+              <w:t xml:space="preserve">KariPom Companion内のタブ名。UDP口パクモードのオン・オフを操作する。</w:t>
+            </w:r>
+          </w:p>
+        </w:tc>
+      </w:tr>
+      <w:tr>
+        <w:tc>
+          <w:tcPr>
+            <w:tcW w:type="dxa" w:w="1957"/>
+          </w:tcPr>
+          <w:p>
+            <w:pPr>
+              <w:pStyle w:val="Compact"/>
+              <w:jc w:val="left"/>
+            </w:pPr>
+            <w:r>
+              <w:t xml:space="preserve">ターミナル</w:t>
+            </w:r>
+          </w:p>
+        </w:tc>
+        <w:tc>
+          <w:tcPr>
+            <w:tcW w:type="dxa" w:w="7403"/>
+          </w:tcPr>
+          <w:p>
+            <w:pPr>
+              <w:pStyle w:val="Compact"/>
+              <w:jc w:val="left"/>
+            </w:pPr>
+            <w:r>
+              <w:t xml:space="preserve">Macに標準で入っている、コマンドを入力して操作するアプリ。KariPom Companionの起動に使用。</w:t>
+            </w:r>
+          </w:p>
+        </w:tc>
+      </w:tr>
+      <w:tr>
+        <w:tc>
+          <w:tcPr>
+            <w:tcW w:type="dxa" w:w="1957"/>
           </w:tcPr>
           <w:p>
             <w:pPr>
@@ -10305,7 +11268,7 @@
         </w:tc>
         <w:tc>
           <w:tcPr>
-            <w:tcW w:type="dxa" w:w="6799"/>
+            <w:tcW w:type="dxa" w:w="7403"/>
           </w:tcPr>
           <w:p>
             <w:pPr>
@@ -10321,7 +11284,7 @@
       <w:tr>
         <w:tc>
           <w:tcPr>
-            <w:tcW w:type="dxa" w:w="2561"/>
+            <w:tcW w:type="dxa" w:w="1957"/>
           </w:tcPr>
           <w:p>
             <w:pPr>
@@ -10335,7 +11298,7 @@
         </w:tc>
         <w:tc>
           <w:tcPr>
-            <w:tcW w:type="dxa" w:w="6799"/>
+            <w:tcW w:type="dxa" w:w="7403"/>
           </w:tcPr>
           <w:p>
             <w:pPr>
@@ -10351,7 +11314,7 @@
       <w:tr>
         <w:tc>
           <w:tcPr>
-            <w:tcW w:type="dxa" w:w="2561"/>
+            <w:tcW w:type="dxa" w:w="1957"/>
           </w:tcPr>
           <w:p>
             <w:pPr>
@@ -10365,7 +11328,7 @@
         </w:tc>
         <w:tc>
           <w:tcPr>
-            <w:tcW w:type="dxa" w:w="6799"/>
+            <w:tcW w:type="dxa" w:w="7403"/>
           </w:tcPr>
           <w:p>
             <w:pPr>
@@ -10381,7 +11344,7 @@
       <w:tr>
         <w:tc>
           <w:tcPr>
-            <w:tcW w:type="dxa" w:w="2561"/>
+            <w:tcW w:type="dxa" w:w="1957"/>
           </w:tcPr>
           <w:p>
             <w:pPr>
@@ -10395,7 +11358,7 @@
         </w:tc>
         <w:tc>
           <w:tcPr>
-            <w:tcW w:type="dxa" w:w="6799"/>
+            <w:tcW w:type="dxa" w:w="7403"/>
           </w:tcPr>
           <w:p>
             <w:pPr>
@@ -10411,7 +11374,7 @@
       <w:tr>
         <w:tc>
           <w:tcPr>
-            <w:tcW w:type="dxa" w:w="2561"/>
+            <w:tcW w:type="dxa" w:w="1957"/>
           </w:tcPr>
           <w:p>
             <w:pPr>
@@ -10425,7 +11388,7 @@
         </w:tc>
         <w:tc>
           <w:tcPr>
-            <w:tcW w:type="dxa" w:w="6799"/>
+            <w:tcW w:type="dxa" w:w="7403"/>
           </w:tcPr>
           <w:p>
             <w:pPr>
@@ -10441,7 +11404,7 @@
       <w:tr>
         <w:tc>
           <w:tcPr>
-            <w:tcW w:type="dxa" w:w="2561"/>
+            <w:tcW w:type="dxa" w:w="1957"/>
           </w:tcPr>
           <w:p>
             <w:pPr>
@@ -10455,7 +11418,7 @@
         </w:tc>
         <w:tc>
           <w:tcPr>
-            <w:tcW w:type="dxa" w:w="6799"/>
+            <w:tcW w:type="dxa" w:w="7403"/>
           </w:tcPr>
           <w:p>
             <w:pPr>
@@ -10471,7 +11434,7 @@
       <w:tr>
         <w:tc>
           <w:tcPr>
-            <w:tcW w:type="dxa" w:w="2561"/>
+            <w:tcW w:type="dxa" w:w="1957"/>
           </w:tcPr>
           <w:p>
             <w:pPr>
@@ -10485,7 +11448,7 @@
         </w:tc>
         <w:tc>
           <w:tcPr>
-            <w:tcW w:type="dxa" w:w="6799"/>
+            <w:tcW w:type="dxa" w:w="7403"/>
           </w:tcPr>
           <w:p>
             <w:pPr>
@@ -10501,7 +11464,7 @@
       <w:tr>
         <w:tc>
           <w:tcPr>
-            <w:tcW w:type="dxa" w:w="2561"/>
+            <w:tcW w:type="dxa" w:w="1957"/>
           </w:tcPr>
           <w:p>
             <w:pPr>
@@ -10515,7 +11478,7 @@
         </w:tc>
         <w:tc>
           <w:tcPr>
-            <w:tcW w:type="dxa" w:w="6799"/>
+            <w:tcW w:type="dxa" w:w="7403"/>
           </w:tcPr>
           <w:p>
             <w:pPr>
@@ -10531,7 +11494,7 @@
       <w:tr>
         <w:tc>
           <w:tcPr>
-            <w:tcW w:type="dxa" w:w="2561"/>
+            <w:tcW w:type="dxa" w:w="1957"/>
           </w:tcPr>
           <w:p>
             <w:pPr>
@@ -10545,7 +11508,7 @@
         </w:tc>
         <w:tc>
           <w:tcPr>
-            <w:tcW w:type="dxa" w:w="6799"/>
+            <w:tcW w:type="dxa" w:w="7403"/>
           </w:tcPr>
           <w:p>
             <w:pPr>
@@ -10561,7 +11524,7 @@
       <w:tr>
         <w:tc>
           <w:tcPr>
-            <w:tcW w:type="dxa" w:w="2561"/>
+            <w:tcW w:type="dxa" w:w="1957"/>
           </w:tcPr>
           <w:p>
             <w:pPr>
@@ -10575,7 +11538,7 @@
         </w:tc>
         <w:tc>
           <w:tcPr>
-            <w:tcW w:type="dxa" w:w="6799"/>
+            <w:tcW w:type="dxa" w:w="7403"/>
           </w:tcPr>
           <w:p>
             <w:pPr>
@@ -10591,7 +11554,7 @@
       <w:tr>
         <w:tc>
           <w:tcPr>
-            <w:tcW w:type="dxa" w:w="2561"/>
+            <w:tcW w:type="dxa" w:w="1957"/>
           </w:tcPr>
           <w:p>
             <w:pPr>
@@ -10605,7 +11568,7 @@
         </w:tc>
         <w:tc>
           <w:tcPr>
-            <w:tcW w:type="dxa" w:w="6799"/>
+            <w:tcW w:type="dxa" w:w="7403"/>
           </w:tcPr>
           <w:p>
             <w:pPr>
@@ -10621,7 +11584,7 @@
       <w:tr>
         <w:tc>
           <w:tcPr>
-            <w:tcW w:type="dxa" w:w="2561"/>
+            <w:tcW w:type="dxa" w:w="1957"/>
           </w:tcPr>
           <w:p>
             <w:pPr>
@@ -10635,7 +11598,7 @@
         </w:tc>
         <w:tc>
           <w:tcPr>
-            <w:tcW w:type="dxa" w:w="6799"/>
+            <w:tcW w:type="dxa" w:w="7403"/>
           </w:tcPr>
           <w:p>
             <w:pPr>
@@ -10651,7 +11614,7 @@
       <w:tr>
         <w:tc>
           <w:tcPr>
-            <w:tcW w:type="dxa" w:w="2561"/>
+            <w:tcW w:type="dxa" w:w="1957"/>
           </w:tcPr>
           <w:p>
             <w:pPr>
@@ -10665,7 +11628,7 @@
         </w:tc>
         <w:tc>
           <w:tcPr>
-            <w:tcW w:type="dxa" w:w="6799"/>
+            <w:tcW w:type="dxa" w:w="7403"/>
           </w:tcPr>
           <w:p>
             <w:pPr>
@@ -10681,7 +11644,7 @@
       <w:tr>
         <w:tc>
           <w:tcPr>
-            <w:tcW w:type="dxa" w:w="2561"/>
+            <w:tcW w:type="dxa" w:w="1957"/>
           </w:tcPr>
           <w:p>
             <w:pPr>
@@ -10695,7 +11658,7 @@
         </w:tc>
         <w:tc>
           <w:tcPr>
-            <w:tcW w:type="dxa" w:w="6799"/>
+            <w:tcW w:type="dxa" w:w="7403"/>
           </w:tcPr>
           <w:p>
             <w:pPr>
@@ -10711,7 +11674,7 @@
       <w:tr>
         <w:tc>
           <w:tcPr>
-            <w:tcW w:type="dxa" w:w="2561"/>
+            <w:tcW w:type="dxa" w:w="1957"/>
           </w:tcPr>
           <w:p>
             <w:pPr>
@@ -10725,7 +11688,7 @@
         </w:tc>
         <w:tc>
           <w:tcPr>
-            <w:tcW w:type="dxa" w:w="6799"/>
+            <w:tcW w:type="dxa" w:w="7403"/>
           </w:tcPr>
           <w:p>
             <w:pPr>
@@ -10741,7 +11704,7 @@
       <w:tr>
         <w:tc>
           <w:tcPr>
-            <w:tcW w:type="dxa" w:w="2561"/>
+            <w:tcW w:type="dxa" w:w="1957"/>
           </w:tcPr>
           <w:p>
             <w:pPr>
@@ -10755,7 +11718,7 @@
         </w:tc>
         <w:tc>
           <w:tcPr>
-            <w:tcW w:type="dxa" w:w="6799"/>
+            <w:tcW w:type="dxa" w:w="7403"/>
           </w:tcPr>
           <w:p>
             <w:pPr>
@@ -10771,7 +11734,7 @@
       <w:tr>
         <w:tc>
           <w:tcPr>
-            <w:tcW w:type="dxa" w:w="2561"/>
+            <w:tcW w:type="dxa" w:w="1957"/>
           </w:tcPr>
           <w:p>
             <w:pPr>
@@ -10785,7 +11748,7 @@
         </w:tc>
         <w:tc>
           <w:tcPr>
-            <w:tcW w:type="dxa" w:w="6799"/>
+            <w:tcW w:type="dxa" w:w="7403"/>
           </w:tcPr>
           <w:p>
             <w:pPr>
@@ -10801,7 +11764,7 @@
       <w:tr>
         <w:tc>
           <w:tcPr>
-            <w:tcW w:type="dxa" w:w="2561"/>
+            <w:tcW w:type="dxa" w:w="1957"/>
           </w:tcPr>
           <w:p>
             <w:pPr>
@@ -10815,7 +11778,7 @@
         </w:tc>
         <w:tc>
           <w:tcPr>
-            <w:tcW w:type="dxa" w:w="6799"/>
+            <w:tcW w:type="dxa" w:w="7403"/>
           </w:tcPr>
           <w:p>
             <w:pPr>
@@ -11349,34 +12312,7 @@
     <w:abstractNumId w:val="991"/>
   </w:num>
   <w:num w:numId="1014">
-    <w:abstractNumId w:val="99411"/>
-    <w:lvlOverride w:ilvl="0">
-      <w:startOverride w:val="1"/>
-    </w:lvlOverride>
-    <w:lvlOverride w:ilvl="1">
-      <w:startOverride w:val="1"/>
-    </w:lvlOverride>
-    <w:lvlOverride w:ilvl="2">
-      <w:startOverride w:val="1"/>
-    </w:lvlOverride>
-    <w:lvlOverride w:ilvl="3">
-      <w:startOverride w:val="1"/>
-    </w:lvlOverride>
-    <w:lvlOverride w:ilvl="4">
-      <w:startOverride w:val="1"/>
-    </w:lvlOverride>
-    <w:lvlOverride w:ilvl="5">
-      <w:startOverride w:val="1"/>
-    </w:lvlOverride>
-    <w:lvlOverride w:ilvl="6">
-      <w:startOverride w:val="1"/>
-    </w:lvlOverride>
-    <w:lvlOverride w:ilvl="7">
-      <w:startOverride w:val="1"/>
-    </w:lvlOverride>
-    <w:lvlOverride w:ilvl="8">
-      <w:startOverride w:val="1"/>
-    </w:lvlOverride>
+    <w:abstractNumId w:val="991"/>
   </w:num>
   <w:num w:numId="1015">
     <w:abstractNumId w:val="99411"/>
@@ -11469,7 +12405,34 @@
     </w:lvlOverride>
   </w:num>
   <w:num w:numId="1018">
-    <w:abstractNumId w:val="991"/>
+    <w:abstractNumId w:val="99411"/>
+    <w:lvlOverride w:ilvl="0">
+      <w:startOverride w:val="1"/>
+    </w:lvlOverride>
+    <w:lvlOverride w:ilvl="1">
+      <w:startOverride w:val="1"/>
+    </w:lvlOverride>
+    <w:lvlOverride w:ilvl="2">
+      <w:startOverride w:val="1"/>
+    </w:lvlOverride>
+    <w:lvlOverride w:ilvl="3">
+      <w:startOverride w:val="1"/>
+    </w:lvlOverride>
+    <w:lvlOverride w:ilvl="4">
+      <w:startOverride w:val="1"/>
+    </w:lvlOverride>
+    <w:lvlOverride w:ilvl="5">
+      <w:startOverride w:val="1"/>
+    </w:lvlOverride>
+    <w:lvlOverride w:ilvl="6">
+      <w:startOverride w:val="1"/>
+    </w:lvlOverride>
+    <w:lvlOverride w:ilvl="7">
+      <w:startOverride w:val="1"/>
+    </w:lvlOverride>
+    <w:lvlOverride w:ilvl="8">
+      <w:startOverride w:val="1"/>
+    </w:lvlOverride>
   </w:num>
   <w:num w:numId="1019">
     <w:abstractNumId w:val="99411"/>
@@ -11505,9 +12468,6 @@
     <w:abstractNumId w:val="991"/>
   </w:num>
   <w:num w:numId="1021">
-    <w:abstractNumId w:val="991"/>
-  </w:num>
-  <w:num w:numId="1022">
     <w:abstractNumId w:val="99411"/>
     <w:lvlOverride w:ilvl="0">
       <w:startOverride w:val="1"/>
@@ -11536,6 +12496,9 @@
     <w:lvlOverride w:ilvl="8">
       <w:startOverride w:val="1"/>
     </w:lvlOverride>
+  </w:num>
+  <w:num w:numId="1022">
+    <w:abstractNumId w:val="991"/>
   </w:num>
   <w:num w:numId="1023">
     <w:abstractNumId w:val="991"/>
@@ -11580,15 +12543,6 @@
     <w:abstractNumId w:val="991"/>
   </w:num>
   <w:num w:numId="1028">
-    <w:abstractNumId w:val="991"/>
-  </w:num>
-  <w:num w:numId="1029">
-    <w:abstractNumId w:val="991"/>
-  </w:num>
-  <w:num w:numId="1030">
-    <w:abstractNumId w:val="991"/>
-  </w:num>
-  <w:num w:numId="1031">
     <w:abstractNumId w:val="99411"/>
     <w:lvlOverride w:ilvl="0">
       <w:startOverride w:val="1"/>
@@ -11618,6 +12572,15 @@
       <w:startOverride w:val="1"/>
     </w:lvlOverride>
   </w:num>
+  <w:num w:numId="1029">
+    <w:abstractNumId w:val="991"/>
+  </w:num>
+  <w:num w:numId="1030">
+    <w:abstractNumId w:val="991"/>
+  </w:num>
+  <w:num w:numId="1031">
+    <w:abstractNumId w:val="991"/>
+  </w:num>
   <w:num w:numId="1032">
     <w:abstractNumId w:val="991"/>
   </w:num>
@@ -11625,7 +12588,34 @@
     <w:abstractNumId w:val="991"/>
   </w:num>
   <w:num w:numId="1034">
-    <w:abstractNumId w:val="991"/>
+    <w:abstractNumId w:val="99411"/>
+    <w:lvlOverride w:ilvl="0">
+      <w:startOverride w:val="1"/>
+    </w:lvlOverride>
+    <w:lvlOverride w:ilvl="1">
+      <w:startOverride w:val="1"/>
+    </w:lvlOverride>
+    <w:lvlOverride w:ilvl="2">
+      <w:startOverride w:val="1"/>
+    </w:lvlOverride>
+    <w:lvlOverride w:ilvl="3">
+      <w:startOverride w:val="1"/>
+    </w:lvlOverride>
+    <w:lvlOverride w:ilvl="4">
+      <w:startOverride w:val="1"/>
+    </w:lvlOverride>
+    <w:lvlOverride w:ilvl="5">
+      <w:startOverride w:val="1"/>
+    </w:lvlOverride>
+    <w:lvlOverride w:ilvl="6">
+      <w:startOverride w:val="1"/>
+    </w:lvlOverride>
+    <w:lvlOverride w:ilvl="7">
+      <w:startOverride w:val="1"/>
+    </w:lvlOverride>
+    <w:lvlOverride w:ilvl="8">
+      <w:startOverride w:val="1"/>
+    </w:lvlOverride>
   </w:num>
   <w:num w:numId="1035">
     <w:abstractNumId w:val="991"/>
@@ -11646,6 +12636,15 @@
     <w:abstractNumId w:val="991"/>
   </w:num>
   <w:num w:numId="1041">
+    <w:abstractNumId w:val="991"/>
+  </w:num>
+  <w:num w:numId="1042">
+    <w:abstractNumId w:val="991"/>
+  </w:num>
+  <w:num w:numId="1043">
+    <w:abstractNumId w:val="991"/>
+  </w:num>
+  <w:num w:numId="1044">
     <w:abstractNumId w:val="991"/>
   </w:num>
 </w:numbering>

--- a/docs/manual/karipom_manual.docx
+++ b/docs/manual/karipom_manual.docx
@@ -3316,7 +3316,78 @@
         <w:pStyle w:val="BodyText"/>
       </w:pPr>
       <w:r>
-        <w:t xml:space="preserve">KariPom Companionには、WebUI表示（KariPom Lab）のほかに3つのタブ（KariPom BBX・Talk・Log／健康診断）があります。詳しくは第15章で説明します。</w:t>
+        <w:t xml:space="preserve">KariPom Companionには、WebUI表示（KariPom Lab）のほかに、次の3つのタブがあります。</w:t>
+      </w:r>
+    </w:p>
+    <w:p>
+      <w:pPr>
+        <w:numPr>
+          <w:ilvl w:val="0"/>
+          <w:numId w:val="1016"/>
+        </w:numPr>
+        <w:pStyle w:val="Compact"/>
+      </w:pPr>
+      <w:r>
+        <w:rPr>
+          <w:b/>
+        </w:rPr>
+        <w:t xml:space="preserve">💬 Talk</w:t>
+      </w:r>
+      <w:r>
+        <w:t xml:space="preserve"> </w:t>
+      </w:r>
+      <w:r>
+        <w:t xml:space="preserve">— Macで再生している音声を解析し、UDP経由でかりポムにリアルタイムで口パクさせます（いわゆるUDP口パクモード）。</w:t>
+      </w:r>
+    </w:p>
+    <w:p>
+      <w:pPr>
+        <w:numPr>
+          <w:ilvl w:val="0"/>
+          <w:numId w:val="1016"/>
+        </w:numPr>
+        <w:pStyle w:val="Compact"/>
+      </w:pPr>
+      <w:r>
+        <w:rPr>
+          <w:b/>
+        </w:rPr>
+        <w:t xml:space="preserve">🚽 Log／健康診断</w:t>
+      </w:r>
+      <w:r>
+        <w:t xml:space="preserve"> </w:t>
+      </w:r>
+      <w:r>
+        <w:t xml:space="preserve">— かりポムの動作ログをMacに取り込んで解析し、不具合の兆候をまとめて確認できます。</w:t>
+      </w:r>
+    </w:p>
+    <w:p>
+      <w:pPr>
+        <w:numPr>
+          <w:ilvl w:val="0"/>
+          <w:numId w:val="1016"/>
+        </w:numPr>
+        <w:pStyle w:val="Compact"/>
+      </w:pPr>
+      <w:r>
+        <w:rPr>
+          <w:b/>
+        </w:rPr>
+        <w:t xml:space="preserve">🐰 KariPom BBX</w:t>
+      </w:r>
+      <w:r>
+        <w:t xml:space="preserve"> </w:t>
+      </w:r>
+      <w:r>
+        <w:t xml:space="preserve">— かりポム本体（CoreS3）が手元になくても、Mac画面の中だけで顔の表示と口パクの動作を試せるお試し・モニター用タブです。</w:t>
+      </w:r>
+    </w:p>
+    <w:p>
+      <w:pPr>
+        <w:pStyle w:val="FirstParagraph"/>
+      </w:pPr>
+      <w:r>
+        <w:t xml:space="preserve">いずれも詳しい使い方は第15章で説明します。</w:t>
       </w:r>
     </w:p>
     <w:p>
@@ -3853,230 +3924,13 @@
       <w:pPr>
         <w:numPr>
           <w:ilvl w:val="0"/>
-          <w:numId w:val="1016"/>
+          <w:numId w:val="1017"/>
         </w:numPr>
         <w:pStyle w:val="Compact"/>
       </w:pPr>
       <w:r>
         <w:t xml:space="preserve">ブラウザ、またはKariPom Companionでかりポムのトップページ（Home）を開く</w:t>
       </w:r>
-    </w:p>
-    <w:p>
-      <w:pPr>
-        <w:numPr>
-          <w:ilvl w:val="0"/>
-          <w:numId w:val="1016"/>
-        </w:numPr>
-        <w:pStyle w:val="Compact"/>
-      </w:pPr>
-      <w:r>
-        <w:t xml:space="preserve">ナビゲーションから使いたい機能のページに移動する（またはHome画面内の詳細設定欄を開く）</w:t>
-      </w:r>
-    </w:p>
-    <w:p>
-      <w:pPr>
-        <w:numPr>
-          <w:ilvl w:val="0"/>
-          <w:numId w:val="1016"/>
-        </w:numPr>
-        <w:pStyle w:val="Compact"/>
-      </w:pPr>
-      <w:r>
-        <w:t xml:space="preserve">ボタンを押す／数値を変える</w:t>
-      </w:r>
-    </w:p>
-    <w:p>
-      <w:pPr>
-        <w:numPr>
-          <w:ilvl w:val="0"/>
-          <w:numId w:val="1016"/>
-        </w:numPr>
-        <w:pStyle w:val="Compact"/>
-      </w:pPr>
-      <w:r>
-        <w:t xml:space="preserve">設定は保存するとすぐに反映されます（再起動が必要な項目には、本文中にその旨を記載しています）</w:t>
-      </w:r>
-    </w:p>
-    <w:p>
-      <w:pPr>
-        <w:pStyle w:val="FirstParagraph"/>
-      </w:pPr>
-      <w:r>
-        <w:t xml:space="preserve">💡</w:t>
-      </w:r>
-      <w:r>
-        <w:t xml:space="preserve"> </w:t>
-      </w:r>
-      <w:r>
-        <w:rPr>
-          <w:b/>
-        </w:rPr>
-        <w:t xml:space="preserve">設定はどこに保存されるの？</w:t>
-      </w:r>
-      <w:r>
-        <w:t xml:space="preserve">：かりポムは、設定値を本体内の</w:t>
-      </w:r>
-      <w:r>
-        <w:rPr>
-          <w:b/>
-        </w:rPr>
-        <w:t xml:space="preserve">NVS</w:t>
-      </w:r>
-      <w:r>
-        <w:t xml:space="preserve">（エヌブイエス：電源を切っても消えない保存領域）に記憶します。SDカードとは別の場所なので、SDカードを抜いても設定は消えません。</w:t>
-      </w:r>
-    </w:p>
-    <w:p>
-      <w:r>
-        <w:br w:type="page"/>
-      </w:r>
-    </w:p>
-    <w:p>
-      <w:pPr>
-        <w:pStyle w:val="Heading1"/>
-      </w:pPr>
-      <w:bookmarkStart w:id="53" w:name="第10章-表情変更"/>
-      <w:r>
-        <w:t xml:space="preserve">第10章 表情変更</w:t>
-      </w:r>
-      <w:bookmarkEnd w:id="53"/>
-    </w:p>
-    <w:p>
-      <w:pPr>
-        <w:pStyle w:val="Heading2"/>
-      </w:pPr>
-      <w:bookmarkStart w:id="54" w:name="face-gallery表情ギャラリー"/>
-      <w:r>
-        <w:t xml:space="preserve">10.1 Face Gallery（表情ギャラリー）</w:t>
-      </w:r>
-      <w:bookmarkEnd w:id="54"/>
-    </w:p>
-    <w:p>
-      <w:pPr>
-        <w:pStyle w:val="FirstParagraph"/>
-      </w:pPr>
-      <w:r>
-        <w:t xml:space="preserve">かりポムの画面には「顔」が表示され、表情を切り替えることができます。</w:t>
-      </w:r>
-    </w:p>
-    <w:p>
-      <w:pPr>
-        <w:pStyle w:val="BodyText"/>
-      </w:pPr>
-      <w:r>
-        <w:t xml:space="preserve">表情の切り替えは、WebUIの</w:t>
-      </w:r>
-      <w:r>
-        <w:rPr>
-          <w:b/>
-        </w:rPr>
-        <w:t xml:space="preserve">Face Gallery</w:t>
-      </w:r>
-      <w:r>
-        <w:t xml:space="preserve">ページで行います。搭載されている表情が一覧で表示され、選ぶだけでかりポムの顔が切り替わります。</w:t>
-      </w:r>
-    </w:p>
-    <w:p>
-      <w:pPr>
-        <w:pStyle w:val="BodyText"/>
-      </w:pPr>
-      <w:r>
-        <w:t xml:space="preserve">【図：Face Galleryページのスクリーンショット】</w:t>
-      </w:r>
-    </w:p>
-    <w:p>
-      <w:pPr>
-        <w:pStyle w:val="BodyText"/>
-      </w:pPr>
-      <w:r>
-        <w:t xml:space="preserve">【図：表情一覧（各表情の画面写真を並べたもの）】</w:t>
-      </w:r>
-    </w:p>
-    <w:p>
-      <w:pPr>
-        <w:pStyle w:val="Heading2"/>
-      </w:pPr>
-      <w:bookmarkStart w:id="55" w:name="口パクと表情の関係"/>
-      <w:r>
-        <w:t xml:space="preserve">10.2 口パクと表情の関係</w:t>
-      </w:r>
-      <w:bookmarkEnd w:id="55"/>
-    </w:p>
-    <w:p>
-      <w:pPr>
-        <w:pStyle w:val="FirstParagraph"/>
-      </w:pPr>
-      <w:r>
-        <w:t xml:space="preserve">音声の再生中や、Karipom Earで音に反応しているときは、表示中の表情のまま口の開閉が音に合わせて変化します。Visualizer（第13章）やLighting（第14章）の演出中も、顔は常に一番手前に表示されるため、表情が演出で隠れることはありません。</w:t>
-      </w:r>
-    </w:p>
-    <w:p>
-      <w:pPr>
-        <w:pStyle w:val="BodyText"/>
-      </w:pPr>
-      <w:r>
-        <w:t xml:space="preserve">💡 表情は今後のファームウェア更新で追加されることがあります。最新の表情はFace Galleryページでご確認ください。</w:t>
-      </w:r>
-    </w:p>
-    <w:p>
-      <w:r>
-        <w:br w:type="page"/>
-      </w:r>
-    </w:p>
-    <w:p>
-      <w:pPr>
-        <w:pStyle w:val="Heading1"/>
-      </w:pPr>
-      <w:bookmarkStart w:id="56" w:name="第11章-独り言機能mutter"/>
-      <w:r>
-        <w:t xml:space="preserve">第11章 独り言機能（Mutter）</w:t>
-      </w:r>
-      <w:bookmarkEnd w:id="56"/>
-    </w:p>
-    <w:p>
-      <w:pPr>
-        <w:pStyle w:val="Heading2"/>
-      </w:pPr>
-      <w:bookmarkStart w:id="57" w:name="独り言機能とは"/>
-      <w:r>
-        <w:t xml:space="preserve">11.1 独り言機能とは</w:t>
-      </w:r>
-      <w:bookmarkEnd w:id="57"/>
-    </w:p>
-    <w:p>
-      <w:pPr>
-        <w:pStyle w:val="FirstParagraph"/>
-      </w:pPr>
-      <w:r>
-        <w:t xml:space="preserve">かりポムは、SDカードに保存された音声ファイル（WAV形式）を「自分の独り言」として再生できます。この機能を</w:t>
-      </w:r>
-      <w:r>
-        <w:rPr>
-          <w:b/>
-        </w:rPr>
-        <w:t xml:space="preserve">Mutter（マター：英語で「つぶやく」の意味）</w:t>
-      </w:r>
-      <w:r>
-        <w:t xml:space="preserve">と呼びます。</w:t>
-      </w:r>
-    </w:p>
-    <w:p>
-      <w:pPr>
-        <w:pStyle w:val="BodyText"/>
-      </w:pPr>
-      <w:r>
-        <w:t xml:space="preserve">再生中は音声に合わせて口が動き、本当にしゃべっているように見えます。</w:t>
-      </w:r>
-    </w:p>
-    <w:p>
-      <w:pPr>
-        <w:pStyle w:val="Heading2"/>
-      </w:pPr>
-      <w:bookmarkStart w:id="58" w:name="独り言が再生される3つのきっかけ"/>
-      <w:r>
-        <w:t xml:space="preserve">11.2 独り言が再生される3つのきっかけ</w:t>
-      </w:r>
-      <w:bookmarkEnd w:id="58"/>
     </w:p>
     <w:p>
       <w:pPr>
@@ -4087,25 +3941,7 @@
         <w:pStyle w:val="Compact"/>
       </w:pPr>
       <w:r>
-        <w:rPr>
-          <w:b/>
-        </w:rPr>
-        <w:t xml:space="preserve">自動再生</w:t>
-      </w:r>
-      <w:r>
-        <w:t xml:space="preserve"> </w:t>
-      </w:r>
-      <w:r>
-        <w:t xml:space="preserve">— かりポムは、</w:t>
-      </w:r>
-      <w:r>
-        <w:rPr>
-          <w:b/>
-        </w:rPr>
-        <w:t xml:space="preserve">ランダムなタイミングで自動的に独り言をつぶやきます</w:t>
-      </w:r>
-      <w:r>
-        <w:t xml:space="preserve">。電源を入れて置いておくだけで楽しめます。</w:t>
+        <w:t xml:space="preserve">ナビゲーションから使いたい機能のページに移動する（またはHome画面内の詳細設定欄を開く）</w:t>
       </w:r>
     </w:p>
     <w:p>
@@ -4117,16 +3953,7 @@
         <w:pStyle w:val="Compact"/>
       </w:pPr>
       <w:r>
-        <w:rPr>
-          <w:b/>
-        </w:rPr>
-        <w:t xml:space="preserve">ジョイスティックを押し込む</w:t>
-      </w:r>
-      <w:r>
-        <w:t xml:space="preserve"> </w:t>
-      </w:r>
-      <w:r>
-        <w:t xml:space="preserve">— 登録されている独り言の中からランダムに1つ再生されます。</w:t>
+        <w:t xml:space="preserve">ボタンを押す／数値を変える</w:t>
       </w:r>
     </w:p>
     <w:p>
@@ -4138,49 +3965,69 @@
         <w:pStyle w:val="Compact"/>
       </w:pPr>
       <w:r>
-        <w:rPr>
-          <w:b/>
-        </w:rPr>
-        <w:t xml:space="preserve">WebUIから再生する</w:t>
+        <w:t xml:space="preserve">設定は保存するとすぐに反映されます（再起動が必要な項目には、本文中にその旨を記載しています）</w:t>
+      </w:r>
+    </w:p>
+    <w:p>
+      <w:pPr>
+        <w:pStyle w:val="FirstParagraph"/>
+      </w:pPr>
+      <w:r>
+        <w:t xml:space="preserve">💡</w:t>
       </w:r>
       <w:r>
         <w:t xml:space="preserve"> </w:t>
       </w:r>
       <w:r>
-        <w:t xml:space="preserve">— Mutter管理ページでファイルを選んで「Speak（しゃべらせる）」を押すと、その音声で独り言を再生します。</w:t>
-      </w:r>
+        <w:rPr>
+          <w:b/>
+        </w:rPr>
+        <w:t xml:space="preserve">設定はどこに保存されるの？</w:t>
+      </w:r>
+      <w:r>
+        <w:t xml:space="preserve">：かりポムは、設定値を本体内の</w:t>
+      </w:r>
+      <w:r>
+        <w:rPr>
+          <w:b/>
+        </w:rPr>
+        <w:t xml:space="preserve">NVS</w:t>
+      </w:r>
+      <w:r>
+        <w:t xml:space="preserve">（エヌブイエス：電源を切っても消えない保存領域）に記憶します。SDカードとは別の場所なので、SDカードを抜いても設定は消えません。</w:t>
+      </w:r>
+    </w:p>
+    <w:p>
+      <w:r>
+        <w:br w:type="page"/>
+      </w:r>
+    </w:p>
+    <w:p>
+      <w:pPr>
+        <w:pStyle w:val="Heading1"/>
+      </w:pPr>
+      <w:bookmarkStart w:id="53" w:name="第10章-表情変更"/>
+      <w:r>
+        <w:t xml:space="preserve">第10章 表情変更</w:t>
+      </w:r>
+      <w:bookmarkEnd w:id="53"/>
     </w:p>
     <w:p>
       <w:pPr>
         <w:pStyle w:val="Heading2"/>
       </w:pPr>
-      <w:bookmarkStart w:id="59" w:name="独り言用の音声ファイルを追加する"/>
-      <w:r>
-        <w:t xml:space="preserve">11.3 独り言用の音声ファイルを追加する</w:t>
-      </w:r>
-      <w:bookmarkEnd w:id="59"/>
+      <w:bookmarkStart w:id="54" w:name="face-gallery表情ギャラリー"/>
+      <w:r>
+        <w:t xml:space="preserve">10.1 Face Gallery（表情ギャラリー）</w:t>
+      </w:r>
+      <w:bookmarkEnd w:id="54"/>
     </w:p>
     <w:p>
       <w:pPr>
         <w:pStyle w:val="FirstParagraph"/>
       </w:pPr>
       <w:r>
-        <w:t xml:space="preserve">独り言の音声は、SDカードの</w:t>
-      </w:r>
-      <w:r>
-        <w:t xml:space="preserve"> </w:t>
-      </w:r>
-      <w:r>
-        <w:rPr>
-          <w:rStyle w:val="VerbatimChar"/>
-        </w:rPr>
-        <w:t xml:space="preserve">/sounds/mutter/</w:t>
-      </w:r>
-      <w:r>
-        <w:t xml:space="preserve"> </w:t>
-      </w:r>
-      <w:r>
-        <w:t xml:space="preserve">フォルダに入れます。追加の方法は2つあります。</w:t>
+        <w:t xml:space="preserve">かりポムの画面には「顔」が表示され、表情を切り替えることができます。</w:t>
       </w:r>
     </w:p>
     <w:p>
@@ -4188,11 +4035,119 @@
         <w:pStyle w:val="BodyText"/>
       </w:pPr>
       <w:r>
-        <w:rPr>
-          <w:b/>
-        </w:rPr>
-        <w:t xml:space="preserve">方法1：WebUIからアップロード（おすすめ）</w:t>
-      </w:r>
+        <w:t xml:space="preserve">表情の切り替えは、WebUIの</w:t>
+      </w:r>
+      <w:r>
+        <w:rPr>
+          <w:b/>
+        </w:rPr>
+        <w:t xml:space="preserve">Face Gallery</w:t>
+      </w:r>
+      <w:r>
+        <w:t xml:space="preserve">ページで行います。搭載されている表情が一覧で表示され、選ぶだけでかりポムの顔が切り替わります。</w:t>
+      </w:r>
+    </w:p>
+    <w:p>
+      <w:pPr>
+        <w:pStyle w:val="BodyText"/>
+      </w:pPr>
+      <w:r>
+        <w:t xml:space="preserve">【図：Face Galleryページのスクリーンショット】</w:t>
+      </w:r>
+    </w:p>
+    <w:p>
+      <w:pPr>
+        <w:pStyle w:val="BodyText"/>
+      </w:pPr>
+      <w:r>
+        <w:t xml:space="preserve">【図：表情一覧（各表情の画面写真を並べたもの）】</w:t>
+      </w:r>
+    </w:p>
+    <w:p>
+      <w:pPr>
+        <w:pStyle w:val="Heading2"/>
+      </w:pPr>
+      <w:bookmarkStart w:id="55" w:name="口パクと表情の関係"/>
+      <w:r>
+        <w:t xml:space="preserve">10.2 口パクと表情の関係</w:t>
+      </w:r>
+      <w:bookmarkEnd w:id="55"/>
+    </w:p>
+    <w:p>
+      <w:pPr>
+        <w:pStyle w:val="FirstParagraph"/>
+      </w:pPr>
+      <w:r>
+        <w:t xml:space="preserve">音声の再生中や、Karipom Earで音に反応しているときは、表示中の表情のまま口の開閉が音に合わせて変化します。Visualizer（第13章）やLighting（第14章）の演出中も、顔は常に一番手前に表示されるため、表情が演出で隠れることはありません。</w:t>
+      </w:r>
+    </w:p>
+    <w:p>
+      <w:pPr>
+        <w:pStyle w:val="BodyText"/>
+      </w:pPr>
+      <w:r>
+        <w:t xml:space="preserve">💡 表情は今後のファームウェア更新で追加されることがあります。最新の表情はFace Galleryページでご確認ください。</w:t>
+      </w:r>
+    </w:p>
+    <w:p>
+      <w:r>
+        <w:br w:type="page"/>
+      </w:r>
+    </w:p>
+    <w:p>
+      <w:pPr>
+        <w:pStyle w:val="Heading1"/>
+      </w:pPr>
+      <w:bookmarkStart w:id="56" w:name="第11章-独り言機能mutter"/>
+      <w:r>
+        <w:t xml:space="preserve">第11章 独り言機能（Mutter）</w:t>
+      </w:r>
+      <w:bookmarkEnd w:id="56"/>
+    </w:p>
+    <w:p>
+      <w:pPr>
+        <w:pStyle w:val="Heading2"/>
+      </w:pPr>
+      <w:bookmarkStart w:id="57" w:name="独り言機能とは"/>
+      <w:r>
+        <w:t xml:space="preserve">11.1 独り言機能とは</w:t>
+      </w:r>
+      <w:bookmarkEnd w:id="57"/>
+    </w:p>
+    <w:p>
+      <w:pPr>
+        <w:pStyle w:val="FirstParagraph"/>
+      </w:pPr>
+      <w:r>
+        <w:t xml:space="preserve">かりポムは、SDカードに保存された音声ファイル（WAV形式）を「自分の独り言」として再生できます。この機能を</w:t>
+      </w:r>
+      <w:r>
+        <w:rPr>
+          <w:b/>
+        </w:rPr>
+        <w:t xml:space="preserve">Mutter（マター：英語で「つぶやく」の意味）</w:t>
+      </w:r>
+      <w:r>
+        <w:t xml:space="preserve">と呼びます。</w:t>
+      </w:r>
+    </w:p>
+    <w:p>
+      <w:pPr>
+        <w:pStyle w:val="BodyText"/>
+      </w:pPr>
+      <w:r>
+        <w:t xml:space="preserve">再生中は音声に合わせて口が動き、本当にしゃべっているように見えます。</w:t>
+      </w:r>
+    </w:p>
+    <w:p>
+      <w:pPr>
+        <w:pStyle w:val="Heading2"/>
+      </w:pPr>
+      <w:bookmarkStart w:id="58" w:name="独り言が再生される3つのきっかけ"/>
+      <w:r>
+        <w:t xml:space="preserve">11.2 独り言が再生される3つのきっかけ</w:t>
+      </w:r>
+      <w:bookmarkEnd w:id="58"/>
     </w:p>
     <w:p>
       <w:pPr>
@@ -4203,7 +4158,25 @@
         <w:pStyle w:val="Compact"/>
       </w:pPr>
       <w:r>
-        <w:t xml:space="preserve">WebUIのMutter管理ページを開きます。</w:t>
+        <w:rPr>
+          <w:b/>
+        </w:rPr>
+        <w:t xml:space="preserve">自動再生</w:t>
+      </w:r>
+      <w:r>
+        <w:t xml:space="preserve"> </w:t>
+      </w:r>
+      <w:r>
+        <w:t xml:space="preserve">— かりポムは、</w:t>
+      </w:r>
+      <w:r>
+        <w:rPr>
+          <w:b/>
+        </w:rPr>
+        <w:t xml:space="preserve">ランダムなタイミングで自動的に独り言をつぶやきます</w:t>
+      </w:r>
+      <w:r>
+        <w:t xml:space="preserve">。電源を入れて置いておくだけで楽しめます。</w:t>
       </w:r>
     </w:p>
     <w:p>
@@ -4215,7 +4188,16 @@
         <w:pStyle w:val="Compact"/>
       </w:pPr>
       <w:r>
-        <w:t xml:space="preserve">「アップロード（Upload）」で、パソコンやスマホの中のWAVファイルを選びます。</w:t>
+        <w:rPr>
+          <w:b/>
+        </w:rPr>
+        <w:t xml:space="preserve">ジョイスティックを押し込む</w:t>
+      </w:r>
+      <w:r>
+        <w:t xml:space="preserve"> </w:t>
+      </w:r>
+      <w:r>
+        <w:t xml:space="preserve">— 登録されている独り言の中からランダムに1つ再生されます。</w:t>
       </w:r>
     </w:p>
     <w:p>
@@ -4227,18 +4209,60 @@
         <w:pStyle w:val="Compact"/>
       </w:pPr>
       <w:r>
-        <w:t xml:space="preserve">アップロードが完了すると、一覧に表示され、すぐに使えるようになります。</w:t>
-      </w:r>
+        <w:rPr>
+          <w:b/>
+        </w:rPr>
+        <w:t xml:space="preserve">WebUIから再生する</w:t>
+      </w:r>
+      <w:r>
+        <w:t xml:space="preserve"> </w:t>
+      </w:r>
+      <w:r>
+        <w:t xml:space="preserve">— Mutter管理ページでファイルを選んで「Speak（しゃべらせる）」を押すと、その音声で独り言を再生します。</w:t>
+      </w:r>
+    </w:p>
+    <w:p>
+      <w:pPr>
+        <w:pStyle w:val="Heading2"/>
+      </w:pPr>
+      <w:bookmarkStart w:id="59" w:name="独り言用の音声ファイルを追加する"/>
+      <w:r>
+        <w:t xml:space="preserve">11.3 独り言用の音声ファイルを追加する</w:t>
+      </w:r>
+      <w:bookmarkEnd w:id="59"/>
     </w:p>
     <w:p>
       <w:pPr>
         <w:pStyle w:val="FirstParagraph"/>
       </w:pPr>
       <w:r>
-        <w:rPr>
-          <w:b/>
-        </w:rPr>
-        <w:t xml:space="preserve">方法2：SDカードをパソコンに挿して直接コピー</w:t>
+        <w:t xml:space="preserve">独り言の音声は、SDカードの</w:t>
+      </w:r>
+      <w:r>
+        <w:t xml:space="preserve"> </w:t>
+      </w:r>
+      <w:r>
+        <w:rPr>
+          <w:rStyle w:val="VerbatimChar"/>
+        </w:rPr>
+        <w:t xml:space="preserve">/sounds/mutter/</w:t>
+      </w:r>
+      <w:r>
+        <w:t xml:space="preserve"> </w:t>
+      </w:r>
+      <w:r>
+        <w:t xml:space="preserve">フォルダに入れます。追加の方法は2つあります。</w:t>
+      </w:r>
+    </w:p>
+    <w:p>
+      <w:pPr>
+        <w:pStyle w:val="BodyText"/>
+      </w:pPr>
+      <w:r>
+        <w:rPr>
+          <w:b/>
+        </w:rPr>
+        <w:t xml:space="preserve">方法1：WebUIからアップロード（おすすめ）</w:t>
       </w:r>
     </w:p>
     <w:p>
@@ -4250,7 +4274,7 @@
         <w:pStyle w:val="Compact"/>
       </w:pPr>
       <w:r>
-        <w:t xml:space="preserve">かりポムの電源を切り、SDカードを取り出します。</w:t>
+        <w:t xml:space="preserve">WebUIのMutter管理ページを開きます。</w:t>
       </w:r>
     </w:p>
     <w:p>
@@ -4262,34 +4286,7 @@
         <w:pStyle w:val="Compact"/>
       </w:pPr>
       <w:r>
-        <w:t xml:space="preserve">パソコンでSDカードを開き、</w:t>
-      </w:r>
-      <w:r>
-        <w:rPr>
-          <w:rStyle w:val="VerbatimChar"/>
-        </w:rPr>
-        <w:t xml:space="preserve">sounds</w:t>
-      </w:r>
-      <w:r>
-        <w:t xml:space="preserve"> </w:t>
-      </w:r>
-      <w:r>
-        <w:t xml:space="preserve">フォルダの中の</w:t>
-      </w:r>
-      <w:r>
-        <w:t xml:space="preserve"> </w:t>
-      </w:r>
-      <w:r>
-        <w:rPr>
-          <w:rStyle w:val="VerbatimChar"/>
-        </w:rPr>
-        <w:t xml:space="preserve">mutter</w:t>
-      </w:r>
-      <w:r>
-        <w:t xml:space="preserve"> </w:t>
-      </w:r>
-      <w:r>
-        <w:t xml:space="preserve">フォルダにWAVファイルをコピーします。</w:t>
+        <w:t xml:space="preserve">「アップロード（Upload）」で、パソコンやスマホの中のWAVファイルを選びます。</w:t>
       </w:r>
     </w:p>
     <w:p>
@@ -4297,6 +4294,80 @@
         <w:numPr>
           <w:ilvl w:val="0"/>
           <w:numId w:val="1019"/>
+        </w:numPr>
+        <w:pStyle w:val="Compact"/>
+      </w:pPr>
+      <w:r>
+        <w:t xml:space="preserve">アップロードが完了すると、一覧に表示され、すぐに使えるようになります。</w:t>
+      </w:r>
+    </w:p>
+    <w:p>
+      <w:pPr>
+        <w:pStyle w:val="FirstParagraph"/>
+      </w:pPr>
+      <w:r>
+        <w:rPr>
+          <w:b/>
+        </w:rPr>
+        <w:t xml:space="preserve">方法2：SDカードをパソコンに挿して直接コピー</w:t>
+      </w:r>
+    </w:p>
+    <w:p>
+      <w:pPr>
+        <w:numPr>
+          <w:ilvl w:val="0"/>
+          <w:numId w:val="1020"/>
+        </w:numPr>
+        <w:pStyle w:val="Compact"/>
+      </w:pPr>
+      <w:r>
+        <w:t xml:space="preserve">かりポムの電源を切り、SDカードを取り出します。</w:t>
+      </w:r>
+    </w:p>
+    <w:p>
+      <w:pPr>
+        <w:numPr>
+          <w:ilvl w:val="0"/>
+          <w:numId w:val="1020"/>
+        </w:numPr>
+        <w:pStyle w:val="Compact"/>
+      </w:pPr>
+      <w:r>
+        <w:t xml:space="preserve">パソコンでSDカードを開き、</w:t>
+      </w:r>
+      <w:r>
+        <w:rPr>
+          <w:rStyle w:val="VerbatimChar"/>
+        </w:rPr>
+        <w:t xml:space="preserve">sounds</w:t>
+      </w:r>
+      <w:r>
+        <w:t xml:space="preserve"> </w:t>
+      </w:r>
+      <w:r>
+        <w:t xml:space="preserve">フォルダの中の</w:t>
+      </w:r>
+      <w:r>
+        <w:t xml:space="preserve"> </w:t>
+      </w:r>
+      <w:r>
+        <w:rPr>
+          <w:rStyle w:val="VerbatimChar"/>
+        </w:rPr>
+        <w:t xml:space="preserve">mutter</w:t>
+      </w:r>
+      <w:r>
+        <w:t xml:space="preserve"> </w:t>
+      </w:r>
+      <w:r>
+        <w:t xml:space="preserve">フォルダにWAVファイルをコピーします。</w:t>
+      </w:r>
+    </w:p>
+    <w:p>
+      <w:pPr>
+        <w:numPr>
+          <w:ilvl w:val="0"/>
+          <w:numId w:val="1020"/>
         </w:numPr>
         <w:pStyle w:val="Compact"/>
       </w:pPr>
@@ -4823,7 +4894,7 @@
       <w:pPr>
         <w:numPr>
           <w:ilvl w:val="0"/>
-          <w:numId w:val="1020"/>
+          <w:numId w:val="1021"/>
         </w:numPr>
         <w:pStyle w:val="Compact"/>
       </w:pPr>
@@ -4844,7 +4915,7 @@
       <w:pPr>
         <w:numPr>
           <w:ilvl w:val="0"/>
-          <w:numId w:val="1020"/>
+          <w:numId w:val="1021"/>
         </w:numPr>
         <w:pStyle w:val="Compact"/>
       </w:pPr>
@@ -5143,7 +5214,7 @@
       <w:pPr>
         <w:numPr>
           <w:ilvl w:val="0"/>
-          <w:numId w:val="1021"/>
+          <w:numId w:val="1022"/>
         </w:numPr>
         <w:pStyle w:val="Compact"/>
       </w:pPr>
@@ -5164,7 +5235,7 @@
       <w:pPr>
         <w:numPr>
           <w:ilvl w:val="0"/>
-          <w:numId w:val="1021"/>
+          <w:numId w:val="1022"/>
         </w:numPr>
         <w:pStyle w:val="Compact"/>
       </w:pPr>
@@ -5185,7 +5256,7 @@
       <w:pPr>
         <w:numPr>
           <w:ilvl w:val="0"/>
-          <w:numId w:val="1021"/>
+          <w:numId w:val="1022"/>
         </w:numPr>
         <w:pStyle w:val="Compact"/>
       </w:pPr>
@@ -5206,7 +5277,7 @@
       <w:pPr>
         <w:numPr>
           <w:ilvl w:val="0"/>
-          <w:numId w:val="1021"/>
+          <w:numId w:val="1022"/>
         </w:numPr>
         <w:pStyle w:val="Compact"/>
       </w:pPr>
@@ -5714,7 +5785,7 @@
       <w:pPr>
         <w:numPr>
           <w:ilvl w:val="0"/>
-          <w:numId w:val="1022"/>
+          <w:numId w:val="1023"/>
         </w:numPr>
         <w:pStyle w:val="Compact"/>
       </w:pPr>
@@ -5732,7 +5803,7 @@
       <w:pPr>
         <w:numPr>
           <w:ilvl w:val="0"/>
-          <w:numId w:val="1022"/>
+          <w:numId w:val="1023"/>
         </w:numPr>
         <w:pStyle w:val="Compact"/>
       </w:pPr>
@@ -5750,7 +5821,7 @@
       <w:pPr>
         <w:numPr>
           <w:ilvl w:val="0"/>
-          <w:numId w:val="1022"/>
+          <w:numId w:val="1023"/>
         </w:numPr>
         <w:pStyle w:val="Compact"/>
       </w:pPr>
@@ -6692,7 +6763,7 @@
       <w:pPr>
         <w:numPr>
           <w:ilvl w:val="0"/>
-          <w:numId w:val="1023"/>
+          <w:numId w:val="1024"/>
         </w:numPr>
         <w:pStyle w:val="Compact"/>
       </w:pPr>
@@ -6707,106 +6778,6 @@
       </w:r>
       <w:r>
         <w:t xml:space="preserve">— WebUIの表示をやり直します。設定変更後や画面が固まったときに使います。</w:t>
-      </w:r>
-    </w:p>
-    <w:p>
-      <w:pPr>
-        <w:numPr>
-          <w:ilvl w:val="0"/>
-          <w:numId w:val="1023"/>
-        </w:numPr>
-        <w:pStyle w:val="Compact"/>
-      </w:pPr>
-      <w:r>
-        <w:rPr>
-          <w:b/>
-        </w:rPr>
-        <w:t xml:space="preserve">外部ブラウザで開く</w:t>
-      </w:r>
-      <w:r>
-        <w:t xml:space="preserve"> </w:t>
-      </w:r>
-      <w:r>
-        <w:t xml:space="preserve">— いつも使っているブラウザで同じWebUIを開きます。PyQtWebEngine（タブ内表示に必要な部品）が未導入の環境でも、このボタンからWebUIを利用できます。</w:t>
-      </w:r>
-    </w:p>
-    <w:p>
-      <w:pPr>
-        <w:pStyle w:val="Heading2"/>
-      </w:pPr>
-      <w:bookmarkStart w:id="79" w:name="karipom-bbxタブ"/>
-      <w:r>
-        <w:t xml:space="preserve">15.3 🐰 KariPom BBXタブ</w:t>
-      </w:r>
-      <w:bookmarkEnd w:id="79"/>
-    </w:p>
-    <w:p>
-      <w:pPr>
-        <w:pStyle w:val="FirstParagraph"/>
-      </w:pPr>
-      <w:r>
-        <w:t xml:space="preserve">かりポムの実機が手元になくても、Mac画面の中に「かりポムの顔」を表示し、Mac音声に合わせて口パクさせて動作を確認できるタブです。IPアドレスを設定していなくても使えるので、実機到着前のお試しや、音声連携の動作確認に便利です。</w:t>
-      </w:r>
-    </w:p>
-    <w:p>
-      <w:pPr>
-        <w:pStyle w:val="Heading2"/>
-      </w:pPr>
-      <w:bookmarkStart w:id="80" w:name="talkタブudp口パクモード"/>
-      <w:r>
-        <w:t xml:space="preserve">15.4 💬 Talkタブ（UDP口パクモード）</w:t>
-      </w:r>
-      <w:bookmarkEnd w:id="80"/>
-    </w:p>
-    <w:p>
-      <w:pPr>
-        <w:pStyle w:val="FirstParagraph"/>
-      </w:pPr>
-      <w:r>
-        <w:t xml:space="preserve">Macで再生している音声（音楽、動画、AIの読み上げ音声など）に合わせて、かりポムが</w:t>
-      </w:r>
-      <w:r>
-        <w:rPr>
-          <w:b/>
-        </w:rPr>
-        <w:t xml:space="preserve">リアルタイムに口パク</w:t>
-      </w:r>
-      <w:r>
-        <w:t xml:space="preserve">します。たとえば、Mac上でChatGPTの音声を再生すれば、かりポムがしゃべっているように見せられます。Visualizer（第13章）と組み合わせれば、音を画面の演出としても楽しめます。</w:t>
-      </w:r>
-    </w:p>
-    <w:p>
-      <w:pPr>
-        <w:pStyle w:val="BodyText"/>
-      </w:pPr>
-      <w:r>
-        <w:rPr>
-          <w:b/>
-        </w:rPr>
-        <w:t xml:space="preserve">UDP（ユーディーピー）とは</w:t>
-      </w:r>
-      <w:r>
-        <w:t xml:space="preserve">：Wi-Fi経由でデータを素早く送る通信方式のひとつです。かりポムでは、Macが測った「今の音の大きさ」を毎瞬かりポムに送るために使っています。通信には</w:t>
-      </w:r>
-      <w:r>
-        <w:rPr>
-          <w:b/>
-        </w:rPr>
-        <w:t xml:space="preserve">ポート番号12345</w:t>
-      </w:r>
-      <w:r>
-        <w:t xml:space="preserve">を使用します（ポート番号とは、通信の窓口の番号のことです）。</w:t>
-      </w:r>
-    </w:p>
-    <w:p>
-      <w:pPr>
-        <w:pStyle w:val="BodyText"/>
-      </w:pPr>
-      <w:r>
-        <w:rPr>
-          <w:b/>
-        </w:rPr>
-        <w:t xml:space="preserve">必要なもの</w:t>
       </w:r>
     </w:p>
     <w:p>
@@ -6818,66 +6789,61 @@
         <w:pStyle w:val="Compact"/>
       </w:pPr>
       <w:r>
-        <w:t xml:space="preserve">Mac（macOS）</w:t>
-      </w:r>
-    </w:p>
-    <w:p>
-      <w:pPr>
-        <w:numPr>
-          <w:ilvl w:val="0"/>
-          <w:numId w:val="1024"/>
-        </w:numPr>
-        <w:pStyle w:val="Compact"/>
-      </w:pPr>
-      <w:r>
-        <w:rPr>
-          <w:b/>
-        </w:rPr>
-        <w:t xml:space="preserve">BlackHole 2ch</w:t>
+        <w:rPr>
+          <w:b/>
+        </w:rPr>
+        <w:t xml:space="preserve">外部ブラウザで開く</w:t>
       </w:r>
       <w:r>
         <w:t xml:space="preserve"> </w:t>
       </w:r>
       <w:r>
-        <w:t xml:space="preserve">— Macの音声をソフト間で受け渡すための無料の「仮想オーディオデバイス」</w:t>
-      </w:r>
-    </w:p>
-    <w:p>
-      <w:pPr>
-        <w:numPr>
-          <w:ilvl w:val="0"/>
-          <w:numId w:val="1024"/>
-        </w:numPr>
-        <w:pStyle w:val="Compact"/>
-      </w:pPr>
-      <w:r>
-        <w:t xml:space="preserve">かりポムとMacが</w:t>
-      </w:r>
-      <w:r>
-        <w:rPr>
-          <w:b/>
-        </w:rPr>
-        <w:t xml:space="preserve">同じWi-Fi</w:t>
-      </w:r>
-      <w:r>
-        <w:t xml:space="preserve">につながっていること</w:t>
-      </w:r>
+        <w:t xml:space="preserve">— いつも使っているブラウザで同じWebUIを開きます。PyQtWebEngine（タブ内表示に必要な部品）が未導入の環境でも、このボタンからWebUIを利用できます。</w:t>
+      </w:r>
+    </w:p>
+    <w:p>
+      <w:pPr>
+        <w:pStyle w:val="Heading2"/>
+      </w:pPr>
+      <w:bookmarkStart w:id="79" w:name="karipom-bbxタブ"/>
+      <w:r>
+        <w:t xml:space="preserve">15.3 🐰 KariPom BBXタブ</w:t>
+      </w:r>
+      <w:bookmarkEnd w:id="79"/>
     </w:p>
     <w:p>
       <w:pPr>
         <w:pStyle w:val="FirstParagraph"/>
       </w:pPr>
       <w:r>
-        <w:t xml:space="preserve">💡 BlackHoleの詳しい導入手順は、</w:t>
-      </w:r>
-      <w:r>
-        <w:rPr>
-          <w:b/>
-        </w:rPr>
-        <w:t xml:space="preserve">別冊の上級者向け資料</w:t>
-      </w:r>
-      <w:r>
-        <w:t xml:space="preserve">をご覧ください。本節では、導入済みの方向けに使い方の流れを説明します。</w:t>
+        <w:t xml:space="preserve">かりポムの実機が手元になくても、Mac画面の中に「かりポムの顔」を表示し、Mac音声に合わせて口パクさせて動作を確認できるタブです。IPアドレスを設定していなくても使えるので、実機到着前のお試しや、音声連携の動作確認に便利です。</w:t>
+      </w:r>
+    </w:p>
+    <w:p>
+      <w:pPr>
+        <w:pStyle w:val="Heading2"/>
+      </w:pPr>
+      <w:bookmarkStart w:id="80" w:name="talkタブudp口パクモード"/>
+      <w:r>
+        <w:t xml:space="preserve">15.4 💬 Talkタブ（UDP口パクモード）</w:t>
+      </w:r>
+      <w:bookmarkEnd w:id="80"/>
+    </w:p>
+    <w:p>
+      <w:pPr>
+        <w:pStyle w:val="FirstParagraph"/>
+      </w:pPr>
+      <w:r>
+        <w:t xml:space="preserve">Macで再生している音声（音楽、動画、AIの読み上げ音声など）に合わせて、かりポムが</w:t>
+      </w:r>
+      <w:r>
+        <w:rPr>
+          <w:b/>
+        </w:rPr>
+        <w:t xml:space="preserve">リアルタイムに口パク</w:t>
+      </w:r>
+      <w:r>
+        <w:t xml:space="preserve">します。たとえば、Mac上でChatGPTの音声を再生すれば、かりポムがしゃべっているように見せられます。Visualizer（第13章）と組み合わせれば、音を画面の演出としても楽しめます。</w:t>
       </w:r>
     </w:p>
     <w:p>
@@ -6888,7 +6854,30 @@
         <w:rPr>
           <w:b/>
         </w:rPr>
-        <w:t xml:space="preserve">使い方の流れ</w:t>
+        <w:t xml:space="preserve">UDP（ユーディーピー）とは</w:t>
+      </w:r>
+      <w:r>
+        <w:t xml:space="preserve">：Wi-Fi経由でデータを素早く送る通信方式のひとつです。かりポムでは、Macが測った「今の音の大きさ」を毎瞬かりポムに送るために使っています。通信には</w:t>
+      </w:r>
+      <w:r>
+        <w:rPr>
+          <w:b/>
+        </w:rPr>
+        <w:t xml:space="preserve">ポート番号12345</w:t>
+      </w:r>
+      <w:r>
+        <w:t xml:space="preserve">を使用します（ポート番号とは、通信の窓口の番号のことです）。</w:t>
+      </w:r>
+    </w:p>
+    <w:p>
+      <w:pPr>
+        <w:pStyle w:val="BodyText"/>
+      </w:pPr>
+      <w:r>
+        <w:rPr>
+          <w:b/>
+        </w:rPr>
+        <w:t xml:space="preserve">必要なもの</w:t>
       </w:r>
     </w:p>
     <w:p>
@@ -6900,7 +6889,7 @@
         <w:pStyle w:val="Compact"/>
       </w:pPr>
       <w:r>
-        <w:t xml:space="preserve">Macのサウンド出力をBlackHole（または複数出力装置）に切り替えます。</w:t>
+        <w:t xml:space="preserve">Mac（macOS）</w:t>
       </w:r>
     </w:p>
     <w:p>
@@ -6912,16 +6901,16 @@
         <w:pStyle w:val="Compact"/>
       </w:pPr>
       <w:r>
-        <w:t xml:space="preserve">KariPom Companionを起動すると、</w:t>
-      </w:r>
-      <w:r>
-        <w:rPr>
-          <w:b/>
-        </w:rPr>
-        <w:t xml:space="preserve">Talkは自動的に動作を始めます</w:t>
-      </w:r>
-      <w:r>
-        <w:t xml:space="preserve">（IPアドレスが未設定でも、Mac音声の解析自体は行われます）。タブ内の「Talk：動作中／停止中」の表示とボタンで、手動での停止・再開もできます。</w:t>
+        <w:rPr>
+          <w:b/>
+        </w:rPr>
+        <w:t xml:space="preserve">BlackHole 2ch</w:t>
+      </w:r>
+      <w:r>
+        <w:t xml:space="preserve"> </w:t>
+      </w:r>
+      <w:r>
+        <w:t xml:space="preserve">— Macの音声をソフト間で受け渡すための無料の「仮想オーディオデバイス」</w:t>
       </w:r>
     </w:p>
     <w:p>
@@ -6933,23 +6922,105 @@
         <w:pStyle w:val="Compact"/>
       </w:pPr>
       <w:r>
-        <w:t xml:space="preserve">かりポムのWebUI「🐰 Karipom Ear」で、音源を</w:t>
-      </w:r>
-      <w:r>
-        <w:rPr>
-          <w:b/>
-        </w:rPr>
-        <w:t xml:space="preserve">UDP</w:t>
-      </w:r>
-      <w:r>
-        <w:t xml:space="preserve">に切り替えます。</w:t>
+        <w:t xml:space="preserve">かりポムとMacが</w:t>
+      </w:r>
+      <w:r>
+        <w:rPr>
+          <w:b/>
+        </w:rPr>
+        <w:t xml:space="preserve">同じWi-Fi</w:t>
+      </w:r>
+      <w:r>
+        <w:t xml:space="preserve">につながっていること</w:t>
+      </w:r>
+    </w:p>
+    <w:p>
+      <w:pPr>
+        <w:pStyle w:val="FirstParagraph"/>
+      </w:pPr>
+      <w:r>
+        <w:t xml:space="preserve">💡 BlackHoleの詳しい導入手順は、</w:t>
+      </w:r>
+      <w:r>
+        <w:rPr>
+          <w:b/>
+        </w:rPr>
+        <w:t xml:space="preserve">別冊の上級者向け資料</w:t>
+      </w:r>
+      <w:r>
+        <w:t xml:space="preserve">をご覧ください。本節では、導入済みの方向けに使い方の流れを説明します。</w:t>
+      </w:r>
+    </w:p>
+    <w:p>
+      <w:pPr>
+        <w:pStyle w:val="BodyText"/>
+      </w:pPr>
+      <w:r>
+        <w:rPr>
+          <w:b/>
+        </w:rPr>
+        <w:t xml:space="preserve">使い方の流れ</w:t>
       </w:r>
     </w:p>
     <w:p>
       <w:pPr>
         <w:numPr>
           <w:ilvl w:val="0"/>
-          <w:numId w:val="1025"/>
+          <w:numId w:val="1026"/>
+        </w:numPr>
+        <w:pStyle w:val="Compact"/>
+      </w:pPr>
+      <w:r>
+        <w:t xml:space="preserve">Macのサウンド出力をBlackHole（または複数出力装置）に切り替えます。</w:t>
+      </w:r>
+    </w:p>
+    <w:p>
+      <w:pPr>
+        <w:numPr>
+          <w:ilvl w:val="0"/>
+          <w:numId w:val="1026"/>
+        </w:numPr>
+        <w:pStyle w:val="Compact"/>
+      </w:pPr>
+      <w:r>
+        <w:t xml:space="preserve">KariPom Companionを起動すると、</w:t>
+      </w:r>
+      <w:r>
+        <w:rPr>
+          <w:b/>
+        </w:rPr>
+        <w:t xml:space="preserve">Talkは自動的に動作を始めます</w:t>
+      </w:r>
+      <w:r>
+        <w:t xml:space="preserve">（IPアドレスが未設定でも、Mac音声の解析自体は行われます）。タブ内の「Talk：動作中／停止中」の表示とボタンで、手動での停止・再開もできます。</w:t>
+      </w:r>
+    </w:p>
+    <w:p>
+      <w:pPr>
+        <w:numPr>
+          <w:ilvl w:val="0"/>
+          <w:numId w:val="1026"/>
+        </w:numPr>
+        <w:pStyle w:val="Compact"/>
+      </w:pPr>
+      <w:r>
+        <w:t xml:space="preserve">かりポムのWebUI「🐰 Karipom Ear」で、音源を</w:t>
+      </w:r>
+      <w:r>
+        <w:rPr>
+          <w:b/>
+        </w:rPr>
+        <w:t xml:space="preserve">UDP</w:t>
+      </w:r>
+      <w:r>
+        <w:t xml:space="preserve">に切り替えます。</w:t>
+      </w:r>
+    </w:p>
+    <w:p>
+      <w:pPr>
+        <w:numPr>
+          <w:ilvl w:val="0"/>
+          <w:numId w:val="1026"/>
         </w:numPr>
         <w:pStyle w:val="Compact"/>
       </w:pPr>
@@ -7207,7 +7278,7 @@
       <w:pPr>
         <w:numPr>
           <w:ilvl w:val="0"/>
-          <w:numId w:val="1026"/>
+          <w:numId w:val="1027"/>
         </w:numPr>
         <w:pStyle w:val="Compact"/>
       </w:pPr>
@@ -7222,81 +7293,6 @@
       </w:r>
       <w:r>
         <w:t xml:space="preserve">→ Macとかりポムが同じWi-Fiにいるか、音源がUDPになっているか、Macの出力先がBlackHoleになっているかを確認してください。</w:t>
-      </w:r>
-    </w:p>
-    <w:p>
-      <w:pPr>
-        <w:numPr>
-          <w:ilvl w:val="0"/>
-          <w:numId w:val="1026"/>
-        </w:numPr>
-        <w:pStyle w:val="Compact"/>
-      </w:pPr>
-      <w:r>
-        <w:rPr>
-          <w:b/>
-        </w:rPr>
-        <w:t xml:space="preserve">長時間つけっぱなしで反応しなくなった</w:t>
-      </w:r>
-      <w:r>
-        <w:t xml:space="preserve"> </w:t>
-      </w:r>
-      <w:r>
-        <w:t xml:space="preserve">→ かりポム側は省電力による通信切れを防ぐ対策済みですが、Mac側のスリープでプログラムが止まることがあります。Macのスリープ設定をご確認ください。それでも直らない場合は、かりポムの電源を入れ直してください。</w:t>
-      </w:r>
-    </w:p>
-    <w:p>
-      <w:pPr>
-        <w:numPr>
-          <w:ilvl w:val="0"/>
-          <w:numId w:val="1026"/>
-        </w:numPr>
-        <w:pStyle w:val="Compact"/>
-      </w:pPr>
-      <w:r>
-        <w:rPr>
-          <w:b/>
-        </w:rPr>
-        <w:t xml:space="preserve">KariPom Labタブに何も表示されない</w:t>
-      </w:r>
-      <w:r>
-        <w:t xml:space="preserve"> </w:t>
-      </w:r>
-      <w:r>
-        <w:t xml:space="preserve">→ IPアドレスを保存したか確認してください。それでも表示されない場合は、「外部ブラウザで開く」ボタンをお使いください。</w:t>
-      </w:r>
-    </w:p>
-    <w:p>
-      <w:r>
-        <w:br w:type="page"/>
-      </w:r>
-    </w:p>
-    <w:p>
-      <w:pPr>
-        <w:pStyle w:val="Heading1"/>
-      </w:pPr>
-      <w:bookmarkStart w:id="83" w:name="第16章-サーボ制御頭の動き"/>
-      <w:r>
-        <w:t xml:space="preserve">第16章 サーボ制御（頭の動き）</w:t>
-      </w:r>
-      <w:bookmarkEnd w:id="83"/>
-    </w:p>
-    <w:p>
-      <w:pPr>
-        <w:pStyle w:val="Heading2"/>
-      </w:pPr>
-      <w:bookmarkStart w:id="84" w:name="頭の動きの種類"/>
-      <w:r>
-        <w:t xml:space="preserve">16.1 頭の動きの種類</w:t>
-      </w:r>
-      <w:bookmarkEnd w:id="84"/>
-    </w:p>
-    <w:p>
-      <w:pPr>
-        <w:pStyle w:val="FirstParagraph"/>
-      </w:pPr>
-      <w:r>
-        <w:t xml:space="preserve">かりポムの頭は、2つのサーボモーターで動きます。</w:t>
       </w:r>
     </w:p>
     <w:p>
@@ -7311,13 +7307,13 @@
         <w:rPr>
           <w:b/>
         </w:rPr>
-        <w:t xml:space="preserve">servoUD（上下）</w:t>
+        <w:t xml:space="preserve">長時間つけっぱなしで反応しなくなった</w:t>
       </w:r>
       <w:r>
         <w:t xml:space="preserve"> </w:t>
       </w:r>
       <w:r>
-        <w:t xml:space="preserve">— うなずくような上下の動き</w:t>
+        <w:t xml:space="preserve">→ かりポム側は省電力による通信切れを防ぐ対策済みですが、Mac側のスリープでプログラムが止まることがあります。Macのスリープ設定をご確認ください。それでも直らない場合は、かりポムの電源を入れ直してください。</w:t>
       </w:r>
     </w:p>
     <w:p>
@@ -7332,21 +7328,46 @@
         <w:rPr>
           <w:b/>
         </w:rPr>
-        <w:t xml:space="preserve">servoLR（左右）</w:t>
+        <w:t xml:space="preserve">KariPom Labタブに何も表示されない</w:t>
       </w:r>
       <w:r>
         <w:t xml:space="preserve"> </w:t>
       </w:r>
       <w:r>
-        <w:t xml:space="preserve">— 首をかしげる・見回すような左右の動き</w:t>
-      </w:r>
+        <w:t xml:space="preserve">→ IPアドレスを保存したか確認してください。それでも表示されない場合は、「外部ブラウザで開く」ボタンをお使いください。</w:t>
+      </w:r>
+    </w:p>
+    <w:p>
+      <w:r>
+        <w:br w:type="page"/>
+      </w:r>
+    </w:p>
+    <w:p>
+      <w:pPr>
+        <w:pStyle w:val="Heading1"/>
+      </w:pPr>
+      <w:bookmarkStart w:id="83" w:name="第16章-サーボ制御頭の動き"/>
+      <w:r>
+        <w:t xml:space="preserve">第16章 サーボ制御（頭の動き）</w:t>
+      </w:r>
+      <w:bookmarkEnd w:id="83"/>
+    </w:p>
+    <w:p>
+      <w:pPr>
+        <w:pStyle w:val="Heading2"/>
+      </w:pPr>
+      <w:bookmarkStart w:id="84" w:name="頭の動きの種類"/>
+      <w:r>
+        <w:t xml:space="preserve">16.1 頭の動きの種類</w:t>
+      </w:r>
+      <w:bookmarkEnd w:id="84"/>
     </w:p>
     <w:p>
       <w:pPr>
         <w:pStyle w:val="FirstParagraph"/>
       </w:pPr>
       <w:r>
-        <w:t xml:space="preserve">動き方には次の4種類があります。</w:t>
+        <w:t xml:space="preserve">かりポムの頭は、2つのサーボモーターで動きます。</w:t>
       </w:r>
     </w:p>
     <w:p>
@@ -7361,13 +7382,13 @@
         <w:rPr>
           <w:b/>
         </w:rPr>
-        <w:t xml:space="preserve">アイドルモーション（自動）</w:t>
+        <w:t xml:space="preserve">servoUD（上下）</w:t>
       </w:r>
       <w:r>
         <w:t xml:space="preserve"> </w:t>
       </w:r>
       <w:r>
-        <w:t xml:space="preserve">— 待機中に、ランダムなタイミングで自然に頭を動かします。生きているような雰囲気を演出します。頻度はWebUIから4段階（OFF／少なめ／標準／多め）に調整できます（第19章）。</w:t>
+        <w:t xml:space="preserve">— うなずくような上下の動き</w:t>
       </w:r>
     </w:p>
     <w:p>
@@ -7382,55 +7403,13 @@
         <w:rPr>
           <w:b/>
         </w:rPr>
-        <w:t xml:space="preserve">マイクロモーション（会話中・自動）</w:t>
+        <w:t xml:space="preserve">servoLR（左右）</w:t>
       </w:r>
       <w:r>
         <w:t xml:space="preserve"> </w:t>
       </w:r>
       <w:r>
-        <w:t xml:space="preserve">— 口パク中は、口の動きに合わせて頭も小さく動きます。</w:t>
-      </w:r>
-    </w:p>
-    <w:p>
-      <w:pPr>
-        <w:numPr>
-          <w:ilvl w:val="0"/>
-          <w:numId w:val="1028"/>
-        </w:numPr>
-        <w:pStyle w:val="Compact"/>
-      </w:pPr>
-      <w:r>
-        <w:rPr>
-          <w:b/>
-        </w:rPr>
-        <w:t xml:space="preserve">ジョイスティック操作（手動）</w:t>
-      </w:r>
-      <w:r>
-        <w:t xml:space="preserve"> </w:t>
-      </w:r>
-      <w:r>
-        <w:t xml:space="preserve">— 本体背面（尻尾部分）のスティックを倒した方向・量に応じて、首の向きがなめらかに追従します（縦＝上下、横＝左右）。</w:t>
-      </w:r>
-    </w:p>
-    <w:p>
-      <w:pPr>
-        <w:numPr>
-          <w:ilvl w:val="0"/>
-          <w:numId w:val="1028"/>
-        </w:numPr>
-        <w:pStyle w:val="Compact"/>
-      </w:pPr>
-      <w:r>
-        <w:rPr>
-          <w:b/>
-        </w:rPr>
-        <w:t xml:space="preserve">WebUIのボタン操作（手動）</w:t>
-      </w:r>
-      <w:r>
-        <w:t xml:space="preserve"> </w:t>
-      </w:r>
-      <w:r>
-        <w:t xml:space="preserve">— Home画面の上下左右ボタンから、ジョイスティックと同じように頭を操作できます。スマホやパソコンだけで頭の向きを調整したいときに便利です。</w:t>
+        <w:t xml:space="preserve">— 首をかしげる・見回すような左右の動き</w:t>
       </w:r>
     </w:p>
     <w:p>
@@ -7438,25 +7417,7 @@
         <w:pStyle w:val="FirstParagraph"/>
       </w:pPr>
       <w:r>
-        <w:t xml:space="preserve">💡 Home画面には、あらかじめ決められた動き方（デモ）を1回再生する「Demo」ボタンもあります。動作確認や、来客時のちょっとしたお披露目に使えます。</w:t>
-      </w:r>
-    </w:p>
-    <w:p>
-      <w:pPr>
-        <w:pStyle w:val="Heading2"/>
-      </w:pPr>
-      <w:bookmarkStart w:id="85" w:name="サーボにやさしい設計"/>
-      <w:r>
-        <w:t xml:space="preserve">16.2 サーボにやさしい設計</w:t>
-      </w:r>
-      <w:bookmarkEnd w:id="85"/>
-    </w:p>
-    <w:p>
-      <w:pPr>
-        <w:pStyle w:val="FirstParagraph"/>
-      </w:pPr>
-      <w:r>
-        <w:t xml:space="preserve">かりポムのファームウェアには、サーボを長持ちさせる工夫が入っています。</w:t>
+        <w:t xml:space="preserve">動き方には次の4種類があります。</w:t>
       </w:r>
     </w:p>
     <w:p>
@@ -7471,13 +7432,13 @@
         <w:rPr>
           <w:b/>
         </w:rPr>
-        <w:t xml:space="preserve">左右サーボの自動Detach（デタッチ：力を抜くこと）</w:t>
+        <w:t xml:space="preserve">アイドルモーション（自動）</w:t>
       </w:r>
       <w:r>
         <w:t xml:space="preserve"> </w:t>
       </w:r>
       <w:r>
-        <w:t xml:space="preserve">— 左右サーボは、動きが不要なときに自動的に力を抜いて休み、負荷を軽減します。頭がわずかに脱力するのは正常です。</w:t>
+        <w:t xml:space="preserve">— 待機中に、ランダムなタイミングで自然に頭を動かします。生きているような雰囲気を演出します。頻度はWebUIから4段階（OFF／少なめ／標準／多め）に調整できます（第19章）。</w:t>
       </w:r>
     </w:p>
     <w:p>
@@ -7492,24 +7453,82 @@
         <w:rPr>
           <w:b/>
         </w:rPr>
-        <w:t xml:space="preserve">サーボ安全停止（safeServoShutdown）</w:t>
+        <w:t xml:space="preserve">マイクロモーション（会話中・自動）</w:t>
       </w:r>
       <w:r>
         <w:t xml:space="preserve"> </w:t>
       </w:r>
       <w:r>
-        <w:t xml:space="preserve">— WebUIから手動で実行できる、サーボを安全に停止させる機能です。電源を切る前や、長時間放置する前に実行すると、サーボへの負担を減らせます。</w:t>
+        <w:t xml:space="preserve">— 口パク中は、口の動きに合わせて頭も小さく動きます。</w:t>
+      </w:r>
+    </w:p>
+    <w:p>
+      <w:pPr>
+        <w:numPr>
+          <w:ilvl w:val="0"/>
+          <w:numId w:val="1029"/>
+        </w:numPr>
+        <w:pStyle w:val="Compact"/>
+      </w:pPr>
+      <w:r>
+        <w:rPr>
+          <w:b/>
+        </w:rPr>
+        <w:t xml:space="preserve">ジョイスティック操作（手動）</w:t>
+      </w:r>
+      <w:r>
+        <w:t xml:space="preserve"> </w:t>
+      </w:r>
+      <w:r>
+        <w:t xml:space="preserve">— 本体背面（尻尾部分）のスティックを倒した方向・量に応じて、首の向きがなめらかに追従します（縦＝上下、横＝左右）。</w:t>
+      </w:r>
+    </w:p>
+    <w:p>
+      <w:pPr>
+        <w:numPr>
+          <w:ilvl w:val="0"/>
+          <w:numId w:val="1029"/>
+        </w:numPr>
+        <w:pStyle w:val="Compact"/>
+      </w:pPr>
+      <w:r>
+        <w:rPr>
+          <w:b/>
+        </w:rPr>
+        <w:t xml:space="preserve">WebUIのボタン操作（手動）</w:t>
+      </w:r>
+      <w:r>
+        <w:t xml:space="preserve"> </w:t>
+      </w:r>
+      <w:r>
+        <w:t xml:space="preserve">— Home画面の上下左右ボタンから、ジョイスティックと同じように頭を操作できます。スマホやパソコンだけで頭の向きを調整したいときに便利です。</w:t>
+      </w:r>
+    </w:p>
+    <w:p>
+      <w:pPr>
+        <w:pStyle w:val="FirstParagraph"/>
+      </w:pPr>
+      <w:r>
+        <w:t xml:space="preserve">💡 Home画面には、あらかじめ決められた動き方（デモ）を1回再生する「Demo」ボタンもあります。動作確認や、来客時のちょっとしたお披露目に使えます。</w:t>
       </w:r>
     </w:p>
     <w:p>
       <w:pPr>
         <w:pStyle w:val="Heading2"/>
       </w:pPr>
-      <w:bookmarkStart w:id="86" w:name="サーボの音について"/>
-      <w:r>
-        <w:t xml:space="preserve">16.3 サーボの音について</w:t>
-      </w:r>
-      <w:bookmarkEnd w:id="86"/>
+      <w:bookmarkStart w:id="85" w:name="サーボにやさしい設計"/>
+      <w:r>
+        <w:t xml:space="preserve">16.2 サーボにやさしい設計</w:t>
+      </w:r>
+      <w:bookmarkEnd w:id="85"/>
+    </w:p>
+    <w:p>
+      <w:pPr>
+        <w:pStyle w:val="FirstParagraph"/>
+      </w:pPr>
+      <w:r>
+        <w:t xml:space="preserve">かりポムのファームウェアには、サーボを長持ちさせる工夫が入っています。</w:t>
+      </w:r>
     </w:p>
     <w:p>
       <w:pPr>
@@ -7520,7 +7539,16 @@
         <w:pStyle w:val="Compact"/>
       </w:pPr>
       <w:r>
-        <w:t xml:space="preserve">動作中の小さな動作音（ウィッという音）は正常です。</w:t>
+        <w:rPr>
+          <w:b/>
+        </w:rPr>
+        <w:t xml:space="preserve">左右サーボの自動Detach（デタッチ：力を抜くこと）</w:t>
+      </w:r>
+      <w:r>
+        <w:t xml:space="preserve"> </w:t>
+      </w:r>
+      <w:r>
+        <w:t xml:space="preserve">— 左右サーボは、動きが不要なときに自動的に力を抜いて休み、負荷を軽減します。頭がわずかに脱力するのは正常です。</w:t>
       </w:r>
     </w:p>
     <w:p>
@@ -7528,6 +7556,49 @@
         <w:numPr>
           <w:ilvl w:val="0"/>
           <w:numId w:val="1030"/>
+        </w:numPr>
+        <w:pStyle w:val="Compact"/>
+      </w:pPr>
+      <w:r>
+        <w:rPr>
+          <w:b/>
+        </w:rPr>
+        <w:t xml:space="preserve">サーボ安全停止（safeServoShutdown）</w:t>
+      </w:r>
+      <w:r>
+        <w:t xml:space="preserve"> </w:t>
+      </w:r>
+      <w:r>
+        <w:t xml:space="preserve">— WebUIから手動で実行できる、サーボを安全に停止させる機能です。電源を切る前や、長時間放置する前に実行すると、サーボへの負担を減らせます。</w:t>
+      </w:r>
+    </w:p>
+    <w:p>
+      <w:pPr>
+        <w:pStyle w:val="Heading2"/>
+      </w:pPr>
+      <w:bookmarkStart w:id="86" w:name="サーボの音について"/>
+      <w:r>
+        <w:t xml:space="preserve">16.3 サーボの音について</w:t>
+      </w:r>
+      <w:bookmarkEnd w:id="86"/>
+    </w:p>
+    <w:p>
+      <w:pPr>
+        <w:numPr>
+          <w:ilvl w:val="0"/>
+          <w:numId w:val="1031"/>
+        </w:numPr>
+        <w:pStyle w:val="Compact"/>
+      </w:pPr>
+      <w:r>
+        <w:t xml:space="preserve">動作中の小さな動作音（ウィッという音）は正常です。</w:t>
+      </w:r>
+    </w:p>
+    <w:p>
+      <w:pPr>
+        <w:numPr>
+          <w:ilvl w:val="0"/>
+          <w:numId w:val="1031"/>
         </w:numPr>
         <w:pStyle w:val="Compact"/>
       </w:pPr>
@@ -7956,7 +8027,7 @@
       <w:pPr>
         <w:numPr>
           <w:ilvl w:val="0"/>
-          <w:numId w:val="1031"/>
+          <w:numId w:val="1032"/>
         </w:numPr>
         <w:pStyle w:val="Compact"/>
       </w:pPr>
@@ -7977,7 +8048,7 @@
       <w:pPr>
         <w:numPr>
           <w:ilvl w:val="0"/>
-          <w:numId w:val="1031"/>
+          <w:numId w:val="1032"/>
         </w:numPr>
         <w:pStyle w:val="Compact"/>
       </w:pPr>
@@ -7998,7 +8069,7 @@
       <w:pPr>
         <w:numPr>
           <w:ilvl w:val="0"/>
-          <w:numId w:val="1031"/>
+          <w:numId w:val="1032"/>
         </w:numPr>
         <w:pStyle w:val="Compact"/>
       </w:pPr>
@@ -9447,35 +9518,12 @@
       <w:pPr>
         <w:numPr>
           <w:ilvl w:val="0"/>
-          <w:numId w:val="1032"/>
+          <w:numId w:val="1033"/>
         </w:numPr>
         <w:pStyle w:val="Compact"/>
       </w:pPr>
       <w:r>
         <w:t xml:space="preserve">USB Type-Cケーブルと電源アダプタを別のものに替えて試してください（充電専用ケーブルでは動かないことがあります）。</w:t>
-      </w:r>
-    </w:p>
-    <w:p>
-      <w:pPr>
-        <w:numPr>
-          <w:ilvl w:val="0"/>
-          <w:numId w:val="1032"/>
-        </w:numPr>
-        <w:pStyle w:val="Compact"/>
-      </w:pPr>
-      <w:r>
-        <w:t xml:space="preserve">パソコンのUSBポートに直接つないで試してください。</w:t>
-      </w:r>
-    </w:p>
-    <w:p>
-      <w:pPr>
-        <w:pStyle w:val="FirstParagraph"/>
-      </w:pPr>
-      <w:r>
-        <w:rPr>
-          <w:b/>
-        </w:rPr>
-        <w:t xml:space="preserve">Q. 起動途中で止まる／再起動を繰り返す</w:t>
       </w:r>
     </w:p>
     <w:p>
@@ -9487,30 +9535,8 @@
         <w:pStyle w:val="Compact"/>
       </w:pPr>
       <w:r>
-        <w:t xml:space="preserve">SDカードをいったん抜いて起動するか試してください。SDカードの不良やフォーマット形式の問題が考えられます。</w:t>
-      </w:r>
-    </w:p>
-    <w:p>
-      <w:pPr>
-        <w:numPr>
-          <w:ilvl w:val="0"/>
-          <w:numId w:val="1033"/>
-        </w:numPr>
-        <w:pStyle w:val="Compact"/>
-      </w:pPr>
-      <w:r>
-        <w:t xml:space="preserve">改善しない場合は、症状とログを控えて製作者にご相談ください。</w:t>
-      </w:r>
-    </w:p>
-    <w:p>
-      <w:pPr>
-        <w:pStyle w:val="Heading2"/>
-      </w:pPr>
-      <w:bookmarkStart w:id="105" w:name="頭の動きサーボ-重要"/>
-      <w:r>
-        <w:t xml:space="preserve">20.2 頭の動き・サーボ ⚠️重要</w:t>
-      </w:r>
-      <w:bookmarkEnd w:id="105"/>
+        <w:t xml:space="preserve">パソコンのUSBポートに直接つないで試してください。</w:t>
+      </w:r>
     </w:p>
     <w:p>
       <w:pPr>
@@ -9520,38 +9546,7 @@
         <w:rPr>
           <w:b/>
         </w:rPr>
-        <w:t xml:space="preserve">Q. 「ジーッ」「キーッ」という異音が続く／頭が震える</w:t>
-      </w:r>
-    </w:p>
-    <w:p>
-      <w:pPr>
-        <w:pStyle w:val="BodyText"/>
-      </w:pPr>
-      <w:r>
-        <w:t xml:space="preserve">⚠️</w:t>
-      </w:r>
-      <w:r>
-        <w:t xml:space="preserve"> </w:t>
-      </w:r>
-      <w:r>
-        <w:rPr>
-          <w:b/>
-        </w:rPr>
-        <w:t xml:space="preserve">まずサーボモーター本体の故障（ハードウェアの問題）を疑ってください。</w:t>
-      </w:r>
-      <w:r>
-        <w:t xml:space="preserve"> </w:t>
-      </w:r>
-      <w:r>
-        <w:t xml:space="preserve">かりポムの頭部は重いため、サーボは消耗しやすい部品です。過去には、ソフトウェアの不具合と思われた異音の原因が、実際にはサーボの物理的な故障だった事例があります。</w:t>
-      </w:r>
-    </w:p>
-    <w:p>
-      <w:pPr>
-        <w:pStyle w:val="BodyText"/>
-      </w:pPr>
-      <w:r>
-        <w:t xml:space="preserve">確認手順：</w:t>
+        <w:t xml:space="preserve">Q. 起動途中で止まる／再起動を繰り返す</w:t>
       </w:r>
     </w:p>
     <w:p>
@@ -9563,16 +9558,7 @@
         <w:pStyle w:val="Compact"/>
       </w:pPr>
       <w:r>
-        <w:t xml:space="preserve">WebUIから</w:t>
-      </w:r>
-      <w:r>
-        <w:rPr>
-          <w:b/>
-        </w:rPr>
-        <w:t xml:space="preserve">サーボ安全停止（safeServoShutdown）</w:t>
-      </w:r>
-      <w:r>
-        <w:t xml:space="preserve">を実行し、異音が止まるか確認します。</w:t>
+        <w:t xml:space="preserve">SDカードをいったん抜いて起動するか試してください。SDカードの不良やフォーマット形式の問題が考えられます。</w:t>
       </w:r>
     </w:p>
     <w:p>
@@ -9584,26 +9570,18 @@
         <w:pStyle w:val="Compact"/>
       </w:pPr>
       <w:r>
-        <w:t xml:space="preserve">電源を切った状態で、頭が異常に傾いていないか、部品が引っかかっていないかを目視で確認します。</w:t>
-      </w:r>
-      <w:r>
-        <w:rPr>
-          <w:b/>
-        </w:rPr>
-        <w:t xml:space="preserve">手で無理に動かさないでください。</w:t>
-      </w:r>
-    </w:p>
-    <w:p>
-      <w:pPr>
-        <w:numPr>
-          <w:ilvl w:val="0"/>
-          <w:numId w:val="1034"/>
-        </w:numPr>
-        <w:pStyle w:val="Compact"/>
-      </w:pPr>
-      <w:r>
-        <w:t xml:space="preserve">電源を入れ直しても異音が続く場合は、サーボ交換が必要な可能性があります。製作者にご相談ください。</w:t>
-      </w:r>
+        <w:t xml:space="preserve">改善しない場合は、症状とログを控えて製作者にご相談ください。</w:t>
+      </w:r>
+    </w:p>
+    <w:p>
+      <w:pPr>
+        <w:pStyle w:val="Heading2"/>
+      </w:pPr>
+      <w:bookmarkStart w:id="105" w:name="頭の動きサーボ-重要"/>
+      <w:r>
+        <w:t xml:space="preserve">20.2 頭の動き・サーボ ⚠️重要</w:t>
+      </w:r>
+      <w:bookmarkEnd w:id="105"/>
     </w:p>
     <w:p>
       <w:pPr>
@@ -9613,7 +9591,38 @@
         <w:rPr>
           <w:b/>
         </w:rPr>
-        <w:t xml:space="preserve">Q. 頭がまったく動かない</w:t>
+        <w:t xml:space="preserve">Q. 「ジーッ」「キーッ」という異音が続く／頭が震える</w:t>
+      </w:r>
+    </w:p>
+    <w:p>
+      <w:pPr>
+        <w:pStyle w:val="BodyText"/>
+      </w:pPr>
+      <w:r>
+        <w:t xml:space="preserve">⚠️</w:t>
+      </w:r>
+      <w:r>
+        <w:t xml:space="preserve"> </w:t>
+      </w:r>
+      <w:r>
+        <w:rPr>
+          <w:b/>
+        </w:rPr>
+        <w:t xml:space="preserve">まずサーボモーター本体の故障（ハードウェアの問題）を疑ってください。</w:t>
+      </w:r>
+      <w:r>
+        <w:t xml:space="preserve"> </w:t>
+      </w:r>
+      <w:r>
+        <w:t xml:space="preserve">かりポムの頭部は重いため、サーボは消耗しやすい部品です。過去には、ソフトウェアの不具合と思われた異音の原因が、実際にはサーボの物理的な故障だった事例があります。</w:t>
+      </w:r>
+    </w:p>
+    <w:p>
+      <w:pPr>
+        <w:pStyle w:val="BodyText"/>
+      </w:pPr>
+      <w:r>
+        <w:t xml:space="preserve">確認手順：</w:t>
       </w:r>
     </w:p>
     <w:p>
@@ -9625,7 +9634,16 @@
         <w:pStyle w:val="Compact"/>
       </w:pPr>
       <w:r>
-        <w:t xml:space="preserve">ジョイスティック（背面・尻尾部分）またはWebUIの上下左右ボタンで動くか試してください。</w:t>
+        <w:t xml:space="preserve">WebUIから</w:t>
+      </w:r>
+      <w:r>
+        <w:rPr>
+          <w:b/>
+        </w:rPr>
+        <w:t xml:space="preserve">サーボ安全停止（safeServoShutdown）</w:t>
+      </w:r>
+      <w:r>
+        <w:t xml:space="preserve">を実行し、異音が止まるか確認します。</w:t>
       </w:r>
     </w:p>
     <w:p>
@@ -9637,7 +9655,13 @@
         <w:pStyle w:val="Compact"/>
       </w:pPr>
       <w:r>
-        <w:t xml:space="preserve">Log Viewerでサーボ関連のエラーが出ていないか確認してください。</w:t>
+        <w:t xml:space="preserve">電源を切った状態で、頭が異常に傾いていないか、部品が引っかかっていないかを目視で確認します。</w:t>
+      </w:r>
+      <w:r>
+        <w:rPr>
+          <w:b/>
+        </w:rPr>
+        <w:t xml:space="preserve">手で無理に動かさないでください。</w:t>
       </w:r>
     </w:p>
     <w:p>
@@ -9649,7 +9673,7 @@
         <w:pStyle w:val="Compact"/>
       </w:pPr>
       <w:r>
-        <w:t xml:space="preserve">左右サーボは負荷軽減のため自動で休止（Detach）することがあります（正常）。操作すれば復帰します。</w:t>
+        <w:t xml:space="preserve">電源を入れ直しても異音が続く場合は、サーボ交換が必要な可能性があります。製作者にご相談ください。</w:t>
       </w:r>
     </w:p>
     <w:p>
@@ -9660,7 +9684,7 @@
         <w:rPr>
           <w:b/>
         </w:rPr>
-        <w:t xml:space="preserve">Q. 頭が少し脱力して傾く</w:t>
+        <w:t xml:space="preserve">Q. 頭がまったく動かない</w:t>
       </w:r>
     </w:p>
     <w:p>
@@ -9672,18 +9696,32 @@
         <w:pStyle w:val="Compact"/>
       </w:pPr>
       <w:r>
-        <w:t xml:space="preserve">左右サーボの自動Detachによる正常な動作です。</w:t>
-      </w:r>
-    </w:p>
-    <w:p>
-      <w:pPr>
-        <w:pStyle w:val="Heading2"/>
-      </w:pPr>
-      <w:bookmarkStart w:id="106" w:name="wi-fiwebui"/>
-      <w:r>
-        <w:t xml:space="preserve">20.3 Wi-Fi・WebUI</w:t>
-      </w:r>
-      <w:bookmarkEnd w:id="106"/>
+        <w:t xml:space="preserve">ジョイスティック（背面・尻尾部分）またはWebUIの上下左右ボタンで動くか試してください。</w:t>
+      </w:r>
+    </w:p>
+    <w:p>
+      <w:pPr>
+        <w:numPr>
+          <w:ilvl w:val="0"/>
+          <w:numId w:val="1036"/>
+        </w:numPr>
+        <w:pStyle w:val="Compact"/>
+      </w:pPr>
+      <w:r>
+        <w:t xml:space="preserve">Log Viewerでサーボ関連のエラーが出ていないか確認してください。</w:t>
+      </w:r>
+    </w:p>
+    <w:p>
+      <w:pPr>
+        <w:numPr>
+          <w:ilvl w:val="0"/>
+          <w:numId w:val="1036"/>
+        </w:numPr>
+        <w:pStyle w:val="Compact"/>
+      </w:pPr>
+      <w:r>
+        <w:t xml:space="preserve">左右サーボは負荷軽減のため自動で休止（Detach）することがあります（正常）。操作すれば復帰します。</w:t>
+      </w:r>
     </w:p>
     <w:p>
       <w:pPr>
@@ -9693,7 +9731,7 @@
         <w:rPr>
           <w:b/>
         </w:rPr>
-        <w:t xml:space="preserve">Q. WebUIが開けない</w:t>
+        <w:t xml:space="preserve">Q. 頭が少し脱力して傾く</w:t>
       </w:r>
     </w:p>
     <w:p>
@@ -9705,41 +9743,18 @@
         <w:pStyle w:val="Compact"/>
       </w:pPr>
       <w:r>
-        <w:t xml:space="preserve">スマホ／パソコンが、かりポムと</w:t>
-      </w:r>
-      <w:r>
-        <w:rPr>
-          <w:b/>
-        </w:rPr>
-        <w:t xml:space="preserve">同じWi-Fi</w:t>
-      </w:r>
-      <w:r>
-        <w:t xml:space="preserve">につながっているか確認してください（スマホがモバイル回線になっていると開けません）。</w:t>
-      </w:r>
-    </w:p>
-    <w:p>
-      <w:pPr>
-        <w:numPr>
-          <w:ilvl w:val="0"/>
-          <w:numId w:val="1037"/>
-        </w:numPr>
-        <w:pStyle w:val="Compact"/>
-      </w:pPr>
-      <w:r>
-        <w:t xml:space="preserve">IPアドレスが変わっていないか、本体画面で確認してください（ルーターの再起動などで変わることがあります）。</w:t>
-      </w:r>
-    </w:p>
-    <w:p>
-      <w:pPr>
-        <w:numPr>
-          <w:ilvl w:val="0"/>
-          <w:numId w:val="1037"/>
-        </w:numPr>
-        <w:pStyle w:val="Compact"/>
-      </w:pPr>
-      <w:r>
-        <w:t xml:space="preserve">かりポムの電源を入れ直してください。</w:t>
-      </w:r>
+        <w:t xml:space="preserve">左右サーボの自動Detachによる正常な動作です。</w:t>
+      </w:r>
+    </w:p>
+    <w:p>
+      <w:pPr>
+        <w:pStyle w:val="Heading2"/>
+      </w:pPr>
+      <w:bookmarkStart w:id="106" w:name="wi-fiwebui"/>
+      <w:r>
+        <w:t xml:space="preserve">20.3 Wi-Fi・WebUI</w:t>
+      </w:r>
+      <w:bookmarkEnd w:id="106"/>
     </w:p>
     <w:p>
       <w:pPr>
@@ -9749,7 +9764,7 @@
         <w:rPr>
           <w:b/>
         </w:rPr>
-        <w:t xml:space="preserve">Q. かりポムがAPモードになってしまう</w:t>
+        <w:t xml:space="preserve">Q. WebUIが開けない</w:t>
       </w:r>
     </w:p>
     <w:p>
@@ -9761,7 +9776,40 @@
         <w:pStyle w:val="Compact"/>
       </w:pPr>
       <w:r>
-        <w:t xml:space="preserve">保存済みのWi-Fiに接続できないときの正常な動作です。ルーターの電源、SSID・パスワードの変更有無を確認し、第8章の手順でWi-Fiを設定し直してください。</w:t>
+        <w:t xml:space="preserve">スマホ／パソコンが、かりポムと</w:t>
+      </w:r>
+      <w:r>
+        <w:rPr>
+          <w:b/>
+        </w:rPr>
+        <w:t xml:space="preserve">同じWi-Fi</w:t>
+      </w:r>
+      <w:r>
+        <w:t xml:space="preserve">につながっているか確認してください（スマホがモバイル回線になっていると開けません）。</w:t>
+      </w:r>
+    </w:p>
+    <w:p>
+      <w:pPr>
+        <w:numPr>
+          <w:ilvl w:val="0"/>
+          <w:numId w:val="1038"/>
+        </w:numPr>
+        <w:pStyle w:val="Compact"/>
+      </w:pPr>
+      <w:r>
+        <w:t xml:space="preserve">IPアドレスが変わっていないか、本体画面で確認してください（ルーターの再起動などで変わることがあります）。</w:t>
+      </w:r>
+    </w:p>
+    <w:p>
+      <w:pPr>
+        <w:numPr>
+          <w:ilvl w:val="0"/>
+          <w:numId w:val="1038"/>
+        </w:numPr>
+        <w:pStyle w:val="Compact"/>
+      </w:pPr>
+      <w:r>
+        <w:t xml:space="preserve">かりポムの電源を入れ直してください。</w:t>
       </w:r>
     </w:p>
     <w:p>
@@ -9772,7 +9820,7 @@
         <w:rPr>
           <w:b/>
         </w:rPr>
-        <w:t xml:space="preserve">Q. しばらくすると操作を受け付けなくなる</w:t>
+        <w:t xml:space="preserve">Q. かりポムがAPモードになってしまう</w:t>
       </w:r>
     </w:p>
     <w:p>
@@ -9784,18 +9832,8 @@
         <w:pStyle w:val="Compact"/>
       </w:pPr>
       <w:r>
-        <w:t xml:space="preserve">かりポム側には長時間稼働対策（Wi-Fi省電力の無効化）が入っていますが、ルーター側の設定や電波状況によっては切断されることがあります。かりポムをルーターに近づける、電源を入れ直す、をお試しください。</w:t>
-      </w:r>
-    </w:p>
-    <w:p>
-      <w:pPr>
-        <w:pStyle w:val="Heading2"/>
-      </w:pPr>
-      <w:bookmarkStart w:id="107" w:name="マイクkaripom-ear"/>
-      <w:r>
-        <w:t xml:space="preserve">20.4 マイク（Karipom Ear）</w:t>
-      </w:r>
-      <w:bookmarkEnd w:id="107"/>
+        <w:t xml:space="preserve">保存済みのWi-Fiに接続できないときの正常な動作です。ルーターの電源、SSID・パスワードの変更有無を確認し、第8章の手順でWi-Fiを設定し直してください。</w:t>
+      </w:r>
     </w:p>
     <w:p>
       <w:pPr>
@@ -9805,7 +9843,7 @@
         <w:rPr>
           <w:b/>
         </w:rPr>
-        <w:t xml:space="preserve">Q. 話しかけても反応しない</w:t>
+        <w:t xml:space="preserve">Q. しばらくすると操作を受け付けなくなる</w:t>
       </w:r>
     </w:p>
     <w:p>
@@ -9817,41 +9855,18 @@
         <w:pStyle w:val="Compact"/>
       </w:pPr>
       <w:r>
-        <w:t xml:space="preserve">音源が</w:t>
-      </w:r>
-      <w:r>
-        <w:rPr>
-          <w:b/>
-        </w:rPr>
-        <w:t xml:space="preserve">内蔵マイク</w:t>
-      </w:r>
-      <w:r>
-        <w:t xml:space="preserve">になっているか確認してください（UDPやLINE INのままだと内蔵マイクは働きません）。</w:t>
-      </w:r>
-    </w:p>
-    <w:p>
-      <w:pPr>
-        <w:numPr>
-          <w:ilvl w:val="0"/>
-          <w:numId w:val="1040"/>
-        </w:numPr>
-        <w:pStyle w:val="Compact"/>
-      </w:pPr>
-      <w:r>
-        <w:t xml:space="preserve">独り言の直後・音源切り替えの直後は、数秒間反応しません（クールダウンによる正常動作です）。少し待ってから話しかけてください。</w:t>
-      </w:r>
-    </w:p>
-    <w:p>
-      <w:pPr>
-        <w:numPr>
-          <w:ilvl w:val="0"/>
-          <w:numId w:val="1040"/>
-        </w:numPr>
-        <w:pStyle w:val="Compact"/>
-      </w:pPr>
-      <w:r>
-        <w:t xml:space="preserve">ONしきい値を下げてみてください（例：150→100）。</w:t>
-      </w:r>
+        <w:t xml:space="preserve">かりポム側には長時間稼働対策（Wi-Fi省電力の無効化）が入っていますが、ルーター側の設定や電波状況によっては切断されることがあります。かりポムをルーターに近づける、電源を入れ直す、をお試しください。</w:t>
+      </w:r>
+    </w:p>
+    <w:p>
+      <w:pPr>
+        <w:pStyle w:val="Heading2"/>
+      </w:pPr>
+      <w:bookmarkStart w:id="107" w:name="マイクkaripom-ear"/>
+      <w:r>
+        <w:t xml:space="preserve">20.4 マイク（Karipom Ear）</w:t>
+      </w:r>
+      <w:bookmarkEnd w:id="107"/>
     </w:p>
     <w:p>
       <w:pPr>
@@ -9861,7 +9876,7 @@
         <w:rPr>
           <w:b/>
         </w:rPr>
-        <w:t xml:space="preserve">Q. 誰も話していないのに口が動く</w:t>
+        <w:t xml:space="preserve">Q. 話しかけても反応しない</w:t>
       </w:r>
     </w:p>
     <w:p>
@@ -9873,7 +9888,16 @@
         <w:pStyle w:val="Compact"/>
       </w:pPr>
       <w:r>
-        <w:t xml:space="preserve">ONしきい値を上げてみてください（例：150→200）。</w:t>
+        <w:t xml:space="preserve">音源が</w:t>
+      </w:r>
+      <w:r>
+        <w:rPr>
+          <w:b/>
+        </w:rPr>
+        <w:t xml:space="preserve">内蔵マイク</w:t>
+      </w:r>
+      <w:r>
+        <w:t xml:space="preserve">になっているか確認してください（UDPやLINE INのままだと内蔵マイクは働きません）。</w:t>
       </w:r>
     </w:p>
     <w:p>
@@ -9885,18 +9909,20 @@
         <w:pStyle w:val="Compact"/>
       </w:pPr>
       <w:r>
-        <w:t xml:space="preserve">テレビ・スピーカー・エアコンの近くを避けて設置してください。</w:t>
-      </w:r>
-    </w:p>
-    <w:p>
-      <w:pPr>
-        <w:pStyle w:val="Heading2"/>
-      </w:pPr>
-      <w:bookmarkStart w:id="108" w:name="音声独り言"/>
-      <w:r>
-        <w:t xml:space="preserve">20.5 音声・独り言</w:t>
-      </w:r>
-      <w:bookmarkEnd w:id="108"/>
+        <w:t xml:space="preserve">独り言の直後・音源切り替えの直後は、数秒間反応しません（クールダウンによる正常動作です）。少し待ってから話しかけてください。</w:t>
+      </w:r>
+    </w:p>
+    <w:p>
+      <w:pPr>
+        <w:numPr>
+          <w:ilvl w:val="0"/>
+          <w:numId w:val="1041"/>
+        </w:numPr>
+        <w:pStyle w:val="Compact"/>
+      </w:pPr>
+      <w:r>
+        <w:t xml:space="preserve">ONしきい値を下げてみてください（例：150→100）。</w:t>
+      </w:r>
     </w:p>
     <w:p>
       <w:pPr>
@@ -9906,7 +9932,7 @@
         <w:rPr>
           <w:b/>
         </w:rPr>
-        <w:t xml:space="preserve">Q. 独り言が再生されない</w:t>
+        <w:t xml:space="preserve">Q. 誰も話していないのに口が動く</w:t>
       </w:r>
     </w:p>
     <w:p>
@@ -9918,19 +9944,7 @@
         <w:pStyle w:val="Compact"/>
       </w:pPr>
       <w:r>
-        <w:t xml:space="preserve">SDカードが正しく挿さっているか、</w:t>
-      </w:r>
-      <w:r>
-        <w:rPr>
-          <w:rStyle w:val="VerbatimChar"/>
-        </w:rPr>
-        <w:t xml:space="preserve">/sounds/mutter/</w:t>
-      </w:r>
-      <w:r>
-        <w:t xml:space="preserve"> </w:t>
-      </w:r>
-      <w:r>
-        <w:t xml:space="preserve">フォルダにWAVファイルがあるか確認してください。</w:t>
+        <w:t xml:space="preserve">ONしきい値を上げてみてください（例：150→200）。</w:t>
       </w:r>
     </w:p>
     <w:p>
@@ -9942,70 +9956,28 @@
         <w:pStyle w:val="Compact"/>
       </w:pPr>
       <w:r>
-        <w:t xml:space="preserve">SDカードをパソコンで直接編集した場合は、電源を入れ直してください（起動時に一覧を読み込みます）。</w:t>
-      </w:r>
-    </w:p>
-    <w:p>
-      <w:pPr>
-        <w:numPr>
-          <w:ilvl w:val="0"/>
-          <w:numId w:val="1042"/>
-        </w:numPr>
-        <w:pStyle w:val="Compact"/>
-      </w:pPr>
-      <w:r>
-        <w:t xml:space="preserve">ファイルがWAV形式（非圧縮）であるか確認してください。MP3は再生できません。</w:t>
-      </w:r>
-    </w:p>
-    <w:p>
-      <w:pPr>
-        <w:numPr>
-          <w:ilvl w:val="0"/>
-          <w:numId w:val="1042"/>
-        </w:numPr>
-        <w:pStyle w:val="Compact"/>
-      </w:pPr>
-      <w:r>
-        <w:t xml:space="preserve">独り言の発生確率が0に設定されていないか、Home画面で確認してください（第19章）。</w:t>
+        <w:t xml:space="preserve">テレビ・スピーカー・エアコンの近くを避けて設置してください。</w:t>
       </w:r>
     </w:p>
     <w:p>
       <w:pPr>
         <w:pStyle w:val="Heading2"/>
       </w:pPr>
-      <w:bookmarkStart w:id="109" w:name="udp口パクmac連携"/>
-      <w:r>
-        <w:t xml:space="preserve">20.6 UDP口パク（Mac連携）</w:t>
-      </w:r>
-      <w:bookmarkEnd w:id="109"/>
+      <w:bookmarkStart w:id="108" w:name="音声独り言"/>
+      <w:r>
+        <w:t xml:space="preserve">20.5 音声・独り言</w:t>
+      </w:r>
+      <w:bookmarkEnd w:id="108"/>
     </w:p>
     <w:p>
       <w:pPr>
         <w:pStyle w:val="FirstParagraph"/>
       </w:pPr>
       <w:r>
-        <w:t xml:space="preserve">第15章「15.6 うまく動かないとき」をご覧ください。</w:t>
-      </w:r>
-    </w:p>
-    <w:p>
-      <w:pPr>
-        <w:pStyle w:val="Heading2"/>
-      </w:pPr>
-      <w:bookmarkStart w:id="110" w:name="visualizerlighting"/>
-      <w:r>
-        <w:t xml:space="preserve">20.7 Visualizer・Lighting</w:t>
-      </w:r>
-      <w:bookmarkEnd w:id="110"/>
-    </w:p>
-    <w:p>
-      <w:pPr>
-        <w:pStyle w:val="FirstParagraph"/>
-      </w:pPr>
-      <w:r>
-        <w:rPr>
-          <w:b/>
-        </w:rPr>
-        <w:t xml:space="preserve">Q. Visualizerを選んでも何も表示されない</w:t>
+        <w:rPr>
+          <w:b/>
+        </w:rPr>
+        <w:t xml:space="preserve">Q. 独り言が再生されない</w:t>
       </w:r>
     </w:p>
     <w:p>
@@ -10017,7 +9989,19 @@
         <w:pStyle w:val="Compact"/>
       </w:pPr>
       <w:r>
-        <w:t xml:space="preserve">音源が内蔵マイク（MIC）になっていないか確認してください。Visualizerは内蔵マイクモードでは表示されません（第12章・第13章）。</w:t>
+        <w:t xml:space="preserve">SDカードが正しく挿さっているか、</w:t>
+      </w:r>
+      <w:r>
+        <w:rPr>
+          <w:rStyle w:val="VerbatimChar"/>
+        </w:rPr>
+        <w:t xml:space="preserve">/sounds/mutter/</w:t>
+      </w:r>
+      <w:r>
+        <w:t xml:space="preserve"> </w:t>
+      </w:r>
+      <w:r>
+        <w:t xml:space="preserve">フォルダにWAVファイルがあるか確認してください。</w:t>
       </w:r>
     </w:p>
     <w:p>
@@ -10029,18 +10013,70 @@
         <w:pStyle w:val="Compact"/>
       </w:pPr>
       <w:r>
-        <w:t xml:space="preserve">Visualizer Randomがオフのまま、選択自体がOFFになっていないか確認してください。</w:t>
-      </w:r>
+        <w:t xml:space="preserve">SDカードをパソコンで直接編集した場合は、電源を入れ直してください（起動時に一覧を読み込みます）。</w:t>
+      </w:r>
+    </w:p>
+    <w:p>
+      <w:pPr>
+        <w:numPr>
+          <w:ilvl w:val="0"/>
+          <w:numId w:val="1043"/>
+        </w:numPr>
+        <w:pStyle w:val="Compact"/>
+      </w:pPr>
+      <w:r>
+        <w:t xml:space="preserve">ファイルがWAV形式（非圧縮）であるか確認してください。MP3は再生できません。</w:t>
+      </w:r>
+    </w:p>
+    <w:p>
+      <w:pPr>
+        <w:numPr>
+          <w:ilvl w:val="0"/>
+          <w:numId w:val="1043"/>
+        </w:numPr>
+        <w:pStyle w:val="Compact"/>
+      </w:pPr>
+      <w:r>
+        <w:t xml:space="preserve">独り言の発生確率が0に設定されていないか、Home画面で確認してください（第19章）。</w:t>
+      </w:r>
+    </w:p>
+    <w:p>
+      <w:pPr>
+        <w:pStyle w:val="Heading2"/>
+      </w:pPr>
+      <w:bookmarkStart w:id="109" w:name="udp口パクmac連携"/>
+      <w:r>
+        <w:t xml:space="preserve">20.6 UDP口パク（Mac連携）</w:t>
+      </w:r>
+      <w:bookmarkEnd w:id="109"/>
     </w:p>
     <w:p>
       <w:pPr>
         <w:pStyle w:val="FirstParagraph"/>
       </w:pPr>
       <w:r>
-        <w:rPr>
-          <w:b/>
-        </w:rPr>
-        <w:t xml:space="preserve">Q. 画面がずっと同じ演出のまま変わらない</w:t>
+        <w:t xml:space="preserve">第15章「15.6 うまく動かないとき」をご覧ください。</w:t>
+      </w:r>
+    </w:p>
+    <w:p>
+      <w:pPr>
+        <w:pStyle w:val="Heading2"/>
+      </w:pPr>
+      <w:bookmarkStart w:id="110" w:name="visualizerlighting"/>
+      <w:r>
+        <w:t xml:space="preserve">20.7 Visualizer・Lighting</w:t>
+      </w:r>
+      <w:bookmarkEnd w:id="110"/>
+    </w:p>
+    <w:p>
+      <w:pPr>
+        <w:pStyle w:val="FirstParagraph"/>
+      </w:pPr>
+      <w:r>
+        <w:rPr>
+          <w:b/>
+        </w:rPr>
+        <w:t xml:space="preserve">Q. Visualizerを選んでも何も表示されない</w:t>
       </w:r>
     </w:p>
     <w:p>
@@ -10048,6 +10084,41 @@
         <w:numPr>
           <w:ilvl w:val="0"/>
           <w:numId w:val="1044"/>
+        </w:numPr>
+        <w:pStyle w:val="Compact"/>
+      </w:pPr>
+      <w:r>
+        <w:t xml:space="preserve">音源が内蔵マイク（MIC）になっていないか確認してください。Visualizerは内蔵マイクモードでは表示されません（第12章・第13章）。</w:t>
+      </w:r>
+    </w:p>
+    <w:p>
+      <w:pPr>
+        <w:numPr>
+          <w:ilvl w:val="0"/>
+          <w:numId w:val="1044"/>
+        </w:numPr>
+        <w:pStyle w:val="Compact"/>
+      </w:pPr>
+      <w:r>
+        <w:t xml:space="preserve">Visualizer Randomがオフのまま、選択自体がOFFになっていないか確認してください。</w:t>
+      </w:r>
+    </w:p>
+    <w:p>
+      <w:pPr>
+        <w:pStyle w:val="FirstParagraph"/>
+      </w:pPr>
+      <w:r>
+        <w:rPr>
+          <w:b/>
+        </w:rPr>
+        <w:t xml:space="preserve">Q. 画面がずっと同じ演出のまま変わらない</w:t>
+      </w:r>
+    </w:p>
+    <w:p>
+      <w:pPr>
+        <w:numPr>
+          <w:ilvl w:val="0"/>
+          <w:numId w:val="1045"/>
         </w:numPr>
         <w:pStyle w:val="Compact"/>
       </w:pPr>
@@ -12345,34 +12416,7 @@
     </w:lvlOverride>
   </w:num>
   <w:num w:numId="1016">
-    <w:abstractNumId w:val="99411"/>
-    <w:lvlOverride w:ilvl="0">
-      <w:startOverride w:val="1"/>
-    </w:lvlOverride>
-    <w:lvlOverride w:ilvl="1">
-      <w:startOverride w:val="1"/>
-    </w:lvlOverride>
-    <w:lvlOverride w:ilvl="2">
-      <w:startOverride w:val="1"/>
-    </w:lvlOverride>
-    <w:lvlOverride w:ilvl="3">
-      <w:startOverride w:val="1"/>
-    </w:lvlOverride>
-    <w:lvlOverride w:ilvl="4">
-      <w:startOverride w:val="1"/>
-    </w:lvlOverride>
-    <w:lvlOverride w:ilvl="5">
-      <w:startOverride w:val="1"/>
-    </w:lvlOverride>
-    <w:lvlOverride w:ilvl="6">
-      <w:startOverride w:val="1"/>
-    </w:lvlOverride>
-    <w:lvlOverride w:ilvl="7">
-      <w:startOverride w:val="1"/>
-    </w:lvlOverride>
-    <w:lvlOverride w:ilvl="8">
-      <w:startOverride w:val="1"/>
-    </w:lvlOverride>
+    <w:abstractNumId w:val="991"/>
   </w:num>
   <w:num w:numId="1017">
     <w:abstractNumId w:val="99411"/>
@@ -12465,9 +12509,6 @@
     </w:lvlOverride>
   </w:num>
   <w:num w:numId="1020">
-    <w:abstractNumId w:val="991"/>
-  </w:num>
-  <w:num w:numId="1021">
     <w:abstractNumId w:val="99411"/>
     <w:lvlOverride w:ilvl="0">
       <w:startOverride w:val="1"/>
@@ -12497,16 +12538,10 @@
       <w:startOverride w:val="1"/>
     </w:lvlOverride>
   </w:num>
-  <w:num w:numId="1022">
+  <w:num w:numId="1021">
     <w:abstractNumId w:val="991"/>
   </w:num>
-  <w:num w:numId="1023">
-    <w:abstractNumId w:val="991"/>
-  </w:num>
-  <w:num w:numId="1024">
-    <w:abstractNumId w:val="991"/>
-  </w:num>
-  <w:num w:numId="1025">
+  <w:num w:numId="1022">
     <w:abstractNumId w:val="99411"/>
     <w:lvlOverride w:ilvl="0">
       <w:startOverride w:val="1"/>
@@ -12536,13 +12571,16 @@
       <w:startOverride w:val="1"/>
     </w:lvlOverride>
   </w:num>
-  <w:num w:numId="1026">
+  <w:num w:numId="1023">
     <w:abstractNumId w:val="991"/>
   </w:num>
-  <w:num w:numId="1027">
+  <w:num w:numId="1024">
     <w:abstractNumId w:val="991"/>
   </w:num>
-  <w:num w:numId="1028">
+  <w:num w:numId="1025">
+    <w:abstractNumId w:val="991"/>
+  </w:num>
+  <w:num w:numId="1026">
     <w:abstractNumId w:val="99411"/>
     <w:lvlOverride w:ilvl="0">
       <w:startOverride w:val="1"/>
@@ -12572,22 +12610,13 @@
       <w:startOverride w:val="1"/>
     </w:lvlOverride>
   </w:num>
-  <w:num w:numId="1029">
+  <w:num w:numId="1027">
     <w:abstractNumId w:val="991"/>
   </w:num>
-  <w:num w:numId="1030">
+  <w:num w:numId="1028">
     <w:abstractNumId w:val="991"/>
   </w:num>
-  <w:num w:numId="1031">
-    <w:abstractNumId w:val="991"/>
-  </w:num>
-  <w:num w:numId="1032">
-    <w:abstractNumId w:val="991"/>
-  </w:num>
-  <w:num w:numId="1033">
-    <w:abstractNumId w:val="991"/>
-  </w:num>
-  <w:num w:numId="1034">
+  <w:num w:numId="1029">
     <w:abstractNumId w:val="99411"/>
     <w:lvlOverride w:ilvl="0">
       <w:startOverride w:val="1"/>
@@ -12617,8 +12646,50 @@
       <w:startOverride w:val="1"/>
     </w:lvlOverride>
   </w:num>
+  <w:num w:numId="1030">
+    <w:abstractNumId w:val="991"/>
+  </w:num>
+  <w:num w:numId="1031">
+    <w:abstractNumId w:val="991"/>
+  </w:num>
+  <w:num w:numId="1032">
+    <w:abstractNumId w:val="991"/>
+  </w:num>
+  <w:num w:numId="1033">
+    <w:abstractNumId w:val="991"/>
+  </w:num>
+  <w:num w:numId="1034">
+    <w:abstractNumId w:val="991"/>
+  </w:num>
   <w:num w:numId="1035">
-    <w:abstractNumId w:val="991"/>
+    <w:abstractNumId w:val="99411"/>
+    <w:lvlOverride w:ilvl="0">
+      <w:startOverride w:val="1"/>
+    </w:lvlOverride>
+    <w:lvlOverride w:ilvl="1">
+      <w:startOverride w:val="1"/>
+    </w:lvlOverride>
+    <w:lvlOverride w:ilvl="2">
+      <w:startOverride w:val="1"/>
+    </w:lvlOverride>
+    <w:lvlOverride w:ilvl="3">
+      <w:startOverride w:val="1"/>
+    </w:lvlOverride>
+    <w:lvlOverride w:ilvl="4">
+      <w:startOverride w:val="1"/>
+    </w:lvlOverride>
+    <w:lvlOverride w:ilvl="5">
+      <w:startOverride w:val="1"/>
+    </w:lvlOverride>
+    <w:lvlOverride w:ilvl="6">
+      <w:startOverride w:val="1"/>
+    </w:lvlOverride>
+    <w:lvlOverride w:ilvl="7">
+      <w:startOverride w:val="1"/>
+    </w:lvlOverride>
+    <w:lvlOverride w:ilvl="8">
+      <w:startOverride w:val="1"/>
+    </w:lvlOverride>
   </w:num>
   <w:num w:numId="1036">
     <w:abstractNumId w:val="991"/>
@@ -12645,6 +12716,9 @@
     <w:abstractNumId w:val="991"/>
   </w:num>
   <w:num w:numId="1044">
+    <w:abstractNumId w:val="991"/>
+  </w:num>
+  <w:num w:numId="1045">
     <w:abstractNumId w:val="991"/>
   </w:num>
 </w:numbering>

--- a/docs/manual/karipom_manual.docx
+++ b/docs/manual/karipom_manual.docx
@@ -6491,256 +6491,9 @@
         <w:pStyle w:val="BodyText"/>
       </w:pPr>
       <w:r>
-        <w:t xml:space="preserve">4つのタブには、それぞれ次の役割があります。</w:t>
-      </w:r>
-    </w:p>
-    <w:tbl>
-      <w:tblPr>
-        <w:tblStyle w:val="Table"/>
-        <w:tblW w:type="dxa" w:w="9360"/>
-        <w:tblLook w:firstRow="1"/>
-      </w:tblPr>
-      <w:tblGrid>
-        <w:gridCol w:w="2742"/>
-        <w:gridCol w:w="5151"/>
-        <w:gridCol w:w="1467"/>
-      </w:tblGrid>
-      <w:tr>
-        <w:trPr>
-          <w:cnfStyle w:firstRow="1"/>
-        </w:trPr>
-        <w:tc>
-          <w:tcPr>
-            <w:tcW w:type="dxa" w:w="2742"/>
-            <w:tcBorders>
-              <w:bottom w:val="single"/>
-            </w:tcBorders>
-            <w:vAlign w:val="bottom"/>
-          </w:tcPr>
-          <w:p>
-            <w:pPr>
-              <w:pStyle w:val="Compact"/>
-              <w:jc w:val="left"/>
-            </w:pPr>
-            <w:r>
-              <w:t xml:space="preserve">タブ</w:t>
-            </w:r>
-          </w:p>
-        </w:tc>
-        <w:tc>
-          <w:tcPr>
-            <w:tcW w:type="dxa" w:w="5151"/>
-            <w:tcBorders>
-              <w:bottom w:val="single"/>
-            </w:tcBorders>
-            <w:vAlign w:val="bottom"/>
-          </w:tcPr>
-          <w:p>
-            <w:pPr>
-              <w:pStyle w:val="Compact"/>
-              <w:jc w:val="left"/>
-            </w:pPr>
-            <w:r>
-              <w:t xml:space="preserve">できること</w:t>
-            </w:r>
-          </w:p>
-        </w:tc>
-        <w:tc>
-          <w:tcPr>
-            <w:tcW w:type="dxa" w:w="1467"/>
-            <w:tcBorders>
-              <w:bottom w:val="single"/>
-            </w:tcBorders>
-            <w:vAlign w:val="bottom"/>
-          </w:tcPr>
-          <w:p>
-            <w:pPr>
-              <w:pStyle w:val="Compact"/>
-              <w:jc w:val="left"/>
-            </w:pPr>
-            <w:r>
-              <w:t xml:space="preserve">参照節</w:t>
-            </w:r>
-          </w:p>
-        </w:tc>
-      </w:tr>
-      <w:tr>
-        <w:tc>
-          <w:tcPr>
-            <w:tcW w:type="dxa" w:w="2742"/>
-          </w:tcPr>
-          <w:p>
-            <w:pPr>
-              <w:pStyle w:val="Compact"/>
-              <w:jc w:val="left"/>
-            </w:pPr>
-            <w:r>
-              <w:t xml:space="preserve">🌐 KariPom Lab</w:t>
-            </w:r>
-          </w:p>
-        </w:tc>
-        <w:tc>
-          <w:tcPr>
-            <w:tcW w:type="dxa" w:w="5151"/>
-          </w:tcPr>
-          <w:p>
-            <w:pPr>
-              <w:pStyle w:val="Compact"/>
-              <w:jc w:val="left"/>
-            </w:pPr>
-            <w:r>
-              <w:t xml:space="preserve">WebUIをアプリ内に表示</w:t>
-            </w:r>
-          </w:p>
-        </w:tc>
-        <w:tc>
-          <w:tcPr>
-            <w:tcW w:type="dxa" w:w="1467"/>
-          </w:tcPr>
-          <w:p>
-            <w:pPr>
-              <w:pStyle w:val="Compact"/>
-              <w:jc w:val="left"/>
-            </w:pPr>
-            <w:r>
-              <w:t xml:space="preserve">15.2</w:t>
-            </w:r>
-          </w:p>
-        </w:tc>
-      </w:tr>
-      <w:tr>
-        <w:tc>
-          <w:tcPr>
-            <w:tcW w:type="dxa" w:w="2742"/>
-          </w:tcPr>
-          <w:p>
-            <w:pPr>
-              <w:pStyle w:val="Compact"/>
-              <w:jc w:val="left"/>
-            </w:pPr>
-            <w:r>
-              <w:t xml:space="preserve">🐰 KariPom BBX</w:t>
-            </w:r>
-          </w:p>
-        </w:tc>
-        <w:tc>
-          <w:tcPr>
-            <w:tcW w:type="dxa" w:w="5151"/>
-          </w:tcPr>
-          <w:p>
-            <w:pPr>
-              <w:pStyle w:val="Compact"/>
-              <w:jc w:val="left"/>
-            </w:pPr>
-            <w:r>
-              <w:t xml:space="preserve">かりポム実機なしでPC単独のお試し・モニター</w:t>
-            </w:r>
-          </w:p>
-        </w:tc>
-        <w:tc>
-          <w:tcPr>
-            <w:tcW w:type="dxa" w:w="1467"/>
-          </w:tcPr>
-          <w:p>
-            <w:pPr>
-              <w:pStyle w:val="Compact"/>
-              <w:jc w:val="left"/>
-            </w:pPr>
-            <w:r>
-              <w:t xml:space="preserve">15.3</w:t>
-            </w:r>
-          </w:p>
-        </w:tc>
-      </w:tr>
-      <w:tr>
-        <w:tc>
-          <w:tcPr>
-            <w:tcW w:type="dxa" w:w="2742"/>
-          </w:tcPr>
-          <w:p>
-            <w:pPr>
-              <w:pStyle w:val="Compact"/>
-              <w:jc w:val="left"/>
-            </w:pPr>
-            <w:r>
-              <w:t xml:space="preserve">💬 Talk</w:t>
-            </w:r>
-          </w:p>
-        </w:tc>
-        <w:tc>
-          <w:tcPr>
-            <w:tcW w:type="dxa" w:w="5151"/>
-          </w:tcPr>
-          <w:p>
-            <w:pPr>
-              <w:pStyle w:val="Compact"/>
-              <w:jc w:val="left"/>
-            </w:pPr>
-            <w:r>
-              <w:t xml:space="preserve">Mac音声に合わせたリアルタイム口パク（UDP口パクモード）</w:t>
-            </w:r>
-          </w:p>
-        </w:tc>
-        <w:tc>
-          <w:tcPr>
-            <w:tcW w:type="dxa" w:w="1467"/>
-          </w:tcPr>
-          <w:p>
-            <w:pPr>
-              <w:pStyle w:val="Compact"/>
-              <w:jc w:val="left"/>
-            </w:pPr>
-            <w:r>
-              <w:t xml:space="preserve">15.4</w:t>
-            </w:r>
-          </w:p>
-        </w:tc>
-      </w:tr>
-      <w:tr>
-        <w:tc>
-          <w:tcPr>
-            <w:tcW w:type="dxa" w:w="2742"/>
-          </w:tcPr>
-          <w:p>
-            <w:pPr>
-              <w:pStyle w:val="Compact"/>
-              <w:jc w:val="left"/>
-            </w:pPr>
-            <w:r>
-              <w:t xml:space="preserve">🚽 Log／健康診断</w:t>
-            </w:r>
-          </w:p>
-        </w:tc>
-        <w:tc>
-          <w:tcPr>
-            <w:tcW w:type="dxa" w:w="5151"/>
-          </w:tcPr>
-          <w:p>
-            <w:pPr>
-              <w:pStyle w:val="Compact"/>
-              <w:jc w:val="left"/>
-            </w:pPr>
-            <w:r>
-              <w:t xml:space="preserve">かりポムの動作ログの取得・解析・保存</w:t>
-            </w:r>
-          </w:p>
-        </w:tc>
-        <w:tc>
-          <w:tcPr>
-            <w:tcW w:type="dxa" w:w="1467"/>
-          </w:tcPr>
-          <w:p>
-            <w:pPr>
-              <w:pStyle w:val="Compact"/>
-              <w:jc w:val="left"/>
-            </w:pPr>
-            <w:r>
-              <w:t xml:space="preserve">15.5</w:t>
-            </w:r>
-          </w:p>
-        </w:tc>
-      </w:tr>
-    </w:tbl>
+        <w:t xml:space="preserve">各タブの内容は、15.2以降で順に説明します。</w:t>
+      </w:r>
+    </w:p>
     <w:p>
       <w:pPr>
         <w:pStyle w:val="Heading2"/>

--- a/docs/manual/karipom_manual.docx
+++ b/docs/manual/karipom_manual.docx
@@ -3261,16 +3261,16 @@
         </w:numPr>
       </w:pPr>
       <w:r>
-        <w:t xml:space="preserve">💡 Python環境の準備がまだの方は、</w:t>
-      </w:r>
-      <w:r>
-        <w:rPr>
-          <w:b/>
-        </w:rPr>
-        <w:t xml:space="preserve">別冊の上級者向け資料</w:t>
-      </w:r>
-      <w:r>
-        <w:t xml:space="preserve">をご覧ください。</w:t>
+        <w:t xml:space="preserve">💡 Python環境の準備がまだの方は、本マニュアルと</w:t>
+      </w:r>
+      <w:r>
+        <w:rPr>
+          <w:rStyle w:val="VerbatimChar"/>
+        </w:rPr>
+        <w:t xml:space="preserve">karipom_companion.py</w:t>
+      </w:r>
+      <w:r>
+        <w:t xml:space="preserve">をChatGPTなどのAIに読み込ませ、指示にしたがって進めてください。</w:t>
       </w:r>
     </w:p>
     <w:p>
@@ -6692,16 +6692,7 @@
         <w:pStyle w:val="FirstParagraph"/>
       </w:pPr>
       <w:r>
-        <w:t xml:space="preserve">💡 BlackHoleの詳しい導入手順は、</w:t>
-      </w:r>
-      <w:r>
-        <w:rPr>
-          <w:b/>
-        </w:rPr>
-        <w:t xml:space="preserve">別冊の上級者向け資料</w:t>
-      </w:r>
-      <w:r>
-        <w:t xml:space="preserve">をご覧ください。本節では、導入済みの方向けに使い方の流れを説明します。</w:t>
+        <w:t xml:space="preserve">💡 BlackHoleの導入がまだの方は、ChatGPTなどのAIに相談しながら進めてください。本節では、導入済みの方向けに使い方の流れを説明します。</w:t>
       </w:r>
     </w:p>
     <w:p>

--- a/docs/manual/karipom_manual.docx
+++ b/docs/manual/karipom_manual.docx
@@ -51,7 +51,7 @@
         <w:t xml:space="preserve"> </w:t>
       </w:r>
       <w:r>
-        <w:t xml:space="preserve">2.0</w:t>
+        <w:t xml:space="preserve">3.0</w:t>
       </w:r>
     </w:p>
     <w:p>
@@ -59,7 +59,7 @@
         <w:pStyle w:val="Date"/>
       </w:pPr>
       <w:r>
-        <w:t xml:space="preserve">2026年7月</w:t>
+        <w:t xml:space="preserve">2026年8月</w:t>
       </w:r>
     </w:p>
     <w:p>
@@ -193,6 +193,14 @@
       </w:r>
       <w:r>
         <w:t xml:space="preserve">（第23章）もありますので、分からない言葉が出てきたらそちらもご覧ください。</w:t>
+      </w:r>
+    </w:p>
+    <w:p>
+      <w:pPr>
+        <w:pStyle w:val="BodyText"/>
+      </w:pPr>
+      <w:r>
+        <w:t xml:space="preserve">かりポムはGitHubで公開されている、今も継続してアップデートが続くプロジェクトです。本書の内容と実機の動作が異なる場合は、最新のWebUI表示を優先してください（更新履歴は第22章）。</w:t>
       </w:r>
     </w:p>
     <w:p>
@@ -551,9 +559,9 @@
       <w:pPr>
         <w:pStyle w:val="Heading2"/>
       </w:pPr>
-      <w:bookmarkStart w:id="26" w:name="かりポムの楽しみ方"/>
-      <w:r>
-        <w:t xml:space="preserve">2.2 かりポムの楽しみ方</w:t>
+      <w:bookmarkStart w:id="26" w:name="プロジェクトのあゆみかりポムが生まれるまで"/>
+      <w:r>
+        <w:t xml:space="preserve">2.2 プロジェクトのあゆみ（かりポムが生まれるまで）</w:t>
       </w:r>
       <w:bookmarkEnd w:id="26"/>
     </w:p>
@@ -562,7 +570,125 @@
         <w:pStyle w:val="FirstParagraph"/>
       </w:pPr>
       <w:r>
-        <w:t xml:space="preserve">かりポムには、大きく分けて4つの楽しみ方があります。</w:t>
+        <w:t xml:space="preserve">かりポムは、もともとM5Stack向けに公開されている人気キャラクター「Stack-chan（スタックちゃん）」を自分でも作ってみたい、という思いつきから始まったプロジェクトです。</w:t>
+      </w:r>
+    </w:p>
+    <w:p>
+      <w:pPr>
+        <w:pStyle w:val="BodyText"/>
+      </w:pPr>
+      <w:r>
+        <w:t xml:space="preserve">作っていくうちに、「ただ表情を表示するだけでなく、ChatGPTと自然に会話しているように見せたい」という目標が生まれました。専用の音声認識・音声合成APIは使わず、「音の大きさに合わせて口を動かす」というシンプルな仕組み（リップシンク／口パク）だけで、それらしく見せられないか——という研究から始まったのが、今の口パク機能の原点です。</w:t>
+      </w:r>
+    </w:p>
+    <w:p>
+      <w:pPr>
+        <w:pStyle w:val="BodyText"/>
+      </w:pPr>
+      <w:r>
+        <w:t xml:space="preserve">この口パクの仕組みを作り込んでいく過程で、音楽を流すとまるで</w:t>
+      </w:r>
+      <w:r>
+        <w:rPr>
+          <w:b/>
+        </w:rPr>
+        <w:t xml:space="preserve">Beat Box（ビートボックス、通称BBX）</w:t>
+      </w:r>
+      <w:r>
+        <w:t xml:space="preserve">のようにノリノリで反応する姿が発見されました。これが、プロジェクトの方向性を大きく広げるきっかけになりました。</w:t>
+      </w:r>
+    </w:p>
+    <w:p>
+      <w:pPr>
+        <w:pStyle w:val="BodyText"/>
+      </w:pPr>
+      <w:r>
+        <w:t xml:space="preserve">この発見をもとに、音を聞き取る「</w:t>
+      </w:r>
+      <w:r>
+        <w:rPr>
+          <w:b/>
+        </w:rPr>
+        <w:t xml:space="preserve">Karipom Ear</w:t>
+      </w:r>
+      <w:r>
+        <w:t xml:space="preserve">」（第12章）、音を画面いっぱいに映し出す「</w:t>
+      </w:r>
+      <w:r>
+        <w:rPr>
+          <w:b/>
+        </w:rPr>
+        <w:t xml:space="preserve">Visualizer</w:t>
+      </w:r>
+      <w:r>
+        <w:t xml:space="preserve">」（第13章）、背景を彩る「</w:t>
+      </w:r>
+      <w:r>
+        <w:rPr>
+          <w:b/>
+        </w:rPr>
+        <w:t xml:space="preserve">Lighting</w:t>
+      </w:r>
+      <w:r>
+        <w:t xml:space="preserve">」（第14章）という3つの機能が次々に生まれ、単なる口パクロボットから、音と一緒に楽しむ「</w:t>
+      </w:r>
+      <w:r>
+        <w:rPr>
+          <w:b/>
+        </w:rPr>
+        <w:t xml:space="preserve">BBXプロジェクト</w:t>
+      </w:r>
+      <w:r>
+        <w:t xml:space="preserve">」へと発展していきました。</w:t>
+      </w:r>
+    </w:p>
+    <w:p>
+      <w:pPr>
+        <w:pStyle w:val="BodyText"/>
+      </w:pPr>
+      <w:r>
+        <w:t xml:space="preserve">現在では、CoreS3の実機を持っていない方でも、PCだけで動く「</w:t>
+      </w:r>
+      <w:r>
+        <w:rPr>
+          <w:b/>
+        </w:rPr>
+        <w:t xml:space="preserve">KariPom Desktop</w:t>
+      </w:r>
+      <w:r>
+        <w:t xml:space="preserve">」（2.3）でこの世界を体験できるようになっています。さらに、PCM1808マイクとRaspberry Pi Picoを使った拡張構成（第12章）の開発も進めており、将来的にはPCなしでもCoreS3単体でBBXを楽しめるプロジェクトへと進化を続けています。</w:t>
+      </w:r>
+    </w:p>
+    <w:p>
+      <w:pPr>
+        <w:pStyle w:val="BodyText"/>
+      </w:pPr>
+      <w:r>
+        <w:t xml:space="preserve">💡 かりポムはGitHubで公開されているプロジェクトで、今もあゆみの途中です。ここに書かれていない新しい機能が、今後も追加されていく予定です。</w:t>
+      </w:r>
+    </w:p>
+    <w:p>
+      <w:pPr>
+        <w:pStyle w:val="Heading2"/>
+      </w:pPr>
+      <w:bookmarkStart w:id="27" w:name="karipom-desktop-pcだけで楽しむかりポム"/>
+      <w:r>
+        <w:t xml:space="preserve">2.3 KariPom Desktop — PCだけで楽しむかりポム</w:t>
+      </w:r>
+      <w:bookmarkEnd w:id="27"/>
+    </w:p>
+    <w:p>
+      <w:pPr>
+        <w:pStyle w:val="FirstParagraph"/>
+      </w:pPr>
+      <w:r>
+        <w:rPr>
+          <w:b/>
+        </w:rPr>
+        <w:t xml:space="preserve">KariPom Desktop</w:t>
+      </w:r>
+      <w:r>
+        <w:t xml:space="preserve">は、CoreS3の実機がなくても、PCだけで「かりポム」の世界を体験できる、GitHubで公開されている姉妹プロジェクトです。</w:t>
       </w:r>
     </w:p>
     <w:p>
@@ -577,13 +703,13 @@
         <w:rPr>
           <w:b/>
         </w:rPr>
-        <w:t xml:space="preserve">そばに置いて眺める</w:t>
+        <w:t xml:space="preserve">対応OS</w:t>
       </w:r>
       <w:r>
         <w:t xml:space="preserve"> </w:t>
       </w:r>
       <w:r>
-        <w:t xml:space="preserve">— 電源を入れておくだけで、ときどき頭を動かしたり（アイドルモーション）、ランダムなタイミングで独り言をつぶやいたりします。</w:t>
+        <w:t xml:space="preserve">— Windows・macOS・Linuxのいずれでも動作します。</w:t>
       </w:r>
     </w:p>
     <w:p>
@@ -598,13 +724,13 @@
         <w:rPr>
           <w:b/>
         </w:rPr>
-        <w:t xml:space="preserve">スマホやパソコンから操作する</w:t>
+        <w:t xml:space="preserve">専用ハードウェア不要</w:t>
       </w:r>
       <w:r>
         <w:t xml:space="preserve"> </w:t>
       </w:r>
       <w:r>
-        <w:t xml:space="preserve">— Wi-Fi経由でかりポムの「設定画面（WebUI）」を開き、表情を変えたり、しゃべらせたり、動かしたりできます。</w:t>
+        <w:t xml:space="preserve">— CoreS3やArduino、センサー類は一切使わず、Pythonのプログラムだけで動きます。</w:t>
       </w:r>
     </w:p>
     <w:p>
@@ -619,22 +745,13 @@
         <w:rPr>
           <w:b/>
         </w:rPr>
-        <w:t xml:space="preserve">音に反応させる</w:t>
+        <w:t xml:space="preserve">AIと会話しているように見える</w:t>
       </w:r>
       <w:r>
         <w:t xml:space="preserve"> </w:t>
       </w:r>
       <w:r>
-        <w:t xml:space="preserve">— 音声入力機能「Karipom Ear（かりポム・イヤー）」で、内蔵マイク・Mac（UDP）・LINE INの3つの音源を切り替えて、音に合わせて口を動かせます。さらに</w:t>
-      </w:r>
-      <w:r>
-        <w:rPr>
-          <w:b/>
-        </w:rPr>
-        <w:t xml:space="preserve">Visualizer（第13章）</w:t>
-      </w:r>
-      <w:r>
-        <w:t xml:space="preserve">を使うと、音そのものを画面いっぱいの光や図形として楽しめます。</w:t>
+        <w:t xml:space="preserve">— 起動すると自動でブラウザのChatGPTが開き、音声で会話するとその声に合わせてかりポムが口を動かします。話していないときも、瞬きや鼻の動きで生きているような表情を見せます。</w:t>
       </w:r>
     </w:p>
     <w:p>
@@ -649,6 +766,133 @@
         <w:rPr>
           <w:b/>
         </w:rPr>
+        <w:t xml:space="preserve">初心者でも試せる</w:t>
+      </w:r>
+      <w:r>
+        <w:t xml:space="preserve"> </w:t>
+      </w:r>
+      <w:r>
+        <w:t xml:space="preserve">— セットアップは、配布されているPythonファイルをChatGPTなどのAIに読み込ませ、使っているPCの環境に合わせて案内してもらいながら進める方式です（詳しくは第9章）。</w:t>
+      </w:r>
+    </w:p>
+    <w:p>
+      <w:pPr>
+        <w:pStyle w:val="FirstParagraph"/>
+      </w:pPr>
+      <w:r>
+        <w:t xml:space="preserve">【KariPom DesktopのGitHubリポジトリURL】</w:t>
+      </w:r>
+    </w:p>
+    <w:p>
+      <w:pPr>
+        <w:pStyle w:val="BodyText"/>
+      </w:pPr>
+      <w:r>
+        <w:t xml:space="preserve">💡 実機を買う前に、まず雰囲気だけ試してみたい方にもおすすめです。</w:t>
+      </w:r>
+    </w:p>
+    <w:p>
+      <w:pPr>
+        <w:pStyle w:val="Heading2"/>
+      </w:pPr>
+      <w:bookmarkStart w:id="28" w:name="かりポムの楽しみ方"/>
+      <w:r>
+        <w:t xml:space="preserve">2.4 かりポムの楽しみ方</w:t>
+      </w:r>
+      <w:bookmarkEnd w:id="28"/>
+    </w:p>
+    <w:p>
+      <w:pPr>
+        <w:pStyle w:val="FirstParagraph"/>
+      </w:pPr>
+      <w:r>
+        <w:t xml:space="preserve">かりポムには、大きく分けて4つの楽しみ方があります。どれも「音に合わせて生きているように見える」という同じ世界観でつながっています。</w:t>
+      </w:r>
+    </w:p>
+    <w:p>
+      <w:pPr>
+        <w:numPr>
+          <w:ilvl w:val="0"/>
+          <w:numId w:val="1003"/>
+        </w:numPr>
+        <w:pStyle w:val="Compact"/>
+      </w:pPr>
+      <w:r>
+        <w:rPr>
+          <w:b/>
+        </w:rPr>
+        <w:t xml:space="preserve">そばに置いて眺める</w:t>
+      </w:r>
+      <w:r>
+        <w:t xml:space="preserve"> </w:t>
+      </w:r>
+      <w:r>
+        <w:t xml:space="preserve">— 電源を入れておくだけで、ときどき頭を動かしたり（アイドルモーション）、ランダムなタイミングで独り言をつぶやいたりします。</w:t>
+      </w:r>
+    </w:p>
+    <w:p>
+      <w:pPr>
+        <w:numPr>
+          <w:ilvl w:val="0"/>
+          <w:numId w:val="1003"/>
+        </w:numPr>
+        <w:pStyle w:val="Compact"/>
+      </w:pPr>
+      <w:r>
+        <w:rPr>
+          <w:b/>
+        </w:rPr>
+        <w:t xml:space="preserve">スマホやパソコンから操作する</w:t>
+      </w:r>
+      <w:r>
+        <w:t xml:space="preserve"> </w:t>
+      </w:r>
+      <w:r>
+        <w:t xml:space="preserve">— Wi-Fi経由でかりポムの「設定画面（WebUI）」を開き、表情を変えたり、しゃべらせたり、動かしたりできます。</w:t>
+      </w:r>
+    </w:p>
+    <w:p>
+      <w:pPr>
+        <w:numPr>
+          <w:ilvl w:val="0"/>
+          <w:numId w:val="1003"/>
+        </w:numPr>
+        <w:pStyle w:val="Compact"/>
+      </w:pPr>
+      <w:r>
+        <w:rPr>
+          <w:b/>
+        </w:rPr>
+        <w:t xml:space="preserve">音に反応させる（BBX体験）</w:t>
+      </w:r>
+      <w:r>
+        <w:t xml:space="preserve"> </w:t>
+      </w:r>
+      <w:r>
+        <w:t xml:space="preserve">— 音声入力機能「Karipom Ear（かりポム・イヤー）」で、内蔵マイク・PC音声（Wi-Fi）・LINE INの3つの音源を切り替えて、音に合わせて口を動かせます。さらに</w:t>
+      </w:r>
+      <w:r>
+        <w:rPr>
+          <w:b/>
+        </w:rPr>
+        <w:t xml:space="preserve">Visualizer（第13章）</w:t>
+      </w:r>
+      <w:r>
+        <w:t xml:space="preserve">を使うと、音そのものを画面いっぱいの光や図形として楽しめます。</w:t>
+      </w:r>
+    </w:p>
+    <w:p>
+      <w:pPr>
+        <w:numPr>
+          <w:ilvl w:val="0"/>
+          <w:numId w:val="1003"/>
+        </w:numPr>
+        <w:pStyle w:val="Compact"/>
+      </w:pPr>
+      <w:r>
+        <w:rPr>
+          <w:b/>
+        </w:rPr>
         <w:t xml:space="preserve">画面の演出を眺める</w:t>
       </w:r>
       <w:r>
@@ -675,7 +919,7 @@
         <w:pStyle w:val="FirstParagraph"/>
       </w:pPr>
       <w:r>
-        <w:t xml:space="preserve">将来的には、ChatGPTなどのAIと連携して会話する機能も計画されています（本書執筆時点では開発中です）。</w:t>
+        <w:t xml:space="preserve">CoreS3の実機がなくても3の一部はKariPom Desktop（2.3）で、CoreS3の全機能はKariPom Companion（第9章・第15章）と組み合わせることで楽しめます。かりポム本体がAPIを使って自律的に会話する機能は、本書執筆時点では開発中です。</w:t>
       </w:r>
     </w:p>
     <w:p>
@@ -687,21 +931,21 @@
       <w:pPr>
         <w:pStyle w:val="Heading1"/>
       </w:pPr>
-      <w:bookmarkStart w:id="27" w:name="第3章-特徴できること"/>
+      <w:bookmarkStart w:id="29" w:name="第3章-特徴できること"/>
       <w:r>
         <w:t xml:space="preserve">第3章 特徴・できること</w:t>
       </w:r>
-      <w:bookmarkEnd w:id="27"/>
+      <w:bookmarkEnd w:id="29"/>
     </w:p>
     <w:p>
       <w:pPr>
         <w:pStyle w:val="Heading2"/>
       </w:pPr>
-      <w:bookmarkStart w:id="28" w:name="機能一覧"/>
+      <w:bookmarkStart w:id="30" w:name="機能一覧"/>
       <w:r>
         <w:t xml:space="preserve">3.1 機能一覧</w:t>
       </w:r>
-      <w:bookmarkEnd w:id="28"/>
+      <w:bookmarkEnd w:id="30"/>
     </w:p>
     <w:tbl>
       <w:tblPr>
@@ -930,7 +1174,7 @@
               <w:jc w:val="left"/>
             </w:pPr>
             <w:r>
-              <w:t xml:space="preserve">UDP（Mac）・LINE IN・内蔵マイクの3音源を切り替えて、音に合わせて口を動かします。</w:t>
+              <w:t xml:space="preserve">PC音声（Wi-Fi）・LINE IN・内蔵マイクの3音源を切り替えて、音に合わせて口を動かします。</w:t>
             </w:r>
           </w:p>
         </w:tc>
@@ -960,7 +1204,7 @@
               <w:jc w:val="left"/>
             </w:pPr>
             <w:r>
-              <w:t xml:space="preserve">UDP口パクモード</w:t>
+              <w:t xml:space="preserve">Talk（PC連携口パク）</w:t>
             </w:r>
           </w:p>
         </w:tc>
@@ -974,7 +1218,7 @@
               <w:jc w:val="left"/>
             </w:pPr>
             <w:r>
-              <w:t xml:space="preserve">Macで再生中の音声に合わせて、リアルタイムに口パクします。</w:t>
+              <w:t xml:space="preserve">PCで再生中の音声に合わせて、リアルタイムに口パクします。</w:t>
             </w:r>
           </w:p>
         </w:tc>
@@ -1150,7 +1394,7 @@
               <w:jc w:val="left"/>
             </w:pPr>
             <w:r>
-              <w:t xml:space="preserve">スマホ・パソコンのブラウザから（Macの場合はKariPom Companionアプリからも）、すべての設定と操作ができます。</w:t>
+              <w:t xml:space="preserve">スマホ・パソコンのブラウザから（PCの場合はKariPom Companionアプリからも）、すべての設定と操作ができます。</w:t>
             </w:r>
           </w:p>
         </w:tc>
@@ -1180,6 +1424,50 @@
               <w:jc w:val="left"/>
             </w:pPr>
             <w:r>
+              <w:t xml:space="preserve">KariPom Desktop</w:t>
+            </w:r>
+          </w:p>
+        </w:tc>
+        <w:tc>
+          <w:tcPr>
+            <w:tcW w:type="dxa" w:w="5999"/>
+          </w:tcPr>
+          <w:p>
+            <w:pPr>
+              <w:pStyle w:val="Compact"/>
+              <w:jc w:val="left"/>
+            </w:pPr>
+            <w:r>
+              <w:t xml:space="preserve">CoreS3の実機がなくても、PC（Windows・macOS・Linux）だけでかりポムの世界を楽しめる姉妹プロジェクトです。</w:t>
+            </w:r>
+          </w:p>
+        </w:tc>
+        <w:tc>
+          <w:tcPr>
+            <w:tcW w:type="dxa" w:w="1577"/>
+          </w:tcPr>
+          <w:p>
+            <w:pPr>
+              <w:pStyle w:val="Compact"/>
+              <w:jc w:val="left"/>
+            </w:pPr>
+            <w:r>
+              <w:t xml:space="preserve">第2章</w:t>
+            </w:r>
+          </w:p>
+        </w:tc>
+      </w:tr>
+      <w:tr>
+        <w:tc>
+          <w:tcPr>
+            <w:tcW w:type="dxa" w:w="1784"/>
+          </w:tcPr>
+          <w:p>
+            <w:pPr>
+              <w:pStyle w:val="Compact"/>
+              <w:jc w:val="left"/>
+            </w:pPr>
+            <w:r>
               <w:t xml:space="preserve">ファイル管理</w:t>
             </w:r>
           </w:p>
@@ -1306,11 +1594,11 @@
       <w:pPr>
         <w:pStyle w:val="Heading2"/>
       </w:pPr>
-      <w:bookmarkStart w:id="29" w:name="かりポムの中身かんたん解説"/>
+      <w:bookmarkStart w:id="31" w:name="かりポムの中身かんたん解説"/>
       <w:r>
         <w:t xml:space="preserve">3.2 かりポムの中身（かんたん解説）</w:t>
       </w:r>
-      <w:bookmarkEnd w:id="29"/>
+      <w:bookmarkEnd w:id="31"/>
     </w:p>
     <w:p>
       <w:pPr>
@@ -1319,161 +1607,6 @@
       <w:r>
         <w:t xml:space="preserve">「どうして動くの？」に興味がある方のために、しくみをかんたんに説明します。読み飛ばしても大丈夫です。</w:t>
       </w:r>
-    </w:p>
-    <w:p>
-      <w:pPr>
-        <w:numPr>
-          <w:ilvl w:val="0"/>
-          <w:numId w:val="1003"/>
-        </w:numPr>
-        <w:pStyle w:val="Compact"/>
-      </w:pPr>
-      <w:r>
-        <w:rPr>
-          <w:b/>
-        </w:rPr>
-        <w:t xml:space="preserve">頭脳：M5Stack CoreS3</w:t>
-      </w:r>
-      <w:r>
-        <w:t xml:space="preserve"> </w:t>
-      </w:r>
-      <w:r>
-        <w:t xml:space="preserve">— ESP32-S3というチップを積んだ小型コンピュータです。Wi-Fi、画面、マイク、スピーカー、カメラ、SDカードスロットを内蔵しています。</w:t>
-      </w:r>
-    </w:p>
-    <w:p>
-      <w:pPr>
-        <w:numPr>
-          <w:ilvl w:val="0"/>
-          <w:numId w:val="1003"/>
-        </w:numPr>
-        <w:pStyle w:val="Compact"/>
-      </w:pPr>
-      <w:r>
-        <w:rPr>
-          <w:b/>
-        </w:rPr>
-        <w:t xml:space="preserve">筋肉：サーボモーター×2</w:t>
-      </w:r>
-      <w:r>
-        <w:t xml:space="preserve"> </w:t>
-      </w:r>
-      <w:r>
-        <w:t xml:space="preserve">— 「サーボモーター」とは、指定した角度まで正確に回るモーターです。かりポムでは、上下用（UD）と左右用（LR）の2つを使って頭を動かします。</w:t>
-      </w:r>
-    </w:p>
-    <w:p>
-      <w:pPr>
-        <w:numPr>
-          <w:ilvl w:val="0"/>
-          <w:numId w:val="1003"/>
-        </w:numPr>
-        <w:pStyle w:val="Compact"/>
-      </w:pPr>
-      <w:r>
-        <w:rPr>
-          <w:b/>
-        </w:rPr>
-        <w:t xml:space="preserve">耳：Karipom Ear</w:t>
-      </w:r>
-      <w:r>
-        <w:t xml:space="preserve"> </w:t>
-      </w:r>
-      <w:r>
-        <w:t xml:space="preserve">— 内蔵マイクなどから音の大きさを常に測り、「誰かが話しているか」を判定します。</w:t>
-      </w:r>
-    </w:p>
-    <w:p>
-      <w:pPr>
-        <w:numPr>
-          <w:ilvl w:val="0"/>
-          <w:numId w:val="1003"/>
-        </w:numPr>
-        <w:pStyle w:val="Compact"/>
-      </w:pPr>
-      <w:r>
-        <w:rPr>
-          <w:b/>
-        </w:rPr>
-        <w:t xml:space="preserve">口と声：画面とスピーカー</w:t>
-      </w:r>
-      <w:r>
-        <w:t xml:space="preserve"> </w:t>
-      </w:r>
-      <w:r>
-        <w:t xml:space="preserve">— 音の大きさに合わせて口の開き具合を変えることで、「しゃべっている」ように見せています。これを</w:t>
-      </w:r>
-      <w:r>
-        <w:rPr>
-          <w:b/>
-        </w:rPr>
-        <w:t xml:space="preserve">リップシンク（口パク）</w:t>
-      </w:r>
-      <w:r>
-        <w:t xml:space="preserve">と呼びます。</w:t>
-      </w:r>
-    </w:p>
-    <w:p>
-      <w:pPr>
-        <w:numPr>
-          <w:ilvl w:val="0"/>
-          <w:numId w:val="1003"/>
-        </w:numPr>
-        <w:pStyle w:val="Compact"/>
-      </w:pPr>
-      <w:r>
-        <w:rPr>
-          <w:b/>
-        </w:rPr>
-        <w:t xml:space="preserve">画面の演出：Visualizer と Lighting</w:t>
-      </w:r>
-      <w:r>
-        <w:t xml:space="preserve"> </w:t>
-      </w:r>
-      <w:r>
-        <w:t xml:space="preserve">— 音を可視化する層（Visualizer）と、背景の光の演出（Lighting）を重ねて表示できます。顔はどちらの演出よりも常に手前（最前面）に表示されるよう作られているため、演出が派手なときでもかりポムの表情は隠れません。</w:t>
-      </w:r>
-    </w:p>
-    <w:p>
-      <w:pPr>
-        <w:pStyle w:val="FirstParagraph"/>
-      </w:pPr>
-      <w:r>
-        <w:t xml:space="preserve">【図：かりポムの分解イメージ図。CoreS3、サーボ2つ、SDカードの位置関係が分かるイラスト】</w:t>
-      </w:r>
-    </w:p>
-    <w:p>
-      <w:r>
-        <w:br w:type="page"/>
-      </w:r>
-    </w:p>
-    <w:p>
-      <w:pPr>
-        <w:pStyle w:val="Heading1"/>
-      </w:pPr>
-      <w:bookmarkStart w:id="30" w:name="第4章-安全上の注意"/>
-      <w:r>
-        <w:t xml:space="preserve">第4章 安全上の注意</w:t>
-      </w:r>
-      <w:bookmarkEnd w:id="30"/>
-    </w:p>
-    <w:p>
-      <w:pPr>
-        <w:pStyle w:val="FirstParagraph"/>
-      </w:pPr>
-      <w:r>
-        <w:t xml:space="preserve">ご使用の前に必ずお読みください。</w:t>
-      </w:r>
-    </w:p>
-    <w:p>
-      <w:pPr>
-        <w:pStyle w:val="Heading2"/>
-      </w:pPr>
-      <w:bookmarkStart w:id="31" w:name="警告けが事故防止のために"/>
-      <w:r>
-        <w:t xml:space="preserve">4.1 ⚠️ 警告（けが・事故防止のために）</w:t>
-      </w:r>
-      <w:bookmarkEnd w:id="31"/>
     </w:p>
     <w:p>
       <w:pPr>
@@ -1487,13 +1620,13 @@
         <w:rPr>
           <w:b/>
         </w:rPr>
-        <w:t xml:space="preserve">小さなお子様の手の届かない場所で使用・保管してください。</w:t>
+        <w:t xml:space="preserve">頭脳：M5Stack CoreS3</w:t>
       </w:r>
       <w:r>
         <w:t xml:space="preserve"> </w:t>
       </w:r>
       <w:r>
-        <w:t xml:space="preserve">SDカードなどの小さな部品を誤って飲み込む危険があります。</w:t>
+        <w:t xml:space="preserve">— ESP32-S3というチップを積んだ小型コンピュータです。Wi-Fi、画面、マイク、スピーカー、カメラ、SDカードスロットを内蔵しています。</w:t>
       </w:r>
     </w:p>
     <w:p>
@@ -1508,13 +1641,13 @@
         <w:rPr>
           <w:b/>
         </w:rPr>
-        <w:t xml:space="preserve">濡れた手で触れたり、水のかかる場所で使用したりしないでください。</w:t>
+        <w:t xml:space="preserve">筋肉：サーボモーター×2</w:t>
       </w:r>
       <w:r>
         <w:t xml:space="preserve"> </w:t>
       </w:r>
       <w:r>
-        <w:t xml:space="preserve">感電や故障の原因になります。かりポムは防水ではありません。</w:t>
+        <w:t xml:space="preserve">— 「サーボモーター」とは、指定した角度まで正確に回るモーターです。かりポムでは、上下用（UD）と左右用（LR）の2つを使って頭を動かします。</w:t>
       </w:r>
     </w:p>
     <w:p>
@@ -1529,7 +1662,13 @@
         <w:rPr>
           <w:b/>
         </w:rPr>
-        <w:t xml:space="preserve">改造中・分解中は必ず電源（USBケーブル）を抜いてください。</w:t>
+        <w:t xml:space="preserve">耳：Karipom Ear</w:t>
+      </w:r>
+      <w:r>
+        <w:t xml:space="preserve"> </w:t>
+      </w:r>
+      <w:r>
+        <w:t xml:space="preserve">— 内蔵マイクなどから音の大きさを常に測り、「誰かが話しているか」を判定します。</w:t>
       </w:r>
     </w:p>
     <w:p>
@@ -1541,54 +1680,88 @@
         <w:pStyle w:val="Compact"/>
       </w:pPr>
       <w:r>
-        <w:t xml:space="preserve">煙が出る、異臭がする、異常に熱いなどの症状があった場合は、</w:t>
-      </w:r>
-      <w:r>
-        <w:rPr>
-          <w:b/>
-        </w:rPr>
-        <w:t xml:space="preserve">直ちにUSBケーブルを抜き</w:t>
-      </w:r>
-      <w:r>
-        <w:t xml:space="preserve">、使用を中止してください。</w:t>
+        <w:rPr>
+          <w:b/>
+        </w:rPr>
+        <w:t xml:space="preserve">口と声：画面とスピーカー</w:t>
+      </w:r>
+      <w:r>
+        <w:t xml:space="preserve"> </w:t>
+      </w:r>
+      <w:r>
+        <w:t xml:space="preserve">— 音の大きさに合わせて口の開き具合を変えることで、「しゃべっている」ように見せています。これを</w:t>
+      </w:r>
+      <w:r>
+        <w:rPr>
+          <w:b/>
+        </w:rPr>
+        <w:t xml:space="preserve">リップシンク（口パク）</w:t>
+      </w:r>
+      <w:r>
+        <w:t xml:space="preserve">と呼びます。</w:t>
+      </w:r>
+    </w:p>
+    <w:p>
+      <w:pPr>
+        <w:numPr>
+          <w:ilvl w:val="0"/>
+          <w:numId w:val="1004"/>
+        </w:numPr>
+        <w:pStyle w:val="Compact"/>
+      </w:pPr>
+      <w:r>
+        <w:rPr>
+          <w:b/>
+        </w:rPr>
+        <w:t xml:space="preserve">画面の演出：Visualizer と Lighting</w:t>
+      </w:r>
+      <w:r>
+        <w:t xml:space="preserve"> </w:t>
+      </w:r>
+      <w:r>
+        <w:t xml:space="preserve">— 音を可視化する層（Visualizer）と、背景の光の演出（Lighting）を重ねて表示できます。顔はどちらの演出よりも常に手前（最前面）に表示されるよう作られているため、演出が派手なときでもかりポムの表情は隠れません。</w:t>
+      </w:r>
+    </w:p>
+    <w:p>
+      <w:pPr>
+        <w:pStyle w:val="FirstParagraph"/>
+      </w:pPr>
+      <w:r>
+        <w:t xml:space="preserve">【図：かりポムの分解イメージ図。CoreS3、サーボ2つ、SDカードの位置関係が分かるイラスト】</w:t>
+      </w:r>
+    </w:p>
+    <w:p>
+      <w:r>
+        <w:br w:type="page"/>
+      </w:r>
+    </w:p>
+    <w:p>
+      <w:pPr>
+        <w:pStyle w:val="Heading1"/>
+      </w:pPr>
+      <w:bookmarkStart w:id="32" w:name="第4章-安全上の注意"/>
+      <w:r>
+        <w:t xml:space="preserve">第4章 安全上の注意</w:t>
+      </w:r>
+      <w:bookmarkEnd w:id="32"/>
+    </w:p>
+    <w:p>
+      <w:pPr>
+        <w:pStyle w:val="FirstParagraph"/>
+      </w:pPr>
+      <w:r>
+        <w:t xml:space="preserve">ご使用の前に必ずお読みください。</w:t>
       </w:r>
     </w:p>
     <w:p>
       <w:pPr>
         <w:pStyle w:val="Heading2"/>
       </w:pPr>
-      <w:bookmarkStart w:id="32" w:name="注意故障防止のために"/>
-      <w:r>
-        <w:t xml:space="preserve">4.2 ❗ 注意（故障防止のために）</w:t>
-      </w:r>
-      <w:bookmarkEnd w:id="32"/>
-    </w:p>
-    <w:p>
-      <w:pPr>
-        <w:pStyle w:val="Heading3"/>
-      </w:pPr>
-      <w:bookmarkStart w:id="33" w:name="頭部とサーボモーターについて特に重要"/>
-      <w:r>
-        <w:t xml:space="preserve">頭部とサーボモーターについて（特に重要）</w:t>
+      <w:bookmarkStart w:id="33" w:name="警告けが事故防止のために"/>
+      <w:r>
+        <w:t xml:space="preserve">4.1 ⚠️ 警告（けが・事故防止のために）</w:t>
       </w:r>
       <w:bookmarkEnd w:id="33"/>
-    </w:p>
-    <w:p>
-      <w:pPr>
-        <w:pStyle w:val="FirstParagraph"/>
-      </w:pPr>
-      <w:r>
-        <w:t xml:space="preserve">かりポムの頭部は、見た目よりも</w:t>
-      </w:r>
-      <w:r>
-        <w:rPr>
-          <w:b/>
-        </w:rPr>
-        <w:t xml:space="preserve">重い</w:t>
-      </w:r>
-      <w:r>
-        <w:t xml:space="preserve">構造です。そのため、頭を動かすサーボモーターには常に負荷がかかっており、使い方によってはサーボが故障することがあります。</w:t>
-      </w:r>
     </w:p>
     <w:p>
       <w:pPr>
@@ -1602,13 +1775,13 @@
         <w:rPr>
           <w:b/>
         </w:rPr>
-        <w:t xml:space="preserve">頭を手で無理に動かさないでください。</w:t>
+        <w:t xml:space="preserve">小さなお子様の手の届かない場所で使用・保管してください。</w:t>
       </w:r>
       <w:r>
         <w:t xml:space="preserve"> </w:t>
       </w:r>
       <w:r>
-        <w:t xml:space="preserve">サーボモーターは、手で回すと内部のギアが欠けることがあります。</w:t>
+        <w:t xml:space="preserve">SDカードなどの小さな部品を誤って飲み込む危険があります。</w:t>
       </w:r>
     </w:p>
     <w:p>
@@ -1623,13 +1796,13 @@
         <w:rPr>
           <w:b/>
         </w:rPr>
-        <w:t xml:space="preserve">頭が障害物に当たる位置に物を置かないでください。</w:t>
+        <w:t xml:space="preserve">濡れた手で触れたり、水のかかる場所で使用したりしないでください。</w:t>
       </w:r>
       <w:r>
         <w:t xml:space="preserve"> </w:t>
       </w:r>
       <w:r>
-        <w:t xml:space="preserve">動こうとして動けない状態が続くと、サーボが過熱・故障します。</w:t>
+        <w:t xml:space="preserve">感電や故障の原因になります。かりポムは防水ではありません。</w:t>
       </w:r>
     </w:p>
     <w:p>
@@ -1644,13 +1817,7 @@
         <w:rPr>
           <w:b/>
         </w:rPr>
-        <w:t xml:space="preserve">「ジーッ」「キーッ」という音が続くときは、まずサーボの故障を疑ってください。</w:t>
-      </w:r>
-      <w:r>
-        <w:t xml:space="preserve"> </w:t>
-      </w:r>
-      <w:r>
-        <w:t xml:space="preserve">詳しくは第20章のトラブルシューティングをご覧ください。ソフトウェアの不具合と思い込んで放置すると、サーボの損傷が進むことがあります。</w:t>
+        <w:t xml:space="preserve">改造中・分解中は必ず電源（USBケーブル）を抜いてください。</w:t>
       </w:r>
     </w:p>
     <w:p>
@@ -1662,27 +1829,54 @@
         <w:pStyle w:val="Compact"/>
       </w:pPr>
       <w:r>
-        <w:t xml:space="preserve">長時間使わないときは、WebUIの</w:t>
-      </w:r>
-      <w:r>
-        <w:rPr>
-          <w:b/>
-        </w:rPr>
-        <w:t xml:space="preserve">サーボ安全停止（safeServoShutdown）</w:t>
-      </w:r>
-      <w:r>
-        <w:t xml:space="preserve">を実行してから電源を切ることをおすすめします（第16章参照）。</w:t>
-      </w:r>
+        <w:t xml:space="preserve">煙が出る、異臭がする、異常に熱いなどの症状があった場合は、</w:t>
+      </w:r>
+      <w:r>
+        <w:rPr>
+          <w:b/>
+        </w:rPr>
+        <w:t xml:space="preserve">直ちにUSBケーブルを抜き</w:t>
+      </w:r>
+      <w:r>
+        <w:t xml:space="preserve">、使用を中止してください。</w:t>
+      </w:r>
+    </w:p>
+    <w:p>
+      <w:pPr>
+        <w:pStyle w:val="Heading2"/>
+      </w:pPr>
+      <w:bookmarkStart w:id="34" w:name="注意故障防止のために"/>
+      <w:r>
+        <w:t xml:space="preserve">4.2 ❗ 注意（故障防止のために）</w:t>
+      </w:r>
+      <w:bookmarkEnd w:id="34"/>
     </w:p>
     <w:p>
       <w:pPr>
         <w:pStyle w:val="Heading3"/>
       </w:pPr>
-      <w:bookmarkStart w:id="34" w:name="その他の注意"/>
-      <w:r>
-        <w:t xml:space="preserve">その他の注意</w:t>
-      </w:r>
-      <w:bookmarkEnd w:id="34"/>
+      <w:bookmarkStart w:id="35" w:name="頭部とサーボモーターについて特に重要"/>
+      <w:r>
+        <w:t xml:space="preserve">頭部とサーボモーターについて（特に重要）</w:t>
+      </w:r>
+      <w:bookmarkEnd w:id="35"/>
+    </w:p>
+    <w:p>
+      <w:pPr>
+        <w:pStyle w:val="FirstParagraph"/>
+      </w:pPr>
+      <w:r>
+        <w:t xml:space="preserve">かりポムの頭部は、見た目よりも</w:t>
+      </w:r>
+      <w:r>
+        <w:rPr>
+          <w:b/>
+        </w:rPr>
+        <w:t xml:space="preserve">重い</w:t>
+      </w:r>
+      <w:r>
+        <w:t xml:space="preserve">構造です。そのため、頭を動かすサーボモーターには常に負荷がかかっており、使い方によってはサーボが故障することがあります。</w:t>
+      </w:r>
     </w:p>
     <w:p>
       <w:pPr>
@@ -1693,7 +1887,16 @@
         <w:pStyle w:val="Compact"/>
       </w:pPr>
       <w:r>
-        <w:t xml:space="preserve">直射日光の当たる場所、高温多湿の場所、ほこりの多い場所での使用・保管は避けてください。</w:t>
+        <w:rPr>
+          <w:b/>
+        </w:rPr>
+        <w:t xml:space="preserve">頭を手で無理に動かさないでください。</w:t>
+      </w:r>
+      <w:r>
+        <w:t xml:space="preserve"> </w:t>
+      </w:r>
+      <w:r>
+        <w:t xml:space="preserve">サーボモーターは、手で回すと内部のギアが欠けることがあります。</w:t>
       </w:r>
     </w:p>
     <w:p>
@@ -1705,7 +1908,16 @@
         <w:pStyle w:val="Compact"/>
       </w:pPr>
       <w:r>
-        <w:t xml:space="preserve">SDカードの抜き差しは、必ず電源を切ってから行ってください。</w:t>
+        <w:rPr>
+          <w:b/>
+        </w:rPr>
+        <w:t xml:space="preserve">頭が障害物に当たる位置に物を置かないでください。</w:t>
+      </w:r>
+      <w:r>
+        <w:t xml:space="preserve"> </w:t>
+      </w:r>
+      <w:r>
+        <w:t xml:space="preserve">動こうとして動けない状態が続くと、サーボが過熱・故障します。</w:t>
       </w:r>
     </w:p>
     <w:p>
@@ -1717,39 +1929,48 @@
         <w:pStyle w:val="Compact"/>
       </w:pPr>
       <w:r>
-        <w:t xml:space="preserve">USBケーブルは、定格に合った品質のよいUSB Type-Cケーブルをお使いください。</w:t>
-      </w:r>
-    </w:p>
-    <w:p>
-      <w:r>
-        <w:br w:type="page"/>
-      </w:r>
-    </w:p>
-    <w:p>
-      <w:pPr>
-        <w:pStyle w:val="Heading1"/>
-      </w:pPr>
-      <w:bookmarkStart w:id="35" w:name="第5章-内容物"/>
-      <w:r>
-        <w:t xml:space="preserve">第5章 内容物</w:t>
-      </w:r>
-      <w:bookmarkEnd w:id="35"/>
-    </w:p>
-    <w:p>
-      <w:pPr>
-        <w:pStyle w:val="FirstParagraph"/>
-      </w:pPr>
-      <w:r>
-        <w:t xml:space="preserve">お手元のパッケージに、以下のものがすべて入っているかご確認ください。</w:t>
-      </w:r>
-    </w:p>
-    <w:p>
-      <w:pPr>
-        <w:pStyle w:val="BodyText"/>
-      </w:pPr>
-      <w:r>
-        <w:t xml:space="preserve">※本リストは標準的な構成例です。実際の同梱物はパッケージにより異なる場合があります。</w:t>
-      </w:r>
+        <w:rPr>
+          <w:b/>
+        </w:rPr>
+        <w:t xml:space="preserve">「ジーッ」「キーッ」という音が続くときは、まずサーボの故障を疑ってください。</w:t>
+      </w:r>
+      <w:r>
+        <w:t xml:space="preserve"> </w:t>
+      </w:r>
+      <w:r>
+        <w:t xml:space="preserve">詳しくは第20章のトラブルシューティングをご覧ください。ソフトウェアの不具合と思い込んで放置すると、サーボの損傷が進むことがあります。</w:t>
+      </w:r>
+    </w:p>
+    <w:p>
+      <w:pPr>
+        <w:numPr>
+          <w:ilvl w:val="0"/>
+          <w:numId w:val="1006"/>
+        </w:numPr>
+        <w:pStyle w:val="Compact"/>
+      </w:pPr>
+      <w:r>
+        <w:t xml:space="preserve">長時間使わないときは、WebUIの</w:t>
+      </w:r>
+      <w:r>
+        <w:rPr>
+          <w:b/>
+        </w:rPr>
+        <w:t xml:space="preserve">サーボ安全停止（safeServoShutdown）</w:t>
+      </w:r>
+      <w:r>
+        <w:t xml:space="preserve">を実行してから電源を切ることをおすすめします（第16章参照）。</w:t>
+      </w:r>
+    </w:p>
+    <w:p>
+      <w:pPr>
+        <w:pStyle w:val="Heading3"/>
+      </w:pPr>
+      <w:bookmarkStart w:id="36" w:name="その他の注意"/>
+      <w:r>
+        <w:t xml:space="preserve">その他の注意</w:t>
+      </w:r>
+      <w:bookmarkEnd w:id="36"/>
     </w:p>
     <w:p>
       <w:pPr>
@@ -1760,7 +1981,7 @@
         <w:pStyle w:val="Compact"/>
       </w:pPr>
       <w:r>
-        <w:t xml:space="preserve">かりポム本体（ピンク または ティファニーブルー）× 1</w:t>
+        <w:t xml:space="preserve">直射日光の当たる場所、高温多湿の場所、ほこりの多い場所での使用・保管は避けてください。</w:t>
       </w:r>
     </w:p>
     <w:p>
@@ -1772,7 +1993,7 @@
         <w:pStyle w:val="Compact"/>
       </w:pPr>
       <w:r>
-        <w:t xml:space="preserve">microSDカード（音声ファイル用。本体に挿入済みの場合があります）</w:t>
+        <w:t xml:space="preserve">SDカードの抜き差しは、必ず電源を切ってから行ってください。</w:t>
       </w:r>
     </w:p>
     <w:p>
@@ -1784,18 +2005,85 @@
         <w:pStyle w:val="Compact"/>
       </w:pPr>
       <w:r>
-        <w:t xml:space="preserve">USB Type-Cケーブル（給電用）</w:t>
+        <w:t xml:space="preserve">USBケーブルは、定格に合った品質のよいUSB Type-Cケーブルをお使いください。</w:t>
+      </w:r>
+    </w:p>
+    <w:p>
+      <w:r>
+        <w:br w:type="page"/>
+      </w:r>
+    </w:p>
+    <w:p>
+      <w:pPr>
+        <w:pStyle w:val="Heading1"/>
+      </w:pPr>
+      <w:bookmarkStart w:id="37" w:name="第5章-内容物"/>
+      <w:r>
+        <w:t xml:space="preserve">第5章 内容物</w:t>
+      </w:r>
+      <w:bookmarkEnd w:id="37"/>
+    </w:p>
+    <w:p>
+      <w:pPr>
+        <w:pStyle w:val="FirstParagraph"/>
+      </w:pPr>
+      <w:r>
+        <w:t xml:space="preserve">お手元のパッケージに、以下のものがすべて入っているかご確認ください。</w:t>
+      </w:r>
+    </w:p>
+    <w:p>
+      <w:pPr>
+        <w:pStyle w:val="BodyText"/>
+      </w:pPr>
+      <w:r>
+        <w:t xml:space="preserve">※本リストは標準的な構成例です。実際の同梱物はパッケージにより異なる場合があります。</w:t>
       </w:r>
     </w:p>
     <w:p>
       <w:pPr>
         <w:numPr>
           <w:ilvl w:val="0"/>
-          <w:numId w:val="1007"/>
+          <w:numId w:val="1008"/>
         </w:numPr>
         <w:pStyle w:val="Compact"/>
       </w:pPr>
       <w:r>
+        <w:t xml:space="preserve">かりポム本体（ピンク または ティファニーブルー）× 1</w:t>
+      </w:r>
+    </w:p>
+    <w:p>
+      <w:pPr>
+        <w:numPr>
+          <w:ilvl w:val="0"/>
+          <w:numId w:val="1008"/>
+        </w:numPr>
+        <w:pStyle w:val="Compact"/>
+      </w:pPr>
+      <w:r>
+        <w:t xml:space="preserve">microSDカード（音声ファイル用。本体に挿入済みの場合があります）</w:t>
+      </w:r>
+    </w:p>
+    <w:p>
+      <w:pPr>
+        <w:numPr>
+          <w:ilvl w:val="0"/>
+          <w:numId w:val="1008"/>
+        </w:numPr>
+        <w:pStyle w:val="Compact"/>
+      </w:pPr>
+      <w:r>
+        <w:t xml:space="preserve">USB Type-Cケーブル（給電用）</w:t>
+      </w:r>
+    </w:p>
+    <w:p>
+      <w:pPr>
+        <w:numPr>
+          <w:ilvl w:val="0"/>
+          <w:numId w:val="1008"/>
+        </w:numPr>
+        <w:pStyle w:val="Compact"/>
+      </w:pPr>
+      <w:r>
         <w:t xml:space="preserve">本書（ユーザーマニュアル）</w:t>
       </w:r>
     </w:p>
@@ -1824,11 +2112,11 @@
       <w:pPr>
         <w:pStyle w:val="Heading1"/>
       </w:pPr>
-      <w:bookmarkStart w:id="36" w:name="第6章-各部名称"/>
+      <w:bookmarkStart w:id="38" w:name="第6章-各部名称"/>
       <w:r>
         <w:t xml:space="preserve">第6章 各部名称</w:t>
       </w:r>
-      <w:bookmarkEnd w:id="36"/>
+      <w:bookmarkEnd w:id="38"/>
     </w:p>
     <w:p>
       <w:pPr>
@@ -2378,11 +2666,11 @@
       <w:pPr>
         <w:pStyle w:val="Heading1"/>
       </w:pPr>
-      <w:bookmarkStart w:id="37" w:name="第7章-初回セットアップ"/>
+      <w:bookmarkStart w:id="39" w:name="第7章-初回セットアップ"/>
       <w:r>
         <w:t xml:space="preserve">第7章 初回セットアップ</w:t>
       </w:r>
-      <w:bookmarkEnd w:id="37"/>
+      <w:bookmarkEnd w:id="39"/>
     </w:p>
     <w:p>
       <w:pPr>
@@ -2396,110 +2684,11 @@
       <w:pPr>
         <w:pStyle w:val="Heading2"/>
       </w:pPr>
-      <w:bookmarkStart w:id="38" w:name="準備するもの"/>
+      <w:bookmarkStart w:id="40" w:name="準備するもの"/>
       <w:r>
         <w:t xml:space="preserve">7.1 準備するもの</w:t>
       </w:r>
-      <w:bookmarkEnd w:id="38"/>
-    </w:p>
-    <w:p>
-      <w:pPr>
-        <w:numPr>
-          <w:ilvl w:val="0"/>
-          <w:numId w:val="1008"/>
-        </w:numPr>
-        <w:pStyle w:val="Compact"/>
-      </w:pPr>
-      <w:r>
-        <w:t xml:space="preserve">かりポム本体</w:t>
-      </w:r>
-    </w:p>
-    <w:p>
-      <w:pPr>
-        <w:numPr>
-          <w:ilvl w:val="0"/>
-          <w:numId w:val="1008"/>
-        </w:numPr>
-        <w:pStyle w:val="Compact"/>
-      </w:pPr>
-      <w:r>
-        <w:t xml:space="preserve">USB電源（パソコンのUSBポート、またはスマホ用のUSB電源アダプタ）</w:t>
-      </w:r>
-    </w:p>
-    <w:p>
-      <w:pPr>
-        <w:numPr>
-          <w:ilvl w:val="0"/>
-          <w:numId w:val="1008"/>
-        </w:numPr>
-        <w:pStyle w:val="Compact"/>
-      </w:pPr>
-      <w:r>
-        <w:t xml:space="preserve">USB Type-Cケーブル</w:t>
-      </w:r>
-    </w:p>
-    <w:p>
-      <w:pPr>
-        <w:numPr>
-          <w:ilvl w:val="0"/>
-          <w:numId w:val="1008"/>
-        </w:numPr>
-        <w:pStyle w:val="Compact"/>
-      </w:pPr>
-      <w:r>
-        <w:t xml:space="preserve">Wi-Fi環境（2.4GHz帯。※重要：後述）</w:t>
-      </w:r>
-    </w:p>
-    <w:p>
-      <w:pPr>
-        <w:numPr>
-          <w:ilvl w:val="0"/>
-          <w:numId w:val="1008"/>
-        </w:numPr>
-        <w:pStyle w:val="Compact"/>
-      </w:pPr>
-      <w:r>
-        <w:t xml:space="preserve">スマートフォンまたはパソコン（設定画面を開くために使います）</w:t>
-      </w:r>
-    </w:p>
-    <w:p>
-      <w:pPr>
-        <w:pStyle w:val="FirstParagraph"/>
-      </w:pPr>
-      <w:r>
-        <w:t xml:space="preserve">❗</w:t>
-      </w:r>
-      <w:r>
-        <w:t xml:space="preserve"> </w:t>
-      </w:r>
-      <w:r>
-        <w:rPr>
-          <w:b/>
-        </w:rPr>
-        <w:t xml:space="preserve">注意（Wi-Fiについて）</w:t>
-      </w:r>
-      <w:r>
-        <w:t xml:space="preserve">：かりポムの頭脳（ESP32-S3）は、</w:t>
-      </w:r>
-      <w:r>
-        <w:rPr>
-          <w:b/>
-        </w:rPr>
-        <w:t xml:space="preserve">2.4GHz帯のWi-Fiにのみ対応</w:t>
-      </w:r>
-      <w:r>
-        <w:t xml:space="preserve">しています。ご家庭のルーターが5GHz専用の設定になっている場合はつながりません。ルーターのSSID（ネットワーク名）に「-A」「5G」などが付いているものは5GHz帯のことが多いので、「-G」「2.4G」などの付いたSSIDをお使いください。</w:t>
-      </w:r>
-    </w:p>
-    <w:p>
-      <w:pPr>
-        <w:pStyle w:val="Heading2"/>
-      </w:pPr>
-      <w:bookmarkStart w:id="39" w:name="設置場所を決める"/>
-      <w:r>
-        <w:t xml:space="preserve">7.2 設置場所を決める</w:t>
-      </w:r>
-      <w:bookmarkEnd w:id="39"/>
+      <w:bookmarkEnd w:id="40"/>
     </w:p>
     <w:p>
       <w:pPr>
@@ -2510,7 +2699,7 @@
         <w:pStyle w:val="Compact"/>
       </w:pPr>
       <w:r>
-        <w:t xml:space="preserve">平らで安定した場所に置いてください。</w:t>
+        <w:t xml:space="preserve">かりポム本体</w:t>
       </w:r>
     </w:p>
     <w:p>
@@ -2522,7 +2711,7 @@
         <w:pStyle w:val="Compact"/>
       </w:pPr>
       <w:r>
-        <w:t xml:space="preserve">頭が動く範囲（前後左右）に、物がぶつからないスペースを確保してください。</w:t>
+        <w:t xml:space="preserve">USB電源（パソコンのUSBポート、またはスマホ用のUSB電源アダプタ）</w:t>
       </w:r>
     </w:p>
     <w:p>
@@ -2534,26 +2723,71 @@
         <w:pStyle w:val="Compact"/>
       </w:pPr>
       <w:r>
-        <w:t xml:space="preserve">スピーカーやテレビの真横は避けると、マイク機能（Karipom Ear）の誤反応が減ります。</w:t>
+        <w:t xml:space="preserve">USB Type-Cケーブル</w:t>
+      </w:r>
+    </w:p>
+    <w:p>
+      <w:pPr>
+        <w:numPr>
+          <w:ilvl w:val="0"/>
+          <w:numId w:val="1009"/>
+        </w:numPr>
+        <w:pStyle w:val="Compact"/>
+      </w:pPr>
+      <w:r>
+        <w:t xml:space="preserve">Wi-Fi環境（2.4GHz帯。※重要：後述）</w:t>
+      </w:r>
+    </w:p>
+    <w:p>
+      <w:pPr>
+        <w:numPr>
+          <w:ilvl w:val="0"/>
+          <w:numId w:val="1009"/>
+        </w:numPr>
+        <w:pStyle w:val="Compact"/>
+      </w:pPr>
+      <w:r>
+        <w:t xml:space="preserve">スマートフォンまたはパソコン（設定画面を開くために使います）</w:t>
+      </w:r>
+    </w:p>
+    <w:p>
+      <w:pPr>
+        <w:pStyle w:val="FirstParagraph"/>
+      </w:pPr>
+      <w:r>
+        <w:t xml:space="preserve">❗</w:t>
+      </w:r>
+      <w:r>
+        <w:t xml:space="preserve"> </w:t>
+      </w:r>
+      <w:r>
+        <w:rPr>
+          <w:b/>
+        </w:rPr>
+        <w:t xml:space="preserve">注意（Wi-Fiについて）</w:t>
+      </w:r>
+      <w:r>
+        <w:t xml:space="preserve">：かりポムの頭脳（ESP32-S3）は、</w:t>
+      </w:r>
+      <w:r>
+        <w:rPr>
+          <w:b/>
+        </w:rPr>
+        <w:t xml:space="preserve">2.4GHz帯のWi-Fiにのみ対応</w:t>
+      </w:r>
+      <w:r>
+        <w:t xml:space="preserve">しています。ご家庭のルーターが5GHz専用の設定になっている場合はつながりません。ルーターのSSID（ネットワーク名）に「-A」「5G」などが付いているものは5GHz帯のことが多いので、「-G」「2.4G」などの付いたSSIDをお使いください。</w:t>
       </w:r>
     </w:p>
     <w:p>
       <w:pPr>
         <w:pStyle w:val="Heading2"/>
       </w:pPr>
-      <w:bookmarkStart w:id="40" w:name="sdカードの確認"/>
-      <w:r>
-        <w:t xml:space="preserve">7.3 SDカードの確認</w:t>
-      </w:r>
-      <w:bookmarkEnd w:id="40"/>
-    </w:p>
-    <w:p>
-      <w:pPr>
-        <w:pStyle w:val="FirstParagraph"/>
-      </w:pPr>
-      <w:r>
-        <w:t xml:space="preserve">独り言機能を使うには、音声ファイル（WAV形式）の入ったmicroSDカードが必要です。</w:t>
-      </w:r>
+      <w:bookmarkStart w:id="41" w:name="設置場所を決める"/>
+      <w:r>
+        <w:t xml:space="preserve">7.2 設置場所を決める</w:t>
+      </w:r>
+      <w:bookmarkEnd w:id="41"/>
     </w:p>
     <w:p>
       <w:pPr>
@@ -2564,7 +2798,7 @@
         <w:pStyle w:val="Compact"/>
       </w:pPr>
       <w:r>
-        <w:t xml:space="preserve">電源が入っていないことを確認します。</w:t>
+        <w:t xml:space="preserve">平らで安定した場所に置いてください。</w:t>
       </w:r>
     </w:p>
     <w:p>
@@ -2576,7 +2810,7 @@
         <w:pStyle w:val="Compact"/>
       </w:pPr>
       <w:r>
-        <w:t xml:space="preserve">SDカードスロット（第6章⑥）にmicroSDカードを、カチッと音がするまで差し込みます。</w:t>
+        <w:t xml:space="preserve">頭が動く範囲（前後左右）に、物がぶつからないスペースを確保してください。</w:t>
       </w:r>
     </w:p>
     <w:p>
@@ -2588,48 +2822,25 @@
         <w:pStyle w:val="Compact"/>
       </w:pPr>
       <w:r>
-        <w:t xml:space="preserve">SDカードの中身の構成については、第17章「SDカード管理」をご覧ください。独り言の音声は</w:t>
-      </w:r>
-      <w:r>
-        <w:t xml:space="preserve"> </w:t>
-      </w:r>
-      <w:r>
-        <w:rPr>
-          <w:rStyle w:val="VerbatimChar"/>
-        </w:rPr>
-        <w:t xml:space="preserve">/sounds/mutter/</w:t>
-      </w:r>
-      <w:r>
-        <w:t xml:space="preserve"> </w:t>
-      </w:r>
-      <w:r>
-        <w:t xml:space="preserve">というフォルダに入れます。</w:t>
-      </w:r>
+        <w:t xml:space="preserve">スピーカーやテレビの真横は避けると、マイク機能（Karipom Ear）の誤反応が減ります。</w:t>
+      </w:r>
+    </w:p>
+    <w:p>
+      <w:pPr>
+        <w:pStyle w:val="Heading2"/>
+      </w:pPr>
+      <w:bookmarkStart w:id="42" w:name="sdカードの確認"/>
+      <w:r>
+        <w:t xml:space="preserve">7.3 SDカードの確認</w:t>
+      </w:r>
+      <w:bookmarkEnd w:id="42"/>
     </w:p>
     <w:p>
       <w:pPr>
         <w:pStyle w:val="FirstParagraph"/>
       </w:pPr>
       <w:r>
-        <w:t xml:space="preserve">💡 SDカードが入っていなくても、頭の動きやWebUIなどの基本機能は使えます。あとから入れても大丈夫です。</w:t>
-      </w:r>
-    </w:p>
-    <w:p>
-      <w:pPr>
-        <w:pStyle w:val="Heading2"/>
-      </w:pPr>
-      <w:bookmarkStart w:id="41" w:name="電源を入れる"/>
-      <w:r>
-        <w:t xml:space="preserve">7.4 電源を入れる</w:t>
-      </w:r>
-      <w:bookmarkEnd w:id="41"/>
-    </w:p>
-    <w:p>
-      <w:pPr>
-        <w:pStyle w:val="FirstParagraph"/>
-      </w:pPr>
-      <w:r>
-        <w:t xml:space="preserve">かりポムに電源ボタンの操作は不要です。USBケーブルをつなぐと自動的に起動します。</w:t>
+        <w:t xml:space="preserve">独り言機能を使うには、音声ファイル（WAV形式）の入ったmicroSDカードが必要です。</w:t>
       </w:r>
     </w:p>
     <w:p>
@@ -2641,7 +2852,7 @@
         <w:pStyle w:val="Compact"/>
       </w:pPr>
       <w:r>
-        <w:t xml:space="preserve">USB Type-Cケーブルをかりポムの端子に接続します。</w:t>
+        <w:t xml:space="preserve">電源が入っていないことを確認します。</w:t>
       </w:r>
     </w:p>
     <w:p>
@@ -2653,7 +2864,7 @@
         <w:pStyle w:val="Compact"/>
       </w:pPr>
       <w:r>
-        <w:t xml:space="preserve">反対側をUSB電源につなぎます。</w:t>
+        <w:t xml:space="preserve">SDカードスロット（第6章⑥）にmicroSDカードを、カチッと音がするまで差し込みます。</w:t>
       </w:r>
     </w:p>
     <w:p>
@@ -2665,7 +2876,22 @@
         <w:pStyle w:val="Compact"/>
       </w:pPr>
       <w:r>
-        <w:t xml:space="preserve">画面が点灯し、起動処理（設定の読み込み → Wi-Fi接続 → SDカードの初期化）が順番に実行されます。</w:t>
+        <w:t xml:space="preserve">SDカードの中身の構成については、第17章「SDカード管理」をご覧ください。独り言の音声は</w:t>
+      </w:r>
+      <w:r>
+        <w:t xml:space="preserve"> </w:t>
+      </w:r>
+      <w:r>
+        <w:rPr>
+          <w:rStyle w:val="VerbatimChar"/>
+        </w:rPr>
+        <w:t xml:space="preserve">/sounds/mutter/</w:t>
+      </w:r>
+      <w:r>
+        <w:t xml:space="preserve"> </w:t>
+      </w:r>
+      <w:r>
+        <w:t xml:space="preserve">というフォルダに入れます。</w:t>
       </w:r>
     </w:p>
     <w:p>
@@ -2673,99 +2899,26 @@
         <w:pStyle w:val="FirstParagraph"/>
       </w:pPr>
       <w:r>
-        <w:t xml:space="preserve">【図：起動直後の画面の写真】</w:t>
-      </w:r>
-    </w:p>
-    <w:p>
-      <w:pPr>
-        <w:pStyle w:val="BodyText"/>
-      </w:pPr>
-      <w:r>
-        <w:t xml:space="preserve">起動が完了すると、かりポムは保存済みのWi-Fiに自動接続します。初回でまだWi-Fi設定がない場合の手順は、次の第8章に進んでください。</w:t>
-      </w:r>
-    </w:p>
-    <w:p>
-      <w:r>
-        <w:br w:type="page"/>
-      </w:r>
-    </w:p>
-    <w:p>
-      <w:pPr>
-        <w:pStyle w:val="Heading1"/>
-      </w:pPr>
-      <w:bookmarkStart w:id="42" w:name="第8章-wi-fi設定"/>
-      <w:r>
-        <w:t xml:space="preserve">第8章 Wi-Fi設定</w:t>
-      </w:r>
-      <w:bookmarkEnd w:id="42"/>
+        <w:t xml:space="preserve">💡 SDカードが入っていなくても、頭の動きやWebUIなどの基本機能は使えます。あとから入れても大丈夫です。</w:t>
+      </w:r>
+    </w:p>
+    <w:p>
+      <w:pPr>
+        <w:pStyle w:val="Heading2"/>
+      </w:pPr>
+      <w:bookmarkStart w:id="43" w:name="電源を入れる"/>
+      <w:r>
+        <w:t xml:space="preserve">7.4 電源を入れる</w:t>
+      </w:r>
+      <w:bookmarkEnd w:id="43"/>
     </w:p>
     <w:p>
       <w:pPr>
         <w:pStyle w:val="FirstParagraph"/>
       </w:pPr>
       <w:r>
-        <w:t xml:space="preserve">かりポムの操作は、すべてWi-Fi経由でブラウザから行います。この章では、かりポムをご家庭のWi-Fiにつなぐ手順を説明します。</w:t>
-      </w:r>
-    </w:p>
-    <w:p>
-      <w:pPr>
-        <w:pStyle w:val="Heading2"/>
-      </w:pPr>
-      <w:bookmarkStart w:id="43" w:name="接続のしくみ"/>
-      <w:r>
-        <w:t xml:space="preserve">8.1 接続のしくみ</w:t>
-      </w:r>
-      <w:bookmarkEnd w:id="43"/>
-    </w:p>
-    <w:p>
-      <w:pPr>
-        <w:pStyle w:val="FirstParagraph"/>
-      </w:pPr>
-      <w:r>
-        <w:t xml:space="preserve">かりポムは、起動すると</w:t>
-      </w:r>
-      <w:r>
-        <w:rPr>
-          <w:b/>
-        </w:rPr>
-        <w:t xml:space="preserve">保存済みのWi-Fiへ自動的に接続</w:t>
-      </w:r>
-      <w:r>
-        <w:t xml:space="preserve">します。接続できなかった場合（初回や、引っ越しなどでWi-Fiが変わった場合）は、</w:t>
-      </w:r>
-      <w:r>
-        <w:rPr>
-          <w:b/>
-        </w:rPr>
-        <w:t xml:space="preserve">自動的にAPモードに切り替わります</w:t>
-      </w:r>
-      <w:r>
-        <w:t xml:space="preserve">。</w:t>
-      </w:r>
-    </w:p>
-    <w:p>
-      <w:pPr>
-        <w:pStyle w:val="BodyText"/>
-      </w:pPr>
-      <w:r>
-        <w:rPr>
-          <w:b/>
-        </w:rPr>
-        <w:t xml:space="preserve">APモードとは</w:t>
-      </w:r>
-      <w:r>
-        <w:t xml:space="preserve">：かりポム自身が一時的なWi-Fiの電波の発信元（アクセスポイント）になるモードです。この電波にスマホから直接つなぐことで、ご家庭のWi-Fi情報をかりポムに教えることができます。</w:t>
-      </w:r>
-    </w:p>
-    <w:p>
-      <w:pPr>
-        <w:pStyle w:val="Heading2"/>
-      </w:pPr>
-      <w:bookmarkStart w:id="44" w:name="初回のwi-fi設定apモードでの設定"/>
-      <w:r>
-        <w:t xml:space="preserve">8.2 初回のWi-Fi設定（APモードでの設定）</w:t>
-      </w:r>
-      <w:bookmarkEnd w:id="44"/>
+        <w:t xml:space="preserve">かりポムに電源ボタンの操作は不要です。USBケーブルをつなぐと自動的に起動します。</w:t>
+      </w:r>
     </w:p>
     <w:p>
       <w:pPr>
@@ -2776,7 +2929,7 @@
         <w:pStyle w:val="Compact"/>
       </w:pPr>
       <w:r>
-        <w:t xml:space="preserve">電源を入れます。保存済みWi-Fiに接続できない場合、かりポムは自動的にAPモードになります。</w:t>
+        <w:t xml:space="preserve">USB Type-Cケーブルをかりポムの端子に接続します。</w:t>
       </w:r>
     </w:p>
     <w:p>
@@ -2788,7 +2941,7 @@
         <w:pStyle w:val="Compact"/>
       </w:pPr>
       <w:r>
-        <w:t xml:space="preserve">スマホのWi-Fi設定画面を開き、かりポムの発する電波（本体画面に表示されます）に接続します。</w:t>
+        <w:t xml:space="preserve">反対側をUSB電源につなぎます。</w:t>
       </w:r>
     </w:p>
     <w:p>
@@ -2800,28 +2953,55 @@
         <w:pStyle w:val="Compact"/>
       </w:pPr>
       <w:r>
-        <w:t xml:space="preserve">ブラウザで設定画面を開き、ご家庭のWi-FiのSSID（ネットワーク名）とパスワードを入力して保存します。</w:t>
-      </w:r>
-    </w:p>
-    <w:p>
-      <w:pPr>
-        <w:numPr>
-          <w:ilvl w:val="0"/>
-          <w:numId w:val="1012"/>
-        </w:numPr>
-        <w:pStyle w:val="Compact"/>
-      </w:pPr>
-      <w:r>
-        <w:t xml:space="preserve">かりポムがご家庭のWi-Fiに接続されます。以降は起動のたびに自動接続されます。</w:t>
+        <w:t xml:space="preserve">画面が点灯し、起動処理（設定の読み込み → Wi-Fi接続 → SDカードの初期化）が順番に実行されます。</w:t>
+      </w:r>
+    </w:p>
+    <w:p>
+      <w:pPr>
+        <w:pStyle w:val="FirstParagraph"/>
+      </w:pPr>
+      <w:r>
+        <w:t xml:space="preserve">【図：起動直後の画面の写真】</w:t>
+      </w:r>
+    </w:p>
+    <w:p>
+      <w:pPr>
+        <w:pStyle w:val="BodyText"/>
+      </w:pPr>
+      <w:r>
+        <w:t xml:space="preserve">起動が完了すると、かりポムは保存済みのWi-Fiに自動接続します。初回でまだWi-Fi設定がない場合の手順は、次の第8章に進んでください。</w:t>
+      </w:r>
+    </w:p>
+    <w:p>
+      <w:r>
+        <w:br w:type="page"/>
+      </w:r>
+    </w:p>
+    <w:p>
+      <w:pPr>
+        <w:pStyle w:val="Heading1"/>
+      </w:pPr>
+      <w:bookmarkStart w:id="44" w:name="第8章-wi-fi設定"/>
+      <w:r>
+        <w:t xml:space="preserve">第8章 Wi-Fi設定</w:t>
+      </w:r>
+      <w:bookmarkEnd w:id="44"/>
+    </w:p>
+    <w:p>
+      <w:pPr>
+        <w:pStyle w:val="FirstParagraph"/>
+      </w:pPr>
+      <w:r>
+        <w:t xml:space="preserve">かりポムの操作は、すべてWi-Fi経由でブラウザから行います。この章では、かりポムをご家庭のWi-Fiにつなぐ手順を説明します。</w:t>
       </w:r>
     </w:p>
     <w:p>
       <w:pPr>
         <w:pStyle w:val="Heading2"/>
       </w:pPr>
-      <w:bookmarkStart w:id="45" w:name="ipアドレスの確認"/>
-      <w:r>
-        <w:t xml:space="preserve">8.3 IPアドレスの確認</w:t>
+      <w:bookmarkStart w:id="45" w:name="接続のしくみ"/>
+      <w:r>
+        <w:t xml:space="preserve">8.1 接続のしくみ</w:t>
       </w:r>
       <w:bookmarkEnd w:id="45"/>
     </w:p>
@@ -2830,16 +3010,25 @@
         <w:pStyle w:val="FirstParagraph"/>
       </w:pPr>
       <w:r>
-        <w:t xml:space="preserve">Wi-Fi接続が完了すると、かりポムに</w:t>
-      </w:r>
-      <w:r>
-        <w:rPr>
-          <w:b/>
-        </w:rPr>
-        <w:t xml:space="preserve">IPアドレス</w:t>
-      </w:r>
-      <w:r>
-        <w:t xml:space="preserve">が割り当てられます。</w:t>
+        <w:t xml:space="preserve">かりポムは、起動すると</w:t>
+      </w:r>
+      <w:r>
+        <w:rPr>
+          <w:b/>
+        </w:rPr>
+        <w:t xml:space="preserve">保存済みのWi-Fiへ自動的に接続</w:t>
+      </w:r>
+      <w:r>
+        <w:t xml:space="preserve">します。接続できなかった場合（初回や、引っ越しなどでWi-Fiが変わった場合）は、</w:t>
+      </w:r>
+      <w:r>
+        <w:rPr>
+          <w:b/>
+        </w:rPr>
+        <w:t xml:space="preserve">自動的にAPモードに切り替わります</w:t>
+      </w:r>
+      <w:r>
+        <w:t xml:space="preserve">。</w:t>
       </w:r>
     </w:p>
     <w:p>
@@ -2850,28 +3039,21 @@
         <w:rPr>
           <w:b/>
         </w:rPr>
-        <w:t xml:space="preserve">IPアドレスとは</w:t>
-      </w:r>
-      <w:r>
-        <w:t xml:space="preserve">：Wi-Fiにつながった機器一台一台に割り振られる「住所」のような番号です（例：</w:t>
-      </w:r>
-      <w:r>
-        <w:rPr>
-          <w:rStyle w:val="VerbatimChar"/>
-        </w:rPr>
-        <w:t xml:space="preserve">192.168.1.50</w:t>
-      </w:r>
-      <w:r>
-        <w:t xml:space="preserve">）。この番号をブラウザに入力すると、かりポムの設定画面が開きます。</w:t>
-      </w:r>
-    </w:p>
-    <w:p>
-      <w:pPr>
-        <w:pStyle w:val="BodyText"/>
-      </w:pPr>
-      <w:r>
-        <w:t xml:space="preserve">IPアドレスは、次の2か所で確認できます。</w:t>
-      </w:r>
+        <w:t xml:space="preserve">APモードとは</w:t>
+      </w:r>
+      <w:r>
+        <w:t xml:space="preserve">：かりポム自身が一時的なWi-Fiの電波の発信元（アクセスポイント）になるモードです。この電波にスマホから直接つなぐことで、ご家庭のWi-Fi情報をかりポムに教えることができます。</w:t>
+      </w:r>
+    </w:p>
+    <w:p>
+      <w:pPr>
+        <w:pStyle w:val="Heading2"/>
+      </w:pPr>
+      <w:bookmarkStart w:id="46" w:name="初回のwi-fi設定apモードでの設定"/>
+      <w:r>
+        <w:t xml:space="preserve">8.2 初回のWi-Fi設定（APモードでの設定）</w:t>
+      </w:r>
+      <w:bookmarkEnd w:id="46"/>
     </w:p>
     <w:p>
       <w:pPr>
@@ -2882,16 +3064,7 @@
         <w:pStyle w:val="Compact"/>
       </w:pPr>
       <w:r>
-        <w:rPr>
-          <w:b/>
-        </w:rPr>
-        <w:t xml:space="preserve">かりポム本体の画面</w:t>
-      </w:r>
-      <w:r>
-        <w:t xml:space="preserve"> </w:t>
-      </w:r>
-      <w:r>
-        <w:t xml:space="preserve">— 起動後に表示されます。</w:t>
+        <w:t xml:space="preserve">電源を入れます。保存済みWi-Fiに接続できない場合、かりポムは自動的にAPモードになります。</w:t>
       </w:r>
     </w:p>
     <w:p>
@@ -2903,82 +3076,81 @@
         <w:pStyle w:val="Compact"/>
       </w:pPr>
       <w:r>
-        <w:rPr>
-          <w:b/>
-        </w:rPr>
-        <w:t xml:space="preserve">WebUI</w:t>
-      </w:r>
-      <w:r>
-        <w:t xml:space="preserve"> </w:t>
-      </w:r>
-      <w:r>
-        <w:t xml:space="preserve">— 一度接続できれば、WebUI上でも確認できます。</w:t>
-      </w:r>
+        <w:t xml:space="preserve">スマホのWi-Fi設定画面を開き、かりポムの発する電波（本体画面に表示されます）に接続します。</w:t>
+      </w:r>
+    </w:p>
+    <w:p>
+      <w:pPr>
+        <w:numPr>
+          <w:ilvl w:val="0"/>
+          <w:numId w:val="1013"/>
+        </w:numPr>
+        <w:pStyle w:val="Compact"/>
+      </w:pPr>
+      <w:r>
+        <w:t xml:space="preserve">ブラウザで設定画面を開き、ご家庭のWi-FiのSSID（ネットワーク名）とパスワードを入力して保存します。</w:t>
+      </w:r>
+    </w:p>
+    <w:p>
+      <w:pPr>
+        <w:numPr>
+          <w:ilvl w:val="0"/>
+          <w:numId w:val="1013"/>
+        </w:numPr>
+        <w:pStyle w:val="Compact"/>
+      </w:pPr>
+      <w:r>
+        <w:t xml:space="preserve">かりポムがご家庭のWi-Fiに接続されます。以降は起動のたびに自動接続されます。</w:t>
+      </w:r>
+    </w:p>
+    <w:p>
+      <w:pPr>
+        <w:pStyle w:val="Heading2"/>
+      </w:pPr>
+      <w:bookmarkStart w:id="47" w:name="ipアドレスの確認"/>
+      <w:r>
+        <w:t xml:space="preserve">8.3 IPアドレスの確認</w:t>
+      </w:r>
+      <w:bookmarkEnd w:id="47"/>
     </w:p>
     <w:p>
       <w:pPr>
         <w:pStyle w:val="FirstParagraph"/>
       </w:pPr>
       <w:r>
-        <w:t xml:space="preserve">💡</w:t>
-      </w:r>
-      <w:r>
-        <w:t xml:space="preserve"> </w:t>
-      </w:r>
-      <w:r>
-        <w:rPr>
-          <w:b/>
-        </w:rPr>
-        <w:t xml:space="preserve">名前でも表示できます</w:t>
-      </w:r>
-      <w:r>
-        <w:t xml:space="preserve">：WebUIで「かりポムの名前」を設定すると（第19章）、本体画面やWebUIの表示がIPアドレスの代わりに名前で表示されるようになります。</w:t>
-      </w:r>
-    </w:p>
-    <w:p>
-      <w:pPr>
-        <w:pStyle w:val="Heading2"/>
-      </w:pPr>
-      <w:bookmarkStart w:id="46" w:name="接続できたかの確認"/>
-      <w:r>
-        <w:t xml:space="preserve">8.4 接続できたかの確認</w:t>
-      </w:r>
-      <w:bookmarkEnd w:id="46"/>
-    </w:p>
-    <w:p>
-      <w:pPr>
-        <w:pStyle w:val="FirstParagraph"/>
-      </w:pPr>
-      <w:r>
-        <w:t xml:space="preserve">スマホまたはパソコンを</w:t>
-      </w:r>
-      <w:r>
-        <w:rPr>
-          <w:b/>
-        </w:rPr>
-        <w:t xml:space="preserve">かりポムと同じWi-Fi</w:t>
-      </w:r>
-      <w:r>
-        <w:t xml:space="preserve">につなぎ、ブラウザ（Safari、Chromeなど）のアドレス欄に、かりポムのIPアドレスを入力します。</w:t>
-      </w:r>
-    </w:p>
-    <w:p>
-      <w:pPr>
-        <w:pStyle w:val="SourceCode"/>
-      </w:pPr>
+        <w:t xml:space="preserve">Wi-Fi接続が完了すると、かりポムに</w:t>
+      </w:r>
+      <w:r>
+        <w:rPr>
+          <w:b/>
+        </w:rPr>
+        <w:t xml:space="preserve">IPアドレス</w:t>
+      </w:r>
+      <w:r>
+        <w:t xml:space="preserve">が割り当てられます。</w:t>
+      </w:r>
+    </w:p>
+    <w:p>
+      <w:pPr>
+        <w:pStyle w:val="BodyText"/>
+      </w:pPr>
+      <w:r>
+        <w:rPr>
+          <w:b/>
+        </w:rPr>
+        <w:t xml:space="preserve">IPアドレスとは</w:t>
+      </w:r>
+      <w:r>
+        <w:t xml:space="preserve">：Wi-Fiにつながった機器一台一台に割り振られる「住所」のような番号です（例：</w:t>
+      </w:r>
       <w:r>
         <w:rPr>
           <w:rStyle w:val="VerbatimChar"/>
         </w:rPr>
-        <w:t xml:space="preserve">例）http://192.168.1.50/</w:t>
-      </w:r>
-    </w:p>
-    <w:p>
-      <w:pPr>
-        <w:pStyle w:val="FirstParagraph"/>
-      </w:pPr>
-      <w:r>
-        <w:t xml:space="preserve">かりポムのWebUI（設定画面）が表示されれば、接続成功です。</w:t>
+        <w:t xml:space="preserve">192.168.1.50</w:t>
+      </w:r>
+      <w:r>
+        <w:t xml:space="preserve">）。この番号をブラウザに入力すると、かりポムの設定画面が開きます。</w:t>
       </w:r>
     </w:p>
     <w:p>
@@ -2986,89 +3158,7 @@
         <w:pStyle w:val="BodyText"/>
       </w:pPr>
       <w:r>
-        <w:t xml:space="preserve">💡</w:t>
-      </w:r>
-      <w:r>
-        <w:t xml:space="preserve"> </w:t>
-      </w:r>
-      <w:r>
-        <w:rPr>
-          <w:b/>
-        </w:rPr>
-        <w:t xml:space="preserve">ヒント</w:t>
-      </w:r>
-      <w:r>
-        <w:t xml:space="preserve">：IPアドレスはルーターの設定によって変わることがあります。頻繁に使う場合は、ルーターの「DHCP固定割り当て」機能でかりポムのIPアドレスを固定しておくと便利です（設定方法はお使いのルーターの説明書をご覧ください）。自宅と外出先など、</w:t>
-      </w:r>
-      <w:r>
-        <w:rPr>
-          <w:b/>
-        </w:rPr>
-        <w:t xml:space="preserve">複数のWi-Fi環境を行き来する場合はIPアドレスが変わりやすい</w:t>
-      </w:r>
-      <w:r>
-        <w:t xml:space="preserve">ので、接続できないときはまずこの点を疑ってください。</w:t>
-      </w:r>
-    </w:p>
-    <w:p>
-      <w:pPr>
-        <w:pStyle w:val="BodyText"/>
-      </w:pPr>
-      <w:r>
-        <w:t xml:space="preserve">💡</w:t>
-      </w:r>
-      <w:r>
-        <w:t xml:space="preserve"> </w:t>
-      </w:r>
-      <w:r>
-        <w:rPr>
-          <w:b/>
-        </w:rPr>
-        <w:t xml:space="preserve">長時間つないだままにする方へ</w:t>
-      </w:r>
-      <w:r>
-        <w:t xml:space="preserve">：かりポムには、長時間稼働で通信が途切れないよう、Wi-Fiの省電力モード（モデムスリープ）を無効化する設定が組み込まれています。特別な操作は不要です。</w:t>
-      </w:r>
-    </w:p>
-    <w:p>
-      <w:r>
-        <w:br w:type="page"/>
-      </w:r>
-    </w:p>
-    <w:p>
-      <w:pPr>
-        <w:pStyle w:val="Heading1"/>
-      </w:pPr>
-      <w:bookmarkStart w:id="47" w:name="第9章-webuiの使い方"/>
-      <w:r>
-        <w:t xml:space="preserve">第9章 WebUIの使い方</w:t>
-      </w:r>
-      <w:bookmarkEnd w:id="47"/>
-    </w:p>
-    <w:p>
-      <w:pPr>
-        <w:pStyle w:val="Heading2"/>
-      </w:pPr>
-      <w:bookmarkStart w:id="48" w:name="webuiとは"/>
-      <w:r>
-        <w:t xml:space="preserve">9.1 WebUIとは</w:t>
-      </w:r>
-      <w:bookmarkEnd w:id="48"/>
-    </w:p>
-    <w:p>
-      <w:pPr>
-        <w:pStyle w:val="FirstParagraph"/>
-      </w:pPr>
-      <w:r>
-        <w:t xml:space="preserve">WebUI（ウェブ・ユーアイ）とは、かりポムの中に入っている「設定用ホームページ」のことです。アプリのインストールは不要で、ブラウザから開くだけで使えます。</w:t>
-      </w:r>
-    </w:p>
-    <w:p>
-      <w:pPr>
-        <w:pStyle w:val="BodyText"/>
-      </w:pPr>
-      <w:r>
-        <w:t xml:space="preserve">WebUIを開く方法は2通りあります。どちらで開いても、表示される内容や操作方法は同じです。</w:t>
+        <w:t xml:space="preserve">IPアドレスは、次の2か所で確認できます。</w:t>
       </w:r>
     </w:p>
     <w:p>
@@ -3083,13 +3173,13 @@
         <w:rPr>
           <w:b/>
         </w:rPr>
-        <w:t xml:space="preserve">ブラウザで直接開く</w:t>
+        <w:t xml:space="preserve">かりポム本体の画面</w:t>
       </w:r>
       <w:r>
         <w:t xml:space="preserve"> </w:t>
       </w:r>
       <w:r>
-        <w:t xml:space="preserve">— スマホ、または（Mac以外も含めた）パソコンのブラウザで、かりポムのIPアドレスを直接開きます。一番手軽な方法です。9.2で説明します。</w:t>
+        <w:t xml:space="preserve">— 起動後に表示されます。</w:t>
       </w:r>
     </w:p>
     <w:p>
@@ -3104,31 +3194,161 @@
         <w:rPr>
           <w:b/>
         </w:rPr>
-        <w:t xml:space="preserve">KariPom Companionで開く（Macの場合）</w:t>
+        <w:t xml:space="preserve">WebUI</w:t>
       </w:r>
       <w:r>
         <w:t xml:space="preserve"> </w:t>
       </w:r>
       <w:r>
-        <w:t xml:space="preserve">— Macをお使いなら、付属アプリ「KariPom Companion」を起動すると、アプリの中にWebUIがそのまま表示されます。WebUI以外のMac連携機能もまとめて使えます。9.3で説明します。</w:t>
+        <w:t xml:space="preserve">— 一度接続できれば、WebUI上でも確認できます。</w:t>
+      </w:r>
+    </w:p>
+    <w:p>
+      <w:pPr>
+        <w:pStyle w:val="FirstParagraph"/>
+      </w:pPr>
+      <w:r>
+        <w:t xml:space="preserve">💡</w:t>
+      </w:r>
+      <w:r>
+        <w:t xml:space="preserve"> </w:t>
+      </w:r>
+      <w:r>
+        <w:rPr>
+          <w:b/>
+        </w:rPr>
+        <w:t xml:space="preserve">名前でも表示できます</w:t>
+      </w:r>
+      <w:r>
+        <w:t xml:space="preserve">：WebUIで「かりポムの名前」を設定すると（第19章）、本体画面やWebUIの表示がIPアドレスの代わりに名前で表示されるようになります。</w:t>
       </w:r>
     </w:p>
     <w:p>
       <w:pPr>
         <w:pStyle w:val="Heading2"/>
       </w:pPr>
-      <w:bookmarkStart w:id="49" w:name="ブラウザで直接開くスマホパソコン"/>
-      <w:r>
-        <w:t xml:space="preserve">9.2 ブラウザで直接開く（スマホ・パソコン）</w:t>
+      <w:bookmarkStart w:id="48" w:name="接続できたかの確認"/>
+      <w:r>
+        <w:t xml:space="preserve">8.4 接続できたかの確認</w:t>
+      </w:r>
+      <w:bookmarkEnd w:id="48"/>
+    </w:p>
+    <w:p>
+      <w:pPr>
+        <w:pStyle w:val="FirstParagraph"/>
+      </w:pPr>
+      <w:r>
+        <w:t xml:space="preserve">スマホまたはパソコンを</w:t>
+      </w:r>
+      <w:r>
+        <w:rPr>
+          <w:b/>
+        </w:rPr>
+        <w:t xml:space="preserve">かりポムと同じWi-Fi</w:t>
+      </w:r>
+      <w:r>
+        <w:t xml:space="preserve">につなぎ、ブラウザ（Safari、Chromeなど）のアドレス欄に、かりポムのIPアドレスを入力します。</w:t>
+      </w:r>
+    </w:p>
+    <w:p>
+      <w:pPr>
+        <w:pStyle w:val="SourceCode"/>
+      </w:pPr>
+      <w:r>
+        <w:rPr>
+          <w:rStyle w:val="VerbatimChar"/>
+        </w:rPr>
+        <w:t xml:space="preserve">例）http://192.168.1.50/</w:t>
+      </w:r>
+    </w:p>
+    <w:p>
+      <w:pPr>
+        <w:pStyle w:val="FirstParagraph"/>
+      </w:pPr>
+      <w:r>
+        <w:t xml:space="preserve">かりポムのWebUI（設定画面）が表示されれば、接続成功です。</w:t>
+      </w:r>
+    </w:p>
+    <w:p>
+      <w:pPr>
+        <w:pStyle w:val="BodyText"/>
+      </w:pPr>
+      <w:r>
+        <w:t xml:space="preserve">💡</w:t>
+      </w:r>
+      <w:r>
+        <w:t xml:space="preserve"> </w:t>
+      </w:r>
+      <w:r>
+        <w:rPr>
+          <w:b/>
+        </w:rPr>
+        <w:t xml:space="preserve">ヒント</w:t>
+      </w:r>
+      <w:r>
+        <w:t xml:space="preserve">：IPアドレスはルーターの設定によって変わることがあります。頻繁に使う場合は、ルーターの「DHCP固定割り当て」機能でかりポムのIPアドレスを固定しておくと便利です（設定方法はお使いのルーターの説明書をご覧ください）。自宅と外出先など、</w:t>
+      </w:r>
+      <w:r>
+        <w:rPr>
+          <w:b/>
+        </w:rPr>
+        <w:t xml:space="preserve">複数のWi-Fi環境を行き来する場合はIPアドレスが変わりやすい</w:t>
+      </w:r>
+      <w:r>
+        <w:t xml:space="preserve">ので、接続できないときはまずこの点を疑ってください。</w:t>
+      </w:r>
+    </w:p>
+    <w:p>
+      <w:pPr>
+        <w:pStyle w:val="BodyText"/>
+      </w:pPr>
+      <w:r>
+        <w:t xml:space="preserve">💡</w:t>
+      </w:r>
+      <w:r>
+        <w:t xml:space="preserve"> </w:t>
+      </w:r>
+      <w:r>
+        <w:rPr>
+          <w:b/>
+        </w:rPr>
+        <w:t xml:space="preserve">長時間つないだままにする方へ</w:t>
+      </w:r>
+      <w:r>
+        <w:t xml:space="preserve">：かりポムには、長時間稼働で通信が途切れないよう、Wi-Fiの省電力モード（モデムスリープ）を無効化する設定が組み込まれています。特別な操作は不要です。</w:t>
+      </w:r>
+    </w:p>
+    <w:p>
+      <w:r>
+        <w:br w:type="page"/>
+      </w:r>
+    </w:p>
+    <w:p>
+      <w:pPr>
+        <w:pStyle w:val="Heading1"/>
+      </w:pPr>
+      <w:bookmarkStart w:id="49" w:name="第9章-webuiの使い方"/>
+      <w:r>
+        <w:t xml:space="preserve">第9章 WebUIの使い方</w:t>
       </w:r>
       <w:bookmarkEnd w:id="49"/>
     </w:p>
     <w:p>
       <w:pPr>
+        <w:pStyle w:val="Heading2"/>
+      </w:pPr>
+      <w:bookmarkStart w:id="50" w:name="webuiとは"/>
+      <w:r>
+        <w:t xml:space="preserve">9.1 WebUIとは</w:t>
+      </w:r>
+      <w:bookmarkEnd w:id="50"/>
+    </w:p>
+    <w:p>
+      <w:pPr>
         <w:pStyle w:val="FirstParagraph"/>
       </w:pPr>
       <w:r>
-        <w:t xml:space="preserve">ブラウザでかりポムのIPアドレスを開くと、トップページ（Home）が表示されます。</w:t>
+        <w:t xml:space="preserve">WebUI（ウェブ・ユーアイ）とは、かりポムの中に入っている「設定用ホームページ」のことです。アプリのインストールは不要で、ブラウザから開くだけで使えます。</w:t>
       </w:r>
     </w:p>
     <w:p>
@@ -3136,31 +3356,7 @@
         <w:pStyle w:val="BodyText"/>
       </w:pPr>
       <w:r>
-        <w:t xml:space="preserve">【図：WebUIトップページ（Home）のスクリーンショット】</w:t>
-      </w:r>
-    </w:p>
-    <w:p>
-      <w:pPr>
-        <w:pStyle w:val="Heading2"/>
-      </w:pPr>
-      <w:bookmarkStart w:id="50" w:name="karipom-companionで開くmacの場合"/>
-      <w:r>
-        <w:t xml:space="preserve">9.3 KariPom Companionで開く（Macの場合）</w:t>
-      </w:r>
-      <w:bookmarkEnd w:id="50"/>
-    </w:p>
-    <w:p>
-      <w:pPr>
-        <w:pStyle w:val="FirstParagraph"/>
-      </w:pPr>
-      <w:r>
-        <w:rPr>
-          <w:b/>
-        </w:rPr>
-        <w:t xml:space="preserve">KariPom Companion（カリポム・コンパニオン）</w:t>
-      </w:r>
-      <w:r>
-        <w:t xml:space="preserve">は、WebUI表示のほか、Mac連携のさまざまな機能を1つにまとめたMacアプリです。次の手順で起動します。</w:t>
+        <w:t xml:space="preserve">WebUIを開く方法は2通りあります。どちらで開いても、表示される内容や操作方法は同じです。</w:t>
       </w:r>
     </w:p>
     <w:p>
@@ -3169,27 +3365,19 @@
           <w:ilvl w:val="0"/>
           <w:numId w:val="1015"/>
         </w:numPr>
-      </w:pPr>
-      <w:r>
-        <w:rPr>
-          <w:b/>
-        </w:rPr>
-        <w:t xml:space="preserve">ターミナル</w:t>
-      </w:r>
-      <w:r>
-        <w:t xml:space="preserve">（Macに標準で入っているアプリ）を開きます。Launchpadで「ターミナル」と検索するか、Spotlight検索（</w:t>
-      </w:r>
-      <w:r>
-        <w:rPr>
-          <w:rStyle w:val="VerbatimChar"/>
-        </w:rPr>
-        <w:t xml:space="preserve">⌘</w:t>
+        <w:pStyle w:val="Compact"/>
+      </w:pPr>
+      <w:r>
+        <w:rPr>
+          <w:b/>
+        </w:rPr>
+        <w:t xml:space="preserve">ブラウザで直接開く</w:t>
       </w:r>
       <w:r>
         <w:t xml:space="preserve"> </w:t>
       </w:r>
       <w:r>
-        <w:t xml:space="preserve">+ スペースキー）で「Terminal」と入力して開きます。</w:t>
+        <w:t xml:space="preserve">— スマホ、またはパソコンのブラウザで、かりポムのIPアドレスを直接開きます。一番手軽な方法です。9.2で説明します。</w:t>
       </w:r>
     </w:p>
     <w:p>
@@ -3198,7 +3386,81 @@
           <w:ilvl w:val="0"/>
           <w:numId w:val="1015"/>
         </w:numPr>
-      </w:pPr>
+        <w:pStyle w:val="Compact"/>
+      </w:pPr>
+      <w:r>
+        <w:rPr>
+          <w:b/>
+        </w:rPr>
+        <w:t xml:space="preserve">KariPom Companionで開く（PCの場合）</w:t>
+      </w:r>
+      <w:r>
+        <w:t xml:space="preserve"> </w:t>
+      </w:r>
+      <w:r>
+        <w:t xml:space="preserve">— Windows・macOS・Linuxのいずれでも、付属アプリ「KariPom Companion」を起動すると、アプリの中にWebUIがそのまま表示されます。WebUI表示だけでなく、音声連携やログ確認までまとめて扱える統合管理ツールです。9.3で説明します。</w:t>
+      </w:r>
+    </w:p>
+    <w:p>
+      <w:pPr>
+        <w:pStyle w:val="Heading2"/>
+      </w:pPr>
+      <w:bookmarkStart w:id="51" w:name="ブラウザで直接開くスマホパソコン"/>
+      <w:r>
+        <w:t xml:space="preserve">9.2 ブラウザで直接開く（スマホ・パソコン）</w:t>
+      </w:r>
+      <w:bookmarkEnd w:id="51"/>
+    </w:p>
+    <w:p>
+      <w:pPr>
+        <w:pStyle w:val="FirstParagraph"/>
+      </w:pPr>
+      <w:r>
+        <w:t xml:space="preserve">ブラウザでかりポムのIPアドレスを開くと、トップページ（Home）が表示されます。</w:t>
+      </w:r>
+    </w:p>
+    <w:p>
+      <w:pPr>
+        <w:pStyle w:val="BodyText"/>
+      </w:pPr>
+      <w:r>
+        <w:t xml:space="preserve">【図：WebUIトップページ（Home）のスクリーンショット】</w:t>
+      </w:r>
+    </w:p>
+    <w:p>
+      <w:pPr>
+        <w:pStyle w:val="Heading2"/>
+      </w:pPr>
+      <w:bookmarkStart w:id="52" w:name="karipom-companionで開くpcの場合"/>
+      <w:r>
+        <w:t xml:space="preserve">9.3 KariPom Companionで開く（PCの場合）</w:t>
+      </w:r>
+      <w:bookmarkEnd w:id="52"/>
+    </w:p>
+    <w:p>
+      <w:pPr>
+        <w:pStyle w:val="FirstParagraph"/>
+      </w:pPr>
+      <w:r>
+        <w:rPr>
+          <w:b/>
+        </w:rPr>
+        <w:t xml:space="preserve">KariPom Companion（カリポム・コンパニオン）</w:t>
+      </w:r>
+      <w:r>
+        <w:t xml:space="preserve">は、単なるWebUI表示ソフトではなく、WebUI表示・音声連携（Talk）・ログ確認（Log／健康診断）・PC単独お試し（KariPom BBX）をまとめて扱える統合管理ツールです。Windows・macOS・Linuxのいずれでも動作します。</w:t>
+      </w:r>
+    </w:p>
+    <w:p>
+      <w:pPr>
+        <w:numPr>
+          <w:ilvl w:val="0"/>
+          <w:numId w:val="1016"/>
+        </w:numPr>
+      </w:pPr>
+      <w:r>
+        <w:t xml:space="preserve">ターミナル（Windowsの場合はコマンドプロンプトやPowerShell）で、</w:t>
+      </w:r>
       <w:r>
         <w:rPr>
           <w:rStyle w:val="VerbatimChar"/>
@@ -3206,10 +3468,7 @@
         <w:t xml:space="preserve">karipom_companion.py</w:t>
       </w:r>
       <w:r>
-        <w:t xml:space="preserve"> </w:t>
-      </w:r>
-      <w:r>
-        <w:t xml:space="preserve">があるフォルダに移動します（フォルダの場所は環境により異なります。例）。</w:t>
+        <w:t xml:space="preserve">があるフォルダから次のコマンドを実行します。</w:t>
       </w:r>
     </w:p>
     <w:p>
@@ -3224,18 +3483,7 @@
         <w:rPr>
           <w:rStyle w:val="VerbatimChar"/>
         </w:rPr>
-        <w:t xml:space="preserve">cd ~/Documents/KariPom/mac-companion</w:t>
-      </w:r>
-    </w:p>
-    <w:p>
-      <w:pPr>
-        <w:numPr>
-          <w:ilvl w:val="0"/>
-          <w:numId w:val="1015"/>
-        </w:numPr>
-      </w:pPr>
-      <w:r>
-        <w:t xml:space="preserve">次のコマンドで起動します。</w:t>
+        <w:t xml:space="preserve">python karipom_companion.py</w:t>
       </w:r>
     </w:p>
     <w:p>
@@ -3244,79 +3492,18 @@
           <w:ilvl w:val="0"/>
           <w:numId w:val="1000"/>
         </w:numPr>
-        <w:pStyle w:val="SourceCode"/>
-      </w:pPr>
+      </w:pPr>
+      <w:r>
+        <w:t xml:space="preserve">💡 Python環境の準備がまだの方や、エラーが出た場合は、本マニュアルと</w:t>
+      </w:r>
       <w:r>
         <w:rPr>
           <w:rStyle w:val="VerbatimChar"/>
         </w:rPr>
-        <w:t xml:space="preserve">python karipom_companion.py</w:t>
-      </w:r>
-    </w:p>
-    <w:p>
-      <w:pPr>
-        <w:numPr>
-          <w:ilvl w:val="0"/>
-          <w:numId w:val="1000"/>
-        </w:numPr>
-      </w:pPr>
-      <w:r>
-        <w:t xml:space="preserve">💡 Python環境の準備がまだの方は、本マニュアルと</w:t>
-      </w:r>
-      <w:r>
-        <w:rPr>
-          <w:rStyle w:val="VerbatimChar"/>
-        </w:rPr>
         <w:t xml:space="preserve">karipom_companion.py</w:t>
       </w:r>
       <w:r>
-        <w:t xml:space="preserve">をChatGPTなどのAIに読み込ませ、指示にしたがって進めてください。</w:t>
-      </w:r>
-    </w:p>
-    <w:p>
-      <w:pPr>
-        <w:numPr>
-          <w:ilvl w:val="0"/>
-          <w:numId w:val="1015"/>
-        </w:numPr>
-      </w:pPr>
-      <w:r>
-        <w:t xml:space="preserve">アプリが開いたら、上部の「設定」欄にかりポムのIPアドレスを入力し、「💾 保存」を押します（IPアドレスの確認方法は第8章参照）。</w:t>
-      </w:r>
-    </w:p>
-    <w:p>
-      <w:pPr>
-        <w:numPr>
-          <w:ilvl w:val="0"/>
-          <w:numId w:val="1015"/>
-        </w:numPr>
-      </w:pPr>
-      <w:r>
-        <w:t xml:space="preserve">保存すると、最初のタブ「🌐 KariPom Lab」にWebUIのトップページが自動的に表示されます。</w:t>
-      </w:r>
-    </w:p>
-    <w:p>
-      <w:pPr>
-        <w:pStyle w:val="FirstParagraph"/>
-      </w:pPr>
-      <w:r>
-        <w:t xml:space="preserve">【図：KariPom Companion起動直後の画面（KariPom Labタブ）】</w:t>
-      </w:r>
-    </w:p>
-    <w:p>
-      <w:pPr>
-        <w:pStyle w:val="BodyText"/>
-      </w:pPr>
-      <w:r>
-        <w:t xml:space="preserve">💡 タブの中にWebUIが表示されない場合は、PyQtWebEngineという部品が未導入の可能性があります。その場合も、タブ右上の「外部ブラウザで開く」ボタンから、いつも通りブラウザでWebUIを開けます。</w:t>
-      </w:r>
-    </w:p>
-    <w:p>
-      <w:pPr>
-        <w:pStyle w:val="BodyText"/>
-      </w:pPr>
-      <w:r>
-        <w:t xml:space="preserve">KariPom Companionには、WebUI表示（KariPom Lab）のほかに、次の3つのタブがあります。</w:t>
+        <w:t xml:space="preserve">をChatGPTなどのAIに読み込ませ、お使いのPC環境に合わせて案内してもらいながら進めてください。</w:t>
       </w:r>
     </w:p>
     <w:p>
@@ -3325,19 +3512,9 @@
           <w:ilvl w:val="0"/>
           <w:numId w:val="1016"/>
         </w:numPr>
-        <w:pStyle w:val="Compact"/>
-      </w:pPr>
-      <w:r>
-        <w:rPr>
-          <w:b/>
-        </w:rPr>
-        <w:t xml:space="preserve">💬 Talk</w:t>
-      </w:r>
-      <w:r>
-        <w:t xml:space="preserve"> </w:t>
-      </w:r>
-      <w:r>
-        <w:t xml:space="preserve">— Macで再生している音声を解析し、UDP経由でかりポムにリアルタイムで口パクさせます（いわゆるUDP口パクモード）。</w:t>
+      </w:pPr>
+      <w:r>
+        <w:t xml:space="preserve">アプリが開いたら、上部の「設定」欄にかりポムのIPアドレスを入力し、「💾 保存」を押します（IPアドレスの確認方法は第8章参照）。</w:t>
       </w:r>
     </w:p>
     <w:p>
@@ -3346,26 +3523,40 @@
           <w:ilvl w:val="0"/>
           <w:numId w:val="1016"/>
         </w:numPr>
-        <w:pStyle w:val="Compact"/>
-      </w:pPr>
-      <w:r>
-        <w:rPr>
-          <w:b/>
-        </w:rPr>
-        <w:t xml:space="preserve">🚽 Log／健康診断</w:t>
-      </w:r>
-      <w:r>
-        <w:t xml:space="preserve"> </w:t>
-      </w:r>
-      <w:r>
-        <w:t xml:space="preserve">— かりポムの動作ログをMacに取り込んで解析し、不具合の兆候をまとめて確認できます。</w:t>
+      </w:pPr>
+      <w:r>
+        <w:t xml:space="preserve">保存すると、最初のタブ「🌐 KariPom Lab」にWebUIのトップページが自動的に表示されます。</w:t>
+      </w:r>
+    </w:p>
+    <w:p>
+      <w:pPr>
+        <w:pStyle w:val="FirstParagraph"/>
+      </w:pPr>
+      <w:r>
+        <w:t xml:space="preserve">【図：KariPom Companion起動直後の画面（KariPom Labタブ）】</w:t>
+      </w:r>
+    </w:p>
+    <w:p>
+      <w:pPr>
+        <w:pStyle w:val="BodyText"/>
+      </w:pPr>
+      <w:r>
+        <w:t xml:space="preserve">💡 タブの中にWebUIが表示されない場合は、PyQtWebEngineという部品が未導入の可能性があります。その場合も、タブ右上の「外部ブラウザで開く」ボタンから、いつも通りブラウザでWebUIを開けます。</w:t>
+      </w:r>
+    </w:p>
+    <w:p>
+      <w:pPr>
+        <w:pStyle w:val="BodyText"/>
+      </w:pPr>
+      <w:r>
+        <w:t xml:space="preserve">KariPom Companionには、WebUI表示（KariPom Lab）のほかに、次の3つのタブがあります。</w:t>
       </w:r>
     </w:p>
     <w:p>
       <w:pPr>
         <w:numPr>
           <w:ilvl w:val="0"/>
-          <w:numId w:val="1016"/>
+          <w:numId w:val="1017"/>
         </w:numPr>
         <w:pStyle w:val="Compact"/>
       </w:pPr>
@@ -3373,13 +3564,55 @@
         <w:rPr>
           <w:b/>
         </w:rPr>
+        <w:t xml:space="preserve">💬 Talk</w:t>
+      </w:r>
+      <w:r>
+        <w:t xml:space="preserve"> </w:t>
+      </w:r>
+      <w:r>
+        <w:t xml:space="preserve">— PCで再生している音声を解析し、UDP経由でかりポムにリアルタイムで口パクさせます。</w:t>
+      </w:r>
+    </w:p>
+    <w:p>
+      <w:pPr>
+        <w:numPr>
+          <w:ilvl w:val="0"/>
+          <w:numId w:val="1017"/>
+        </w:numPr>
+        <w:pStyle w:val="Compact"/>
+      </w:pPr>
+      <w:r>
+        <w:rPr>
+          <w:b/>
+        </w:rPr>
+        <w:t xml:space="preserve">🚽 Log／健康診断</w:t>
+      </w:r>
+      <w:r>
+        <w:t xml:space="preserve"> </w:t>
+      </w:r>
+      <w:r>
+        <w:t xml:space="preserve">— かりポムの動作ログをPCに取り込んで解析し、不具合の兆候をまとめて確認できます。</w:t>
+      </w:r>
+    </w:p>
+    <w:p>
+      <w:pPr>
+        <w:numPr>
+          <w:ilvl w:val="0"/>
+          <w:numId w:val="1017"/>
+        </w:numPr>
+        <w:pStyle w:val="Compact"/>
+      </w:pPr>
+      <w:r>
+        <w:rPr>
+          <w:b/>
+        </w:rPr>
         <w:t xml:space="preserve">🐰 KariPom BBX</w:t>
       </w:r>
       <w:r>
         <w:t xml:space="preserve"> </w:t>
       </w:r>
       <w:r>
-        <w:t xml:space="preserve">— かりポム本体（CoreS3）が手元になくても、Mac画面の中だけで顔の表示と口パクの動作を試せるお試し・モニター用タブです。</w:t>
+        <w:t xml:space="preserve">— かりポム本体（CoreS3）が手元になくても、PC画面の中だけで顔の表示と口パクの動作を試せるお試し・モニター用タブです。</w:t>
       </w:r>
     </w:p>
     <w:p>
@@ -3394,11 +3627,11 @@
       <w:pPr>
         <w:pStyle w:val="Heading2"/>
       </w:pPr>
-      <w:bookmarkStart w:id="51" w:name="ページ一覧"/>
+      <w:bookmarkStart w:id="53" w:name="ページ一覧"/>
       <w:r>
         <w:t xml:space="preserve">9.4 ページ一覧</w:t>
       </w:r>
-      <w:bookmarkEnd w:id="51"/>
+      <w:bookmarkEnd w:id="53"/>
     </w:p>
     <w:p>
       <w:pPr>
@@ -3914,240 +4147,11 @@
       <w:pPr>
         <w:pStyle w:val="Heading2"/>
       </w:pPr>
-      <w:bookmarkStart w:id="52" w:name="基本の操作の流れ"/>
+      <w:bookmarkStart w:id="54" w:name="基本の操作の流れ"/>
       <w:r>
         <w:t xml:space="preserve">9.5 基本の操作の流れ</w:t>
       </w:r>
-      <w:bookmarkEnd w:id="52"/>
-    </w:p>
-    <w:p>
-      <w:pPr>
-        <w:numPr>
-          <w:ilvl w:val="0"/>
-          <w:numId w:val="1017"/>
-        </w:numPr>
-        <w:pStyle w:val="Compact"/>
-      </w:pPr>
-      <w:r>
-        <w:t xml:space="preserve">ブラウザ、またはKariPom Companionでかりポムのトップページ（Home）を開く</w:t>
-      </w:r>
-    </w:p>
-    <w:p>
-      <w:pPr>
-        <w:numPr>
-          <w:ilvl w:val="0"/>
-          <w:numId w:val="1017"/>
-        </w:numPr>
-        <w:pStyle w:val="Compact"/>
-      </w:pPr>
-      <w:r>
-        <w:t xml:space="preserve">ナビゲーションから使いたい機能のページに移動する（またはHome画面内の詳細設定欄を開く）</w:t>
-      </w:r>
-    </w:p>
-    <w:p>
-      <w:pPr>
-        <w:numPr>
-          <w:ilvl w:val="0"/>
-          <w:numId w:val="1017"/>
-        </w:numPr>
-        <w:pStyle w:val="Compact"/>
-      </w:pPr>
-      <w:r>
-        <w:t xml:space="preserve">ボタンを押す／数値を変える</w:t>
-      </w:r>
-    </w:p>
-    <w:p>
-      <w:pPr>
-        <w:numPr>
-          <w:ilvl w:val="0"/>
-          <w:numId w:val="1017"/>
-        </w:numPr>
-        <w:pStyle w:val="Compact"/>
-      </w:pPr>
-      <w:r>
-        <w:t xml:space="preserve">設定は保存するとすぐに反映されます（再起動が必要な項目には、本文中にその旨を記載しています）</w:t>
-      </w:r>
-    </w:p>
-    <w:p>
-      <w:pPr>
-        <w:pStyle w:val="FirstParagraph"/>
-      </w:pPr>
-      <w:r>
-        <w:t xml:space="preserve">💡</w:t>
-      </w:r>
-      <w:r>
-        <w:t xml:space="preserve"> </w:t>
-      </w:r>
-      <w:r>
-        <w:rPr>
-          <w:b/>
-        </w:rPr>
-        <w:t xml:space="preserve">設定はどこに保存されるの？</w:t>
-      </w:r>
-      <w:r>
-        <w:t xml:space="preserve">：かりポムは、設定値を本体内の</w:t>
-      </w:r>
-      <w:r>
-        <w:rPr>
-          <w:b/>
-        </w:rPr>
-        <w:t xml:space="preserve">NVS</w:t>
-      </w:r>
-      <w:r>
-        <w:t xml:space="preserve">（エヌブイエス：電源を切っても消えない保存領域）に記憶します。SDカードとは別の場所なので、SDカードを抜いても設定は消えません。</w:t>
-      </w:r>
-    </w:p>
-    <w:p>
-      <w:r>
-        <w:br w:type="page"/>
-      </w:r>
-    </w:p>
-    <w:p>
-      <w:pPr>
-        <w:pStyle w:val="Heading1"/>
-      </w:pPr>
-      <w:bookmarkStart w:id="53" w:name="第10章-表情変更"/>
-      <w:r>
-        <w:t xml:space="preserve">第10章 表情変更</w:t>
-      </w:r>
-      <w:bookmarkEnd w:id="53"/>
-    </w:p>
-    <w:p>
-      <w:pPr>
-        <w:pStyle w:val="Heading2"/>
-      </w:pPr>
-      <w:bookmarkStart w:id="54" w:name="face-gallery表情ギャラリー"/>
-      <w:r>
-        <w:t xml:space="preserve">10.1 Face Gallery（表情ギャラリー）</w:t>
-      </w:r>
       <w:bookmarkEnd w:id="54"/>
-    </w:p>
-    <w:p>
-      <w:pPr>
-        <w:pStyle w:val="FirstParagraph"/>
-      </w:pPr>
-      <w:r>
-        <w:t xml:space="preserve">かりポムの画面には「顔」が表示され、表情を切り替えることができます。</w:t>
-      </w:r>
-    </w:p>
-    <w:p>
-      <w:pPr>
-        <w:pStyle w:val="BodyText"/>
-      </w:pPr>
-      <w:r>
-        <w:t xml:space="preserve">表情の切り替えは、WebUIの</w:t>
-      </w:r>
-      <w:r>
-        <w:rPr>
-          <w:b/>
-        </w:rPr>
-        <w:t xml:space="preserve">Face Gallery</w:t>
-      </w:r>
-      <w:r>
-        <w:t xml:space="preserve">ページで行います。搭載されている表情が一覧で表示され、選ぶだけでかりポムの顔が切り替わります。</w:t>
-      </w:r>
-    </w:p>
-    <w:p>
-      <w:pPr>
-        <w:pStyle w:val="BodyText"/>
-      </w:pPr>
-      <w:r>
-        <w:t xml:space="preserve">【図：Face Galleryページのスクリーンショット】</w:t>
-      </w:r>
-    </w:p>
-    <w:p>
-      <w:pPr>
-        <w:pStyle w:val="BodyText"/>
-      </w:pPr>
-      <w:r>
-        <w:t xml:space="preserve">【図：表情一覧（各表情の画面写真を並べたもの）】</w:t>
-      </w:r>
-    </w:p>
-    <w:p>
-      <w:pPr>
-        <w:pStyle w:val="Heading2"/>
-      </w:pPr>
-      <w:bookmarkStart w:id="55" w:name="口パクと表情の関係"/>
-      <w:r>
-        <w:t xml:space="preserve">10.2 口パクと表情の関係</w:t>
-      </w:r>
-      <w:bookmarkEnd w:id="55"/>
-    </w:p>
-    <w:p>
-      <w:pPr>
-        <w:pStyle w:val="FirstParagraph"/>
-      </w:pPr>
-      <w:r>
-        <w:t xml:space="preserve">音声の再生中や、Karipom Earで音に反応しているときは、表示中の表情のまま口の開閉が音に合わせて変化します。Visualizer（第13章）やLighting（第14章）の演出中も、顔は常に一番手前に表示されるため、表情が演出で隠れることはありません。</w:t>
-      </w:r>
-    </w:p>
-    <w:p>
-      <w:pPr>
-        <w:pStyle w:val="BodyText"/>
-      </w:pPr>
-      <w:r>
-        <w:t xml:space="preserve">💡 表情は今後のファームウェア更新で追加されることがあります。最新の表情はFace Galleryページでご確認ください。</w:t>
-      </w:r>
-    </w:p>
-    <w:p>
-      <w:r>
-        <w:br w:type="page"/>
-      </w:r>
-    </w:p>
-    <w:p>
-      <w:pPr>
-        <w:pStyle w:val="Heading1"/>
-      </w:pPr>
-      <w:bookmarkStart w:id="56" w:name="第11章-独り言機能mutter"/>
-      <w:r>
-        <w:t xml:space="preserve">第11章 独り言機能（Mutter）</w:t>
-      </w:r>
-      <w:bookmarkEnd w:id="56"/>
-    </w:p>
-    <w:p>
-      <w:pPr>
-        <w:pStyle w:val="Heading2"/>
-      </w:pPr>
-      <w:bookmarkStart w:id="57" w:name="独り言機能とは"/>
-      <w:r>
-        <w:t xml:space="preserve">11.1 独り言機能とは</w:t>
-      </w:r>
-      <w:bookmarkEnd w:id="57"/>
-    </w:p>
-    <w:p>
-      <w:pPr>
-        <w:pStyle w:val="FirstParagraph"/>
-      </w:pPr>
-      <w:r>
-        <w:t xml:space="preserve">かりポムは、SDカードに保存された音声ファイル（WAV形式）を「自分の独り言」として再生できます。この機能を</w:t>
-      </w:r>
-      <w:r>
-        <w:rPr>
-          <w:b/>
-        </w:rPr>
-        <w:t xml:space="preserve">Mutter（マター：英語で「つぶやく」の意味）</w:t>
-      </w:r>
-      <w:r>
-        <w:t xml:space="preserve">と呼びます。</w:t>
-      </w:r>
-    </w:p>
-    <w:p>
-      <w:pPr>
-        <w:pStyle w:val="BodyText"/>
-      </w:pPr>
-      <w:r>
-        <w:t xml:space="preserve">再生中は音声に合わせて口が動き、本当にしゃべっているように見えます。</w:t>
-      </w:r>
-    </w:p>
-    <w:p>
-      <w:pPr>
-        <w:pStyle w:val="Heading2"/>
-      </w:pPr>
-      <w:bookmarkStart w:id="58" w:name="独り言が再生される3つのきっかけ"/>
-      <w:r>
-        <w:t xml:space="preserve">11.2 独り言が再生される3つのきっかけ</w:t>
-      </w:r>
-      <w:bookmarkEnd w:id="58"/>
     </w:p>
     <w:p>
       <w:pPr>
@@ -4158,25 +4162,7 @@
         <w:pStyle w:val="Compact"/>
       </w:pPr>
       <w:r>
-        <w:rPr>
-          <w:b/>
-        </w:rPr>
-        <w:t xml:space="preserve">自動再生</w:t>
-      </w:r>
-      <w:r>
-        <w:t xml:space="preserve"> </w:t>
-      </w:r>
-      <w:r>
-        <w:t xml:space="preserve">— かりポムは、</w:t>
-      </w:r>
-      <w:r>
-        <w:rPr>
-          <w:b/>
-        </w:rPr>
-        <w:t xml:space="preserve">ランダムなタイミングで自動的に独り言をつぶやきます</w:t>
-      </w:r>
-      <w:r>
-        <w:t xml:space="preserve">。電源を入れて置いておくだけで楽しめます。</w:t>
+        <w:t xml:space="preserve">ブラウザ、またはKariPom Companionでかりポムのトップページ（Home）を開く</w:t>
       </w:r>
     </w:p>
     <w:p>
@@ -4188,16 +4174,7 @@
         <w:pStyle w:val="Compact"/>
       </w:pPr>
       <w:r>
-        <w:rPr>
-          <w:b/>
-        </w:rPr>
-        <w:t xml:space="preserve">ジョイスティックを押し込む</w:t>
-      </w:r>
-      <w:r>
-        <w:t xml:space="preserve"> </w:t>
-      </w:r>
-      <w:r>
-        <w:t xml:space="preserve">— 登録されている独り言の中からランダムに1つ再生されます。</w:t>
+        <w:t xml:space="preserve">ナビゲーションから使いたい機能のページに移動する（またはHome画面内の詳細設定欄を開く）</w:t>
       </w:r>
     </w:p>
     <w:p>
@@ -4209,25 +4186,164 @@
         <w:pStyle w:val="Compact"/>
       </w:pPr>
       <w:r>
-        <w:rPr>
-          <w:b/>
-        </w:rPr>
-        <w:t xml:space="preserve">WebUIから再生する</w:t>
+        <w:t xml:space="preserve">ボタンを押す／数値を変える</w:t>
+      </w:r>
+    </w:p>
+    <w:p>
+      <w:pPr>
+        <w:numPr>
+          <w:ilvl w:val="0"/>
+          <w:numId w:val="1018"/>
+        </w:numPr>
+        <w:pStyle w:val="Compact"/>
+      </w:pPr>
+      <w:r>
+        <w:t xml:space="preserve">設定は保存するとすぐに反映されます（再起動が必要な項目には、本文中にその旨を記載しています）</w:t>
+      </w:r>
+    </w:p>
+    <w:p>
+      <w:pPr>
+        <w:pStyle w:val="FirstParagraph"/>
+      </w:pPr>
+      <w:r>
+        <w:t xml:space="preserve">💡</w:t>
       </w:r>
       <w:r>
         <w:t xml:space="preserve"> </w:t>
       </w:r>
       <w:r>
-        <w:t xml:space="preserve">— Mutter管理ページでファイルを選んで「Speak（しゃべらせる）」を押すと、その音声で独り言を再生します。</w:t>
-      </w:r>
+        <w:rPr>
+          <w:b/>
+        </w:rPr>
+        <w:t xml:space="preserve">設定はどこに保存されるの？</w:t>
+      </w:r>
+      <w:r>
+        <w:t xml:space="preserve">：かりポムは、設定値を本体内の</w:t>
+      </w:r>
+      <w:r>
+        <w:rPr>
+          <w:b/>
+        </w:rPr>
+        <w:t xml:space="preserve">NVS</w:t>
+      </w:r>
+      <w:r>
+        <w:t xml:space="preserve">（エヌブイエス：電源を切っても消えない保存領域）に記憶します。SDカードとは別の場所なので、SDカードを抜いても設定は消えません。</w:t>
+      </w:r>
+    </w:p>
+    <w:p>
+      <w:r>
+        <w:br w:type="page"/>
+      </w:r>
+    </w:p>
+    <w:p>
+      <w:pPr>
+        <w:pStyle w:val="Heading1"/>
+      </w:pPr>
+      <w:bookmarkStart w:id="55" w:name="第10章-表情変更"/>
+      <w:r>
+        <w:t xml:space="preserve">第10章 表情変更</w:t>
+      </w:r>
+      <w:bookmarkEnd w:id="55"/>
     </w:p>
     <w:p>
       <w:pPr>
         <w:pStyle w:val="Heading2"/>
       </w:pPr>
-      <w:bookmarkStart w:id="59" w:name="独り言用の音声ファイルを追加する"/>
-      <w:r>
-        <w:t xml:space="preserve">11.3 独り言用の音声ファイルを追加する</w:t>
+      <w:bookmarkStart w:id="56" w:name="face-gallery表情ギャラリー"/>
+      <w:r>
+        <w:t xml:space="preserve">10.1 Face Gallery（表情ギャラリー）</w:t>
+      </w:r>
+      <w:bookmarkEnd w:id="56"/>
+    </w:p>
+    <w:p>
+      <w:pPr>
+        <w:pStyle w:val="FirstParagraph"/>
+      </w:pPr>
+      <w:r>
+        <w:t xml:space="preserve">かりポムの画面には「顔」が表示され、表情を切り替えることができます。</w:t>
+      </w:r>
+    </w:p>
+    <w:p>
+      <w:pPr>
+        <w:pStyle w:val="BodyText"/>
+      </w:pPr>
+      <w:r>
+        <w:t xml:space="preserve">表情の切り替えは、WebUIの</w:t>
+      </w:r>
+      <w:r>
+        <w:rPr>
+          <w:b/>
+        </w:rPr>
+        <w:t xml:space="preserve">Face Gallery</w:t>
+      </w:r>
+      <w:r>
+        <w:t xml:space="preserve">ページで行います。搭載されている表情が一覧で表示され、選ぶだけでかりポムの顔が切り替わります。</w:t>
+      </w:r>
+    </w:p>
+    <w:p>
+      <w:pPr>
+        <w:pStyle w:val="BodyText"/>
+      </w:pPr>
+      <w:r>
+        <w:t xml:space="preserve">【図：Face Galleryページのスクリーンショット】</w:t>
+      </w:r>
+    </w:p>
+    <w:p>
+      <w:pPr>
+        <w:pStyle w:val="BodyText"/>
+      </w:pPr>
+      <w:r>
+        <w:t xml:space="preserve">【図：表情一覧（各表情の画面写真を並べたもの）】</w:t>
+      </w:r>
+    </w:p>
+    <w:p>
+      <w:pPr>
+        <w:pStyle w:val="Heading2"/>
+      </w:pPr>
+      <w:bookmarkStart w:id="57" w:name="口パクと表情の関係"/>
+      <w:r>
+        <w:t xml:space="preserve">10.2 口パクと表情の関係</w:t>
+      </w:r>
+      <w:bookmarkEnd w:id="57"/>
+    </w:p>
+    <w:p>
+      <w:pPr>
+        <w:pStyle w:val="FirstParagraph"/>
+      </w:pPr>
+      <w:r>
+        <w:t xml:space="preserve">音声の再生中や、Karipom Earで音に反応しているときは、表示中の表情のまま口の開閉が音に合わせて変化します。Visualizer（第13章）やLighting（第14章）の演出中も、顔は常に一番手前に表示されるため、表情が演出で隠れることはありません。</w:t>
+      </w:r>
+    </w:p>
+    <w:p>
+      <w:pPr>
+        <w:pStyle w:val="BodyText"/>
+      </w:pPr>
+      <w:r>
+        <w:t xml:space="preserve">💡 表情は今後のファームウェア更新で追加されることがあります。最新の表情はFace Galleryページでご確認ください。</w:t>
+      </w:r>
+    </w:p>
+    <w:p>
+      <w:r>
+        <w:br w:type="page"/>
+      </w:r>
+    </w:p>
+    <w:p>
+      <w:pPr>
+        <w:pStyle w:val="Heading1"/>
+      </w:pPr>
+      <w:bookmarkStart w:id="58" w:name="第11章-独り言機能mutter"/>
+      <w:r>
+        <w:t xml:space="preserve">第11章 独り言機能（Mutter）</w:t>
+      </w:r>
+      <w:bookmarkEnd w:id="58"/>
+    </w:p>
+    <w:p>
+      <w:pPr>
+        <w:pStyle w:val="Heading2"/>
+      </w:pPr>
+      <w:bookmarkStart w:id="59" w:name="独り言機能とは"/>
+      <w:r>
+        <w:t xml:space="preserve">11.1 独り言機能とは</w:t>
       </w:r>
       <w:bookmarkEnd w:id="59"/>
     </w:p>
@@ -4236,22 +4352,16 @@
         <w:pStyle w:val="FirstParagraph"/>
       </w:pPr>
       <w:r>
-        <w:t xml:space="preserve">独り言の音声は、SDカードの</w:t>
-      </w:r>
-      <w:r>
-        <w:t xml:space="preserve"> </w:t>
-      </w:r>
-      <w:r>
-        <w:rPr>
-          <w:rStyle w:val="VerbatimChar"/>
-        </w:rPr>
-        <w:t xml:space="preserve">/sounds/mutter/</w:t>
-      </w:r>
-      <w:r>
-        <w:t xml:space="preserve"> </w:t>
-      </w:r>
-      <w:r>
-        <w:t xml:space="preserve">フォルダに入れます。追加の方法は2つあります。</w:t>
+        <w:t xml:space="preserve">かりポムは、SDカードに保存された音声ファイル（WAV形式）を「自分の独り言」として再生できます。この機能を</w:t>
+      </w:r>
+      <w:r>
+        <w:rPr>
+          <w:b/>
+        </w:rPr>
+        <w:t xml:space="preserve">Mutter（マター：英語で「つぶやく」の意味）</w:t>
+      </w:r>
+      <w:r>
+        <w:t xml:space="preserve">と呼びます。</w:t>
       </w:r>
     </w:p>
     <w:p>
@@ -4259,11 +4369,18 @@
         <w:pStyle w:val="BodyText"/>
       </w:pPr>
       <w:r>
-        <w:rPr>
-          <w:b/>
-        </w:rPr>
-        <w:t xml:space="preserve">方法1：WebUIからアップロード（おすすめ）</w:t>
-      </w:r>
+        <w:t xml:space="preserve">再生中は音声に合わせて口が動き、本当にしゃべっているように見えます。</w:t>
+      </w:r>
+    </w:p>
+    <w:p>
+      <w:pPr>
+        <w:pStyle w:val="Heading2"/>
+      </w:pPr>
+      <w:bookmarkStart w:id="60" w:name="独り言が再生される3つのきっかけ"/>
+      <w:r>
+        <w:t xml:space="preserve">11.2 独り言が再生される3つのきっかけ</w:t>
+      </w:r>
+      <w:bookmarkEnd w:id="60"/>
     </w:p>
     <w:p>
       <w:pPr>
@@ -4274,7 +4391,25 @@
         <w:pStyle w:val="Compact"/>
       </w:pPr>
       <w:r>
-        <w:t xml:space="preserve">WebUIのMutter管理ページを開きます。</w:t>
+        <w:rPr>
+          <w:b/>
+        </w:rPr>
+        <w:t xml:space="preserve">自動再生</w:t>
+      </w:r>
+      <w:r>
+        <w:t xml:space="preserve"> </w:t>
+      </w:r>
+      <w:r>
+        <w:t xml:space="preserve">— かりポムは、</w:t>
+      </w:r>
+      <w:r>
+        <w:rPr>
+          <w:b/>
+        </w:rPr>
+        <w:t xml:space="preserve">ランダムなタイミングで自動的に独り言をつぶやきます</w:t>
+      </w:r>
+      <w:r>
+        <w:t xml:space="preserve">。電源を入れて置いておくだけで楽しめます。</w:t>
       </w:r>
     </w:p>
     <w:p>
@@ -4286,7 +4421,16 @@
         <w:pStyle w:val="Compact"/>
       </w:pPr>
       <w:r>
-        <w:t xml:space="preserve">「アップロード（Upload）」で、パソコンやスマホの中のWAVファイルを選びます。</w:t>
+        <w:rPr>
+          <w:b/>
+        </w:rPr>
+        <w:t xml:space="preserve">ジョイスティックを押し込む</w:t>
+      </w:r>
+      <w:r>
+        <w:t xml:space="preserve"> </w:t>
+      </w:r>
+      <w:r>
+        <w:t xml:space="preserve">— 登録されている独り言の中からランダムに1つ再生されます。</w:t>
       </w:r>
     </w:p>
     <w:p>
@@ -4298,18 +4442,60 @@
         <w:pStyle w:val="Compact"/>
       </w:pPr>
       <w:r>
-        <w:t xml:space="preserve">アップロードが完了すると、一覧に表示され、すぐに使えるようになります。</w:t>
-      </w:r>
+        <w:rPr>
+          <w:b/>
+        </w:rPr>
+        <w:t xml:space="preserve">WebUIから再生する</w:t>
+      </w:r>
+      <w:r>
+        <w:t xml:space="preserve"> </w:t>
+      </w:r>
+      <w:r>
+        <w:t xml:space="preserve">— Mutter管理ページでファイルを選んで「Speak（しゃべらせる）」を押すと、その音声で独り言を再生します。</w:t>
+      </w:r>
+    </w:p>
+    <w:p>
+      <w:pPr>
+        <w:pStyle w:val="Heading2"/>
+      </w:pPr>
+      <w:bookmarkStart w:id="61" w:name="独り言用の音声ファイルを追加する"/>
+      <w:r>
+        <w:t xml:space="preserve">11.3 独り言用の音声ファイルを追加する</w:t>
+      </w:r>
+      <w:bookmarkEnd w:id="61"/>
     </w:p>
     <w:p>
       <w:pPr>
         <w:pStyle w:val="FirstParagraph"/>
       </w:pPr>
       <w:r>
-        <w:rPr>
-          <w:b/>
-        </w:rPr>
-        <w:t xml:space="preserve">方法2：SDカードをパソコンに挿して直接コピー</w:t>
+        <w:t xml:space="preserve">独り言の音声は、SDカードの</w:t>
+      </w:r>
+      <w:r>
+        <w:t xml:space="preserve"> </w:t>
+      </w:r>
+      <w:r>
+        <w:rPr>
+          <w:rStyle w:val="VerbatimChar"/>
+        </w:rPr>
+        <w:t xml:space="preserve">/sounds/mutter/</w:t>
+      </w:r>
+      <w:r>
+        <w:t xml:space="preserve"> </w:t>
+      </w:r>
+      <w:r>
+        <w:t xml:space="preserve">フォルダに入れます。追加の方法は2つあります。</w:t>
+      </w:r>
+    </w:p>
+    <w:p>
+      <w:pPr>
+        <w:pStyle w:val="BodyText"/>
+      </w:pPr>
+      <w:r>
+        <w:rPr>
+          <w:b/>
+        </w:rPr>
+        <w:t xml:space="preserve">方法1：WebUIからアップロード（おすすめ）</w:t>
       </w:r>
     </w:p>
     <w:p>
@@ -4321,7 +4507,7 @@
         <w:pStyle w:val="Compact"/>
       </w:pPr>
       <w:r>
-        <w:t xml:space="preserve">かりポムの電源を切り、SDカードを取り出します。</w:t>
+        <w:t xml:space="preserve">WebUIのMutter管理ページを開きます。</w:t>
       </w:r>
     </w:p>
     <w:p>
@@ -4333,34 +4519,7 @@
         <w:pStyle w:val="Compact"/>
       </w:pPr>
       <w:r>
-        <w:t xml:space="preserve">パソコンでSDカードを開き、</w:t>
-      </w:r>
-      <w:r>
-        <w:rPr>
-          <w:rStyle w:val="VerbatimChar"/>
-        </w:rPr>
-        <w:t xml:space="preserve">sounds</w:t>
-      </w:r>
-      <w:r>
-        <w:t xml:space="preserve"> </w:t>
-      </w:r>
-      <w:r>
-        <w:t xml:space="preserve">フォルダの中の</w:t>
-      </w:r>
-      <w:r>
-        <w:t xml:space="preserve"> </w:t>
-      </w:r>
-      <w:r>
-        <w:rPr>
-          <w:rStyle w:val="VerbatimChar"/>
-        </w:rPr>
-        <w:t xml:space="preserve">mutter</w:t>
-      </w:r>
-      <w:r>
-        <w:t xml:space="preserve"> </w:t>
-      </w:r>
-      <w:r>
-        <w:t xml:space="preserve">フォルダにWAVファイルをコピーします。</w:t>
+        <w:t xml:space="preserve">「アップロード（Upload）」で、パソコンやスマホの中のWAVファイルを選びます。</w:t>
       </w:r>
     </w:p>
     <w:p>
@@ -4372,6 +4531,80 @@
         <w:pStyle w:val="Compact"/>
       </w:pPr>
       <w:r>
+        <w:t xml:space="preserve">アップロードが完了すると、一覧に表示され、すぐに使えるようになります。</w:t>
+      </w:r>
+    </w:p>
+    <w:p>
+      <w:pPr>
+        <w:pStyle w:val="FirstParagraph"/>
+      </w:pPr>
+      <w:r>
+        <w:rPr>
+          <w:b/>
+        </w:rPr>
+        <w:t xml:space="preserve">方法2：SDカードをパソコンに挿して直接コピー</w:t>
+      </w:r>
+    </w:p>
+    <w:p>
+      <w:pPr>
+        <w:numPr>
+          <w:ilvl w:val="0"/>
+          <w:numId w:val="1021"/>
+        </w:numPr>
+        <w:pStyle w:val="Compact"/>
+      </w:pPr>
+      <w:r>
+        <w:t xml:space="preserve">かりポムの電源を切り、SDカードを取り出します。</w:t>
+      </w:r>
+    </w:p>
+    <w:p>
+      <w:pPr>
+        <w:numPr>
+          <w:ilvl w:val="0"/>
+          <w:numId w:val="1021"/>
+        </w:numPr>
+        <w:pStyle w:val="Compact"/>
+      </w:pPr>
+      <w:r>
+        <w:t xml:space="preserve">パソコンでSDカードを開き、</w:t>
+      </w:r>
+      <w:r>
+        <w:rPr>
+          <w:rStyle w:val="VerbatimChar"/>
+        </w:rPr>
+        <w:t xml:space="preserve">sounds</w:t>
+      </w:r>
+      <w:r>
+        <w:t xml:space="preserve"> </w:t>
+      </w:r>
+      <w:r>
+        <w:t xml:space="preserve">フォルダの中の</w:t>
+      </w:r>
+      <w:r>
+        <w:t xml:space="preserve"> </w:t>
+      </w:r>
+      <w:r>
+        <w:rPr>
+          <w:rStyle w:val="VerbatimChar"/>
+        </w:rPr>
+        <w:t xml:space="preserve">mutter</w:t>
+      </w:r>
+      <w:r>
+        <w:t xml:space="preserve"> </w:t>
+      </w:r>
+      <w:r>
+        <w:t xml:space="preserve">フォルダにWAVファイルをコピーします。</w:t>
+      </w:r>
+    </w:p>
+    <w:p>
+      <w:pPr>
+        <w:numPr>
+          <w:ilvl w:val="0"/>
+          <w:numId w:val="1021"/>
+        </w:numPr>
+        <w:pStyle w:val="Compact"/>
+      </w:pPr>
+      <w:r>
         <w:t xml:space="preserve">SDカードを戻して電源を入れます。</w:t>
       </w:r>
     </w:p>
@@ -4437,11 +4670,11 @@
       <w:pPr>
         <w:pStyle w:val="Heading2"/>
       </w:pPr>
-      <w:bookmarkStart w:id="60" w:name="独り言中のマイクの動き豆知識"/>
+      <w:bookmarkStart w:id="62" w:name="独り言中のマイクの動き豆知識"/>
       <w:r>
         <w:t xml:space="preserve">11.4 独り言中のマイクの動き（豆知識）</w:t>
       </w:r>
-      <w:bookmarkEnd w:id="60"/>
+      <w:bookmarkEnd w:id="62"/>
     </w:p>
     <w:p>
       <w:pPr>
@@ -4473,11 +4706,11 @@
       <w:pPr>
         <w:pStyle w:val="Heading2"/>
       </w:pPr>
-      <w:bookmarkStart w:id="61" w:name="独り言の頻度出現しやすさを調整する"/>
+      <w:bookmarkStart w:id="63" w:name="独り言の頻度出現しやすさを調整する"/>
       <w:r>
         <w:t xml:space="preserve">11.5 独り言の頻度・出現しやすさを調整する</w:t>
       </w:r>
-      <w:bookmarkEnd w:id="61"/>
+      <w:bookmarkEnd w:id="63"/>
     </w:p>
     <w:p>
       <w:pPr>
@@ -4655,21 +4888,21 @@
       <w:pPr>
         <w:pStyle w:val="Heading1"/>
       </w:pPr>
-      <w:bookmarkStart w:id="62" w:name="第12章-karipom-ear音声入力"/>
+      <w:bookmarkStart w:id="64" w:name="第12章-karipom-ear音声入力"/>
       <w:r>
         <w:t xml:space="preserve">第12章 Karipom Ear（音声入力）</w:t>
       </w:r>
-      <w:bookmarkEnd w:id="62"/>
+      <w:bookmarkEnd w:id="64"/>
     </w:p>
     <w:p>
       <w:pPr>
         <w:pStyle w:val="Heading2"/>
       </w:pPr>
-      <w:bookmarkStart w:id="63" w:name="karipom-earとは"/>
+      <w:bookmarkStart w:id="65" w:name="karipom-earとは"/>
       <w:r>
         <w:t xml:space="preserve">12.1 Karipom Earとは</w:t>
       </w:r>
-      <w:bookmarkEnd w:id="63"/>
+      <w:bookmarkEnd w:id="65"/>
     </w:p>
     <w:p>
       <w:pPr>
@@ -4692,8 +4925,8 @@
         <w:tblLook w:firstRow="1"/>
       </w:tblPr>
       <w:tblGrid>
-        <w:gridCol w:w="2838"/>
-        <w:gridCol w:w="6522"/>
+        <w:gridCol w:w="3032"/>
+        <w:gridCol w:w="6328"/>
       </w:tblGrid>
       <w:tr>
         <w:trPr>
@@ -4701,7 +4934,7 @@
         </w:trPr>
         <w:tc>
           <w:tcPr>
-            <w:tcW w:type="dxa" w:w="2838"/>
+            <w:tcW w:type="dxa" w:w="3032"/>
             <w:tcBorders>
               <w:bottom w:val="single"/>
             </w:tcBorders>
@@ -4719,7 +4952,7 @@
         </w:tc>
         <w:tc>
           <w:tcPr>
-            <w:tcW w:type="dxa" w:w="6522"/>
+            <w:tcW w:type="dxa" w:w="6328"/>
             <w:tcBorders>
               <w:bottom w:val="single"/>
             </w:tcBorders>
@@ -4739,7 +4972,7 @@
       <w:tr>
         <w:tc>
           <w:tcPr>
-            <w:tcW w:type="dxa" w:w="2838"/>
+            <w:tcW w:type="dxa" w:w="3032"/>
           </w:tcPr>
           <w:p>
             <w:pPr>
@@ -4750,29 +4983,29 @@
               <w:rPr>
                 <w:b/>
               </w:rPr>
-              <w:t xml:space="preserve">UDP（Mac）</w:t>
-            </w:r>
-          </w:p>
-        </w:tc>
-        <w:tc>
-          <w:tcPr>
-            <w:tcW w:type="dxa" w:w="6522"/>
-          </w:tcPr>
-          <w:p>
-            <w:pPr>
-              <w:pStyle w:val="Compact"/>
-              <w:jc w:val="left"/>
-            </w:pPr>
-            <w:r>
-              <w:t xml:space="preserve">Macから送られてくる音声データに反応します（第15章）。</w:t>
-            </w:r>
-          </w:p>
-        </w:tc>
-      </w:tr>
-      <w:tr>
-        <w:tc>
-          <w:tcPr>
-            <w:tcW w:type="dxa" w:w="2838"/>
+              <w:t xml:space="preserve">PC音声（Wi-Fi）</w:t>
+            </w:r>
+          </w:p>
+        </w:tc>
+        <w:tc>
+          <w:tcPr>
+            <w:tcW w:type="dxa" w:w="6328"/>
+          </w:tcPr>
+          <w:p>
+            <w:pPr>
+              <w:pStyle w:val="Compact"/>
+              <w:jc w:val="left"/>
+            </w:pPr>
+            <w:r>
+              <w:t xml:space="preserve">PCから送られてくる音声データに反応します（第15章）。</w:t>
+            </w:r>
+          </w:p>
+        </w:tc>
+      </w:tr>
+      <w:tr>
+        <w:tc>
+          <w:tcPr>
+            <w:tcW w:type="dxa" w:w="3032"/>
           </w:tcPr>
           <w:p>
             <w:pPr>
@@ -4789,7 +5022,7 @@
         </w:tc>
         <w:tc>
           <w:tcPr>
-            <w:tcW w:type="dxa" w:w="6522"/>
+            <w:tcW w:type="dxa" w:w="6328"/>
           </w:tcPr>
           <w:p>
             <w:pPr>
@@ -4805,7 +5038,7 @@
       <w:tr>
         <w:tc>
           <w:tcPr>
-            <w:tcW w:type="dxa" w:w="2838"/>
+            <w:tcW w:type="dxa" w:w="3032"/>
           </w:tcPr>
           <w:p>
             <w:pPr>
@@ -4822,7 +5055,7 @@
         </w:tc>
         <w:tc>
           <w:tcPr>
-            <w:tcW w:type="dxa" w:w="6522"/>
+            <w:tcW w:type="dxa" w:w="6328"/>
           </w:tcPr>
           <w:p>
             <w:pPr>
@@ -4869,18 +5102,18 @@
         <w:t xml:space="preserve">Visualizer・Lightingとの関係</w:t>
       </w:r>
       <w:r>
-        <w:t xml:space="preserve">：内蔵マイク（MIC）モードを選んでいる間は、Visualizer（第13章）は表示されません（マイク入力とVisualizerの表示を同時に行うと誤動作しやすいための仕様です）。UDP（Mac）またはLINE INを選んでいるときに、Visualizerが利用できます。Lightingの多くの演出はマイクモードでも表示されますが、一部の演出はマイク使用中は表示されません。</w:t>
+        <w:t xml:space="preserve">：内蔵マイク（MIC）モードを選んでいる間は、Visualizer（第13章）は表示されません（マイク入力とVisualizerの表示を同時に行うと誤動作しやすいための仕様です）。PC音声（Wi-Fi）またはLINE INを選んでいるときに、Visualizerが利用できます。Lightingの多くの演出はマイクモードでも表示されますが、一部の演出はマイク使用中は表示されません。</w:t>
       </w:r>
     </w:p>
     <w:p>
       <w:pPr>
         <w:pStyle w:val="Heading2"/>
       </w:pPr>
-      <w:bookmarkStart w:id="64" w:name="内蔵マイクモードのしくみ"/>
+      <w:bookmarkStart w:id="66" w:name="内蔵マイクモードのしくみ"/>
       <w:r>
         <w:t xml:space="preserve">12.2 内蔵マイクモードのしくみ</w:t>
       </w:r>
-      <w:bookmarkEnd w:id="64"/>
+      <w:bookmarkEnd w:id="66"/>
     </w:p>
     <w:p>
       <w:pPr>
@@ -4894,7 +5127,7 @@
       <w:pPr>
         <w:numPr>
           <w:ilvl w:val="0"/>
-          <w:numId w:val="1021"/>
+          <w:numId w:val="1022"/>
         </w:numPr>
         <w:pStyle w:val="Compact"/>
       </w:pPr>
@@ -4915,7 +5148,7 @@
       <w:pPr>
         <w:numPr>
           <w:ilvl w:val="0"/>
-          <w:numId w:val="1021"/>
+          <w:numId w:val="1022"/>
         </w:numPr>
         <w:pStyle w:val="Compact"/>
       </w:pPr>
@@ -5196,11 +5429,11 @@
       <w:pPr>
         <w:pStyle w:val="Heading2"/>
       </w:pPr>
-      <w:bookmarkStart w:id="65" w:name="誤反応を防ぐ4つのしくみ読まなくてもok"/>
+      <w:bookmarkStart w:id="67" w:name="誤反応を防ぐ4つのしくみ読まなくてもok"/>
       <w:r>
         <w:t xml:space="preserve">12.3 誤反応を防ぐ4つのしくみ（読まなくてもOK）</w:t>
       </w:r>
-      <w:bookmarkEnd w:id="65"/>
+      <w:bookmarkEnd w:id="67"/>
     </w:p>
     <w:p>
       <w:pPr>
@@ -5214,7 +5447,7 @@
       <w:pPr>
         <w:numPr>
           <w:ilvl w:val="0"/>
-          <w:numId w:val="1022"/>
+          <w:numId w:val="1023"/>
         </w:numPr>
         <w:pStyle w:val="Compact"/>
       </w:pPr>
@@ -5235,7 +5468,7 @@
       <w:pPr>
         <w:numPr>
           <w:ilvl w:val="0"/>
-          <w:numId w:val="1022"/>
+          <w:numId w:val="1023"/>
         </w:numPr>
         <w:pStyle w:val="Compact"/>
       </w:pPr>
@@ -5256,7 +5489,7 @@
       <w:pPr>
         <w:numPr>
           <w:ilvl w:val="0"/>
-          <w:numId w:val="1022"/>
+          <w:numId w:val="1023"/>
         </w:numPr>
         <w:pStyle w:val="Compact"/>
       </w:pPr>
@@ -5277,7 +5510,7 @@
       <w:pPr>
         <w:numPr>
           <w:ilvl w:val="0"/>
-          <w:numId w:val="1022"/>
+          <w:numId w:val="1023"/>
         </w:numPr>
         <w:pStyle w:val="Compact"/>
       </w:pPr>
@@ -5312,6 +5545,58 @@
       </w:r>
     </w:p>
     <w:p>
+      <w:pPr>
+        <w:pStyle w:val="Heading2"/>
+      </w:pPr>
+      <w:bookmarkStart w:id="68" w:name="発展形pcm1808pico2開発中"/>
+      <w:r>
+        <w:t xml:space="preserve">12.4 発展形：PCM1808＋Pico2（開発中）</w:t>
+      </w:r>
+      <w:bookmarkEnd w:id="68"/>
+    </w:p>
+    <w:p>
+      <w:pPr>
+        <w:pStyle w:val="FirstParagraph"/>
+      </w:pPr>
+      <w:r>
+        <w:t xml:space="preserve">現在のKaripom Earは、PC音声（Wi-Fi）・LINE IN・内蔵マイクの3系統ですが、さらに発展させたい方向けに、</w:t>
+      </w:r>
+      <w:r>
+        <w:rPr>
+          <w:b/>
+        </w:rPr>
+        <w:t xml:space="preserve">PCM1808マイク＋Raspberry Pi Pico</w:t>
+      </w:r>
+      <w:r>
+        <w:t xml:space="preserve">を使った拡張構成の開発を進めています。配線などの詳細は本書の範囲外ですが、位置付けとしては「さらに発展させたい方向けのオプション」です。</w:t>
+      </w:r>
+    </w:p>
+    <w:p>
+      <w:pPr>
+        <w:pStyle w:val="BodyText"/>
+      </w:pPr>
+      <w:r>
+        <w:t xml:space="preserve">目的は、</w:t>
+      </w:r>
+      <w:r>
+        <w:rPr>
+          <w:b/>
+        </w:rPr>
+        <w:t xml:space="preserve">PCがなくてもCoreS3単体でBBX（音に反応するかりポムの世界）を楽しめるようにする</w:t>
+      </w:r>
+      <w:r>
+        <w:t xml:space="preserve">ことです。外付けの高音質マイクとPicoの処理能力を組み合わせ、CoreS3本体だけで音を聞き取り、音楽に反応させることを目指しています。</w:t>
+      </w:r>
+    </w:p>
+    <w:p>
+      <w:pPr>
+        <w:pStyle w:val="BodyText"/>
+      </w:pPr>
+      <w:r>
+        <w:t xml:space="preserve">💡 本書執筆時点では、まだ開発・検証段階の機能です。正式に組み込まれた際は、本マニュアルでも改めてご案内します。</w:t>
+      </w:r>
+    </w:p>
+    <w:p>
       <w:r>
         <w:br w:type="page"/>
       </w:r>
@@ -5320,21 +5605,21 @@
       <w:pPr>
         <w:pStyle w:val="Heading1"/>
       </w:pPr>
-      <w:bookmarkStart w:id="66" w:name="第13章-visualizer音の可視化"/>
+      <w:bookmarkStart w:id="69" w:name="第13章-visualizer音の可視化"/>
       <w:r>
         <w:t xml:space="preserve">第13章 Visualizer（音の可視化）</w:t>
       </w:r>
-      <w:bookmarkEnd w:id="66"/>
+      <w:bookmarkEnd w:id="69"/>
     </w:p>
     <w:p>
       <w:pPr>
         <w:pStyle w:val="Heading2"/>
       </w:pPr>
-      <w:bookmarkStart w:id="67" w:name="visualizerとは"/>
+      <w:bookmarkStart w:id="70" w:name="visualizerとは"/>
       <w:r>
         <w:t xml:space="preserve">13.1 Visualizerとは</w:t>
       </w:r>
-      <w:bookmarkEnd w:id="67"/>
+      <w:bookmarkEnd w:id="70"/>
     </w:p>
     <w:p>
       <w:pPr>
@@ -5363,18 +5648,18 @@
         <w:pStyle w:val="BodyText"/>
       </w:pPr>
       <w:r>
-        <w:t xml:space="preserve">❗ Visualizerは、音源がUDP（Mac）またはLINE INのときに表示されます。内蔵マイク（MIC）モードでは表示されません（第12章）。</w:t>
+        <w:t xml:space="preserve">❗ Visualizerは、音源がPC音声（Wi-Fi）またはLINE INのときに表示されます。内蔵マイク（MIC）モードでは表示されません（第12章）。</w:t>
       </w:r>
     </w:p>
     <w:p>
       <w:pPr>
         <w:pStyle w:val="Heading2"/>
       </w:pPr>
-      <w:bookmarkStart w:id="68" w:name="選べる8種類のvisualizer"/>
+      <w:bookmarkStart w:id="71" w:name="選べる8種類のvisualizer"/>
       <w:r>
         <w:t xml:space="preserve">13.2 選べる8種類のVisualizer</w:t>
       </w:r>
-      <w:bookmarkEnd w:id="68"/>
+      <w:bookmarkEnd w:id="71"/>
     </w:p>
     <w:tbl>
       <w:tblPr>
@@ -5694,11 +5979,11 @@
       <w:pPr>
         <w:pStyle w:val="Heading2"/>
       </w:pPr>
-      <w:bookmarkStart w:id="69" w:name="visualizer-randomおまかせ切り替え"/>
+      <w:bookmarkStart w:id="72" w:name="visualizer-randomおまかせ切り替え"/>
       <w:r>
         <w:t xml:space="preserve">13.3 Visualizer Random（おまかせ切り替え）</w:t>
       </w:r>
-      <w:bookmarkEnd w:id="69"/>
+      <w:bookmarkEnd w:id="72"/>
     </w:p>
     <w:p>
       <w:pPr>
@@ -5717,21 +6002,21 @@
       <w:pPr>
         <w:pStyle w:val="Heading1"/>
       </w:pPr>
-      <w:bookmarkStart w:id="70" w:name="第14章-lighting背景演出"/>
+      <w:bookmarkStart w:id="73" w:name="第14章-lighting背景演出"/>
       <w:r>
         <w:t xml:space="preserve">第14章 Lighting（背景演出）</w:t>
       </w:r>
-      <w:bookmarkEnd w:id="70"/>
+      <w:bookmarkEnd w:id="73"/>
     </w:p>
     <w:p>
       <w:pPr>
         <w:pStyle w:val="Heading2"/>
       </w:pPr>
-      <w:bookmarkStart w:id="71" w:name="lightingとは"/>
+      <w:bookmarkStart w:id="74" w:name="lightingとは"/>
       <w:r>
         <w:t xml:space="preserve">14.1 Lightingとは</w:t>
       </w:r>
-      <w:bookmarkEnd w:id="71"/>
+      <w:bookmarkEnd w:id="74"/>
     </w:p>
     <w:p>
       <w:pPr>
@@ -5767,11 +6052,11 @@
       <w:pPr>
         <w:pStyle w:val="Heading2"/>
       </w:pPr>
-      <w:bookmarkStart w:id="72" w:name="lightingとvisualizerの重なり方"/>
+      <w:bookmarkStart w:id="75" w:name="lightingとvisualizerの重なり方"/>
       <w:r>
         <w:t xml:space="preserve">14.2 LightingとVisualizerの重なり方</w:t>
       </w:r>
-      <w:bookmarkEnd w:id="72"/>
+      <w:bookmarkEnd w:id="75"/>
     </w:p>
     <w:p>
       <w:pPr>
@@ -5785,7 +6070,7 @@
       <w:pPr>
         <w:numPr>
           <w:ilvl w:val="0"/>
-          <w:numId w:val="1023"/>
+          <w:numId w:val="1024"/>
         </w:numPr>
         <w:pStyle w:val="Compact"/>
       </w:pPr>
@@ -5803,7 +6088,7 @@
       <w:pPr>
         <w:numPr>
           <w:ilvl w:val="0"/>
-          <w:numId w:val="1023"/>
+          <w:numId w:val="1024"/>
         </w:numPr>
         <w:pStyle w:val="Compact"/>
       </w:pPr>
@@ -5821,7 +6106,7 @@
       <w:pPr>
         <w:numPr>
           <w:ilvl w:val="0"/>
-          <w:numId w:val="1023"/>
+          <w:numId w:val="1024"/>
         </w:numPr>
         <w:pStyle w:val="Compact"/>
       </w:pPr>
@@ -5841,11 +6126,11 @@
       <w:pPr>
         <w:pStyle w:val="Heading2"/>
       </w:pPr>
-      <w:bookmarkStart w:id="73" w:name="明るさbrightnessの調整"/>
+      <w:bookmarkStart w:id="76" w:name="明るさbrightnessの調整"/>
       <w:r>
         <w:t xml:space="preserve">14.3 明るさ（Brightness）の調整</w:t>
       </w:r>
-      <w:bookmarkEnd w:id="73"/>
+      <w:bookmarkEnd w:id="76"/>
     </w:p>
     <w:p>
       <w:pPr>
@@ -5867,11 +6152,11 @@
       <w:pPr>
         <w:pStyle w:val="Heading2"/>
       </w:pPr>
-      <w:bookmarkStart w:id="74" w:name="選べる16種類のlighting"/>
+      <w:bookmarkStart w:id="77" w:name="選べる16種類のlighting"/>
       <w:r>
         <w:t xml:space="preserve">14.4 選べる16種類のLighting</w:t>
       </w:r>
-      <w:bookmarkEnd w:id="74"/>
+      <w:bookmarkEnd w:id="77"/>
     </w:p>
     <w:tbl>
       <w:tblPr>
@@ -6425,11 +6710,11 @@
       <w:pPr>
         <w:pStyle w:val="Heading2"/>
       </w:pPr>
-      <w:bookmarkStart w:id="75" w:name="lighting-randomおまかせ切り替え"/>
+      <w:bookmarkStart w:id="78" w:name="lighting-randomおまかせ切り替え"/>
       <w:r>
         <w:t xml:space="preserve">14.5 Lighting Random（おまかせ切り替え）</w:t>
       </w:r>
-      <w:bookmarkEnd w:id="75"/>
+      <w:bookmarkEnd w:id="78"/>
     </w:p>
     <w:p>
       <w:pPr>
@@ -6448,21 +6733,21 @@
       <w:pPr>
         <w:pStyle w:val="Heading1"/>
       </w:pPr>
-      <w:bookmarkStart w:id="76" w:name="第15章-karipom-companionmacアプリ"/>
-      <w:r>
-        <w:t xml:space="preserve">第15章 KariPom Companion（Macアプリ）</w:t>
-      </w:r>
-      <w:bookmarkEnd w:id="76"/>
+      <w:bookmarkStart w:id="79" w:name="第15章-karipom-companion統合管理ツール"/>
+      <w:r>
+        <w:t xml:space="preserve">第15章 KariPom Companion（統合管理ツール）</w:t>
+      </w:r>
+      <w:bookmarkEnd w:id="79"/>
     </w:p>
     <w:p>
       <w:pPr>
         <w:pStyle w:val="Heading2"/>
       </w:pPr>
-      <w:bookmarkStart w:id="77" w:name="karipom-companionとは"/>
+      <w:bookmarkStart w:id="80" w:name="karipom-companionとは"/>
       <w:r>
         <w:t xml:space="preserve">15.1 KariPom Companionとは</w:t>
       </w:r>
-      <w:bookmarkEnd w:id="77"/>
+      <w:bookmarkEnd w:id="80"/>
     </w:p>
     <w:p>
       <w:pPr>
@@ -6475,7 +6760,7 @@
         <w:t xml:space="preserve">KariPom Companion（カリポム・コンパニオン）</w:t>
       </w:r>
       <w:r>
-        <w:t xml:space="preserve">は、Mac上で動く、かりポム連携用の専用アプリです。1つのウィンドウに4つのタブがまとまっており、WebUI表示・音声連携・ログ確認をこのアプリだけで行えます。起動方法は第9章「9.3 KariPom Companionで開く（Macの場合）」のとおりです。</w:t>
+        <w:t xml:space="preserve">は、Windows・macOS・Linux上で動く、かりポム連携用の統合管理ツールです。単なるWebUI表示ソフトではなく、1つのウィンドウに4つのタブがまとまっており、WebUI表示・音声連携・ログ確認をこのアプリだけで行えます。起動方法は第9章「9.3 KariPom Companionで開く（PCの場合）」のとおりです。</w:t>
       </w:r>
     </w:p>
     <w:p>
@@ -6498,11 +6783,11 @@
       <w:pPr>
         <w:pStyle w:val="Heading2"/>
       </w:pPr>
-      <w:bookmarkStart w:id="78" w:name="karipom-labタブ"/>
+      <w:bookmarkStart w:id="81" w:name="karipom-labタブ"/>
       <w:r>
         <w:t xml:space="preserve">15.2 🌐 KariPom Labタブ</w:t>
       </w:r>
-      <w:bookmarkEnd w:id="78"/>
+      <w:bookmarkEnd w:id="81"/>
     </w:p>
     <w:p>
       <w:pPr>
@@ -6510,127 +6795,6 @@
       </w:pPr>
       <w:r>
         <w:t xml:space="preserve">IPアドレスを保存すると、このタブの中にWebUI（第9章）がそのまま表示されます。ブラウザを別に開く必要はありません。</w:t>
-      </w:r>
-    </w:p>
-    <w:p>
-      <w:pPr>
-        <w:numPr>
-          <w:ilvl w:val="0"/>
-          <w:numId w:val="1024"/>
-        </w:numPr>
-        <w:pStyle w:val="Compact"/>
-      </w:pPr>
-      <w:r>
-        <w:rPr>
-          <w:b/>
-        </w:rPr>
-        <w:t xml:space="preserve">↻ 再読込</w:t>
-      </w:r>
-      <w:r>
-        <w:t xml:space="preserve"> </w:t>
-      </w:r>
-      <w:r>
-        <w:t xml:space="preserve">— WebUIの表示をやり直します。設定変更後や画面が固まったときに使います。</w:t>
-      </w:r>
-    </w:p>
-    <w:p>
-      <w:pPr>
-        <w:numPr>
-          <w:ilvl w:val="0"/>
-          <w:numId w:val="1024"/>
-        </w:numPr>
-        <w:pStyle w:val="Compact"/>
-      </w:pPr>
-      <w:r>
-        <w:rPr>
-          <w:b/>
-        </w:rPr>
-        <w:t xml:space="preserve">外部ブラウザで開く</w:t>
-      </w:r>
-      <w:r>
-        <w:t xml:space="preserve"> </w:t>
-      </w:r>
-      <w:r>
-        <w:t xml:space="preserve">— いつも使っているブラウザで同じWebUIを開きます。PyQtWebEngine（タブ内表示に必要な部品）が未導入の環境でも、このボタンからWebUIを利用できます。</w:t>
-      </w:r>
-    </w:p>
-    <w:p>
-      <w:pPr>
-        <w:pStyle w:val="Heading2"/>
-      </w:pPr>
-      <w:bookmarkStart w:id="79" w:name="karipom-bbxタブ"/>
-      <w:r>
-        <w:t xml:space="preserve">15.3 🐰 KariPom BBXタブ</w:t>
-      </w:r>
-      <w:bookmarkEnd w:id="79"/>
-    </w:p>
-    <w:p>
-      <w:pPr>
-        <w:pStyle w:val="FirstParagraph"/>
-      </w:pPr>
-      <w:r>
-        <w:t xml:space="preserve">かりポムの実機が手元になくても、Mac画面の中に「かりポムの顔」を表示し、Mac音声に合わせて口パクさせて動作を確認できるタブです。IPアドレスを設定していなくても使えるので、実機到着前のお試しや、音声連携の動作確認に便利です。</w:t>
-      </w:r>
-    </w:p>
-    <w:p>
-      <w:pPr>
-        <w:pStyle w:val="Heading2"/>
-      </w:pPr>
-      <w:bookmarkStart w:id="80" w:name="talkタブudp口パクモード"/>
-      <w:r>
-        <w:t xml:space="preserve">15.4 💬 Talkタブ（UDP口パクモード）</w:t>
-      </w:r>
-      <w:bookmarkEnd w:id="80"/>
-    </w:p>
-    <w:p>
-      <w:pPr>
-        <w:pStyle w:val="FirstParagraph"/>
-      </w:pPr>
-      <w:r>
-        <w:t xml:space="preserve">Macで再生している音声（音楽、動画、AIの読み上げ音声など）に合わせて、かりポムが</w:t>
-      </w:r>
-      <w:r>
-        <w:rPr>
-          <w:b/>
-        </w:rPr>
-        <w:t xml:space="preserve">リアルタイムに口パク</w:t>
-      </w:r>
-      <w:r>
-        <w:t xml:space="preserve">します。たとえば、Mac上でChatGPTの音声を再生すれば、かりポムがしゃべっているように見せられます。Visualizer（第13章）と組み合わせれば、音を画面の演出としても楽しめます。</w:t>
-      </w:r>
-    </w:p>
-    <w:p>
-      <w:pPr>
-        <w:pStyle w:val="BodyText"/>
-      </w:pPr>
-      <w:r>
-        <w:rPr>
-          <w:b/>
-        </w:rPr>
-        <w:t xml:space="preserve">UDP（ユーディーピー）とは</w:t>
-      </w:r>
-      <w:r>
-        <w:t xml:space="preserve">：Wi-Fi経由でデータを素早く送る通信方式のひとつです。かりポムでは、Macが測った「今の音の大きさ」を毎瞬かりポムに送るために使っています。通信には</w:t>
-      </w:r>
-      <w:r>
-        <w:rPr>
-          <w:b/>
-        </w:rPr>
-        <w:t xml:space="preserve">ポート番号12345</w:t>
-      </w:r>
-      <w:r>
-        <w:t xml:space="preserve">を使用します（ポート番号とは、通信の窓口の番号のことです）。</w:t>
-      </w:r>
-    </w:p>
-    <w:p>
-      <w:pPr>
-        <w:pStyle w:val="BodyText"/>
-      </w:pPr>
-      <w:r>
-        <w:rPr>
-          <w:b/>
-        </w:rPr>
-        <w:t xml:space="preserve">必要なもの</w:t>
       </w:r>
     </w:p>
     <w:p>
@@ -6642,7 +6806,16 @@
         <w:pStyle w:val="Compact"/>
       </w:pPr>
       <w:r>
-        <w:t xml:space="preserve">Mac（macOS）</w:t>
+        <w:rPr>
+          <w:b/>
+        </w:rPr>
+        <w:t xml:space="preserve">↻ 再読込</w:t>
+      </w:r>
+      <w:r>
+        <w:t xml:space="preserve"> </w:t>
+      </w:r>
+      <w:r>
+        <w:t xml:space="preserve">— WebUIの表示をやり直します。設定変更後や画面が固まったときに使います。</w:t>
       </w:r>
     </w:p>
     <w:p>
@@ -6657,42 +6830,67 @@
         <w:rPr>
           <w:b/>
         </w:rPr>
-        <w:t xml:space="preserve">BlackHole 2ch</w:t>
+        <w:t xml:space="preserve">外部ブラウザで開く</w:t>
       </w:r>
       <w:r>
         <w:t xml:space="preserve"> </w:t>
       </w:r>
       <w:r>
-        <w:t xml:space="preserve">— Macの音声をソフト間で受け渡すための無料の「仮想オーディオデバイス」</w:t>
-      </w:r>
-    </w:p>
-    <w:p>
-      <w:pPr>
-        <w:numPr>
-          <w:ilvl w:val="0"/>
-          <w:numId w:val="1025"/>
-        </w:numPr>
-        <w:pStyle w:val="Compact"/>
-      </w:pPr>
-      <w:r>
-        <w:t xml:space="preserve">かりポムとMacが</w:t>
-      </w:r>
-      <w:r>
-        <w:rPr>
-          <w:b/>
-        </w:rPr>
-        <w:t xml:space="preserve">同じWi-Fi</w:t>
-      </w:r>
-      <w:r>
-        <w:t xml:space="preserve">につながっていること</w:t>
-      </w:r>
+        <w:t xml:space="preserve">— いつも使っているブラウザで同じWebUIを開きます。PyQtWebEngine（タブ内表示に必要な部品）が未導入の環境でも、このボタンからWebUIを利用できます。</w:t>
+      </w:r>
+    </w:p>
+    <w:p>
+      <w:pPr>
+        <w:pStyle w:val="Heading2"/>
+      </w:pPr>
+      <w:bookmarkStart w:id="82" w:name="karipom-bbxタブ"/>
+      <w:r>
+        <w:t xml:space="preserve">15.3 🐰 KariPom BBXタブ</w:t>
+      </w:r>
+      <w:bookmarkEnd w:id="82"/>
     </w:p>
     <w:p>
       <w:pPr>
         <w:pStyle w:val="FirstParagraph"/>
       </w:pPr>
       <w:r>
-        <w:t xml:space="preserve">💡 BlackHoleの導入がまだの方は、ChatGPTなどのAIに相談しながら進めてください。本節では、導入済みの方向けに使い方の流れを説明します。</w:t>
+        <w:t xml:space="preserve">かりポムの実機が手元になくても、PC画面の中に「かりポムの顔」を表示し、PC音声に合わせて口パクさせて動作を確認できるタブです。IPアドレスを設定していなくても使えるので、実機到着前のお試しや、音声連携の動作確認に便利です。CoreS3をまだお持ちでない方は、この体験をさらに独立させた</w:t>
+      </w:r>
+      <w:r>
+        <w:rPr>
+          <w:b/>
+        </w:rPr>
+        <w:t xml:space="preserve">KariPom Desktop</w:t>
+      </w:r>
+      <w:r>
+        <w:t xml:space="preserve">（第2章）もあわせてご覧ください。</w:t>
+      </w:r>
+    </w:p>
+    <w:p>
+      <w:pPr>
+        <w:pStyle w:val="Heading2"/>
+      </w:pPr>
+      <w:bookmarkStart w:id="83" w:name="talkタブpc連携口パク"/>
+      <w:r>
+        <w:t xml:space="preserve">15.4 💬 Talkタブ（PC連携口パク）</w:t>
+      </w:r>
+      <w:bookmarkEnd w:id="83"/>
+    </w:p>
+    <w:p>
+      <w:pPr>
+        <w:pStyle w:val="FirstParagraph"/>
+      </w:pPr>
+      <w:r>
+        <w:t xml:space="preserve">PCで再生している音声（音楽、動画、AIの読み上げ音声など）に合わせて、かりポムが</w:t>
+      </w:r>
+      <w:r>
+        <w:rPr>
+          <w:b/>
+        </w:rPr>
+        <w:t xml:space="preserve">リアルタイムに口パク</w:t>
+      </w:r>
+      <w:r>
+        <w:t xml:space="preserve">します。たとえば、PC上でChatGPTの音声を再生すれば、かりポムがしゃべっているように見せられます。Visualizer（第13章）と組み合わせれば、音を画面の演出としても楽しめます。</w:t>
       </w:r>
     </w:p>
     <w:p>
@@ -6700,10 +6898,36 @@
         <w:pStyle w:val="BodyText"/>
       </w:pPr>
       <w:r>
-        <w:rPr>
-          <w:b/>
-        </w:rPr>
-        <w:t xml:space="preserve">使い方の流れ</w:t>
+        <w:t xml:space="preserve">このしくみには、Wi-Fi経由でデータを素早く送る</w:t>
+      </w:r>
+      <w:r>
+        <w:rPr>
+          <w:b/>
+        </w:rPr>
+        <w:t xml:space="preserve">UDP</w:t>
+      </w:r>
+      <w:r>
+        <w:t xml:space="preserve">という通信方式（ポート番号12345）を使っています。WebUIの音源表示では「</w:t>
+      </w:r>
+      <w:r>
+        <w:rPr>
+          <w:b/>
+        </w:rPr>
+        <w:t xml:space="preserve">PC音声（Wi-Fi）</w:t>
+      </w:r>
+      <w:r>
+        <w:t xml:space="preserve">」という名前になっています。</w:t>
+      </w:r>
+    </w:p>
+    <w:p>
+      <w:pPr>
+        <w:pStyle w:val="BodyText"/>
+      </w:pPr>
+      <w:r>
+        <w:rPr>
+          <w:b/>
+        </w:rPr>
+        <w:t xml:space="preserve">必要なもの</w:t>
       </w:r>
     </w:p>
     <w:p>
@@ -6715,7 +6939,7 @@
         <w:pStyle w:val="Compact"/>
       </w:pPr>
       <w:r>
-        <w:t xml:space="preserve">Macのサウンド出力をBlackHole（または複数出力装置）に切り替えます。</w:t>
+        <w:t xml:space="preserve">Windows・macOS・Linuxのいずれかのパソコン</w:t>
       </w:r>
     </w:p>
     <w:p>
@@ -6727,16 +6951,16 @@
         <w:pStyle w:val="Compact"/>
       </w:pPr>
       <w:r>
-        <w:t xml:space="preserve">KariPom Companionを起動すると、</w:t>
-      </w:r>
-      <w:r>
-        <w:rPr>
-          <w:b/>
-        </w:rPr>
-        <w:t xml:space="preserve">Talkは自動的に動作を始めます</w:t>
-      </w:r>
-      <w:r>
-        <w:t xml:space="preserve">（IPアドレスが未設定でも、Mac音声の解析自体は行われます）。タブ内の「Talk：動作中／停止中」の表示とボタンで、手動での停止・再開もできます。</w:t>
+        <w:t xml:space="preserve">かりポムとPCが</w:t>
+      </w:r>
+      <w:r>
+        <w:rPr>
+          <w:b/>
+        </w:rPr>
+        <w:t xml:space="preserve">同じWi-Fi</w:t>
+      </w:r>
+      <w:r>
+        <w:t xml:space="preserve">につながっていること</w:t>
       </w:r>
     </w:p>
     <w:p>
@@ -6748,28 +6972,164 @@
         <w:pStyle w:val="Compact"/>
       </w:pPr>
       <w:r>
-        <w:t xml:space="preserve">かりポムのWebUI「🐰 Karipom Ear」で、音源を</w:t>
-      </w:r>
-      <w:r>
-        <w:rPr>
-          <w:b/>
-        </w:rPr>
-        <w:t xml:space="preserve">UDP</w:t>
-      </w:r>
-      <w:r>
-        <w:t xml:space="preserve">に切り替えます。</w:t>
+        <w:t xml:space="preserve">PCの音声をKariPom Companionに取り込むための設定（OSにより異なります）</w:t>
+      </w:r>
+    </w:p>
+    <w:p>
+      <w:pPr>
+        <w:numPr>
+          <w:ilvl w:val="1"/>
+          <w:numId w:val="1027"/>
+        </w:numPr>
+        <w:pStyle w:val="Compact"/>
+      </w:pPr>
+      <w:r>
+        <w:rPr>
+          <w:b/>
+        </w:rPr>
+        <w:t xml:space="preserve">macOS</w:t>
+      </w:r>
+      <w:r>
+        <w:t xml:space="preserve"> </w:t>
+      </w:r>
+      <w:r>
+        <w:t xml:space="preserve">— BlackHole 2chなどの仮想オーディオデバイス＋複数出力装置（Multi-Output Device）</w:t>
+      </w:r>
+    </w:p>
+    <w:p>
+      <w:pPr>
+        <w:numPr>
+          <w:ilvl w:val="1"/>
+          <w:numId w:val="1027"/>
+        </w:numPr>
+        <w:pStyle w:val="Compact"/>
+      </w:pPr>
+      <w:r>
+        <w:rPr>
+          <w:b/>
+        </w:rPr>
+        <w:t xml:space="preserve">Windows</w:t>
+      </w:r>
+      <w:r>
+        <w:t xml:space="preserve"> </w:t>
+      </w:r>
+      <w:r>
+        <w:t xml:space="preserve">— WASAPI Loopbackを使用するため、追加ソフトは不要です</w:t>
+      </w:r>
+    </w:p>
+    <w:p>
+      <w:pPr>
+        <w:numPr>
+          <w:ilvl w:val="1"/>
+          <w:numId w:val="1027"/>
+        </w:numPr>
+        <w:pStyle w:val="Compact"/>
+      </w:pPr>
+      <w:r>
+        <w:rPr>
+          <w:b/>
+        </w:rPr>
+        <w:t xml:space="preserve">Linux</w:t>
+      </w:r>
+      <w:r>
+        <w:t xml:space="preserve"> </w:t>
+      </w:r>
+      <w:r>
+        <w:t xml:space="preserve">— PulseAudio／PipeWireのモニターソースを使用します</w:t>
+      </w:r>
+    </w:p>
+    <w:p>
+      <w:pPr>
+        <w:pStyle w:val="FirstParagraph"/>
+      </w:pPr>
+      <w:r>
+        <w:t xml:space="preserve">💡 音声環境の設定でうまくいかない場合は、本マニュアルと</w:t>
+      </w:r>
+      <w:r>
+        <w:rPr>
+          <w:rStyle w:val="VerbatimChar"/>
+        </w:rPr>
+        <w:t xml:space="preserve">karipom_companion.py</w:t>
+      </w:r>
+      <w:r>
+        <w:t xml:space="preserve">をChatGPTなどのAIに読み込ませ、お使いのOS・PC環境に合わせて相談しながら進めてください。</w:t>
+      </w:r>
+    </w:p>
+    <w:p>
+      <w:pPr>
+        <w:pStyle w:val="BodyText"/>
+      </w:pPr>
+      <w:r>
+        <w:rPr>
+          <w:b/>
+        </w:rPr>
+        <w:t xml:space="preserve">使い方の流れ</w:t>
       </w:r>
     </w:p>
     <w:p>
       <w:pPr>
         <w:numPr>
           <w:ilvl w:val="0"/>
-          <w:numId w:val="1026"/>
+          <w:numId w:val="1028"/>
         </w:numPr>
         <w:pStyle w:val="Compact"/>
       </w:pPr>
       <w:r>
-        <w:t xml:space="preserve">Macで音声を再生すると、かりポムが口パクします。</w:t>
+        <w:t xml:space="preserve">（macOSの場合のみ）PCのサウンド出力をBlackHole（または複数出力装置）に切り替えます。Windows／Linuxではこの手順は不要です。</w:t>
+      </w:r>
+    </w:p>
+    <w:p>
+      <w:pPr>
+        <w:numPr>
+          <w:ilvl w:val="0"/>
+          <w:numId w:val="1028"/>
+        </w:numPr>
+        <w:pStyle w:val="Compact"/>
+      </w:pPr>
+      <w:r>
+        <w:t xml:space="preserve">KariPom Companionを起動すると、</w:t>
+      </w:r>
+      <w:r>
+        <w:rPr>
+          <w:b/>
+        </w:rPr>
+        <w:t xml:space="preserve">Talkは自動的に動作を始めます</w:t>
+      </w:r>
+      <w:r>
+        <w:t xml:space="preserve">（IPアドレスが未設定でも、PC音声の解析自体は行われます）。タブ内の「Talk：動作中／停止中」の表示とボタンで、手動での停止・再開もできます。</w:t>
+      </w:r>
+    </w:p>
+    <w:p>
+      <w:pPr>
+        <w:numPr>
+          <w:ilvl w:val="0"/>
+          <w:numId w:val="1028"/>
+        </w:numPr>
+        <w:pStyle w:val="Compact"/>
+      </w:pPr>
+      <w:r>
+        <w:t xml:space="preserve">かりポムのWebUI「🐰 Karipom Ear」で、音源を</w:t>
+      </w:r>
+      <w:r>
+        <w:rPr>
+          <w:b/>
+        </w:rPr>
+        <w:t xml:space="preserve">PC音声（Wi-Fi）</w:t>
+      </w:r>
+      <w:r>
+        <w:t xml:space="preserve">に切り替えます。</w:t>
+      </w:r>
+    </w:p>
+    <w:p>
+      <w:pPr>
+        <w:numPr>
+          <w:ilvl w:val="0"/>
+          <w:numId w:val="1028"/>
+        </w:numPr>
+        <w:pStyle w:val="Compact"/>
+      </w:pPr>
+      <w:r>
+        <w:t xml:space="preserve">PCで音声を再生すると、かりポムが口パクします。</w:t>
       </w:r>
     </w:p>
     <w:p>
@@ -6777,25 +7137,25 @@
         <w:pStyle w:val="FirstParagraph"/>
       </w:pPr>
       <w:r>
-        <w:t xml:space="preserve">【図：Mac→BlackHole→KariPom Companion（Talk）→Wi-Fi→かりポム のデータの流れ図】</w:t>
+        <w:t xml:space="preserve">【図：PC→（macOSはBlackHole経由）→KariPom Companion（Talk）→Wi-Fi→かりポム のデータの流れ図】</w:t>
       </w:r>
     </w:p>
     <w:p>
       <w:pPr>
         <w:pStyle w:val="Heading2"/>
       </w:pPr>
-      <w:bookmarkStart w:id="81" w:name="log健康診断タブ"/>
+      <w:bookmarkStart w:id="84" w:name="log健康診断タブ"/>
       <w:r>
         <w:t xml:space="preserve">15.5 🚽 Log／健康診断タブ</w:t>
       </w:r>
-      <w:bookmarkEnd w:id="81"/>
+      <w:bookmarkEnd w:id="84"/>
     </w:p>
     <w:p>
       <w:pPr>
         <w:pStyle w:val="FirstParagraph"/>
       </w:pPr>
       <w:r>
-        <w:t xml:space="preserve">かりポムの動作記録（ログ）をMacに取り込んで解析し、不具合の兆候を確認できるタブです。</w:t>
+        <w:t xml:space="preserve">かりポムの動作記録（ログ）をPCに取り込んで解析し、不具合の兆候を確認できるタブです。</w:t>
       </w:r>
     </w:p>
     <w:tbl>
@@ -7012,157 +7372,11 @@
       <w:pPr>
         <w:pStyle w:val="Heading2"/>
       </w:pPr>
-      <w:bookmarkStart w:id="82" w:name="うまく動かないとき"/>
+      <w:bookmarkStart w:id="85" w:name="うまく動かないとき"/>
       <w:r>
         <w:t xml:space="preserve">15.6 うまく動かないとき</w:t>
       </w:r>
-      <w:bookmarkEnd w:id="82"/>
-    </w:p>
-    <w:p>
-      <w:pPr>
-        <w:numPr>
-          <w:ilvl w:val="0"/>
-          <w:numId w:val="1027"/>
-        </w:numPr>
-        <w:pStyle w:val="Compact"/>
-      </w:pPr>
-      <w:r>
-        <w:rPr>
-          <w:b/>
-        </w:rPr>
-        <w:t xml:space="preserve">口が動かない</w:t>
-      </w:r>
-      <w:r>
-        <w:t xml:space="preserve"> </w:t>
-      </w:r>
-      <w:r>
-        <w:t xml:space="preserve">→ Macとかりポムが同じWi-Fiにいるか、音源がUDPになっているか、Macの出力先がBlackHoleになっているかを確認してください。</w:t>
-      </w:r>
-    </w:p>
-    <w:p>
-      <w:pPr>
-        <w:numPr>
-          <w:ilvl w:val="0"/>
-          <w:numId w:val="1027"/>
-        </w:numPr>
-        <w:pStyle w:val="Compact"/>
-      </w:pPr>
-      <w:r>
-        <w:rPr>
-          <w:b/>
-        </w:rPr>
-        <w:t xml:space="preserve">長時間つけっぱなしで反応しなくなった</w:t>
-      </w:r>
-      <w:r>
-        <w:t xml:space="preserve"> </w:t>
-      </w:r>
-      <w:r>
-        <w:t xml:space="preserve">→ かりポム側は省電力による通信切れを防ぐ対策済みですが、Mac側のスリープでプログラムが止まることがあります。Macのスリープ設定をご確認ください。それでも直らない場合は、かりポムの電源を入れ直してください。</w:t>
-      </w:r>
-    </w:p>
-    <w:p>
-      <w:pPr>
-        <w:numPr>
-          <w:ilvl w:val="0"/>
-          <w:numId w:val="1027"/>
-        </w:numPr>
-        <w:pStyle w:val="Compact"/>
-      </w:pPr>
-      <w:r>
-        <w:rPr>
-          <w:b/>
-        </w:rPr>
-        <w:t xml:space="preserve">KariPom Labタブに何も表示されない</w:t>
-      </w:r>
-      <w:r>
-        <w:t xml:space="preserve"> </w:t>
-      </w:r>
-      <w:r>
-        <w:t xml:space="preserve">→ IPアドレスを保存したか確認してください。それでも表示されない場合は、「外部ブラウザで開く」ボタンをお使いください。</w:t>
-      </w:r>
-    </w:p>
-    <w:p>
-      <w:r>
-        <w:br w:type="page"/>
-      </w:r>
-    </w:p>
-    <w:p>
-      <w:pPr>
-        <w:pStyle w:val="Heading1"/>
-      </w:pPr>
-      <w:bookmarkStart w:id="83" w:name="第16章-サーボ制御頭の動き"/>
-      <w:r>
-        <w:t xml:space="preserve">第16章 サーボ制御（頭の動き）</w:t>
-      </w:r>
-      <w:bookmarkEnd w:id="83"/>
-    </w:p>
-    <w:p>
-      <w:pPr>
-        <w:pStyle w:val="Heading2"/>
-      </w:pPr>
-      <w:bookmarkStart w:id="84" w:name="頭の動きの種類"/>
-      <w:r>
-        <w:t xml:space="preserve">16.1 頭の動きの種類</w:t>
-      </w:r>
-      <w:bookmarkEnd w:id="84"/>
-    </w:p>
-    <w:p>
-      <w:pPr>
-        <w:pStyle w:val="FirstParagraph"/>
-      </w:pPr>
-      <w:r>
-        <w:t xml:space="preserve">かりポムの頭は、2つのサーボモーターで動きます。</w:t>
-      </w:r>
-    </w:p>
-    <w:p>
-      <w:pPr>
-        <w:numPr>
-          <w:ilvl w:val="0"/>
-          <w:numId w:val="1028"/>
-        </w:numPr>
-        <w:pStyle w:val="Compact"/>
-      </w:pPr>
-      <w:r>
-        <w:rPr>
-          <w:b/>
-        </w:rPr>
-        <w:t xml:space="preserve">servoUD（上下）</w:t>
-      </w:r>
-      <w:r>
-        <w:t xml:space="preserve"> </w:t>
-      </w:r>
-      <w:r>
-        <w:t xml:space="preserve">— うなずくような上下の動き</w:t>
-      </w:r>
-    </w:p>
-    <w:p>
-      <w:pPr>
-        <w:numPr>
-          <w:ilvl w:val="0"/>
-          <w:numId w:val="1028"/>
-        </w:numPr>
-        <w:pStyle w:val="Compact"/>
-      </w:pPr>
-      <w:r>
-        <w:rPr>
-          <w:b/>
-        </w:rPr>
-        <w:t xml:space="preserve">servoLR（左右）</w:t>
-      </w:r>
-      <w:r>
-        <w:t xml:space="preserve"> </w:t>
-      </w:r>
-      <w:r>
-        <w:t xml:space="preserve">— 首をかしげる・見回すような左右の動き</w:t>
-      </w:r>
-    </w:p>
-    <w:p>
-      <w:pPr>
-        <w:pStyle w:val="FirstParagraph"/>
-      </w:pPr>
-      <w:r>
-        <w:t xml:space="preserve">動き方には次の4種類があります。</w:t>
-      </w:r>
+      <w:bookmarkEnd w:id="85"/>
     </w:p>
     <w:p>
       <w:pPr>
@@ -7176,13 +7390,13 @@
         <w:rPr>
           <w:b/>
         </w:rPr>
-        <w:t xml:space="preserve">アイドルモーション（自動）</w:t>
+        <w:t xml:space="preserve">口が動かない</w:t>
       </w:r>
       <w:r>
         <w:t xml:space="preserve"> </w:t>
       </w:r>
       <w:r>
-        <w:t xml:space="preserve">— 待機中に、ランダムなタイミングで自然に頭を動かします。生きているような雰囲気を演出します。頻度はWebUIから4段階（OFF／少なめ／標準／多め）に調整できます（第19章）。</w:t>
+        <w:t xml:space="preserve">→ PCとかりポムが同じWi-Fiにいるか、音源が「PC音声（Wi-Fi）」になっているか、（macOSの場合は）出力先がBlackHoleになっているかを確認してください。</w:t>
       </w:r>
     </w:p>
     <w:p>
@@ -7197,13 +7411,13 @@
         <w:rPr>
           <w:b/>
         </w:rPr>
-        <w:t xml:space="preserve">マイクロモーション（会話中・自動）</w:t>
+        <w:t xml:space="preserve">長時間つけっぱなしで反応しなくなった</w:t>
       </w:r>
       <w:r>
         <w:t xml:space="preserve"> </w:t>
       </w:r>
       <w:r>
-        <w:t xml:space="preserve">— 口パク中は、口の動きに合わせて頭も小さく動きます。</w:t>
+        <w:t xml:space="preserve">→ かりポム側は省電力による通信切れを防ぐ対策済みですが、PC側のスリープでプログラムが止まることがあります。スリープ設定をご確認ください。それでも直らない場合は、かりポムの電源を入れ直してください。</w:t>
       </w:r>
     </w:p>
     <w:p>
@@ -7218,60 +7432,46 @@
         <w:rPr>
           <w:b/>
         </w:rPr>
-        <w:t xml:space="preserve">ジョイスティック操作（手動）</w:t>
+        <w:t xml:space="preserve">KariPom Labタブに何も表示されない</w:t>
       </w:r>
       <w:r>
         <w:t xml:space="preserve"> </w:t>
       </w:r>
       <w:r>
-        <w:t xml:space="preserve">— 本体背面（尻尾部分）のスティックを倒した方向・量に応じて、首の向きがなめらかに追従します（縦＝上下、横＝左右）。</w:t>
-      </w:r>
-    </w:p>
-    <w:p>
-      <w:pPr>
-        <w:numPr>
-          <w:ilvl w:val="0"/>
-          <w:numId w:val="1029"/>
-        </w:numPr>
-        <w:pStyle w:val="Compact"/>
-      </w:pPr>
-      <w:r>
-        <w:rPr>
-          <w:b/>
-        </w:rPr>
-        <w:t xml:space="preserve">WebUIのボタン操作（手動）</w:t>
-      </w:r>
-      <w:r>
-        <w:t xml:space="preserve"> </w:t>
-      </w:r>
-      <w:r>
-        <w:t xml:space="preserve">— Home画面の上下左右ボタンから、ジョイスティックと同じように頭を操作できます。スマホやパソコンだけで頭の向きを調整したいときに便利です。</w:t>
-      </w:r>
+        <w:t xml:space="preserve">→ IPアドレスを保存したか確認してください。それでも表示されない場合は、「外部ブラウザで開く」ボタンをお使いください。</w:t>
+      </w:r>
+    </w:p>
+    <w:p>
+      <w:r>
+        <w:br w:type="page"/>
+      </w:r>
+    </w:p>
+    <w:p>
+      <w:pPr>
+        <w:pStyle w:val="Heading1"/>
+      </w:pPr>
+      <w:bookmarkStart w:id="86" w:name="第16章-サーボ制御頭の動き"/>
+      <w:r>
+        <w:t xml:space="preserve">第16章 サーボ制御（頭の動き）</w:t>
+      </w:r>
+      <w:bookmarkEnd w:id="86"/>
+    </w:p>
+    <w:p>
+      <w:pPr>
+        <w:pStyle w:val="Heading2"/>
+      </w:pPr>
+      <w:bookmarkStart w:id="87" w:name="頭の動きの種類"/>
+      <w:r>
+        <w:t xml:space="preserve">16.1 頭の動きの種類</w:t>
+      </w:r>
+      <w:bookmarkEnd w:id="87"/>
     </w:p>
     <w:p>
       <w:pPr>
         <w:pStyle w:val="FirstParagraph"/>
       </w:pPr>
       <w:r>
-        <w:t xml:space="preserve">💡 Home画面には、あらかじめ決められた動き方（デモ）を1回再生する「Demo」ボタンもあります。動作確認や、来客時のちょっとしたお披露目に使えます。</w:t>
-      </w:r>
-    </w:p>
-    <w:p>
-      <w:pPr>
-        <w:pStyle w:val="Heading2"/>
-      </w:pPr>
-      <w:bookmarkStart w:id="85" w:name="サーボにやさしい設計"/>
-      <w:r>
-        <w:t xml:space="preserve">16.2 サーボにやさしい設計</w:t>
-      </w:r>
-      <w:bookmarkEnd w:id="85"/>
-    </w:p>
-    <w:p>
-      <w:pPr>
-        <w:pStyle w:val="FirstParagraph"/>
-      </w:pPr>
-      <w:r>
-        <w:t xml:space="preserve">かりポムのファームウェアには、サーボを長持ちさせる工夫が入っています。</w:t>
+        <w:t xml:space="preserve">かりポムの頭は、2つのサーボモーターで動きます。</w:t>
       </w:r>
     </w:p>
     <w:p>
@@ -7286,13 +7486,13 @@
         <w:rPr>
           <w:b/>
         </w:rPr>
-        <w:t xml:space="preserve">左右サーボの自動Detach（デタッチ：力を抜くこと）</w:t>
+        <w:t xml:space="preserve">servoUD（上下）</w:t>
       </w:r>
       <w:r>
         <w:t xml:space="preserve"> </w:t>
       </w:r>
       <w:r>
-        <w:t xml:space="preserve">— 左右サーボは、動きが不要なときに自動的に力を抜いて休み、負荷を軽減します。頭がわずかに脱力するのは正常です。</w:t>
+        <w:t xml:space="preserve">— うなずくような上下の動き</w:t>
       </w:r>
     </w:p>
     <w:p>
@@ -7307,24 +7507,22 @@
         <w:rPr>
           <w:b/>
         </w:rPr>
-        <w:t xml:space="preserve">サーボ安全停止（safeServoShutdown）</w:t>
+        <w:t xml:space="preserve">servoLR（左右）</w:t>
       </w:r>
       <w:r>
         <w:t xml:space="preserve"> </w:t>
       </w:r>
       <w:r>
-        <w:t xml:space="preserve">— WebUIから手動で実行できる、サーボを安全に停止させる機能です。電源を切る前や、長時間放置する前に実行すると、サーボへの負担を減らせます。</w:t>
-      </w:r>
-    </w:p>
-    <w:p>
-      <w:pPr>
-        <w:pStyle w:val="Heading2"/>
-      </w:pPr>
-      <w:bookmarkStart w:id="86" w:name="サーボの音について"/>
-      <w:r>
-        <w:t xml:space="preserve">16.3 サーボの音について</w:t>
-      </w:r>
-      <w:bookmarkEnd w:id="86"/>
+        <w:t xml:space="preserve">— 首をかしげる・見回すような左右の動き</w:t>
+      </w:r>
+    </w:p>
+    <w:p>
+      <w:pPr>
+        <w:pStyle w:val="FirstParagraph"/>
+      </w:pPr>
+      <w:r>
+        <w:t xml:space="preserve">動き方には次の4種類があります。</w:t>
+      </w:r>
     </w:p>
     <w:p>
       <w:pPr>
@@ -7335,7 +7533,16 @@
         <w:pStyle w:val="Compact"/>
       </w:pPr>
       <w:r>
-        <w:t xml:space="preserve">動作中の小さな動作音（ウィッという音）は正常です。</w:t>
+        <w:rPr>
+          <w:b/>
+        </w:rPr>
+        <w:t xml:space="preserve">アイドルモーション（自動）</w:t>
+      </w:r>
+      <w:r>
+        <w:t xml:space="preserve"> </w:t>
+      </w:r>
+      <w:r>
+        <w:t xml:space="preserve">— 待機中に、ランダムなタイミングで自然に頭を動かします。生きているような雰囲気を演出します。頻度はWebUIから4段階（OFF／少なめ／標準／多め）に調整できます（第19章）。</w:t>
       </w:r>
     </w:p>
     <w:p>
@@ -7350,6 +7557,159 @@
         <w:rPr>
           <w:b/>
         </w:rPr>
+        <w:t xml:space="preserve">マイクロモーション（会話中・自動）</w:t>
+      </w:r>
+      <w:r>
+        <w:t xml:space="preserve"> </w:t>
+      </w:r>
+      <w:r>
+        <w:t xml:space="preserve">— 口パク中は、口の動きに合わせて頭も小さく動きます。</w:t>
+      </w:r>
+    </w:p>
+    <w:p>
+      <w:pPr>
+        <w:numPr>
+          <w:ilvl w:val="0"/>
+          <w:numId w:val="1031"/>
+        </w:numPr>
+        <w:pStyle w:val="Compact"/>
+      </w:pPr>
+      <w:r>
+        <w:rPr>
+          <w:b/>
+        </w:rPr>
+        <w:t xml:space="preserve">ジョイスティック操作（手動）</w:t>
+      </w:r>
+      <w:r>
+        <w:t xml:space="preserve"> </w:t>
+      </w:r>
+      <w:r>
+        <w:t xml:space="preserve">— 本体背面（尻尾部分）のスティックを倒した方向・量に応じて、首の向きがなめらかに追従します（縦＝上下、横＝左右）。</w:t>
+      </w:r>
+    </w:p>
+    <w:p>
+      <w:pPr>
+        <w:numPr>
+          <w:ilvl w:val="0"/>
+          <w:numId w:val="1031"/>
+        </w:numPr>
+        <w:pStyle w:val="Compact"/>
+      </w:pPr>
+      <w:r>
+        <w:rPr>
+          <w:b/>
+        </w:rPr>
+        <w:t xml:space="preserve">WebUIのボタン操作（手動）</w:t>
+      </w:r>
+      <w:r>
+        <w:t xml:space="preserve"> </w:t>
+      </w:r>
+      <w:r>
+        <w:t xml:space="preserve">— Home画面の上下左右ボタンから、ジョイスティックと同じように頭を操作できます。スマホやパソコンだけで頭の向きを調整したいときに便利です。</w:t>
+      </w:r>
+    </w:p>
+    <w:p>
+      <w:pPr>
+        <w:pStyle w:val="FirstParagraph"/>
+      </w:pPr>
+      <w:r>
+        <w:t xml:space="preserve">💡 Home画面には、あらかじめ決められた動き方（デモ）を1回再生する「Demo」ボタンもあります。動作確認や、来客時のちょっとしたお披露目に使えます。</w:t>
+      </w:r>
+    </w:p>
+    <w:p>
+      <w:pPr>
+        <w:pStyle w:val="Heading2"/>
+      </w:pPr>
+      <w:bookmarkStart w:id="88" w:name="サーボにやさしい設計"/>
+      <w:r>
+        <w:t xml:space="preserve">16.2 サーボにやさしい設計</w:t>
+      </w:r>
+      <w:bookmarkEnd w:id="88"/>
+    </w:p>
+    <w:p>
+      <w:pPr>
+        <w:pStyle w:val="FirstParagraph"/>
+      </w:pPr>
+      <w:r>
+        <w:t xml:space="preserve">かりポムのファームウェアには、サーボを長持ちさせる工夫が入っています。</w:t>
+      </w:r>
+    </w:p>
+    <w:p>
+      <w:pPr>
+        <w:numPr>
+          <w:ilvl w:val="0"/>
+          <w:numId w:val="1032"/>
+        </w:numPr>
+        <w:pStyle w:val="Compact"/>
+      </w:pPr>
+      <w:r>
+        <w:rPr>
+          <w:b/>
+        </w:rPr>
+        <w:t xml:space="preserve">左右サーボの自動Detach（デタッチ：力を抜くこと）</w:t>
+      </w:r>
+      <w:r>
+        <w:t xml:space="preserve"> </w:t>
+      </w:r>
+      <w:r>
+        <w:t xml:space="preserve">— 左右サーボは、動きが不要なときに自動的に力を抜いて休み、負荷を軽減します。頭がわずかに脱力するのは正常です。</w:t>
+      </w:r>
+    </w:p>
+    <w:p>
+      <w:pPr>
+        <w:numPr>
+          <w:ilvl w:val="0"/>
+          <w:numId w:val="1032"/>
+        </w:numPr>
+        <w:pStyle w:val="Compact"/>
+      </w:pPr>
+      <w:r>
+        <w:rPr>
+          <w:b/>
+        </w:rPr>
+        <w:t xml:space="preserve">サーボ安全停止（safeServoShutdown）</w:t>
+      </w:r>
+      <w:r>
+        <w:t xml:space="preserve"> </w:t>
+      </w:r>
+      <w:r>
+        <w:t xml:space="preserve">— WebUIから手動で実行できる、サーボを安全に停止させる機能です。電源を切る前や、長時間放置する前に実行すると、サーボへの負担を減らせます。</w:t>
+      </w:r>
+    </w:p>
+    <w:p>
+      <w:pPr>
+        <w:pStyle w:val="Heading2"/>
+      </w:pPr>
+      <w:bookmarkStart w:id="89" w:name="サーボの音について"/>
+      <w:r>
+        <w:t xml:space="preserve">16.3 サーボの音について</w:t>
+      </w:r>
+      <w:bookmarkEnd w:id="89"/>
+    </w:p>
+    <w:p>
+      <w:pPr>
+        <w:numPr>
+          <w:ilvl w:val="0"/>
+          <w:numId w:val="1033"/>
+        </w:numPr>
+        <w:pStyle w:val="Compact"/>
+      </w:pPr>
+      <w:r>
+        <w:t xml:space="preserve">動作中の小さな動作音（ウィッという音）は正常です。</w:t>
+      </w:r>
+    </w:p>
+    <w:p>
+      <w:pPr>
+        <w:numPr>
+          <w:ilvl w:val="0"/>
+          <w:numId w:val="1033"/>
+        </w:numPr>
+        <w:pStyle w:val="Compact"/>
+      </w:pPr>
+      <w:r>
+        <w:rPr>
+          <w:b/>
+        </w:rPr>
         <w:t xml:space="preserve">止まっているのに「ジーッ」という音が続く</w:t>
       </w:r>
       <w:r>
@@ -7365,21 +7725,21 @@
       <w:pPr>
         <w:pStyle w:val="Heading1"/>
       </w:pPr>
-      <w:bookmarkStart w:id="87" w:name="第17章-sdカード管理"/>
+      <w:bookmarkStart w:id="90" w:name="第17章-sdカード管理"/>
       <w:r>
         <w:t xml:space="preserve">第17章 SDカード管理</w:t>
       </w:r>
-      <w:bookmarkEnd w:id="87"/>
+      <w:bookmarkEnd w:id="90"/>
     </w:p>
     <w:p>
       <w:pPr>
         <w:pStyle w:val="Heading2"/>
       </w:pPr>
-      <w:bookmarkStart w:id="88" w:name="sdカードの役割"/>
+      <w:bookmarkStart w:id="91" w:name="sdカードの役割"/>
       <w:r>
         <w:t xml:space="preserve">17.1 SDカードの役割</w:t>
       </w:r>
-      <w:bookmarkEnd w:id="88"/>
+      <w:bookmarkEnd w:id="91"/>
     </w:p>
     <w:p>
       <w:pPr>
@@ -7410,11 +7770,11 @@
       <w:pPr>
         <w:pStyle w:val="Heading2"/>
       </w:pPr>
-      <w:bookmarkStart w:id="89" w:name="フォルダ構成"/>
+      <w:bookmarkStart w:id="92" w:name="フォルダ構成"/>
       <w:r>
         <w:t xml:space="preserve">17.2 フォルダ構成</w:t>
       </w:r>
-      <w:bookmarkEnd w:id="89"/>
+      <w:bookmarkEnd w:id="92"/>
     </w:p>
     <w:p>
       <w:pPr>
@@ -7484,11 +7844,11 @@
       <w:pPr>
         <w:pStyle w:val="Heading2"/>
       </w:pPr>
-      <w:bookmarkStart w:id="90" w:name="webuiでのファイル管理"/>
+      <w:bookmarkStart w:id="93" w:name="webuiでのファイル管理"/>
       <w:r>
         <w:t xml:space="preserve">17.3 WebUIでのファイル管理</w:t>
       </w:r>
-      <w:bookmarkEnd w:id="90"/>
+      <w:bookmarkEnd w:id="93"/>
     </w:p>
     <w:p>
       <w:pPr>
@@ -7761,17 +8121,17 @@
       <w:pPr>
         <w:pStyle w:val="Heading2"/>
       </w:pPr>
-      <w:bookmarkStart w:id="91" w:name="sdカードの取り扱い"/>
+      <w:bookmarkStart w:id="94" w:name="sdカードの取り扱い"/>
       <w:r>
         <w:t xml:space="preserve">17.4 SDカードの取り扱い</w:t>
       </w:r>
-      <w:bookmarkEnd w:id="91"/>
+      <w:bookmarkEnd w:id="94"/>
     </w:p>
     <w:p>
       <w:pPr>
         <w:numPr>
           <w:ilvl w:val="0"/>
-          <w:numId w:val="1032"/>
+          <w:numId w:val="1034"/>
         </w:numPr>
         <w:pStyle w:val="Compact"/>
       </w:pPr>
@@ -7792,7 +8152,7 @@
       <w:pPr>
         <w:numPr>
           <w:ilvl w:val="0"/>
-          <w:numId w:val="1032"/>
+          <w:numId w:val="1034"/>
         </w:numPr>
         <w:pStyle w:val="Compact"/>
       </w:pPr>
@@ -7813,7 +8173,7 @@
       <w:pPr>
         <w:numPr>
           <w:ilvl w:val="0"/>
-          <w:numId w:val="1032"/>
+          <w:numId w:val="1034"/>
         </w:numPr>
         <w:pStyle w:val="Compact"/>
       </w:pPr>
@@ -7830,21 +8190,21 @@
       <w:pPr>
         <w:pStyle w:val="Heading1"/>
       </w:pPr>
-      <w:bookmarkStart w:id="92" w:name="第18章-ログ機能"/>
+      <w:bookmarkStart w:id="95" w:name="第18章-ログ機能"/>
       <w:r>
         <w:t xml:space="preserve">第18章 ログ機能</w:t>
       </w:r>
-      <w:bookmarkEnd w:id="92"/>
+      <w:bookmarkEnd w:id="95"/>
     </w:p>
     <w:p>
       <w:pPr>
         <w:pStyle w:val="Heading2"/>
       </w:pPr>
-      <w:bookmarkStart w:id="93" w:name="ログとは"/>
+      <w:bookmarkStart w:id="96" w:name="ログとは"/>
       <w:r>
         <w:t xml:space="preserve">18.1 ログとは</w:t>
       </w:r>
-      <w:bookmarkEnd w:id="93"/>
+      <w:bookmarkEnd w:id="96"/>
     </w:p>
     <w:p>
       <w:pPr>
@@ -8043,11 +8403,11 @@
       <w:pPr>
         <w:pStyle w:val="Heading2"/>
       </w:pPr>
-      <w:bookmarkStart w:id="94" w:name="ログの開き方"/>
+      <w:bookmarkStart w:id="97" w:name="ログの開き方"/>
       <w:r>
         <w:t xml:space="preserve">18.2 ログの開き方</w:t>
       </w:r>
-      <w:bookmarkEnd w:id="94"/>
+      <w:bookmarkEnd w:id="97"/>
     </w:p>
     <w:p>
       <w:pPr>
@@ -8069,11 +8429,11 @@
       <w:pPr>
         <w:pStyle w:val="Heading2"/>
       </w:pPr>
-      <w:bookmarkStart w:id="95" w:name="よく見かけるログの読み方"/>
+      <w:bookmarkStart w:id="98" w:name="よく見かけるログの読み方"/>
       <w:r>
         <w:t xml:space="preserve">18.3 よく見かけるログの読み方</w:t>
       </w:r>
-      <w:bookmarkEnd w:id="95"/>
+      <w:bookmarkEnd w:id="98"/>
     </w:p>
     <w:tbl>
       <w:tblPr>
@@ -8321,11 +8681,11 @@
       <w:pPr>
         <w:pStyle w:val="Heading1"/>
       </w:pPr>
-      <w:bookmarkStart w:id="96" w:name="第19章-設定画面の説明"/>
+      <w:bookmarkStart w:id="99" w:name="第19章-設定画面の説明"/>
       <w:r>
         <w:t xml:space="preserve">第19章 設定画面の説明</w:t>
       </w:r>
-      <w:bookmarkEnd w:id="96"/>
+      <w:bookmarkEnd w:id="99"/>
     </w:p>
     <w:p>
       <w:pPr>
@@ -8339,11 +8699,11 @@
       <w:pPr>
         <w:pStyle w:val="Heading2"/>
       </w:pPr>
-      <w:bookmarkStart w:id="97" w:name="karipom-ear音声入力設定"/>
+      <w:bookmarkStart w:id="100" w:name="karipom-ear音声入力設定"/>
       <w:r>
         <w:t xml:space="preserve">19.1 Karipom Ear（音声入力）設定</w:t>
       </w:r>
-      <w:bookmarkEnd w:id="97"/>
+      <w:bookmarkEnd w:id="100"/>
     </w:p>
     <w:p>
       <w:pPr>
@@ -8360,9 +8720,9 @@
         <w:tblLook w:firstRow="1"/>
       </w:tblPr>
       <w:tblGrid>
-        <w:gridCol w:w="2989"/>
-        <w:gridCol w:w="1944"/>
-        <w:gridCol w:w="4427"/>
+        <w:gridCol w:w="2769"/>
+        <w:gridCol w:w="2185"/>
+        <w:gridCol w:w="4406"/>
       </w:tblGrid>
       <w:tr>
         <w:trPr>
@@ -8370,7 +8730,7 @@
         </w:trPr>
         <w:tc>
           <w:tcPr>
-            <w:tcW w:type="dxa" w:w="2989"/>
+            <w:tcW w:type="dxa" w:w="2769"/>
             <w:tcBorders>
               <w:bottom w:val="single"/>
             </w:tcBorders>
@@ -8388,7 +8748,7 @@
         </w:tc>
         <w:tc>
           <w:tcPr>
-            <w:tcW w:type="dxa" w:w="1944"/>
+            <w:tcW w:type="dxa" w:w="2185"/>
             <w:tcBorders>
               <w:bottom w:val="single"/>
             </w:tcBorders>
@@ -8406,7 +8766,7 @@
         </w:tc>
         <w:tc>
           <w:tcPr>
-            <w:tcW w:type="dxa" w:w="4427"/>
+            <w:tcW w:type="dxa" w:w="4406"/>
             <w:tcBorders>
               <w:bottom w:val="single"/>
             </w:tcBorders>
@@ -8426,7 +8786,7 @@
       <w:tr>
         <w:tc>
           <w:tcPr>
-            <w:tcW w:type="dxa" w:w="2989"/>
+            <w:tcW w:type="dxa" w:w="2769"/>
           </w:tcPr>
           <w:p>
             <w:pPr>
@@ -8440,37 +8800,37 @@
         </w:tc>
         <w:tc>
           <w:tcPr>
-            <w:tcW w:type="dxa" w:w="1944"/>
-          </w:tcPr>
-          <w:p>
-            <w:pPr>
-              <w:pStyle w:val="Compact"/>
-              <w:jc w:val="left"/>
-            </w:pPr>
-            <w:r>
-              <w:t xml:space="preserve">UDP（Mac）</w:t>
-            </w:r>
-          </w:p>
-        </w:tc>
-        <w:tc>
-          <w:tcPr>
-            <w:tcW w:type="dxa" w:w="4427"/>
-          </w:tcPr>
-          <w:p>
-            <w:pPr>
-              <w:pStyle w:val="Compact"/>
-              <w:jc w:val="left"/>
-            </w:pPr>
-            <w:r>
-              <w:t xml:space="preserve">UDP（Mac）／LINE IN／内蔵マイクから選択。</w:t>
-            </w:r>
-          </w:p>
-        </w:tc>
-      </w:tr>
-      <w:tr>
-        <w:tc>
-          <w:tcPr>
-            <w:tcW w:type="dxa" w:w="2989"/>
+            <w:tcW w:type="dxa" w:w="2185"/>
+          </w:tcPr>
+          <w:p>
+            <w:pPr>
+              <w:pStyle w:val="Compact"/>
+              <w:jc w:val="left"/>
+            </w:pPr>
+            <w:r>
+              <w:t xml:space="preserve">PC音声（Wi-Fi）</w:t>
+            </w:r>
+          </w:p>
+        </w:tc>
+        <w:tc>
+          <w:tcPr>
+            <w:tcW w:type="dxa" w:w="4406"/>
+          </w:tcPr>
+          <w:p>
+            <w:pPr>
+              <w:pStyle w:val="Compact"/>
+              <w:jc w:val="left"/>
+            </w:pPr>
+            <w:r>
+              <w:t xml:space="preserve">PC音声（Wi-Fi）／LINE IN／内蔵マイクから選択。</w:t>
+            </w:r>
+          </w:p>
+        </w:tc>
+      </w:tr>
+      <w:tr>
+        <w:tc>
+          <w:tcPr>
+            <w:tcW w:type="dxa" w:w="2769"/>
           </w:tcPr>
           <w:p>
             <w:pPr>
@@ -8484,7 +8844,7 @@
         </w:tc>
         <w:tc>
           <w:tcPr>
-            <w:tcW w:type="dxa" w:w="1944"/>
+            <w:tcW w:type="dxa" w:w="2185"/>
           </w:tcPr>
           <w:p>
             <w:pPr>
@@ -8498,7 +8858,7 @@
         </w:tc>
         <w:tc>
           <w:tcPr>
-            <w:tcW w:type="dxa" w:w="4427"/>
+            <w:tcW w:type="dxa" w:w="4406"/>
           </w:tcPr>
           <w:p>
             <w:pPr>
@@ -8514,7 +8874,7 @@
       <w:tr>
         <w:tc>
           <w:tcPr>
-            <w:tcW w:type="dxa" w:w="2989"/>
+            <w:tcW w:type="dxa" w:w="2769"/>
           </w:tcPr>
           <w:p>
             <w:pPr>
@@ -8528,7 +8888,7 @@
         </w:tc>
         <w:tc>
           <w:tcPr>
-            <w:tcW w:type="dxa" w:w="1944"/>
+            <w:tcW w:type="dxa" w:w="2185"/>
           </w:tcPr>
           <w:p>
             <w:pPr>
@@ -8542,7 +8902,7 @@
         </w:tc>
         <w:tc>
           <w:tcPr>
-            <w:tcW w:type="dxa" w:w="4427"/>
+            <w:tcW w:type="dxa" w:w="4406"/>
           </w:tcPr>
           <w:p>
             <w:pPr>
@@ -8558,7 +8918,7 @@
       <w:tr>
         <w:tc>
           <w:tcPr>
-            <w:tcW w:type="dxa" w:w="2989"/>
+            <w:tcW w:type="dxa" w:w="2769"/>
           </w:tcPr>
           <w:p>
             <w:pPr>
@@ -8572,7 +8932,7 @@
         </w:tc>
         <w:tc>
           <w:tcPr>
-            <w:tcW w:type="dxa" w:w="1944"/>
+            <w:tcW w:type="dxa" w:w="2185"/>
           </w:tcPr>
           <w:p>
             <w:pPr>
@@ -8586,7 +8946,7 @@
         </w:tc>
         <w:tc>
           <w:tcPr>
-            <w:tcW w:type="dxa" w:w="4427"/>
+            <w:tcW w:type="dxa" w:w="4406"/>
           </w:tcPr>
           <w:p>
             <w:pPr>
@@ -8604,11 +8964,11 @@
       <w:pPr>
         <w:pStyle w:val="Heading2"/>
       </w:pPr>
-      <w:bookmarkStart w:id="98" w:name="visualizerlighting設定"/>
+      <w:bookmarkStart w:id="101" w:name="visualizerlighting設定"/>
       <w:r>
         <w:t xml:space="preserve">19.2 Visualizer・Lighting設定</w:t>
       </w:r>
-      <w:bookmarkEnd w:id="98"/>
+      <w:bookmarkEnd w:id="101"/>
     </w:p>
     <w:p>
       <w:pPr>
@@ -8824,11 +9184,11 @@
       <w:pPr>
         <w:pStyle w:val="Heading2"/>
       </w:pPr>
-      <w:bookmarkStart w:id="99" w:name="動き音の頻度設定"/>
+      <w:bookmarkStart w:id="102" w:name="動き音の頻度設定"/>
       <w:r>
         <w:t xml:space="preserve">19.3 動き・音の頻度設定</w:t>
       </w:r>
-      <w:bookmarkEnd w:id="99"/>
+      <w:bookmarkEnd w:id="102"/>
     </w:p>
     <w:tbl>
       <w:tblPr>
@@ -9037,11 +9397,11 @@
       <w:pPr>
         <w:pStyle w:val="Heading2"/>
       </w:pPr>
-      <w:bookmarkStart w:id="100" w:name="かりポムの名前とキャラクター"/>
+      <w:bookmarkStart w:id="103" w:name="かりポムの名前とキャラクター"/>
       <w:r>
         <w:t xml:space="preserve">19.4 かりポムの名前とキャラクター</w:t>
       </w:r>
-      <w:bookmarkEnd w:id="100"/>
+      <w:bookmarkEnd w:id="103"/>
     </w:p>
     <w:tbl>
       <w:tblPr>
@@ -9159,11 +9519,11 @@
       <w:pPr>
         <w:pStyle w:val="Heading2"/>
       </w:pPr>
-      <w:bookmarkStart w:id="101" w:name="カメラ機能実験的機能"/>
+      <w:bookmarkStart w:id="104" w:name="カメラ機能実験的機能"/>
       <w:r>
         <w:t xml:space="preserve">19.5 カメラ機能（実験的機能）</w:t>
       </w:r>
-      <w:bookmarkEnd w:id="101"/>
+      <w:bookmarkEnd w:id="104"/>
     </w:p>
     <w:p>
       <w:pPr>
@@ -9200,11 +9560,11 @@
       <w:pPr>
         <w:pStyle w:val="Heading2"/>
       </w:pPr>
-      <w:bookmarkStart w:id="102" w:name="サーボの操作"/>
+      <w:bookmarkStart w:id="105" w:name="サーボの操作"/>
       <w:r>
         <w:t xml:space="preserve">19.6 サーボの操作</w:t>
       </w:r>
-      <w:bookmarkEnd w:id="102"/>
+      <w:bookmarkEnd w:id="105"/>
     </w:p>
     <w:p>
       <w:pPr>
@@ -9223,11 +9583,11 @@
       <w:pPr>
         <w:pStyle w:val="Heading1"/>
       </w:pPr>
-      <w:bookmarkStart w:id="103" w:name="第20章-トラブルシューティング"/>
+      <w:bookmarkStart w:id="106" w:name="第20章-トラブルシューティング"/>
       <w:r>
         <w:t xml:space="preserve">第20章 トラブルシューティング</w:t>
       </w:r>
-      <w:bookmarkEnd w:id="103"/>
+      <w:bookmarkEnd w:id="106"/>
     </w:p>
     <w:p>
       <w:pPr>
@@ -9241,11 +9601,11 @@
       <w:pPr>
         <w:pStyle w:val="Heading2"/>
       </w:pPr>
-      <w:bookmarkStart w:id="104" w:name="電源起動"/>
+      <w:bookmarkStart w:id="107" w:name="電源起動"/>
       <w:r>
         <w:t xml:space="preserve">20.1 電源・起動</w:t>
       </w:r>
-      <w:bookmarkEnd w:id="104"/>
+      <w:bookmarkEnd w:id="107"/>
     </w:p>
     <w:p>
       <w:pPr>
@@ -9256,117 +9616,6 @@
           <w:b/>
         </w:rPr>
         <w:t xml:space="preserve">Q. 電源を入れても画面がつかない</w:t>
-      </w:r>
-    </w:p>
-    <w:p>
-      <w:pPr>
-        <w:numPr>
-          <w:ilvl w:val="0"/>
-          <w:numId w:val="1033"/>
-        </w:numPr>
-        <w:pStyle w:val="Compact"/>
-      </w:pPr>
-      <w:r>
-        <w:t xml:space="preserve">USB Type-Cケーブルと電源アダプタを別のものに替えて試してください（充電専用ケーブルでは動かないことがあります）。</w:t>
-      </w:r>
-    </w:p>
-    <w:p>
-      <w:pPr>
-        <w:numPr>
-          <w:ilvl w:val="0"/>
-          <w:numId w:val="1033"/>
-        </w:numPr>
-        <w:pStyle w:val="Compact"/>
-      </w:pPr>
-      <w:r>
-        <w:t xml:space="preserve">パソコンのUSBポートに直接つないで試してください。</w:t>
-      </w:r>
-    </w:p>
-    <w:p>
-      <w:pPr>
-        <w:pStyle w:val="FirstParagraph"/>
-      </w:pPr>
-      <w:r>
-        <w:rPr>
-          <w:b/>
-        </w:rPr>
-        <w:t xml:space="preserve">Q. 起動途中で止まる／再起動を繰り返す</w:t>
-      </w:r>
-    </w:p>
-    <w:p>
-      <w:pPr>
-        <w:numPr>
-          <w:ilvl w:val="0"/>
-          <w:numId w:val="1034"/>
-        </w:numPr>
-        <w:pStyle w:val="Compact"/>
-      </w:pPr>
-      <w:r>
-        <w:t xml:space="preserve">SDカードをいったん抜いて起動するか試してください。SDカードの不良やフォーマット形式の問題が考えられます。</w:t>
-      </w:r>
-    </w:p>
-    <w:p>
-      <w:pPr>
-        <w:numPr>
-          <w:ilvl w:val="0"/>
-          <w:numId w:val="1034"/>
-        </w:numPr>
-        <w:pStyle w:val="Compact"/>
-      </w:pPr>
-      <w:r>
-        <w:t xml:space="preserve">改善しない場合は、症状とログを控えて製作者にご相談ください。</w:t>
-      </w:r>
-    </w:p>
-    <w:p>
-      <w:pPr>
-        <w:pStyle w:val="Heading2"/>
-      </w:pPr>
-      <w:bookmarkStart w:id="105" w:name="頭の動きサーボ-重要"/>
-      <w:r>
-        <w:t xml:space="preserve">20.2 頭の動き・サーボ ⚠️重要</w:t>
-      </w:r>
-      <w:bookmarkEnd w:id="105"/>
-    </w:p>
-    <w:p>
-      <w:pPr>
-        <w:pStyle w:val="FirstParagraph"/>
-      </w:pPr>
-      <w:r>
-        <w:rPr>
-          <w:b/>
-        </w:rPr>
-        <w:t xml:space="preserve">Q. 「ジーッ」「キーッ」という異音が続く／頭が震える</w:t>
-      </w:r>
-    </w:p>
-    <w:p>
-      <w:pPr>
-        <w:pStyle w:val="BodyText"/>
-      </w:pPr>
-      <w:r>
-        <w:t xml:space="preserve">⚠️</w:t>
-      </w:r>
-      <w:r>
-        <w:t xml:space="preserve"> </w:t>
-      </w:r>
-      <w:r>
-        <w:rPr>
-          <w:b/>
-        </w:rPr>
-        <w:t xml:space="preserve">まずサーボモーター本体の故障（ハードウェアの問題）を疑ってください。</w:t>
-      </w:r>
-      <w:r>
-        <w:t xml:space="preserve"> </w:t>
-      </w:r>
-      <w:r>
-        <w:t xml:space="preserve">かりポムの頭部は重いため、サーボは消耗しやすい部品です。過去には、ソフトウェアの不具合と思われた異音の原因が、実際にはサーボの物理的な故障だった事例があります。</w:t>
-      </w:r>
-    </w:p>
-    <w:p>
-      <w:pPr>
-        <w:pStyle w:val="BodyText"/>
-      </w:pPr>
-      <w:r>
-        <w:t xml:space="preserve">確認手順：</w:t>
       </w:r>
     </w:p>
     <w:p>
@@ -9378,16 +9627,7 @@
         <w:pStyle w:val="Compact"/>
       </w:pPr>
       <w:r>
-        <w:t xml:space="preserve">WebUIから</w:t>
-      </w:r>
-      <w:r>
-        <w:rPr>
-          <w:b/>
-        </w:rPr>
-        <w:t xml:space="preserve">サーボ安全停止（safeServoShutdown）</w:t>
-      </w:r>
-      <w:r>
-        <w:t xml:space="preserve">を実行し、異音が止まるか確認します。</w:t>
+        <w:t xml:space="preserve">USB Type-Cケーブルと電源アダプタを別のものに替えて試してください（充電専用ケーブルでは動かないことがあります）。</w:t>
       </w:r>
     </w:p>
     <w:p>
@@ -9399,25 +9639,7 @@
         <w:pStyle w:val="Compact"/>
       </w:pPr>
       <w:r>
-        <w:t xml:space="preserve">電源を切った状態で、頭が異常に傾いていないか、部品が引っかかっていないかを目視で確認します。</w:t>
-      </w:r>
-      <w:r>
-        <w:rPr>
-          <w:b/>
-        </w:rPr>
-        <w:t xml:space="preserve">手で無理に動かさないでください。</w:t>
-      </w:r>
-    </w:p>
-    <w:p>
-      <w:pPr>
-        <w:numPr>
-          <w:ilvl w:val="0"/>
-          <w:numId w:val="1035"/>
-        </w:numPr>
-        <w:pStyle w:val="Compact"/>
-      </w:pPr>
-      <w:r>
-        <w:t xml:space="preserve">電源を入れ直しても異音が続く場合は、サーボ交換が必要な可能性があります。製作者にご相談ください。</w:t>
+        <w:t xml:space="preserve">パソコンのUSBポートに直接つないで試してください。</w:t>
       </w:r>
     </w:p>
     <w:p>
@@ -9428,7 +9650,7 @@
         <w:rPr>
           <w:b/>
         </w:rPr>
-        <w:t xml:space="preserve">Q. 頭がまったく動かない</w:t>
+        <w:t xml:space="preserve">Q. 起動途中で止まる／再起動を繰り返す</w:t>
       </w:r>
     </w:p>
     <w:p>
@@ -9440,7 +9662,7 @@
         <w:pStyle w:val="Compact"/>
       </w:pPr>
       <w:r>
-        <w:t xml:space="preserve">ジョイスティック（背面・尻尾部分）またはWebUIの上下左右ボタンで動くか試してください。</w:t>
+        <w:t xml:space="preserve">SDカードをいったん抜いて起動するか試してください。SDカードの不良やフォーマット形式の問題が考えられます。</w:t>
       </w:r>
     </w:p>
     <w:p>
@@ -9452,20 +9674,18 @@
         <w:pStyle w:val="Compact"/>
       </w:pPr>
       <w:r>
-        <w:t xml:space="preserve">Log Viewerでサーボ関連のエラーが出ていないか確認してください。</w:t>
-      </w:r>
-    </w:p>
-    <w:p>
-      <w:pPr>
-        <w:numPr>
-          <w:ilvl w:val="0"/>
-          <w:numId w:val="1036"/>
-        </w:numPr>
-        <w:pStyle w:val="Compact"/>
-      </w:pPr>
-      <w:r>
-        <w:t xml:space="preserve">左右サーボは負荷軽減のため自動で休止（Detach）することがあります（正常）。操作すれば復帰します。</w:t>
-      </w:r>
+        <w:t xml:space="preserve">改善しない場合は、症状とログを控えて製作者にご相談ください。</w:t>
+      </w:r>
+    </w:p>
+    <w:p>
+      <w:pPr>
+        <w:pStyle w:val="Heading2"/>
+      </w:pPr>
+      <w:bookmarkStart w:id="108" w:name="頭の動きサーボ-重要"/>
+      <w:r>
+        <w:t xml:space="preserve">20.2 頭の動き・サーボ ⚠️重要</w:t>
+      </w:r>
+      <w:bookmarkEnd w:id="108"/>
     </w:p>
     <w:p>
       <w:pPr>
@@ -9475,7 +9695,38 @@
         <w:rPr>
           <w:b/>
         </w:rPr>
-        <w:t xml:space="preserve">Q. 頭が少し脱力して傾く</w:t>
+        <w:t xml:space="preserve">Q. 「ジーッ」「キーッ」という異音が続く／頭が震える</w:t>
+      </w:r>
+    </w:p>
+    <w:p>
+      <w:pPr>
+        <w:pStyle w:val="BodyText"/>
+      </w:pPr>
+      <w:r>
+        <w:t xml:space="preserve">⚠️</w:t>
+      </w:r>
+      <w:r>
+        <w:t xml:space="preserve"> </w:t>
+      </w:r>
+      <w:r>
+        <w:rPr>
+          <w:b/>
+        </w:rPr>
+        <w:t xml:space="preserve">まずサーボモーター本体の故障（ハードウェアの問題）を疑ってください。</w:t>
+      </w:r>
+      <w:r>
+        <w:t xml:space="preserve"> </w:t>
+      </w:r>
+      <w:r>
+        <w:t xml:space="preserve">かりポムの頭部は重いため、サーボは消耗しやすい部品です。過去には、ソフトウェアの不具合と思われた異音の原因が、実際にはサーボの物理的な故障だった事例があります。</w:t>
+      </w:r>
+    </w:p>
+    <w:p>
+      <w:pPr>
+        <w:pStyle w:val="BodyText"/>
+      </w:pPr>
+      <w:r>
+        <w:t xml:space="preserve">確認手順：</w:t>
       </w:r>
     </w:p>
     <w:p>
@@ -9487,18 +9738,47 @@
         <w:pStyle w:val="Compact"/>
       </w:pPr>
       <w:r>
-        <w:t xml:space="preserve">左右サーボの自動Detachによる正常な動作です。</w:t>
-      </w:r>
-    </w:p>
-    <w:p>
-      <w:pPr>
-        <w:pStyle w:val="Heading2"/>
-      </w:pPr>
-      <w:bookmarkStart w:id="106" w:name="wi-fiwebui"/>
-      <w:r>
-        <w:t xml:space="preserve">20.3 Wi-Fi・WebUI</w:t>
-      </w:r>
-      <w:bookmarkEnd w:id="106"/>
+        <w:t xml:space="preserve">WebUIから</w:t>
+      </w:r>
+      <w:r>
+        <w:rPr>
+          <w:b/>
+        </w:rPr>
+        <w:t xml:space="preserve">サーボ安全停止（safeServoShutdown）</w:t>
+      </w:r>
+      <w:r>
+        <w:t xml:space="preserve">を実行し、異音が止まるか確認します。</w:t>
+      </w:r>
+    </w:p>
+    <w:p>
+      <w:pPr>
+        <w:numPr>
+          <w:ilvl w:val="0"/>
+          <w:numId w:val="1037"/>
+        </w:numPr>
+        <w:pStyle w:val="Compact"/>
+      </w:pPr>
+      <w:r>
+        <w:t xml:space="preserve">電源を切った状態で、頭が異常に傾いていないか、部品が引っかかっていないかを目視で確認します。</w:t>
+      </w:r>
+      <w:r>
+        <w:rPr>
+          <w:b/>
+        </w:rPr>
+        <w:t xml:space="preserve">手で無理に動かさないでください。</w:t>
+      </w:r>
+    </w:p>
+    <w:p>
+      <w:pPr>
+        <w:numPr>
+          <w:ilvl w:val="0"/>
+          <w:numId w:val="1037"/>
+        </w:numPr>
+        <w:pStyle w:val="Compact"/>
+      </w:pPr>
+      <w:r>
+        <w:t xml:space="preserve">電源を入れ直しても異音が続く場合は、サーボ交換が必要な可能性があります。製作者にご相談ください。</w:t>
+      </w:r>
     </w:p>
     <w:p>
       <w:pPr>
@@ -9508,7 +9788,7 @@
         <w:rPr>
           <w:b/>
         </w:rPr>
-        <w:t xml:space="preserve">Q. WebUIが開けない</w:t>
+        <w:t xml:space="preserve">Q. 頭がまったく動かない</w:t>
       </w:r>
     </w:p>
     <w:p>
@@ -9520,16 +9800,7 @@
         <w:pStyle w:val="Compact"/>
       </w:pPr>
       <w:r>
-        <w:t xml:space="preserve">スマホ／パソコンが、かりポムと</w:t>
-      </w:r>
-      <w:r>
-        <w:rPr>
-          <w:b/>
-        </w:rPr>
-        <w:t xml:space="preserve">同じWi-Fi</w:t>
-      </w:r>
-      <w:r>
-        <w:t xml:space="preserve">につながっているか確認してください（スマホがモバイル回線になっていると開けません）。</w:t>
+        <w:t xml:space="preserve">ジョイスティック（背面・尻尾部分）またはWebUIの上下左右ボタンで動くか試してください。</w:t>
       </w:r>
     </w:p>
     <w:p>
@@ -9541,7 +9812,7 @@
         <w:pStyle w:val="Compact"/>
       </w:pPr>
       <w:r>
-        <w:t xml:space="preserve">IPアドレスが変わっていないか、本体画面で確認してください（ルーターの再起動などで変わることがあります）。</w:t>
+        <w:t xml:space="preserve">Log Viewerでサーボ関連のエラーが出ていないか確認してください。</w:t>
       </w:r>
     </w:p>
     <w:p>
@@ -9553,7 +9824,7 @@
         <w:pStyle w:val="Compact"/>
       </w:pPr>
       <w:r>
-        <w:t xml:space="preserve">かりポムの電源を入れ直してください。</w:t>
+        <w:t xml:space="preserve">左右サーボは負荷軽減のため自動で休止（Detach）することがあります（正常）。操作すれば復帰します。</w:t>
       </w:r>
     </w:p>
     <w:p>
@@ -9564,7 +9835,7 @@
         <w:rPr>
           <w:b/>
         </w:rPr>
-        <w:t xml:space="preserve">Q. かりポムがAPモードになってしまう</w:t>
+        <w:t xml:space="preserve">Q. 頭が少し脱力して傾く</w:t>
       </w:r>
     </w:p>
     <w:p>
@@ -9576,8 +9847,18 @@
         <w:pStyle w:val="Compact"/>
       </w:pPr>
       <w:r>
-        <w:t xml:space="preserve">保存済みのWi-Fiに接続できないときの正常な動作です。ルーターの電源、SSID・パスワードの変更有無を確認し、第8章の手順でWi-Fiを設定し直してください。</w:t>
-      </w:r>
+        <w:t xml:space="preserve">左右サーボの自動Detachによる正常な動作です。</w:t>
+      </w:r>
+    </w:p>
+    <w:p>
+      <w:pPr>
+        <w:pStyle w:val="Heading2"/>
+      </w:pPr>
+      <w:bookmarkStart w:id="109" w:name="wi-fiwebui"/>
+      <w:r>
+        <w:t xml:space="preserve">20.3 Wi-Fi・WebUI</w:t>
+      </w:r>
+      <w:bookmarkEnd w:id="109"/>
     </w:p>
     <w:p>
       <w:pPr>
@@ -9587,7 +9868,7 @@
         <w:rPr>
           <w:b/>
         </w:rPr>
-        <w:t xml:space="preserve">Q. しばらくすると操作を受け付けなくなる</w:t>
+        <w:t xml:space="preserve">Q. WebUIが開けない</w:t>
       </w:r>
     </w:p>
     <w:p>
@@ -9599,18 +9880,41 @@
         <w:pStyle w:val="Compact"/>
       </w:pPr>
       <w:r>
-        <w:t xml:space="preserve">かりポム側には長時間稼働対策（Wi-Fi省電力の無効化）が入っていますが、ルーター側の設定や電波状況によっては切断されることがあります。かりポムをルーターに近づける、電源を入れ直す、をお試しください。</w:t>
-      </w:r>
-    </w:p>
-    <w:p>
-      <w:pPr>
-        <w:pStyle w:val="Heading2"/>
-      </w:pPr>
-      <w:bookmarkStart w:id="107" w:name="マイクkaripom-ear"/>
-      <w:r>
-        <w:t xml:space="preserve">20.4 マイク（Karipom Ear）</w:t>
-      </w:r>
-      <w:bookmarkEnd w:id="107"/>
+        <w:t xml:space="preserve">スマホ／パソコンが、かりポムと</w:t>
+      </w:r>
+      <w:r>
+        <w:rPr>
+          <w:b/>
+        </w:rPr>
+        <w:t xml:space="preserve">同じWi-Fi</w:t>
+      </w:r>
+      <w:r>
+        <w:t xml:space="preserve">につながっているか確認してください（スマホがモバイル回線になっていると開けません）。</w:t>
+      </w:r>
+    </w:p>
+    <w:p>
+      <w:pPr>
+        <w:numPr>
+          <w:ilvl w:val="0"/>
+          <w:numId w:val="1040"/>
+        </w:numPr>
+        <w:pStyle w:val="Compact"/>
+      </w:pPr>
+      <w:r>
+        <w:t xml:space="preserve">IPアドレスが変わっていないか、本体画面で確認してください（ルーターの再起動などで変わることがあります）。</w:t>
+      </w:r>
+    </w:p>
+    <w:p>
+      <w:pPr>
+        <w:numPr>
+          <w:ilvl w:val="0"/>
+          <w:numId w:val="1040"/>
+        </w:numPr>
+        <w:pStyle w:val="Compact"/>
+      </w:pPr>
+      <w:r>
+        <w:t xml:space="preserve">かりポムの電源を入れ直してください。</w:t>
+      </w:r>
     </w:p>
     <w:p>
       <w:pPr>
@@ -9620,7 +9924,7 @@
         <w:rPr>
           <w:b/>
         </w:rPr>
-        <w:t xml:space="preserve">Q. 話しかけても反応しない</w:t>
+        <w:t xml:space="preserve">Q. かりポムがAPモードになってしまう</w:t>
       </w:r>
     </w:p>
     <w:p>
@@ -9632,40 +9936,7 @@
         <w:pStyle w:val="Compact"/>
       </w:pPr>
       <w:r>
-        <w:t xml:space="preserve">音源が</w:t>
-      </w:r>
-      <w:r>
-        <w:rPr>
-          <w:b/>
-        </w:rPr>
-        <w:t xml:space="preserve">内蔵マイク</w:t>
-      </w:r>
-      <w:r>
-        <w:t xml:space="preserve">になっているか確認してください（UDPやLINE INのままだと内蔵マイクは働きません）。</w:t>
-      </w:r>
-    </w:p>
-    <w:p>
-      <w:pPr>
-        <w:numPr>
-          <w:ilvl w:val="0"/>
-          <w:numId w:val="1041"/>
-        </w:numPr>
-        <w:pStyle w:val="Compact"/>
-      </w:pPr>
-      <w:r>
-        <w:t xml:space="preserve">独り言の直後・音源切り替えの直後は、数秒間反応しません（クールダウンによる正常動作です）。少し待ってから話しかけてください。</w:t>
-      </w:r>
-    </w:p>
-    <w:p>
-      <w:pPr>
-        <w:numPr>
-          <w:ilvl w:val="0"/>
-          <w:numId w:val="1041"/>
-        </w:numPr>
-        <w:pStyle w:val="Compact"/>
-      </w:pPr>
-      <w:r>
-        <w:t xml:space="preserve">ONしきい値を下げてみてください（例：150→100）。</w:t>
+        <w:t xml:space="preserve">保存済みのWi-Fiに接続できないときの正常な動作です。ルーターの電源、SSID・パスワードの変更有無を確認し、第8章の手順でWi-Fiを設定し直してください。</w:t>
       </w:r>
     </w:p>
     <w:p>
@@ -9676,7 +9947,7 @@
         <w:rPr>
           <w:b/>
         </w:rPr>
-        <w:t xml:space="preserve">Q. 誰も話していないのに口が動く</w:t>
+        <w:t xml:space="preserve">Q. しばらくすると操作を受け付けなくなる</w:t>
       </w:r>
     </w:p>
     <w:p>
@@ -9688,30 +9959,18 @@
         <w:pStyle w:val="Compact"/>
       </w:pPr>
       <w:r>
-        <w:t xml:space="preserve">ONしきい値を上げてみてください（例：150→200）。</w:t>
-      </w:r>
-    </w:p>
-    <w:p>
-      <w:pPr>
-        <w:numPr>
-          <w:ilvl w:val="0"/>
-          <w:numId w:val="1042"/>
-        </w:numPr>
-        <w:pStyle w:val="Compact"/>
-      </w:pPr>
-      <w:r>
-        <w:t xml:space="preserve">テレビ・スピーカー・エアコンの近くを避けて設置してください。</w:t>
+        <w:t xml:space="preserve">かりポム側には長時間稼働対策（Wi-Fi省電力の無効化）が入っていますが、ルーター側の設定や電波状況によっては切断されることがあります。かりポムをルーターに近づける、電源を入れ直す、をお試しください。</w:t>
       </w:r>
     </w:p>
     <w:p>
       <w:pPr>
         <w:pStyle w:val="Heading2"/>
       </w:pPr>
-      <w:bookmarkStart w:id="108" w:name="音声独り言"/>
-      <w:r>
-        <w:t xml:space="preserve">20.5 音声・独り言</w:t>
-      </w:r>
-      <w:bookmarkEnd w:id="108"/>
+      <w:bookmarkStart w:id="110" w:name="マイクkaripom-ear"/>
+      <w:r>
+        <w:t xml:space="preserve">20.4 マイク（Karipom Ear）</w:t>
+      </w:r>
+      <w:bookmarkEnd w:id="110"/>
     </w:p>
     <w:p>
       <w:pPr>
@@ -9721,7 +9980,7 @@
         <w:rPr>
           <w:b/>
         </w:rPr>
-        <w:t xml:space="preserve">Q. 独り言が再生されない</w:t>
+        <w:t xml:space="preserve">Q. 話しかけても反応しない</w:t>
       </w:r>
     </w:p>
     <w:p>
@@ -9733,19 +9992,16 @@
         <w:pStyle w:val="Compact"/>
       </w:pPr>
       <w:r>
-        <w:t xml:space="preserve">SDカードが正しく挿さっているか、</w:t>
-      </w:r>
-      <w:r>
-        <w:rPr>
-          <w:rStyle w:val="VerbatimChar"/>
-        </w:rPr>
-        <w:t xml:space="preserve">/sounds/mutter/</w:t>
-      </w:r>
-      <w:r>
-        <w:t xml:space="preserve"> </w:t>
-      </w:r>
-      <w:r>
-        <w:t xml:space="preserve">フォルダにWAVファイルがあるか確認してください。</w:t>
+        <w:t xml:space="preserve">音源が</w:t>
+      </w:r>
+      <w:r>
+        <w:rPr>
+          <w:b/>
+        </w:rPr>
+        <w:t xml:space="preserve">内蔵マイク</w:t>
+      </w:r>
+      <w:r>
+        <w:t xml:space="preserve">になっているか確認してください（UDPやLINE INのままだと内蔵マイクは働きません）。</w:t>
       </w:r>
     </w:p>
     <w:p>
@@ -9757,7 +10013,7 @@
         <w:pStyle w:val="Compact"/>
       </w:pPr>
       <w:r>
-        <w:t xml:space="preserve">SDカードをパソコンで直接編集した場合は、電源を入れ直してください（起動時に一覧を読み込みます）。</w:t>
+        <w:t xml:space="preserve">独り言の直後・音源切り替えの直後は、数秒間反応しません（クールダウンによる正常動作です）。少し待ってから話しかけてください。</w:t>
       </w:r>
     </w:p>
     <w:p>
@@ -9769,58 +10025,18 @@
         <w:pStyle w:val="Compact"/>
       </w:pPr>
       <w:r>
-        <w:t xml:space="preserve">ファイルがWAV形式（非圧縮）であるか確認してください。MP3は再生できません。</w:t>
-      </w:r>
-    </w:p>
-    <w:p>
-      <w:pPr>
-        <w:numPr>
-          <w:ilvl w:val="0"/>
-          <w:numId w:val="1043"/>
-        </w:numPr>
-        <w:pStyle w:val="Compact"/>
-      </w:pPr>
-      <w:r>
-        <w:t xml:space="preserve">独り言の発生確率が0に設定されていないか、Home画面で確認してください（第19章）。</w:t>
-      </w:r>
-    </w:p>
-    <w:p>
-      <w:pPr>
-        <w:pStyle w:val="Heading2"/>
-      </w:pPr>
-      <w:bookmarkStart w:id="109" w:name="udp口パクmac連携"/>
-      <w:r>
-        <w:t xml:space="preserve">20.6 UDP口パク（Mac連携）</w:t>
-      </w:r>
-      <w:bookmarkEnd w:id="109"/>
+        <w:t xml:space="preserve">ONしきい値を下げてみてください（例：150→100）。</w:t>
+      </w:r>
     </w:p>
     <w:p>
       <w:pPr>
         <w:pStyle w:val="FirstParagraph"/>
       </w:pPr>
       <w:r>
-        <w:t xml:space="preserve">第15章「15.6 うまく動かないとき」をご覧ください。</w:t>
-      </w:r>
-    </w:p>
-    <w:p>
-      <w:pPr>
-        <w:pStyle w:val="Heading2"/>
-      </w:pPr>
-      <w:bookmarkStart w:id="110" w:name="visualizerlighting"/>
-      <w:r>
-        <w:t xml:space="preserve">20.7 Visualizer・Lighting</w:t>
-      </w:r>
-      <w:bookmarkEnd w:id="110"/>
-    </w:p>
-    <w:p>
-      <w:pPr>
-        <w:pStyle w:val="FirstParagraph"/>
-      </w:pPr>
-      <w:r>
-        <w:rPr>
-          <w:b/>
-        </w:rPr>
-        <w:t xml:space="preserve">Q. Visualizerを選んでも何も表示されない</w:t>
+        <w:rPr>
+          <w:b/>
+        </w:rPr>
+        <w:t xml:space="preserve">Q. 誰も話していないのに口が動く</w:t>
       </w:r>
     </w:p>
     <w:p>
@@ -9832,7 +10048,7 @@
         <w:pStyle w:val="Compact"/>
       </w:pPr>
       <w:r>
-        <w:t xml:space="preserve">音源が内蔵マイク（MIC）になっていないか確認してください。Visualizerは内蔵マイクモードでは表示されません（第12章・第13章）。</w:t>
+        <w:t xml:space="preserve">ONしきい値を上げてみてください（例：150→200）。</w:t>
       </w:r>
     </w:p>
     <w:p>
@@ -9844,8 +10060,18 @@
         <w:pStyle w:val="Compact"/>
       </w:pPr>
       <w:r>
-        <w:t xml:space="preserve">Visualizer Randomがオフのまま、選択自体がOFFになっていないか確認してください。</w:t>
-      </w:r>
+        <w:t xml:space="preserve">テレビ・スピーカー・エアコンの近くを避けて設置してください。</w:t>
+      </w:r>
+    </w:p>
+    <w:p>
+      <w:pPr>
+        <w:pStyle w:val="Heading2"/>
+      </w:pPr>
+      <w:bookmarkStart w:id="111" w:name="音声独り言"/>
+      <w:r>
+        <w:t xml:space="preserve">20.5 音声・独り言</w:t>
+      </w:r>
+      <w:bookmarkEnd w:id="111"/>
     </w:p>
     <w:p>
       <w:pPr>
@@ -9855,7 +10081,7 @@
         <w:rPr>
           <w:b/>
         </w:rPr>
-        <w:t xml:space="preserve">Q. 画面がずっと同じ演出のまま変わらない</w:t>
+        <w:t xml:space="preserve">Q. 独り言が再生されない</w:t>
       </w:r>
     </w:p>
     <w:p>
@@ -9867,6 +10093,140 @@
         <w:pStyle w:val="Compact"/>
       </w:pPr>
       <w:r>
+        <w:t xml:space="preserve">SDカードが正しく挿さっているか、</w:t>
+      </w:r>
+      <w:r>
+        <w:rPr>
+          <w:rStyle w:val="VerbatimChar"/>
+        </w:rPr>
+        <w:t xml:space="preserve">/sounds/mutter/</w:t>
+      </w:r>
+      <w:r>
+        <w:t xml:space="preserve"> </w:t>
+      </w:r>
+      <w:r>
+        <w:t xml:space="preserve">フォルダにWAVファイルがあるか確認してください。</w:t>
+      </w:r>
+    </w:p>
+    <w:p>
+      <w:pPr>
+        <w:numPr>
+          <w:ilvl w:val="0"/>
+          <w:numId w:val="1045"/>
+        </w:numPr>
+        <w:pStyle w:val="Compact"/>
+      </w:pPr>
+      <w:r>
+        <w:t xml:space="preserve">SDカードをパソコンで直接編集した場合は、電源を入れ直してください（起動時に一覧を読み込みます）。</w:t>
+      </w:r>
+    </w:p>
+    <w:p>
+      <w:pPr>
+        <w:numPr>
+          <w:ilvl w:val="0"/>
+          <w:numId w:val="1045"/>
+        </w:numPr>
+        <w:pStyle w:val="Compact"/>
+      </w:pPr>
+      <w:r>
+        <w:t xml:space="preserve">ファイルがWAV形式（非圧縮）であるか確認してください。MP3は再生できません。</w:t>
+      </w:r>
+    </w:p>
+    <w:p>
+      <w:pPr>
+        <w:numPr>
+          <w:ilvl w:val="0"/>
+          <w:numId w:val="1045"/>
+        </w:numPr>
+        <w:pStyle w:val="Compact"/>
+      </w:pPr>
+      <w:r>
+        <w:t xml:space="preserve">独り言の発生確率が0に設定されていないか、Home画面で確認してください（第19章）。</w:t>
+      </w:r>
+    </w:p>
+    <w:p>
+      <w:pPr>
+        <w:pStyle w:val="Heading2"/>
+      </w:pPr>
+      <w:bookmarkStart w:id="112" w:name="talkpc連携口パク"/>
+      <w:r>
+        <w:t xml:space="preserve">20.6 Talk（PC連携口パク）</w:t>
+      </w:r>
+      <w:bookmarkEnd w:id="112"/>
+    </w:p>
+    <w:p>
+      <w:pPr>
+        <w:pStyle w:val="FirstParagraph"/>
+      </w:pPr>
+      <w:r>
+        <w:t xml:space="preserve">第15章「15.6 うまく動かないとき」をご覧ください。</w:t>
+      </w:r>
+    </w:p>
+    <w:p>
+      <w:pPr>
+        <w:pStyle w:val="Heading2"/>
+      </w:pPr>
+      <w:bookmarkStart w:id="113" w:name="visualizerlighting"/>
+      <w:r>
+        <w:t xml:space="preserve">20.7 Visualizer・Lighting</w:t>
+      </w:r>
+      <w:bookmarkEnd w:id="113"/>
+    </w:p>
+    <w:p>
+      <w:pPr>
+        <w:pStyle w:val="FirstParagraph"/>
+      </w:pPr>
+      <w:r>
+        <w:rPr>
+          <w:b/>
+        </w:rPr>
+        <w:t xml:space="preserve">Q. Visualizerを選んでも何も表示されない</w:t>
+      </w:r>
+    </w:p>
+    <w:p>
+      <w:pPr>
+        <w:numPr>
+          <w:ilvl w:val="0"/>
+          <w:numId w:val="1046"/>
+        </w:numPr>
+        <w:pStyle w:val="Compact"/>
+      </w:pPr>
+      <w:r>
+        <w:t xml:space="preserve">音源が内蔵マイク（MIC）になっていないか確認してください。Visualizerは内蔵マイクモードでは表示されません（第12章・第13章）。</w:t>
+      </w:r>
+    </w:p>
+    <w:p>
+      <w:pPr>
+        <w:numPr>
+          <w:ilvl w:val="0"/>
+          <w:numId w:val="1046"/>
+        </w:numPr>
+        <w:pStyle w:val="Compact"/>
+      </w:pPr>
+      <w:r>
+        <w:t xml:space="preserve">Visualizer Randomがオフのまま、選択自体がOFFになっていないか確認してください。</w:t>
+      </w:r>
+    </w:p>
+    <w:p>
+      <w:pPr>
+        <w:pStyle w:val="FirstParagraph"/>
+      </w:pPr>
+      <w:r>
+        <w:rPr>
+          <w:b/>
+        </w:rPr>
+        <w:t xml:space="preserve">Q. 画面がずっと同じ演出のまま変わらない</w:t>
+      </w:r>
+    </w:p>
+    <w:p>
+      <w:pPr>
+        <w:numPr>
+          <w:ilvl w:val="0"/>
+          <w:numId w:val="1047"/>
+        </w:numPr>
+        <w:pStyle w:val="Compact"/>
+      </w:pPr>
+      <w:r>
         <w:t xml:space="preserve">Random機能（Visualizer RandomまたはLighting Random）をONにすると、一定時間ごとに自動で切り替わります（第13章・第14章）。</w:t>
       </w:r>
     </w:p>
@@ -9879,11 +10239,11 @@
       <w:pPr>
         <w:pStyle w:val="Heading1"/>
       </w:pPr>
-      <w:bookmarkStart w:id="111" w:name="第21章-faqよくある質問"/>
+      <w:bookmarkStart w:id="114" w:name="第21章-faqよくある質問"/>
       <w:r>
         <w:t xml:space="preserve">第21章 FAQ（よくある質問）</w:t>
       </w:r>
-      <w:bookmarkEnd w:id="111"/>
+      <w:bookmarkEnd w:id="114"/>
     </w:p>
     <w:p>
       <w:pPr>
@@ -9916,7 +10276,7 @@
         <w:t xml:space="preserve"> </w:t>
       </w:r>
       <w:r>
-        <w:t xml:space="preserve">A. はい。Wi-Fi設定後は、スマホのブラウザからWebUIのすべての機能が使えます。Macが必要なのはUDP口パクモード（第15章）だけです。</w:t>
+        <w:t xml:space="preserve">A. はい。Wi-Fi設定後は、スマホのブラウザからWebUIのすべての機能が使えます。PCが必要なのはTalk（PC連携口パク、第15章）だけです。</w:t>
       </w:r>
     </w:p>
     <w:p>
@@ -9927,6 +10287,32 @@
         <w:rPr>
           <w:b/>
         </w:rPr>
+        <w:t xml:space="preserve">Q. CoreS3の実機がなくても試せますか？</w:t>
+      </w:r>
+      <w:r>
+        <w:t xml:space="preserve"> </w:t>
+      </w:r>
+      <w:r>
+        <w:t xml:space="preserve">A. はい。PCだけでかりポムの世界を体験できる</w:t>
+      </w:r>
+      <w:r>
+        <w:rPr>
+          <w:b/>
+        </w:rPr>
+        <w:t xml:space="preserve">KariPom Desktop</w:t>
+      </w:r>
+      <w:r>
+        <w:t xml:space="preserve">という姉妹プロジェクトがあります（第2章）。実機を購入する前に、まず雰囲気を試してみたい方にもおすすめです。</w:t>
+      </w:r>
+    </w:p>
+    <w:p>
+      <w:pPr>
+        <w:pStyle w:val="BodyText"/>
+      </w:pPr>
+      <w:r>
+        <w:rPr>
+          <w:b/>
+        </w:rPr>
         <w:t xml:space="preserve">Q. 独り言の声は自分で作れますか？</w:t>
       </w:r>
       <w:r>
@@ -9999,7 +10385,63 @@
         <w:t xml:space="preserve"> </w:t>
       </w:r>
       <w:r>
-        <w:t xml:space="preserve">A. 本書執筆時点では開発中です。現在は、MacでAI音声を再生してUDP口パクモード（第15章）と組み合わせることで、「AIの声でしゃべるかりポム」を楽しめます。</w:t>
+        <w:t xml:space="preserve">A. かりポム本体がAPIを使って自律的に会話する機能は、本書執筆時点では開発中です。ただし、「AIと会話しているように見える」体験は、今すぐ2通りの方法で楽しめます。</w:t>
+      </w:r>
+    </w:p>
+    <w:p>
+      <w:pPr>
+        <w:numPr>
+          <w:ilvl w:val="0"/>
+          <w:numId w:val="1048"/>
+        </w:numPr>
+        <w:pStyle w:val="Compact"/>
+      </w:pPr>
+      <w:r>
+        <w:rPr>
+          <w:b/>
+        </w:rPr>
+        <w:t xml:space="preserve">CoreS3実機＋KariPom Companion</w:t>
+      </w:r>
+      <w:r>
+        <w:t xml:space="preserve"> </w:t>
+      </w:r>
+      <w:r>
+        <w:t xml:space="preserve">— PCでChatGPTなどのAI音声を再生しながら、音源をPC音声（Wi-Fi）モード（第15章）にすると、かりポムがその声に合わせて口パクします。</w:t>
+      </w:r>
+    </w:p>
+    <w:p>
+      <w:pPr>
+        <w:numPr>
+          <w:ilvl w:val="0"/>
+          <w:numId w:val="1048"/>
+        </w:numPr>
+        <w:pStyle w:val="Compact"/>
+      </w:pPr>
+      <w:r>
+        <w:rPr>
+          <w:b/>
+        </w:rPr>
+        <w:t xml:space="preserve">KariPom Desktop</w:t>
+      </w:r>
+      <w:r>
+        <w:t xml:space="preserve">（第2章） — 起動するだけで自動的にブラウザのChatGPTが開き、音声会話に合わせてかりポムが口パクします。CoreS3の実機がなくても体験できます。</w:t>
+      </w:r>
+    </w:p>
+    <w:p>
+      <w:pPr>
+        <w:pStyle w:val="FirstParagraph"/>
+      </w:pPr>
+      <w:r>
+        <w:rPr>
+          <w:b/>
+        </w:rPr>
+        <w:t xml:space="preserve">Q. カメラは何に使えますか？</w:t>
+      </w:r>
+      <w:r>
+        <w:t xml:space="preserve"> </w:t>
+      </w:r>
+      <w:r>
+        <w:t xml:space="preserve">A. 本書執筆時点では開発途中の実験的機能です（第19章）。既定ではOFFになっており、今後のアップデートで機能が拡張される予定です。</w:t>
       </w:r>
     </w:p>
     <w:p>
@@ -10010,13 +10452,13 @@
         <w:rPr>
           <w:b/>
         </w:rPr>
-        <w:t xml:space="preserve">Q. カメラは何に使えますか？</w:t>
+        <w:t xml:space="preserve">Q. VisualizerとLightingは同時に使えますか？</w:t>
       </w:r>
       <w:r>
         <w:t xml:space="preserve"> </w:t>
       </w:r>
       <w:r>
-        <w:t xml:space="preserve">A. 本書執筆時点では開発途中の実験的機能です（第19章）。既定ではOFFになっており、今後のアップデートで機能が拡張される予定です。</w:t>
+        <w:t xml:space="preserve">A. はい。Lightingが背景、Visualizerが音の可視化という別の層になっているため、組み合わせて表示できます（第14章）。</w:t>
       </w:r>
     </w:p>
     <w:p>
@@ -10027,13 +10469,13 @@
         <w:rPr>
           <w:b/>
         </w:rPr>
-        <w:t xml:space="preserve">Q. VisualizerとLightingは同時に使えますか？</w:t>
+        <w:t xml:space="preserve">Q. 水拭きしてもいい？</w:t>
       </w:r>
       <w:r>
         <w:t xml:space="preserve"> </w:t>
       </w:r>
       <w:r>
-        <w:t xml:space="preserve">A. はい。Lightingが背景、Visualizerが音の可視化という別の層になっているため、組み合わせて表示できます（第14章）。</w:t>
+        <w:t xml:space="preserve">A. 固く絞った布での軽い拭き取りにとどめ、水分が内部に入らないよう注意してください。防水ではありません。</w:t>
       </w:r>
     </w:p>
     <w:p>
@@ -10044,13 +10486,13 @@
         <w:rPr>
           <w:b/>
         </w:rPr>
-        <w:t xml:space="preserve">Q. 水拭きしてもいい？</w:t>
+        <w:t xml:space="preserve">Q. ファームウェア（内部ソフト）の更新はできますか？</w:t>
       </w:r>
       <w:r>
         <w:t xml:space="preserve"> </w:t>
       </w:r>
       <w:r>
-        <w:t xml:space="preserve">A. 固く絞った布での軽い拭き取りにとどめ、水分が内部に入らないよう注意してください。防水ではありません。</w:t>
+        <w:t xml:space="preserve">A. 更新はArduino IDEというパソコン用ソフトを使って行います。一般ユーザー向けの手順は本書の範囲外です。更新が必要な場合は製作者にご相談ください。</w:t>
       </w:r>
     </w:p>
     <w:p>
@@ -10061,13 +10503,13 @@
         <w:rPr>
           <w:b/>
         </w:rPr>
-        <w:t xml:space="preserve">Q. ファームウェア（内部ソフト）の更新はできますか？</w:t>
+        <w:t xml:space="preserve">Q. 今後も機能は増えますか？</w:t>
       </w:r>
       <w:r>
         <w:t xml:space="preserve"> </w:t>
       </w:r>
       <w:r>
-        <w:t xml:space="preserve">A. 更新はArduino IDEというパソコン用ソフトを使って行います。一般ユーザー向けの手順は本書の範囲外です。更新が必要な場合は製作者にご相談ください。</w:t>
+        <w:t xml:space="preserve">A. はい。かりポムはGitHubで公開されている、今も継続的にアップデートが続くプロジェクトです。最新の対応状況はGitHubリポジトリをご確認ください。</w:t>
       </w:r>
     </w:p>
     <w:p>
@@ -10079,21 +10521,21 @@
       <w:pPr>
         <w:pStyle w:val="Heading1"/>
       </w:pPr>
-      <w:bookmarkStart w:id="112" w:name="第22章-更新履歴"/>
+      <w:bookmarkStart w:id="115" w:name="第22章-更新履歴"/>
       <w:r>
         <w:t xml:space="preserve">第22章 更新履歴</w:t>
       </w:r>
-      <w:bookmarkEnd w:id="112"/>
+      <w:bookmarkEnd w:id="115"/>
     </w:p>
     <w:p>
       <w:pPr>
         <w:pStyle w:val="Heading2"/>
       </w:pPr>
-      <w:bookmarkStart w:id="113" w:name="本書の更新履歴"/>
+      <w:bookmarkStart w:id="116" w:name="本書の更新履歴"/>
       <w:r>
         <w:t xml:space="preserve">本書の更新履歴</w:t>
       </w:r>
-      <w:bookmarkEnd w:id="113"/>
+      <w:bookmarkEnd w:id="116"/>
     </w:p>
     <w:tbl>
       <w:tblPr>
@@ -10262,6 +10704,50 @@
           </w:p>
         </w:tc>
       </w:tr>
+      <w:tr>
+        <w:tc>
+          <w:tcPr>
+            <w:tcW w:type="dxa" w:w="1105"/>
+          </w:tcPr>
+          <w:p>
+            <w:pPr>
+              <w:pStyle w:val="Compact"/>
+              <w:jc w:val="left"/>
+            </w:pPr>
+            <w:r>
+              <w:t xml:space="preserve">Ver. 3.0</w:t>
+            </w:r>
+          </w:p>
+        </w:tc>
+        <w:tc>
+          <w:tcPr>
+            <w:tcW w:type="dxa" w:w="1080"/>
+          </w:tcPr>
+          <w:p>
+            <w:pPr>
+              <w:pStyle w:val="Compact"/>
+              <w:jc w:val="left"/>
+            </w:pPr>
+            <w:r>
+              <w:t xml:space="preserve">2026年8月</w:t>
+            </w:r>
+          </w:p>
+        </w:tc>
+        <w:tc>
+          <w:tcPr>
+            <w:tcW w:type="dxa" w:w="7175"/>
+          </w:tcPr>
+          <w:p>
+            <w:pPr>
+              <w:pStyle w:val="Compact"/>
+              <w:jc w:val="left"/>
+            </w:pPr>
+            <w:r>
+              <w:t xml:space="preserve">GitHub公開版として全面アップデート。第2章をプロジェクトの成り立ちが伝わる構成に書き換え、KariPom Desktop（PC単体版）の説明を追加。KariPom Companionを「統合管理ツール」として再整理。Python環境構築の説明を最小限にし、ChatGPTなどのAIに相談する運用へ統一。対応OSをWindows・macOS・Linuxに更新（音源表示名も「PC音声（Wi-Fi）」に統一）。Karipom EarにPCM1808＋Pico2拡張構想（開発中）を追記。</w:t>
+            </w:r>
+          </w:p>
+        </w:tc>
+      </w:tr>
     </w:tbl>
     <w:p>
       <w:pPr>
@@ -10280,11 +10766,11 @@
       <w:pPr>
         <w:pStyle w:val="Heading1"/>
       </w:pPr>
-      <w:bookmarkStart w:id="114" w:name="第23章-用語集"/>
+      <w:bookmarkStart w:id="117" w:name="第23章-用語集"/>
       <w:r>
         <w:t xml:space="preserve">第23章 用語集</w:t>
       </w:r>
-      <w:bookmarkEnd w:id="114"/>
+      <w:bookmarkEnd w:id="117"/>
     </w:p>
     <w:tbl>
       <w:tblPr>
@@ -10293,8 +10779,8 @@
         <w:tblLook w:firstRow="1"/>
       </w:tblPr>
       <w:tblGrid>
-        <w:gridCol w:w="1957"/>
-        <w:gridCol w:w="7403"/>
+        <w:gridCol w:w="1850"/>
+        <w:gridCol w:w="7510"/>
       </w:tblGrid>
       <w:tr>
         <w:trPr>
@@ -10302,7 +10788,7 @@
         </w:trPr>
         <w:tc>
           <w:tcPr>
-            <w:tcW w:type="dxa" w:w="1957"/>
+            <w:tcW w:type="dxa" w:w="1850"/>
             <w:tcBorders>
               <w:bottom w:val="single"/>
             </w:tcBorders>
@@ -10320,7 +10806,7 @@
         </w:tc>
         <w:tc>
           <w:tcPr>
-            <w:tcW w:type="dxa" w:w="7403"/>
+            <w:tcW w:type="dxa" w:w="7510"/>
             <w:tcBorders>
               <w:bottom w:val="single"/>
             </w:tcBorders>
@@ -10340,7 +10826,7 @@
       <w:tr>
         <w:tc>
           <w:tcPr>
-            <w:tcW w:type="dxa" w:w="1957"/>
+            <w:tcW w:type="dxa" w:w="1850"/>
           </w:tcPr>
           <w:p>
             <w:pPr>
@@ -10354,7 +10840,7 @@
         </w:tc>
         <w:tc>
           <w:tcPr>
-            <w:tcW w:type="dxa" w:w="7403"/>
+            <w:tcW w:type="dxa" w:w="7510"/>
           </w:tcPr>
           <w:p>
             <w:pPr>
@@ -10370,7 +10856,7 @@
       <w:tr>
         <w:tc>
           <w:tcPr>
-            <w:tcW w:type="dxa" w:w="1957"/>
+            <w:tcW w:type="dxa" w:w="1850"/>
           </w:tcPr>
           <w:p>
             <w:pPr>
@@ -10384,7 +10870,7 @@
         </w:tc>
         <w:tc>
           <w:tcPr>
-            <w:tcW w:type="dxa" w:w="7403"/>
+            <w:tcW w:type="dxa" w:w="7510"/>
           </w:tcPr>
           <w:p>
             <w:pPr>
@@ -10400,7 +10886,7 @@
       <w:tr>
         <w:tc>
           <w:tcPr>
-            <w:tcW w:type="dxa" w:w="1957"/>
+            <w:tcW w:type="dxa" w:w="1850"/>
           </w:tcPr>
           <w:p>
             <w:pPr>
@@ -10414,7 +10900,7 @@
         </w:tc>
         <w:tc>
           <w:tcPr>
-            <w:tcW w:type="dxa" w:w="7403"/>
+            <w:tcW w:type="dxa" w:w="7510"/>
           </w:tcPr>
           <w:p>
             <w:pPr>
@@ -10430,7 +10916,7 @@
       <w:tr>
         <w:tc>
           <w:tcPr>
-            <w:tcW w:type="dxa" w:w="1957"/>
+            <w:tcW w:type="dxa" w:w="1850"/>
           </w:tcPr>
           <w:p>
             <w:pPr>
@@ -10444,7 +10930,7 @@
         </w:tc>
         <w:tc>
           <w:tcPr>
-            <w:tcW w:type="dxa" w:w="7403"/>
+            <w:tcW w:type="dxa" w:w="7510"/>
           </w:tcPr>
           <w:p>
             <w:pPr>
@@ -10460,7 +10946,7 @@
       <w:tr>
         <w:tc>
           <w:tcPr>
-            <w:tcW w:type="dxa" w:w="1957"/>
+            <w:tcW w:type="dxa" w:w="1850"/>
           </w:tcPr>
           <w:p>
             <w:pPr>
@@ -10474,7 +10960,7 @@
         </w:tc>
         <w:tc>
           <w:tcPr>
-            <w:tcW w:type="dxa" w:w="7403"/>
+            <w:tcW w:type="dxa" w:w="7510"/>
           </w:tcPr>
           <w:p>
             <w:pPr>
@@ -10490,7 +10976,7 @@
       <w:tr>
         <w:tc>
           <w:tcPr>
-            <w:tcW w:type="dxa" w:w="1957"/>
+            <w:tcW w:type="dxa" w:w="1850"/>
           </w:tcPr>
           <w:p>
             <w:pPr>
@@ -10504,7 +10990,7 @@
         </w:tc>
         <w:tc>
           <w:tcPr>
-            <w:tcW w:type="dxa" w:w="7403"/>
+            <w:tcW w:type="dxa" w:w="7510"/>
           </w:tcPr>
           <w:p>
             <w:pPr>
@@ -10520,7 +11006,7 @@
       <w:tr>
         <w:tc>
           <w:tcPr>
-            <w:tcW w:type="dxa" w:w="1957"/>
+            <w:tcW w:type="dxa" w:w="1850"/>
           </w:tcPr>
           <w:p>
             <w:pPr>
@@ -10534,7 +11020,7 @@
         </w:tc>
         <w:tc>
           <w:tcPr>
-            <w:tcW w:type="dxa" w:w="7403"/>
+            <w:tcW w:type="dxa" w:w="7510"/>
           </w:tcPr>
           <w:p>
             <w:pPr>
@@ -10550,7 +11036,7 @@
       <w:tr>
         <w:tc>
           <w:tcPr>
-            <w:tcW w:type="dxa" w:w="1957"/>
+            <w:tcW w:type="dxa" w:w="1850"/>
           </w:tcPr>
           <w:p>
             <w:pPr>
@@ -10564,7 +11050,7 @@
         </w:tc>
         <w:tc>
           <w:tcPr>
-            <w:tcW w:type="dxa" w:w="7403"/>
+            <w:tcW w:type="dxa" w:w="7510"/>
           </w:tcPr>
           <w:p>
             <w:pPr>
@@ -10580,7 +11066,7 @@
       <w:tr>
         <w:tc>
           <w:tcPr>
-            <w:tcW w:type="dxa" w:w="1957"/>
+            <w:tcW w:type="dxa" w:w="1850"/>
           </w:tcPr>
           <w:p>
             <w:pPr>
@@ -10594,7 +11080,7 @@
         </w:tc>
         <w:tc>
           <w:tcPr>
-            <w:tcW w:type="dxa" w:w="7403"/>
+            <w:tcW w:type="dxa" w:w="7510"/>
           </w:tcPr>
           <w:p>
             <w:pPr>
@@ -10610,7 +11096,7 @@
       <w:tr>
         <w:tc>
           <w:tcPr>
-            <w:tcW w:type="dxa" w:w="1957"/>
+            <w:tcW w:type="dxa" w:w="1850"/>
           </w:tcPr>
           <w:p>
             <w:pPr>
@@ -10624,7 +11110,7 @@
         </w:tc>
         <w:tc>
           <w:tcPr>
-            <w:tcW w:type="dxa" w:w="7403"/>
+            <w:tcW w:type="dxa" w:w="7510"/>
           </w:tcPr>
           <w:p>
             <w:pPr>
@@ -10640,7 +11126,7 @@
       <w:tr>
         <w:tc>
           <w:tcPr>
-            <w:tcW w:type="dxa" w:w="1957"/>
+            <w:tcW w:type="dxa" w:w="1850"/>
           </w:tcPr>
           <w:p>
             <w:pPr>
@@ -10654,7 +11140,7 @@
         </w:tc>
         <w:tc>
           <w:tcPr>
-            <w:tcW w:type="dxa" w:w="7403"/>
+            <w:tcW w:type="dxa" w:w="7510"/>
           </w:tcPr>
           <w:p>
             <w:pPr>
@@ -10670,7 +11156,7 @@
       <w:tr>
         <w:tc>
           <w:tcPr>
-            <w:tcW w:type="dxa" w:w="1957"/>
+            <w:tcW w:type="dxa" w:w="1850"/>
           </w:tcPr>
           <w:p>
             <w:pPr>
@@ -10684,7 +11170,7 @@
         </w:tc>
         <w:tc>
           <w:tcPr>
-            <w:tcW w:type="dxa" w:w="7403"/>
+            <w:tcW w:type="dxa" w:w="7510"/>
           </w:tcPr>
           <w:p>
             <w:pPr>
@@ -10700,7 +11186,7 @@
       <w:tr>
         <w:tc>
           <w:tcPr>
-            <w:tcW w:type="dxa" w:w="1957"/>
+            <w:tcW w:type="dxa" w:w="1850"/>
           </w:tcPr>
           <w:p>
             <w:pPr>
@@ -10714,7 +11200,7 @@
         </w:tc>
         <w:tc>
           <w:tcPr>
-            <w:tcW w:type="dxa" w:w="7403"/>
+            <w:tcW w:type="dxa" w:w="7510"/>
           </w:tcPr>
           <w:p>
             <w:pPr>
@@ -10730,7 +11216,7 @@
       <w:tr>
         <w:tc>
           <w:tcPr>
-            <w:tcW w:type="dxa" w:w="1957"/>
+            <w:tcW w:type="dxa" w:w="1850"/>
           </w:tcPr>
           <w:p>
             <w:pPr>
@@ -10744,7 +11230,7 @@
         </w:tc>
         <w:tc>
           <w:tcPr>
-            <w:tcW w:type="dxa" w:w="7403"/>
+            <w:tcW w:type="dxa" w:w="7510"/>
           </w:tcPr>
           <w:p>
             <w:pPr>
@@ -10760,7 +11246,7 @@
       <w:tr>
         <w:tc>
           <w:tcPr>
-            <w:tcW w:type="dxa" w:w="1957"/>
+            <w:tcW w:type="dxa" w:w="1850"/>
           </w:tcPr>
           <w:p>
             <w:pPr>
@@ -10774,7 +11260,7 @@
         </w:tc>
         <w:tc>
           <w:tcPr>
-            <w:tcW w:type="dxa" w:w="7403"/>
+            <w:tcW w:type="dxa" w:w="7510"/>
           </w:tcPr>
           <w:p>
             <w:pPr>
@@ -10790,7 +11276,7 @@
       <w:tr>
         <w:tc>
           <w:tcPr>
-            <w:tcW w:type="dxa" w:w="1957"/>
+            <w:tcW w:type="dxa" w:w="1850"/>
           </w:tcPr>
           <w:p>
             <w:pPr>
@@ -10804,23 +11290,23 @@
         </w:tc>
         <w:tc>
           <w:tcPr>
-            <w:tcW w:type="dxa" w:w="7403"/>
-          </w:tcPr>
-          <w:p>
-            <w:pPr>
-              <w:pStyle w:val="Compact"/>
-              <w:jc w:val="left"/>
-            </w:pPr>
-            <w:r>
-              <w:t xml:space="preserve">ユーディーピー。データを素早く送る通信方式。Mac連携の口パクに使用（ポート12345）。</w:t>
-            </w:r>
-          </w:p>
-        </w:tc>
-      </w:tr>
-      <w:tr>
-        <w:tc>
-          <w:tcPr>
-            <w:tcW w:type="dxa" w:w="1957"/>
+            <w:tcW w:type="dxa" w:w="7510"/>
+          </w:tcPr>
+          <w:p>
+            <w:pPr>
+              <w:pStyle w:val="Compact"/>
+              <w:jc w:val="left"/>
+            </w:pPr>
+            <w:r>
+              <w:t xml:space="preserve">ユーディーピー。データを素早く送る通信方式。PC連携の口パク（Talk）に使用（ポート12345）。</w:t>
+            </w:r>
+          </w:p>
+        </w:tc>
+      </w:tr>
+      <w:tr>
+        <w:tc>
+          <w:tcPr>
+            <w:tcW w:type="dxa" w:w="1850"/>
           </w:tcPr>
           <w:p>
             <w:pPr>
@@ -10834,7 +11320,7 @@
         </w:tc>
         <w:tc>
           <w:tcPr>
-            <w:tcW w:type="dxa" w:w="7403"/>
+            <w:tcW w:type="dxa" w:w="7510"/>
           </w:tcPr>
           <w:p>
             <w:pPr>
@@ -10850,7 +11336,7 @@
       <w:tr>
         <w:tc>
           <w:tcPr>
-            <w:tcW w:type="dxa" w:w="1957"/>
+            <w:tcW w:type="dxa" w:w="1850"/>
           </w:tcPr>
           <w:p>
             <w:pPr>
@@ -10864,23 +11350,23 @@
         </w:tc>
         <w:tc>
           <w:tcPr>
-            <w:tcW w:type="dxa" w:w="7403"/>
-          </w:tcPr>
-          <w:p>
-            <w:pPr>
-              <w:pStyle w:val="Compact"/>
-              <w:jc w:val="left"/>
-            </w:pPr>
-            <w:r>
-              <w:t xml:space="preserve">Macの音声をソフト間で受け渡すための無料の仮想オーディオデバイス。</w:t>
-            </w:r>
-          </w:p>
-        </w:tc>
-      </w:tr>
-      <w:tr>
-        <w:tc>
-          <w:tcPr>
-            <w:tcW w:type="dxa" w:w="1957"/>
+            <w:tcW w:type="dxa" w:w="7510"/>
+          </w:tcPr>
+          <w:p>
+            <w:pPr>
+              <w:pStyle w:val="Compact"/>
+              <w:jc w:val="left"/>
+            </w:pPr>
+            <w:r>
+              <w:t xml:space="preserve">macOSの音声をソフト間で受け渡すための無料の仮想オーディオデバイス。Windows／Linuxでは不要。</w:t>
+            </w:r>
+          </w:p>
+        </w:tc>
+      </w:tr>
+      <w:tr>
+        <w:tc>
+          <w:tcPr>
+            <w:tcW w:type="dxa" w:w="1850"/>
           </w:tcPr>
           <w:p>
             <w:pPr>
@@ -10894,23 +11380,23 @@
         </w:tc>
         <w:tc>
           <w:tcPr>
-            <w:tcW w:type="dxa" w:w="7403"/>
-          </w:tcPr>
-          <w:p>
-            <w:pPr>
-              <w:pStyle w:val="Compact"/>
-              <w:jc w:val="left"/>
-            </w:pPr>
-            <w:r>
-              <w:t xml:space="preserve">パイソン。プログラミング言語。Mac側プログラム（karipom_companion.py）の実行に使用。</w:t>
-            </w:r>
-          </w:p>
-        </w:tc>
-      </w:tr>
-      <w:tr>
-        <w:tc>
-          <w:tcPr>
-            <w:tcW w:type="dxa" w:w="1957"/>
+            <w:tcW w:type="dxa" w:w="7510"/>
+          </w:tcPr>
+          <w:p>
+            <w:pPr>
+              <w:pStyle w:val="Compact"/>
+              <w:jc w:val="left"/>
+            </w:pPr>
+            <w:r>
+              <w:t xml:space="preserve">パイソン。プログラミング言語。PC側プログラム（karipom_companion.py・karipom_desktop.py）の実行に使用。</w:t>
+            </w:r>
+          </w:p>
+        </w:tc>
+      </w:tr>
+      <w:tr>
+        <w:tc>
+          <w:tcPr>
+            <w:tcW w:type="dxa" w:w="1850"/>
           </w:tcPr>
           <w:p>
             <w:pPr>
@@ -10924,15 +11410,15 @@
         </w:tc>
         <w:tc>
           <w:tcPr>
-            <w:tcW w:type="dxa" w:w="7403"/>
-          </w:tcPr>
-          <w:p>
-            <w:pPr>
-              <w:pStyle w:val="Compact"/>
-              <w:jc w:val="left"/>
-            </w:pPr>
-            <w:r>
-              <w:t xml:space="preserve">カリポム・コンパニオン。ターミナルから</w:t>
+            <w:tcW w:type="dxa" w:w="7510"/>
+          </w:tcPr>
+          <w:p>
+            <w:pPr>
+              <w:pStyle w:val="Compact"/>
+              <w:jc w:val="left"/>
+            </w:pPr>
+            <w:r>
+              <w:t xml:space="preserve">カリポム・コンパニオン。</w:t>
             </w:r>
             <w:r>
               <w:rPr>
@@ -10941,15 +11427,75 @@
               <w:t xml:space="preserve">karipom_companion.py</w:t>
             </w:r>
             <w:r>
-              <w:t xml:space="preserve">で起動するMacアプリ。KariPom Lab／KariPom BBX／Talk／Log・健康診断の4タブでWebUI表示やMac連携機能をまとめて使える（第15章）。</w:t>
-            </w:r>
-          </w:p>
-        </w:tc>
-      </w:tr>
-      <w:tr>
-        <w:tc>
-          <w:tcPr>
-            <w:tcW w:type="dxa" w:w="1957"/>
+              <w:t xml:space="preserve">で起動する、Windows・macOS・Linux対応の統合管理ツール。KariPom Lab／KariPom BBX／Talk／Log・健康診断の4タブでWebUI表示やPC連携機能をまとめて使える（第15章）。</w:t>
+            </w:r>
+          </w:p>
+        </w:tc>
+      </w:tr>
+      <w:tr>
+        <w:tc>
+          <w:tcPr>
+            <w:tcW w:type="dxa" w:w="1850"/>
+          </w:tcPr>
+          <w:p>
+            <w:pPr>
+              <w:pStyle w:val="Compact"/>
+              <w:jc w:val="left"/>
+            </w:pPr>
+            <w:r>
+              <w:t xml:space="preserve">KariPom Desktop</w:t>
+            </w:r>
+          </w:p>
+        </w:tc>
+        <w:tc>
+          <w:tcPr>
+            <w:tcW w:type="dxa" w:w="7510"/>
+          </w:tcPr>
+          <w:p>
+            <w:pPr>
+              <w:pStyle w:val="Compact"/>
+              <w:jc w:val="left"/>
+            </w:pPr>
+            <w:r>
+              <w:t xml:space="preserve">CoreS3の実機がなくても、PCだけでかりポムの世界を体験できる、GitHub公開の姉妹プロジェクト。Windows・macOS・Linux対応（第2章）。</w:t>
+            </w:r>
+          </w:p>
+        </w:tc>
+      </w:tr>
+      <w:tr>
+        <w:tc>
+          <w:tcPr>
+            <w:tcW w:type="dxa" w:w="1850"/>
+          </w:tcPr>
+          <w:p>
+            <w:pPr>
+              <w:pStyle w:val="Compact"/>
+              <w:jc w:val="left"/>
+            </w:pPr>
+            <w:r>
+              <w:t xml:space="preserve">BBX（Beat Box）</w:t>
+            </w:r>
+          </w:p>
+        </w:tc>
+        <w:tc>
+          <w:tcPr>
+            <w:tcW w:type="dxa" w:w="7510"/>
+          </w:tcPr>
+          <w:p>
+            <w:pPr>
+              <w:pStyle w:val="Compact"/>
+              <w:jc w:val="left"/>
+            </w:pPr>
+            <w:r>
+              <w:t xml:space="preserve">音楽に反応してノリノリに動く、かりポムプロジェクト全体の世界観を表す言葉。KariPom BBXタブの名前の由来（第2章）。</w:t>
+            </w:r>
+          </w:p>
+        </w:tc>
+      </w:tr>
+      <w:tr>
+        <w:tc>
+          <w:tcPr>
+            <w:tcW w:type="dxa" w:w="1850"/>
           </w:tcPr>
           <w:p>
             <w:pPr>
@@ -10963,7 +11509,7 @@
         </w:tc>
         <w:tc>
           <w:tcPr>
-            <w:tcW w:type="dxa" w:w="7403"/>
+            <w:tcW w:type="dxa" w:w="7510"/>
           </w:tcPr>
           <w:p>
             <w:pPr>
@@ -10979,7 +11525,7 @@
       <w:tr>
         <w:tc>
           <w:tcPr>
-            <w:tcW w:type="dxa" w:w="1957"/>
+            <w:tcW w:type="dxa" w:w="1850"/>
           </w:tcPr>
           <w:p>
             <w:pPr>
@@ -10993,7 +11539,7 @@
         </w:tc>
         <w:tc>
           <w:tcPr>
-            <w:tcW w:type="dxa" w:w="7403"/>
+            <w:tcW w:type="dxa" w:w="7510"/>
           </w:tcPr>
           <w:p>
             <w:pPr>
@@ -11009,7 +11555,7 @@
       <w:tr>
         <w:tc>
           <w:tcPr>
-            <w:tcW w:type="dxa" w:w="1957"/>
+            <w:tcW w:type="dxa" w:w="1850"/>
           </w:tcPr>
           <w:p>
             <w:pPr>
@@ -11023,23 +11569,23 @@
         </w:tc>
         <w:tc>
           <w:tcPr>
-            <w:tcW w:type="dxa" w:w="7403"/>
-          </w:tcPr>
-          <w:p>
-            <w:pPr>
-              <w:pStyle w:val="Compact"/>
-              <w:jc w:val="left"/>
-            </w:pPr>
-            <w:r>
-              <w:t xml:space="preserve">KariPom Companion内のタブ名。UDP口パクモードのオン・オフを操作する。</w:t>
-            </w:r>
-          </w:p>
-        </w:tc>
-      </w:tr>
-      <w:tr>
-        <w:tc>
-          <w:tcPr>
-            <w:tcW w:type="dxa" w:w="1957"/>
+            <w:tcW w:type="dxa" w:w="7510"/>
+          </w:tcPr>
+          <w:p>
+            <w:pPr>
+              <w:pStyle w:val="Compact"/>
+              <w:jc w:val="left"/>
+            </w:pPr>
+            <w:r>
+              <w:t xml:space="preserve">KariPom Companion内のタブ名。PC連携口パク（旧称：UDP口パクモード）のオン・オフを操作する。</w:t>
+            </w:r>
+          </w:p>
+        </w:tc>
+      </w:tr>
+      <w:tr>
+        <w:tc>
+          <w:tcPr>
+            <w:tcW w:type="dxa" w:w="1850"/>
           </w:tcPr>
           <w:p>
             <w:pPr>
@@ -11053,23 +11599,23 @@
         </w:tc>
         <w:tc>
           <w:tcPr>
-            <w:tcW w:type="dxa" w:w="7403"/>
-          </w:tcPr>
-          <w:p>
-            <w:pPr>
-              <w:pStyle w:val="Compact"/>
-              <w:jc w:val="left"/>
-            </w:pPr>
-            <w:r>
-              <w:t xml:space="preserve">Macに標準で入っている、コマンドを入力して操作するアプリ。KariPom Companionの起動に使用。</w:t>
-            </w:r>
-          </w:p>
-        </w:tc>
-      </w:tr>
-      <w:tr>
-        <w:tc>
-          <w:tcPr>
-            <w:tcW w:type="dxa" w:w="1957"/>
+            <w:tcW w:type="dxa" w:w="7510"/>
+          </w:tcPr>
+          <w:p>
+            <w:pPr>
+              <w:pStyle w:val="Compact"/>
+              <w:jc w:val="left"/>
+            </w:pPr>
+            <w:r>
+              <w:t xml:space="preserve">コマンドを入力して操作するアプリ（macOSは標準搭載のターミナル、Windowsはコマンドプロンプト／PowerShell）。KariPom Companion・KariPom Desktopの起動に使用。</w:t>
+            </w:r>
+          </w:p>
+        </w:tc>
+      </w:tr>
+      <w:tr>
+        <w:tc>
+          <w:tcPr>
+            <w:tcW w:type="dxa" w:w="1850"/>
           </w:tcPr>
           <w:p>
             <w:pPr>
@@ -11083,7 +11629,7 @@
         </w:tc>
         <w:tc>
           <w:tcPr>
-            <w:tcW w:type="dxa" w:w="7403"/>
+            <w:tcW w:type="dxa" w:w="7510"/>
           </w:tcPr>
           <w:p>
             <w:pPr>
@@ -11099,7 +11645,7 @@
       <w:tr>
         <w:tc>
           <w:tcPr>
-            <w:tcW w:type="dxa" w:w="1957"/>
+            <w:tcW w:type="dxa" w:w="1850"/>
           </w:tcPr>
           <w:p>
             <w:pPr>
@@ -11113,7 +11659,7 @@
         </w:tc>
         <w:tc>
           <w:tcPr>
-            <w:tcW w:type="dxa" w:w="7403"/>
+            <w:tcW w:type="dxa" w:w="7510"/>
           </w:tcPr>
           <w:p>
             <w:pPr>
@@ -11129,7 +11675,7 @@
       <w:tr>
         <w:tc>
           <w:tcPr>
-            <w:tcW w:type="dxa" w:w="1957"/>
+            <w:tcW w:type="dxa" w:w="1850"/>
           </w:tcPr>
           <w:p>
             <w:pPr>
@@ -11143,23 +11689,23 @@
         </w:tc>
         <w:tc>
           <w:tcPr>
-            <w:tcW w:type="dxa" w:w="7403"/>
-          </w:tcPr>
-          <w:p>
-            <w:pPr>
-              <w:pStyle w:val="Compact"/>
-              <w:jc w:val="left"/>
-            </w:pPr>
-            <w:r>
-              <w:t xml:space="preserve">かりポムの音声入力（耳）機能の名称。UDP（Mac）／LINE IN／内蔵マイクを切替可能。</w:t>
-            </w:r>
-          </w:p>
-        </w:tc>
-      </w:tr>
-      <w:tr>
-        <w:tc>
-          <w:tcPr>
-            <w:tcW w:type="dxa" w:w="1957"/>
+            <w:tcW w:type="dxa" w:w="7510"/>
+          </w:tcPr>
+          <w:p>
+            <w:pPr>
+              <w:pStyle w:val="Compact"/>
+              <w:jc w:val="left"/>
+            </w:pPr>
+            <w:r>
+              <w:t xml:space="preserve">かりポムの音声入力（耳）機能の名称。PC音声（Wi-Fi）／LINE IN／内蔵マイクを切替可能。PCM1808＋Pico2による拡張を開発中（第12章）。</w:t>
+            </w:r>
+          </w:p>
+        </w:tc>
+      </w:tr>
+      <w:tr>
+        <w:tc>
+          <w:tcPr>
+            <w:tcW w:type="dxa" w:w="1850"/>
           </w:tcPr>
           <w:p>
             <w:pPr>
@@ -11173,7 +11719,7 @@
         </w:tc>
         <w:tc>
           <w:tcPr>
-            <w:tcW w:type="dxa" w:w="7403"/>
+            <w:tcW w:type="dxa" w:w="7510"/>
           </w:tcPr>
           <w:p>
             <w:pPr>
@@ -11189,7 +11735,7 @@
       <w:tr>
         <w:tc>
           <w:tcPr>
-            <w:tcW w:type="dxa" w:w="1957"/>
+            <w:tcW w:type="dxa" w:w="1850"/>
           </w:tcPr>
           <w:p>
             <w:pPr>
@@ -11203,7 +11749,7 @@
         </w:tc>
         <w:tc>
           <w:tcPr>
-            <w:tcW w:type="dxa" w:w="7403"/>
+            <w:tcW w:type="dxa" w:w="7510"/>
           </w:tcPr>
           <w:p>
             <w:pPr>
@@ -11219,7 +11765,7 @@
       <w:tr>
         <w:tc>
           <w:tcPr>
-            <w:tcW w:type="dxa" w:w="1957"/>
+            <w:tcW w:type="dxa" w:w="1850"/>
           </w:tcPr>
           <w:p>
             <w:pPr>
@@ -11233,7 +11779,7 @@
         </w:tc>
         <w:tc>
           <w:tcPr>
-            <w:tcW w:type="dxa" w:w="7403"/>
+            <w:tcW w:type="dxa" w:w="7510"/>
           </w:tcPr>
           <w:p>
             <w:pPr>
@@ -11249,7 +11795,7 @@
       <w:tr>
         <w:tc>
           <w:tcPr>
-            <w:tcW w:type="dxa" w:w="1957"/>
+            <w:tcW w:type="dxa" w:w="1850"/>
           </w:tcPr>
           <w:p>
             <w:pPr>
@@ -11263,7 +11809,7 @@
         </w:tc>
         <w:tc>
           <w:tcPr>
-            <w:tcW w:type="dxa" w:w="7403"/>
+            <w:tcW w:type="dxa" w:w="7510"/>
           </w:tcPr>
           <w:p>
             <w:pPr>
@@ -11279,7 +11825,7 @@
       <w:tr>
         <w:tc>
           <w:tcPr>
-            <w:tcW w:type="dxa" w:w="1957"/>
+            <w:tcW w:type="dxa" w:w="1850"/>
           </w:tcPr>
           <w:p>
             <w:pPr>
@@ -11293,7 +11839,7 @@
         </w:tc>
         <w:tc>
           <w:tcPr>
-            <w:tcW w:type="dxa" w:w="7403"/>
+            <w:tcW w:type="dxa" w:w="7510"/>
           </w:tcPr>
           <w:p>
             <w:pPr>
@@ -11309,7 +11855,7 @@
       <w:tr>
         <w:tc>
           <w:tcPr>
-            <w:tcW w:type="dxa" w:w="1957"/>
+            <w:tcW w:type="dxa" w:w="1850"/>
           </w:tcPr>
           <w:p>
             <w:pPr>
@@ -11323,7 +11869,7 @@
         </w:tc>
         <w:tc>
           <w:tcPr>
-            <w:tcW w:type="dxa" w:w="7403"/>
+            <w:tcW w:type="dxa" w:w="7510"/>
           </w:tcPr>
           <w:p>
             <w:pPr>
@@ -11339,7 +11885,7 @@
       <w:tr>
         <w:tc>
           <w:tcPr>
-            <w:tcW w:type="dxa" w:w="1957"/>
+            <w:tcW w:type="dxa" w:w="1850"/>
           </w:tcPr>
           <w:p>
             <w:pPr>
@@ -11353,7 +11899,7 @@
         </w:tc>
         <w:tc>
           <w:tcPr>
-            <w:tcW w:type="dxa" w:w="7403"/>
+            <w:tcW w:type="dxa" w:w="7510"/>
           </w:tcPr>
           <w:p>
             <w:pPr>
@@ -11369,7 +11915,7 @@
       <w:tr>
         <w:tc>
           <w:tcPr>
-            <w:tcW w:type="dxa" w:w="1957"/>
+            <w:tcW w:type="dxa" w:w="1850"/>
           </w:tcPr>
           <w:p>
             <w:pPr>
@@ -11383,7 +11929,7 @@
         </w:tc>
         <w:tc>
           <w:tcPr>
-            <w:tcW w:type="dxa" w:w="7403"/>
+            <w:tcW w:type="dxa" w:w="7510"/>
           </w:tcPr>
           <w:p>
             <w:pPr>
@@ -11399,7 +11945,7 @@
       <w:tr>
         <w:tc>
           <w:tcPr>
-            <w:tcW w:type="dxa" w:w="1957"/>
+            <w:tcW w:type="dxa" w:w="1850"/>
           </w:tcPr>
           <w:p>
             <w:pPr>
@@ -11413,7 +11959,7 @@
         </w:tc>
         <w:tc>
           <w:tcPr>
-            <w:tcW w:type="dxa" w:w="7403"/>
+            <w:tcW w:type="dxa" w:w="7510"/>
           </w:tcPr>
           <w:p>
             <w:pPr>
@@ -11429,7 +11975,7 @@
       <w:tr>
         <w:tc>
           <w:tcPr>
-            <w:tcW w:type="dxa" w:w="1957"/>
+            <w:tcW w:type="dxa" w:w="1850"/>
           </w:tcPr>
           <w:p>
             <w:pPr>
@@ -11443,7 +11989,7 @@
         </w:tc>
         <w:tc>
           <w:tcPr>
-            <w:tcW w:type="dxa" w:w="7403"/>
+            <w:tcW w:type="dxa" w:w="7510"/>
           </w:tcPr>
           <w:p>
             <w:pPr>
@@ -11459,7 +12005,7 @@
       <w:tr>
         <w:tc>
           <w:tcPr>
-            <w:tcW w:type="dxa" w:w="1957"/>
+            <w:tcW w:type="dxa" w:w="1850"/>
           </w:tcPr>
           <w:p>
             <w:pPr>
@@ -11473,7 +12019,7 @@
         </w:tc>
         <w:tc>
           <w:tcPr>
-            <w:tcW w:type="dxa" w:w="7403"/>
+            <w:tcW w:type="dxa" w:w="7510"/>
           </w:tcPr>
           <w:p>
             <w:pPr>
@@ -11489,7 +12035,7 @@
       <w:tr>
         <w:tc>
           <w:tcPr>
-            <w:tcW w:type="dxa" w:w="1957"/>
+            <w:tcW w:type="dxa" w:w="1850"/>
           </w:tcPr>
           <w:p>
             <w:pPr>
@@ -11503,7 +12049,7 @@
         </w:tc>
         <w:tc>
           <w:tcPr>
-            <w:tcW w:type="dxa" w:w="7403"/>
+            <w:tcW w:type="dxa" w:w="7510"/>
           </w:tcPr>
           <w:p>
             <w:pPr>
@@ -11519,7 +12065,7 @@
       <w:tr>
         <w:tc>
           <w:tcPr>
-            <w:tcW w:type="dxa" w:w="1957"/>
+            <w:tcW w:type="dxa" w:w="1850"/>
           </w:tcPr>
           <w:p>
             <w:pPr>
@@ -11533,7 +12079,7 @@
         </w:tc>
         <w:tc>
           <w:tcPr>
-            <w:tcW w:type="dxa" w:w="7403"/>
+            <w:tcW w:type="dxa" w:w="7510"/>
           </w:tcPr>
           <w:p>
             <w:pPr>
@@ -11549,7 +12095,7 @@
       <w:tr>
         <w:tc>
           <w:tcPr>
-            <w:tcW w:type="dxa" w:w="1957"/>
+            <w:tcW w:type="dxa" w:w="1850"/>
           </w:tcPr>
           <w:p>
             <w:pPr>
@@ -11563,7 +12109,7 @@
         </w:tc>
         <w:tc>
           <w:tcPr>
-            <w:tcW w:type="dxa" w:w="7403"/>
+            <w:tcW w:type="dxa" w:w="7510"/>
           </w:tcPr>
           <w:p>
             <w:pPr>
@@ -11579,7 +12125,7 @@
       <w:tr>
         <w:tc>
           <w:tcPr>
-            <w:tcW w:type="dxa" w:w="1957"/>
+            <w:tcW w:type="dxa" w:w="1850"/>
           </w:tcPr>
           <w:p>
             <w:pPr>
@@ -11593,7 +12139,7 @@
         </w:tc>
         <w:tc>
           <w:tcPr>
-            <w:tcW w:type="dxa" w:w="7403"/>
+            <w:tcW w:type="dxa" w:w="7510"/>
           </w:tcPr>
           <w:p>
             <w:pPr>
@@ -11983,6 +12529,9 @@
     <w:abstractNumId w:val="991"/>
   </w:num>
   <w:num w:numId="1002">
+    <w:abstractNumId w:val="991"/>
+  </w:num>
+  <w:num w:numId="1003">
     <w:abstractNumId w:val="99411"/>
     <w:lvlOverride w:ilvl="0">
       <w:startOverride w:val="1"/>
@@ -12012,9 +12561,6 @@
       <w:startOverride w:val="1"/>
     </w:lvlOverride>
   </w:num>
-  <w:num w:numId="1003">
-    <w:abstractNumId w:val="991"/>
-  </w:num>
   <w:num w:numId="1004">
     <w:abstractNumId w:val="991"/>
   </w:num>
@@ -12034,34 +12580,7 @@
     <w:abstractNumId w:val="991"/>
   </w:num>
   <w:num w:numId="1010">
-    <w:abstractNumId w:val="99411"/>
-    <w:lvlOverride w:ilvl="0">
-      <w:startOverride w:val="1"/>
-    </w:lvlOverride>
-    <w:lvlOverride w:ilvl="1">
-      <w:startOverride w:val="1"/>
-    </w:lvlOverride>
-    <w:lvlOverride w:ilvl="2">
-      <w:startOverride w:val="1"/>
-    </w:lvlOverride>
-    <w:lvlOverride w:ilvl="3">
-      <w:startOverride w:val="1"/>
-    </w:lvlOverride>
-    <w:lvlOverride w:ilvl="4">
-      <w:startOverride w:val="1"/>
-    </w:lvlOverride>
-    <w:lvlOverride w:ilvl="5">
-      <w:startOverride w:val="1"/>
-    </w:lvlOverride>
-    <w:lvlOverride w:ilvl="6">
-      <w:startOverride w:val="1"/>
-    </w:lvlOverride>
-    <w:lvlOverride w:ilvl="7">
-      <w:startOverride w:val="1"/>
-    </w:lvlOverride>
-    <w:lvlOverride w:ilvl="8">
-      <w:startOverride w:val="1"/>
-    </w:lvlOverride>
+    <w:abstractNumId w:val="991"/>
   </w:num>
   <w:num w:numId="1011">
     <w:abstractNumId w:val="99411"/>
@@ -12124,12 +12643,6 @@
     </w:lvlOverride>
   </w:num>
   <w:num w:numId="1013">
-    <w:abstractNumId w:val="991"/>
-  </w:num>
-  <w:num w:numId="1014">
-    <w:abstractNumId w:val="991"/>
-  </w:num>
-  <w:num w:numId="1015">
     <w:abstractNumId w:val="99411"/>
     <w:lvlOverride w:ilvl="0">
       <w:startOverride w:val="1"/>
@@ -12159,10 +12672,13 @@
       <w:startOverride w:val="1"/>
     </w:lvlOverride>
   </w:num>
-  <w:num w:numId="1016">
+  <w:num w:numId="1014">
     <w:abstractNumId w:val="991"/>
   </w:num>
-  <w:num w:numId="1017">
+  <w:num w:numId="1015">
+    <w:abstractNumId w:val="991"/>
+  </w:num>
+  <w:num w:numId="1016">
     <w:abstractNumId w:val="99411"/>
     <w:lvlOverride w:ilvl="0">
       <w:startOverride w:val="1"/>
@@ -12191,6 +12707,9 @@
     <w:lvlOverride w:ilvl="8">
       <w:startOverride w:val="1"/>
     </w:lvlOverride>
+  </w:num>
+  <w:num w:numId="1017">
+    <w:abstractNumId w:val="991"/>
   </w:num>
   <w:num w:numId="1018">
     <w:abstractNumId w:val="99411"/>
@@ -12283,9 +12802,6 @@
     </w:lvlOverride>
   </w:num>
   <w:num w:numId="1021">
-    <w:abstractNumId w:val="991"/>
-  </w:num>
-  <w:num w:numId="1022">
     <w:abstractNumId w:val="99411"/>
     <w:lvlOverride w:ilvl="0">
       <w:startOverride w:val="1"/>
@@ -12315,16 +12831,10 @@
       <w:startOverride w:val="1"/>
     </w:lvlOverride>
   </w:num>
-  <w:num w:numId="1023">
+  <w:num w:numId="1022">
     <w:abstractNumId w:val="991"/>
   </w:num>
-  <w:num w:numId="1024">
-    <w:abstractNumId w:val="991"/>
-  </w:num>
-  <w:num w:numId="1025">
-    <w:abstractNumId w:val="991"/>
-  </w:num>
-  <w:num w:numId="1026">
+  <w:num w:numId="1023">
     <w:abstractNumId w:val="99411"/>
     <w:lvlOverride w:ilvl="0">
       <w:startOverride w:val="1"/>
@@ -12354,13 +12864,19 @@
       <w:startOverride w:val="1"/>
     </w:lvlOverride>
   </w:num>
+  <w:num w:numId="1024">
+    <w:abstractNumId w:val="991"/>
+  </w:num>
+  <w:num w:numId="1025">
+    <w:abstractNumId w:val="991"/>
+  </w:num>
+  <w:num w:numId="1026">
+    <w:abstractNumId w:val="991"/>
+  </w:num>
   <w:num w:numId="1027">
     <w:abstractNumId w:val="991"/>
   </w:num>
   <w:num w:numId="1028">
-    <w:abstractNumId w:val="991"/>
-  </w:num>
-  <w:num w:numId="1029">
     <w:abstractNumId w:val="99411"/>
     <w:lvlOverride w:ilvl="0">
       <w:startOverride w:val="1"/>
@@ -12390,22 +12906,13 @@
       <w:startOverride w:val="1"/>
     </w:lvlOverride>
   </w:num>
+  <w:num w:numId="1029">
+    <w:abstractNumId w:val="991"/>
+  </w:num>
   <w:num w:numId="1030">
     <w:abstractNumId w:val="991"/>
   </w:num>
   <w:num w:numId="1031">
-    <w:abstractNumId w:val="991"/>
-  </w:num>
-  <w:num w:numId="1032">
-    <w:abstractNumId w:val="991"/>
-  </w:num>
-  <w:num w:numId="1033">
-    <w:abstractNumId w:val="991"/>
-  </w:num>
-  <w:num w:numId="1034">
-    <w:abstractNumId w:val="991"/>
-  </w:num>
-  <w:num w:numId="1035">
     <w:abstractNumId w:val="99411"/>
     <w:lvlOverride w:ilvl="0">
       <w:startOverride w:val="1"/>
@@ -12435,11 +12942,50 @@
       <w:startOverride w:val="1"/>
     </w:lvlOverride>
   </w:num>
+  <w:num w:numId="1032">
+    <w:abstractNumId w:val="991"/>
+  </w:num>
+  <w:num w:numId="1033">
+    <w:abstractNumId w:val="991"/>
+  </w:num>
+  <w:num w:numId="1034">
+    <w:abstractNumId w:val="991"/>
+  </w:num>
+  <w:num w:numId="1035">
+    <w:abstractNumId w:val="991"/>
+  </w:num>
   <w:num w:numId="1036">
     <w:abstractNumId w:val="991"/>
   </w:num>
   <w:num w:numId="1037">
-    <w:abstractNumId w:val="991"/>
+    <w:abstractNumId w:val="99411"/>
+    <w:lvlOverride w:ilvl="0">
+      <w:startOverride w:val="1"/>
+    </w:lvlOverride>
+    <w:lvlOverride w:ilvl="1">
+      <w:startOverride w:val="1"/>
+    </w:lvlOverride>
+    <w:lvlOverride w:ilvl="2">
+      <w:startOverride w:val="1"/>
+    </w:lvlOverride>
+    <w:lvlOverride w:ilvl="3">
+      <w:startOverride w:val="1"/>
+    </w:lvlOverride>
+    <w:lvlOverride w:ilvl="4">
+      <w:startOverride w:val="1"/>
+    </w:lvlOverride>
+    <w:lvlOverride w:ilvl="5">
+      <w:startOverride w:val="1"/>
+    </w:lvlOverride>
+    <w:lvlOverride w:ilvl="6">
+      <w:startOverride w:val="1"/>
+    </w:lvlOverride>
+    <w:lvlOverride w:ilvl="7">
+      <w:startOverride w:val="1"/>
+    </w:lvlOverride>
+    <w:lvlOverride w:ilvl="8">
+      <w:startOverride w:val="1"/>
+    </w:lvlOverride>
   </w:num>
   <w:num w:numId="1038">
     <w:abstractNumId w:val="991"/>
@@ -12464,6 +13010,42 @@
   </w:num>
   <w:num w:numId="1045">
     <w:abstractNumId w:val="991"/>
+  </w:num>
+  <w:num w:numId="1046">
+    <w:abstractNumId w:val="991"/>
+  </w:num>
+  <w:num w:numId="1047">
+    <w:abstractNumId w:val="991"/>
+  </w:num>
+  <w:num w:numId="1048">
+    <w:abstractNumId w:val="99411"/>
+    <w:lvlOverride w:ilvl="0">
+      <w:startOverride w:val="1"/>
+    </w:lvlOverride>
+    <w:lvlOverride w:ilvl="1">
+      <w:startOverride w:val="1"/>
+    </w:lvlOverride>
+    <w:lvlOverride w:ilvl="2">
+      <w:startOverride w:val="1"/>
+    </w:lvlOverride>
+    <w:lvlOverride w:ilvl="3">
+      <w:startOverride w:val="1"/>
+    </w:lvlOverride>
+    <w:lvlOverride w:ilvl="4">
+      <w:startOverride w:val="1"/>
+    </w:lvlOverride>
+    <w:lvlOverride w:ilvl="5">
+      <w:startOverride w:val="1"/>
+    </w:lvlOverride>
+    <w:lvlOverride w:ilvl="6">
+      <w:startOverride w:val="1"/>
+    </w:lvlOverride>
+    <w:lvlOverride w:ilvl="7">
+      <w:startOverride w:val="1"/>
+    </w:lvlOverride>
+    <w:lvlOverride w:ilvl="8">
+      <w:startOverride w:val="1"/>
+    </w:lvlOverride>
   </w:num>
 </w:numbering>
 </file>

--- a/docs/manual/karipom_manual.docx
+++ b/docs/manual/karipom_manual.docx
@@ -586,16 +586,7 @@
         <w:pStyle w:val="BodyText"/>
       </w:pPr>
       <w:r>
-        <w:t xml:space="preserve">この口パクの仕組みを作り込んでいく過程で、音楽を流すとまるで</w:t>
-      </w:r>
-      <w:r>
-        <w:rPr>
-          <w:b/>
-        </w:rPr>
-        <w:t xml:space="preserve">Beat Box（ビートボックス、通称BBX）</w:t>
-      </w:r>
-      <w:r>
-        <w:t xml:space="preserve">のようにノリノリで反応する姿が発見されました。これが、プロジェクトの方向性を大きく広げるきっかけになりました。</w:t>
+        <w:t xml:space="preserve">ところが、口パクの精度を追い込んでいた最中に、思いがけない出来事が起こりました。音楽を流すと発話判定が細かく揺れ動き、かりポムがまるでビートを刻むように、ノリノリで首と口を動かしてしまったのです。本来なら「判定のブレ」として直すべき不具合でしたが、あまりに楽しい動きだったため、欠点として直すのではなく、新しい遊び方として育てる方向へ舵を切りました。この偶然の発見が、プロジェクトの方向性を大きく広げるきっかけになりました。</w:t>
       </w:r>
     </w:p>
     <w:p>
@@ -603,6 +594,23 @@
         <w:pStyle w:val="BodyText"/>
       </w:pPr>
       <w:r>
+        <w:t xml:space="preserve">本書では、この音楽に合わせてノリノリに動く、かりポム独自の世界観を「</w:t>
+      </w:r>
+      <w:r>
+        <w:rPr>
+          <w:b/>
+        </w:rPr>
+        <w:t xml:space="preserve">BBX</w:t>
+      </w:r>
+      <w:r>
+        <w:t xml:space="preserve">」と呼びます。</w:t>
+      </w:r>
+    </w:p>
+    <w:p>
+      <w:pPr>
+        <w:pStyle w:val="BodyText"/>
+      </w:pPr>
+      <w:r>
         <w:t xml:space="preserve">この発見をもとに、音を聞き取る「</w:t>
       </w:r>
       <w:r>
@@ -656,7 +664,7 @@
         <w:t xml:space="preserve">KariPom Desktop</w:t>
       </w:r>
       <w:r>
-        <w:t xml:space="preserve">」（2.3）でこの世界を体験できるようになっています。さらに、PCM1808マイクとRaspberry Pi Picoを使った拡張構成（第12章）の開発も進めており、将来的にはPCなしでもCoreS3単体でBBXを楽しめるプロジェクトへと進化を続けています。</w:t>
+        <w:t xml:space="preserve">」（2.3）でこの世界を体験できるようになっています。さらに、PCM1808マイクとRaspberry Pi Picoを使った拡張構成（第12章）の開発も進めており、この構成を追加すると、PCを使わずにBBXを楽しめるようになる見込みです。かりポムは、そんなふうに今も進化を続けているプロジェクトです。</w:t>
       </w:r>
     </w:p>
     <w:p>
@@ -5582,10 +5590,10 @@
         <w:rPr>
           <w:b/>
         </w:rPr>
-        <w:t xml:space="preserve">PCがなくてもCoreS3単体でBBX（音に反応するかりポムの世界）を楽しめるようにする</w:t>
-      </w:r>
-      <w:r>
-        <w:t xml:space="preserve">ことです。外付けの高音質マイクとPicoの処理能力を組み合わせ、CoreS3本体だけで音を聞き取り、音楽に反応させることを目指しています。</w:t>
+        <w:t xml:space="preserve">PCM1808＋Pico2を追加した構成では、PCを使わずにBBX（音に反応するかりポムの世界）を楽しめるようにする</w:t>
+      </w:r>
+      <w:r>
+        <w:t xml:space="preserve">ことです。外付けの高音質マイクとPicoの処理能力を組み合わせ、CoreS3にこの拡張を加えることで、PC経由の音声連携なしに音を聞き取り、音楽に反応させることを目指しています。</w:t>
       </w:r>
     </w:p>
     <w:p>
@@ -11473,7 +11481,7 @@
               <w:jc w:val="left"/>
             </w:pPr>
             <w:r>
-              <w:t xml:space="preserve">BBX（Beat Box）</w:t>
+              <w:t xml:space="preserve">BBX</w:t>
             </w:r>
           </w:p>
         </w:tc>
@@ -11487,7 +11495,7 @@
               <w:jc w:val="left"/>
             </w:pPr>
             <w:r>
-              <w:t xml:space="preserve">音楽に反応してノリノリに動く、かりポムプロジェクト全体の世界観を表す言葉。KariPom BBXタブの名前の由来（第2章）。</w:t>
+              <w:t xml:space="preserve">「Beat Box」に由来する、かりポムプロジェクト独自の呼び方。音楽に合わせてノリノリに動く世界観を指す（第2章）。KariPom BBXタブの名前の由来。</w:t>
             </w:r>
           </w:p>
         </w:tc>
@@ -12165,7 +12173,7 @@
         <w:pStyle w:val="FirstParagraph"/>
       </w:pPr>
       <w:r>
-        <w:t xml:space="preserve">かりポム ユーザーマニュアル Ver. 2.0</w:t>
+        <w:t xml:space="preserve">かりポム ユーザーマニュアル Ver. 3.0</w:t>
       </w:r>
       <w:r>
         <w:t xml:space="preserve"> </w:t>

--- a/docs/manual/karipom_manual.docx
+++ b/docs/manual/karipom_manual.docx
@@ -51,7 +51,7 @@
         <w:t xml:space="preserve"> </w:t>
       </w:r>
       <w:r>
-        <w:t xml:space="preserve">3.0</w:t>
+        <w:t xml:space="preserve">3.1</w:t>
       </w:r>
     </w:p>
     <w:p>
@@ -955,6 +955,17 @@
       </w:r>
       <w:bookmarkEnd w:id="30"/>
     </w:p>
+    <w:p>
+      <w:pPr>
+        <w:pStyle w:val="FirstParagraph"/>
+      </w:pPr>
+      <w:r>
+        <w:rPr>
+          <w:b/>
+        </w:rPr>
+        <w:t xml:space="preserve">■ 本体機能</w:t>
+      </w:r>
+    </w:p>
     <w:tbl>
       <w:tblPr>
         <w:tblStyle w:val="Table"/>
@@ -962,9 +973,9 @@
         <w:tblLook w:firstRow="1"/>
       </w:tblPr>
       <w:tblGrid>
-        <w:gridCol w:w="1784"/>
-        <w:gridCol w:w="5999"/>
-        <w:gridCol w:w="1577"/>
+        <w:gridCol w:w="1526"/>
+        <w:gridCol w:w="6478"/>
+        <w:gridCol w:w="1356"/>
       </w:tblGrid>
       <w:tr>
         <w:trPr>
@@ -972,7 +983,7 @@
         </w:trPr>
         <w:tc>
           <w:tcPr>
-            <w:tcW w:type="dxa" w:w="1784"/>
+            <w:tcW w:type="dxa" w:w="1526"/>
             <w:tcBorders>
               <w:bottom w:val="single"/>
             </w:tcBorders>
@@ -990,7 +1001,7 @@
         </w:tc>
         <w:tc>
           <w:tcPr>
-            <w:tcW w:type="dxa" w:w="5999"/>
+            <w:tcW w:type="dxa" w:w="6478"/>
             <w:tcBorders>
               <w:bottom w:val="single"/>
             </w:tcBorders>
@@ -1008,7 +1019,7 @@
         </w:tc>
         <w:tc>
           <w:tcPr>
-            <w:tcW w:type="dxa" w:w="1577"/>
+            <w:tcW w:type="dxa" w:w="1356"/>
             <w:tcBorders>
               <w:bottom w:val="single"/>
             </w:tcBorders>
@@ -1028,7 +1039,7 @@
       <w:tr>
         <w:tc>
           <w:tcPr>
-            <w:tcW w:type="dxa" w:w="1784"/>
+            <w:tcW w:type="dxa" w:w="1526"/>
           </w:tcPr>
           <w:p>
             <w:pPr>
@@ -1042,7 +1053,7 @@
         </w:tc>
         <w:tc>
           <w:tcPr>
-            <w:tcW w:type="dxa" w:w="5999"/>
+            <w:tcW w:type="dxa" w:w="6478"/>
           </w:tcPr>
           <w:p>
             <w:pPr>
@@ -1056,7 +1067,7 @@
         </w:tc>
         <w:tc>
           <w:tcPr>
-            <w:tcW w:type="dxa" w:w="1577"/>
+            <w:tcW w:type="dxa" w:w="1356"/>
           </w:tcPr>
           <w:p>
             <w:pPr>
@@ -1072,7 +1083,7 @@
       <w:tr>
         <w:tc>
           <w:tcPr>
-            <w:tcW w:type="dxa" w:w="1784"/>
+            <w:tcW w:type="dxa" w:w="1526"/>
           </w:tcPr>
           <w:p>
             <w:pPr>
@@ -1086,7 +1097,7 @@
         </w:tc>
         <w:tc>
           <w:tcPr>
-            <w:tcW w:type="dxa" w:w="5999"/>
+            <w:tcW w:type="dxa" w:w="6478"/>
           </w:tcPr>
           <w:p>
             <w:pPr>
@@ -1100,7 +1111,7 @@
         </w:tc>
         <w:tc>
           <w:tcPr>
-            <w:tcW w:type="dxa" w:w="1577"/>
+            <w:tcW w:type="dxa" w:w="1356"/>
           </w:tcPr>
           <w:p>
             <w:pPr>
@@ -1116,7 +1127,7 @@
       <w:tr>
         <w:tc>
           <w:tcPr>
-            <w:tcW w:type="dxa" w:w="1784"/>
+            <w:tcW w:type="dxa" w:w="1526"/>
           </w:tcPr>
           <w:p>
             <w:pPr>
@@ -1130,7 +1141,7 @@
         </w:tc>
         <w:tc>
           <w:tcPr>
-            <w:tcW w:type="dxa" w:w="5999"/>
+            <w:tcW w:type="dxa" w:w="6478"/>
           </w:tcPr>
           <w:p>
             <w:pPr>
@@ -1144,7 +1155,7 @@
         </w:tc>
         <w:tc>
           <w:tcPr>
-            <w:tcW w:type="dxa" w:w="1577"/>
+            <w:tcW w:type="dxa" w:w="1356"/>
           </w:tcPr>
           <w:p>
             <w:pPr>
@@ -1160,7 +1171,309 @@
       <w:tr>
         <w:tc>
           <w:tcPr>
-            <w:tcW w:type="dxa" w:w="1784"/>
+            <w:tcW w:type="dxa" w:w="1526"/>
+          </w:tcPr>
+          <w:p>
+            <w:pPr>
+              <w:pStyle w:val="Compact"/>
+              <w:jc w:val="left"/>
+            </w:pPr>
+            <w:r>
+              <w:t xml:space="preserve">ジョイスティック操作</w:t>
+            </w:r>
+          </w:p>
+        </w:tc>
+        <w:tc>
+          <w:tcPr>
+            <w:tcW w:type="dxa" w:w="6478"/>
+          </w:tcPr>
+          <w:p>
+            <w:pPr>
+              <w:pStyle w:val="Compact"/>
+              <w:jc w:val="left"/>
+            </w:pPr>
+            <w:r>
+              <w:t xml:space="preserve">本体背面（尻尾部分）のジョイスティックで首の向きを直接操作できます。押し込むと独り言を再生します。</w:t>
+            </w:r>
+          </w:p>
+        </w:tc>
+        <w:tc>
+          <w:tcPr>
+            <w:tcW w:type="dxa" w:w="1356"/>
+          </w:tcPr>
+          <w:p>
+            <w:pPr>
+              <w:pStyle w:val="Compact"/>
+              <w:jc w:val="left"/>
+            </w:pPr>
+            <w:r>
+              <w:t xml:space="preserve">第16章</w:t>
+            </w:r>
+          </w:p>
+        </w:tc>
+      </w:tr>
+      <w:tr>
+        <w:tc>
+          <w:tcPr>
+            <w:tcW w:type="dxa" w:w="1526"/>
+          </w:tcPr>
+          <w:p>
+            <w:pPr>
+              <w:pStyle w:val="Compact"/>
+              <w:jc w:val="left"/>
+            </w:pPr>
+            <w:r>
+              <w:t xml:space="preserve">WebUI</w:t>
+            </w:r>
+          </w:p>
+        </w:tc>
+        <w:tc>
+          <w:tcPr>
+            <w:tcW w:type="dxa" w:w="6478"/>
+          </w:tcPr>
+          <w:p>
+            <w:pPr>
+              <w:pStyle w:val="Compact"/>
+              <w:jc w:val="left"/>
+            </w:pPr>
+            <w:r>
+              <w:t xml:space="preserve">スマホ・パソコンのブラウザから、すべての設定と操作ができます。</w:t>
+            </w:r>
+          </w:p>
+        </w:tc>
+        <w:tc>
+          <w:tcPr>
+            <w:tcW w:type="dxa" w:w="1356"/>
+          </w:tcPr>
+          <w:p>
+            <w:pPr>
+              <w:pStyle w:val="Compact"/>
+              <w:jc w:val="left"/>
+            </w:pPr>
+            <w:r>
+              <w:t xml:space="preserve">第9章・第19章</w:t>
+            </w:r>
+          </w:p>
+        </w:tc>
+      </w:tr>
+      <w:tr>
+        <w:tc>
+          <w:tcPr>
+            <w:tcW w:type="dxa" w:w="1526"/>
+          </w:tcPr>
+          <w:p>
+            <w:pPr>
+              <w:pStyle w:val="Compact"/>
+              <w:jc w:val="left"/>
+            </w:pPr>
+            <w:r>
+              <w:t xml:space="preserve">ファイル管理</w:t>
+            </w:r>
+          </w:p>
+        </w:tc>
+        <w:tc>
+          <w:tcPr>
+            <w:tcW w:type="dxa" w:w="6478"/>
+          </w:tcPr>
+          <w:p>
+            <w:pPr>
+              <w:pStyle w:val="Compact"/>
+              <w:jc w:val="left"/>
+            </w:pPr>
+            <w:r>
+              <w:t xml:space="preserve">音声ファイルの追加・削除・試聴がWebUIからできます。</w:t>
+            </w:r>
+          </w:p>
+        </w:tc>
+        <w:tc>
+          <w:tcPr>
+            <w:tcW w:type="dxa" w:w="1356"/>
+          </w:tcPr>
+          <w:p>
+            <w:pPr>
+              <w:pStyle w:val="Compact"/>
+              <w:jc w:val="left"/>
+            </w:pPr>
+            <w:r>
+              <w:t xml:space="preserve">第17章</w:t>
+            </w:r>
+          </w:p>
+        </w:tc>
+      </w:tr>
+      <w:tr>
+        <w:tc>
+          <w:tcPr>
+            <w:tcW w:type="dxa" w:w="1526"/>
+          </w:tcPr>
+          <w:p>
+            <w:pPr>
+              <w:pStyle w:val="Compact"/>
+              <w:jc w:val="left"/>
+            </w:pPr>
+            <w:r>
+              <w:t xml:space="preserve">ログ機能</w:t>
+            </w:r>
+          </w:p>
+        </w:tc>
+        <w:tc>
+          <w:tcPr>
+            <w:tcW w:type="dxa" w:w="6478"/>
+          </w:tcPr>
+          <w:p>
+            <w:pPr>
+              <w:pStyle w:val="Compact"/>
+              <w:jc w:val="left"/>
+            </w:pPr>
+            <w:r>
+              <w:t xml:space="preserve">かりポムの動作記録をブラウザで確認できます。</w:t>
+            </w:r>
+          </w:p>
+        </w:tc>
+        <w:tc>
+          <w:tcPr>
+            <w:tcW w:type="dxa" w:w="1356"/>
+          </w:tcPr>
+          <w:p>
+            <w:pPr>
+              <w:pStyle w:val="Compact"/>
+              <w:jc w:val="left"/>
+            </w:pPr>
+            <w:r>
+              <w:t xml:space="preserve">第18章</w:t>
+            </w:r>
+          </w:p>
+        </w:tc>
+      </w:tr>
+      <w:tr>
+        <w:tc>
+          <w:tcPr>
+            <w:tcW w:type="dxa" w:w="1526"/>
+          </w:tcPr>
+          <w:p>
+            <w:pPr>
+              <w:pStyle w:val="Compact"/>
+              <w:jc w:val="left"/>
+            </w:pPr>
+            <w:r>
+              <w:t xml:space="preserve">カメラ（実験的機能）</w:t>
+            </w:r>
+          </w:p>
+        </w:tc>
+        <w:tc>
+          <w:tcPr>
+            <w:tcW w:type="dxa" w:w="6478"/>
+          </w:tcPr>
+          <w:p>
+            <w:pPr>
+              <w:pStyle w:val="Compact"/>
+              <w:jc w:val="left"/>
+            </w:pPr>
+            <w:r>
+              <w:t xml:space="preserve">本体正面のカメラで周囲の動きを検知する機能です。本書執筆時点では開発途中で、既定では無効になっています。</w:t>
+            </w:r>
+          </w:p>
+        </w:tc>
+        <w:tc>
+          <w:tcPr>
+            <w:tcW w:type="dxa" w:w="1356"/>
+          </w:tcPr>
+          <w:p>
+            <w:pPr>
+              <w:pStyle w:val="Compact"/>
+              <w:jc w:val="left"/>
+            </w:pPr>
+            <w:r>
+              <w:t xml:space="preserve">第19章</w:t>
+            </w:r>
+          </w:p>
+        </w:tc>
+      </w:tr>
+    </w:tbl>
+    <w:p>
+      <w:pPr>
+        <w:pStyle w:val="BodyText"/>
+      </w:pPr>
+      <w:r>
+        <w:rPr>
+          <w:b/>
+        </w:rPr>
+        <w:t xml:space="preserve">■ BBX機能（音に反応する機能）</w:t>
+      </w:r>
+    </w:p>
+    <w:tbl>
+      <w:tblPr>
+        <w:tblStyle w:val="Table"/>
+        <w:tblW w:type="dxa" w:w="9360"/>
+        <w:tblLook w:firstRow="1"/>
+      </w:tblPr>
+      <w:tblGrid>
+        <w:gridCol w:w="2216"/>
+        <w:gridCol w:w="5933"/>
+        <w:gridCol w:w="1211"/>
+      </w:tblGrid>
+      <w:tr>
+        <w:trPr>
+          <w:cnfStyle w:firstRow="1"/>
+        </w:trPr>
+        <w:tc>
+          <w:tcPr>
+            <w:tcW w:type="dxa" w:w="2216"/>
+            <w:tcBorders>
+              <w:bottom w:val="single"/>
+            </w:tcBorders>
+            <w:vAlign w:val="bottom"/>
+          </w:tcPr>
+          <w:p>
+            <w:pPr>
+              <w:pStyle w:val="Compact"/>
+              <w:jc w:val="left"/>
+            </w:pPr>
+            <w:r>
+              <w:t xml:space="preserve">機能</w:t>
+            </w:r>
+          </w:p>
+        </w:tc>
+        <w:tc>
+          <w:tcPr>
+            <w:tcW w:type="dxa" w:w="5933"/>
+            <w:tcBorders>
+              <w:bottom w:val="single"/>
+            </w:tcBorders>
+            <w:vAlign w:val="bottom"/>
+          </w:tcPr>
+          <w:p>
+            <w:pPr>
+              <w:pStyle w:val="Compact"/>
+              <w:jc w:val="left"/>
+            </w:pPr>
+            <w:r>
+              <w:t xml:space="preserve">内容</w:t>
+            </w:r>
+          </w:p>
+        </w:tc>
+        <w:tc>
+          <w:tcPr>
+            <w:tcW w:type="dxa" w:w="1211"/>
+            <w:tcBorders>
+              <w:bottom w:val="single"/>
+            </w:tcBorders>
+            <w:vAlign w:val="bottom"/>
+          </w:tcPr>
+          <w:p>
+            <w:pPr>
+              <w:pStyle w:val="Compact"/>
+              <w:jc w:val="left"/>
+            </w:pPr>
+            <w:r>
+              <w:t xml:space="preserve">参照章</w:t>
+            </w:r>
+          </w:p>
+        </w:tc>
+      </w:tr>
+      <w:tr>
+        <w:tc>
+          <w:tcPr>
+            <w:tcW w:type="dxa" w:w="2216"/>
           </w:tcPr>
           <w:p>
             <w:pPr>
@@ -1174,7 +1487,7 @@
         </w:tc>
         <w:tc>
           <w:tcPr>
-            <w:tcW w:type="dxa" w:w="5999"/>
+            <w:tcW w:type="dxa" w:w="5933"/>
           </w:tcPr>
           <w:p>
             <w:pPr>
@@ -1188,7 +1501,7 @@
         </w:tc>
         <w:tc>
           <w:tcPr>
-            <w:tcW w:type="dxa" w:w="1577"/>
+            <w:tcW w:type="dxa" w:w="1211"/>
           </w:tcPr>
           <w:p>
             <w:pPr>
@@ -1204,7 +1517,7 @@
       <w:tr>
         <w:tc>
           <w:tcPr>
-            <w:tcW w:type="dxa" w:w="1784"/>
+            <w:tcW w:type="dxa" w:w="2216"/>
           </w:tcPr>
           <w:p>
             <w:pPr>
@@ -1218,7 +1531,7 @@
         </w:tc>
         <w:tc>
           <w:tcPr>
-            <w:tcW w:type="dxa" w:w="5999"/>
+            <w:tcW w:type="dxa" w:w="5933"/>
           </w:tcPr>
           <w:p>
             <w:pPr>
@@ -1232,7 +1545,7 @@
         </w:tc>
         <w:tc>
           <w:tcPr>
-            <w:tcW w:type="dxa" w:w="1577"/>
+            <w:tcW w:type="dxa" w:w="1211"/>
           </w:tcPr>
           <w:p>
             <w:pPr>
@@ -1248,7 +1561,7 @@
       <w:tr>
         <w:tc>
           <w:tcPr>
-            <w:tcW w:type="dxa" w:w="1784"/>
+            <w:tcW w:type="dxa" w:w="2216"/>
           </w:tcPr>
           <w:p>
             <w:pPr>
@@ -1262,7 +1575,7 @@
         </w:tc>
         <w:tc>
           <w:tcPr>
-            <w:tcW w:type="dxa" w:w="5999"/>
+            <w:tcW w:type="dxa" w:w="5933"/>
           </w:tcPr>
           <w:p>
             <w:pPr>
@@ -1276,7 +1589,7 @@
         </w:tc>
         <w:tc>
           <w:tcPr>
-            <w:tcW w:type="dxa" w:w="1577"/>
+            <w:tcW w:type="dxa" w:w="1211"/>
           </w:tcPr>
           <w:p>
             <w:pPr>
@@ -1292,7 +1605,7 @@
       <w:tr>
         <w:tc>
           <w:tcPr>
-            <w:tcW w:type="dxa" w:w="1784"/>
+            <w:tcW w:type="dxa" w:w="2216"/>
           </w:tcPr>
           <w:p>
             <w:pPr>
@@ -1306,7 +1619,7 @@
         </w:tc>
         <w:tc>
           <w:tcPr>
-            <w:tcW w:type="dxa" w:w="5999"/>
+            <w:tcW w:type="dxa" w:w="5933"/>
           </w:tcPr>
           <w:p>
             <w:pPr>
@@ -1320,7 +1633,7 @@
         </w:tc>
         <w:tc>
           <w:tcPr>
-            <w:tcW w:type="dxa" w:w="1577"/>
+            <w:tcW w:type="dxa" w:w="1211"/>
           </w:tcPr>
           <w:p>
             <w:pPr>
@@ -1333,98 +1646,136 @@
           </w:p>
         </w:tc>
       </w:tr>
-      <w:tr>
-        <w:tc>
-          <w:tcPr>
-            <w:tcW w:type="dxa" w:w="1784"/>
-          </w:tcPr>
-          <w:p>
-            <w:pPr>
-              <w:pStyle w:val="Compact"/>
-              <w:jc w:val="left"/>
-            </w:pPr>
-            <w:r>
-              <w:t xml:space="preserve">ジョイスティック操作</w:t>
-            </w:r>
-          </w:p>
-        </w:tc>
-        <w:tc>
-          <w:tcPr>
-            <w:tcW w:type="dxa" w:w="5999"/>
-          </w:tcPr>
-          <w:p>
-            <w:pPr>
-              <w:pStyle w:val="Compact"/>
-              <w:jc w:val="left"/>
-            </w:pPr>
-            <w:r>
-              <w:t xml:space="preserve">本体背面（尻尾部分）のジョイスティックで首の向きを直接操作できます。押し込むと独り言を再生します。</w:t>
-            </w:r>
-          </w:p>
-        </w:tc>
-        <w:tc>
-          <w:tcPr>
-            <w:tcW w:type="dxa" w:w="1577"/>
-          </w:tcPr>
-          <w:p>
-            <w:pPr>
-              <w:pStyle w:val="Compact"/>
-              <w:jc w:val="left"/>
-            </w:pPr>
-            <w:r>
-              <w:t xml:space="preserve">第16章</w:t>
-            </w:r>
-          </w:p>
-        </w:tc>
-      </w:tr>
-      <w:tr>
-        <w:tc>
-          <w:tcPr>
-            <w:tcW w:type="dxa" w:w="1784"/>
-          </w:tcPr>
-          <w:p>
-            <w:pPr>
-              <w:pStyle w:val="Compact"/>
-              <w:jc w:val="left"/>
-            </w:pPr>
-            <w:r>
-              <w:t xml:space="preserve">WebUI</w:t>
-            </w:r>
-          </w:p>
-        </w:tc>
-        <w:tc>
-          <w:tcPr>
-            <w:tcW w:type="dxa" w:w="5999"/>
-          </w:tcPr>
-          <w:p>
-            <w:pPr>
-              <w:pStyle w:val="Compact"/>
-              <w:jc w:val="left"/>
-            </w:pPr>
-            <w:r>
-              <w:t xml:space="preserve">スマホ・パソコンのブラウザから（PCの場合はKariPom Companionアプリからも）、すべての設定と操作ができます。</w:t>
-            </w:r>
-          </w:p>
-        </w:tc>
-        <w:tc>
-          <w:tcPr>
-            <w:tcW w:type="dxa" w:w="1577"/>
-          </w:tcPr>
-          <w:p>
-            <w:pPr>
-              <w:pStyle w:val="Compact"/>
-              <w:jc w:val="left"/>
-            </w:pPr>
-            <w:r>
-              <w:t xml:space="preserve">第9章・第15章・第19章</w:t>
-            </w:r>
-          </w:p>
-        </w:tc>
-      </w:tr>
-      <w:tr>
-        <w:tc>
-          <w:tcPr>
-            <w:tcW w:type="dxa" w:w="1784"/>
+    </w:tbl>
+    <w:p>
+      <w:pPr>
+        <w:pStyle w:val="BodyText"/>
+      </w:pPr>
+      <w:r>
+        <w:rPr>
+          <w:b/>
+        </w:rPr>
+        <w:t xml:space="preserve">■ PC連携</w:t>
+      </w:r>
+    </w:p>
+    <w:tbl>
+      <w:tblPr>
+        <w:tblStyle w:val="Table"/>
+        <w:tblW w:type="dxa" w:w="9360"/>
+        <w:tblLook w:firstRow="1"/>
+      </w:tblPr>
+      <w:tblGrid>
+        <w:gridCol w:w="2172"/>
+        <w:gridCol w:w="5689"/>
+        <w:gridCol w:w="1499"/>
+      </w:tblGrid>
+      <w:tr>
+        <w:trPr>
+          <w:cnfStyle w:firstRow="1"/>
+        </w:trPr>
+        <w:tc>
+          <w:tcPr>
+            <w:tcW w:type="dxa" w:w="2172"/>
+            <w:tcBorders>
+              <w:bottom w:val="single"/>
+            </w:tcBorders>
+            <w:vAlign w:val="bottom"/>
+          </w:tcPr>
+          <w:p>
+            <w:pPr>
+              <w:pStyle w:val="Compact"/>
+              <w:jc w:val="left"/>
+            </w:pPr>
+            <w:r>
+              <w:t xml:space="preserve">機能</w:t>
+            </w:r>
+          </w:p>
+        </w:tc>
+        <w:tc>
+          <w:tcPr>
+            <w:tcW w:type="dxa" w:w="5689"/>
+            <w:tcBorders>
+              <w:bottom w:val="single"/>
+            </w:tcBorders>
+            <w:vAlign w:val="bottom"/>
+          </w:tcPr>
+          <w:p>
+            <w:pPr>
+              <w:pStyle w:val="Compact"/>
+              <w:jc w:val="left"/>
+            </w:pPr>
+            <w:r>
+              <w:t xml:space="preserve">内容</w:t>
+            </w:r>
+          </w:p>
+        </w:tc>
+        <w:tc>
+          <w:tcPr>
+            <w:tcW w:type="dxa" w:w="1499"/>
+            <w:tcBorders>
+              <w:bottom w:val="single"/>
+            </w:tcBorders>
+            <w:vAlign w:val="bottom"/>
+          </w:tcPr>
+          <w:p>
+            <w:pPr>
+              <w:pStyle w:val="Compact"/>
+              <w:jc w:val="left"/>
+            </w:pPr>
+            <w:r>
+              <w:t xml:space="preserve">参照章</w:t>
+            </w:r>
+          </w:p>
+        </w:tc>
+      </w:tr>
+      <w:tr>
+        <w:tc>
+          <w:tcPr>
+            <w:tcW w:type="dxa" w:w="2172"/>
+          </w:tcPr>
+          <w:p>
+            <w:pPr>
+              <w:pStyle w:val="Compact"/>
+              <w:jc w:val="left"/>
+            </w:pPr>
+            <w:r>
+              <w:t xml:space="preserve">KariPom Companion</w:t>
+            </w:r>
+          </w:p>
+        </w:tc>
+        <w:tc>
+          <w:tcPr>
+            <w:tcW w:type="dxa" w:w="5689"/>
+          </w:tcPr>
+          <w:p>
+            <w:pPr>
+              <w:pStyle w:val="Compact"/>
+              <w:jc w:val="left"/>
+            </w:pPr>
+            <w:r>
+              <w:t xml:space="preserve">WebUI表示・音声連携（Talk）・ログ確認をまとめて使える、PC用の統合管理ツールです。</w:t>
+            </w:r>
+          </w:p>
+        </w:tc>
+        <w:tc>
+          <w:tcPr>
+            <w:tcW w:type="dxa" w:w="1499"/>
+          </w:tcPr>
+          <w:p>
+            <w:pPr>
+              <w:pStyle w:val="Compact"/>
+              <w:jc w:val="left"/>
+            </w:pPr>
+            <w:r>
+              <w:t xml:space="preserve">第9章・第15章</w:t>
+            </w:r>
+          </w:p>
+        </w:tc>
+      </w:tr>
+      <w:tr>
+        <w:tc>
+          <w:tcPr>
+            <w:tcW w:type="dxa" w:w="2172"/>
           </w:tcPr>
           <w:p>
             <w:pPr>
@@ -1438,7 +1789,7 @@
         </w:tc>
         <w:tc>
           <w:tcPr>
-            <w:tcW w:type="dxa" w:w="5999"/>
+            <w:tcW w:type="dxa" w:w="5689"/>
           </w:tcPr>
           <w:p>
             <w:pPr>
@@ -1452,7 +1803,7 @@
         </w:tc>
         <w:tc>
           <w:tcPr>
-            <w:tcW w:type="dxa" w:w="1577"/>
+            <w:tcW w:type="dxa" w:w="1499"/>
           </w:tcPr>
           <w:p>
             <w:pPr>
@@ -1461,138 +1812,6 @@
             </w:pPr>
             <w:r>
               <w:t xml:space="preserve">第2章</w:t>
-            </w:r>
-          </w:p>
-        </w:tc>
-      </w:tr>
-      <w:tr>
-        <w:tc>
-          <w:tcPr>
-            <w:tcW w:type="dxa" w:w="1784"/>
-          </w:tcPr>
-          <w:p>
-            <w:pPr>
-              <w:pStyle w:val="Compact"/>
-              <w:jc w:val="left"/>
-            </w:pPr>
-            <w:r>
-              <w:t xml:space="preserve">ファイル管理</w:t>
-            </w:r>
-          </w:p>
-        </w:tc>
-        <w:tc>
-          <w:tcPr>
-            <w:tcW w:type="dxa" w:w="5999"/>
-          </w:tcPr>
-          <w:p>
-            <w:pPr>
-              <w:pStyle w:val="Compact"/>
-              <w:jc w:val="left"/>
-            </w:pPr>
-            <w:r>
-              <w:t xml:space="preserve">音声ファイルの追加・削除・試聴がWebUIからできます。</w:t>
-            </w:r>
-          </w:p>
-        </w:tc>
-        <w:tc>
-          <w:tcPr>
-            <w:tcW w:type="dxa" w:w="1577"/>
-          </w:tcPr>
-          <w:p>
-            <w:pPr>
-              <w:pStyle w:val="Compact"/>
-              <w:jc w:val="left"/>
-            </w:pPr>
-            <w:r>
-              <w:t xml:space="preserve">第17章</w:t>
-            </w:r>
-          </w:p>
-        </w:tc>
-      </w:tr>
-      <w:tr>
-        <w:tc>
-          <w:tcPr>
-            <w:tcW w:type="dxa" w:w="1784"/>
-          </w:tcPr>
-          <w:p>
-            <w:pPr>
-              <w:pStyle w:val="Compact"/>
-              <w:jc w:val="left"/>
-            </w:pPr>
-            <w:r>
-              <w:t xml:space="preserve">ログ機能</w:t>
-            </w:r>
-          </w:p>
-        </w:tc>
-        <w:tc>
-          <w:tcPr>
-            <w:tcW w:type="dxa" w:w="5999"/>
-          </w:tcPr>
-          <w:p>
-            <w:pPr>
-              <w:pStyle w:val="Compact"/>
-              <w:jc w:val="left"/>
-            </w:pPr>
-            <w:r>
-              <w:t xml:space="preserve">かりポムの動作記録をブラウザで確認できます。</w:t>
-            </w:r>
-          </w:p>
-        </w:tc>
-        <w:tc>
-          <w:tcPr>
-            <w:tcW w:type="dxa" w:w="1577"/>
-          </w:tcPr>
-          <w:p>
-            <w:pPr>
-              <w:pStyle w:val="Compact"/>
-              <w:jc w:val="left"/>
-            </w:pPr>
-            <w:r>
-              <w:t xml:space="preserve">第18章</w:t>
-            </w:r>
-          </w:p>
-        </w:tc>
-      </w:tr>
-      <w:tr>
-        <w:tc>
-          <w:tcPr>
-            <w:tcW w:type="dxa" w:w="1784"/>
-          </w:tcPr>
-          <w:p>
-            <w:pPr>
-              <w:pStyle w:val="Compact"/>
-              <w:jc w:val="left"/>
-            </w:pPr>
-            <w:r>
-              <w:t xml:space="preserve">カメラ（実験的機能）</w:t>
-            </w:r>
-          </w:p>
-        </w:tc>
-        <w:tc>
-          <w:tcPr>
-            <w:tcW w:type="dxa" w:w="5999"/>
-          </w:tcPr>
-          <w:p>
-            <w:pPr>
-              <w:pStyle w:val="Compact"/>
-              <w:jc w:val="left"/>
-            </w:pPr>
-            <w:r>
-              <w:t xml:space="preserve">本体正面のカメラで周囲の動きを検知する機能です。本書執筆時点では開発途中で、既定では無効になっています。</w:t>
-            </w:r>
-          </w:p>
-        </w:tc>
-        <w:tc>
-          <w:tcPr>
-            <w:tcW w:type="dxa" w:w="1577"/>
-          </w:tcPr>
-          <w:p>
-            <w:pPr>
-              <w:pStyle w:val="Compact"/>
-              <w:jc w:val="left"/>
-            </w:pPr>
-            <w:r>
-              <w:t xml:space="preserve">第19章</w:t>
             </w:r>
           </w:p>
         </w:tc>
@@ -6768,7 +6987,7 @@
         <w:t xml:space="preserve">KariPom Companion（カリポム・コンパニオン）</w:t>
       </w:r>
       <w:r>
-        <w:t xml:space="preserve">は、Windows・macOS・Linux上で動く、かりポム連携用の統合管理ツールです。単なるWebUI表示ソフトではなく、1つのウィンドウに4つのタブがまとまっており、WebUI表示・音声連携・ログ確認をこのアプリだけで行えます。起動方法は第9章「9.3 KariPom Companionで開く（PCの場合）」のとおりです。</w:t>
+        <w:t xml:space="preserve">は、かりポムをより便利に、より楽しく使うための、PC用の統合管理ツールです。開発者向けの特別な道具ではなく、WebUI表示・音声連携・ログ確認を1つのアプリにまとめた、Windows・macOS・Linuxで日常的にお使いいただけるアプリです。1つのウィンドウに4つのタブがまとまっており、起動方法は第9章「9.3 KariPom Companionで開く（PCの場合）」のとおりです。</w:t>
       </w:r>
     </w:p>
     <w:p>
@@ -10756,6 +10975,50 @@
           </w:p>
         </w:tc>
       </w:tr>
+      <w:tr>
+        <w:tc>
+          <w:tcPr>
+            <w:tcW w:type="dxa" w:w="1105"/>
+          </w:tcPr>
+          <w:p>
+            <w:pPr>
+              <w:pStyle w:val="Compact"/>
+              <w:jc w:val="left"/>
+            </w:pPr>
+            <w:r>
+              <w:t xml:space="preserve">Ver. 3.1</w:t>
+            </w:r>
+          </w:p>
+        </w:tc>
+        <w:tc>
+          <w:tcPr>
+            <w:tcW w:type="dxa" w:w="1080"/>
+          </w:tcPr>
+          <w:p>
+            <w:pPr>
+              <w:pStyle w:val="Compact"/>
+              <w:jc w:val="left"/>
+            </w:pPr>
+            <w:r>
+              <w:t xml:space="preserve">2026年8月</w:t>
+            </w:r>
+          </w:p>
+        </w:tc>
+        <w:tc>
+          <w:tcPr>
+            <w:tcW w:type="dxa" w:w="7175"/>
+          </w:tcPr>
+          <w:p>
+            <w:pPr>
+              <w:pStyle w:val="Compact"/>
+              <w:jc w:val="left"/>
+            </w:pPr>
+            <w:r>
+              <w:t xml:space="preserve">読みやすさ向上のための微調整。第3章の機能一覧を「本体機能／BBX機能／PC連携」の3カテゴリに整理。第15章KariPom Companionの冒頭を、日常的に使うPCアプリという印象が伝わる表現に調整。用語集「BBX」の説明順を、独自呼称であることが先に伝わる形に修正。</w:t>
+            </w:r>
+          </w:p>
+        </w:tc>
+      </w:tr>
     </w:tbl>
     <w:p>
       <w:pPr>
@@ -11495,7 +11758,7 @@
               <w:jc w:val="left"/>
             </w:pPr>
             <w:r>
-              <w:t xml:space="preserve">「Beat Box」に由来する、かりポムプロジェクト独自の呼び方。音楽に合わせてノリノリに動く世界観を指す（第2章）。KariPom BBXタブの名前の由来。</w:t>
+              <w:t xml:space="preserve">かりポムプロジェクトで使っている独自の呼称です。「Beat Box」に由来し、音楽に合わせてノリノリに動く世界観全体を表しています（第2章）。KariPom BBXタブの名前の由来。</w:t>
             </w:r>
           </w:p>
         </w:tc>
@@ -12173,7 +12436,7 @@
         <w:pStyle w:val="FirstParagraph"/>
       </w:pPr>
       <w:r>
-        <w:t xml:space="preserve">かりポム ユーザーマニュアル Ver. 3.0</w:t>
+        <w:t xml:space="preserve">かりポム ユーザーマニュアル Ver. 3.1</w:t>
       </w:r>
       <w:r>
         <w:t xml:space="preserve"> </w:t>

--- a/docs/manual/karipom_manual.docx
+++ b/docs/manual/karipom_manual.docx
@@ -51,7 +51,7 @@
         <w:t xml:space="preserve"> </w:t>
       </w:r>
       <w:r>
-        <w:t xml:space="preserve">3.1</w:t>
+        <w:t xml:space="preserve">3.2</w:t>
       </w:r>
     </w:p>
     <w:p>
@@ -664,7 +664,7 @@
         <w:t xml:space="preserve">KariPom Desktop</w:t>
       </w:r>
       <w:r>
-        <w:t xml:space="preserve">」（2.3）でこの世界を体験できるようになっています。さらに、PCM1808マイクとRaspberry Pi Picoを使った拡張構成（第12章）の開発も進めており、この構成を追加すると、PCを使わずにBBXを楽しめるようになる見込みです。かりポムは、そんなふうに今も進化を続けているプロジェクトです。</w:t>
+        <w:t xml:space="preserve">」（2.3）でこの世界を体験できるようになっています。さらに、CoreS3にPCM1808マイクとRaspberry Pi Picoを追加した拡張構成（第12章）では、PCを使わずにBBXを楽しめます。設計図・回路図・製作マニュアルはGitHubで公開予定で、この構成も含めて、かりポムは今も継続的に改良が続けられているプロジェクトです。</w:t>
       </w:r>
     </w:p>
     <w:p>
@@ -931,6 +931,99 @@
       </w:r>
     </w:p>
     <w:p>
+      <w:pPr>
+        <w:pStyle w:val="Heading2"/>
+      </w:pPr>
+      <w:bookmarkStart w:id="29" w:name="どこから始める3つの構成"/>
+      <w:r>
+        <w:t xml:space="preserve">2.5 どこから始める？（3つの構成）</w:t>
+      </w:r>
+      <w:bookmarkEnd w:id="29"/>
+    </w:p>
+    <w:p>
+      <w:pPr>
+        <w:pStyle w:val="FirstParagraph"/>
+      </w:pPr>
+      <w:r>
+        <w:t xml:space="preserve">初めての方が「自分はどこから始めればいいか」を一目で分かるよう、かりポムの3つの構成を紹介します。難しい技術知識がなくても大丈夫です。</w:t>
+      </w:r>
+    </w:p>
+    <w:p>
+      <w:pPr>
+        <w:pStyle w:val="BodyText"/>
+      </w:pPr>
+      <w:r>
+        <w:rPr>
+          <w:b/>
+        </w:rPr>
+        <w:t xml:space="preserve">① KariPom Desktop</w:t>
+      </w:r>
+      <w:r>
+        <w:t xml:space="preserve"> </w:t>
+      </w:r>
+      <w:r>
+        <w:t xml:space="preserve">— PCだけで、かりポムとの会話や口パクを気軽に体験できます。CoreS3の実機は不要です（2.3）。</w:t>
+      </w:r>
+    </w:p>
+    <w:p>
+      <w:pPr>
+        <w:pStyle w:val="BodyText"/>
+      </w:pPr>
+      <w:r>
+        <w:t xml:space="preserve">↓</w:t>
+      </w:r>
+    </w:p>
+    <w:p>
+      <w:pPr>
+        <w:pStyle w:val="BodyText"/>
+      </w:pPr>
+      <w:r>
+        <w:rPr>
+          <w:b/>
+        </w:rPr>
+        <w:t xml:space="preserve">② CoreS3＋KariPom Companion</w:t>
+      </w:r>
+      <w:r>
+        <w:t xml:space="preserve"> </w:t>
+      </w:r>
+      <w:r>
+        <w:t xml:space="preserve">— 標準構成です。WebUIやBBXなど、かりポムの主要機能をひととおり楽しめます（第9章・第15章）。</w:t>
+      </w:r>
+    </w:p>
+    <w:p>
+      <w:pPr>
+        <w:pStyle w:val="BodyText"/>
+      </w:pPr>
+      <w:r>
+        <w:t xml:space="preserve">↓</w:t>
+      </w:r>
+    </w:p>
+    <w:p>
+      <w:pPr>
+        <w:pStyle w:val="BodyText"/>
+      </w:pPr>
+      <w:r>
+        <w:rPr>
+          <w:b/>
+        </w:rPr>
+        <w:t xml:space="preserve">③ CoreS3＋PCM1808＋Pico2</w:t>
+      </w:r>
+      <w:r>
+        <w:t xml:space="preserve"> </w:t>
+      </w:r>
+      <w:r>
+        <w:t xml:space="preserve">— 発展構成です。GitHubで公開している設計図・回路図・製作マニュアルを使って拡張すると、PCを使わずにBBXを楽しめる構成へと発展させられます（第12章）。</w:t>
+      </w:r>
+    </w:p>
+    <w:p>
+      <w:pPr>
+        <w:pStyle w:val="BodyText"/>
+      </w:pPr>
+      <w:r>
+        <w:t xml:space="preserve">💡 まずは①か②から始めて、慣れてきたら③に挑戦する、という進み方がおすすめです。③はGitHubで随時アップデートされていく、発展途中の構成です。</w:t>
+      </w:r>
+    </w:p>
+    <w:p>
       <w:r>
         <w:br w:type="page"/>
       </w:r>
@@ -939,21 +1032,21 @@
       <w:pPr>
         <w:pStyle w:val="Heading1"/>
       </w:pPr>
-      <w:bookmarkStart w:id="29" w:name="第3章-特徴できること"/>
+      <w:bookmarkStart w:id="30" w:name="第3章-特徴できること"/>
       <w:r>
         <w:t xml:space="preserve">第3章 特徴・できること</w:t>
       </w:r>
-      <w:bookmarkEnd w:id="29"/>
+      <w:bookmarkEnd w:id="30"/>
     </w:p>
     <w:p>
       <w:pPr>
         <w:pStyle w:val="Heading2"/>
       </w:pPr>
-      <w:bookmarkStart w:id="30" w:name="機能一覧"/>
+      <w:bookmarkStart w:id="31" w:name="機能一覧"/>
       <w:r>
         <w:t xml:space="preserve">3.1 機能一覧</w:t>
       </w:r>
-      <w:bookmarkEnd w:id="30"/>
+      <w:bookmarkEnd w:id="31"/>
     </w:p>
     <w:p>
       <w:pPr>
@@ -1821,11 +1914,11 @@
       <w:pPr>
         <w:pStyle w:val="Heading2"/>
       </w:pPr>
-      <w:bookmarkStart w:id="31" w:name="かりポムの中身かんたん解説"/>
+      <w:bookmarkStart w:id="32" w:name="かりポムの中身かんたん解説"/>
       <w:r>
         <w:t xml:space="preserve">3.2 かりポムの中身（かんたん解説）</w:t>
       </w:r>
-      <w:bookmarkEnd w:id="31"/>
+      <w:bookmarkEnd w:id="32"/>
     </w:p>
     <w:p>
       <w:pPr>
@@ -1966,11 +2059,11 @@
       <w:pPr>
         <w:pStyle w:val="Heading1"/>
       </w:pPr>
-      <w:bookmarkStart w:id="32" w:name="第4章-安全上の注意"/>
+      <w:bookmarkStart w:id="33" w:name="第4章-安全上の注意"/>
       <w:r>
         <w:t xml:space="preserve">第4章 安全上の注意</w:t>
       </w:r>
-      <w:bookmarkEnd w:id="32"/>
+      <w:bookmarkEnd w:id="33"/>
     </w:p>
     <w:p>
       <w:pPr>
@@ -1984,11 +2077,11 @@
       <w:pPr>
         <w:pStyle w:val="Heading2"/>
       </w:pPr>
-      <w:bookmarkStart w:id="33" w:name="警告けが事故防止のために"/>
+      <w:bookmarkStart w:id="34" w:name="警告けが事故防止のために"/>
       <w:r>
         <w:t xml:space="preserve">4.1 ⚠️ 警告（けが・事故防止のために）</w:t>
       </w:r>
-      <w:bookmarkEnd w:id="33"/>
+      <w:bookmarkEnd w:id="34"/>
     </w:p>
     <w:p>
       <w:pPr>
@@ -2072,21 +2165,21 @@
       <w:pPr>
         <w:pStyle w:val="Heading2"/>
       </w:pPr>
-      <w:bookmarkStart w:id="34" w:name="注意故障防止のために"/>
+      <w:bookmarkStart w:id="35" w:name="注意故障防止のために"/>
       <w:r>
         <w:t xml:space="preserve">4.2 ❗ 注意（故障防止のために）</w:t>
       </w:r>
-      <w:bookmarkEnd w:id="34"/>
+      <w:bookmarkEnd w:id="35"/>
     </w:p>
     <w:p>
       <w:pPr>
         <w:pStyle w:val="Heading3"/>
       </w:pPr>
-      <w:bookmarkStart w:id="35" w:name="頭部とサーボモーターについて特に重要"/>
+      <w:bookmarkStart w:id="36" w:name="頭部とサーボモーターについて特に重要"/>
       <w:r>
         <w:t xml:space="preserve">頭部とサーボモーターについて（特に重要）</w:t>
       </w:r>
-      <w:bookmarkEnd w:id="35"/>
+      <w:bookmarkEnd w:id="36"/>
     </w:p>
     <w:p>
       <w:pPr>
@@ -2193,11 +2286,11 @@
       <w:pPr>
         <w:pStyle w:val="Heading3"/>
       </w:pPr>
-      <w:bookmarkStart w:id="36" w:name="その他の注意"/>
+      <w:bookmarkStart w:id="37" w:name="その他の注意"/>
       <w:r>
         <w:t xml:space="preserve">その他の注意</w:t>
       </w:r>
-      <w:bookmarkEnd w:id="36"/>
+      <w:bookmarkEnd w:id="37"/>
     </w:p>
     <w:p>
       <w:pPr>
@@ -2244,11 +2337,11 @@
       <w:pPr>
         <w:pStyle w:val="Heading1"/>
       </w:pPr>
-      <w:bookmarkStart w:id="37" w:name="第5章-内容物"/>
+      <w:bookmarkStart w:id="38" w:name="第5章-内容物"/>
       <w:r>
         <w:t xml:space="preserve">第5章 内容物</w:t>
       </w:r>
-      <w:bookmarkEnd w:id="37"/>
+      <w:bookmarkEnd w:id="38"/>
     </w:p>
     <w:p>
       <w:pPr>
@@ -2339,11 +2432,11 @@
       <w:pPr>
         <w:pStyle w:val="Heading1"/>
       </w:pPr>
-      <w:bookmarkStart w:id="38" w:name="第6章-各部名称"/>
+      <w:bookmarkStart w:id="39" w:name="第6章-各部名称"/>
       <w:r>
         <w:t xml:space="preserve">第6章 各部名称</w:t>
       </w:r>
-      <w:bookmarkEnd w:id="38"/>
+      <w:bookmarkEnd w:id="39"/>
     </w:p>
     <w:p>
       <w:pPr>
@@ -2893,11 +2986,11 @@
       <w:pPr>
         <w:pStyle w:val="Heading1"/>
       </w:pPr>
-      <w:bookmarkStart w:id="39" w:name="第7章-初回セットアップ"/>
+      <w:bookmarkStart w:id="40" w:name="第7章-初回セットアップ"/>
       <w:r>
         <w:t xml:space="preserve">第7章 初回セットアップ</w:t>
       </w:r>
-      <w:bookmarkEnd w:id="39"/>
+      <w:bookmarkEnd w:id="40"/>
     </w:p>
     <w:p>
       <w:pPr>
@@ -2911,11 +3004,11 @@
       <w:pPr>
         <w:pStyle w:val="Heading2"/>
       </w:pPr>
-      <w:bookmarkStart w:id="40" w:name="準備するもの"/>
+      <w:bookmarkStart w:id="41" w:name="準備するもの"/>
       <w:r>
         <w:t xml:space="preserve">7.1 準備するもの</w:t>
       </w:r>
-      <w:bookmarkEnd w:id="40"/>
+      <w:bookmarkEnd w:id="41"/>
     </w:p>
     <w:p>
       <w:pPr>
@@ -3010,11 +3103,11 @@
       <w:pPr>
         <w:pStyle w:val="Heading2"/>
       </w:pPr>
-      <w:bookmarkStart w:id="41" w:name="設置場所を決める"/>
+      <w:bookmarkStart w:id="42" w:name="設置場所を決める"/>
       <w:r>
         <w:t xml:space="preserve">7.2 設置場所を決める</w:t>
       </w:r>
-      <w:bookmarkEnd w:id="41"/>
+      <w:bookmarkEnd w:id="42"/>
     </w:p>
     <w:p>
       <w:pPr>
@@ -3056,11 +3149,11 @@
       <w:pPr>
         <w:pStyle w:val="Heading2"/>
       </w:pPr>
-      <w:bookmarkStart w:id="42" w:name="sdカードの確認"/>
+      <w:bookmarkStart w:id="43" w:name="sdカードの確認"/>
       <w:r>
         <w:t xml:space="preserve">7.3 SDカードの確認</w:t>
       </w:r>
-      <w:bookmarkEnd w:id="42"/>
+      <w:bookmarkEnd w:id="43"/>
     </w:p>
     <w:p>
       <w:pPr>
@@ -3133,11 +3226,11 @@
       <w:pPr>
         <w:pStyle w:val="Heading2"/>
       </w:pPr>
-      <w:bookmarkStart w:id="43" w:name="電源を入れる"/>
+      <w:bookmarkStart w:id="44" w:name="電源を入れる"/>
       <w:r>
         <w:t xml:space="preserve">7.4 電源を入れる</w:t>
       </w:r>
-      <w:bookmarkEnd w:id="43"/>
+      <w:bookmarkEnd w:id="44"/>
     </w:p>
     <w:p>
       <w:pPr>
@@ -3208,11 +3301,11 @@
       <w:pPr>
         <w:pStyle w:val="Heading1"/>
       </w:pPr>
-      <w:bookmarkStart w:id="44" w:name="第8章-wi-fi設定"/>
+      <w:bookmarkStart w:id="45" w:name="第8章-wi-fi設定"/>
       <w:r>
         <w:t xml:space="preserve">第8章 Wi-Fi設定</w:t>
       </w:r>
-      <w:bookmarkEnd w:id="44"/>
+      <w:bookmarkEnd w:id="45"/>
     </w:p>
     <w:p>
       <w:pPr>
@@ -3226,11 +3319,11 @@
       <w:pPr>
         <w:pStyle w:val="Heading2"/>
       </w:pPr>
-      <w:bookmarkStart w:id="45" w:name="接続のしくみ"/>
+      <w:bookmarkStart w:id="46" w:name="接続のしくみ"/>
       <w:r>
         <w:t xml:space="preserve">8.1 接続のしくみ</w:t>
       </w:r>
-      <w:bookmarkEnd w:id="45"/>
+      <w:bookmarkEnd w:id="46"/>
     </w:p>
     <w:p>
       <w:pPr>
@@ -3276,11 +3369,11 @@
       <w:pPr>
         <w:pStyle w:val="Heading2"/>
       </w:pPr>
-      <w:bookmarkStart w:id="46" w:name="初回のwi-fi設定apモードでの設定"/>
+      <w:bookmarkStart w:id="47" w:name="初回のwi-fi設定apモードでの設定"/>
       <w:r>
         <w:t xml:space="preserve">8.2 初回のWi-Fi設定（APモードでの設定）</w:t>
       </w:r>
-      <w:bookmarkEnd w:id="46"/>
+      <w:bookmarkEnd w:id="47"/>
     </w:p>
     <w:p>
       <w:pPr>
@@ -3334,11 +3427,11 @@
       <w:pPr>
         <w:pStyle w:val="Heading2"/>
       </w:pPr>
-      <w:bookmarkStart w:id="47" w:name="ipアドレスの確認"/>
+      <w:bookmarkStart w:id="48" w:name="ipアドレスの確認"/>
       <w:r>
         <w:t xml:space="preserve">8.3 IPアドレスの確認</w:t>
       </w:r>
-      <w:bookmarkEnd w:id="47"/>
+      <w:bookmarkEnd w:id="48"/>
     </w:p>
     <w:p>
       <w:pPr>
@@ -3454,11 +3547,11 @@
       <w:pPr>
         <w:pStyle w:val="Heading2"/>
       </w:pPr>
-      <w:bookmarkStart w:id="48" w:name="接続できたかの確認"/>
+      <w:bookmarkStart w:id="49" w:name="接続できたかの確認"/>
       <w:r>
         <w:t xml:space="preserve">8.4 接続できたかの確認</w:t>
       </w:r>
-      <w:bookmarkEnd w:id="48"/>
+      <w:bookmarkEnd w:id="49"/>
     </w:p>
     <w:p>
       <w:pPr>
@@ -3554,21 +3647,21 @@
       <w:pPr>
         <w:pStyle w:val="Heading1"/>
       </w:pPr>
-      <w:bookmarkStart w:id="49" w:name="第9章-webuiの使い方"/>
+      <w:bookmarkStart w:id="50" w:name="第9章-webuiの使い方"/>
       <w:r>
         <w:t xml:space="preserve">第9章 WebUIの使い方</w:t>
       </w:r>
-      <w:bookmarkEnd w:id="49"/>
+      <w:bookmarkEnd w:id="50"/>
     </w:p>
     <w:p>
       <w:pPr>
         <w:pStyle w:val="Heading2"/>
       </w:pPr>
-      <w:bookmarkStart w:id="50" w:name="webuiとは"/>
+      <w:bookmarkStart w:id="51" w:name="webuiとは"/>
       <w:r>
         <w:t xml:space="preserve">9.1 WebUIとは</w:t>
       </w:r>
-      <w:bookmarkEnd w:id="50"/>
+      <w:bookmarkEnd w:id="51"/>
     </w:p>
     <w:p>
       <w:pPr>
@@ -3632,11 +3725,11 @@
       <w:pPr>
         <w:pStyle w:val="Heading2"/>
       </w:pPr>
-      <w:bookmarkStart w:id="51" w:name="ブラウザで直接開くスマホパソコン"/>
+      <w:bookmarkStart w:id="52" w:name="ブラウザで直接開くスマホパソコン"/>
       <w:r>
         <w:t xml:space="preserve">9.2 ブラウザで直接開く（スマホ・パソコン）</w:t>
       </w:r>
-      <w:bookmarkEnd w:id="51"/>
+      <w:bookmarkEnd w:id="52"/>
     </w:p>
     <w:p>
       <w:pPr>
@@ -3658,11 +3751,11 @@
       <w:pPr>
         <w:pStyle w:val="Heading2"/>
       </w:pPr>
-      <w:bookmarkStart w:id="52" w:name="karipom-companionで開くpcの場合"/>
+      <w:bookmarkStart w:id="53" w:name="karipom-companionで開くpcの場合"/>
       <w:r>
         <w:t xml:space="preserve">9.3 KariPom Companionで開く（PCの場合）</w:t>
       </w:r>
-      <w:bookmarkEnd w:id="52"/>
+      <w:bookmarkEnd w:id="53"/>
     </w:p>
     <w:p>
       <w:pPr>
@@ -3854,11 +3947,11 @@
       <w:pPr>
         <w:pStyle w:val="Heading2"/>
       </w:pPr>
-      <w:bookmarkStart w:id="53" w:name="ページ一覧"/>
+      <w:bookmarkStart w:id="54" w:name="ページ一覧"/>
       <w:r>
         <w:t xml:space="preserve">9.4 ページ一覧</w:t>
       </w:r>
-      <w:bookmarkEnd w:id="53"/>
+      <w:bookmarkEnd w:id="54"/>
     </w:p>
     <w:p>
       <w:pPr>
@@ -4374,11 +4467,11 @@
       <w:pPr>
         <w:pStyle w:val="Heading2"/>
       </w:pPr>
-      <w:bookmarkStart w:id="54" w:name="基本の操作の流れ"/>
+      <w:bookmarkStart w:id="55" w:name="基本の操作の流れ"/>
       <w:r>
         <w:t xml:space="preserve">9.5 基本の操作の流れ</w:t>
       </w:r>
-      <w:bookmarkEnd w:id="54"/>
+      <w:bookmarkEnd w:id="55"/>
     </w:p>
     <w:p>
       <w:pPr>
@@ -4466,21 +4559,21 @@
       <w:pPr>
         <w:pStyle w:val="Heading1"/>
       </w:pPr>
-      <w:bookmarkStart w:id="55" w:name="第10章-表情変更"/>
+      <w:bookmarkStart w:id="56" w:name="第10章-表情変更"/>
       <w:r>
         <w:t xml:space="preserve">第10章 表情変更</w:t>
       </w:r>
-      <w:bookmarkEnd w:id="55"/>
+      <w:bookmarkEnd w:id="56"/>
     </w:p>
     <w:p>
       <w:pPr>
         <w:pStyle w:val="Heading2"/>
       </w:pPr>
-      <w:bookmarkStart w:id="56" w:name="face-gallery表情ギャラリー"/>
+      <w:bookmarkStart w:id="57" w:name="face-gallery表情ギャラリー"/>
       <w:r>
         <w:t xml:space="preserve">10.1 Face Gallery（表情ギャラリー）</w:t>
       </w:r>
-      <w:bookmarkEnd w:id="56"/>
+      <w:bookmarkEnd w:id="57"/>
     </w:p>
     <w:p>
       <w:pPr>
@@ -4527,11 +4620,11 @@
       <w:pPr>
         <w:pStyle w:val="Heading2"/>
       </w:pPr>
-      <w:bookmarkStart w:id="57" w:name="口パクと表情の関係"/>
+      <w:bookmarkStart w:id="58" w:name="口パクと表情の関係"/>
       <w:r>
         <w:t xml:space="preserve">10.2 口パクと表情の関係</w:t>
       </w:r>
-      <w:bookmarkEnd w:id="57"/>
+      <w:bookmarkEnd w:id="58"/>
     </w:p>
     <w:p>
       <w:pPr>
@@ -4558,21 +4651,21 @@
       <w:pPr>
         <w:pStyle w:val="Heading1"/>
       </w:pPr>
-      <w:bookmarkStart w:id="58" w:name="第11章-独り言機能mutter"/>
+      <w:bookmarkStart w:id="59" w:name="第11章-独り言機能mutter"/>
       <w:r>
         <w:t xml:space="preserve">第11章 独り言機能（Mutter）</w:t>
       </w:r>
-      <w:bookmarkEnd w:id="58"/>
+      <w:bookmarkEnd w:id="59"/>
     </w:p>
     <w:p>
       <w:pPr>
         <w:pStyle w:val="Heading2"/>
       </w:pPr>
-      <w:bookmarkStart w:id="59" w:name="独り言機能とは"/>
+      <w:bookmarkStart w:id="60" w:name="独り言機能とは"/>
       <w:r>
         <w:t xml:space="preserve">11.1 独り言機能とは</w:t>
       </w:r>
-      <w:bookmarkEnd w:id="59"/>
+      <w:bookmarkEnd w:id="60"/>
     </w:p>
     <w:p>
       <w:pPr>
@@ -4603,11 +4696,11 @@
       <w:pPr>
         <w:pStyle w:val="Heading2"/>
       </w:pPr>
-      <w:bookmarkStart w:id="60" w:name="独り言が再生される3つのきっかけ"/>
+      <w:bookmarkStart w:id="61" w:name="独り言が再生される3つのきっかけ"/>
       <w:r>
         <w:t xml:space="preserve">11.2 独り言が再生される3つのきっかけ</w:t>
       </w:r>
-      <w:bookmarkEnd w:id="60"/>
+      <w:bookmarkEnd w:id="61"/>
     </w:p>
     <w:p>
       <w:pPr>
@@ -4685,11 +4778,11 @@
       <w:pPr>
         <w:pStyle w:val="Heading2"/>
       </w:pPr>
-      <w:bookmarkStart w:id="61" w:name="独り言用の音声ファイルを追加する"/>
+      <w:bookmarkStart w:id="62" w:name="独り言用の音声ファイルを追加する"/>
       <w:r>
         <w:t xml:space="preserve">11.3 独り言用の音声ファイルを追加する</w:t>
       </w:r>
-      <w:bookmarkEnd w:id="61"/>
+      <w:bookmarkEnd w:id="62"/>
     </w:p>
     <w:p>
       <w:pPr>
@@ -4897,11 +4990,11 @@
       <w:pPr>
         <w:pStyle w:val="Heading2"/>
       </w:pPr>
-      <w:bookmarkStart w:id="62" w:name="独り言中のマイクの動き豆知識"/>
+      <w:bookmarkStart w:id="63" w:name="独り言中のマイクの動き豆知識"/>
       <w:r>
         <w:t xml:space="preserve">11.4 独り言中のマイクの動き（豆知識）</w:t>
       </w:r>
-      <w:bookmarkEnd w:id="62"/>
+      <w:bookmarkEnd w:id="63"/>
     </w:p>
     <w:p>
       <w:pPr>
@@ -4933,11 +5026,11 @@
       <w:pPr>
         <w:pStyle w:val="Heading2"/>
       </w:pPr>
-      <w:bookmarkStart w:id="63" w:name="独り言の頻度出現しやすさを調整する"/>
+      <w:bookmarkStart w:id="64" w:name="独り言の頻度出現しやすさを調整する"/>
       <w:r>
         <w:t xml:space="preserve">11.5 独り言の頻度・出現しやすさを調整する</w:t>
       </w:r>
-      <w:bookmarkEnd w:id="63"/>
+      <w:bookmarkEnd w:id="64"/>
     </w:p>
     <w:p>
       <w:pPr>
@@ -5115,21 +5208,21 @@
       <w:pPr>
         <w:pStyle w:val="Heading1"/>
       </w:pPr>
-      <w:bookmarkStart w:id="64" w:name="第12章-karipom-ear音声入力"/>
+      <w:bookmarkStart w:id="65" w:name="第12章-karipom-ear音声入力"/>
       <w:r>
         <w:t xml:space="preserve">第12章 Karipom Ear（音声入力）</w:t>
       </w:r>
-      <w:bookmarkEnd w:id="64"/>
+      <w:bookmarkEnd w:id="65"/>
     </w:p>
     <w:p>
       <w:pPr>
         <w:pStyle w:val="Heading2"/>
       </w:pPr>
-      <w:bookmarkStart w:id="65" w:name="karipom-earとは"/>
+      <w:bookmarkStart w:id="66" w:name="karipom-earとは"/>
       <w:r>
         <w:t xml:space="preserve">12.1 Karipom Earとは</w:t>
       </w:r>
-      <w:bookmarkEnd w:id="65"/>
+      <w:bookmarkEnd w:id="66"/>
     </w:p>
     <w:p>
       <w:pPr>
@@ -5336,11 +5429,11 @@
       <w:pPr>
         <w:pStyle w:val="Heading2"/>
       </w:pPr>
-      <w:bookmarkStart w:id="66" w:name="内蔵マイクモードのしくみ"/>
+      <w:bookmarkStart w:id="67" w:name="内蔵マイクモードのしくみ"/>
       <w:r>
         <w:t xml:space="preserve">12.2 内蔵マイクモードのしくみ</w:t>
       </w:r>
-      <w:bookmarkEnd w:id="66"/>
+      <w:bookmarkEnd w:id="67"/>
     </w:p>
     <w:p>
       <w:pPr>
@@ -5656,11 +5749,11 @@
       <w:pPr>
         <w:pStyle w:val="Heading2"/>
       </w:pPr>
-      <w:bookmarkStart w:id="67" w:name="誤反応を防ぐ4つのしくみ読まなくてもok"/>
+      <w:bookmarkStart w:id="68" w:name="誤反応を防ぐ4つのしくみ読まなくてもok"/>
       <w:r>
         <w:t xml:space="preserve">12.3 誤反応を防ぐ4つのしくみ（読まなくてもOK）</w:t>
       </w:r>
-      <w:bookmarkEnd w:id="67"/>
+      <w:bookmarkEnd w:id="68"/>
     </w:p>
     <w:p>
       <w:pPr>
@@ -5775,11 +5868,11 @@
       <w:pPr>
         <w:pStyle w:val="Heading2"/>
       </w:pPr>
-      <w:bookmarkStart w:id="68" w:name="発展形pcm1808pico2開発中"/>
+      <w:bookmarkStart w:id="69" w:name="発展形pcm1808pico2開発中"/>
       <w:r>
         <w:t xml:space="preserve">12.4 発展形：PCM1808＋Pico2（開発中）</w:t>
       </w:r>
-      <w:bookmarkEnd w:id="68"/>
+      <w:bookmarkEnd w:id="69"/>
     </w:p>
     <w:p>
       <w:pPr>
@@ -5832,21 +5925,21 @@
       <w:pPr>
         <w:pStyle w:val="Heading1"/>
       </w:pPr>
-      <w:bookmarkStart w:id="69" w:name="第13章-visualizer音の可視化"/>
+      <w:bookmarkStart w:id="70" w:name="第13章-visualizer音の可視化"/>
       <w:r>
         <w:t xml:space="preserve">第13章 Visualizer（音の可視化）</w:t>
       </w:r>
-      <w:bookmarkEnd w:id="69"/>
+      <w:bookmarkEnd w:id="70"/>
     </w:p>
     <w:p>
       <w:pPr>
         <w:pStyle w:val="Heading2"/>
       </w:pPr>
-      <w:bookmarkStart w:id="70" w:name="visualizerとは"/>
+      <w:bookmarkStart w:id="71" w:name="visualizerとは"/>
       <w:r>
         <w:t xml:space="preserve">13.1 Visualizerとは</w:t>
       </w:r>
-      <w:bookmarkEnd w:id="70"/>
+      <w:bookmarkEnd w:id="71"/>
     </w:p>
     <w:p>
       <w:pPr>
@@ -5882,11 +5975,11 @@
       <w:pPr>
         <w:pStyle w:val="Heading2"/>
       </w:pPr>
-      <w:bookmarkStart w:id="71" w:name="選べる8種類のvisualizer"/>
+      <w:bookmarkStart w:id="72" w:name="選べる8種類のvisualizer"/>
       <w:r>
         <w:t xml:space="preserve">13.2 選べる8種類のVisualizer</w:t>
       </w:r>
-      <w:bookmarkEnd w:id="71"/>
+      <w:bookmarkEnd w:id="72"/>
     </w:p>
     <w:tbl>
       <w:tblPr>
@@ -6206,11 +6299,11 @@
       <w:pPr>
         <w:pStyle w:val="Heading2"/>
       </w:pPr>
-      <w:bookmarkStart w:id="72" w:name="visualizer-randomおまかせ切り替え"/>
+      <w:bookmarkStart w:id="73" w:name="visualizer-randomおまかせ切り替え"/>
       <w:r>
         <w:t xml:space="preserve">13.3 Visualizer Random（おまかせ切り替え）</w:t>
       </w:r>
-      <w:bookmarkEnd w:id="72"/>
+      <w:bookmarkEnd w:id="73"/>
     </w:p>
     <w:p>
       <w:pPr>
@@ -6229,21 +6322,21 @@
       <w:pPr>
         <w:pStyle w:val="Heading1"/>
       </w:pPr>
-      <w:bookmarkStart w:id="73" w:name="第14章-lighting背景演出"/>
+      <w:bookmarkStart w:id="74" w:name="第14章-lighting背景演出"/>
       <w:r>
         <w:t xml:space="preserve">第14章 Lighting（背景演出）</w:t>
       </w:r>
-      <w:bookmarkEnd w:id="73"/>
+      <w:bookmarkEnd w:id="74"/>
     </w:p>
     <w:p>
       <w:pPr>
         <w:pStyle w:val="Heading2"/>
       </w:pPr>
-      <w:bookmarkStart w:id="74" w:name="lightingとは"/>
+      <w:bookmarkStart w:id="75" w:name="lightingとは"/>
       <w:r>
         <w:t xml:space="preserve">14.1 Lightingとは</w:t>
       </w:r>
-      <w:bookmarkEnd w:id="74"/>
+      <w:bookmarkEnd w:id="75"/>
     </w:p>
     <w:p>
       <w:pPr>
@@ -6279,11 +6372,11 @@
       <w:pPr>
         <w:pStyle w:val="Heading2"/>
       </w:pPr>
-      <w:bookmarkStart w:id="75" w:name="lightingとvisualizerの重なり方"/>
+      <w:bookmarkStart w:id="76" w:name="lightingとvisualizerの重なり方"/>
       <w:r>
         <w:t xml:space="preserve">14.2 LightingとVisualizerの重なり方</w:t>
       </w:r>
-      <w:bookmarkEnd w:id="75"/>
+      <w:bookmarkEnd w:id="76"/>
     </w:p>
     <w:p>
       <w:pPr>
@@ -6353,11 +6446,11 @@
       <w:pPr>
         <w:pStyle w:val="Heading2"/>
       </w:pPr>
-      <w:bookmarkStart w:id="76" w:name="明るさbrightnessの調整"/>
+      <w:bookmarkStart w:id="77" w:name="明るさbrightnessの調整"/>
       <w:r>
         <w:t xml:space="preserve">14.3 明るさ（Brightness）の調整</w:t>
       </w:r>
-      <w:bookmarkEnd w:id="76"/>
+      <w:bookmarkEnd w:id="77"/>
     </w:p>
     <w:p>
       <w:pPr>
@@ -6379,11 +6472,11 @@
       <w:pPr>
         <w:pStyle w:val="Heading2"/>
       </w:pPr>
-      <w:bookmarkStart w:id="77" w:name="選べる16種類のlighting"/>
+      <w:bookmarkStart w:id="78" w:name="選べる16種類のlighting"/>
       <w:r>
         <w:t xml:space="preserve">14.4 選べる16種類のLighting</w:t>
       </w:r>
-      <w:bookmarkEnd w:id="77"/>
+      <w:bookmarkEnd w:id="78"/>
     </w:p>
     <w:tbl>
       <w:tblPr>
@@ -6937,11 +7030,11 @@
       <w:pPr>
         <w:pStyle w:val="Heading2"/>
       </w:pPr>
-      <w:bookmarkStart w:id="78" w:name="lighting-randomおまかせ切り替え"/>
+      <w:bookmarkStart w:id="79" w:name="lighting-randomおまかせ切り替え"/>
       <w:r>
         <w:t xml:space="preserve">14.5 Lighting Random（おまかせ切り替え）</w:t>
       </w:r>
-      <w:bookmarkEnd w:id="78"/>
+      <w:bookmarkEnd w:id="79"/>
     </w:p>
     <w:p>
       <w:pPr>
@@ -6960,21 +7053,21 @@
       <w:pPr>
         <w:pStyle w:val="Heading1"/>
       </w:pPr>
-      <w:bookmarkStart w:id="79" w:name="第15章-karipom-companion統合管理ツール"/>
+      <w:bookmarkStart w:id="80" w:name="第15章-karipom-companion統合管理ツール"/>
       <w:r>
         <w:t xml:space="preserve">第15章 KariPom Companion（統合管理ツール）</w:t>
       </w:r>
-      <w:bookmarkEnd w:id="79"/>
+      <w:bookmarkEnd w:id="80"/>
     </w:p>
     <w:p>
       <w:pPr>
         <w:pStyle w:val="Heading2"/>
       </w:pPr>
-      <w:bookmarkStart w:id="80" w:name="karipom-companionとは"/>
+      <w:bookmarkStart w:id="81" w:name="karipom-companionとは"/>
       <w:r>
         <w:t xml:space="preserve">15.1 KariPom Companionとは</w:t>
       </w:r>
-      <w:bookmarkEnd w:id="80"/>
+      <w:bookmarkEnd w:id="81"/>
     </w:p>
     <w:p>
       <w:pPr>
@@ -7010,11 +7103,11 @@
       <w:pPr>
         <w:pStyle w:val="Heading2"/>
       </w:pPr>
-      <w:bookmarkStart w:id="81" w:name="karipom-labタブ"/>
+      <w:bookmarkStart w:id="82" w:name="karipom-labタブ"/>
       <w:r>
         <w:t xml:space="preserve">15.2 🌐 KariPom Labタブ</w:t>
       </w:r>
-      <w:bookmarkEnd w:id="81"/>
+      <w:bookmarkEnd w:id="82"/>
     </w:p>
     <w:p>
       <w:pPr>
@@ -7070,11 +7163,11 @@
       <w:pPr>
         <w:pStyle w:val="Heading2"/>
       </w:pPr>
-      <w:bookmarkStart w:id="82" w:name="karipom-bbxタブ"/>
+      <w:bookmarkStart w:id="83" w:name="karipom-bbxタブ"/>
       <w:r>
         <w:t xml:space="preserve">15.3 🐰 KariPom BBXタブ</w:t>
       </w:r>
-      <w:bookmarkEnd w:id="82"/>
+      <w:bookmarkEnd w:id="83"/>
     </w:p>
     <w:p>
       <w:pPr>
@@ -7097,11 +7190,11 @@
       <w:pPr>
         <w:pStyle w:val="Heading2"/>
       </w:pPr>
-      <w:bookmarkStart w:id="83" w:name="talkタブpc連携口パク"/>
+      <w:bookmarkStart w:id="84" w:name="talkタブpc連携口パク"/>
       <w:r>
         <w:t xml:space="preserve">15.4 💬 Talkタブ（PC連携口パク）</w:t>
       </w:r>
-      <w:bookmarkEnd w:id="83"/>
+      <w:bookmarkEnd w:id="84"/>
     </w:p>
     <w:p>
       <w:pPr>
@@ -7371,11 +7464,11 @@
       <w:pPr>
         <w:pStyle w:val="Heading2"/>
       </w:pPr>
-      <w:bookmarkStart w:id="84" w:name="log健康診断タブ"/>
+      <w:bookmarkStart w:id="85" w:name="log健康診断タブ"/>
       <w:r>
         <w:t xml:space="preserve">15.5 🚽 Log／健康診断タブ</w:t>
       </w:r>
-      <w:bookmarkEnd w:id="84"/>
+      <w:bookmarkEnd w:id="85"/>
     </w:p>
     <w:p>
       <w:pPr>
@@ -7599,11 +7692,11 @@
       <w:pPr>
         <w:pStyle w:val="Heading2"/>
       </w:pPr>
-      <w:bookmarkStart w:id="85" w:name="うまく動かないとき"/>
+      <w:bookmarkStart w:id="86" w:name="うまく動かないとき"/>
       <w:r>
         <w:t xml:space="preserve">15.6 うまく動かないとき</w:t>
       </w:r>
-      <w:bookmarkEnd w:id="85"/>
+      <w:bookmarkEnd w:id="86"/>
     </w:p>
     <w:p>
       <w:pPr>
@@ -7677,21 +7770,21 @@
       <w:pPr>
         <w:pStyle w:val="Heading1"/>
       </w:pPr>
-      <w:bookmarkStart w:id="86" w:name="第16章-サーボ制御頭の動き"/>
+      <w:bookmarkStart w:id="87" w:name="第16章-サーボ制御頭の動き"/>
       <w:r>
         <w:t xml:space="preserve">第16章 サーボ制御（頭の動き）</w:t>
       </w:r>
-      <w:bookmarkEnd w:id="86"/>
+      <w:bookmarkEnd w:id="87"/>
     </w:p>
     <w:p>
       <w:pPr>
         <w:pStyle w:val="Heading2"/>
       </w:pPr>
-      <w:bookmarkStart w:id="87" w:name="頭の動きの種類"/>
+      <w:bookmarkStart w:id="88" w:name="頭の動きの種類"/>
       <w:r>
         <w:t xml:space="preserve">16.1 頭の動きの種類</w:t>
       </w:r>
-      <w:bookmarkEnd w:id="87"/>
+      <w:bookmarkEnd w:id="88"/>
     </w:p>
     <w:p>
       <w:pPr>
@@ -7847,11 +7940,11 @@
       <w:pPr>
         <w:pStyle w:val="Heading2"/>
       </w:pPr>
-      <w:bookmarkStart w:id="88" w:name="サーボにやさしい設計"/>
+      <w:bookmarkStart w:id="89" w:name="サーボにやさしい設計"/>
       <w:r>
         <w:t xml:space="preserve">16.2 サーボにやさしい設計</w:t>
       </w:r>
-      <w:bookmarkEnd w:id="88"/>
+      <w:bookmarkEnd w:id="89"/>
     </w:p>
     <w:p>
       <w:pPr>
@@ -7907,11 +8000,11 @@
       <w:pPr>
         <w:pStyle w:val="Heading2"/>
       </w:pPr>
-      <w:bookmarkStart w:id="89" w:name="サーボの音について"/>
+      <w:bookmarkStart w:id="90" w:name="サーボの音について"/>
       <w:r>
         <w:t xml:space="preserve">16.3 サーボの音について</w:t>
       </w:r>
-      <w:bookmarkEnd w:id="89"/>
+      <w:bookmarkEnd w:id="90"/>
     </w:p>
     <w:p>
       <w:pPr>
@@ -7952,21 +8045,21 @@
       <w:pPr>
         <w:pStyle w:val="Heading1"/>
       </w:pPr>
-      <w:bookmarkStart w:id="90" w:name="第17章-sdカード管理"/>
+      <w:bookmarkStart w:id="91" w:name="第17章-sdカード管理"/>
       <w:r>
         <w:t xml:space="preserve">第17章 SDカード管理</w:t>
       </w:r>
-      <w:bookmarkEnd w:id="90"/>
+      <w:bookmarkEnd w:id="91"/>
     </w:p>
     <w:p>
       <w:pPr>
         <w:pStyle w:val="Heading2"/>
       </w:pPr>
-      <w:bookmarkStart w:id="91" w:name="sdカードの役割"/>
+      <w:bookmarkStart w:id="92" w:name="sdカードの役割"/>
       <w:r>
         <w:t xml:space="preserve">17.1 SDカードの役割</w:t>
       </w:r>
-      <w:bookmarkEnd w:id="91"/>
+      <w:bookmarkEnd w:id="92"/>
     </w:p>
     <w:p>
       <w:pPr>
@@ -7997,11 +8090,11 @@
       <w:pPr>
         <w:pStyle w:val="Heading2"/>
       </w:pPr>
-      <w:bookmarkStart w:id="92" w:name="フォルダ構成"/>
+      <w:bookmarkStart w:id="93" w:name="フォルダ構成"/>
       <w:r>
         <w:t xml:space="preserve">17.2 フォルダ構成</w:t>
       </w:r>
-      <w:bookmarkEnd w:id="92"/>
+      <w:bookmarkEnd w:id="93"/>
     </w:p>
     <w:p>
       <w:pPr>
@@ -8071,11 +8164,11 @@
       <w:pPr>
         <w:pStyle w:val="Heading2"/>
       </w:pPr>
-      <w:bookmarkStart w:id="93" w:name="webuiでのファイル管理"/>
+      <w:bookmarkStart w:id="94" w:name="webuiでのファイル管理"/>
       <w:r>
         <w:t xml:space="preserve">17.3 WebUIでのファイル管理</w:t>
       </w:r>
-      <w:bookmarkEnd w:id="93"/>
+      <w:bookmarkEnd w:id="94"/>
     </w:p>
     <w:p>
       <w:pPr>
@@ -8348,11 +8441,11 @@
       <w:pPr>
         <w:pStyle w:val="Heading2"/>
       </w:pPr>
-      <w:bookmarkStart w:id="94" w:name="sdカードの取り扱い"/>
+      <w:bookmarkStart w:id="95" w:name="sdカードの取り扱い"/>
       <w:r>
         <w:t xml:space="preserve">17.4 SDカードの取り扱い</w:t>
       </w:r>
-      <w:bookmarkEnd w:id="94"/>
+      <w:bookmarkEnd w:id="95"/>
     </w:p>
     <w:p>
       <w:pPr>
@@ -8417,21 +8510,21 @@
       <w:pPr>
         <w:pStyle w:val="Heading1"/>
       </w:pPr>
-      <w:bookmarkStart w:id="95" w:name="第18章-ログ機能"/>
+      <w:bookmarkStart w:id="96" w:name="第18章-ログ機能"/>
       <w:r>
         <w:t xml:space="preserve">第18章 ログ機能</w:t>
       </w:r>
-      <w:bookmarkEnd w:id="95"/>
+      <w:bookmarkEnd w:id="96"/>
     </w:p>
     <w:p>
       <w:pPr>
         <w:pStyle w:val="Heading2"/>
       </w:pPr>
-      <w:bookmarkStart w:id="96" w:name="ログとは"/>
+      <w:bookmarkStart w:id="97" w:name="ログとは"/>
       <w:r>
         <w:t xml:space="preserve">18.1 ログとは</w:t>
       </w:r>
-      <w:bookmarkEnd w:id="96"/>
+      <w:bookmarkEnd w:id="97"/>
     </w:p>
     <w:p>
       <w:pPr>
@@ -8630,11 +8723,11 @@
       <w:pPr>
         <w:pStyle w:val="Heading2"/>
       </w:pPr>
-      <w:bookmarkStart w:id="97" w:name="ログの開き方"/>
+      <w:bookmarkStart w:id="98" w:name="ログの開き方"/>
       <w:r>
         <w:t xml:space="preserve">18.2 ログの開き方</w:t>
       </w:r>
-      <w:bookmarkEnd w:id="97"/>
+      <w:bookmarkEnd w:id="98"/>
     </w:p>
     <w:p>
       <w:pPr>
@@ -8656,11 +8749,11 @@
       <w:pPr>
         <w:pStyle w:val="Heading2"/>
       </w:pPr>
-      <w:bookmarkStart w:id="98" w:name="よく見かけるログの読み方"/>
+      <w:bookmarkStart w:id="99" w:name="よく見かけるログの読み方"/>
       <w:r>
         <w:t xml:space="preserve">18.3 よく見かけるログの読み方</w:t>
       </w:r>
-      <w:bookmarkEnd w:id="98"/>
+      <w:bookmarkEnd w:id="99"/>
     </w:p>
     <w:tbl>
       <w:tblPr>
@@ -8908,11 +9001,11 @@
       <w:pPr>
         <w:pStyle w:val="Heading1"/>
       </w:pPr>
-      <w:bookmarkStart w:id="99" w:name="第19章-設定画面の説明"/>
+      <w:bookmarkStart w:id="100" w:name="第19章-設定画面の説明"/>
       <w:r>
         <w:t xml:space="preserve">第19章 設定画面の説明</w:t>
       </w:r>
-      <w:bookmarkEnd w:id="99"/>
+      <w:bookmarkEnd w:id="100"/>
     </w:p>
     <w:p>
       <w:pPr>
@@ -8926,11 +9019,11 @@
       <w:pPr>
         <w:pStyle w:val="Heading2"/>
       </w:pPr>
-      <w:bookmarkStart w:id="100" w:name="karipom-ear音声入力設定"/>
+      <w:bookmarkStart w:id="101" w:name="karipom-ear音声入力設定"/>
       <w:r>
         <w:t xml:space="preserve">19.1 Karipom Ear（音声入力）設定</w:t>
       </w:r>
-      <w:bookmarkEnd w:id="100"/>
+      <w:bookmarkEnd w:id="101"/>
     </w:p>
     <w:p>
       <w:pPr>
@@ -9191,11 +9284,11 @@
       <w:pPr>
         <w:pStyle w:val="Heading2"/>
       </w:pPr>
-      <w:bookmarkStart w:id="101" w:name="visualizerlighting設定"/>
+      <w:bookmarkStart w:id="102" w:name="visualizerlighting設定"/>
       <w:r>
         <w:t xml:space="preserve">19.2 Visualizer・Lighting設定</w:t>
       </w:r>
-      <w:bookmarkEnd w:id="101"/>
+      <w:bookmarkEnd w:id="102"/>
     </w:p>
     <w:p>
       <w:pPr>
@@ -9411,11 +9504,11 @@
       <w:pPr>
         <w:pStyle w:val="Heading2"/>
       </w:pPr>
-      <w:bookmarkStart w:id="102" w:name="動き音の頻度設定"/>
+      <w:bookmarkStart w:id="103" w:name="動き音の頻度設定"/>
       <w:r>
         <w:t xml:space="preserve">19.3 動き・音の頻度設定</w:t>
       </w:r>
-      <w:bookmarkEnd w:id="102"/>
+      <w:bookmarkEnd w:id="103"/>
     </w:p>
     <w:tbl>
       <w:tblPr>
@@ -9624,11 +9717,11 @@
       <w:pPr>
         <w:pStyle w:val="Heading2"/>
       </w:pPr>
-      <w:bookmarkStart w:id="103" w:name="かりポムの名前とキャラクター"/>
+      <w:bookmarkStart w:id="104" w:name="かりポムの名前とキャラクター"/>
       <w:r>
         <w:t xml:space="preserve">19.4 かりポムの名前とキャラクター</w:t>
       </w:r>
-      <w:bookmarkEnd w:id="103"/>
+      <w:bookmarkEnd w:id="104"/>
     </w:p>
     <w:tbl>
       <w:tblPr>
@@ -9746,11 +9839,11 @@
       <w:pPr>
         <w:pStyle w:val="Heading2"/>
       </w:pPr>
-      <w:bookmarkStart w:id="104" w:name="カメラ機能実験的機能"/>
+      <w:bookmarkStart w:id="105" w:name="カメラ機能実験的機能"/>
       <w:r>
         <w:t xml:space="preserve">19.5 カメラ機能（実験的機能）</w:t>
       </w:r>
-      <w:bookmarkEnd w:id="104"/>
+      <w:bookmarkEnd w:id="105"/>
     </w:p>
     <w:p>
       <w:pPr>
@@ -9787,11 +9880,11 @@
       <w:pPr>
         <w:pStyle w:val="Heading2"/>
       </w:pPr>
-      <w:bookmarkStart w:id="105" w:name="サーボの操作"/>
+      <w:bookmarkStart w:id="106" w:name="サーボの操作"/>
       <w:r>
         <w:t xml:space="preserve">19.6 サーボの操作</w:t>
       </w:r>
-      <w:bookmarkEnd w:id="105"/>
+      <w:bookmarkEnd w:id="106"/>
     </w:p>
     <w:p>
       <w:pPr>
@@ -9810,11 +9903,11 @@
       <w:pPr>
         <w:pStyle w:val="Heading1"/>
       </w:pPr>
-      <w:bookmarkStart w:id="106" w:name="第20章-トラブルシューティング"/>
+      <w:bookmarkStart w:id="107" w:name="第20章-トラブルシューティング"/>
       <w:r>
         <w:t xml:space="preserve">第20章 トラブルシューティング</w:t>
       </w:r>
-      <w:bookmarkEnd w:id="106"/>
+      <w:bookmarkEnd w:id="107"/>
     </w:p>
     <w:p>
       <w:pPr>
@@ -9828,11 +9921,11 @@
       <w:pPr>
         <w:pStyle w:val="Heading2"/>
       </w:pPr>
-      <w:bookmarkStart w:id="107" w:name="電源起動"/>
+      <w:bookmarkStart w:id="108" w:name="電源起動"/>
       <w:r>
         <w:t xml:space="preserve">20.1 電源・起動</w:t>
       </w:r>
-      <w:bookmarkEnd w:id="107"/>
+      <w:bookmarkEnd w:id="108"/>
     </w:p>
     <w:p>
       <w:pPr>
@@ -9908,11 +10001,11 @@
       <w:pPr>
         <w:pStyle w:val="Heading2"/>
       </w:pPr>
-      <w:bookmarkStart w:id="108" w:name="頭の動きサーボ-重要"/>
+      <w:bookmarkStart w:id="109" w:name="頭の動きサーボ-重要"/>
       <w:r>
         <w:t xml:space="preserve">20.2 頭の動き・サーボ ⚠️重要</w:t>
       </w:r>
-      <w:bookmarkEnd w:id="108"/>
+      <w:bookmarkEnd w:id="109"/>
     </w:p>
     <w:p>
       <w:pPr>
@@ -10081,11 +10174,11 @@
       <w:pPr>
         <w:pStyle w:val="Heading2"/>
       </w:pPr>
-      <w:bookmarkStart w:id="109" w:name="wi-fiwebui"/>
+      <w:bookmarkStart w:id="110" w:name="wi-fiwebui"/>
       <w:r>
         <w:t xml:space="preserve">20.3 Wi-Fi・WebUI</w:t>
       </w:r>
-      <w:bookmarkEnd w:id="109"/>
+      <w:bookmarkEnd w:id="110"/>
     </w:p>
     <w:p>
       <w:pPr>
@@ -10193,11 +10286,11 @@
       <w:pPr>
         <w:pStyle w:val="Heading2"/>
       </w:pPr>
-      <w:bookmarkStart w:id="110" w:name="マイクkaripom-ear"/>
+      <w:bookmarkStart w:id="111" w:name="マイクkaripom-ear"/>
       <w:r>
         <w:t xml:space="preserve">20.4 マイク（Karipom Ear）</w:t>
       </w:r>
-      <w:bookmarkEnd w:id="110"/>
+      <w:bookmarkEnd w:id="111"/>
     </w:p>
     <w:p>
       <w:pPr>
@@ -10294,11 +10387,11 @@
       <w:pPr>
         <w:pStyle w:val="Heading2"/>
       </w:pPr>
-      <w:bookmarkStart w:id="111" w:name="音声独り言"/>
+      <w:bookmarkStart w:id="112" w:name="音声独り言"/>
       <w:r>
         <w:t xml:space="preserve">20.5 音声・独り言</w:t>
       </w:r>
-      <w:bookmarkEnd w:id="111"/>
+      <w:bookmarkEnd w:id="112"/>
     </w:p>
     <w:p>
       <w:pPr>
@@ -10375,11 +10468,11 @@
       <w:pPr>
         <w:pStyle w:val="Heading2"/>
       </w:pPr>
-      <w:bookmarkStart w:id="112" w:name="talkpc連携口パク"/>
+      <w:bookmarkStart w:id="113" w:name="talkpc連携口パク"/>
       <w:r>
         <w:t xml:space="preserve">20.6 Talk（PC連携口パク）</w:t>
       </w:r>
-      <w:bookmarkEnd w:id="112"/>
+      <w:bookmarkEnd w:id="113"/>
     </w:p>
     <w:p>
       <w:pPr>
@@ -10393,11 +10486,11 @@
       <w:pPr>
         <w:pStyle w:val="Heading2"/>
       </w:pPr>
-      <w:bookmarkStart w:id="113" w:name="visualizerlighting"/>
+      <w:bookmarkStart w:id="114" w:name="visualizerlighting"/>
       <w:r>
         <w:t xml:space="preserve">20.7 Visualizer・Lighting</w:t>
       </w:r>
-      <w:bookmarkEnd w:id="113"/>
+      <w:bookmarkEnd w:id="114"/>
     </w:p>
     <w:p>
       <w:pPr>
@@ -10466,11 +10559,11 @@
       <w:pPr>
         <w:pStyle w:val="Heading1"/>
       </w:pPr>
-      <w:bookmarkStart w:id="114" w:name="第21章-faqよくある質問"/>
+      <w:bookmarkStart w:id="115" w:name="第21章-faqよくある質問"/>
       <w:r>
         <w:t xml:space="preserve">第21章 FAQ（よくある質問）</w:t>
       </w:r>
-      <w:bookmarkEnd w:id="114"/>
+      <w:bookmarkEnd w:id="115"/>
     </w:p>
     <w:p>
       <w:pPr>
@@ -10748,21 +10841,21 @@
       <w:pPr>
         <w:pStyle w:val="Heading1"/>
       </w:pPr>
-      <w:bookmarkStart w:id="115" w:name="第22章-更新履歴"/>
+      <w:bookmarkStart w:id="116" w:name="第22章-更新履歴"/>
       <w:r>
         <w:t xml:space="preserve">第22章 更新履歴</w:t>
       </w:r>
-      <w:bookmarkEnd w:id="115"/>
+      <w:bookmarkEnd w:id="116"/>
     </w:p>
     <w:p>
       <w:pPr>
         <w:pStyle w:val="Heading2"/>
       </w:pPr>
-      <w:bookmarkStart w:id="116" w:name="本書の更新履歴"/>
+      <w:bookmarkStart w:id="117" w:name="本書の更新履歴"/>
       <w:r>
         <w:t xml:space="preserve">本書の更新履歴</w:t>
       </w:r>
-      <w:bookmarkEnd w:id="116"/>
+      <w:bookmarkEnd w:id="117"/>
     </w:p>
     <w:tbl>
       <w:tblPr>
@@ -11019,6 +11112,50 @@
           </w:p>
         </w:tc>
       </w:tr>
+      <w:tr>
+        <w:tc>
+          <w:tcPr>
+            <w:tcW w:type="dxa" w:w="1105"/>
+          </w:tcPr>
+          <w:p>
+            <w:pPr>
+              <w:pStyle w:val="Compact"/>
+              <w:jc w:val="left"/>
+            </w:pPr>
+            <w:r>
+              <w:t xml:space="preserve">Ver. 3.2</w:t>
+            </w:r>
+          </w:p>
+        </w:tc>
+        <w:tc>
+          <w:tcPr>
+            <w:tcW w:type="dxa" w:w="1080"/>
+          </w:tcPr>
+          <w:p>
+            <w:pPr>
+              <w:pStyle w:val="Compact"/>
+              <w:jc w:val="left"/>
+            </w:pPr>
+            <w:r>
+              <w:t xml:space="preserve">2026年8月</w:t>
+            </w:r>
+          </w:p>
+        </w:tc>
+        <w:tc>
+          <w:tcPr>
+            <w:tcW w:type="dxa" w:w="7175"/>
+          </w:tcPr>
+          <w:p>
+            <w:pPr>
+              <w:pStyle w:val="Compact"/>
+              <w:jc w:val="left"/>
+            </w:pPr>
+            <w:r>
+              <w:t xml:space="preserve">第2章のみ微調整。PCM1808＋Pico2を「将来構想」ではなく「発展的なオプション構成」として紹介し、設計図・回路図・製作マニュアルのGitHub公開予定に言及（継続改良中である点も明記）。第2章末に「2.5 どこから始める？（3つの構成）」を新設し、KariPom Desktop→CoreS3＋Companion→CoreS3＋PCM1808＋Pico2という3段階の始め方を紹介。</w:t>
+            </w:r>
+          </w:p>
+        </w:tc>
+      </w:tr>
     </w:tbl>
     <w:p>
       <w:pPr>
@@ -11037,11 +11174,11 @@
       <w:pPr>
         <w:pStyle w:val="Heading1"/>
       </w:pPr>
-      <w:bookmarkStart w:id="117" w:name="第23章-用語集"/>
+      <w:bookmarkStart w:id="118" w:name="第23章-用語集"/>
       <w:r>
         <w:t xml:space="preserve">第23章 用語集</w:t>
       </w:r>
-      <w:bookmarkEnd w:id="117"/>
+      <w:bookmarkEnd w:id="118"/>
     </w:p>
     <w:tbl>
       <w:tblPr>
@@ -12436,7 +12573,7 @@
         <w:pStyle w:val="FirstParagraph"/>
       </w:pPr>
       <w:r>
-        <w:t xml:space="preserve">かりポム ユーザーマニュアル Ver. 3.1</w:t>
+        <w:t xml:space="preserve">かりポム ユーザーマニュアル Ver. 3.2</w:t>
       </w:r>
       <w:r>
         <w:t xml:space="preserve"> </w:t>

--- a/docs/manual/karipom_manual.docx
+++ b/docs/manual/karipom_manual.docx
@@ -51,7 +51,7 @@
         <w:t xml:space="preserve"> </w:t>
       </w:r>
       <w:r>
-        <w:t xml:space="preserve">3.2</w:t>
+        <w:t xml:space="preserve">4.0</w:t>
       </w:r>
     </w:p>
     <w:p>
@@ -201,6 +201,244 @@
       </w:pPr>
       <w:r>
         <w:t xml:space="preserve">かりポムはGitHubで公開されている、今も継続してアップデートが続くプロジェクトです。本書の内容と実機の動作が異なる場合は、最新のWebUI表示を優先してください（更新履歴は第22章）。</w:t>
+      </w:r>
+    </w:p>
+    <w:p>
+      <w:pPr>
+        <w:pStyle w:val="BodyText"/>
+      </w:pPr>
+      <w:r>
+        <w:rPr>
+          <w:b/>
+        </w:rPr>
+        <w:t xml:space="preserve">GitHubでは、次の5点セットを公開しています。</w:t>
+      </w:r>
+    </w:p>
+    <w:tbl>
+      <w:tblPr>
+        <w:tblStyle w:val="Table"/>
+        <w:tblW w:type="dxa" w:w="9360"/>
+        <w:tblLook w:firstRow="1"/>
+      </w:tblPr>
+      <w:tblGrid>
+        <w:gridCol w:w="2880"/>
+        <w:gridCol w:w="6480"/>
+      </w:tblGrid>
+      <w:tr>
+        <w:trPr>
+          <w:cnfStyle w:firstRow="1"/>
+        </w:trPr>
+        <w:tc>
+          <w:tcPr>
+            <w:tcW w:type="dxa" w:w="2880"/>
+            <w:tcBorders>
+              <w:bottom w:val="single"/>
+            </w:tcBorders>
+            <w:vAlign w:val="bottom"/>
+          </w:tcPr>
+          <w:p>
+            <w:pPr>
+              <w:pStyle w:val="Compact"/>
+              <w:jc w:val="left"/>
+            </w:pPr>
+            <w:r>
+              <w:t xml:space="preserve">公開物</w:t>
+            </w:r>
+          </w:p>
+        </w:tc>
+        <w:tc>
+          <w:tcPr>
+            <w:tcW w:type="dxa" w:w="6480"/>
+            <w:tcBorders>
+              <w:bottom w:val="single"/>
+            </w:tcBorders>
+            <w:vAlign w:val="bottom"/>
+          </w:tcPr>
+          <w:p>
+            <w:pPr>
+              <w:pStyle w:val="Compact"/>
+              <w:jc w:val="left"/>
+            </w:pPr>
+            <w:r>
+              <w:t xml:space="preserve">内容</w:t>
+            </w:r>
+          </w:p>
+        </w:tc>
+      </w:tr>
+      <w:tr>
+        <w:tc>
+          <w:tcPr>
+            <w:tcW w:type="dxa" w:w="2880"/>
+          </w:tcPr>
+          <w:p>
+            <w:pPr>
+              <w:pStyle w:val="Compact"/>
+              <w:jc w:val="left"/>
+            </w:pPr>
+            <w:r>
+              <w:t xml:space="preserve">本書（かりポム ユーザーマニュアル）</w:t>
+            </w:r>
+          </w:p>
+        </w:tc>
+        <w:tc>
+          <w:tcPr>
+            <w:tcW w:type="dxa" w:w="6480"/>
+          </w:tcPr>
+          <w:p>
+            <w:pPr>
+              <w:pStyle w:val="Compact"/>
+              <w:jc w:val="left"/>
+            </w:pPr>
+            <w:r>
+              <w:t xml:space="preserve">「何ができるか」「どう遊ぶか」「どこから始めるか」を中心にした、初めての方向けの説明書です。</w:t>
+            </w:r>
+          </w:p>
+        </w:tc>
+      </w:tr>
+      <w:tr>
+        <w:tc>
+          <w:tcPr>
+            <w:tcW w:type="dxa" w:w="2880"/>
+          </w:tcPr>
+          <w:p>
+            <w:pPr>
+              <w:pStyle w:val="Compact"/>
+              <w:jc w:val="left"/>
+            </w:pPr>
+            <w:r>
+              <w:t xml:space="preserve">Karipom Ear 設計・製作マニュアル</w:t>
+            </w:r>
+          </w:p>
+        </w:tc>
+        <w:tc>
+          <w:tcPr>
+            <w:tcW w:type="dxa" w:w="6480"/>
+          </w:tcPr>
+          <w:p>
+            <w:pPr>
+              <w:pStyle w:val="Compact"/>
+              <w:jc w:val="left"/>
+            </w:pPr>
+            <w:r>
+              <w:t xml:space="preserve">CoreS3にPCM1808＋Pico2を追加してPCなしでBBXを楽しむための、配線・回路・組み立て手順を扱う発展編です。</w:t>
+            </w:r>
+          </w:p>
+        </w:tc>
+      </w:tr>
+      <w:tr>
+        <w:tc>
+          <w:tcPr>
+            <w:tcW w:type="dxa" w:w="2880"/>
+          </w:tcPr>
+          <w:p>
+            <w:pPr>
+              <w:pStyle w:val="Compact"/>
+              <w:jc w:val="left"/>
+            </w:pPr>
+            <w:r>
+              <w:t xml:space="preserve">Arduinoソース</w:t>
+            </w:r>
+          </w:p>
+        </w:tc>
+        <w:tc>
+          <w:tcPr>
+            <w:tcW w:type="dxa" w:w="6480"/>
+          </w:tcPr>
+          <w:p>
+            <w:pPr>
+              <w:pStyle w:val="Compact"/>
+              <w:jc w:val="left"/>
+            </w:pPr>
+            <w:r>
+              <w:t xml:space="preserve">かりポム本体（CoreS3）のファームウェアです。</w:t>
+            </w:r>
+          </w:p>
+        </w:tc>
+      </w:tr>
+      <w:tr>
+        <w:tc>
+          <w:tcPr>
+            <w:tcW w:type="dxa" w:w="2880"/>
+          </w:tcPr>
+          <w:p>
+            <w:pPr>
+              <w:pStyle w:val="Compact"/>
+              <w:jc w:val="left"/>
+            </w:pPr>
+            <w:r>
+              <w:t xml:space="preserve">Pythonソース</w:t>
+            </w:r>
+          </w:p>
+        </w:tc>
+        <w:tc>
+          <w:tcPr>
+            <w:tcW w:type="dxa" w:w="6480"/>
+          </w:tcPr>
+          <w:p>
+            <w:pPr>
+              <w:pStyle w:val="Compact"/>
+              <w:jc w:val="left"/>
+            </w:pPr>
+            <w:r>
+              <w:t xml:space="preserve">KariPom Companion・KariPom Desktopなど、PC側のプログラムです。</w:t>
+            </w:r>
+          </w:p>
+        </w:tc>
+      </w:tr>
+      <w:tr>
+        <w:tc>
+          <w:tcPr>
+            <w:tcW w:type="dxa" w:w="2880"/>
+          </w:tcPr>
+          <w:p>
+            <w:pPr>
+              <w:pStyle w:val="Compact"/>
+              <w:jc w:val="left"/>
+            </w:pPr>
+            <w:r>
+              <w:t xml:space="preserve">3Dデータ</w:t>
+            </w:r>
+          </w:p>
+        </w:tc>
+        <w:tc>
+          <w:tcPr>
+            <w:tcW w:type="dxa" w:w="6480"/>
+          </w:tcPr>
+          <w:p>
+            <w:pPr>
+              <w:pStyle w:val="Compact"/>
+              <w:jc w:val="left"/>
+            </w:pPr>
+            <w:r>
+              <w:t xml:space="preserve">筐体（ボディ）を3Dプリントするための設計データです。</w:t>
+            </w:r>
+          </w:p>
+        </w:tc>
+      </w:tr>
+    </w:tbl>
+    <w:p>
+      <w:pPr>
+        <w:pStyle w:val="BodyText"/>
+      </w:pPr>
+      <w:r>
+        <w:t xml:space="preserve">電子工作・回路設計・配線図といった技術的な内容は、あえて本書には詳しく書いていません。それらは</w:t>
+      </w:r>
+      <w:r>
+        <w:rPr>
+          <w:b/>
+        </w:rPr>
+        <w:t xml:space="preserve">「Karipom Ear 設計・製作マニュアル」</w:t>
+      </w:r>
+      <w:r>
+        <w:t xml:space="preserve">にまとめてあり、本書では「詳しくはKaripom Ear設計・製作マニュアルをご覧ください」という形でご案内します。2冊で同じ内容を重複して説明することを避け、それぞれの役割をはっきり分けています。</w:t>
+      </w:r>
+    </w:p>
+    <w:p>
+      <w:pPr>
+        <w:pStyle w:val="BodyText"/>
+      </w:pPr>
+      <w:r>
+        <w:t xml:space="preserve">💡 本書は、人が読むことはもちろん、ChatGPTやClaudeなどのAIに読み込ませながら作業を進めることも想定して書かれています。「このマニュアルの内容と、今出ているエラーを踏まえて、次に何をすればいいか教えて」のように、本書とソースコード・エラーメッセージをまとめてAIに渡しながら進める使い方もおすすめです。</w:t>
       </w:r>
     </w:p>
     <w:p>
@@ -664,7 +902,16 @@
         <w:t xml:space="preserve">KariPom Desktop</w:t>
       </w:r>
       <w:r>
-        <w:t xml:space="preserve">」（2.3）でこの世界を体験できるようになっています。さらに、CoreS3にPCM1808マイクとRaspberry Pi Picoを追加した拡張構成（第12章）では、PCを使わずにBBXを楽しめます。設計図・回路図・製作マニュアルはGitHubで公開予定で、この構成も含めて、かりポムは今も継続的に改良が続けられているプロジェクトです。</w:t>
+        <w:t xml:space="preserve">」（2.3）でこの世界を体験できるようになっています。さらに、CoreS3にPCM1808マイクとRaspberry Pi Picoを追加した拡張構成（第12章）では、PCを使わずにBBXを楽しめます。この拡張の設計図・回路図・組み立て手順は、</w:t>
+      </w:r>
+      <w:r>
+        <w:rPr>
+          <w:b/>
+        </w:rPr>
+        <w:t xml:space="preserve">「Karipom Ear 設計・製作マニュアル」</w:t>
+      </w:r>
+      <w:r>
+        <w:t xml:space="preserve">としてGitHubで公開しています。かりポムは、この構成も含めて今も継続的に改良が続けられているプロジェクトです。</w:t>
       </w:r>
     </w:p>
     <w:p>
@@ -948,6 +1195,218 @@
         <w:t xml:space="preserve">初めての方が「自分はどこから始めればいいか」を一目で分かるよう、かりポムの3つの構成を紹介します。難しい技術知識がなくても大丈夫です。</w:t>
       </w:r>
     </w:p>
+    <w:tbl>
+      <w:tblPr>
+        <w:tblStyle w:val="Table"/>
+        <w:tblW w:type="dxa" w:w="9360"/>
+        <w:tblLook w:firstRow="1"/>
+      </w:tblPr>
+      <w:tblGrid>
+        <w:gridCol w:w="3231"/>
+        <w:gridCol w:w="1899"/>
+        <w:gridCol w:w="4230"/>
+      </w:tblGrid>
+      <w:tr>
+        <w:trPr>
+          <w:cnfStyle w:firstRow="1"/>
+        </w:trPr>
+        <w:tc>
+          <w:tcPr>
+            <w:tcW w:type="dxa" w:w="3231"/>
+            <w:tcBorders>
+              <w:bottom w:val="single"/>
+            </w:tcBorders>
+            <w:vAlign w:val="bottom"/>
+          </w:tcPr>
+          <w:p>
+            <w:pPr>
+              <w:pStyle w:val="Compact"/>
+              <w:jc w:val="left"/>
+            </w:pPr>
+            <w:r>
+              <w:t xml:space="preserve">構成</w:t>
+            </w:r>
+          </w:p>
+        </w:tc>
+        <w:tc>
+          <w:tcPr>
+            <w:tcW w:type="dxa" w:w="1899"/>
+            <w:tcBorders>
+              <w:bottom w:val="single"/>
+            </w:tcBorders>
+            <w:vAlign w:val="bottom"/>
+          </w:tcPr>
+          <w:p>
+            <w:pPr>
+              <w:pStyle w:val="Compact"/>
+              <w:jc w:val="left"/>
+            </w:pPr>
+            <w:r>
+              <w:t xml:space="preserve">必要なもの</w:t>
+            </w:r>
+          </w:p>
+        </w:tc>
+        <w:tc>
+          <w:tcPr>
+            <w:tcW w:type="dxa" w:w="4230"/>
+            <w:tcBorders>
+              <w:bottom w:val="single"/>
+            </w:tcBorders>
+            <w:vAlign w:val="bottom"/>
+          </w:tcPr>
+          <w:p>
+            <w:pPr>
+              <w:pStyle w:val="Compact"/>
+              <w:jc w:val="left"/>
+            </w:pPr>
+            <w:r>
+              <w:t xml:space="preserve">体験できること</w:t>
+            </w:r>
+          </w:p>
+        </w:tc>
+      </w:tr>
+      <w:tr>
+        <w:tc>
+          <w:tcPr>
+            <w:tcW w:type="dxa" w:w="3231"/>
+          </w:tcPr>
+          <w:p>
+            <w:pPr>
+              <w:pStyle w:val="Compact"/>
+              <w:jc w:val="left"/>
+            </w:pPr>
+            <w:r>
+              <w:rPr>
+                <w:b/>
+              </w:rPr>
+              <w:t xml:space="preserve">① KariPom Desktop</w:t>
+            </w:r>
+          </w:p>
+        </w:tc>
+        <w:tc>
+          <w:tcPr>
+            <w:tcW w:type="dxa" w:w="1899"/>
+          </w:tcPr>
+          <w:p>
+            <w:pPr>
+              <w:pStyle w:val="Compact"/>
+              <w:jc w:val="left"/>
+            </w:pPr>
+            <w:r>
+              <w:t xml:space="preserve">PCのみ（CoreS3不要）</w:t>
+            </w:r>
+          </w:p>
+        </w:tc>
+        <w:tc>
+          <w:tcPr>
+            <w:tcW w:type="dxa" w:w="4230"/>
+          </w:tcPr>
+          <w:p>
+            <w:pPr>
+              <w:pStyle w:val="Compact"/>
+              <w:jc w:val="left"/>
+            </w:pPr>
+            <w:r>
+              <w:t xml:space="preserve">かりポムとの会話・口パクをもっとも手軽に体験できる、いわば体験版（2.3）</w:t>
+            </w:r>
+          </w:p>
+        </w:tc>
+      </w:tr>
+      <w:tr>
+        <w:tc>
+          <w:tcPr>
+            <w:tcW w:type="dxa" w:w="3231"/>
+          </w:tcPr>
+          <w:p>
+            <w:pPr>
+              <w:pStyle w:val="Compact"/>
+              <w:jc w:val="left"/>
+            </w:pPr>
+            <w:r>
+              <w:rPr>
+                <w:b/>
+              </w:rPr>
+              <w:t xml:space="preserve">② CoreS3＋KariPom Companion</w:t>
+            </w:r>
+          </w:p>
+        </w:tc>
+        <w:tc>
+          <w:tcPr>
+            <w:tcW w:type="dxa" w:w="1899"/>
+          </w:tcPr>
+          <w:p>
+            <w:pPr>
+              <w:pStyle w:val="Compact"/>
+              <w:jc w:val="left"/>
+            </w:pPr>
+            <w:r>
+              <w:t xml:space="preserve">かりポム本体＋PC（任意）</w:t>
+            </w:r>
+          </w:p>
+        </w:tc>
+        <w:tc>
+          <w:tcPr>
+            <w:tcW w:type="dxa" w:w="4230"/>
+          </w:tcPr>
+          <w:p>
+            <w:pPr>
+              <w:pStyle w:val="Compact"/>
+              <w:jc w:val="left"/>
+            </w:pPr>
+            <w:r>
+              <w:t xml:space="preserve">WebUIやBBXなど、かりポムの主要機能をひととおり楽しめる標準構成（第9章・第15章）</w:t>
+            </w:r>
+          </w:p>
+        </w:tc>
+      </w:tr>
+      <w:tr>
+        <w:tc>
+          <w:tcPr>
+            <w:tcW w:type="dxa" w:w="3231"/>
+          </w:tcPr>
+          <w:p>
+            <w:pPr>
+              <w:pStyle w:val="Compact"/>
+              <w:jc w:val="left"/>
+            </w:pPr>
+            <w:r>
+              <w:rPr>
+                <w:b/>
+              </w:rPr>
+              <w:t xml:space="preserve">③ CoreS3＋Karipom Ear（PCM1808＋Pico2）</w:t>
+            </w:r>
+          </w:p>
+        </w:tc>
+        <w:tc>
+          <w:tcPr>
+            <w:tcW w:type="dxa" w:w="1899"/>
+          </w:tcPr>
+          <w:p>
+            <w:pPr>
+              <w:pStyle w:val="Compact"/>
+              <w:jc w:val="left"/>
+            </w:pPr>
+            <w:r>
+              <w:t xml:space="preserve">かりポム本体＋拡張ハードウェア</w:t>
+            </w:r>
+          </w:p>
+        </w:tc>
+        <w:tc>
+          <w:tcPr>
+            <w:tcW w:type="dxa" w:w="4230"/>
+          </w:tcPr>
+          <w:p>
+            <w:pPr>
+              <w:pStyle w:val="Compact"/>
+              <w:jc w:val="left"/>
+            </w:pPr>
+            <w:r>
+              <w:t xml:space="preserve">PCなしでもBBXを楽しめる発展構成（第12章、詳しくはKaripom Ear設計・製作マニュアル）</w:t>
+            </w:r>
+          </w:p>
+        </w:tc>
+      </w:tr>
+    </w:tbl>
     <w:p>
       <w:pPr>
         <w:pStyle w:val="BodyText"/>
@@ -1006,13 +1465,13 @@
         <w:rPr>
           <w:b/>
         </w:rPr>
-        <w:t xml:space="preserve">③ CoreS3＋PCM1808＋Pico2</w:t>
+        <w:t xml:space="preserve">③ CoreS3＋Karipom Ear（PCM1808＋Pico2）</w:t>
       </w:r>
       <w:r>
         <w:t xml:space="preserve"> </w:t>
       </w:r>
       <w:r>
-        <w:t xml:space="preserve">— 発展構成です。GitHubで公開している設計図・回路図・製作マニュアルを使って拡張すると、PCを使わずにBBXを楽しめる構成へと発展させられます（第12章）。</w:t>
+        <w:t xml:space="preserve">— 発展構成です。「Karipom Ear 設計・製作マニュアル」の設計図・回路図・組み立て手順を使って拡張すると、PCを使わずにBBXを楽しめる構成へと発展させられます（第12章）。このマニュアルでは、さらに発展させたい方向けのオプション（LINE OUT増設・Bluetooth入力）も設計資料として紹介しています。</w:t>
       </w:r>
     </w:p>
     <w:p>
@@ -1500,9 +1959,9 @@
         <w:tblLook w:firstRow="1"/>
       </w:tblPr>
       <w:tblGrid>
-        <w:gridCol w:w="2216"/>
-        <w:gridCol w:w="5933"/>
-        <w:gridCol w:w="1211"/>
+        <w:gridCol w:w="1764"/>
+        <w:gridCol w:w="5170"/>
+        <w:gridCol w:w="2426"/>
       </w:tblGrid>
       <w:tr>
         <w:trPr>
@@ -1510,7 +1969,7 @@
         </w:trPr>
         <w:tc>
           <w:tcPr>
-            <w:tcW w:type="dxa" w:w="2216"/>
+            <w:tcW w:type="dxa" w:w="1764"/>
             <w:tcBorders>
               <w:bottom w:val="single"/>
             </w:tcBorders>
@@ -1528,7 +1987,7 @@
         </w:tc>
         <w:tc>
           <w:tcPr>
-            <w:tcW w:type="dxa" w:w="5933"/>
+            <w:tcW w:type="dxa" w:w="5170"/>
             <w:tcBorders>
               <w:bottom w:val="single"/>
             </w:tcBorders>
@@ -1546,7 +2005,7 @@
         </w:tc>
         <w:tc>
           <w:tcPr>
-            <w:tcW w:type="dxa" w:w="1211"/>
+            <w:tcW w:type="dxa" w:w="2426"/>
             <w:tcBorders>
               <w:bottom w:val="single"/>
             </w:tcBorders>
@@ -1566,7 +2025,7 @@
       <w:tr>
         <w:tc>
           <w:tcPr>
-            <w:tcW w:type="dxa" w:w="2216"/>
+            <w:tcW w:type="dxa" w:w="1764"/>
           </w:tcPr>
           <w:p>
             <w:pPr>
@@ -1580,37 +2039,37 @@
         </w:tc>
         <w:tc>
           <w:tcPr>
-            <w:tcW w:type="dxa" w:w="5933"/>
-          </w:tcPr>
-          <w:p>
-            <w:pPr>
-              <w:pStyle w:val="Compact"/>
-              <w:jc w:val="left"/>
-            </w:pPr>
-            <w:r>
-              <w:t xml:space="preserve">PC音声（Wi-Fi）・LINE IN・内蔵マイクの3音源を切り替えて、音に合わせて口を動かします。</w:t>
-            </w:r>
-          </w:p>
-        </w:tc>
-        <w:tc>
-          <w:tcPr>
-            <w:tcW w:type="dxa" w:w="1211"/>
-          </w:tcPr>
-          <w:p>
-            <w:pPr>
-              <w:pStyle w:val="Compact"/>
-              <w:jc w:val="left"/>
-            </w:pPr>
-            <w:r>
-              <w:t xml:space="preserve">第12章</w:t>
-            </w:r>
-          </w:p>
-        </w:tc>
-      </w:tr>
-      <w:tr>
-        <w:tc>
-          <w:tcPr>
-            <w:tcW w:type="dxa" w:w="2216"/>
+            <w:tcW w:type="dxa" w:w="5170"/>
+          </w:tcPr>
+          <w:p>
+            <w:pPr>
+              <w:pStyle w:val="Compact"/>
+              <w:jc w:val="left"/>
+            </w:pPr>
+            <w:r>
+              <w:t xml:space="preserve">PC音声（Wi-Fi）・LINE IN・内蔵マイクの3音源を切り替えて、音に合わせて口を動かします。PCM1808＋Pico2拡張を追加すると、PCなしでも楽しめます。</w:t>
+            </w:r>
+          </w:p>
+        </w:tc>
+        <w:tc>
+          <w:tcPr>
+            <w:tcW w:type="dxa" w:w="2426"/>
+          </w:tcPr>
+          <w:p>
+            <w:pPr>
+              <w:pStyle w:val="Compact"/>
+              <w:jc w:val="left"/>
+            </w:pPr>
+            <w:r>
+              <w:t xml:space="preserve">第12章、詳しくはKaripom Ear設計・製作マニュアル</w:t>
+            </w:r>
+          </w:p>
+        </w:tc>
+      </w:tr>
+      <w:tr>
+        <w:tc>
+          <w:tcPr>
+            <w:tcW w:type="dxa" w:w="1764"/>
           </w:tcPr>
           <w:p>
             <w:pPr>
@@ -1624,7 +2083,7 @@
         </w:tc>
         <w:tc>
           <w:tcPr>
-            <w:tcW w:type="dxa" w:w="5933"/>
+            <w:tcW w:type="dxa" w:w="5170"/>
           </w:tcPr>
           <w:p>
             <w:pPr>
@@ -1638,7 +2097,7 @@
         </w:tc>
         <w:tc>
           <w:tcPr>
-            <w:tcW w:type="dxa" w:w="1211"/>
+            <w:tcW w:type="dxa" w:w="2426"/>
           </w:tcPr>
           <w:p>
             <w:pPr>
@@ -1654,7 +2113,7 @@
       <w:tr>
         <w:tc>
           <w:tcPr>
-            <w:tcW w:type="dxa" w:w="2216"/>
+            <w:tcW w:type="dxa" w:w="1764"/>
           </w:tcPr>
           <w:p>
             <w:pPr>
@@ -1668,7 +2127,7 @@
         </w:tc>
         <w:tc>
           <w:tcPr>
-            <w:tcW w:type="dxa" w:w="5933"/>
+            <w:tcW w:type="dxa" w:w="5170"/>
           </w:tcPr>
           <w:p>
             <w:pPr>
@@ -1682,7 +2141,7 @@
         </w:tc>
         <w:tc>
           <w:tcPr>
-            <w:tcW w:type="dxa" w:w="1211"/>
+            <w:tcW w:type="dxa" w:w="2426"/>
           </w:tcPr>
           <w:p>
             <w:pPr>
@@ -1698,7 +2157,7 @@
       <w:tr>
         <w:tc>
           <w:tcPr>
-            <w:tcW w:type="dxa" w:w="2216"/>
+            <w:tcW w:type="dxa" w:w="1764"/>
           </w:tcPr>
           <w:p>
             <w:pPr>
@@ -1712,7 +2171,7 @@
         </w:tc>
         <w:tc>
           <w:tcPr>
-            <w:tcW w:type="dxa" w:w="5933"/>
+            <w:tcW w:type="dxa" w:w="5170"/>
           </w:tcPr>
           <w:p>
             <w:pPr>
@@ -1726,7 +2185,7 @@
         </w:tc>
         <w:tc>
           <w:tcPr>
-            <w:tcW w:type="dxa" w:w="1211"/>
+            <w:tcW w:type="dxa" w:w="2426"/>
           </w:tcPr>
           <w:p>
             <w:pPr>
@@ -5238,6 +5697,23 @@
         <w:t xml:space="preserve">は、かりポムの「耳」にあたる機能です。3種類の音源を切り替えて、いろいろな音に反応させることができます。</w:t>
       </w:r>
     </w:p>
+    <w:p>
+      <w:pPr>
+        <w:pStyle w:val="BodyText"/>
+      </w:pPr>
+      <w:r>
+        <w:t xml:space="preserve">💡 「Karipom Ear」という名前は、この音声入力機能全体の名称であると同時に、12.4で紹介する</w:t>
+      </w:r>
+      <w:r>
+        <w:rPr>
+          <w:b/>
+        </w:rPr>
+        <w:t xml:space="preserve">PCM1808＋Pico2拡張ハードウェアの製品名</w:t>
+      </w:r>
+      <w:r>
+        <w:t xml:space="preserve">でもあります。拡張ハードウェアの詳しい設計・製作方法は「Karipom Ear 設計・製作マニュアル」にまとめています。</w:t>
+      </w:r>
+    </w:p>
     <w:tbl>
       <w:tblPr>
         <w:tblStyle w:val="Table"/>
@@ -5868,9 +6344,9 @@
       <w:pPr>
         <w:pStyle w:val="Heading2"/>
       </w:pPr>
-      <w:bookmarkStart w:id="69" w:name="発展形pcm1808pico2開発中"/>
-      <w:r>
-        <w:t xml:space="preserve">12.4 発展形：PCM1808＋Pico2（開発中）</w:t>
+      <w:bookmarkStart w:id="69" w:name="発展形karipom-earpcm1808pico2"/>
+      <w:r>
+        <w:t xml:space="preserve">12.4 発展形：Karipom Ear（PCM1808＋Pico2）</w:t>
       </w:r>
       <w:bookmarkEnd w:id="69"/>
     </w:p>
@@ -5879,16 +6355,16 @@
         <w:pStyle w:val="FirstParagraph"/>
       </w:pPr>
       <w:r>
-        <w:t xml:space="preserve">現在のKaripom Earは、PC音声（Wi-Fi）・LINE IN・内蔵マイクの3系統ですが、さらに発展させたい方向けに、</w:t>
-      </w:r>
-      <w:r>
-        <w:rPr>
-          <w:b/>
-        </w:rPr>
-        <w:t xml:space="preserve">PCM1808マイク＋Raspberry Pi Pico</w:t>
-      </w:r>
-      <w:r>
-        <w:t xml:space="preserve">を使った拡張構成の開発を進めています。配線などの詳細は本書の範囲外ですが、位置付けとしては「さらに発展させたい方向けのオプション」です。</w:t>
+        <w:t xml:space="preserve">現在のKaripom Earは、標準ではPC音声（Wi-Fi）・LINE IN・内蔵マイクの3系統ですが、さらに発展させたい方向けに、</w:t>
+      </w:r>
+      <w:r>
+        <w:rPr>
+          <w:b/>
+        </w:rPr>
+        <w:t xml:space="preserve">PCM1808マイク基板＋Raspberry Pi Pico 2</w:t>
+      </w:r>
+      <w:r>
+        <w:t xml:space="preserve">を使った拡張ハードウェアを設計・公開しています。</w:t>
       </w:r>
     </w:p>
     <w:p>
@@ -5902,10 +6378,10 @@
         <w:rPr>
           <w:b/>
         </w:rPr>
-        <w:t xml:space="preserve">PCM1808＋Pico2を追加した構成では、PCを使わずにBBX（音に反応するかりポムの世界）を楽しめるようにする</w:t>
-      </w:r>
-      <w:r>
-        <w:t xml:space="preserve">ことです。外付けの高音質マイクとPicoの処理能力を組み合わせ、CoreS3にこの拡張を加えることで、PC経由の音声連携なしに音を聞き取り、音楽に反応させることを目指しています。</w:t>
+        <w:t xml:space="preserve">この拡張を追加すると、PCを使わずにBBX（音に反応するかりポムの世界）を楽しめるようにする</w:t>
+      </w:r>
+      <w:r>
+        <w:t xml:space="preserve">ことです。外付けの高音質マイクとPicoの処理能力を組み合わせ、CoreS3にこの拡張を加えることで、PC経由の音声連携なしに音を聞き取り、音楽に反応させられます。</w:t>
       </w:r>
     </w:p>
     <w:p>
@@ -5913,7 +6389,74 @@
         <w:pStyle w:val="BodyText"/>
       </w:pPr>
       <w:r>
-        <w:t xml:space="preserve">💡 本書執筆時点では、まだ開発・検証段階の機能です。正式に組み込まれた際は、本マニュアルでも改めてご案内します。</w:t>
+        <w:t xml:space="preserve">✅ この拡張の基本機能（PCM1808＋Pico2でのFFT Face表示・口パク）は、実機での動作を確認済みです。配線図・部品表・組み立て手順・トラブルシューティングなど、製作に必要な情報はすべて</w:t>
+      </w:r>
+      <w:r>
+        <w:rPr>
+          <w:b/>
+        </w:rPr>
+        <w:t xml:space="preserve">「Karipom Ear 設計・製作マニュアル」</w:t>
+      </w:r>
+      <w:r>
+        <w:t xml:space="preserve">にまとめてGitHubで公開しています。製作をご希望の方は、そちらをご覧ください。</w:t>
+      </w:r>
+    </w:p>
+    <w:p>
+      <w:pPr>
+        <w:pStyle w:val="BodyText"/>
+      </w:pPr>
+      <w:r>
+        <w:t xml:space="preserve">このマニュアルでは、さらに発展させたい方向けの任意のオプションとして、次の2つの設計資料も掲載しています。どちらも省略可能で、基本のかりポムには搭載されていません。</w:t>
+      </w:r>
+    </w:p>
+    <w:p>
+      <w:pPr>
+        <w:numPr>
+          <w:ilvl w:val="0"/>
+          <w:numId w:val="1024"/>
+        </w:numPr>
+        <w:pStyle w:val="Compact"/>
+      </w:pPr>
+      <w:r>
+        <w:rPr>
+          <w:b/>
+        </w:rPr>
+        <w:t xml:space="preserve">LINE OUT増設</w:t>
+      </w:r>
+      <w:r>
+        <w:t xml:space="preserve"> </w:t>
+      </w:r>
+      <w:r>
+        <w:t xml:space="preserve">— 拡張ハードウェアに入力した音を、外部スピーカーへも同時に出力できるようにする工作です。</w:t>
+      </w:r>
+    </w:p>
+    <w:p>
+      <w:pPr>
+        <w:numPr>
+          <w:ilvl w:val="0"/>
+          <w:numId w:val="1024"/>
+        </w:numPr>
+        <w:pStyle w:val="Compact"/>
+      </w:pPr>
+      <w:r>
+        <w:rPr>
+          <w:b/>
+        </w:rPr>
+        <w:t xml:space="preserve">Bluetooth入力（MH-M18）</w:t>
+      </w:r>
+      <w:r>
+        <w:t xml:space="preserve"> </w:t>
+      </w:r>
+      <w:r>
+        <w:t xml:space="preserve">— ケーブルなしで音源を入力できるようにする、設計検討段階のオプションです。</w:t>
+      </w:r>
+    </w:p>
+    <w:p>
+      <w:pPr>
+        <w:pStyle w:val="FirstParagraph"/>
+      </w:pPr>
+      <w:r>
+        <w:t xml:space="preserve">💡 本書では概要のみをご紹介しています。詳しい回路図・作業手順・注意事項は「Karipom Ear 設計・製作マニュアル」をご覧ください。</w:t>
       </w:r>
     </w:p>
     <w:p>
@@ -6390,7 +6933,7 @@
       <w:pPr>
         <w:numPr>
           <w:ilvl w:val="0"/>
-          <w:numId w:val="1024"/>
+          <w:numId w:val="1025"/>
         </w:numPr>
         <w:pStyle w:val="Compact"/>
       </w:pPr>
@@ -6408,7 +6951,7 @@
       <w:pPr>
         <w:numPr>
           <w:ilvl w:val="0"/>
-          <w:numId w:val="1024"/>
+          <w:numId w:val="1025"/>
         </w:numPr>
         <w:pStyle w:val="Compact"/>
       </w:pPr>
@@ -6426,7 +6969,7 @@
       <w:pPr>
         <w:numPr>
           <w:ilvl w:val="0"/>
-          <w:numId w:val="1024"/>
+          <w:numId w:val="1025"/>
         </w:numPr>
         <w:pStyle w:val="Compact"/>
       </w:pPr>
@@ -7121,7 +7664,7 @@
       <w:pPr>
         <w:numPr>
           <w:ilvl w:val="0"/>
-          <w:numId w:val="1025"/>
+          <w:numId w:val="1026"/>
         </w:numPr>
         <w:pStyle w:val="Compact"/>
       </w:pPr>
@@ -7136,118 +7679,6 @@
       </w:r>
       <w:r>
         <w:t xml:space="preserve">— WebUIの表示をやり直します。設定変更後や画面が固まったときに使います。</w:t>
-      </w:r>
-    </w:p>
-    <w:p>
-      <w:pPr>
-        <w:numPr>
-          <w:ilvl w:val="0"/>
-          <w:numId w:val="1025"/>
-        </w:numPr>
-        <w:pStyle w:val="Compact"/>
-      </w:pPr>
-      <w:r>
-        <w:rPr>
-          <w:b/>
-        </w:rPr>
-        <w:t xml:space="preserve">外部ブラウザで開く</w:t>
-      </w:r>
-      <w:r>
-        <w:t xml:space="preserve"> </w:t>
-      </w:r>
-      <w:r>
-        <w:t xml:space="preserve">— いつも使っているブラウザで同じWebUIを開きます。PyQtWebEngine（タブ内表示に必要な部品）が未導入の環境でも、このボタンからWebUIを利用できます。</w:t>
-      </w:r>
-    </w:p>
-    <w:p>
-      <w:pPr>
-        <w:pStyle w:val="Heading2"/>
-      </w:pPr>
-      <w:bookmarkStart w:id="83" w:name="karipom-bbxタブ"/>
-      <w:r>
-        <w:t xml:space="preserve">15.3 🐰 KariPom BBXタブ</w:t>
-      </w:r>
-      <w:bookmarkEnd w:id="83"/>
-    </w:p>
-    <w:p>
-      <w:pPr>
-        <w:pStyle w:val="FirstParagraph"/>
-      </w:pPr>
-      <w:r>
-        <w:t xml:space="preserve">かりポムの実機が手元になくても、PC画面の中に「かりポムの顔」を表示し、PC音声に合わせて口パクさせて動作を確認できるタブです。IPアドレスを設定していなくても使えるので、実機到着前のお試しや、音声連携の動作確認に便利です。CoreS3をまだお持ちでない方は、この体験をさらに独立させた</w:t>
-      </w:r>
-      <w:r>
-        <w:rPr>
-          <w:b/>
-        </w:rPr>
-        <w:t xml:space="preserve">KariPom Desktop</w:t>
-      </w:r>
-      <w:r>
-        <w:t xml:space="preserve">（第2章）もあわせてご覧ください。</w:t>
-      </w:r>
-    </w:p>
-    <w:p>
-      <w:pPr>
-        <w:pStyle w:val="Heading2"/>
-      </w:pPr>
-      <w:bookmarkStart w:id="84" w:name="talkタブpc連携口パク"/>
-      <w:r>
-        <w:t xml:space="preserve">15.4 💬 Talkタブ（PC連携口パク）</w:t>
-      </w:r>
-      <w:bookmarkEnd w:id="84"/>
-    </w:p>
-    <w:p>
-      <w:pPr>
-        <w:pStyle w:val="FirstParagraph"/>
-      </w:pPr>
-      <w:r>
-        <w:t xml:space="preserve">PCで再生している音声（音楽、動画、AIの読み上げ音声など）に合わせて、かりポムが</w:t>
-      </w:r>
-      <w:r>
-        <w:rPr>
-          <w:b/>
-        </w:rPr>
-        <w:t xml:space="preserve">リアルタイムに口パク</w:t>
-      </w:r>
-      <w:r>
-        <w:t xml:space="preserve">します。たとえば、PC上でChatGPTの音声を再生すれば、かりポムがしゃべっているように見せられます。Visualizer（第13章）と組み合わせれば、音を画面の演出としても楽しめます。</w:t>
-      </w:r>
-    </w:p>
-    <w:p>
-      <w:pPr>
-        <w:pStyle w:val="BodyText"/>
-      </w:pPr>
-      <w:r>
-        <w:t xml:space="preserve">このしくみには、Wi-Fi経由でデータを素早く送る</w:t>
-      </w:r>
-      <w:r>
-        <w:rPr>
-          <w:b/>
-        </w:rPr>
-        <w:t xml:space="preserve">UDP</w:t>
-      </w:r>
-      <w:r>
-        <w:t xml:space="preserve">という通信方式（ポート番号12345）を使っています。WebUIの音源表示では「</w:t>
-      </w:r>
-      <w:r>
-        <w:rPr>
-          <w:b/>
-        </w:rPr>
-        <w:t xml:space="preserve">PC音声（Wi-Fi）</w:t>
-      </w:r>
-      <w:r>
-        <w:t xml:space="preserve">」という名前になっています。</w:t>
-      </w:r>
-    </w:p>
-    <w:p>
-      <w:pPr>
-        <w:pStyle w:val="BodyText"/>
-      </w:pPr>
-      <w:r>
-        <w:rPr>
-          <w:b/>
-        </w:rPr>
-        <w:t xml:space="preserve">必要なもの</w:t>
       </w:r>
     </w:p>
     <w:p>
@@ -7259,192 +7690,304 @@
         <w:pStyle w:val="Compact"/>
       </w:pPr>
       <w:r>
-        <w:t xml:space="preserve">Windows・macOS・Linuxのいずれかのパソコン</w:t>
+        <w:rPr>
+          <w:b/>
+        </w:rPr>
+        <w:t xml:space="preserve">外部ブラウザで開く</w:t>
+      </w:r>
+      <w:r>
+        <w:t xml:space="preserve"> </w:t>
+      </w:r>
+      <w:r>
+        <w:t xml:space="preserve">— いつも使っているブラウザで同じWebUIを開きます。PyQtWebEngine（タブ内表示に必要な部品）が未導入の環境でも、このボタンからWebUIを利用できます。</w:t>
+      </w:r>
+    </w:p>
+    <w:p>
+      <w:pPr>
+        <w:pStyle w:val="Heading2"/>
+      </w:pPr>
+      <w:bookmarkStart w:id="83" w:name="karipom-bbxタブ"/>
+      <w:r>
+        <w:t xml:space="preserve">15.3 🐰 KariPom BBXタブ</w:t>
+      </w:r>
+      <w:bookmarkEnd w:id="83"/>
+    </w:p>
+    <w:p>
+      <w:pPr>
+        <w:pStyle w:val="FirstParagraph"/>
+      </w:pPr>
+      <w:r>
+        <w:t xml:space="preserve">かりポムの実機が手元になくても、PC画面の中に「かりポムの顔」を表示し、PC音声に合わせて口パクさせて動作を確認できるタブです。IPアドレスを設定していなくても使えるので、実機到着前のお試しや、音声連携の動作確認に便利です。CoreS3をまだお持ちでない方は、この体験をさらに独立させた</w:t>
+      </w:r>
+      <w:r>
+        <w:rPr>
+          <w:b/>
+        </w:rPr>
+        <w:t xml:space="preserve">KariPom Desktop</w:t>
+      </w:r>
+      <w:r>
+        <w:t xml:space="preserve">（第2章）もあわせてご覧ください。</w:t>
+      </w:r>
+    </w:p>
+    <w:p>
+      <w:pPr>
+        <w:pStyle w:val="Heading2"/>
+      </w:pPr>
+      <w:bookmarkStart w:id="84" w:name="talkタブpc連携口パク"/>
+      <w:r>
+        <w:t xml:space="preserve">15.4 💬 Talkタブ（PC連携口パク）</w:t>
+      </w:r>
+      <w:bookmarkEnd w:id="84"/>
+    </w:p>
+    <w:p>
+      <w:pPr>
+        <w:pStyle w:val="FirstParagraph"/>
+      </w:pPr>
+      <w:r>
+        <w:t xml:space="preserve">PCで再生している音声（音楽、動画、AIの読み上げ音声など）に合わせて、かりポムが</w:t>
+      </w:r>
+      <w:r>
+        <w:rPr>
+          <w:b/>
+        </w:rPr>
+        <w:t xml:space="preserve">リアルタイムに口パク</w:t>
+      </w:r>
+      <w:r>
+        <w:t xml:space="preserve">します。たとえば、PC上でChatGPTの音声を再生すれば、かりポムがしゃべっているように見せられます。Visualizer（第13章）と組み合わせれば、音を画面の演出としても楽しめます。</w:t>
+      </w:r>
+    </w:p>
+    <w:p>
+      <w:pPr>
+        <w:pStyle w:val="BodyText"/>
+      </w:pPr>
+      <w:r>
+        <w:t xml:space="preserve">このしくみには、Wi-Fi経由でデータを素早く送る</w:t>
+      </w:r>
+      <w:r>
+        <w:rPr>
+          <w:b/>
+        </w:rPr>
+        <w:t xml:space="preserve">UDP</w:t>
+      </w:r>
+      <w:r>
+        <w:t xml:space="preserve">という通信方式（ポート番号12345）を使っています。WebUIの音源表示では「</w:t>
+      </w:r>
+      <w:r>
+        <w:rPr>
+          <w:b/>
+        </w:rPr>
+        <w:t xml:space="preserve">PC音声（Wi-Fi）</w:t>
+      </w:r>
+      <w:r>
+        <w:t xml:space="preserve">」という名前になっています。</w:t>
+      </w:r>
+    </w:p>
+    <w:p>
+      <w:pPr>
+        <w:pStyle w:val="BodyText"/>
+      </w:pPr>
+      <w:r>
+        <w:rPr>
+          <w:b/>
+        </w:rPr>
+        <w:t xml:space="preserve">必要なもの</w:t>
       </w:r>
     </w:p>
     <w:p>
       <w:pPr>
         <w:numPr>
           <w:ilvl w:val="0"/>
-          <w:numId w:val="1026"/>
-        </w:numPr>
-        <w:pStyle w:val="Compact"/>
-      </w:pPr>
-      <w:r>
-        <w:t xml:space="preserve">かりポムとPCが</w:t>
-      </w:r>
-      <w:r>
-        <w:rPr>
-          <w:b/>
-        </w:rPr>
-        <w:t xml:space="preserve">同じWi-Fi</w:t>
-      </w:r>
-      <w:r>
-        <w:t xml:space="preserve">につながっていること</w:t>
-      </w:r>
-    </w:p>
-    <w:p>
-      <w:pPr>
-        <w:numPr>
-          <w:ilvl w:val="0"/>
-          <w:numId w:val="1026"/>
-        </w:numPr>
-        <w:pStyle w:val="Compact"/>
-      </w:pPr>
-      <w:r>
-        <w:t xml:space="preserve">PCの音声をKariPom Companionに取り込むための設定（OSにより異なります）</w:t>
-      </w:r>
-    </w:p>
-    <w:p>
-      <w:pPr>
-        <w:numPr>
-          <w:ilvl w:val="1"/>
           <w:numId w:val="1027"/>
         </w:numPr>
         <w:pStyle w:val="Compact"/>
       </w:pPr>
       <w:r>
-        <w:rPr>
-          <w:b/>
-        </w:rPr>
-        <w:t xml:space="preserve">macOS</w:t>
-      </w:r>
-      <w:r>
-        <w:t xml:space="preserve"> </w:t>
-      </w:r>
-      <w:r>
-        <w:t xml:space="preserve">— BlackHole 2chなどの仮想オーディオデバイス＋複数出力装置（Multi-Output Device）</w:t>
+        <w:t xml:space="preserve">Windows・macOS・Linuxのいずれかのパソコン</w:t>
       </w:r>
     </w:p>
     <w:p>
       <w:pPr>
         <w:numPr>
-          <w:ilvl w:val="1"/>
+          <w:ilvl w:val="0"/>
           <w:numId w:val="1027"/>
         </w:numPr>
         <w:pStyle w:val="Compact"/>
       </w:pPr>
       <w:r>
-        <w:rPr>
-          <w:b/>
-        </w:rPr>
-        <w:t xml:space="preserve">Windows</w:t>
-      </w:r>
-      <w:r>
-        <w:t xml:space="preserve"> </w:t>
-      </w:r>
-      <w:r>
-        <w:t xml:space="preserve">— WASAPI Loopbackを使用するため、追加ソフトは不要です</w:t>
+        <w:t xml:space="preserve">かりポムとPCが</w:t>
+      </w:r>
+      <w:r>
+        <w:rPr>
+          <w:b/>
+        </w:rPr>
+        <w:t xml:space="preserve">同じWi-Fi</w:t>
+      </w:r>
+      <w:r>
+        <w:t xml:space="preserve">につながっていること</w:t>
       </w:r>
     </w:p>
     <w:p>
       <w:pPr>
         <w:numPr>
-          <w:ilvl w:val="1"/>
+          <w:ilvl w:val="0"/>
           <w:numId w:val="1027"/>
         </w:numPr>
         <w:pStyle w:val="Compact"/>
       </w:pPr>
       <w:r>
-        <w:rPr>
-          <w:b/>
-        </w:rPr>
-        <w:t xml:space="preserve">Linux</w:t>
-      </w:r>
-      <w:r>
-        <w:t xml:space="preserve"> </w:t>
-      </w:r>
-      <w:r>
-        <w:t xml:space="preserve">— PulseAudio／PipeWireのモニターソースを使用します</w:t>
-      </w:r>
-    </w:p>
-    <w:p>
-      <w:pPr>
-        <w:pStyle w:val="FirstParagraph"/>
-      </w:pPr>
-      <w:r>
-        <w:t xml:space="preserve">💡 音声環境の設定でうまくいかない場合は、本マニュアルと</w:t>
-      </w:r>
-      <w:r>
-        <w:rPr>
-          <w:rStyle w:val="VerbatimChar"/>
-        </w:rPr>
-        <w:t xml:space="preserve">karipom_companion.py</w:t>
-      </w:r>
-      <w:r>
-        <w:t xml:space="preserve">をChatGPTなどのAIに読み込ませ、お使いのOS・PC環境に合わせて相談しながら進めてください。</w:t>
-      </w:r>
-    </w:p>
-    <w:p>
-      <w:pPr>
-        <w:pStyle w:val="BodyText"/>
-      </w:pPr>
-      <w:r>
-        <w:rPr>
-          <w:b/>
-        </w:rPr>
-        <w:t xml:space="preserve">使い方の流れ</w:t>
+        <w:t xml:space="preserve">PCの音声をKariPom Companionに取り込むための設定（OSにより異なります）</w:t>
       </w:r>
     </w:p>
     <w:p>
       <w:pPr>
         <w:numPr>
-          <w:ilvl w:val="0"/>
+          <w:ilvl w:val="1"/>
           <w:numId w:val="1028"/>
         </w:numPr>
         <w:pStyle w:val="Compact"/>
       </w:pPr>
       <w:r>
-        <w:t xml:space="preserve">（macOSの場合のみ）PCのサウンド出力をBlackHole（または複数出力装置）に切り替えます。Windows／Linuxではこの手順は不要です。</w:t>
+        <w:rPr>
+          <w:b/>
+        </w:rPr>
+        <w:t xml:space="preserve">macOS</w:t>
+      </w:r>
+      <w:r>
+        <w:t xml:space="preserve"> </w:t>
+      </w:r>
+      <w:r>
+        <w:t xml:space="preserve">— BlackHole 2chなどの仮想オーディオデバイス＋複数出力装置（Multi-Output Device）</w:t>
       </w:r>
     </w:p>
     <w:p>
       <w:pPr>
         <w:numPr>
-          <w:ilvl w:val="0"/>
+          <w:ilvl w:val="1"/>
           <w:numId w:val="1028"/>
         </w:numPr>
         <w:pStyle w:val="Compact"/>
       </w:pPr>
       <w:r>
-        <w:t xml:space="preserve">KariPom Companionを起動すると、</w:t>
-      </w:r>
-      <w:r>
-        <w:rPr>
-          <w:b/>
-        </w:rPr>
-        <w:t xml:space="preserve">Talkは自動的に動作を始めます</w:t>
-      </w:r>
-      <w:r>
-        <w:t xml:space="preserve">（IPアドレスが未設定でも、PC音声の解析自体は行われます）。タブ内の「Talk：動作中／停止中」の表示とボタンで、手動での停止・再開もできます。</w:t>
+        <w:rPr>
+          <w:b/>
+        </w:rPr>
+        <w:t xml:space="preserve">Windows</w:t>
+      </w:r>
+      <w:r>
+        <w:t xml:space="preserve"> </w:t>
+      </w:r>
+      <w:r>
+        <w:t xml:space="preserve">— WASAPI Loopbackを使用するため、追加ソフトは不要です</w:t>
       </w:r>
     </w:p>
     <w:p>
       <w:pPr>
         <w:numPr>
-          <w:ilvl w:val="0"/>
+          <w:ilvl w:val="1"/>
           <w:numId w:val="1028"/>
         </w:numPr>
         <w:pStyle w:val="Compact"/>
       </w:pPr>
       <w:r>
-        <w:t xml:space="preserve">かりポムのWebUI「🐰 Karipom Ear」で、音源を</w:t>
-      </w:r>
-      <w:r>
-        <w:rPr>
-          <w:b/>
-        </w:rPr>
-        <w:t xml:space="preserve">PC音声（Wi-Fi）</w:t>
-      </w:r>
-      <w:r>
-        <w:t xml:space="preserve">に切り替えます。</w:t>
+        <w:rPr>
+          <w:b/>
+        </w:rPr>
+        <w:t xml:space="preserve">Linux</w:t>
+      </w:r>
+      <w:r>
+        <w:t xml:space="preserve"> </w:t>
+      </w:r>
+      <w:r>
+        <w:t xml:space="preserve">— PulseAudio／PipeWireのモニターソースを使用します</w:t>
+      </w:r>
+    </w:p>
+    <w:p>
+      <w:pPr>
+        <w:pStyle w:val="FirstParagraph"/>
+      </w:pPr>
+      <w:r>
+        <w:t xml:space="preserve">💡 音声環境の設定でうまくいかない場合は、本マニュアルと</w:t>
+      </w:r>
+      <w:r>
+        <w:rPr>
+          <w:rStyle w:val="VerbatimChar"/>
+        </w:rPr>
+        <w:t xml:space="preserve">karipom_companion.py</w:t>
+      </w:r>
+      <w:r>
+        <w:t xml:space="preserve">をChatGPTなどのAIに読み込ませ、お使いのOS・PC環境に合わせて相談しながら進めてください。</w:t>
+      </w:r>
+    </w:p>
+    <w:p>
+      <w:pPr>
+        <w:pStyle w:val="BodyText"/>
+      </w:pPr>
+      <w:r>
+        <w:rPr>
+          <w:b/>
+        </w:rPr>
+        <w:t xml:space="preserve">使い方の流れ</w:t>
       </w:r>
     </w:p>
     <w:p>
       <w:pPr>
         <w:numPr>
           <w:ilvl w:val="0"/>
-          <w:numId w:val="1028"/>
+          <w:numId w:val="1029"/>
+        </w:numPr>
+        <w:pStyle w:val="Compact"/>
+      </w:pPr>
+      <w:r>
+        <w:t xml:space="preserve">（macOSの場合のみ）PCのサウンド出力をBlackHole（または複数出力装置）に切り替えます。Windows／Linuxではこの手順は不要です。</w:t>
+      </w:r>
+    </w:p>
+    <w:p>
+      <w:pPr>
+        <w:numPr>
+          <w:ilvl w:val="0"/>
+          <w:numId w:val="1029"/>
+        </w:numPr>
+        <w:pStyle w:val="Compact"/>
+      </w:pPr>
+      <w:r>
+        <w:t xml:space="preserve">KariPom Companionを起動すると、</w:t>
+      </w:r>
+      <w:r>
+        <w:rPr>
+          <w:b/>
+        </w:rPr>
+        <w:t xml:space="preserve">Talkは自動的に動作を始めます</w:t>
+      </w:r>
+      <w:r>
+        <w:t xml:space="preserve">（IPアドレスが未設定でも、PC音声の解析自体は行われます）。タブ内の「Talk：動作中／停止中」の表示とボタンで、手動での停止・再開もできます。</w:t>
+      </w:r>
+    </w:p>
+    <w:p>
+      <w:pPr>
+        <w:numPr>
+          <w:ilvl w:val="0"/>
+          <w:numId w:val="1029"/>
+        </w:numPr>
+        <w:pStyle w:val="Compact"/>
+      </w:pPr>
+      <w:r>
+        <w:t xml:space="preserve">かりポムのWebUI「🐰 Karipom Ear」で、音源を</w:t>
+      </w:r>
+      <w:r>
+        <w:rPr>
+          <w:b/>
+        </w:rPr>
+        <w:t xml:space="preserve">PC音声（Wi-Fi）</w:t>
+      </w:r>
+      <w:r>
+        <w:t xml:space="preserve">に切り替えます。</w:t>
+      </w:r>
+    </w:p>
+    <w:p>
+      <w:pPr>
+        <w:numPr>
+          <w:ilvl w:val="0"/>
+          <w:numId w:val="1029"/>
         </w:numPr>
         <w:pStyle w:val="Compact"/>
       </w:pPr>
@@ -7702,7 +8245,7 @@
       <w:pPr>
         <w:numPr>
           <w:ilvl w:val="0"/>
-          <w:numId w:val="1029"/>
+          <w:numId w:val="1030"/>
         </w:numPr>
         <w:pStyle w:val="Compact"/>
       </w:pPr>
@@ -7717,81 +8260,6 @@
       </w:r>
       <w:r>
         <w:t xml:space="preserve">→ PCとかりポムが同じWi-Fiにいるか、音源が「PC音声（Wi-Fi）」になっているか、（macOSの場合は）出力先がBlackHoleになっているかを確認してください。</w:t>
-      </w:r>
-    </w:p>
-    <w:p>
-      <w:pPr>
-        <w:numPr>
-          <w:ilvl w:val="0"/>
-          <w:numId w:val="1029"/>
-        </w:numPr>
-        <w:pStyle w:val="Compact"/>
-      </w:pPr>
-      <w:r>
-        <w:rPr>
-          <w:b/>
-        </w:rPr>
-        <w:t xml:space="preserve">長時間つけっぱなしで反応しなくなった</w:t>
-      </w:r>
-      <w:r>
-        <w:t xml:space="preserve"> </w:t>
-      </w:r>
-      <w:r>
-        <w:t xml:space="preserve">→ かりポム側は省電力による通信切れを防ぐ対策済みですが、PC側のスリープでプログラムが止まることがあります。スリープ設定をご確認ください。それでも直らない場合は、かりポムの電源を入れ直してください。</w:t>
-      </w:r>
-    </w:p>
-    <w:p>
-      <w:pPr>
-        <w:numPr>
-          <w:ilvl w:val="0"/>
-          <w:numId w:val="1029"/>
-        </w:numPr>
-        <w:pStyle w:val="Compact"/>
-      </w:pPr>
-      <w:r>
-        <w:rPr>
-          <w:b/>
-        </w:rPr>
-        <w:t xml:space="preserve">KariPom Labタブに何も表示されない</w:t>
-      </w:r>
-      <w:r>
-        <w:t xml:space="preserve"> </w:t>
-      </w:r>
-      <w:r>
-        <w:t xml:space="preserve">→ IPアドレスを保存したか確認してください。それでも表示されない場合は、「外部ブラウザで開く」ボタンをお使いください。</w:t>
-      </w:r>
-    </w:p>
-    <w:p>
-      <w:r>
-        <w:br w:type="page"/>
-      </w:r>
-    </w:p>
-    <w:p>
-      <w:pPr>
-        <w:pStyle w:val="Heading1"/>
-      </w:pPr>
-      <w:bookmarkStart w:id="87" w:name="第16章-サーボ制御頭の動き"/>
-      <w:r>
-        <w:t xml:space="preserve">第16章 サーボ制御（頭の動き）</w:t>
-      </w:r>
-      <w:bookmarkEnd w:id="87"/>
-    </w:p>
-    <w:p>
-      <w:pPr>
-        <w:pStyle w:val="Heading2"/>
-      </w:pPr>
-      <w:bookmarkStart w:id="88" w:name="頭の動きの種類"/>
-      <w:r>
-        <w:t xml:space="preserve">16.1 頭の動きの種類</w:t>
-      </w:r>
-      <w:bookmarkEnd w:id="88"/>
-    </w:p>
-    <w:p>
-      <w:pPr>
-        <w:pStyle w:val="FirstParagraph"/>
-      </w:pPr>
-      <w:r>
-        <w:t xml:space="preserve">かりポムの頭は、2つのサーボモーターで動きます。</w:t>
       </w:r>
     </w:p>
     <w:p>
@@ -7806,13 +8274,13 @@
         <w:rPr>
           <w:b/>
         </w:rPr>
-        <w:t xml:space="preserve">servoUD（上下）</w:t>
+        <w:t xml:space="preserve">長時間つけっぱなしで反応しなくなった</w:t>
       </w:r>
       <w:r>
         <w:t xml:space="preserve"> </w:t>
       </w:r>
       <w:r>
-        <w:t xml:space="preserve">— うなずくような上下の動き</w:t>
+        <w:t xml:space="preserve">→ かりポム側は省電力による通信切れを防ぐ対策済みですが、PC側のスリープでプログラムが止まることがあります。スリープ設定をご確認ください。それでも直らない場合は、かりポムの電源を入れ直してください。</w:t>
       </w:r>
     </w:p>
     <w:p>
@@ -7827,21 +8295,46 @@
         <w:rPr>
           <w:b/>
         </w:rPr>
-        <w:t xml:space="preserve">servoLR（左右）</w:t>
+        <w:t xml:space="preserve">KariPom Labタブに何も表示されない</w:t>
       </w:r>
       <w:r>
         <w:t xml:space="preserve"> </w:t>
       </w:r>
       <w:r>
-        <w:t xml:space="preserve">— 首をかしげる・見回すような左右の動き</w:t>
-      </w:r>
+        <w:t xml:space="preserve">→ IPアドレスを保存したか確認してください。それでも表示されない場合は、「外部ブラウザで開く」ボタンをお使いください。</w:t>
+      </w:r>
+    </w:p>
+    <w:p>
+      <w:r>
+        <w:br w:type="page"/>
+      </w:r>
+    </w:p>
+    <w:p>
+      <w:pPr>
+        <w:pStyle w:val="Heading1"/>
+      </w:pPr>
+      <w:bookmarkStart w:id="87" w:name="第16章-サーボ制御頭の動き"/>
+      <w:r>
+        <w:t xml:space="preserve">第16章 サーボ制御（頭の動き）</w:t>
+      </w:r>
+      <w:bookmarkEnd w:id="87"/>
+    </w:p>
+    <w:p>
+      <w:pPr>
+        <w:pStyle w:val="Heading2"/>
+      </w:pPr>
+      <w:bookmarkStart w:id="88" w:name="頭の動きの種類"/>
+      <w:r>
+        <w:t xml:space="preserve">16.1 頭の動きの種類</w:t>
+      </w:r>
+      <w:bookmarkEnd w:id="88"/>
     </w:p>
     <w:p>
       <w:pPr>
         <w:pStyle w:val="FirstParagraph"/>
       </w:pPr>
       <w:r>
-        <w:t xml:space="preserve">動き方には次の4種類があります。</w:t>
+        <w:t xml:space="preserve">かりポムの頭は、2つのサーボモーターで動きます。</w:t>
       </w:r>
     </w:p>
     <w:p>
@@ -7856,13 +8349,13 @@
         <w:rPr>
           <w:b/>
         </w:rPr>
-        <w:t xml:space="preserve">アイドルモーション（自動）</w:t>
+        <w:t xml:space="preserve">servoUD（上下）</w:t>
       </w:r>
       <w:r>
         <w:t xml:space="preserve"> </w:t>
       </w:r>
       <w:r>
-        <w:t xml:space="preserve">— 待機中に、ランダムなタイミングで自然に頭を動かします。生きているような雰囲気を演出します。頻度はWebUIから4段階（OFF／少なめ／標準／多め）に調整できます（第19章）。</w:t>
+        <w:t xml:space="preserve">— うなずくような上下の動き</w:t>
       </w:r>
     </w:p>
     <w:p>
@@ -7877,55 +8370,13 @@
         <w:rPr>
           <w:b/>
         </w:rPr>
-        <w:t xml:space="preserve">マイクロモーション（会話中・自動）</w:t>
+        <w:t xml:space="preserve">servoLR（左右）</w:t>
       </w:r>
       <w:r>
         <w:t xml:space="preserve"> </w:t>
       </w:r>
       <w:r>
-        <w:t xml:space="preserve">— 口パク中は、口の動きに合わせて頭も小さく動きます。</w:t>
-      </w:r>
-    </w:p>
-    <w:p>
-      <w:pPr>
-        <w:numPr>
-          <w:ilvl w:val="0"/>
-          <w:numId w:val="1031"/>
-        </w:numPr>
-        <w:pStyle w:val="Compact"/>
-      </w:pPr>
-      <w:r>
-        <w:rPr>
-          <w:b/>
-        </w:rPr>
-        <w:t xml:space="preserve">ジョイスティック操作（手動）</w:t>
-      </w:r>
-      <w:r>
-        <w:t xml:space="preserve"> </w:t>
-      </w:r>
-      <w:r>
-        <w:t xml:space="preserve">— 本体背面（尻尾部分）のスティックを倒した方向・量に応じて、首の向きがなめらかに追従します（縦＝上下、横＝左右）。</w:t>
-      </w:r>
-    </w:p>
-    <w:p>
-      <w:pPr>
-        <w:numPr>
-          <w:ilvl w:val="0"/>
-          <w:numId w:val="1031"/>
-        </w:numPr>
-        <w:pStyle w:val="Compact"/>
-      </w:pPr>
-      <w:r>
-        <w:rPr>
-          <w:b/>
-        </w:rPr>
-        <w:t xml:space="preserve">WebUIのボタン操作（手動）</w:t>
-      </w:r>
-      <w:r>
-        <w:t xml:space="preserve"> </w:t>
-      </w:r>
-      <w:r>
-        <w:t xml:space="preserve">— Home画面の上下左右ボタンから、ジョイスティックと同じように頭を操作できます。スマホやパソコンだけで頭の向きを調整したいときに便利です。</w:t>
+        <w:t xml:space="preserve">— 首をかしげる・見回すような左右の動き</w:t>
       </w:r>
     </w:p>
     <w:p>
@@ -7933,25 +8384,7 @@
         <w:pStyle w:val="FirstParagraph"/>
       </w:pPr>
       <w:r>
-        <w:t xml:space="preserve">💡 Home画面には、あらかじめ決められた動き方（デモ）を1回再生する「Demo」ボタンもあります。動作確認や、来客時のちょっとしたお披露目に使えます。</w:t>
-      </w:r>
-    </w:p>
-    <w:p>
-      <w:pPr>
-        <w:pStyle w:val="Heading2"/>
-      </w:pPr>
-      <w:bookmarkStart w:id="89" w:name="サーボにやさしい設計"/>
-      <w:r>
-        <w:t xml:space="preserve">16.2 サーボにやさしい設計</w:t>
-      </w:r>
-      <w:bookmarkEnd w:id="89"/>
-    </w:p>
-    <w:p>
-      <w:pPr>
-        <w:pStyle w:val="FirstParagraph"/>
-      </w:pPr>
-      <w:r>
-        <w:t xml:space="preserve">かりポムのファームウェアには、サーボを長持ちさせる工夫が入っています。</w:t>
+        <w:t xml:space="preserve">動き方には次の4種類があります。</w:t>
       </w:r>
     </w:p>
     <w:p>
@@ -7966,13 +8399,13 @@
         <w:rPr>
           <w:b/>
         </w:rPr>
-        <w:t xml:space="preserve">左右サーボの自動Detach（デタッチ：力を抜くこと）</w:t>
+        <w:t xml:space="preserve">アイドルモーション（自動）</w:t>
       </w:r>
       <w:r>
         <w:t xml:space="preserve"> </w:t>
       </w:r>
       <w:r>
-        <w:t xml:space="preserve">— 左右サーボは、動きが不要なときに自動的に力を抜いて休み、負荷を軽減します。頭がわずかに脱力するのは正常です。</w:t>
+        <w:t xml:space="preserve">— 待機中に、ランダムなタイミングで自然に頭を動かします。生きているような雰囲気を演出します。頻度はWebUIから4段階（OFF／少なめ／標準／多め）に調整できます（第19章）。</w:t>
       </w:r>
     </w:p>
     <w:p>
@@ -7987,24 +8420,82 @@
         <w:rPr>
           <w:b/>
         </w:rPr>
-        <w:t xml:space="preserve">サーボ安全停止（safeServoShutdown）</w:t>
+        <w:t xml:space="preserve">マイクロモーション（会話中・自動）</w:t>
       </w:r>
       <w:r>
         <w:t xml:space="preserve"> </w:t>
       </w:r>
       <w:r>
-        <w:t xml:space="preserve">— WebUIから手動で実行できる、サーボを安全に停止させる機能です。電源を切る前や、長時間放置する前に実行すると、サーボへの負担を減らせます。</w:t>
+        <w:t xml:space="preserve">— 口パク中は、口の動きに合わせて頭も小さく動きます。</w:t>
+      </w:r>
+    </w:p>
+    <w:p>
+      <w:pPr>
+        <w:numPr>
+          <w:ilvl w:val="0"/>
+          <w:numId w:val="1032"/>
+        </w:numPr>
+        <w:pStyle w:val="Compact"/>
+      </w:pPr>
+      <w:r>
+        <w:rPr>
+          <w:b/>
+        </w:rPr>
+        <w:t xml:space="preserve">ジョイスティック操作（手動）</w:t>
+      </w:r>
+      <w:r>
+        <w:t xml:space="preserve"> </w:t>
+      </w:r>
+      <w:r>
+        <w:t xml:space="preserve">— 本体背面（尻尾部分）のスティックを倒した方向・量に応じて、首の向きがなめらかに追従します（縦＝上下、横＝左右）。</w:t>
+      </w:r>
+    </w:p>
+    <w:p>
+      <w:pPr>
+        <w:numPr>
+          <w:ilvl w:val="0"/>
+          <w:numId w:val="1032"/>
+        </w:numPr>
+        <w:pStyle w:val="Compact"/>
+      </w:pPr>
+      <w:r>
+        <w:rPr>
+          <w:b/>
+        </w:rPr>
+        <w:t xml:space="preserve">WebUIのボタン操作（手動）</w:t>
+      </w:r>
+      <w:r>
+        <w:t xml:space="preserve"> </w:t>
+      </w:r>
+      <w:r>
+        <w:t xml:space="preserve">— Home画面の上下左右ボタンから、ジョイスティックと同じように頭を操作できます。スマホやパソコンだけで頭の向きを調整したいときに便利です。</w:t>
+      </w:r>
+    </w:p>
+    <w:p>
+      <w:pPr>
+        <w:pStyle w:val="FirstParagraph"/>
+      </w:pPr>
+      <w:r>
+        <w:t xml:space="preserve">💡 Home画面には、あらかじめ決められた動き方（デモ）を1回再生する「Demo」ボタンもあります。動作確認や、来客時のちょっとしたお披露目に使えます。</w:t>
       </w:r>
     </w:p>
     <w:p>
       <w:pPr>
         <w:pStyle w:val="Heading2"/>
       </w:pPr>
-      <w:bookmarkStart w:id="90" w:name="サーボの音について"/>
-      <w:r>
-        <w:t xml:space="preserve">16.3 サーボの音について</w:t>
-      </w:r>
-      <w:bookmarkEnd w:id="90"/>
+      <w:bookmarkStart w:id="89" w:name="サーボにやさしい設計"/>
+      <w:r>
+        <w:t xml:space="preserve">16.2 サーボにやさしい設計</w:t>
+      </w:r>
+      <w:bookmarkEnd w:id="89"/>
+    </w:p>
+    <w:p>
+      <w:pPr>
+        <w:pStyle w:val="FirstParagraph"/>
+      </w:pPr>
+      <w:r>
+        <w:t xml:space="preserve">かりポムのファームウェアには、サーボを長持ちさせる工夫が入っています。</w:t>
+      </w:r>
     </w:p>
     <w:p>
       <w:pPr>
@@ -8015,7 +8506,16 @@
         <w:pStyle w:val="Compact"/>
       </w:pPr>
       <w:r>
-        <w:t xml:space="preserve">動作中の小さな動作音（ウィッという音）は正常です。</w:t>
+        <w:rPr>
+          <w:b/>
+        </w:rPr>
+        <w:t xml:space="preserve">左右サーボの自動Detach（デタッチ：力を抜くこと）</w:t>
+      </w:r>
+      <w:r>
+        <w:t xml:space="preserve"> </w:t>
+      </w:r>
+      <w:r>
+        <w:t xml:space="preserve">— 左右サーボは、動きが不要なときに自動的に力を抜いて休み、負荷を軽減します。頭がわずかに脱力するのは正常です。</w:t>
       </w:r>
     </w:p>
     <w:p>
@@ -8023,6 +8523,49 @@
         <w:numPr>
           <w:ilvl w:val="0"/>
           <w:numId w:val="1033"/>
+        </w:numPr>
+        <w:pStyle w:val="Compact"/>
+      </w:pPr>
+      <w:r>
+        <w:rPr>
+          <w:b/>
+        </w:rPr>
+        <w:t xml:space="preserve">サーボ安全停止（safeServoShutdown）</w:t>
+      </w:r>
+      <w:r>
+        <w:t xml:space="preserve"> </w:t>
+      </w:r>
+      <w:r>
+        <w:t xml:space="preserve">— WebUIから手動で実行できる、サーボを安全に停止させる機能です。電源を切る前や、長時間放置する前に実行すると、サーボへの負担を減らせます。</w:t>
+      </w:r>
+    </w:p>
+    <w:p>
+      <w:pPr>
+        <w:pStyle w:val="Heading2"/>
+      </w:pPr>
+      <w:bookmarkStart w:id="90" w:name="サーボの音について"/>
+      <w:r>
+        <w:t xml:space="preserve">16.3 サーボの音について</w:t>
+      </w:r>
+      <w:bookmarkEnd w:id="90"/>
+    </w:p>
+    <w:p>
+      <w:pPr>
+        <w:numPr>
+          <w:ilvl w:val="0"/>
+          <w:numId w:val="1034"/>
+        </w:numPr>
+        <w:pStyle w:val="Compact"/>
+      </w:pPr>
+      <w:r>
+        <w:t xml:space="preserve">動作中の小さな動作音（ウィッという音）は正常です。</w:t>
+      </w:r>
+    </w:p>
+    <w:p>
+      <w:pPr>
+        <w:numPr>
+          <w:ilvl w:val="0"/>
+          <w:numId w:val="1034"/>
         </w:numPr>
         <w:pStyle w:val="Compact"/>
       </w:pPr>
@@ -8451,7 +8994,7 @@
       <w:pPr>
         <w:numPr>
           <w:ilvl w:val="0"/>
-          <w:numId w:val="1034"/>
+          <w:numId w:val="1035"/>
         </w:numPr>
         <w:pStyle w:val="Compact"/>
       </w:pPr>
@@ -8472,7 +9015,7 @@
       <w:pPr>
         <w:numPr>
           <w:ilvl w:val="0"/>
-          <w:numId w:val="1034"/>
+          <w:numId w:val="1035"/>
         </w:numPr>
         <w:pStyle w:val="Compact"/>
       </w:pPr>
@@ -8493,7 +9036,7 @@
       <w:pPr>
         <w:numPr>
           <w:ilvl w:val="0"/>
-          <w:numId w:val="1034"/>
+          <w:numId w:val="1035"/>
         </w:numPr>
         <w:pStyle w:val="Compact"/>
       </w:pPr>
@@ -9942,35 +10485,12 @@
       <w:pPr>
         <w:numPr>
           <w:ilvl w:val="0"/>
-          <w:numId w:val="1035"/>
+          <w:numId w:val="1036"/>
         </w:numPr>
         <w:pStyle w:val="Compact"/>
       </w:pPr>
       <w:r>
         <w:t xml:space="preserve">USB Type-Cケーブルと電源アダプタを別のものに替えて試してください（充電専用ケーブルでは動かないことがあります）。</w:t>
-      </w:r>
-    </w:p>
-    <w:p>
-      <w:pPr>
-        <w:numPr>
-          <w:ilvl w:val="0"/>
-          <w:numId w:val="1035"/>
-        </w:numPr>
-        <w:pStyle w:val="Compact"/>
-      </w:pPr>
-      <w:r>
-        <w:t xml:space="preserve">パソコンのUSBポートに直接つないで試してください。</w:t>
-      </w:r>
-    </w:p>
-    <w:p>
-      <w:pPr>
-        <w:pStyle w:val="FirstParagraph"/>
-      </w:pPr>
-      <w:r>
-        <w:rPr>
-          <w:b/>
-        </w:rPr>
-        <w:t xml:space="preserve">Q. 起動途中で止まる／再起動を繰り返す</w:t>
       </w:r>
     </w:p>
     <w:p>
@@ -9982,30 +10502,8 @@
         <w:pStyle w:val="Compact"/>
       </w:pPr>
       <w:r>
-        <w:t xml:space="preserve">SDカードをいったん抜いて起動するか試してください。SDカードの不良やフォーマット形式の問題が考えられます。</w:t>
-      </w:r>
-    </w:p>
-    <w:p>
-      <w:pPr>
-        <w:numPr>
-          <w:ilvl w:val="0"/>
-          <w:numId w:val="1036"/>
-        </w:numPr>
-        <w:pStyle w:val="Compact"/>
-      </w:pPr>
-      <w:r>
-        <w:t xml:space="preserve">改善しない場合は、症状とログを控えて製作者にご相談ください。</w:t>
-      </w:r>
-    </w:p>
-    <w:p>
-      <w:pPr>
-        <w:pStyle w:val="Heading2"/>
-      </w:pPr>
-      <w:bookmarkStart w:id="109" w:name="頭の動きサーボ-重要"/>
-      <w:r>
-        <w:t xml:space="preserve">20.2 頭の動き・サーボ ⚠️重要</w:t>
-      </w:r>
-      <w:bookmarkEnd w:id="109"/>
+        <w:t xml:space="preserve">パソコンのUSBポートに直接つないで試してください。</w:t>
+      </w:r>
     </w:p>
     <w:p>
       <w:pPr>
@@ -10015,38 +10513,7 @@
         <w:rPr>
           <w:b/>
         </w:rPr>
-        <w:t xml:space="preserve">Q. 「ジーッ」「キーッ」という異音が続く／頭が震える</w:t>
-      </w:r>
-    </w:p>
-    <w:p>
-      <w:pPr>
-        <w:pStyle w:val="BodyText"/>
-      </w:pPr>
-      <w:r>
-        <w:t xml:space="preserve">⚠️</w:t>
-      </w:r>
-      <w:r>
-        <w:t xml:space="preserve"> </w:t>
-      </w:r>
-      <w:r>
-        <w:rPr>
-          <w:b/>
-        </w:rPr>
-        <w:t xml:space="preserve">まずサーボモーター本体の故障（ハードウェアの問題）を疑ってください。</w:t>
-      </w:r>
-      <w:r>
-        <w:t xml:space="preserve"> </w:t>
-      </w:r>
-      <w:r>
-        <w:t xml:space="preserve">かりポムの頭部は重いため、サーボは消耗しやすい部品です。過去には、ソフトウェアの不具合と思われた異音の原因が、実際にはサーボの物理的な故障だった事例があります。</w:t>
-      </w:r>
-    </w:p>
-    <w:p>
-      <w:pPr>
-        <w:pStyle w:val="BodyText"/>
-      </w:pPr>
-      <w:r>
-        <w:t xml:space="preserve">確認手順：</w:t>
+        <w:t xml:space="preserve">Q. 起動途中で止まる／再起動を繰り返す</w:t>
       </w:r>
     </w:p>
     <w:p>
@@ -10058,16 +10525,7 @@
         <w:pStyle w:val="Compact"/>
       </w:pPr>
       <w:r>
-        <w:t xml:space="preserve">WebUIから</w:t>
-      </w:r>
-      <w:r>
-        <w:rPr>
-          <w:b/>
-        </w:rPr>
-        <w:t xml:space="preserve">サーボ安全停止（safeServoShutdown）</w:t>
-      </w:r>
-      <w:r>
-        <w:t xml:space="preserve">を実行し、異音が止まるか確認します。</w:t>
+        <w:t xml:space="preserve">SDカードをいったん抜いて起動するか試してください。SDカードの不良やフォーマット形式の問題が考えられます。</w:t>
       </w:r>
     </w:p>
     <w:p>
@@ -10079,26 +10537,18 @@
         <w:pStyle w:val="Compact"/>
       </w:pPr>
       <w:r>
-        <w:t xml:space="preserve">電源を切った状態で、頭が異常に傾いていないか、部品が引っかかっていないかを目視で確認します。</w:t>
-      </w:r>
-      <w:r>
-        <w:rPr>
-          <w:b/>
-        </w:rPr>
-        <w:t xml:space="preserve">手で無理に動かさないでください。</w:t>
-      </w:r>
-    </w:p>
-    <w:p>
-      <w:pPr>
-        <w:numPr>
-          <w:ilvl w:val="0"/>
-          <w:numId w:val="1037"/>
-        </w:numPr>
-        <w:pStyle w:val="Compact"/>
-      </w:pPr>
-      <w:r>
-        <w:t xml:space="preserve">電源を入れ直しても異音が続く場合は、サーボ交換が必要な可能性があります。製作者にご相談ください。</w:t>
-      </w:r>
+        <w:t xml:space="preserve">改善しない場合は、症状とログを控えて製作者にご相談ください。</w:t>
+      </w:r>
+    </w:p>
+    <w:p>
+      <w:pPr>
+        <w:pStyle w:val="Heading2"/>
+      </w:pPr>
+      <w:bookmarkStart w:id="109" w:name="頭の動きサーボ-重要"/>
+      <w:r>
+        <w:t xml:space="preserve">20.2 頭の動き・サーボ ⚠️重要</w:t>
+      </w:r>
+      <w:bookmarkEnd w:id="109"/>
     </w:p>
     <w:p>
       <w:pPr>
@@ -10108,7 +10558,38 @@
         <w:rPr>
           <w:b/>
         </w:rPr>
-        <w:t xml:space="preserve">Q. 頭がまったく動かない</w:t>
+        <w:t xml:space="preserve">Q. 「ジーッ」「キーッ」という異音が続く／頭が震える</w:t>
+      </w:r>
+    </w:p>
+    <w:p>
+      <w:pPr>
+        <w:pStyle w:val="BodyText"/>
+      </w:pPr>
+      <w:r>
+        <w:t xml:space="preserve">⚠️</w:t>
+      </w:r>
+      <w:r>
+        <w:t xml:space="preserve"> </w:t>
+      </w:r>
+      <w:r>
+        <w:rPr>
+          <w:b/>
+        </w:rPr>
+        <w:t xml:space="preserve">まずサーボモーター本体の故障（ハードウェアの問題）を疑ってください。</w:t>
+      </w:r>
+      <w:r>
+        <w:t xml:space="preserve"> </w:t>
+      </w:r>
+      <w:r>
+        <w:t xml:space="preserve">かりポムの頭部は重いため、サーボは消耗しやすい部品です。過去には、ソフトウェアの不具合と思われた異音の原因が、実際にはサーボの物理的な故障だった事例があります。</w:t>
+      </w:r>
+    </w:p>
+    <w:p>
+      <w:pPr>
+        <w:pStyle w:val="BodyText"/>
+      </w:pPr>
+      <w:r>
+        <w:t xml:space="preserve">確認手順：</w:t>
       </w:r>
     </w:p>
     <w:p>
@@ -10120,7 +10601,16 @@
         <w:pStyle w:val="Compact"/>
       </w:pPr>
       <w:r>
-        <w:t xml:space="preserve">ジョイスティック（背面・尻尾部分）またはWebUIの上下左右ボタンで動くか試してください。</w:t>
+        <w:t xml:space="preserve">WebUIから</w:t>
+      </w:r>
+      <w:r>
+        <w:rPr>
+          <w:b/>
+        </w:rPr>
+        <w:t xml:space="preserve">サーボ安全停止（safeServoShutdown）</w:t>
+      </w:r>
+      <w:r>
+        <w:t xml:space="preserve">を実行し、異音が止まるか確認します。</w:t>
       </w:r>
     </w:p>
     <w:p>
@@ -10132,7 +10622,13 @@
         <w:pStyle w:val="Compact"/>
       </w:pPr>
       <w:r>
-        <w:t xml:space="preserve">Log Viewerでサーボ関連のエラーが出ていないか確認してください。</w:t>
+        <w:t xml:space="preserve">電源を切った状態で、頭が異常に傾いていないか、部品が引っかかっていないかを目視で確認します。</w:t>
+      </w:r>
+      <w:r>
+        <w:rPr>
+          <w:b/>
+        </w:rPr>
+        <w:t xml:space="preserve">手で無理に動かさないでください。</w:t>
       </w:r>
     </w:p>
     <w:p>
@@ -10144,7 +10640,7 @@
         <w:pStyle w:val="Compact"/>
       </w:pPr>
       <w:r>
-        <w:t xml:space="preserve">左右サーボは負荷軽減のため自動で休止（Detach）することがあります（正常）。操作すれば復帰します。</w:t>
+        <w:t xml:space="preserve">電源を入れ直しても異音が続く場合は、サーボ交換が必要な可能性があります。製作者にご相談ください。</w:t>
       </w:r>
     </w:p>
     <w:p>
@@ -10155,7 +10651,7 @@
         <w:rPr>
           <w:b/>
         </w:rPr>
-        <w:t xml:space="preserve">Q. 頭が少し脱力して傾く</w:t>
+        <w:t xml:space="preserve">Q. 頭がまったく動かない</w:t>
       </w:r>
     </w:p>
     <w:p>
@@ -10167,18 +10663,32 @@
         <w:pStyle w:val="Compact"/>
       </w:pPr>
       <w:r>
-        <w:t xml:space="preserve">左右サーボの自動Detachによる正常な動作です。</w:t>
-      </w:r>
-    </w:p>
-    <w:p>
-      <w:pPr>
-        <w:pStyle w:val="Heading2"/>
-      </w:pPr>
-      <w:bookmarkStart w:id="110" w:name="wi-fiwebui"/>
-      <w:r>
-        <w:t xml:space="preserve">20.3 Wi-Fi・WebUI</w:t>
-      </w:r>
-      <w:bookmarkEnd w:id="110"/>
+        <w:t xml:space="preserve">ジョイスティック（背面・尻尾部分）またはWebUIの上下左右ボタンで動くか試してください。</w:t>
+      </w:r>
+    </w:p>
+    <w:p>
+      <w:pPr>
+        <w:numPr>
+          <w:ilvl w:val="0"/>
+          <w:numId w:val="1039"/>
+        </w:numPr>
+        <w:pStyle w:val="Compact"/>
+      </w:pPr>
+      <w:r>
+        <w:t xml:space="preserve">Log Viewerでサーボ関連のエラーが出ていないか確認してください。</w:t>
+      </w:r>
+    </w:p>
+    <w:p>
+      <w:pPr>
+        <w:numPr>
+          <w:ilvl w:val="0"/>
+          <w:numId w:val="1039"/>
+        </w:numPr>
+        <w:pStyle w:val="Compact"/>
+      </w:pPr>
+      <w:r>
+        <w:t xml:space="preserve">左右サーボは負荷軽減のため自動で休止（Detach）することがあります（正常）。操作すれば復帰します。</w:t>
+      </w:r>
     </w:p>
     <w:p>
       <w:pPr>
@@ -10188,7 +10698,7 @@
         <w:rPr>
           <w:b/>
         </w:rPr>
-        <w:t xml:space="preserve">Q. WebUIが開けない</w:t>
+        <w:t xml:space="preserve">Q. 頭が少し脱力して傾く</w:t>
       </w:r>
     </w:p>
     <w:p>
@@ -10200,41 +10710,18 @@
         <w:pStyle w:val="Compact"/>
       </w:pPr>
       <w:r>
-        <w:t xml:space="preserve">スマホ／パソコンが、かりポムと</w:t>
-      </w:r>
-      <w:r>
-        <w:rPr>
-          <w:b/>
-        </w:rPr>
-        <w:t xml:space="preserve">同じWi-Fi</w:t>
-      </w:r>
-      <w:r>
-        <w:t xml:space="preserve">につながっているか確認してください（スマホがモバイル回線になっていると開けません）。</w:t>
-      </w:r>
-    </w:p>
-    <w:p>
-      <w:pPr>
-        <w:numPr>
-          <w:ilvl w:val="0"/>
-          <w:numId w:val="1040"/>
-        </w:numPr>
-        <w:pStyle w:val="Compact"/>
-      </w:pPr>
-      <w:r>
-        <w:t xml:space="preserve">IPアドレスが変わっていないか、本体画面で確認してください（ルーターの再起動などで変わることがあります）。</w:t>
-      </w:r>
-    </w:p>
-    <w:p>
-      <w:pPr>
-        <w:numPr>
-          <w:ilvl w:val="0"/>
-          <w:numId w:val="1040"/>
-        </w:numPr>
-        <w:pStyle w:val="Compact"/>
-      </w:pPr>
-      <w:r>
-        <w:t xml:space="preserve">かりポムの電源を入れ直してください。</w:t>
-      </w:r>
+        <w:t xml:space="preserve">左右サーボの自動Detachによる正常な動作です。</w:t>
+      </w:r>
+    </w:p>
+    <w:p>
+      <w:pPr>
+        <w:pStyle w:val="Heading2"/>
+      </w:pPr>
+      <w:bookmarkStart w:id="110" w:name="wi-fiwebui"/>
+      <w:r>
+        <w:t xml:space="preserve">20.3 Wi-Fi・WebUI</w:t>
+      </w:r>
+      <w:bookmarkEnd w:id="110"/>
     </w:p>
     <w:p>
       <w:pPr>
@@ -10244,7 +10731,7 @@
         <w:rPr>
           <w:b/>
         </w:rPr>
-        <w:t xml:space="preserve">Q. かりポムがAPモードになってしまう</w:t>
+        <w:t xml:space="preserve">Q. WebUIが開けない</w:t>
       </w:r>
     </w:p>
     <w:p>
@@ -10256,7 +10743,40 @@
         <w:pStyle w:val="Compact"/>
       </w:pPr>
       <w:r>
-        <w:t xml:space="preserve">保存済みのWi-Fiに接続できないときの正常な動作です。ルーターの電源、SSID・パスワードの変更有無を確認し、第8章の手順でWi-Fiを設定し直してください。</w:t>
+        <w:t xml:space="preserve">スマホ／パソコンが、かりポムと</w:t>
+      </w:r>
+      <w:r>
+        <w:rPr>
+          <w:b/>
+        </w:rPr>
+        <w:t xml:space="preserve">同じWi-Fi</w:t>
+      </w:r>
+      <w:r>
+        <w:t xml:space="preserve">につながっているか確認してください（スマホがモバイル回線になっていると開けません）。</w:t>
+      </w:r>
+    </w:p>
+    <w:p>
+      <w:pPr>
+        <w:numPr>
+          <w:ilvl w:val="0"/>
+          <w:numId w:val="1041"/>
+        </w:numPr>
+        <w:pStyle w:val="Compact"/>
+      </w:pPr>
+      <w:r>
+        <w:t xml:space="preserve">IPアドレスが変わっていないか、本体画面で確認してください（ルーターの再起動などで変わることがあります）。</w:t>
+      </w:r>
+    </w:p>
+    <w:p>
+      <w:pPr>
+        <w:numPr>
+          <w:ilvl w:val="0"/>
+          <w:numId w:val="1041"/>
+        </w:numPr>
+        <w:pStyle w:val="Compact"/>
+      </w:pPr>
+      <w:r>
+        <w:t xml:space="preserve">かりポムの電源を入れ直してください。</w:t>
       </w:r>
     </w:p>
     <w:p>
@@ -10267,7 +10787,7 @@
         <w:rPr>
           <w:b/>
         </w:rPr>
-        <w:t xml:space="preserve">Q. しばらくすると操作を受け付けなくなる</w:t>
+        <w:t xml:space="preserve">Q. かりポムがAPモードになってしまう</w:t>
       </w:r>
     </w:p>
     <w:p>
@@ -10279,18 +10799,8 @@
         <w:pStyle w:val="Compact"/>
       </w:pPr>
       <w:r>
-        <w:t xml:space="preserve">かりポム側には長時間稼働対策（Wi-Fi省電力の無効化）が入っていますが、ルーター側の設定や電波状況によっては切断されることがあります。かりポムをルーターに近づける、電源を入れ直す、をお試しください。</w:t>
-      </w:r>
-    </w:p>
-    <w:p>
-      <w:pPr>
-        <w:pStyle w:val="Heading2"/>
-      </w:pPr>
-      <w:bookmarkStart w:id="111" w:name="マイクkaripom-ear"/>
-      <w:r>
-        <w:t xml:space="preserve">20.4 マイク（Karipom Ear）</w:t>
-      </w:r>
-      <w:bookmarkEnd w:id="111"/>
+        <w:t xml:space="preserve">保存済みのWi-Fiに接続できないときの正常な動作です。ルーターの電源、SSID・パスワードの変更有無を確認し、第8章の手順でWi-Fiを設定し直してください。</w:t>
+      </w:r>
     </w:p>
     <w:p>
       <w:pPr>
@@ -10300,7 +10810,7 @@
         <w:rPr>
           <w:b/>
         </w:rPr>
-        <w:t xml:space="preserve">Q. 話しかけても反応しない</w:t>
+        <w:t xml:space="preserve">Q. しばらくすると操作を受け付けなくなる</w:t>
       </w:r>
     </w:p>
     <w:p>
@@ -10312,41 +10822,18 @@
         <w:pStyle w:val="Compact"/>
       </w:pPr>
       <w:r>
-        <w:t xml:space="preserve">音源が</w:t>
-      </w:r>
-      <w:r>
-        <w:rPr>
-          <w:b/>
-        </w:rPr>
-        <w:t xml:space="preserve">内蔵マイク</w:t>
-      </w:r>
-      <w:r>
-        <w:t xml:space="preserve">になっているか確認してください（UDPやLINE INのままだと内蔵マイクは働きません）。</w:t>
-      </w:r>
-    </w:p>
-    <w:p>
-      <w:pPr>
-        <w:numPr>
-          <w:ilvl w:val="0"/>
-          <w:numId w:val="1043"/>
-        </w:numPr>
-        <w:pStyle w:val="Compact"/>
-      </w:pPr>
-      <w:r>
-        <w:t xml:space="preserve">独り言の直後・音源切り替えの直後は、数秒間反応しません（クールダウンによる正常動作です）。少し待ってから話しかけてください。</w:t>
-      </w:r>
-    </w:p>
-    <w:p>
-      <w:pPr>
-        <w:numPr>
-          <w:ilvl w:val="0"/>
-          <w:numId w:val="1043"/>
-        </w:numPr>
-        <w:pStyle w:val="Compact"/>
-      </w:pPr>
-      <w:r>
-        <w:t xml:space="preserve">ONしきい値を下げてみてください（例：150→100）。</w:t>
-      </w:r>
+        <w:t xml:space="preserve">かりポム側には長時間稼働対策（Wi-Fi省電力の無効化）が入っていますが、ルーター側の設定や電波状況によっては切断されることがあります。かりポムをルーターに近づける、電源を入れ直す、をお試しください。</w:t>
+      </w:r>
+    </w:p>
+    <w:p>
+      <w:pPr>
+        <w:pStyle w:val="Heading2"/>
+      </w:pPr>
+      <w:bookmarkStart w:id="111" w:name="マイクkaripom-ear"/>
+      <w:r>
+        <w:t xml:space="preserve">20.4 マイク（Karipom Ear）</w:t>
+      </w:r>
+      <w:bookmarkEnd w:id="111"/>
     </w:p>
     <w:p>
       <w:pPr>
@@ -10356,7 +10843,7 @@
         <w:rPr>
           <w:b/>
         </w:rPr>
-        <w:t xml:space="preserve">Q. 誰も話していないのに口が動く</w:t>
+        <w:t xml:space="preserve">Q. 話しかけても反応しない</w:t>
       </w:r>
     </w:p>
     <w:p>
@@ -10368,7 +10855,16 @@
         <w:pStyle w:val="Compact"/>
       </w:pPr>
       <w:r>
-        <w:t xml:space="preserve">ONしきい値を上げてみてください（例：150→200）。</w:t>
+        <w:t xml:space="preserve">音源が</w:t>
+      </w:r>
+      <w:r>
+        <w:rPr>
+          <w:b/>
+        </w:rPr>
+        <w:t xml:space="preserve">内蔵マイク</w:t>
+      </w:r>
+      <w:r>
+        <w:t xml:space="preserve">になっているか確認してください（UDPやLINE INのままだと内蔵マイクは働きません）。</w:t>
       </w:r>
     </w:p>
     <w:p>
@@ -10380,18 +10876,20 @@
         <w:pStyle w:val="Compact"/>
       </w:pPr>
       <w:r>
-        <w:t xml:space="preserve">テレビ・スピーカー・エアコンの近くを避けて設置してください。</w:t>
-      </w:r>
-    </w:p>
-    <w:p>
-      <w:pPr>
-        <w:pStyle w:val="Heading2"/>
-      </w:pPr>
-      <w:bookmarkStart w:id="112" w:name="音声独り言"/>
-      <w:r>
-        <w:t xml:space="preserve">20.5 音声・独り言</w:t>
-      </w:r>
-      <w:bookmarkEnd w:id="112"/>
+        <w:t xml:space="preserve">独り言の直後・音源切り替えの直後は、数秒間反応しません（クールダウンによる正常動作です）。少し待ってから話しかけてください。</w:t>
+      </w:r>
+    </w:p>
+    <w:p>
+      <w:pPr>
+        <w:numPr>
+          <w:ilvl w:val="0"/>
+          <w:numId w:val="1044"/>
+        </w:numPr>
+        <w:pStyle w:val="Compact"/>
+      </w:pPr>
+      <w:r>
+        <w:t xml:space="preserve">ONしきい値を下げてみてください（例：150→100）。</w:t>
+      </w:r>
     </w:p>
     <w:p>
       <w:pPr>
@@ -10401,7 +10899,7 @@
         <w:rPr>
           <w:b/>
         </w:rPr>
-        <w:t xml:space="preserve">Q. 独り言が再生されない</w:t>
+        <w:t xml:space="preserve">Q. 誰も話していないのに口が動く</w:t>
       </w:r>
     </w:p>
     <w:p>
@@ -10413,19 +10911,7 @@
         <w:pStyle w:val="Compact"/>
       </w:pPr>
       <w:r>
-        <w:t xml:space="preserve">SDカードが正しく挿さっているか、</w:t>
-      </w:r>
-      <w:r>
-        <w:rPr>
-          <w:rStyle w:val="VerbatimChar"/>
-        </w:rPr>
-        <w:t xml:space="preserve">/sounds/mutter/</w:t>
-      </w:r>
-      <w:r>
-        <w:t xml:space="preserve"> </w:t>
-      </w:r>
-      <w:r>
-        <w:t xml:space="preserve">フォルダにWAVファイルがあるか確認してください。</w:t>
+        <w:t xml:space="preserve">ONしきい値を上げてみてください（例：150→200）。</w:t>
       </w:r>
     </w:p>
     <w:p>
@@ -10437,70 +10923,28 @@
         <w:pStyle w:val="Compact"/>
       </w:pPr>
       <w:r>
-        <w:t xml:space="preserve">SDカードをパソコンで直接編集した場合は、電源を入れ直してください（起動時に一覧を読み込みます）。</w:t>
-      </w:r>
-    </w:p>
-    <w:p>
-      <w:pPr>
-        <w:numPr>
-          <w:ilvl w:val="0"/>
-          <w:numId w:val="1045"/>
-        </w:numPr>
-        <w:pStyle w:val="Compact"/>
-      </w:pPr>
-      <w:r>
-        <w:t xml:space="preserve">ファイルがWAV形式（非圧縮）であるか確認してください。MP3は再生できません。</w:t>
-      </w:r>
-    </w:p>
-    <w:p>
-      <w:pPr>
-        <w:numPr>
-          <w:ilvl w:val="0"/>
-          <w:numId w:val="1045"/>
-        </w:numPr>
-        <w:pStyle w:val="Compact"/>
-      </w:pPr>
-      <w:r>
-        <w:t xml:space="preserve">独り言の発生確率が0に設定されていないか、Home画面で確認してください（第19章）。</w:t>
+        <w:t xml:space="preserve">テレビ・スピーカー・エアコンの近くを避けて設置してください。</w:t>
       </w:r>
     </w:p>
     <w:p>
       <w:pPr>
         <w:pStyle w:val="Heading2"/>
       </w:pPr>
-      <w:bookmarkStart w:id="113" w:name="talkpc連携口パク"/>
-      <w:r>
-        <w:t xml:space="preserve">20.6 Talk（PC連携口パク）</w:t>
-      </w:r>
-      <w:bookmarkEnd w:id="113"/>
+      <w:bookmarkStart w:id="112" w:name="音声独り言"/>
+      <w:r>
+        <w:t xml:space="preserve">20.5 音声・独り言</w:t>
+      </w:r>
+      <w:bookmarkEnd w:id="112"/>
     </w:p>
     <w:p>
       <w:pPr>
         <w:pStyle w:val="FirstParagraph"/>
       </w:pPr>
       <w:r>
-        <w:t xml:space="preserve">第15章「15.6 うまく動かないとき」をご覧ください。</w:t>
-      </w:r>
-    </w:p>
-    <w:p>
-      <w:pPr>
-        <w:pStyle w:val="Heading2"/>
-      </w:pPr>
-      <w:bookmarkStart w:id="114" w:name="visualizerlighting"/>
-      <w:r>
-        <w:t xml:space="preserve">20.7 Visualizer・Lighting</w:t>
-      </w:r>
-      <w:bookmarkEnd w:id="114"/>
-    </w:p>
-    <w:p>
-      <w:pPr>
-        <w:pStyle w:val="FirstParagraph"/>
-      </w:pPr>
-      <w:r>
-        <w:rPr>
-          <w:b/>
-        </w:rPr>
-        <w:t xml:space="preserve">Q. Visualizerを選んでも何も表示されない</w:t>
+        <w:rPr>
+          <w:b/>
+        </w:rPr>
+        <w:t xml:space="preserve">Q. 独り言が再生されない</w:t>
       </w:r>
     </w:p>
     <w:p>
@@ -10512,7 +10956,19 @@
         <w:pStyle w:val="Compact"/>
       </w:pPr>
       <w:r>
-        <w:t xml:space="preserve">音源が内蔵マイク（MIC）になっていないか確認してください。Visualizerは内蔵マイクモードでは表示されません（第12章・第13章）。</w:t>
+        <w:t xml:space="preserve">SDカードが正しく挿さっているか、</w:t>
+      </w:r>
+      <w:r>
+        <w:rPr>
+          <w:rStyle w:val="VerbatimChar"/>
+        </w:rPr>
+        <w:t xml:space="preserve">/sounds/mutter/</w:t>
+      </w:r>
+      <w:r>
+        <w:t xml:space="preserve"> </w:t>
+      </w:r>
+      <w:r>
+        <w:t xml:space="preserve">フォルダにWAVファイルがあるか確認してください。</w:t>
       </w:r>
     </w:p>
     <w:p>
@@ -10524,18 +10980,70 @@
         <w:pStyle w:val="Compact"/>
       </w:pPr>
       <w:r>
-        <w:t xml:space="preserve">Visualizer Randomがオフのまま、選択自体がOFFになっていないか確認してください。</w:t>
-      </w:r>
+        <w:t xml:space="preserve">SDカードをパソコンで直接編集した場合は、電源を入れ直してください（起動時に一覧を読み込みます）。</w:t>
+      </w:r>
+    </w:p>
+    <w:p>
+      <w:pPr>
+        <w:numPr>
+          <w:ilvl w:val="0"/>
+          <w:numId w:val="1046"/>
+        </w:numPr>
+        <w:pStyle w:val="Compact"/>
+      </w:pPr>
+      <w:r>
+        <w:t xml:space="preserve">ファイルがWAV形式（非圧縮）であるか確認してください。MP3は再生できません。</w:t>
+      </w:r>
+    </w:p>
+    <w:p>
+      <w:pPr>
+        <w:numPr>
+          <w:ilvl w:val="0"/>
+          <w:numId w:val="1046"/>
+        </w:numPr>
+        <w:pStyle w:val="Compact"/>
+      </w:pPr>
+      <w:r>
+        <w:t xml:space="preserve">独り言の発生確率が0に設定されていないか、Home画面で確認してください（第19章）。</w:t>
+      </w:r>
+    </w:p>
+    <w:p>
+      <w:pPr>
+        <w:pStyle w:val="Heading2"/>
+      </w:pPr>
+      <w:bookmarkStart w:id="113" w:name="talkpc連携口パク"/>
+      <w:r>
+        <w:t xml:space="preserve">20.6 Talk（PC連携口パク）</w:t>
+      </w:r>
+      <w:bookmarkEnd w:id="113"/>
     </w:p>
     <w:p>
       <w:pPr>
         <w:pStyle w:val="FirstParagraph"/>
       </w:pPr>
       <w:r>
-        <w:rPr>
-          <w:b/>
-        </w:rPr>
-        <w:t xml:space="preserve">Q. 画面がずっと同じ演出のまま変わらない</w:t>
+        <w:t xml:space="preserve">第15章「15.6 うまく動かないとき」をご覧ください。</w:t>
+      </w:r>
+    </w:p>
+    <w:p>
+      <w:pPr>
+        <w:pStyle w:val="Heading2"/>
+      </w:pPr>
+      <w:bookmarkStart w:id="114" w:name="visualizerlighting"/>
+      <w:r>
+        <w:t xml:space="preserve">20.7 Visualizer・Lighting</w:t>
+      </w:r>
+      <w:bookmarkEnd w:id="114"/>
+    </w:p>
+    <w:p>
+      <w:pPr>
+        <w:pStyle w:val="FirstParagraph"/>
+      </w:pPr>
+      <w:r>
+        <w:rPr>
+          <w:b/>
+        </w:rPr>
+        <w:t xml:space="preserve">Q. Visualizerを選んでも何も表示されない</w:t>
       </w:r>
     </w:p>
     <w:p>
@@ -10547,23 +11055,20 @@
         <w:pStyle w:val="Compact"/>
       </w:pPr>
       <w:r>
-        <w:t xml:space="preserve">Random機能（Visualizer RandomまたはLighting Random）をONにすると、一定時間ごとに自動で切り替わります（第13章・第14章）。</w:t>
-      </w:r>
-    </w:p>
-    <w:p>
-      <w:r>
-        <w:br w:type="page"/>
-      </w:r>
-    </w:p>
-    <w:p>
-      <w:pPr>
-        <w:pStyle w:val="Heading1"/>
-      </w:pPr>
-      <w:bookmarkStart w:id="115" w:name="第21章-faqよくある質問"/>
-      <w:r>
-        <w:t xml:space="preserve">第21章 FAQ（よくある質問）</w:t>
-      </w:r>
-      <w:bookmarkEnd w:id="115"/>
+        <w:t xml:space="preserve">音源が内蔵マイク（MIC）になっていないか確認してください。Visualizerは内蔵マイクモードでは表示されません（第12章・第13章）。</w:t>
+      </w:r>
+    </w:p>
+    <w:p>
+      <w:pPr>
+        <w:numPr>
+          <w:ilvl w:val="0"/>
+          <w:numId w:val="1047"/>
+        </w:numPr>
+        <w:pStyle w:val="Compact"/>
+      </w:pPr>
+      <w:r>
+        <w:t xml:space="preserve">Visualizer Randomがオフのまま、選択自体がOFFになっていないか確認してください。</w:t>
+      </w:r>
     </w:p>
     <w:p>
       <w:pPr>
@@ -10573,139 +11078,7 @@
         <w:rPr>
           <w:b/>
         </w:rPr>
-        <w:t xml:space="preserve">Q. 電源はつけっぱなしで大丈夫？</w:t>
-      </w:r>
-      <w:r>
-        <w:t xml:space="preserve"> </w:t>
-      </w:r>
-      <w:r>
-        <w:t xml:space="preserve">A. 基本的には連続稼働を想定して設計されています。ただし、頭部の保持でサーボに負荷がかかり続けるため、長期間使わないときはサーボ安全停止を実行するか、電源を切ることをおすすめします。</w:t>
-      </w:r>
-    </w:p>
-    <w:p>
-      <w:pPr>
-        <w:pStyle w:val="BodyText"/>
-      </w:pPr>
-      <w:r>
-        <w:rPr>
-          <w:b/>
-        </w:rPr>
-        <w:t xml:space="preserve">Q. スマホだけで使えますか？</w:t>
-      </w:r>
-      <w:r>
-        <w:t xml:space="preserve"> </w:t>
-      </w:r>
-      <w:r>
-        <w:t xml:space="preserve">A. はい。Wi-Fi設定後は、スマホのブラウザからWebUIのすべての機能が使えます。PCが必要なのはTalk（PC連携口パク、第15章）だけです。</w:t>
-      </w:r>
-    </w:p>
-    <w:p>
-      <w:pPr>
-        <w:pStyle w:val="BodyText"/>
-      </w:pPr>
-      <w:r>
-        <w:rPr>
-          <w:b/>
-        </w:rPr>
-        <w:t xml:space="preserve">Q. CoreS3の実機がなくても試せますか？</w:t>
-      </w:r>
-      <w:r>
-        <w:t xml:space="preserve"> </w:t>
-      </w:r>
-      <w:r>
-        <w:t xml:space="preserve">A. はい。PCだけでかりポムの世界を体験できる</w:t>
-      </w:r>
-      <w:r>
-        <w:rPr>
-          <w:b/>
-        </w:rPr>
-        <w:t xml:space="preserve">KariPom Desktop</w:t>
-      </w:r>
-      <w:r>
-        <w:t xml:space="preserve">という姉妹プロジェクトがあります（第2章）。実機を購入する前に、まず雰囲気を試してみたい方にもおすすめです。</w:t>
-      </w:r>
-    </w:p>
-    <w:p>
-      <w:pPr>
-        <w:pStyle w:val="BodyText"/>
-      </w:pPr>
-      <w:r>
-        <w:rPr>
-          <w:b/>
-        </w:rPr>
-        <w:t xml:space="preserve">Q. 独り言の声は自分で作れますか？</w:t>
-      </w:r>
-      <w:r>
-        <w:t xml:space="preserve"> </w:t>
-      </w:r>
-      <w:r>
-        <w:t xml:space="preserve">A. はい。WAV形式（非圧縮）の音声ファイルを用意して</w:t>
-      </w:r>
-      <w:r>
-        <w:t xml:space="preserve"> </w:t>
-      </w:r>
-      <w:r>
-        <w:rPr>
-          <w:rStyle w:val="VerbatimChar"/>
-        </w:rPr>
-        <w:t xml:space="preserve">/sounds/mutter/</w:t>
-      </w:r>
-      <w:r>
-        <w:t xml:space="preserve"> </w:t>
-      </w:r>
-      <w:r>
-        <w:t xml:space="preserve">に追加すれば、好きな声・言葉をしゃべらせられます。音声合成ソフトで作った声も使えます。</w:t>
-      </w:r>
-    </w:p>
-    <w:p>
-      <w:pPr>
-        <w:pStyle w:val="BodyText"/>
-      </w:pPr>
-      <w:r>
-        <w:rPr>
-          <w:b/>
-        </w:rPr>
-        <w:t xml:space="preserve">Q. 独り言はどのくらいの頻度でつぶやきますか？</w:t>
-      </w:r>
-      <w:r>
-        <w:t xml:space="preserve"> </w:t>
-      </w:r>
-      <w:r>
-        <w:t xml:space="preserve">A. ランダムなタイミングで自動再生されます。頻度はWebUIから調整でき（第11章・第19章）、ジョイスティックの押し込みやWebUIから、好きなときに再生させることもできます。</w:t>
-      </w:r>
-    </w:p>
-    <w:p>
-      <w:pPr>
-        <w:pStyle w:val="BodyText"/>
-      </w:pPr>
-      <w:r>
-        <w:rPr>
-          <w:b/>
-        </w:rPr>
-        <w:t xml:space="preserve">Q. ピンクとティファニーブルーで機能の違いはありますか？</w:t>
-      </w:r>
-      <w:r>
-        <w:t xml:space="preserve"> </w:t>
-      </w:r>
-      <w:r>
-        <w:t xml:space="preserve">A. ありません。色以外は同じです。「かりポム」「Miss かりポム」というキャラクター表示の違いも、機能的な差はありません。</w:t>
-      </w:r>
-    </w:p>
-    <w:p>
-      <w:pPr>
-        <w:pStyle w:val="BodyText"/>
-      </w:pPr>
-      <w:r>
-        <w:rPr>
-          <w:b/>
-        </w:rPr>
-        <w:t xml:space="preserve">Q. ChatGPTと会話できますか？</w:t>
-      </w:r>
-      <w:r>
-        <w:t xml:space="preserve"> </w:t>
-      </w:r>
-      <w:r>
-        <w:t xml:space="preserve">A. かりポム本体がAPIを使って自律的に会話する機能は、本書執筆時点では開発中です。ただし、「AIと会話しているように見える」体験は、今すぐ2通りの方法で楽しめます。</w:t>
+        <w:t xml:space="preserve">Q. 画面がずっと同じ演出のまま変わらない</w:t>
       </w:r>
     </w:p>
     <w:p>
@@ -10717,23 +11090,172 @@
         <w:pStyle w:val="Compact"/>
       </w:pPr>
       <w:r>
-        <w:rPr>
-          <w:b/>
-        </w:rPr>
-        <w:t xml:space="preserve">CoreS3実機＋KariPom Companion</w:t>
+        <w:t xml:space="preserve">Random機能（Visualizer RandomまたはLighting Random）をONにすると、一定時間ごとに自動で切り替わります（第13章・第14章）。</w:t>
+      </w:r>
+    </w:p>
+    <w:p>
+      <w:r>
+        <w:br w:type="page"/>
+      </w:r>
+    </w:p>
+    <w:p>
+      <w:pPr>
+        <w:pStyle w:val="Heading1"/>
+      </w:pPr>
+      <w:bookmarkStart w:id="115" w:name="第21章-faqよくある質問"/>
+      <w:r>
+        <w:t xml:space="preserve">第21章 FAQ（よくある質問）</w:t>
+      </w:r>
+      <w:bookmarkEnd w:id="115"/>
+    </w:p>
+    <w:p>
+      <w:pPr>
+        <w:pStyle w:val="FirstParagraph"/>
+      </w:pPr>
+      <w:r>
+        <w:rPr>
+          <w:b/>
+        </w:rPr>
+        <w:t xml:space="preserve">Q. 電源はつけっぱなしで大丈夫？</w:t>
       </w:r>
       <w:r>
         <w:t xml:space="preserve"> </w:t>
       </w:r>
       <w:r>
-        <w:t xml:space="preserve">— PCでChatGPTなどのAI音声を再生しながら、音源をPC音声（Wi-Fi）モード（第15章）にすると、かりポムがその声に合わせて口パクします。</w:t>
+        <w:t xml:space="preserve">A. 基本的には連続稼働を想定して設計されています。ただし、頭部の保持でサーボに負荷がかかり続けるため、長期間使わないときはサーボ安全停止を実行するか、電源を切ることをおすすめします。</w:t>
+      </w:r>
+    </w:p>
+    <w:p>
+      <w:pPr>
+        <w:pStyle w:val="BodyText"/>
+      </w:pPr>
+      <w:r>
+        <w:rPr>
+          <w:b/>
+        </w:rPr>
+        <w:t xml:space="preserve">Q. スマホだけで使えますか？</w:t>
+      </w:r>
+      <w:r>
+        <w:t xml:space="preserve"> </w:t>
+      </w:r>
+      <w:r>
+        <w:t xml:space="preserve">A. はい。Wi-Fi設定後は、スマホのブラウザからWebUIのすべての機能が使えます。PCが必要なのはTalk（PC連携口パク、第15章）だけです。</w:t>
+      </w:r>
+    </w:p>
+    <w:p>
+      <w:pPr>
+        <w:pStyle w:val="BodyText"/>
+      </w:pPr>
+      <w:r>
+        <w:rPr>
+          <w:b/>
+        </w:rPr>
+        <w:t xml:space="preserve">Q. CoreS3の実機がなくても試せますか？</w:t>
+      </w:r>
+      <w:r>
+        <w:t xml:space="preserve"> </w:t>
+      </w:r>
+      <w:r>
+        <w:t xml:space="preserve">A. はい。PCだけでかりポムの世界を体験できる</w:t>
+      </w:r>
+      <w:r>
+        <w:rPr>
+          <w:b/>
+        </w:rPr>
+        <w:t xml:space="preserve">KariPom Desktop</w:t>
+      </w:r>
+      <w:r>
+        <w:t xml:space="preserve">という姉妹プロジェクトがあります（第2章）。実機を購入する前に、まず雰囲気を試してみたい方にもおすすめです。</w:t>
+      </w:r>
+    </w:p>
+    <w:p>
+      <w:pPr>
+        <w:pStyle w:val="BodyText"/>
+      </w:pPr>
+      <w:r>
+        <w:rPr>
+          <w:b/>
+        </w:rPr>
+        <w:t xml:space="preserve">Q. 独り言の声は自分で作れますか？</w:t>
+      </w:r>
+      <w:r>
+        <w:t xml:space="preserve"> </w:t>
+      </w:r>
+      <w:r>
+        <w:t xml:space="preserve">A. はい。WAV形式（非圧縮）の音声ファイルを用意して</w:t>
+      </w:r>
+      <w:r>
+        <w:t xml:space="preserve"> </w:t>
+      </w:r>
+      <w:r>
+        <w:rPr>
+          <w:rStyle w:val="VerbatimChar"/>
+        </w:rPr>
+        <w:t xml:space="preserve">/sounds/mutter/</w:t>
+      </w:r>
+      <w:r>
+        <w:t xml:space="preserve"> </w:t>
+      </w:r>
+      <w:r>
+        <w:t xml:space="preserve">に追加すれば、好きな声・言葉をしゃべらせられます。音声合成ソフトで作った声も使えます。</w:t>
+      </w:r>
+    </w:p>
+    <w:p>
+      <w:pPr>
+        <w:pStyle w:val="BodyText"/>
+      </w:pPr>
+      <w:r>
+        <w:rPr>
+          <w:b/>
+        </w:rPr>
+        <w:t xml:space="preserve">Q. 独り言はどのくらいの頻度でつぶやきますか？</w:t>
+      </w:r>
+      <w:r>
+        <w:t xml:space="preserve"> </w:t>
+      </w:r>
+      <w:r>
+        <w:t xml:space="preserve">A. ランダムなタイミングで自動再生されます。頻度はWebUIから調整でき（第11章・第19章）、ジョイスティックの押し込みやWebUIから、好きなときに再生させることもできます。</w:t>
+      </w:r>
+    </w:p>
+    <w:p>
+      <w:pPr>
+        <w:pStyle w:val="BodyText"/>
+      </w:pPr>
+      <w:r>
+        <w:rPr>
+          <w:b/>
+        </w:rPr>
+        <w:t xml:space="preserve">Q. ピンクとティファニーブルーで機能の違いはありますか？</w:t>
+      </w:r>
+      <w:r>
+        <w:t xml:space="preserve"> </w:t>
+      </w:r>
+      <w:r>
+        <w:t xml:space="preserve">A. ありません。色以外は同じです。「かりポム」「Miss かりポム」というキャラクター表示の違いも、機能的な差はありません。</w:t>
+      </w:r>
+    </w:p>
+    <w:p>
+      <w:pPr>
+        <w:pStyle w:val="BodyText"/>
+      </w:pPr>
+      <w:r>
+        <w:rPr>
+          <w:b/>
+        </w:rPr>
+        <w:t xml:space="preserve">Q. ChatGPTと会話できますか？</w:t>
+      </w:r>
+      <w:r>
+        <w:t xml:space="preserve"> </w:t>
+      </w:r>
+      <w:r>
+        <w:t xml:space="preserve">A. かりポム本体がAPIを使って自律的に会話する機能は、本書執筆時点では開発中です。ただし、「AIと会話しているように見える」体験は、今すぐ2通りの方法で楽しめます。</w:t>
       </w:r>
     </w:p>
     <w:p>
       <w:pPr>
         <w:numPr>
           <w:ilvl w:val="0"/>
-          <w:numId w:val="1048"/>
+          <w:numId w:val="1049"/>
         </w:numPr>
         <w:pStyle w:val="Compact"/>
       </w:pPr>
@@ -10741,6 +11263,27 @@
         <w:rPr>
           <w:b/>
         </w:rPr>
+        <w:t xml:space="preserve">CoreS3実機＋KariPom Companion</w:t>
+      </w:r>
+      <w:r>
+        <w:t xml:space="preserve"> </w:t>
+      </w:r>
+      <w:r>
+        <w:t xml:space="preserve">— PCでChatGPTなどのAI音声を再生しながら、音源をPC音声（Wi-Fi）モード（第15章）にすると、かりポムがその声に合わせて口パクします。</w:t>
+      </w:r>
+    </w:p>
+    <w:p>
+      <w:pPr>
+        <w:numPr>
+          <w:ilvl w:val="0"/>
+          <w:numId w:val="1049"/>
+        </w:numPr>
+        <w:pStyle w:val="Compact"/>
+      </w:pPr>
+      <w:r>
+        <w:rPr>
+          <w:b/>
+        </w:rPr>
         <w:t xml:space="preserve">KariPom Desktop</w:t>
       </w:r>
       <w:r>
@@ -10813,6 +11356,32 @@
       </w:r>
       <w:r>
         <w:t xml:space="preserve">A. 更新はArduino IDEというパソコン用ソフトを使って行います。一般ユーザー向けの手順は本書の範囲外です。更新が必要な場合は製作者にご相談ください。</w:t>
+      </w:r>
+    </w:p>
+    <w:p>
+      <w:pPr>
+        <w:pStyle w:val="BodyText"/>
+      </w:pPr>
+      <w:r>
+        <w:rPr>
+          <w:b/>
+        </w:rPr>
+        <w:t xml:space="preserve">Q. 配線図・回路図・部品表はどこにありますか？</w:t>
+      </w:r>
+      <w:r>
+        <w:t xml:space="preserve"> </w:t>
+      </w:r>
+      <w:r>
+        <w:t xml:space="preserve">A. 本書には詳しい電子工作の内容をあえて載せていません。CoreS3にPCM1808＋Pico2を追加する拡張の配線図・部品表・組み立て手順は、「</w:t>
+      </w:r>
+      <w:r>
+        <w:rPr>
+          <w:b/>
+        </w:rPr>
+        <w:t xml:space="preserve">Karipom Ear 設計・製作マニュアル</w:t>
+      </w:r>
+      <w:r>
+        <w:t xml:space="preserve">」としてGitHubで公開しています。かりポム本体のArduinoソース、PC側のPythonソース、3Dプリント用データもあわせて公開しています（1.1）。</w:t>
       </w:r>
     </w:p>
     <w:p>
@@ -10864,9 +11433,9 @@
         <w:tblLook w:firstRow="1"/>
       </w:tblPr>
       <w:tblGrid>
-        <w:gridCol w:w="1105"/>
-        <w:gridCol w:w="1080"/>
-        <w:gridCol w:w="7175"/>
+        <w:gridCol w:w="1039"/>
+        <w:gridCol w:w="1021"/>
+        <w:gridCol w:w="7300"/>
       </w:tblGrid>
       <w:tr>
         <w:trPr>
@@ -10874,7 +11443,7 @@
         </w:trPr>
         <w:tc>
           <w:tcPr>
-            <w:tcW w:type="dxa" w:w="1105"/>
+            <w:tcW w:type="dxa" w:w="1039"/>
             <w:tcBorders>
               <w:bottom w:val="single"/>
             </w:tcBorders>
@@ -10892,7 +11461,7 @@
         </w:tc>
         <w:tc>
           <w:tcPr>
-            <w:tcW w:type="dxa" w:w="1080"/>
+            <w:tcW w:type="dxa" w:w="1021"/>
             <w:tcBorders>
               <w:bottom w:val="single"/>
             </w:tcBorders>
@@ -10910,7 +11479,7 @@
         </w:tc>
         <w:tc>
           <w:tcPr>
-            <w:tcW w:type="dxa" w:w="7175"/>
+            <w:tcW w:type="dxa" w:w="7300"/>
             <w:tcBorders>
               <w:bottom w:val="single"/>
             </w:tcBorders>
@@ -10930,7 +11499,7 @@
       <w:tr>
         <w:tc>
           <w:tcPr>
-            <w:tcW w:type="dxa" w:w="1105"/>
+            <w:tcW w:type="dxa" w:w="1039"/>
           </w:tcPr>
           <w:p>
             <w:pPr>
@@ -10944,7 +11513,7 @@
         </w:tc>
         <w:tc>
           <w:tcPr>
-            <w:tcW w:type="dxa" w:w="1080"/>
+            <w:tcW w:type="dxa" w:w="1021"/>
           </w:tcPr>
           <w:p>
             <w:pPr>
@@ -10958,7 +11527,7 @@
         </w:tc>
         <w:tc>
           <w:tcPr>
-            <w:tcW w:type="dxa" w:w="7175"/>
+            <w:tcW w:type="dxa" w:w="7300"/>
           </w:tcPr>
           <w:p>
             <w:pPr>
@@ -10974,7 +11543,7 @@
       <w:tr>
         <w:tc>
           <w:tcPr>
-            <w:tcW w:type="dxa" w:w="1105"/>
+            <w:tcW w:type="dxa" w:w="1039"/>
           </w:tcPr>
           <w:p>
             <w:pPr>
@@ -10988,7 +11557,7 @@
         </w:tc>
         <w:tc>
           <w:tcPr>
-            <w:tcW w:type="dxa" w:w="1080"/>
+            <w:tcW w:type="dxa" w:w="1021"/>
           </w:tcPr>
           <w:p>
             <w:pPr>
@@ -11002,7 +11571,7 @@
         </w:tc>
         <w:tc>
           <w:tcPr>
-            <w:tcW w:type="dxa" w:w="7175"/>
+            <w:tcW w:type="dxa" w:w="7300"/>
           </w:tcPr>
           <w:p>
             <w:pPr>
@@ -11027,7 +11596,7 @@
       <w:tr>
         <w:tc>
           <w:tcPr>
-            <w:tcW w:type="dxa" w:w="1105"/>
+            <w:tcW w:type="dxa" w:w="1039"/>
           </w:tcPr>
           <w:p>
             <w:pPr>
@@ -11041,7 +11610,7 @@
         </w:tc>
         <w:tc>
           <w:tcPr>
-            <w:tcW w:type="dxa" w:w="1080"/>
+            <w:tcW w:type="dxa" w:w="1021"/>
           </w:tcPr>
           <w:p>
             <w:pPr>
@@ -11055,7 +11624,7 @@
         </w:tc>
         <w:tc>
           <w:tcPr>
-            <w:tcW w:type="dxa" w:w="7175"/>
+            <w:tcW w:type="dxa" w:w="7300"/>
           </w:tcPr>
           <w:p>
             <w:pPr>
@@ -11071,7 +11640,7 @@
       <w:tr>
         <w:tc>
           <w:tcPr>
-            <w:tcW w:type="dxa" w:w="1105"/>
+            <w:tcW w:type="dxa" w:w="1039"/>
           </w:tcPr>
           <w:p>
             <w:pPr>
@@ -11085,7 +11654,7 @@
         </w:tc>
         <w:tc>
           <w:tcPr>
-            <w:tcW w:type="dxa" w:w="1080"/>
+            <w:tcW w:type="dxa" w:w="1021"/>
           </w:tcPr>
           <w:p>
             <w:pPr>
@@ -11099,7 +11668,7 @@
         </w:tc>
         <w:tc>
           <w:tcPr>
-            <w:tcW w:type="dxa" w:w="7175"/>
+            <w:tcW w:type="dxa" w:w="7300"/>
           </w:tcPr>
           <w:p>
             <w:pPr>
@@ -11115,7 +11684,7 @@
       <w:tr>
         <w:tc>
           <w:tcPr>
-            <w:tcW w:type="dxa" w:w="1105"/>
+            <w:tcW w:type="dxa" w:w="1039"/>
           </w:tcPr>
           <w:p>
             <w:pPr>
@@ -11129,7 +11698,7 @@
         </w:tc>
         <w:tc>
           <w:tcPr>
-            <w:tcW w:type="dxa" w:w="1080"/>
+            <w:tcW w:type="dxa" w:w="1021"/>
           </w:tcPr>
           <w:p>
             <w:pPr>
@@ -11143,7 +11712,7 @@
         </w:tc>
         <w:tc>
           <w:tcPr>
-            <w:tcW w:type="dxa" w:w="7175"/>
+            <w:tcW w:type="dxa" w:w="7300"/>
           </w:tcPr>
           <w:p>
             <w:pPr>
@@ -11152,6 +11721,50 @@
             </w:pPr>
             <w:r>
               <w:t xml:space="preserve">第2章のみ微調整。PCM1808＋Pico2を「将来構想」ではなく「発展的なオプション構成」として紹介し、設計図・回路図・製作マニュアルのGitHub公開予定に言及（継続改良中である点も明記）。第2章末に「2.5 どこから始める？（3つの構成）」を新設し、KariPom Desktop→CoreS3＋Companion→CoreS3＋PCM1808＋Pico2という3段階の始め方を紹介。</w:t>
+            </w:r>
+          </w:p>
+        </w:tc>
+      </w:tr>
+      <w:tr>
+        <w:tc>
+          <w:tcPr>
+            <w:tcW w:type="dxa" w:w="1039"/>
+          </w:tcPr>
+          <w:p>
+            <w:pPr>
+              <w:pStyle w:val="Compact"/>
+              <w:jc w:val="left"/>
+            </w:pPr>
+            <w:r>
+              <w:t xml:space="preserve">Ver. 4.0</w:t>
+            </w:r>
+          </w:p>
+        </w:tc>
+        <w:tc>
+          <w:tcPr>
+            <w:tcW w:type="dxa" w:w="1021"/>
+          </w:tcPr>
+          <w:p>
+            <w:pPr>
+              <w:pStyle w:val="Compact"/>
+              <w:jc w:val="left"/>
+            </w:pPr>
+            <w:r>
+              <w:t xml:space="preserve">2026年8月</w:t>
+            </w:r>
+          </w:p>
+        </w:tc>
+        <w:tc>
+          <w:tcPr>
+            <w:tcW w:type="dxa" w:w="7300"/>
+          </w:tcPr>
+          <w:p>
+            <w:pPr>
+              <w:pStyle w:val="Compact"/>
+              <w:jc w:val="left"/>
+            </w:pPr>
+            <w:r>
+              <w:t xml:space="preserve">「Karipom Ear 設計・製作マニュアル Ver.2.0」の同時公開に合わせ、2冊が補完し合う構成へ整理。GitHub公開構成（ユーザーマニュアル／Karipom Ear設計・製作マニュアル／Arduinoソース／Pythonソース／3Dデータ）を1.1に明記し、電子工作の詳細はKaripom Ear設計・製作マニュアルへ委ねる方針を明確化。2.5にDesktop／Companion／Karipom Earの3構成比較表を追加。第12章「Karipom Ear」の名称の二重性（機能名／拡張ハードウェア製品名）を明記し、PCM1808＋Pico2の状況を「開発中」から「基本機能は実機確認済み」へ更新、LINE OUT増設・Bluetooth入力（MH-M18）オプションへの導線を追加。FAQ・用語集に設計図の参照先を追加。</w:t>
             </w:r>
           </w:p>
         </w:tc>
@@ -11187,8 +11800,8 @@
         <w:tblLook w:firstRow="1"/>
       </w:tblPr>
       <w:tblGrid>
-        <w:gridCol w:w="1850"/>
-        <w:gridCol w:w="7510"/>
+        <w:gridCol w:w="1933"/>
+        <w:gridCol w:w="7427"/>
       </w:tblGrid>
       <w:tr>
         <w:trPr>
@@ -11196,7 +11809,7 @@
         </w:trPr>
         <w:tc>
           <w:tcPr>
-            <w:tcW w:type="dxa" w:w="1850"/>
+            <w:tcW w:type="dxa" w:w="1933"/>
             <w:tcBorders>
               <w:bottom w:val="single"/>
             </w:tcBorders>
@@ -11214,7 +11827,7 @@
         </w:tc>
         <w:tc>
           <w:tcPr>
-            <w:tcW w:type="dxa" w:w="7510"/>
+            <w:tcW w:type="dxa" w:w="7427"/>
             <w:tcBorders>
               <w:bottom w:val="single"/>
             </w:tcBorders>
@@ -11234,7 +11847,7 @@
       <w:tr>
         <w:tc>
           <w:tcPr>
-            <w:tcW w:type="dxa" w:w="1850"/>
+            <w:tcW w:type="dxa" w:w="1933"/>
           </w:tcPr>
           <w:p>
             <w:pPr>
@@ -11248,7 +11861,7 @@
         </w:tc>
         <w:tc>
           <w:tcPr>
-            <w:tcW w:type="dxa" w:w="7510"/>
+            <w:tcW w:type="dxa" w:w="7427"/>
           </w:tcPr>
           <w:p>
             <w:pPr>
@@ -11264,7 +11877,7 @@
       <w:tr>
         <w:tc>
           <w:tcPr>
-            <w:tcW w:type="dxa" w:w="1850"/>
+            <w:tcW w:type="dxa" w:w="1933"/>
           </w:tcPr>
           <w:p>
             <w:pPr>
@@ -11278,7 +11891,7 @@
         </w:tc>
         <w:tc>
           <w:tcPr>
-            <w:tcW w:type="dxa" w:w="7510"/>
+            <w:tcW w:type="dxa" w:w="7427"/>
           </w:tcPr>
           <w:p>
             <w:pPr>
@@ -11294,7 +11907,7 @@
       <w:tr>
         <w:tc>
           <w:tcPr>
-            <w:tcW w:type="dxa" w:w="1850"/>
+            <w:tcW w:type="dxa" w:w="1933"/>
           </w:tcPr>
           <w:p>
             <w:pPr>
@@ -11308,7 +11921,7 @@
         </w:tc>
         <w:tc>
           <w:tcPr>
-            <w:tcW w:type="dxa" w:w="7510"/>
+            <w:tcW w:type="dxa" w:w="7427"/>
           </w:tcPr>
           <w:p>
             <w:pPr>
@@ -11324,7 +11937,7 @@
       <w:tr>
         <w:tc>
           <w:tcPr>
-            <w:tcW w:type="dxa" w:w="1850"/>
+            <w:tcW w:type="dxa" w:w="1933"/>
           </w:tcPr>
           <w:p>
             <w:pPr>
@@ -11338,7 +11951,7 @@
         </w:tc>
         <w:tc>
           <w:tcPr>
-            <w:tcW w:type="dxa" w:w="7510"/>
+            <w:tcW w:type="dxa" w:w="7427"/>
           </w:tcPr>
           <w:p>
             <w:pPr>
@@ -11354,7 +11967,7 @@
       <w:tr>
         <w:tc>
           <w:tcPr>
-            <w:tcW w:type="dxa" w:w="1850"/>
+            <w:tcW w:type="dxa" w:w="1933"/>
           </w:tcPr>
           <w:p>
             <w:pPr>
@@ -11368,7 +11981,7 @@
         </w:tc>
         <w:tc>
           <w:tcPr>
-            <w:tcW w:type="dxa" w:w="7510"/>
+            <w:tcW w:type="dxa" w:w="7427"/>
           </w:tcPr>
           <w:p>
             <w:pPr>
@@ -11384,7 +11997,7 @@
       <w:tr>
         <w:tc>
           <w:tcPr>
-            <w:tcW w:type="dxa" w:w="1850"/>
+            <w:tcW w:type="dxa" w:w="1933"/>
           </w:tcPr>
           <w:p>
             <w:pPr>
@@ -11398,7 +12011,7 @@
         </w:tc>
         <w:tc>
           <w:tcPr>
-            <w:tcW w:type="dxa" w:w="7510"/>
+            <w:tcW w:type="dxa" w:w="7427"/>
           </w:tcPr>
           <w:p>
             <w:pPr>
@@ -11414,7 +12027,7 @@
       <w:tr>
         <w:tc>
           <w:tcPr>
-            <w:tcW w:type="dxa" w:w="1850"/>
+            <w:tcW w:type="dxa" w:w="1933"/>
           </w:tcPr>
           <w:p>
             <w:pPr>
@@ -11428,7 +12041,7 @@
         </w:tc>
         <w:tc>
           <w:tcPr>
-            <w:tcW w:type="dxa" w:w="7510"/>
+            <w:tcW w:type="dxa" w:w="7427"/>
           </w:tcPr>
           <w:p>
             <w:pPr>
@@ -11444,7 +12057,7 @@
       <w:tr>
         <w:tc>
           <w:tcPr>
-            <w:tcW w:type="dxa" w:w="1850"/>
+            <w:tcW w:type="dxa" w:w="1933"/>
           </w:tcPr>
           <w:p>
             <w:pPr>
@@ -11458,7 +12071,7 @@
         </w:tc>
         <w:tc>
           <w:tcPr>
-            <w:tcW w:type="dxa" w:w="7510"/>
+            <w:tcW w:type="dxa" w:w="7427"/>
           </w:tcPr>
           <w:p>
             <w:pPr>
@@ -11474,7 +12087,7 @@
       <w:tr>
         <w:tc>
           <w:tcPr>
-            <w:tcW w:type="dxa" w:w="1850"/>
+            <w:tcW w:type="dxa" w:w="1933"/>
           </w:tcPr>
           <w:p>
             <w:pPr>
@@ -11488,7 +12101,7 @@
         </w:tc>
         <w:tc>
           <w:tcPr>
-            <w:tcW w:type="dxa" w:w="7510"/>
+            <w:tcW w:type="dxa" w:w="7427"/>
           </w:tcPr>
           <w:p>
             <w:pPr>
@@ -11504,7 +12117,7 @@
       <w:tr>
         <w:tc>
           <w:tcPr>
-            <w:tcW w:type="dxa" w:w="1850"/>
+            <w:tcW w:type="dxa" w:w="1933"/>
           </w:tcPr>
           <w:p>
             <w:pPr>
@@ -11518,7 +12131,7 @@
         </w:tc>
         <w:tc>
           <w:tcPr>
-            <w:tcW w:type="dxa" w:w="7510"/>
+            <w:tcW w:type="dxa" w:w="7427"/>
           </w:tcPr>
           <w:p>
             <w:pPr>
@@ -11534,7 +12147,7 @@
       <w:tr>
         <w:tc>
           <w:tcPr>
-            <w:tcW w:type="dxa" w:w="1850"/>
+            <w:tcW w:type="dxa" w:w="1933"/>
           </w:tcPr>
           <w:p>
             <w:pPr>
@@ -11548,7 +12161,7 @@
         </w:tc>
         <w:tc>
           <w:tcPr>
-            <w:tcW w:type="dxa" w:w="7510"/>
+            <w:tcW w:type="dxa" w:w="7427"/>
           </w:tcPr>
           <w:p>
             <w:pPr>
@@ -11564,7 +12177,7 @@
       <w:tr>
         <w:tc>
           <w:tcPr>
-            <w:tcW w:type="dxa" w:w="1850"/>
+            <w:tcW w:type="dxa" w:w="1933"/>
           </w:tcPr>
           <w:p>
             <w:pPr>
@@ -11578,7 +12191,7 @@
         </w:tc>
         <w:tc>
           <w:tcPr>
-            <w:tcW w:type="dxa" w:w="7510"/>
+            <w:tcW w:type="dxa" w:w="7427"/>
           </w:tcPr>
           <w:p>
             <w:pPr>
@@ -11594,7 +12207,7 @@
       <w:tr>
         <w:tc>
           <w:tcPr>
-            <w:tcW w:type="dxa" w:w="1850"/>
+            <w:tcW w:type="dxa" w:w="1933"/>
           </w:tcPr>
           <w:p>
             <w:pPr>
@@ -11608,7 +12221,7 @@
         </w:tc>
         <w:tc>
           <w:tcPr>
-            <w:tcW w:type="dxa" w:w="7510"/>
+            <w:tcW w:type="dxa" w:w="7427"/>
           </w:tcPr>
           <w:p>
             <w:pPr>
@@ -11624,7 +12237,7 @@
       <w:tr>
         <w:tc>
           <w:tcPr>
-            <w:tcW w:type="dxa" w:w="1850"/>
+            <w:tcW w:type="dxa" w:w="1933"/>
           </w:tcPr>
           <w:p>
             <w:pPr>
@@ -11638,7 +12251,7 @@
         </w:tc>
         <w:tc>
           <w:tcPr>
-            <w:tcW w:type="dxa" w:w="7510"/>
+            <w:tcW w:type="dxa" w:w="7427"/>
           </w:tcPr>
           <w:p>
             <w:pPr>
@@ -11654,7 +12267,7 @@
       <w:tr>
         <w:tc>
           <w:tcPr>
-            <w:tcW w:type="dxa" w:w="1850"/>
+            <w:tcW w:type="dxa" w:w="1933"/>
           </w:tcPr>
           <w:p>
             <w:pPr>
@@ -11668,7 +12281,7 @@
         </w:tc>
         <w:tc>
           <w:tcPr>
-            <w:tcW w:type="dxa" w:w="7510"/>
+            <w:tcW w:type="dxa" w:w="7427"/>
           </w:tcPr>
           <w:p>
             <w:pPr>
@@ -11684,7 +12297,7 @@
       <w:tr>
         <w:tc>
           <w:tcPr>
-            <w:tcW w:type="dxa" w:w="1850"/>
+            <w:tcW w:type="dxa" w:w="1933"/>
           </w:tcPr>
           <w:p>
             <w:pPr>
@@ -11698,7 +12311,7 @@
         </w:tc>
         <w:tc>
           <w:tcPr>
-            <w:tcW w:type="dxa" w:w="7510"/>
+            <w:tcW w:type="dxa" w:w="7427"/>
           </w:tcPr>
           <w:p>
             <w:pPr>
@@ -11714,7 +12327,7 @@
       <w:tr>
         <w:tc>
           <w:tcPr>
-            <w:tcW w:type="dxa" w:w="1850"/>
+            <w:tcW w:type="dxa" w:w="1933"/>
           </w:tcPr>
           <w:p>
             <w:pPr>
@@ -11728,7 +12341,7 @@
         </w:tc>
         <w:tc>
           <w:tcPr>
-            <w:tcW w:type="dxa" w:w="7510"/>
+            <w:tcW w:type="dxa" w:w="7427"/>
           </w:tcPr>
           <w:p>
             <w:pPr>
@@ -11744,7 +12357,7 @@
       <w:tr>
         <w:tc>
           <w:tcPr>
-            <w:tcW w:type="dxa" w:w="1850"/>
+            <w:tcW w:type="dxa" w:w="1933"/>
           </w:tcPr>
           <w:p>
             <w:pPr>
@@ -11758,7 +12371,7 @@
         </w:tc>
         <w:tc>
           <w:tcPr>
-            <w:tcW w:type="dxa" w:w="7510"/>
+            <w:tcW w:type="dxa" w:w="7427"/>
           </w:tcPr>
           <w:p>
             <w:pPr>
@@ -11774,7 +12387,7 @@
       <w:tr>
         <w:tc>
           <w:tcPr>
-            <w:tcW w:type="dxa" w:w="1850"/>
+            <w:tcW w:type="dxa" w:w="1933"/>
           </w:tcPr>
           <w:p>
             <w:pPr>
@@ -11788,7 +12401,7 @@
         </w:tc>
         <w:tc>
           <w:tcPr>
-            <w:tcW w:type="dxa" w:w="7510"/>
+            <w:tcW w:type="dxa" w:w="7427"/>
           </w:tcPr>
           <w:p>
             <w:pPr>
@@ -11804,7 +12417,7 @@
       <w:tr>
         <w:tc>
           <w:tcPr>
-            <w:tcW w:type="dxa" w:w="1850"/>
+            <w:tcW w:type="dxa" w:w="1933"/>
           </w:tcPr>
           <w:p>
             <w:pPr>
@@ -11818,7 +12431,7 @@
         </w:tc>
         <w:tc>
           <w:tcPr>
-            <w:tcW w:type="dxa" w:w="7510"/>
+            <w:tcW w:type="dxa" w:w="7427"/>
           </w:tcPr>
           <w:p>
             <w:pPr>
@@ -11843,7 +12456,7 @@
       <w:tr>
         <w:tc>
           <w:tcPr>
-            <w:tcW w:type="dxa" w:w="1850"/>
+            <w:tcW w:type="dxa" w:w="1933"/>
           </w:tcPr>
           <w:p>
             <w:pPr>
@@ -11857,7 +12470,7 @@
         </w:tc>
         <w:tc>
           <w:tcPr>
-            <w:tcW w:type="dxa" w:w="7510"/>
+            <w:tcW w:type="dxa" w:w="7427"/>
           </w:tcPr>
           <w:p>
             <w:pPr>
@@ -11873,7 +12486,7 @@
       <w:tr>
         <w:tc>
           <w:tcPr>
-            <w:tcW w:type="dxa" w:w="1850"/>
+            <w:tcW w:type="dxa" w:w="1933"/>
           </w:tcPr>
           <w:p>
             <w:pPr>
@@ -11887,7 +12500,7 @@
         </w:tc>
         <w:tc>
           <w:tcPr>
-            <w:tcW w:type="dxa" w:w="7510"/>
+            <w:tcW w:type="dxa" w:w="7427"/>
           </w:tcPr>
           <w:p>
             <w:pPr>
@@ -11903,7 +12516,7 @@
       <w:tr>
         <w:tc>
           <w:tcPr>
-            <w:tcW w:type="dxa" w:w="1850"/>
+            <w:tcW w:type="dxa" w:w="1933"/>
           </w:tcPr>
           <w:p>
             <w:pPr>
@@ -11917,7 +12530,7 @@
         </w:tc>
         <w:tc>
           <w:tcPr>
-            <w:tcW w:type="dxa" w:w="7510"/>
+            <w:tcW w:type="dxa" w:w="7427"/>
           </w:tcPr>
           <w:p>
             <w:pPr>
@@ -11933,7 +12546,7 @@
       <w:tr>
         <w:tc>
           <w:tcPr>
-            <w:tcW w:type="dxa" w:w="1850"/>
+            <w:tcW w:type="dxa" w:w="1933"/>
           </w:tcPr>
           <w:p>
             <w:pPr>
@@ -11947,7 +12560,7 @@
         </w:tc>
         <w:tc>
           <w:tcPr>
-            <w:tcW w:type="dxa" w:w="7510"/>
+            <w:tcW w:type="dxa" w:w="7427"/>
           </w:tcPr>
           <w:p>
             <w:pPr>
@@ -11963,7 +12576,7 @@
       <w:tr>
         <w:tc>
           <w:tcPr>
-            <w:tcW w:type="dxa" w:w="1850"/>
+            <w:tcW w:type="dxa" w:w="1933"/>
           </w:tcPr>
           <w:p>
             <w:pPr>
@@ -11977,7 +12590,7 @@
         </w:tc>
         <w:tc>
           <w:tcPr>
-            <w:tcW w:type="dxa" w:w="7510"/>
+            <w:tcW w:type="dxa" w:w="7427"/>
           </w:tcPr>
           <w:p>
             <w:pPr>
@@ -11993,7 +12606,7 @@
       <w:tr>
         <w:tc>
           <w:tcPr>
-            <w:tcW w:type="dxa" w:w="1850"/>
+            <w:tcW w:type="dxa" w:w="1933"/>
           </w:tcPr>
           <w:p>
             <w:pPr>
@@ -12007,7 +12620,7 @@
         </w:tc>
         <w:tc>
           <w:tcPr>
-            <w:tcW w:type="dxa" w:w="7510"/>
+            <w:tcW w:type="dxa" w:w="7427"/>
           </w:tcPr>
           <w:p>
             <w:pPr>
@@ -12023,7 +12636,7 @@
       <w:tr>
         <w:tc>
           <w:tcPr>
-            <w:tcW w:type="dxa" w:w="1850"/>
+            <w:tcW w:type="dxa" w:w="1933"/>
           </w:tcPr>
           <w:p>
             <w:pPr>
@@ -12037,7 +12650,7 @@
         </w:tc>
         <w:tc>
           <w:tcPr>
-            <w:tcW w:type="dxa" w:w="7510"/>
+            <w:tcW w:type="dxa" w:w="7427"/>
           </w:tcPr>
           <w:p>
             <w:pPr>
@@ -12053,7 +12666,7 @@
       <w:tr>
         <w:tc>
           <w:tcPr>
-            <w:tcW w:type="dxa" w:w="1850"/>
+            <w:tcW w:type="dxa" w:w="1933"/>
           </w:tcPr>
           <w:p>
             <w:pPr>
@@ -12067,7 +12680,7 @@
         </w:tc>
         <w:tc>
           <w:tcPr>
-            <w:tcW w:type="dxa" w:w="7510"/>
+            <w:tcW w:type="dxa" w:w="7427"/>
           </w:tcPr>
           <w:p>
             <w:pPr>
@@ -12083,7 +12696,7 @@
       <w:tr>
         <w:tc>
           <w:tcPr>
-            <w:tcW w:type="dxa" w:w="1850"/>
+            <w:tcW w:type="dxa" w:w="1933"/>
           </w:tcPr>
           <w:p>
             <w:pPr>
@@ -12097,23 +12710,53 @@
         </w:tc>
         <w:tc>
           <w:tcPr>
-            <w:tcW w:type="dxa" w:w="7510"/>
-          </w:tcPr>
-          <w:p>
-            <w:pPr>
-              <w:pStyle w:val="Compact"/>
-              <w:jc w:val="left"/>
-            </w:pPr>
-            <w:r>
-              <w:t xml:space="preserve">かりポムの音声入力（耳）機能の名称。PC音声（Wi-Fi）／LINE IN／内蔵マイクを切替可能。PCM1808＋Pico2による拡張を開発中（第12章）。</w:t>
-            </w:r>
-          </w:p>
-        </w:tc>
-      </w:tr>
-      <w:tr>
-        <w:tc>
-          <w:tcPr>
-            <w:tcW w:type="dxa" w:w="1850"/>
+            <w:tcW w:type="dxa" w:w="7427"/>
+          </w:tcPr>
+          <w:p>
+            <w:pPr>
+              <w:pStyle w:val="Compact"/>
+              <w:jc w:val="left"/>
+            </w:pPr>
+            <w:r>
+              <w:t xml:space="preserve">かりポムの音声入力（耳）機能の名称。PC音声（Wi-Fi）／LINE IN／内蔵マイクを切替可能。PCM1808＋Pico2拡張ハードウェアの製品名でもある（第12章、詳しくはKaripom Ear設計・製作マニュアル）。</w:t>
+            </w:r>
+          </w:p>
+        </w:tc>
+      </w:tr>
+      <w:tr>
+        <w:tc>
+          <w:tcPr>
+            <w:tcW w:type="dxa" w:w="1933"/>
+          </w:tcPr>
+          <w:p>
+            <w:pPr>
+              <w:pStyle w:val="Compact"/>
+              <w:jc w:val="left"/>
+            </w:pPr>
+            <w:r>
+              <w:t xml:space="preserve">Karipom Ear 設計・製作マニュアル</w:t>
+            </w:r>
+          </w:p>
+        </w:tc>
+        <w:tc>
+          <w:tcPr>
+            <w:tcW w:type="dxa" w:w="7427"/>
+          </w:tcPr>
+          <w:p>
+            <w:pPr>
+              <w:pStyle w:val="Compact"/>
+              <w:jc w:val="left"/>
+            </w:pPr>
+            <w:r>
+              <w:t xml:space="preserve">PCM1808＋Pico2拡張（およびLINE OUT増設・Bluetooth入力オプション）の配線・回路・組み立て手順をまとめた、GitHub公開の発展編マニュアル。</w:t>
+            </w:r>
+          </w:p>
+        </w:tc>
+      </w:tr>
+      <w:tr>
+        <w:tc>
+          <w:tcPr>
+            <w:tcW w:type="dxa" w:w="1933"/>
           </w:tcPr>
           <w:p>
             <w:pPr>
@@ -12127,7 +12770,7 @@
         </w:tc>
         <w:tc>
           <w:tcPr>
-            <w:tcW w:type="dxa" w:w="7510"/>
+            <w:tcW w:type="dxa" w:w="7427"/>
           </w:tcPr>
           <w:p>
             <w:pPr>
@@ -12143,7 +12786,7 @@
       <w:tr>
         <w:tc>
           <w:tcPr>
-            <w:tcW w:type="dxa" w:w="1850"/>
+            <w:tcW w:type="dxa" w:w="1933"/>
           </w:tcPr>
           <w:p>
             <w:pPr>
@@ -12157,7 +12800,7 @@
         </w:tc>
         <w:tc>
           <w:tcPr>
-            <w:tcW w:type="dxa" w:w="7510"/>
+            <w:tcW w:type="dxa" w:w="7427"/>
           </w:tcPr>
           <w:p>
             <w:pPr>
@@ -12173,7 +12816,7 @@
       <w:tr>
         <w:tc>
           <w:tcPr>
-            <w:tcW w:type="dxa" w:w="1850"/>
+            <w:tcW w:type="dxa" w:w="1933"/>
           </w:tcPr>
           <w:p>
             <w:pPr>
@@ -12187,7 +12830,7 @@
         </w:tc>
         <w:tc>
           <w:tcPr>
-            <w:tcW w:type="dxa" w:w="7510"/>
+            <w:tcW w:type="dxa" w:w="7427"/>
           </w:tcPr>
           <w:p>
             <w:pPr>
@@ -12203,7 +12846,7 @@
       <w:tr>
         <w:tc>
           <w:tcPr>
-            <w:tcW w:type="dxa" w:w="1850"/>
+            <w:tcW w:type="dxa" w:w="1933"/>
           </w:tcPr>
           <w:p>
             <w:pPr>
@@ -12217,7 +12860,7 @@
         </w:tc>
         <w:tc>
           <w:tcPr>
-            <w:tcW w:type="dxa" w:w="7510"/>
+            <w:tcW w:type="dxa" w:w="7427"/>
           </w:tcPr>
           <w:p>
             <w:pPr>
@@ -12233,7 +12876,7 @@
       <w:tr>
         <w:tc>
           <w:tcPr>
-            <w:tcW w:type="dxa" w:w="1850"/>
+            <w:tcW w:type="dxa" w:w="1933"/>
           </w:tcPr>
           <w:p>
             <w:pPr>
@@ -12247,7 +12890,7 @@
         </w:tc>
         <w:tc>
           <w:tcPr>
-            <w:tcW w:type="dxa" w:w="7510"/>
+            <w:tcW w:type="dxa" w:w="7427"/>
           </w:tcPr>
           <w:p>
             <w:pPr>
@@ -12263,7 +12906,7 @@
       <w:tr>
         <w:tc>
           <w:tcPr>
-            <w:tcW w:type="dxa" w:w="1850"/>
+            <w:tcW w:type="dxa" w:w="1933"/>
           </w:tcPr>
           <w:p>
             <w:pPr>
@@ -12277,7 +12920,7 @@
         </w:tc>
         <w:tc>
           <w:tcPr>
-            <w:tcW w:type="dxa" w:w="7510"/>
+            <w:tcW w:type="dxa" w:w="7427"/>
           </w:tcPr>
           <w:p>
             <w:pPr>
@@ -12293,7 +12936,7 @@
       <w:tr>
         <w:tc>
           <w:tcPr>
-            <w:tcW w:type="dxa" w:w="1850"/>
+            <w:tcW w:type="dxa" w:w="1933"/>
           </w:tcPr>
           <w:p>
             <w:pPr>
@@ -12307,7 +12950,7 @@
         </w:tc>
         <w:tc>
           <w:tcPr>
-            <w:tcW w:type="dxa" w:w="7510"/>
+            <w:tcW w:type="dxa" w:w="7427"/>
           </w:tcPr>
           <w:p>
             <w:pPr>
@@ -12323,7 +12966,7 @@
       <w:tr>
         <w:tc>
           <w:tcPr>
-            <w:tcW w:type="dxa" w:w="1850"/>
+            <w:tcW w:type="dxa" w:w="1933"/>
           </w:tcPr>
           <w:p>
             <w:pPr>
@@ -12337,7 +12980,7 @@
         </w:tc>
         <w:tc>
           <w:tcPr>
-            <w:tcW w:type="dxa" w:w="7510"/>
+            <w:tcW w:type="dxa" w:w="7427"/>
           </w:tcPr>
           <w:p>
             <w:pPr>
@@ -12353,7 +12996,7 @@
       <w:tr>
         <w:tc>
           <w:tcPr>
-            <w:tcW w:type="dxa" w:w="1850"/>
+            <w:tcW w:type="dxa" w:w="1933"/>
           </w:tcPr>
           <w:p>
             <w:pPr>
@@ -12367,7 +13010,7 @@
         </w:tc>
         <w:tc>
           <w:tcPr>
-            <w:tcW w:type="dxa" w:w="7510"/>
+            <w:tcW w:type="dxa" w:w="7427"/>
           </w:tcPr>
           <w:p>
             <w:pPr>
@@ -12383,7 +13026,7 @@
       <w:tr>
         <w:tc>
           <w:tcPr>
-            <w:tcW w:type="dxa" w:w="1850"/>
+            <w:tcW w:type="dxa" w:w="1933"/>
           </w:tcPr>
           <w:p>
             <w:pPr>
@@ -12397,7 +13040,7 @@
         </w:tc>
         <w:tc>
           <w:tcPr>
-            <w:tcW w:type="dxa" w:w="7510"/>
+            <w:tcW w:type="dxa" w:w="7427"/>
           </w:tcPr>
           <w:p>
             <w:pPr>
@@ -12413,7 +13056,7 @@
       <w:tr>
         <w:tc>
           <w:tcPr>
-            <w:tcW w:type="dxa" w:w="1850"/>
+            <w:tcW w:type="dxa" w:w="1933"/>
           </w:tcPr>
           <w:p>
             <w:pPr>
@@ -12427,7 +13070,7 @@
         </w:tc>
         <w:tc>
           <w:tcPr>
-            <w:tcW w:type="dxa" w:w="7510"/>
+            <w:tcW w:type="dxa" w:w="7427"/>
           </w:tcPr>
           <w:p>
             <w:pPr>
@@ -12443,7 +13086,7 @@
       <w:tr>
         <w:tc>
           <w:tcPr>
-            <w:tcW w:type="dxa" w:w="1850"/>
+            <w:tcW w:type="dxa" w:w="1933"/>
           </w:tcPr>
           <w:p>
             <w:pPr>
@@ -12457,7 +13100,7 @@
         </w:tc>
         <w:tc>
           <w:tcPr>
-            <w:tcW w:type="dxa" w:w="7510"/>
+            <w:tcW w:type="dxa" w:w="7427"/>
           </w:tcPr>
           <w:p>
             <w:pPr>
@@ -12473,7 +13116,7 @@
       <w:tr>
         <w:tc>
           <w:tcPr>
-            <w:tcW w:type="dxa" w:w="1850"/>
+            <w:tcW w:type="dxa" w:w="1933"/>
           </w:tcPr>
           <w:p>
             <w:pPr>
@@ -12487,7 +13130,7 @@
         </w:tc>
         <w:tc>
           <w:tcPr>
-            <w:tcW w:type="dxa" w:w="7510"/>
+            <w:tcW w:type="dxa" w:w="7427"/>
           </w:tcPr>
           <w:p>
             <w:pPr>
@@ -12503,7 +13146,7 @@
       <w:tr>
         <w:tc>
           <w:tcPr>
-            <w:tcW w:type="dxa" w:w="1850"/>
+            <w:tcW w:type="dxa" w:w="1933"/>
           </w:tcPr>
           <w:p>
             <w:pPr>
@@ -12517,7 +13160,7 @@
         </w:tc>
         <w:tc>
           <w:tcPr>
-            <w:tcW w:type="dxa" w:w="7510"/>
+            <w:tcW w:type="dxa" w:w="7427"/>
           </w:tcPr>
           <w:p>
             <w:pPr>
@@ -12533,7 +13176,7 @@
       <w:tr>
         <w:tc>
           <w:tcPr>
-            <w:tcW w:type="dxa" w:w="1850"/>
+            <w:tcW w:type="dxa" w:w="1933"/>
           </w:tcPr>
           <w:p>
             <w:pPr>
@@ -12547,7 +13190,7 @@
         </w:tc>
         <w:tc>
           <w:tcPr>
-            <w:tcW w:type="dxa" w:w="7510"/>
+            <w:tcW w:type="dxa" w:w="7427"/>
           </w:tcPr>
           <w:p>
             <w:pPr>
@@ -12573,7 +13216,7 @@
         <w:pStyle w:val="FirstParagraph"/>
       </w:pPr>
       <w:r>
-        <w:t xml:space="preserve">かりポム ユーザーマニュアル Ver. 3.2</w:t>
+        <w:t xml:space="preserve">かりポム ユーザーマニュアル Ver. 4.0</w:t>
       </w:r>
       <w:r>
         <w:t xml:space="preserve"> </w:t>
@@ -13285,6 +13928,9 @@
     <w:abstractNumId w:val="991"/>
   </w:num>
   <w:num w:numId="1028">
+    <w:abstractNumId w:val="991"/>
+  </w:num>
+  <w:num w:numId="1029">
     <w:abstractNumId w:val="99411"/>
     <w:lvlOverride w:ilvl="0">
       <w:startOverride w:val="1"/>
@@ -13314,13 +13960,13 @@
       <w:startOverride w:val="1"/>
     </w:lvlOverride>
   </w:num>
-  <w:num w:numId="1029">
-    <w:abstractNumId w:val="991"/>
-  </w:num>
   <w:num w:numId="1030">
     <w:abstractNumId w:val="991"/>
   </w:num>
   <w:num w:numId="1031">
+    <w:abstractNumId w:val="991"/>
+  </w:num>
+  <w:num w:numId="1032">
     <w:abstractNumId w:val="99411"/>
     <w:lvlOverride w:ilvl="0">
       <w:startOverride w:val="1"/>
@@ -13350,9 +13996,6 @@
       <w:startOverride w:val="1"/>
     </w:lvlOverride>
   </w:num>
-  <w:num w:numId="1032">
-    <w:abstractNumId w:val="991"/>
-  </w:num>
   <w:num w:numId="1033">
     <w:abstractNumId w:val="991"/>
   </w:num>
@@ -13366,6 +14009,9 @@
     <w:abstractNumId w:val="991"/>
   </w:num>
   <w:num w:numId="1037">
+    <w:abstractNumId w:val="991"/>
+  </w:num>
+  <w:num w:numId="1038">
     <w:abstractNumId w:val="99411"/>
     <w:lvlOverride w:ilvl="0">
       <w:startOverride w:val="1"/>
@@ -13395,9 +14041,6 @@
       <w:startOverride w:val="1"/>
     </w:lvlOverride>
   </w:num>
-  <w:num w:numId="1038">
-    <w:abstractNumId w:val="991"/>
-  </w:num>
   <w:num w:numId="1039">
     <w:abstractNumId w:val="991"/>
   </w:num>
@@ -13426,6 +14069,9 @@
     <w:abstractNumId w:val="991"/>
   </w:num>
   <w:num w:numId="1048">
+    <w:abstractNumId w:val="991"/>
+  </w:num>
+  <w:num w:numId="1049">
     <w:abstractNumId w:val="99411"/>
     <w:lvlOverride w:ilvl="0">
       <w:startOverride w:val="1"/>

--- a/docs/manual/karipom_manual.docx
+++ b/docs/manual/karipom_manual.docx
@@ -51,7 +51,7 @@
         <w:t xml:space="preserve"> </w:t>
       </w:r>
       <w:r>
-        <w:t xml:space="preserve">4.0</w:t>
+        <w:t xml:space="preserve">4.1</w:t>
       </w:r>
     </w:p>
     <w:p>
@@ -221,8 +221,8 @@
         <w:tblLook w:firstRow="1"/>
       </w:tblPr>
       <w:tblGrid>
-        <w:gridCol w:w="2880"/>
-        <w:gridCol w:w="6480"/>
+        <w:gridCol w:w="3309"/>
+        <w:gridCol w:w="6051"/>
       </w:tblGrid>
       <w:tr>
         <w:trPr>
@@ -230,7 +230,7 @@
         </w:trPr>
         <w:tc>
           <w:tcPr>
-            <w:tcW w:type="dxa" w:w="2880"/>
+            <w:tcW w:type="dxa" w:w="3309"/>
             <w:tcBorders>
               <w:bottom w:val="single"/>
             </w:tcBorders>
@@ -248,7 +248,7 @@
         </w:tc>
         <w:tc>
           <w:tcPr>
-            <w:tcW w:type="dxa" w:w="6480"/>
+            <w:tcW w:type="dxa" w:w="6051"/>
             <w:tcBorders>
               <w:bottom w:val="single"/>
             </w:tcBorders>
@@ -268,7 +268,7 @@
       <w:tr>
         <w:tc>
           <w:tcPr>
-            <w:tcW w:type="dxa" w:w="2880"/>
+            <w:tcW w:type="dxa" w:w="3309"/>
           </w:tcPr>
           <w:p>
             <w:pPr>
@@ -282,7 +282,7 @@
         </w:tc>
         <w:tc>
           <w:tcPr>
-            <w:tcW w:type="dxa" w:w="6480"/>
+            <w:tcW w:type="dxa" w:w="6051"/>
           </w:tcPr>
           <w:p>
             <w:pPr>
@@ -298,7 +298,7 @@
       <w:tr>
         <w:tc>
           <w:tcPr>
-            <w:tcW w:type="dxa" w:w="2880"/>
+            <w:tcW w:type="dxa" w:w="3309"/>
           </w:tcPr>
           <w:p>
             <w:pPr>
@@ -312,7 +312,7 @@
         </w:tc>
         <w:tc>
           <w:tcPr>
-            <w:tcW w:type="dxa" w:w="6480"/>
+            <w:tcW w:type="dxa" w:w="6051"/>
           </w:tcPr>
           <w:p>
             <w:pPr>
@@ -328,51 +328,51 @@
       <w:tr>
         <w:tc>
           <w:tcPr>
-            <w:tcW w:type="dxa" w:w="2880"/>
-          </w:tcPr>
-          <w:p>
-            <w:pPr>
-              <w:pStyle w:val="Compact"/>
-              <w:jc w:val="left"/>
-            </w:pPr>
-            <w:r>
-              <w:t xml:space="preserve">Arduinoソース</w:t>
-            </w:r>
-          </w:p>
-        </w:tc>
-        <w:tc>
-          <w:tcPr>
-            <w:tcW w:type="dxa" w:w="6480"/>
-          </w:tcPr>
-          <w:p>
-            <w:pPr>
-              <w:pStyle w:val="Compact"/>
-              <w:jc w:val="left"/>
-            </w:pPr>
-            <w:r>
-              <w:t xml:space="preserve">かりポム本体（CoreS3）のファームウェアです。</w:t>
-            </w:r>
-          </w:p>
-        </w:tc>
-      </w:tr>
-      <w:tr>
-        <w:tc>
-          <w:tcPr>
-            <w:tcW w:type="dxa" w:w="2880"/>
-          </w:tcPr>
-          <w:p>
-            <w:pPr>
-              <w:pStyle w:val="Compact"/>
-              <w:jc w:val="left"/>
-            </w:pPr>
-            <w:r>
-              <w:t xml:space="preserve">Pythonソース</w:t>
-            </w:r>
-          </w:p>
-        </w:tc>
-        <w:tc>
-          <w:tcPr>
-            <w:tcW w:type="dxa" w:w="6480"/>
+            <w:tcW w:type="dxa" w:w="3309"/>
+          </w:tcPr>
+          <w:p>
+            <w:pPr>
+              <w:pStyle w:val="Compact"/>
+              <w:jc w:val="left"/>
+            </w:pPr>
+            <w:r>
+              <w:t xml:space="preserve">Arduinoファームウェア</w:t>
+            </w:r>
+          </w:p>
+        </w:tc>
+        <w:tc>
+          <w:tcPr>
+            <w:tcW w:type="dxa" w:w="6051"/>
+          </w:tcPr>
+          <w:p>
+            <w:pPr>
+              <w:pStyle w:val="Compact"/>
+              <w:jc w:val="left"/>
+            </w:pPr>
+            <w:r>
+              <w:t xml:space="preserve">かりポム本体（CoreS3）を動かす制御ソフトウェアです。</w:t>
+            </w:r>
+          </w:p>
+        </w:tc>
+      </w:tr>
+      <w:tr>
+        <w:tc>
+          <w:tcPr>
+            <w:tcW w:type="dxa" w:w="3309"/>
+          </w:tcPr>
+          <w:p>
+            <w:pPr>
+              <w:pStyle w:val="Compact"/>
+              <w:jc w:val="left"/>
+            </w:pPr>
+            <w:r>
+              <w:t xml:space="preserve">PCアプリケーション（Companion・Desktop）</w:t>
+            </w:r>
+          </w:p>
+        </w:tc>
+        <w:tc>
+          <w:tcPr>
+            <w:tcW w:type="dxa" w:w="6051"/>
           </w:tcPr>
           <w:p>
             <w:pPr>
@@ -388,21 +388,21 @@
       <w:tr>
         <w:tc>
           <w:tcPr>
-            <w:tcW w:type="dxa" w:w="2880"/>
-          </w:tcPr>
-          <w:p>
-            <w:pPr>
-              <w:pStyle w:val="Compact"/>
-              <w:jc w:val="left"/>
-            </w:pPr>
-            <w:r>
-              <w:t xml:space="preserve">3Dデータ</w:t>
-            </w:r>
-          </w:p>
-        </w:tc>
-        <w:tc>
-          <w:tcPr>
-            <w:tcW w:type="dxa" w:w="6480"/>
+            <w:tcW w:type="dxa" w:w="3309"/>
+          </w:tcPr>
+          <w:p>
+            <w:pPr>
+              <w:pStyle w:val="Compact"/>
+              <w:jc w:val="left"/>
+            </w:pPr>
+            <w:r>
+              <w:t xml:space="preserve">3Dプリントデータ</w:t>
+            </w:r>
+          </w:p>
+        </w:tc>
+        <w:tc>
+          <w:tcPr>
+            <w:tcW w:type="dxa" w:w="6051"/>
           </w:tcPr>
           <w:p>
             <w:pPr>
@@ -943,7 +943,16 @@
         <w:t xml:space="preserve">KariPom Desktop</w:t>
       </w:r>
       <w:r>
-        <w:t xml:space="preserve">は、CoreS3の実機がなくても、PCだけで「かりポム」の世界を体験できる、GitHubで公開されている姉妹プロジェクトです。</w:t>
+        <w:t xml:space="preserve">は、CoreS3を使わず、</w:t>
+      </w:r>
+      <w:r>
+        <w:rPr>
+          <w:b/>
+        </w:rPr>
+        <w:t xml:space="preserve">BBX（口パク）機能だけを独立させたスタンドアロン版</w:t>
+      </w:r>
+      <w:r>
+        <w:t xml:space="preserve">として、GitHubで公開されている姉妹プロジェクトです。CoreS3があれば体験できることの一部を代わりに見せる「体験版」ではなく、BBX機能そのものをPC単体で完結させた、独立したアプリという位置付けです。</w:t>
       </w:r>
     </w:p>
     <w:p>
@@ -1043,7 +1052,22 @@
         <w:pStyle w:val="BodyText"/>
       </w:pPr>
       <w:r>
-        <w:t xml:space="preserve">💡 実機を買う前に、まず雰囲気だけ試してみたい方にもおすすめです。</w:t>
+        <w:t xml:space="preserve">💡</w:t>
+      </w:r>
+      <w:r>
+        <w:t xml:space="preserve"> </w:t>
+      </w:r>
+      <w:r>
+        <w:rPr>
+          <w:b/>
+        </w:rPr>
+        <w:t xml:space="preserve">KariPom CompanionのKariPom BBXタブ（15.3）でも、CoreS3なしでBBXのプレビューができます。</w:t>
+      </w:r>
+      <w:r>
+        <w:t xml:space="preserve"> </w:t>
+      </w:r>
+      <w:r>
+        <w:t xml:space="preserve">KariPom Desktopは、その体験をスタンドアロンのアプリとして独立させたものとイメージすると分かりやすいです。CompanionとDesktopの違いは第15章でも図で紹介しています（15.1）。</w:t>
       </w:r>
     </w:p>
     <w:p>
@@ -1307,7 +1331,7 @@
               <w:jc w:val="left"/>
             </w:pPr>
             <w:r>
-              <w:t xml:space="preserve">かりポムとの会話・口パクをもっとも手軽に体験できる、いわば体験版（2.3）</w:t>
+              <w:t xml:space="preserve">BBX（口パク）機能だけを独立させたスタンドアロン版（2.3）</w:t>
             </w:r>
           </w:p>
         </w:tc>
@@ -1421,7 +1445,7 @@
         <w:t xml:space="preserve"> </w:t>
       </w:r>
       <w:r>
-        <w:t xml:space="preserve">— PCだけで、かりポムとの会話や口パクを気軽に体験できます。CoreS3の実機は不要です（2.3）。</w:t>
+        <w:t xml:space="preserve">— CoreS3を使わず、BBX（口パク）機能だけを独立させたスタンドアロン版です。PCだけで、かりポムとの会話や口パクを気軽に楽しめます（2.3）。</w:t>
       </w:r>
     </w:p>
     <w:p>
@@ -6415,7 +6439,6 @@
           <w:ilvl w:val="0"/>
           <w:numId w:val="1024"/>
         </w:numPr>
-        <w:pStyle w:val="Compact"/>
       </w:pPr>
       <w:r>
         <w:rPr>
@@ -6428,6 +6451,30 @@
       </w:r>
       <w:r>
         <w:t xml:space="preserve">— 拡張ハードウェアに入力した音を、外部スピーカーへも同時に出力できるようにする工作です。</w:t>
+      </w:r>
+    </w:p>
+    <w:p>
+      <w:pPr>
+        <w:numPr>
+          <w:ilvl w:val="0"/>
+          <w:numId w:val="1000"/>
+        </w:numPr>
+        <w:pStyle w:val="BlockText"/>
+      </w:pPr>
+      <w:r>
+        <w:t xml:space="preserve">📝</w:t>
+      </w:r>
+      <w:r>
+        <w:t xml:space="preserve"> </w:t>
+      </w:r>
+      <w:r>
+        <w:rPr>
+          <w:b/>
+        </w:rPr>
+        <w:t xml:space="preserve">作者注</w:t>
+      </w:r>
+      <w:r>
+        <w:t xml:space="preserve">：設計・製作手順は完成していますが、作者自身はまだ実装していません。音源機器側でLINE OUTを分岐する運用で現状十分なため、Karipom Ear本体への増設は必要としていないためです。</w:t>
       </w:r>
     </w:p>
     <w:p>
@@ -6436,7 +6483,6 @@
           <w:ilvl w:val="0"/>
           <w:numId w:val="1024"/>
         </w:numPr>
-        <w:pStyle w:val="Compact"/>
       </w:pPr>
       <w:r>
         <w:rPr>
@@ -6449,6 +6495,30 @@
       </w:r>
       <w:r>
         <w:t xml:space="preserve">— ケーブルなしで音源を入力できるようにする、設計検討段階のオプションです。</w:t>
+      </w:r>
+    </w:p>
+    <w:p>
+      <w:pPr>
+        <w:numPr>
+          <w:ilvl w:val="0"/>
+          <w:numId w:val="1000"/>
+        </w:numPr>
+        <w:pStyle w:val="BlockText"/>
+      </w:pPr>
+      <w:r>
+        <w:t xml:space="preserve">📝</w:t>
+      </w:r>
+      <w:r>
+        <w:t xml:space="preserve"> </w:t>
+      </w:r>
+      <w:r>
+        <w:rPr>
+          <w:b/>
+        </w:rPr>
+        <w:t xml:space="preserve">作者注</w:t>
+      </w:r>
+      <w:r>
+        <w:t xml:space="preserve">：入力レベル評価などの設計・検討までは完了していますが、作者自身は現在Bluetoothを搭載する予定はありません。LINE OUT構成で十分な利便性が得られており、Bluetooth入力の必要性を現時点では感じなくなったためです。設計資料としては残しています。</w:t>
       </w:r>
     </w:p>
     <w:p>
@@ -7624,6 +7694,87 @@
       </w:r>
       <w:r>
         <w:t xml:space="preserve">は、かりポムをより便利に、より楽しく使うための、PC用の統合管理ツールです。開発者向けの特別な道具ではなく、WebUI表示・音声連携・ログ確認を1つのアプリにまとめた、Windows・macOS・Linuxで日常的にお使いいただけるアプリです。1つのウィンドウに4つのタブがまとまっており、起動方法は第9章「9.3 KariPom Companionで開く（PCの場合）」のとおりです。</w:t>
+      </w:r>
+    </w:p>
+    <w:p>
+      <w:pPr>
+        <w:pStyle w:val="BodyText"/>
+      </w:pPr>
+      <w:r>
+        <w:rPr>
+          <w:b/>
+        </w:rPr>
+        <w:t xml:space="preserve">KariPom CompanionとKariPom Desktop、どちらを使えばいい？</w:t>
+      </w:r>
+      <w:r>
+        <w:t xml:space="preserve">：お手元にCoreS3があるかどうかで決まります。</w:t>
+      </w:r>
+    </w:p>
+    <w:p>
+      <w:pPr>
+        <w:pStyle w:val="SourceCode"/>
+      </w:pPr>
+      <w:r>
+        <w:rPr>
+          <w:rStyle w:val="VerbatimChar"/>
+        </w:rPr>
+        <w:t xml:space="preserve">CoreS3あり</w:t>
+      </w:r>
+      <w:r>
+        <w:br/>
+      </w:r>
+      <w:r>
+        <w:rPr>
+          <w:rStyle w:val="VerbatimChar"/>
+        </w:rPr>
+        <w:t xml:space="preserve">　↓</w:t>
+      </w:r>
+      <w:r>
+        <w:br/>
+      </w:r>
+      <w:r>
+        <w:rPr>
+          <w:rStyle w:val="VerbatimChar"/>
+        </w:rPr>
+        <w:t xml:space="preserve">KariPom Companion（本章）— WebUIやBBXなど、かりポムの全機能を利用</w:t>
+      </w:r>
+      <w:r>
+        <w:br/>
+      </w:r>
+      <w:r>
+        <w:br/>
+      </w:r>
+      <w:r>
+        <w:rPr>
+          <w:rStyle w:val="VerbatimChar"/>
+        </w:rPr>
+        <w:t xml:space="preserve">CoreS3なし</w:t>
+      </w:r>
+      <w:r>
+        <w:br/>
+      </w:r>
+      <w:r>
+        <w:rPr>
+          <w:rStyle w:val="VerbatimChar"/>
+        </w:rPr>
+        <w:t xml:space="preserve">　↓</w:t>
+      </w:r>
+      <w:r>
+        <w:br/>
+      </w:r>
+      <w:r>
+        <w:rPr>
+          <w:rStyle w:val="VerbatimChar"/>
+        </w:rPr>
+        <w:t xml:space="preserve">KariPom Desktop（2.3）— BBX（口パク）機能だけを、PC単体のスタンドアロン版で楽しむ</w:t>
+      </w:r>
+    </w:p>
+    <w:p>
+      <w:pPr>
+        <w:pStyle w:val="FirstParagraph"/>
+      </w:pPr>
+      <w:r>
+        <w:t xml:space="preserve">💡 KariPom CompanionにもCoreS3なしで使える「🐰 KariPom BBX」タブ（15.3）がありますが、こちらはCompanionというアプリの中の一機能です。CoreS3を持たず、BBXだけを独立したアプリとして楽しみたい場合はKariPom Desktopをお使いください。</w:t>
       </w:r>
     </w:p>
     <w:p>
@@ -11176,6 +11327,23 @@
         <w:rPr>
           <w:b/>
         </w:rPr>
+        <w:t xml:space="preserve">Q. Desktopだけでも遊べますか？</w:t>
+      </w:r>
+      <w:r>
+        <w:t xml:space="preserve"> </w:t>
+      </w:r>
+      <w:r>
+        <w:t xml:space="preserve">A. はい。CoreS3がなくても、DesktopだけでBBX（口パク）を楽しめます。CoreS3を導入すると、CompanionやWebUIなど、さらに多くの機能を利用できます。</w:t>
+      </w:r>
+    </w:p>
+    <w:p>
+      <w:pPr>
+        <w:pStyle w:val="BodyText"/>
+      </w:pPr>
+      <w:r>
+        <w:rPr>
+          <w:b/>
+        </w:rPr>
         <w:t xml:space="preserve">Q. 独り言の声は自分で作れますか？</w:t>
       </w:r>
       <w:r>
@@ -11381,7 +11549,7 @@
         <w:t xml:space="preserve">Karipom Ear 設計・製作マニュアル</w:t>
       </w:r>
       <w:r>
-        <w:t xml:space="preserve">」としてGitHubで公開しています。かりポム本体のArduinoソース、PC側のPythonソース、3Dプリント用データもあわせて公開しています（1.1）。</w:t>
+        <w:t xml:space="preserve">」としてGitHubで公開しています。かりポム本体のArduinoファームウェア、PCアプリケーション（Companion・Desktop）、3Dプリントデータもあわせて公開しています（1.1）。</w:t>
       </w:r>
     </w:p>
     <w:p>
@@ -11769,6 +11937,50 @@
           </w:p>
         </w:tc>
       </w:tr>
+      <w:tr>
+        <w:tc>
+          <w:tcPr>
+            <w:tcW w:type="dxa" w:w="1039"/>
+          </w:tcPr>
+          <w:p>
+            <w:pPr>
+              <w:pStyle w:val="Compact"/>
+              <w:jc w:val="left"/>
+            </w:pPr>
+            <w:r>
+              <w:t xml:space="preserve">Ver. 4.1</w:t>
+            </w:r>
+          </w:p>
+        </w:tc>
+        <w:tc>
+          <w:tcPr>
+            <w:tcW w:type="dxa" w:w="1021"/>
+          </w:tcPr>
+          <w:p>
+            <w:pPr>
+              <w:pStyle w:val="Compact"/>
+              <w:jc w:val="left"/>
+            </w:pPr>
+            <w:r>
+              <w:t xml:space="preserve">2026年8月</w:t>
+            </w:r>
+          </w:p>
+        </w:tc>
+        <w:tc>
+          <w:tcPr>
+            <w:tcW w:type="dxa" w:w="7300"/>
+          </w:tcPr>
+          <w:p>
+            <w:pPr>
+              <w:pStyle w:val="Compact"/>
+              <w:jc w:val="left"/>
+            </w:pPr>
+            <w:r>
+              <w:t xml:space="preserve">GitHub公開前の最終ブラッシュアップ。第2章のKariPom Desktopの説明を「体験版」から「BBX機能だけを独立させたスタンドアロン版」という位置付けへ修正。第15章にKariPom CompanionとKariPom Desktopの使い分けが一目でわかる比較図を追加。第12章のLINE OUT増設・Bluetooth入力（MH-M18）に、作者自身は未実装である旨と理由を記した作者注を追加。FAQに「Desktopだけでも遊べますか？」を追加。1.1のGitHub公開物一覧を「Arduinoファームウェア／PCアプリケーション（Companion・Desktop）／3Dプリントデータ」という初心者向けの表現へ統一。</w:t>
+            </w:r>
+          </w:p>
+        </w:tc>
+      </w:tr>
     </w:tbl>
     <w:p>
       <w:pPr>
@@ -13216,7 +13428,7 @@
         <w:pStyle w:val="FirstParagraph"/>
       </w:pPr>
       <w:r>
-        <w:t xml:space="preserve">かりポム ユーザーマニュアル Ver. 4.0</w:t>
+        <w:t xml:space="preserve">かりポム ユーザーマニュアル Ver. 4.1</w:t>
       </w:r>
       <w:r>
         <w:t xml:space="preserve"> </w:t>

--- a/docs/manual/karipom_manual.docx
+++ b/docs/manual/karipom_manual.docx
@@ -51,7 +51,7 @@
         <w:t xml:space="preserve"> </w:t>
       </w:r>
       <w:r>
-        <w:t xml:space="preserve">4.1</w:t>
+        <w:t xml:space="preserve">4.2</w:t>
       </w:r>
     </w:p>
     <w:p>
@@ -380,7 +380,7 @@
               <w:jc w:val="left"/>
             </w:pPr>
             <w:r>
-              <w:t xml:space="preserve">KariPom Companion・KariPom Desktopなど、PC側のプログラムです。</w:t>
+              <w:t xml:space="preserve">KariPom Companion・KariPom Desktopなど、PC側のプログラムです（詳しくは第2章）。</w:t>
             </w:r>
           </w:p>
         </w:tc>
@@ -841,7 +841,7 @@
         <w:t xml:space="preserve">BBX</w:t>
       </w:r>
       <w:r>
-        <w:t xml:space="preserve">」と呼びます。</w:t>
+        <w:t xml:space="preserve">」と呼びます。BBXは口パクだけを指す言葉ではありません。音に合わせた口パクや首振りに、音を聞き取る「Karipom Ear」、音を画面いっぱいに映し出す「Visualizer」、背景を彩る「Lighting」などの演出を組み合わせて楽しむ、かりポムならではの体験全体を指す呼び方です。</w:t>
       </w:r>
     </w:p>
     <w:p>
@@ -949,10 +949,10 @@
         <w:rPr>
           <w:b/>
         </w:rPr>
-        <w:t xml:space="preserve">BBX（口パク）機能だけを独立させたスタンドアロン版</w:t>
-      </w:r>
-      <w:r>
-        <w:t xml:space="preserve">として、GitHubで公開されている姉妹プロジェクトです。CoreS3があれば体験できることの一部を代わりに見せる「体験版」ではなく、BBX機能そのものをPC単体で完結させた、独立したアプリという位置付けです。</w:t>
+        <w:t xml:space="preserve">BBXの中核である「音に合わせた口パク」体験を独立させたスタンドアロン版</w:t>
+      </w:r>
+      <w:r>
+        <w:t xml:space="preserve">として、GitHubで公開されている姉妹プロジェクトです。CoreS3があれば体験できることの一部を代わりに見せる「体験版」ではなく、口パク体験そのものをPC単体で完結させた、独立したアプリという位置付けです（VisualizerやLightingなど、画面いっぱいの演出はCoreS3実機ならではの楽しみ方です）。</w:t>
       </w:r>
     </w:p>
     <w:p>
@@ -1052,22 +1052,7 @@
         <w:pStyle w:val="BodyText"/>
       </w:pPr>
       <w:r>
-        <w:t xml:space="preserve">💡</w:t>
-      </w:r>
-      <w:r>
-        <w:t xml:space="preserve"> </w:t>
-      </w:r>
-      <w:r>
-        <w:rPr>
-          <w:b/>
-        </w:rPr>
-        <w:t xml:space="preserve">KariPom CompanionのKariPom BBXタブ（15.3）でも、CoreS3なしでBBXのプレビューができます。</w:t>
-      </w:r>
-      <w:r>
-        <w:t xml:space="preserve"> </w:t>
-      </w:r>
-      <w:r>
-        <w:t xml:space="preserve">KariPom Desktopは、その体験をスタンドアロンのアプリとして独立させたものとイメージすると分かりやすいです。CompanionとDesktopの違いは第15章でも図で紹介しています（15.1）。</w:t>
+        <w:t xml:space="preserve">💡 KariPom CompanionとKariPom Desktop、どちらを使えばいいか迷ったときは、第15章（15.1）の比較図をご覧ください。</w:t>
       </w:r>
     </w:p>
     <w:p>
@@ -1331,7 +1316,7 @@
               <w:jc w:val="left"/>
             </w:pPr>
             <w:r>
-              <w:t xml:space="preserve">BBX（口パク）機能だけを独立させたスタンドアロン版（2.3）</w:t>
+              <w:t xml:space="preserve">BBXの中核である口パク体験を独立させたスタンドアロン版（2.3）</w:t>
             </w:r>
           </w:p>
         </w:tc>
@@ -1445,7 +1430,7 @@
         <w:t xml:space="preserve"> </w:t>
       </w:r>
       <w:r>
-        <w:t xml:space="preserve">— CoreS3を使わず、BBX（口パク）機能だけを独立させたスタンドアロン版です。PCだけで、かりポムとの会話や口パクを気軽に楽しめます（2.3）。</w:t>
+        <w:t xml:space="preserve">— CoreS3を使わず、BBXの中核である「音に合わせた口パク」体験を独立させたスタンドアロン版です。PCだけで、かりポムとの会話や口パクを気軽に楽しめます（2.3）。</w:t>
       </w:r>
     </w:p>
     <w:p>
@@ -1503,7 +1488,7 @@
         <w:pStyle w:val="BodyText"/>
       </w:pPr>
       <w:r>
-        <w:t xml:space="preserve">💡 まずは①か②から始めて、慣れてきたら③に挑戦する、という進み方がおすすめです。③はGitHubで随時アップデートされていく、発展途中の構成です。</w:t>
+        <w:t xml:space="preserve">💡 まずは①か②から始めて、慣れてきたら③に挑戦する、という進み方がおすすめです。③は今後も機能追加が予定されている、継続的にアップデート中の構成です。</w:t>
       </w:r>
     </w:p>
     <w:p>
@@ -6430,7 +6415,7 @@
         <w:pStyle w:val="BodyText"/>
       </w:pPr>
       <w:r>
-        <w:t xml:space="preserve">このマニュアルでは、さらに発展させたい方向けの任意のオプションとして、次の2つの設計資料も掲載しています。どちらも省略可能で、基本のかりポムには搭載されていません。</w:t>
+        <w:t xml:space="preserve">「Karipom Ear 設計・製作マニュアル」では、さらに発展させたい方向けの任意のオプションとして、次の2つの設計資料も掲載しています。どちらも省略可能で、基本のかりポムには搭載されていません。</w:t>
       </w:r>
     </w:p>
     <w:p>
@@ -7766,7 +7751,7 @@
         <w:rPr>
           <w:rStyle w:val="VerbatimChar"/>
         </w:rPr>
-        <w:t xml:space="preserve">KariPom Desktop（2.3）— BBX（口パク）機能だけを、PC単体のスタンドアロン版で楽しむ</w:t>
+        <w:t xml:space="preserve">KariPom Desktop（2.3）— BBXの中核である口パク体験を、PC単体のスタンドアロン版で楽しむ</w:t>
       </w:r>
     </w:p>
     <w:p>
@@ -7774,7 +7759,7 @@
         <w:pStyle w:val="FirstParagraph"/>
       </w:pPr>
       <w:r>
-        <w:t xml:space="preserve">💡 KariPom CompanionにもCoreS3なしで使える「🐰 KariPom BBX」タブ（15.3）がありますが、こちらはCompanionというアプリの中の一機能です。CoreS3を持たず、BBXだけを独立したアプリとして楽しみたい場合はKariPom Desktopをお使いください。</w:t>
+        <w:t xml:space="preserve">💡 KariPom CompanionにもCoreS3なしで使える「🐰 KariPom BBX」タブ（15.3）がありますが、こちらはCompanionというアプリの中の一機能です。CoreS3を持たず、口パク体験だけを独立したアプリとして楽しみたい場合はKariPom Desktopをお使いください。</w:t>
       </w:r>
     </w:p>
     <w:p>
@@ -11333,7 +11318,7 @@
         <w:t xml:space="preserve"> </w:t>
       </w:r>
       <w:r>
-        <w:t xml:space="preserve">A. はい。CoreS3がなくても、DesktopだけでBBX（口パク）を楽しめます。CoreS3を導入すると、CompanionやWebUIなど、さらに多くの機能を利用できます。</w:t>
+        <w:t xml:space="preserve">A. はい。CoreS3がなくても、DesktopだけでBBXの中核である口パク体験を楽しめます。CoreS3を導入すると、CompanionやWebUIなど、さらに多くの機能を利用できます。</w:t>
       </w:r>
     </w:p>
     <w:p>
@@ -11981,6 +11966,50 @@
           </w:p>
         </w:tc>
       </w:tr>
+      <w:tr>
+        <w:tc>
+          <w:tcPr>
+            <w:tcW w:type="dxa" w:w="1039"/>
+          </w:tcPr>
+          <w:p>
+            <w:pPr>
+              <w:pStyle w:val="Compact"/>
+              <w:jc w:val="left"/>
+            </w:pPr>
+            <w:r>
+              <w:t xml:space="preserve">Ver. 4.2</w:t>
+            </w:r>
+          </w:p>
+        </w:tc>
+        <w:tc>
+          <w:tcPr>
+            <w:tcW w:type="dxa" w:w="1021"/>
+          </w:tcPr>
+          <w:p>
+            <w:pPr>
+              <w:pStyle w:val="Compact"/>
+              <w:jc w:val="left"/>
+            </w:pPr>
+            <w:r>
+              <w:t xml:space="preserve">2026年8月</w:t>
+            </w:r>
+          </w:p>
+        </w:tc>
+        <w:tc>
+          <w:tcPr>
+            <w:tcW w:type="dxa" w:w="7300"/>
+          </w:tcPr>
+          <w:p>
+            <w:pPr>
+              <w:pStyle w:val="Compact"/>
+              <w:jc w:val="left"/>
+            </w:pPr>
+            <w:r>
+              <w:t xml:space="preserve">GitHub公開前の最終査読。実装済み機能が未完成に見えないよう「開発中」相当の表現を整理（本当に未実装のカメラ機能・自律会話機能は据え置き）。第2章のBBXの説明を「口パクだけでなく、首振り・Karipom Ear・Visualizer・Lightingを組み合わせた世界観全体」であることが伝わるよう補強。第2章・第15章で重複していたCompanion/Desktopの説明を整理。査読の結果、Desktopの紹介文が新しいBBXの定義と矛盾していた点（「BBX＝口パク」に読める表現）を「BBXの中核である口パク体験」という表現へ全箇所で修正。第12章の技術情報の参照先表記も明確化。</w:t>
+            </w:r>
+          </w:p>
+        </w:tc>
+      </w:tr>
     </w:tbl>
     <w:p>
       <w:pPr>
@@ -13428,7 +13457,7 @@
         <w:pStyle w:val="FirstParagraph"/>
       </w:pPr>
       <w:r>
-        <w:t xml:space="preserve">かりポム ユーザーマニュアル Ver. 4.1</w:t>
+        <w:t xml:space="preserve">かりポム ユーザーマニュアル Ver. 4.2</w:t>
       </w:r>
       <w:r>
         <w:t xml:space="preserve"> </w:t>

--- a/docs/manual/karipom_manual.docx
+++ b/docs/manual/karipom_manual.docx
@@ -51,7 +51,7 @@
         <w:t xml:space="preserve"> </w:t>
       </w:r>
       <w:r>
-        <w:t xml:space="preserve">4.2</w:t>
+        <w:t xml:space="preserve">4.3</w:t>
       </w:r>
     </w:p>
     <w:p>
@@ -336,7 +336,7 @@
               <w:jc w:val="left"/>
             </w:pPr>
             <w:r>
-              <w:t xml:space="preserve">Arduinoファームウェア</w:t>
+              <w:t xml:space="preserve">かりポム本体ソフト（Arduinoファームウェア）</w:t>
             </w:r>
           </w:p>
         </w:tc>
@@ -832,7 +832,7 @@
         <w:pStyle w:val="BodyText"/>
       </w:pPr>
       <w:r>
-        <w:t xml:space="preserve">本書では、この音楽に合わせてノリノリに動く、かりポム独自の世界観を「</w:t>
+        <w:t xml:space="preserve">本書では、「Beat Box」から着想を得て、この音楽に合わせてノリノリに動く、かりポム独自の世界観を「</w:t>
       </w:r>
       <w:r>
         <w:rPr>
@@ -841,7 +841,7 @@
         <w:t xml:space="preserve">BBX</w:t>
       </w:r>
       <w:r>
-        <w:t xml:space="preserve">」と呼びます。BBXは口パクだけを指す言葉ではありません。音に合わせた口パクや首振りに、音を聞き取る「Karipom Ear」、音を画面いっぱいに映し出す「Visualizer」、背景を彩る「Lighting」などの演出を組み合わせて楽しむ、かりポムならではの体験全体を指す呼び方です。</w:t>
+        <w:t xml:space="preserve">」と呼んでいます。BBXは口パクだけを指す言葉ではありません。音に合わせた口パクや首振りに、音を聞き取る「Karipom Ear」、音を画面いっぱいに映し出す「Visualizer」、背景を彩る「Lighting」などの演出を組み合わせて楽しむ、かりポムならではの体験全体を指す呼び方です。</w:t>
       </w:r>
     </w:p>
     <w:p>
@@ -1316,7 +1316,7 @@
               <w:jc w:val="left"/>
             </w:pPr>
             <w:r>
-              <w:t xml:space="preserve">BBXの中核である口パク体験を独立させたスタンドアロン版（2.3）</w:t>
+              <w:t xml:space="preserve">PCだけでBBXを楽しめるスタンドアロン版（2.3）</w:t>
             </w:r>
           </w:p>
         </w:tc>
@@ -1430,7 +1430,7 @@
         <w:t xml:space="preserve"> </w:t>
       </w:r>
       <w:r>
-        <w:t xml:space="preserve">— CoreS3を使わず、BBXの中核である「音に合わせた口パク」体験を独立させたスタンドアロン版です。PCだけで、かりポムとの会話や口パクを気軽に楽しめます（2.3）。</w:t>
+        <w:t xml:space="preserve">— PCだけでBBXを楽しめるスタンドアロン版です。かりポムとの会話や口パクを気軽に楽しめます（2.3）。</w:t>
       </w:r>
     </w:p>
     <w:p>
@@ -6459,7 +6459,7 @@
         <w:t xml:space="preserve">作者注</w:t>
       </w:r>
       <w:r>
-        <w:t xml:space="preserve">：設計・製作手順は完成していますが、作者自身はまだ実装していません。音源機器側でLINE OUTを分岐する運用で現状十分なため、Karipom Ear本体への増設は必要としていないためです。</w:t>
+        <w:t xml:space="preserve">：設計・製作手順は完成していますが、作者自身はまだ実装していません。CDプレーヤーやBluetoothレシーバーなど、音源機器側のLINE OUTを分岐して運用しており、現状それで十分なため、Karipom Ear本体への増設は必要としていないためです。</w:t>
       </w:r>
     </w:p>
     <w:p>
@@ -11318,7 +11318,7 @@
         <w:t xml:space="preserve"> </w:t>
       </w:r>
       <w:r>
-        <w:t xml:space="preserve">A. はい。CoreS3がなくても、DesktopだけでBBXの中核である口パク体験を楽しめます。CoreS3を導入すると、CompanionやWebUIなど、さらに多くの機能を利用できます。</w:t>
+        <w:t xml:space="preserve">A. はい。Desktopだけでも十分楽しめます。CoreS3を導入すると、CompanionやWebUIなど、さらに多くの機能を利用できます。</w:t>
       </w:r>
     </w:p>
     <w:p>
@@ -12010,6 +12010,50 @@
           </w:p>
         </w:tc>
       </w:tr>
+      <w:tr>
+        <w:tc>
+          <w:tcPr>
+            <w:tcW w:type="dxa" w:w="1039"/>
+          </w:tcPr>
+          <w:p>
+            <w:pPr>
+              <w:pStyle w:val="Compact"/>
+              <w:jc w:val="left"/>
+            </w:pPr>
+            <w:r>
+              <w:t xml:space="preserve">Ver. 4.3</w:t>
+            </w:r>
+          </w:p>
+        </w:tc>
+        <w:tc>
+          <w:tcPr>
+            <w:tcW w:type="dxa" w:w="1021"/>
+          </w:tcPr>
+          <w:p>
+            <w:pPr>
+              <w:pStyle w:val="Compact"/>
+              <w:jc w:val="left"/>
+            </w:pPr>
+            <w:r>
+              <w:t xml:space="preserve">2026年8月</w:t>
+            </w:r>
+          </w:p>
+        </w:tc>
+        <w:tc>
+          <w:tcPr>
+            <w:tcW w:type="dxa" w:w="7300"/>
+          </w:tcPr>
+          <w:p>
+            <w:pPr>
+              <w:pStyle w:val="Compact"/>
+              <w:jc w:val="left"/>
+            </w:pPr>
+            <w:r>
+              <w:t xml:space="preserve">GitHub公開前のブラッシュアップ（文章調整のみ）。用語集・第2章のBBXの説明を「Beat Boxから着想を得て、独自に名付けた」という表現へ調整し、独自呼称であることがより自然に伝わるよう修正。2.5のKariPom Desktopの説明を「PCだけでBBXを楽しめるスタンドアロン版」へ簡潔化（詳しい説明は2.3に維持）。第12章LINE OUT増設の作者注に「CDプレーヤーやBluetoothレシーバーなど」という具体例を追記。FAQ「Desktopだけでも遊べますか？」の回答を簡潔化。1.1の公開物一覧の「Arduinoファームウェア」を「かりポム本体ソフト（Arduinoファームウェア）」へ変更。章構成・ページレイアウトは変更なし。</w:t>
+            </w:r>
+          </w:p>
+        </w:tc>
+      </w:tr>
     </w:tbl>
     <w:p>
       <w:pPr>
@@ -12749,7 +12793,7 @@
               <w:jc w:val="left"/>
             </w:pPr>
             <w:r>
-              <w:t xml:space="preserve">かりポムプロジェクトで使っている独自の呼称です。「Beat Box」に由来し、音楽に合わせてノリノリに動く世界観全体を表しています（第2章）。KariPom BBXタブの名前の由来。</w:t>
+              <w:t xml:space="preserve">かりポムプロジェクトが独自に使っている呼称です。「Beat Box」から着想を得て、音楽に合わせてノリノリに動く世界観全体を表す言葉として名付けました（第2章）。KariPom BBXタブの名前の由来。</w:t>
             </w:r>
           </w:p>
         </w:tc>
@@ -13457,7 +13501,7 @@
         <w:pStyle w:val="FirstParagraph"/>
       </w:pPr>
       <w:r>
-        <w:t xml:space="preserve">かりポム ユーザーマニュアル Ver. 4.2</w:t>
+        <w:t xml:space="preserve">かりポム ユーザーマニュアル Ver. 4.3</w:t>
       </w:r>
       <w:r>
         <w:t xml:space="preserve"> </w:t>

--- a/docs/manual/karipom_manual.docx
+++ b/docs/manual/karipom_manual.docx
@@ -67,7 +67,7 @@
         <w:pStyle w:val="FirstParagraph"/>
       </w:pPr>
       <w:r>
-        <w:t xml:space="preserve">【図：表紙イラスト。ピンクとティファニーブルーのかりポム2体が並んでいる写真】</w:t>
+        <w:t xml:space="preserve">【図：表紙イラスト。作者の製作例であるピンクとティファニーブルーのかりポム2体が並んでいる写真】</w:t>
       </w:r>
     </w:p>
     <w:p>
@@ -764,25 +764,25 @@
         <w:pStyle w:val="BodyText"/>
       </w:pPr>
       <w:r>
-        <w:t xml:space="preserve">かりポムには、</w:t>
-      </w:r>
-      <w:r>
-        <w:rPr>
-          <w:b/>
-        </w:rPr>
-        <w:t xml:space="preserve">ピンク</w:t>
-      </w:r>
-      <w:r>
-        <w:t xml:space="preserve">と</w:t>
-      </w:r>
-      <w:r>
-        <w:rPr>
-          <w:b/>
-        </w:rPr>
-        <w:t xml:space="preserve">ティファニーブルー</w:t>
-      </w:r>
-      <w:r>
-        <w:t xml:space="preserve">の2色の筐体（きょうたい：本体の外側のこと）があります。中身の機能はどちらも同じです。</w:t>
+        <w:t xml:space="preserve">かりポムの筐体（きょうたい：本体の外側のこと）は3Dプリントで製作するため、色は自由に選べます。本書に登場する2台は、作者の製作例（</w:t>
+      </w:r>
+      <w:r>
+        <w:rPr>
+          <w:b/>
+        </w:rPr>
+        <w:t xml:space="preserve">ピンク機</w:t>
+      </w:r>
+      <w:r>
+        <w:t xml:space="preserve">・</w:t>
+      </w:r>
+      <w:r>
+        <w:rPr>
+          <w:b/>
+        </w:rPr>
+        <w:t xml:space="preserve">ティファニーブルー機</w:t>
+      </w:r>
+      <w:r>
+        <w:t xml:space="preserve">）です。中身の機能はどちらも同じです。</w:t>
       </w:r>
     </w:p>
     <w:p>
@@ -2816,7 +2816,7 @@
         <w:pStyle w:val="FirstParagraph"/>
       </w:pPr>
       <w:r>
-        <w:t xml:space="preserve">お手元のパッケージに、以下のものがすべて入っているかご確認ください。</w:t>
+        <w:t xml:space="preserve">かりポムを製作・使用するにあたって、以下のものをご用意ください。</w:t>
       </w:r>
     </w:p>
     <w:p>
@@ -2824,7 +2824,7 @@
         <w:pStyle w:val="BodyText"/>
       </w:pPr>
       <w:r>
-        <w:t xml:space="preserve">※本リストは標準的な構成例です。実際の同梱物はパッケージにより異なる場合があります。</w:t>
+        <w:t xml:space="preserve">※本リストは標準的な構成例です。実際に必要なものは製作方法や環境により異なる場合があります。</w:t>
       </w:r>
     </w:p>
     <w:p>
@@ -2836,7 +2836,7 @@
         <w:pStyle w:val="Compact"/>
       </w:pPr>
       <w:r>
-        <w:t xml:space="preserve">かりポム本体（ピンク または ティファニーブルー）× 1</w:t>
+        <w:t xml:space="preserve">3Dプリント筐体 × 1（色は自由に選べます。GitHubで公開している3Dプリントデータから製作します）</w:t>
       </w:r>
     </w:p>
     <w:p>
@@ -2888,7 +2888,7 @@
         <w:pStyle w:val="BodyText"/>
       </w:pPr>
       <w:r>
-        <w:t xml:space="preserve">足りないものがある場合は、お手数ですが製作者までご連絡ください。</w:t>
+        <w:t xml:space="preserve">自作にあたって不明な点がある場合は、本書や「Karipom Ear 設計・製作マニュアル」を確認するか、ChatGPTなどのAIに相談しながら進めることもおすすめです。</w:t>
       </w:r>
     </w:p>
     <w:p>
@@ -5451,7 +5451,7 @@
         <w:t xml:space="preserve">WAV形式（非圧縮）</w:t>
       </w:r>
       <w:r>
-        <w:t xml:space="preserve">の音声ファイルが使えます。MP3などの圧縮形式には対応していません。音声合成ソフトやレコーダーで書き出すときは「WAV」を選んでください。詳しい音声フォーマットの情報は、上級者向け資料をご覧ください。</w:t>
+        <w:t xml:space="preserve">の音声ファイルが使えます。MP3などの圧縮形式には対応していません。音声合成ソフトやレコーダーで書き出すときは「WAV」を選んでください。</w:t>
       </w:r>
     </w:p>
     <w:p>
@@ -11378,13 +11378,13 @@
         <w:rPr>
           <w:b/>
         </w:rPr>
-        <w:t xml:space="preserve">Q. ピンクとティファニーブルーで機能の違いはありますか？</w:t>
+        <w:t xml:space="preserve">Q. 筐体の色は決まっていますか？</w:t>
       </w:r>
       <w:r>
         <w:t xml:space="preserve"> </w:t>
       </w:r>
       <w:r>
-        <w:t xml:space="preserve">A. ありません。色以外は同じです。「かりポム」「Miss かりポム」というキャラクター表示の違いも、機能的な差はありません。</w:t>
+        <w:t xml:space="preserve">A. いいえ、自由に選べます。筐体は3Dプリントで製作するため、お好きな色・フィラメントで作れます。本書に登場するピンクとティファニーブルーは、作者が製作した2台の例です。機能に色による違いはありません。「かりポム」「Miss かりポム」というキャラクター表示の違いも、機能的な差はありません。</w:t>
       </w:r>
     </w:p>
     <w:p>

--- a/docs/manual/karipom_manual.docx
+++ b/docs/manual/karipom_manual.docx
@@ -51,7 +51,7 @@
         <w:t xml:space="preserve"> </w:t>
       </w:r>
       <w:r>
-        <w:t xml:space="preserve">4.3</w:t>
+        <w:t xml:space="preserve">4.4</w:t>
       </w:r>
     </w:p>
     <w:p>
@@ -2805,9 +2805,9 @@
       <w:pPr>
         <w:pStyle w:val="Heading1"/>
       </w:pPr>
-      <w:bookmarkStart w:id="38" w:name="第5章-内容物"/>
-      <w:r>
-        <w:t xml:space="preserve">第5章 内容物</w:t>
+      <w:bookmarkStart w:id="38" w:name="第5章-用意するもの"/>
+      <w:r>
+        <w:t xml:space="preserve">第5章 用意するもの</w:t>
       </w:r>
       <w:bookmarkEnd w:id="38"/>
     </w:p>
@@ -2816,7 +2816,7 @@
         <w:pStyle w:val="FirstParagraph"/>
       </w:pPr>
       <w:r>
-        <w:t xml:space="preserve">かりポムを製作・使用するにあたって、以下のものをご用意ください。</w:t>
+        <w:t xml:space="preserve">かりポムを製作・使用するにあたって、以下のものをご用意ください。基本のかりポムに必須のもの・工具・Karipom Ear拡張・任意のオプションに分けて説明します。</w:t>
       </w:r>
     </w:p>
     <w:p>
@@ -2825,6 +2825,1519 @@
       </w:pPr>
       <w:r>
         <w:t xml:space="preserve">※本リストは標準的な構成例です。実際に必要なものは製作方法や環境により異なる場合があります。</w:t>
+      </w:r>
+    </w:p>
+    <w:p>
+      <w:pPr>
+        <w:pStyle w:val="Heading2"/>
+      </w:pPr>
+      <w:bookmarkStart w:id="39" w:name="基本のかりポムに必要なもの"/>
+      <w:r>
+        <w:t xml:space="preserve">5.1 基本のかりポムに必要なもの</w:t>
+      </w:r>
+      <w:bookmarkEnd w:id="39"/>
+    </w:p>
+    <w:tbl>
+      <w:tblPr>
+        <w:tblStyle w:val="Table"/>
+        <w:tblW w:type="dxa" w:w="9360"/>
+        <w:tblLook w:firstRow="1"/>
+      </w:tblPr>
+      <w:tblGrid>
+        <w:gridCol w:w="964"/>
+        <w:gridCol w:w="2356"/>
+        <w:gridCol w:w="1029"/>
+        <w:gridCol w:w="5011"/>
+      </w:tblGrid>
+      <w:tr>
+        <w:trPr>
+          <w:cnfStyle w:firstRow="1"/>
+        </w:trPr>
+        <w:tc>
+          <w:tcPr>
+            <w:tcW w:type="dxa" w:w="964"/>
+            <w:tcBorders>
+              <w:bottom w:val="single"/>
+            </w:tcBorders>
+            <w:vAlign w:val="bottom"/>
+          </w:tcPr>
+          <w:p>
+            <w:pPr>
+              <w:pStyle w:val="Compact"/>
+              <w:jc w:val="left"/>
+            </w:pPr>
+            <w:r>
+              <w:t xml:space="preserve">#</w:t>
+            </w:r>
+          </w:p>
+        </w:tc>
+        <w:tc>
+          <w:tcPr>
+            <w:tcW w:type="dxa" w:w="2356"/>
+            <w:tcBorders>
+              <w:bottom w:val="single"/>
+            </w:tcBorders>
+            <w:vAlign w:val="bottom"/>
+          </w:tcPr>
+          <w:p>
+            <w:pPr>
+              <w:pStyle w:val="Compact"/>
+              <w:jc w:val="left"/>
+            </w:pPr>
+            <w:r>
+              <w:t xml:space="preserve">品目</w:t>
+            </w:r>
+          </w:p>
+        </w:tc>
+        <w:tc>
+          <w:tcPr>
+            <w:tcW w:type="dxa" w:w="1029"/>
+            <w:tcBorders>
+              <w:bottom w:val="single"/>
+            </w:tcBorders>
+            <w:vAlign w:val="bottom"/>
+          </w:tcPr>
+          <w:p>
+            <w:pPr>
+              <w:pStyle w:val="Compact"/>
+              <w:jc w:val="left"/>
+            </w:pPr>
+            <w:r>
+              <w:t xml:space="preserve">数量</w:t>
+            </w:r>
+          </w:p>
+        </w:tc>
+        <w:tc>
+          <w:tcPr>
+            <w:tcW w:type="dxa" w:w="5011"/>
+            <w:tcBorders>
+              <w:bottom w:val="single"/>
+            </w:tcBorders>
+            <w:vAlign w:val="bottom"/>
+          </w:tcPr>
+          <w:p>
+            <w:pPr>
+              <w:pStyle w:val="Compact"/>
+              <w:jc w:val="left"/>
+            </w:pPr>
+            <w:r>
+              <w:t xml:space="preserve">備考</w:t>
+            </w:r>
+          </w:p>
+        </w:tc>
+      </w:tr>
+      <w:tr>
+        <w:tc>
+          <w:tcPr>
+            <w:tcW w:type="dxa" w:w="964"/>
+          </w:tcPr>
+          <w:p>
+            <w:pPr>
+              <w:pStyle w:val="Compact"/>
+              <w:jc w:val="left"/>
+            </w:pPr>
+            <w:r>
+              <w:t xml:space="preserve">1</w:t>
+            </w:r>
+          </w:p>
+        </w:tc>
+        <w:tc>
+          <w:tcPr>
+            <w:tcW w:type="dxa" w:w="2356"/>
+          </w:tcPr>
+          <w:p>
+            <w:pPr>
+              <w:pStyle w:val="Compact"/>
+              <w:jc w:val="left"/>
+            </w:pPr>
+            <w:r>
+              <w:t xml:space="preserve">M5Stack CoreS3 - ESP32S3 IoT開発キット（DIN Base付属）</w:t>
+            </w:r>
+          </w:p>
+        </w:tc>
+        <w:tc>
+          <w:tcPr>
+            <w:tcW w:type="dxa" w:w="1029"/>
+          </w:tcPr>
+          <w:p>
+            <w:pPr>
+              <w:pStyle w:val="Compact"/>
+              <w:jc w:val="left"/>
+            </w:pPr>
+            <w:r>
+              <w:t xml:space="preserve">1</w:t>
+            </w:r>
+          </w:p>
+        </w:tc>
+        <w:tc>
+          <w:tcPr>
+            <w:tcW w:type="dxa" w:w="5011"/>
+          </w:tcPr>
+          <w:p>
+            <w:pPr>
+              <w:pStyle w:val="Compact"/>
+              <w:jc w:val="left"/>
+            </w:pPr>
+            <w:r>
+              <w:t xml:space="preserve">CoreS3は分解・改造せずそのまま使用します。付属のDIN BaseをCoreS3に装着し、Grove Port A/B/Cを利用します</w:t>
+            </w:r>
+          </w:p>
+        </w:tc>
+      </w:tr>
+      <w:tr>
+        <w:tc>
+          <w:tcPr>
+            <w:tcW w:type="dxa" w:w="964"/>
+          </w:tcPr>
+          <w:p>
+            <w:pPr>
+              <w:pStyle w:val="Compact"/>
+              <w:jc w:val="left"/>
+            </w:pPr>
+            <w:r>
+              <w:t xml:space="preserve">2</w:t>
+            </w:r>
+          </w:p>
+        </w:tc>
+        <w:tc>
+          <w:tcPr>
+            <w:tcW w:type="dxa" w:w="2356"/>
+          </w:tcPr>
+          <w:p>
+            <w:pPr>
+              <w:pStyle w:val="Compact"/>
+              <w:jc w:val="left"/>
+            </w:pPr>
+            <w:r>
+              <w:t xml:space="preserve">SG90サーボモーター</w:t>
+            </w:r>
+          </w:p>
+        </w:tc>
+        <w:tc>
+          <w:tcPr>
+            <w:tcW w:type="dxa" w:w="1029"/>
+          </w:tcPr>
+          <w:p>
+            <w:pPr>
+              <w:pStyle w:val="Compact"/>
+              <w:jc w:val="left"/>
+            </w:pPr>
+            <w:r>
+              <w:t xml:space="preserve">2</w:t>
+            </w:r>
+          </w:p>
+        </w:tc>
+        <w:tc>
+          <w:tcPr>
+            <w:tcW w:type="dxa" w:w="5011"/>
+          </w:tcPr>
+          <w:p>
+            <w:pPr>
+              <w:pStyle w:val="Compact"/>
+              <w:jc w:val="left"/>
+            </w:pPr>
+            <w:r>
+              <w:t xml:space="preserve">上下（UD）・左右（LR）用。一般的な安価なSG90で、特定メーカー・ブランドの指定はありません。付属のサーボホーンをそのまま使用します</w:t>
+            </w:r>
+          </w:p>
+        </w:tc>
+      </w:tr>
+      <w:tr>
+        <w:tc>
+          <w:tcPr>
+            <w:tcW w:type="dxa" w:w="964"/>
+          </w:tcPr>
+          <w:p>
+            <w:pPr>
+              <w:pStyle w:val="Compact"/>
+              <w:jc w:val="left"/>
+            </w:pPr>
+            <w:r>
+              <w:t xml:space="preserve">3</w:t>
+            </w:r>
+          </w:p>
+        </w:tc>
+        <w:tc>
+          <w:tcPr>
+            <w:tcW w:type="dxa" w:w="2356"/>
+          </w:tcPr>
+          <w:p>
+            <w:pPr>
+              <w:pStyle w:val="Compact"/>
+              <w:jc w:val="left"/>
+            </w:pPr>
+            <w:r>
+              <w:t xml:space="preserve">GROVE－サーボ用2分岐ケーブル</w:t>
+            </w:r>
+          </w:p>
+        </w:tc>
+        <w:tc>
+          <w:tcPr>
+            <w:tcW w:type="dxa" w:w="1029"/>
+          </w:tcPr>
+          <w:p>
+            <w:pPr>
+              <w:pStyle w:val="Compact"/>
+              <w:jc w:val="left"/>
+            </w:pPr>
+            <w:r>
+              <w:t xml:space="preserve">1</w:t>
+            </w:r>
+          </w:p>
+        </w:tc>
+        <w:tc>
+          <w:tcPr>
+            <w:tcW w:type="dxa" w:w="5011"/>
+          </w:tcPr>
+          <w:p>
+            <w:pPr>
+              <w:pStyle w:val="Compact"/>
+              <w:jc w:val="left"/>
+            </w:pPr>
+            <w:r>
+              <w:t xml:space="preserve">DIN BaseのPort Aから、SG90×2（3ピン）へ分岐して接続するために使用します</w:t>
+            </w:r>
+          </w:p>
+        </w:tc>
+      </w:tr>
+      <w:tr>
+        <w:tc>
+          <w:tcPr>
+            <w:tcW w:type="dxa" w:w="964"/>
+          </w:tcPr>
+          <w:p>
+            <w:pPr>
+              <w:pStyle w:val="Compact"/>
+              <w:jc w:val="left"/>
+            </w:pPr>
+            <w:r>
+              <w:t xml:space="preserve">4</w:t>
+            </w:r>
+          </w:p>
+        </w:tc>
+        <w:tc>
+          <w:tcPr>
+            <w:tcW w:type="dxa" w:w="2356"/>
+          </w:tcPr>
+          <w:p>
+            <w:pPr>
+              <w:pStyle w:val="Compact"/>
+              <w:jc w:val="left"/>
+            </w:pPr>
+            <w:r>
+              <w:t xml:space="preserve">Groveケーブル</w:t>
+            </w:r>
+          </w:p>
+        </w:tc>
+        <w:tc>
+          <w:tcPr>
+            <w:tcW w:type="dxa" w:w="1029"/>
+          </w:tcPr>
+          <w:p>
+            <w:pPr>
+              <w:pStyle w:val="Compact"/>
+              <w:jc w:val="left"/>
+            </w:pPr>
+            <w:r>
+              <w:t xml:space="preserve">1</w:t>
+            </w:r>
+          </w:p>
+        </w:tc>
+        <w:tc>
+          <w:tcPr>
+            <w:tcW w:type="dxa" w:w="5011"/>
+          </w:tcPr>
+          <w:p>
+            <w:pPr>
+              <w:pStyle w:val="Compact"/>
+              <w:jc w:val="left"/>
+            </w:pPr>
+            <w:r>
+              <w:t xml:space="preserve">Port B（ジョイスティック接続）用</w:t>
+            </w:r>
+          </w:p>
+        </w:tc>
+      </w:tr>
+      <w:tr>
+        <w:tc>
+          <w:tcPr>
+            <w:tcW w:type="dxa" w:w="964"/>
+          </w:tcPr>
+          <w:p>
+            <w:pPr>
+              <w:pStyle w:val="Compact"/>
+              <w:jc w:val="left"/>
+            </w:pPr>
+            <w:r>
+              <w:t xml:space="preserve">5</w:t>
+            </w:r>
+          </w:p>
+        </w:tc>
+        <w:tc>
+          <w:tcPr>
+            <w:tcW w:type="dxa" w:w="2356"/>
+          </w:tcPr>
+          <w:p>
+            <w:pPr>
+              <w:pStyle w:val="Compact"/>
+              <w:jc w:val="left"/>
+            </w:pPr>
+            <w:r>
+              <w:t xml:space="preserve">Grove ジョイスティックモジュール（Seeed Studio製）</w:t>
+            </w:r>
+          </w:p>
+        </w:tc>
+        <w:tc>
+          <w:tcPr>
+            <w:tcW w:type="dxa" w:w="1029"/>
+          </w:tcPr>
+          <w:p>
+            <w:pPr>
+              <w:pStyle w:val="Compact"/>
+              <w:jc w:val="left"/>
+            </w:pPr>
+            <w:r>
+              <w:t xml:space="preserve">1</w:t>
+            </w:r>
+          </w:p>
+        </w:tc>
+        <w:tc>
+          <w:tcPr>
+            <w:tcW w:type="dxa" w:w="5011"/>
+          </w:tcPr>
+          <w:p>
+            <w:pPr>
+              <w:pStyle w:val="Compact"/>
+              <w:jc w:val="left"/>
+            </w:pPr>
+            <w:r>
+              <w:t xml:space="preserve">秋月電子通商 販売コード109279／型番101020028（COM90133P）。Port Bで使用します</w:t>
+            </w:r>
+          </w:p>
+        </w:tc>
+      </w:tr>
+      <w:tr>
+        <w:tc>
+          <w:tcPr>
+            <w:tcW w:type="dxa" w:w="964"/>
+          </w:tcPr>
+          <w:p>
+            <w:pPr>
+              <w:pStyle w:val="Compact"/>
+              <w:jc w:val="left"/>
+            </w:pPr>
+            <w:r>
+              <w:t xml:space="preserve">6</w:t>
+            </w:r>
+          </w:p>
+        </w:tc>
+        <w:tc>
+          <w:tcPr>
+            <w:tcW w:type="dxa" w:w="2356"/>
+          </w:tcPr>
+          <w:p>
+            <w:pPr>
+              <w:pStyle w:val="Compact"/>
+              <w:jc w:val="left"/>
+            </w:pPr>
+            <w:r>
+              <w:t xml:space="preserve">microSDカード</w:t>
+            </w:r>
+          </w:p>
+        </w:tc>
+        <w:tc>
+          <w:tcPr>
+            <w:tcW w:type="dxa" w:w="1029"/>
+          </w:tcPr>
+          <w:p>
+            <w:pPr>
+              <w:pStyle w:val="Compact"/>
+              <w:jc w:val="left"/>
+            </w:pPr>
+            <w:r>
+              <w:t xml:space="preserve">1</w:t>
+            </w:r>
+          </w:p>
+        </w:tc>
+        <w:tc>
+          <w:tcPr>
+            <w:tcW w:type="dxa" w:w="5011"/>
+          </w:tcPr>
+          <w:p>
+            <w:pPr>
+              <w:pStyle w:val="Compact"/>
+              <w:jc w:val="left"/>
+            </w:pPr>
+            <w:r>
+              <w:t xml:space="preserve">Wi-Fi接続情報の保存に使用するため必須です（独り言用音声ファイル・ログにも使用）。フォーマット形式はFAT32を使用します（第17章参照）</w:t>
+            </w:r>
+          </w:p>
+        </w:tc>
+      </w:tr>
+      <w:tr>
+        <w:tc>
+          <w:tcPr>
+            <w:tcW w:type="dxa" w:w="964"/>
+          </w:tcPr>
+          <w:p>
+            <w:pPr>
+              <w:pStyle w:val="Compact"/>
+              <w:jc w:val="left"/>
+            </w:pPr>
+            <w:r>
+              <w:t xml:space="preserve">7</w:t>
+            </w:r>
+          </w:p>
+        </w:tc>
+        <w:tc>
+          <w:tcPr>
+            <w:tcW w:type="dxa" w:w="2356"/>
+          </w:tcPr>
+          <w:p>
+            <w:pPr>
+              <w:pStyle w:val="Compact"/>
+              <w:jc w:val="left"/>
+            </w:pPr>
+            <w:r>
+              <w:t xml:space="preserve">USB Type-Cケーブル（データ通信対応）</w:t>
+            </w:r>
+          </w:p>
+        </w:tc>
+        <w:tc>
+          <w:tcPr>
+            <w:tcW w:type="dxa" w:w="1029"/>
+          </w:tcPr>
+          <w:p>
+            <w:pPr>
+              <w:pStyle w:val="Compact"/>
+              <w:jc w:val="left"/>
+            </w:pPr>
+            <w:r>
+              <w:t xml:space="preserve">1</w:t>
+            </w:r>
+          </w:p>
+        </w:tc>
+        <w:tc>
+          <w:tcPr>
+            <w:tcW w:type="dxa" w:w="5011"/>
+          </w:tcPr>
+          <w:p>
+            <w:pPr>
+              <w:pStyle w:val="Compact"/>
+              <w:jc w:val="left"/>
+            </w:pPr>
+            <w:r>
+              <w:t xml:space="preserve">給電・ファームウェア書き込み用。充電専用ケーブルでは書き込みができません</w:t>
+            </w:r>
+          </w:p>
+        </w:tc>
+      </w:tr>
+      <w:tr>
+        <w:tc>
+          <w:tcPr>
+            <w:tcW w:type="dxa" w:w="964"/>
+          </w:tcPr>
+          <w:p>
+            <w:pPr>
+              <w:pStyle w:val="Compact"/>
+              <w:jc w:val="left"/>
+            </w:pPr>
+            <w:r>
+              <w:t xml:space="preserve">8</w:t>
+            </w:r>
+          </w:p>
+        </w:tc>
+        <w:tc>
+          <w:tcPr>
+            <w:tcW w:type="dxa" w:w="2356"/>
+          </w:tcPr>
+          <w:p>
+            <w:pPr>
+              <w:pStyle w:val="Compact"/>
+              <w:jc w:val="left"/>
+            </w:pPr>
+            <w:r>
+              <w:t xml:space="preserve">3Dプリント筐体一式</w:t>
+            </w:r>
+          </w:p>
+        </w:tc>
+        <w:tc>
+          <w:tcPr>
+            <w:tcW w:type="dxa" w:w="1029"/>
+          </w:tcPr>
+          <w:p>
+            <w:pPr>
+              <w:pStyle w:val="Compact"/>
+              <w:jc w:val="left"/>
+            </w:pPr>
+            <w:r>
+              <w:t xml:space="preserve">9パーツ</w:t>
+            </w:r>
+          </w:p>
+        </w:tc>
+        <w:tc>
+          <w:tcPr>
+            <w:tcW w:type="dxa" w:w="5011"/>
+          </w:tcPr>
+          <w:p>
+            <w:pPr>
+              <w:pStyle w:val="Compact"/>
+              <w:jc w:val="left"/>
+            </w:pPr>
+            <w:r>
+              <w:t xml:space="preserve">body／chest／hip／pelvis／spinal_cord／left_shoulder／right_shoulder／ears／feetの9点。GitHubで公開している3Dプリントデータ（</w:t>
+            </w:r>
+            <w:r>
+              <w:rPr>
+                <w:rStyle w:val="VerbatimChar"/>
+              </w:rPr>
+              <w:t xml:space="preserve">3d_models/</w:t>
+            </w:r>
+            <w:r>
+              <w:t xml:space="preserve">）から製作します。色は自由に選べます</w:t>
+            </w:r>
+          </w:p>
+        </w:tc>
+      </w:tr>
+      <w:tr>
+        <w:tc>
+          <w:tcPr>
+            <w:tcW w:type="dxa" w:w="964"/>
+          </w:tcPr>
+          <w:p>
+            <w:pPr>
+              <w:pStyle w:val="Compact"/>
+              <w:jc w:val="left"/>
+            </w:pPr>
+            <w:r>
+              <w:t xml:space="preserve">9</w:t>
+            </w:r>
+          </w:p>
+        </w:tc>
+        <w:tc>
+          <w:tcPr>
+            <w:tcW w:type="dxa" w:w="2356"/>
+          </w:tcPr>
+          <w:p>
+            <w:pPr>
+              <w:pStyle w:val="Compact"/>
+              <w:jc w:val="left"/>
+            </w:pPr>
+            <w:r>
+              <w:t xml:space="preserve">MF63ZZ ダブルフランジ・シールドボールベアリング（3×6×2.5mm）</w:t>
+            </w:r>
+          </w:p>
+        </w:tc>
+        <w:tc>
+          <w:tcPr>
+            <w:tcW w:type="dxa" w:w="1029"/>
+          </w:tcPr>
+          <w:p>
+            <w:pPr>
+              <w:pStyle w:val="Compact"/>
+              <w:jc w:val="left"/>
+            </w:pPr>
+            <w:r>
+              <w:t xml:space="preserve">2</w:t>
+            </w:r>
+          </w:p>
+        </w:tc>
+        <w:tc>
+          <w:tcPr>
+            <w:tcW w:type="dxa" w:w="5011"/>
+          </w:tcPr>
+          <w:p>
+            <w:pPr>
+              <w:pStyle w:val="Compact"/>
+              <w:jc w:val="left"/>
+            </w:pPr>
+            <w:r>
+              <w:t xml:space="preserve">首の左右に使用。軸は金属棒ではなく3Dプリント部品を使用します</w:t>
+            </w:r>
+          </w:p>
+        </w:tc>
+      </w:tr>
+      <w:tr>
+        <w:tc>
+          <w:tcPr>
+            <w:tcW w:type="dxa" w:w="964"/>
+          </w:tcPr>
+          <w:p>
+            <w:pPr>
+              <w:pStyle w:val="Compact"/>
+              <w:jc w:val="left"/>
+            </w:pPr>
+            <w:r>
+              <w:t xml:space="preserve">10</w:t>
+            </w:r>
+          </w:p>
+        </w:tc>
+        <w:tc>
+          <w:tcPr>
+            <w:tcW w:type="dxa" w:w="2356"/>
+          </w:tcPr>
+          <w:p>
+            <w:pPr>
+              <w:pStyle w:val="Compact"/>
+              <w:jc w:val="left"/>
+            </w:pPr>
+            <w:r>
+              <w:t xml:space="preserve">608ベアリング</w:t>
+            </w:r>
+          </w:p>
+        </w:tc>
+        <w:tc>
+          <w:tcPr>
+            <w:tcW w:type="dxa" w:w="1029"/>
+          </w:tcPr>
+          <w:p>
+            <w:pPr>
+              <w:pStyle w:val="Compact"/>
+              <w:jc w:val="left"/>
+            </w:pPr>
+            <w:r>
+              <w:t xml:space="preserve">1</w:t>
+            </w:r>
+          </w:p>
+        </w:tc>
+        <w:tc>
+          <w:tcPr>
+            <w:tcW w:type="dxa" w:w="5011"/>
+          </w:tcPr>
+          <w:p>
+            <w:pPr>
+              <w:pStyle w:val="Compact"/>
+              <w:jc w:val="left"/>
+            </w:pPr>
+            <w:r>
+              <w:t xml:space="preserve">胴体と土台の回転部分に使用。特定ブランドの指定はありません</w:t>
+            </w:r>
+          </w:p>
+        </w:tc>
+      </w:tr>
+      <w:tr>
+        <w:tc>
+          <w:tcPr>
+            <w:tcW w:type="dxa" w:w="964"/>
+          </w:tcPr>
+          <w:p>
+            <w:pPr>
+              <w:pStyle w:val="Compact"/>
+              <w:jc w:val="left"/>
+            </w:pPr>
+            <w:r>
+              <w:t xml:space="preserve">11</w:t>
+            </w:r>
+          </w:p>
+        </w:tc>
+        <w:tc>
+          <w:tcPr>
+            <w:tcW w:type="dxa" w:w="2356"/>
+          </w:tcPr>
+          <w:p>
+            <w:pPr>
+              <w:pStyle w:val="Compact"/>
+              <w:jc w:val="left"/>
+            </w:pPr>
+            <w:r>
+              <w:t xml:space="preserve">さらタッピングビス 2×8mm</w:t>
+            </w:r>
+          </w:p>
+        </w:tc>
+        <w:tc>
+          <w:tcPr>
+            <w:tcW w:type="dxa" w:w="1029"/>
+          </w:tcPr>
+          <w:p>
+            <w:pPr>
+              <w:pStyle w:val="Compact"/>
+              <w:jc w:val="left"/>
+            </w:pPr>
+            <w:r>
+              <w:t xml:space="preserve">要確認</w:t>
+            </w:r>
+          </w:p>
+        </w:tc>
+        <w:tc>
+          <w:tcPr>
+            <w:tcW w:type="dxa" w:w="5011"/>
+          </w:tcPr>
+          <w:p>
+            <w:pPr>
+              <w:pStyle w:val="Compact"/>
+              <w:jc w:val="left"/>
+            </w:pPr>
+            <w:r>
+              <w:t xml:space="preserve">組み立て全般に使用（大部分がこのサイズ）</w:t>
+            </w:r>
+          </w:p>
+        </w:tc>
+      </w:tr>
+      <w:tr>
+        <w:tc>
+          <w:tcPr>
+            <w:tcW w:type="dxa" w:w="964"/>
+          </w:tcPr>
+          <w:p>
+            <w:pPr>
+              <w:pStyle w:val="Compact"/>
+              <w:jc w:val="left"/>
+            </w:pPr>
+            <w:r>
+              <w:t xml:space="preserve">12</w:t>
+            </w:r>
+          </w:p>
+        </w:tc>
+        <w:tc>
+          <w:tcPr>
+            <w:tcW w:type="dxa" w:w="2356"/>
+          </w:tcPr>
+          <w:p>
+            <w:pPr>
+              <w:pStyle w:val="Compact"/>
+              <w:jc w:val="left"/>
+            </w:pPr>
+            <w:r>
+              <w:t xml:space="preserve">さらタッピングビス 2×10mm</w:t>
+            </w:r>
+          </w:p>
+        </w:tc>
+        <w:tc>
+          <w:tcPr>
+            <w:tcW w:type="dxa" w:w="1029"/>
+          </w:tcPr>
+          <w:p>
+            <w:pPr>
+              <w:pStyle w:val="Compact"/>
+              <w:jc w:val="left"/>
+            </w:pPr>
+            <w:r>
+              <w:t xml:space="preserve">要確認</w:t>
+            </w:r>
+          </w:p>
+        </w:tc>
+        <w:tc>
+          <w:tcPr>
+            <w:tcW w:type="dxa" w:w="5011"/>
+          </w:tcPr>
+          <w:p>
+            <w:pPr>
+              <w:pStyle w:val="Compact"/>
+              <w:jc w:val="left"/>
+            </w:pPr>
+            <w:r>
+              <w:t xml:space="preserve">組み立ての一部に使用</w:t>
+            </w:r>
+          </w:p>
+        </w:tc>
+      </w:tr>
+      <w:tr>
+        <w:tc>
+          <w:tcPr>
+            <w:tcW w:type="dxa" w:w="964"/>
+          </w:tcPr>
+          <w:p>
+            <w:pPr>
+              <w:pStyle w:val="Compact"/>
+              <w:jc w:val="left"/>
+            </w:pPr>
+            <w:r>
+              <w:t xml:space="preserve">13</w:t>
+            </w:r>
+          </w:p>
+        </w:tc>
+        <w:tc>
+          <w:tcPr>
+            <w:tcW w:type="dxa" w:w="2356"/>
+          </w:tcPr>
+          <w:p>
+            <w:pPr>
+              <w:pStyle w:val="Compact"/>
+              <w:jc w:val="left"/>
+            </w:pPr>
+            <w:r>
+              <w:t xml:space="preserve">本書（ユーザーマニュアル）</w:t>
+            </w:r>
+          </w:p>
+        </w:tc>
+        <w:tc>
+          <w:tcPr>
+            <w:tcW w:type="dxa" w:w="1029"/>
+          </w:tcPr>
+          <w:p>
+            <w:pPr>
+              <w:pStyle w:val="Compact"/>
+              <w:jc w:val="left"/>
+            </w:pPr>
+            <w:r>
+              <w:t xml:space="preserve">1</w:t>
+            </w:r>
+          </w:p>
+        </w:tc>
+        <w:tc>
+          <w:tcPr>
+            <w:tcW w:type="dxa" w:w="5011"/>
+          </w:tcPr>
+          <w:p/>
+        </w:tc>
+      </w:tr>
+    </w:tbl>
+    <w:p>
+      <w:pPr>
+        <w:pStyle w:val="BodyText"/>
+      </w:pPr>
+      <w:r>
+        <w:t xml:space="preserve">❗ ビス（#11・#12）の使用箇所・必要本数は、本書執筆時点ではまだ確定していません。組み立て時は、各3Dプリント部品の穴のサイズに合わせて、手持ちのビスで仮止めしながら進めてください。</w:t>
+      </w:r>
+    </w:p>
+    <w:p>
+      <w:pPr>
+        <w:pStyle w:val="CaptionedFigure"/>
+      </w:pPr>
+      <w:r>
+        <w:drawing>
+          <wp:inline>
+            <wp:extent cx="5334000" cy="7112000"/>
+            <wp:effectExtent b="0" l="0" r="0" t="0"/>
+            <wp:docPr descr="作者製作機の分解例（CoreS3＋DIN Base、SG90×2、ジョイスティック、Karipom Ear収納部）" title="" id="1" name="Picture"/>
+            <a:graphic>
+              <a:graphicData uri="http://schemas.openxmlformats.org/drawingml/2006/picture">
+                <pic:pic>
+                  <pic:nvPicPr>
+                    <pic:cNvPr descr="images/ch5_overall_disassembly.jpg" id="0" name="Picture"/>
+                    <pic:cNvPicPr>
+                      <a:picLocks noChangeArrowheads="1" noChangeAspect="1"/>
+                    </pic:cNvPicPr>
+                  </pic:nvPicPr>
+                  <pic:blipFill>
+                    <a:blip r:embed="rId40"/>
+                    <a:stretch>
+                      <a:fillRect/>
+                    </a:stretch>
+                  </pic:blipFill>
+                  <pic:spPr bwMode="auto">
+                    <a:xfrm>
+                      <a:off x="0" y="0"/>
+                      <a:ext cx="5334000" cy="7112000"/>
+                    </a:xfrm>
+                    <a:prstGeom prst="rect">
+                      <a:avLst/>
+                    </a:prstGeom>
+                    <a:noFill/>
+                    <a:ln w="9525">
+                      <a:noFill/>
+                      <a:headEnd/>
+                      <a:tailEnd/>
+                    </a:ln>
+                  </pic:spPr>
+                </pic:pic>
+              </a:graphicData>
+            </a:graphic>
+          </wp:inline>
+        </w:drawing>
+      </w:r>
+    </w:p>
+    <w:p>
+      <w:pPr>
+        <w:pStyle w:val="ImageCaption"/>
+      </w:pPr>
+      <w:r>
+        <w:t xml:space="preserve">作者製作機の分解例（CoreS3＋DIN Base、SG90×2、ジョイスティック、Karipom Ear収納部）</w:t>
+      </w:r>
+    </w:p>
+    <w:p>
+      <w:pPr>
+        <w:pStyle w:val="BodyText"/>
+      </w:pPr>
+      <w:r>
+        <w:t xml:space="preserve">📝 写真は作者製作機の一例です。筐体色・配線色・配線の取り回しは製作例であり、指定仕様ではありません。</w:t>
+      </w:r>
+    </w:p>
+    <w:p>
+      <w:pPr>
+        <w:pStyle w:val="Heading2"/>
+      </w:pPr>
+      <w:bookmarkStart w:id="41" w:name="工具製作用設備"/>
+      <w:r>
+        <w:t xml:space="preserve">5.2 工具・製作用設備</w:t>
+      </w:r>
+      <w:bookmarkEnd w:id="41"/>
+    </w:p>
+    <w:tbl>
+      <w:tblPr>
+        <w:tblStyle w:val="Table"/>
+        <w:tblW w:type="dxa" w:w="9360"/>
+        <w:tblLook w:firstRow="1"/>
+      </w:tblPr>
+      <w:tblGrid>
+        <w:gridCol w:w="4537"/>
+        <w:gridCol w:w="4823"/>
+      </w:tblGrid>
+      <w:tr>
+        <w:trPr>
+          <w:cnfStyle w:firstRow="1"/>
+        </w:trPr>
+        <w:tc>
+          <w:tcPr>
+            <w:tcW w:type="dxa" w:w="4537"/>
+            <w:tcBorders>
+              <w:bottom w:val="single"/>
+            </w:tcBorders>
+            <w:vAlign w:val="bottom"/>
+          </w:tcPr>
+          <w:p>
+            <w:pPr>
+              <w:pStyle w:val="Compact"/>
+              <w:jc w:val="left"/>
+            </w:pPr>
+            <w:r>
+              <w:t xml:space="preserve">品目</w:t>
+            </w:r>
+          </w:p>
+        </w:tc>
+        <w:tc>
+          <w:tcPr>
+            <w:tcW w:type="dxa" w:w="4823"/>
+            <w:tcBorders>
+              <w:bottom w:val="single"/>
+            </w:tcBorders>
+            <w:vAlign w:val="bottom"/>
+          </w:tcPr>
+          <w:p>
+            <w:pPr>
+              <w:pStyle w:val="Compact"/>
+              <w:jc w:val="left"/>
+            </w:pPr>
+            <w:r>
+              <w:t xml:space="preserve">備考</w:t>
+            </w:r>
+          </w:p>
+        </w:tc>
+      </w:tr>
+      <w:tr>
+        <w:tc>
+          <w:tcPr>
+            <w:tcW w:type="dxa" w:w="4537"/>
+          </w:tcPr>
+          <w:p>
+            <w:pPr>
+              <w:pStyle w:val="Compact"/>
+              <w:jc w:val="left"/>
+            </w:pPr>
+            <w:r>
+              <w:t xml:space="preserve">Arduino IDEをインストールしたパソコン（Windows・macOS・Linuxいずれでも可）</w:t>
+            </w:r>
+          </w:p>
+        </w:tc>
+        <w:tc>
+          <w:tcPr>
+            <w:tcW w:type="dxa" w:w="4823"/>
+          </w:tcPr>
+          <w:p>
+            <w:pPr>
+              <w:pStyle w:val="Compact"/>
+              <w:jc w:val="left"/>
+            </w:pPr>
+            <w:r>
+              <w:t xml:space="preserve">ファームウェアの書き込みに使用</w:t>
+            </w:r>
+          </w:p>
+        </w:tc>
+      </w:tr>
+      <w:tr>
+        <w:tc>
+          <w:tcPr>
+            <w:tcW w:type="dxa" w:w="4537"/>
+          </w:tcPr>
+          <w:p>
+            <w:pPr>
+              <w:pStyle w:val="Compact"/>
+              <w:jc w:val="left"/>
+            </w:pPr>
+            <w:r>
+              <w:t xml:space="preserve">USBケーブル（データ通信対応）</w:t>
+            </w:r>
+          </w:p>
+        </w:tc>
+        <w:tc>
+          <w:tcPr>
+            <w:tcW w:type="dxa" w:w="4823"/>
+          </w:tcPr>
+          <w:p>
+            <w:pPr>
+              <w:pStyle w:val="Compact"/>
+              <w:jc w:val="left"/>
+            </w:pPr>
+            <w:r>
+              <w:t xml:space="preserve">書き込み用。5.1のケーブルと兼用可</w:t>
+            </w:r>
+          </w:p>
+        </w:tc>
+      </w:tr>
+      <w:tr>
+        <w:tc>
+          <w:tcPr>
+            <w:tcW w:type="dxa" w:w="4537"/>
+          </w:tcPr>
+          <w:p>
+            <w:pPr>
+              <w:pStyle w:val="Compact"/>
+              <w:jc w:val="left"/>
+            </w:pPr>
+            <w:r>
+              <w:t xml:space="preserve">3Dプリンター、または3Dプリントサービス</w:t>
+            </w:r>
+          </w:p>
+        </w:tc>
+        <w:tc>
+          <w:tcPr>
+            <w:tcW w:type="dxa" w:w="4823"/>
+          </w:tcPr>
+          <w:p>
+            <w:pPr>
+              <w:pStyle w:val="Compact"/>
+              <w:jc w:val="left"/>
+            </w:pPr>
+            <w:r>
+              <w:t xml:space="preserve">3Dプリント筐体一式の製作用。お手持ちのプリンターがない場合は、外部の3Dプリントサービスもご利用いただけます</w:t>
+            </w:r>
+          </w:p>
+        </w:tc>
+      </w:tr>
+      <w:tr>
+        <w:tc>
+          <w:tcPr>
+            <w:tcW w:type="dxa" w:w="4537"/>
+          </w:tcPr>
+          <w:p>
+            <w:pPr>
+              <w:pStyle w:val="Compact"/>
+              <w:jc w:val="left"/>
+            </w:pPr>
+            <w:r>
+              <w:t xml:space="preserve">#1プラスドライバー（使用するビスに適合するもの）</w:t>
+            </w:r>
+          </w:p>
+        </w:tc>
+        <w:tc>
+          <w:tcPr>
+            <w:tcW w:type="dxa" w:w="4823"/>
+          </w:tcPr>
+          <w:p>
+            <w:pPr>
+              <w:pStyle w:val="Compact"/>
+              <w:jc w:val="left"/>
+            </w:pPr>
+            <w:r>
+              <w:t xml:space="preserve">組み立て用</w:t>
+            </w:r>
+          </w:p>
+        </w:tc>
+      </w:tr>
+    </w:tbl>
+    <w:p>
+      <w:pPr>
+        <w:pStyle w:val="CaptionedFigure"/>
+      </w:pPr>
+      <w:r>
+        <w:drawing>
+          <wp:inline>
+            <wp:extent cx="5334000" cy="7112000"/>
+            <wp:effectExtent b="0" l="0" r="0" t="0"/>
+            <wp:docPr descr="SG90サーボの取り付け例（サーボホーンはSG90付属のものをそのまま使用）" title="" id="1" name="Picture"/>
+            <a:graphic>
+              <a:graphicData uri="http://schemas.openxmlformats.org/drawingml/2006/picture">
+                <pic:pic>
+                  <pic:nvPicPr>
+                    <pic:cNvPr descr="images/ch5_sg90_closeup.jpg" id="0" name="Picture"/>
+                    <pic:cNvPicPr>
+                      <a:picLocks noChangeArrowheads="1" noChangeAspect="1"/>
+                    </pic:cNvPicPr>
+                  </pic:nvPicPr>
+                  <pic:blipFill>
+                    <a:blip r:embed="rId42"/>
+                    <a:stretch>
+                      <a:fillRect/>
+                    </a:stretch>
+                  </pic:blipFill>
+                  <pic:spPr bwMode="auto">
+                    <a:xfrm>
+                      <a:off x="0" y="0"/>
+                      <a:ext cx="5334000" cy="7112000"/>
+                    </a:xfrm>
+                    <a:prstGeom prst="rect">
+                      <a:avLst/>
+                    </a:prstGeom>
+                    <a:noFill/>
+                    <a:ln w="9525">
+                      <a:noFill/>
+                      <a:headEnd/>
+                      <a:tailEnd/>
+                    </a:ln>
+                  </pic:spPr>
+                </pic:pic>
+              </a:graphicData>
+            </a:graphic>
+          </wp:inline>
+        </w:drawing>
+      </w:r>
+    </w:p>
+    <w:p>
+      <w:pPr>
+        <w:pStyle w:val="ImageCaption"/>
+      </w:pPr>
+      <w:r>
+        <w:t xml:space="preserve">SG90サーボの取り付け例（サーボホーンはSG90付属のものをそのまま使用）</w:t>
+      </w:r>
+    </w:p>
+    <w:p>
+      <w:pPr>
+        <w:pStyle w:val="BodyText"/>
+      </w:pPr>
+      <w:r>
+        <w:t xml:space="preserve">📝 写真は作者製作機の一例です。</w:t>
+      </w:r>
+    </w:p>
+    <w:p>
+      <w:pPr>
+        <w:pStyle w:val="CaptionedFigure"/>
+      </w:pPr>
+      <w:r>
+        <w:drawing>
+          <wp:inline>
+            <wp:extent cx="5334000" cy="7112000"/>
+            <wp:effectExtent b="0" l="0" r="0" t="0"/>
+            <wp:docPr descr="Grove ジョイスティックモジュールの取り付け例" title="" id="1" name="Picture"/>
+            <a:graphic>
+              <a:graphicData uri="http://schemas.openxmlformats.org/drawingml/2006/picture">
+                <pic:pic>
+                  <pic:nvPicPr>
+                    <pic:cNvPr descr="images/ch5_joystick.jpg" id="0" name="Picture"/>
+                    <pic:cNvPicPr>
+                      <a:picLocks noChangeArrowheads="1" noChangeAspect="1"/>
+                    </pic:cNvPicPr>
+                  </pic:nvPicPr>
+                  <pic:blipFill>
+                    <a:blip r:embed="rId43"/>
+                    <a:stretch>
+                      <a:fillRect/>
+                    </a:stretch>
+                  </pic:blipFill>
+                  <pic:spPr bwMode="auto">
+                    <a:xfrm>
+                      <a:off x="0" y="0"/>
+                      <a:ext cx="5334000" cy="7112000"/>
+                    </a:xfrm>
+                    <a:prstGeom prst="rect">
+                      <a:avLst/>
+                    </a:prstGeom>
+                    <a:noFill/>
+                    <a:ln w="9525">
+                      <a:noFill/>
+                      <a:headEnd/>
+                      <a:tailEnd/>
+                    </a:ln>
+                  </pic:spPr>
+                </pic:pic>
+              </a:graphicData>
+            </a:graphic>
+          </wp:inline>
+        </w:drawing>
+      </w:r>
+    </w:p>
+    <w:p>
+      <w:pPr>
+        <w:pStyle w:val="ImageCaption"/>
+      </w:pPr>
+      <w:r>
+        <w:t xml:space="preserve">Grove ジョイスティックモジュールの取り付け例</w:t>
+      </w:r>
+    </w:p>
+    <w:p>
+      <w:pPr>
+        <w:pStyle w:val="BodyText"/>
+      </w:pPr>
+      <w:r>
+        <w:t xml:space="preserve">📝 写真は作者製作機の一例です。</w:t>
+      </w:r>
+    </w:p>
+    <w:p>
+      <w:pPr>
+        <w:pStyle w:val="Heading2"/>
+      </w:pPr>
+      <w:bookmarkStart w:id="44" w:name="karipom-ear音声入力拡張を使う場合"/>
+      <w:r>
+        <w:t xml:space="preserve">5.3 Karipom Ear（音声入力拡張）を使う場合</w:t>
+      </w:r>
+      <w:bookmarkEnd w:id="44"/>
+    </w:p>
+    <w:p>
+      <w:pPr>
+        <w:pStyle w:val="FirstParagraph"/>
+      </w:pPr>
+      <w:r>
+        <w:t xml:space="preserve">PCを使わずにBBX（音に反応するかりポムの世界）を楽しみたい場合は、Karipom Ear拡張（第12章）を追加します。主な部品は次のとおりです。</w:t>
+      </w:r>
+    </w:p>
+    <w:tbl>
+      <w:tblPr>
+        <w:tblStyle w:val="Table"/>
+        <w:tblW w:type="dxa" w:w="9360"/>
+        <w:tblLook w:firstRow="1"/>
+      </w:tblPr>
+      <w:tblGrid>
+        <w:gridCol w:w="4050"/>
+        <w:gridCol w:w="5310"/>
+      </w:tblGrid>
+      <w:tr>
+        <w:trPr>
+          <w:cnfStyle w:firstRow="1"/>
+        </w:trPr>
+        <w:tc>
+          <w:tcPr>
+            <w:tcW w:type="dxa" w:w="4050"/>
+            <w:tcBorders>
+              <w:bottom w:val="single"/>
+            </w:tcBorders>
+            <w:vAlign w:val="bottom"/>
+          </w:tcPr>
+          <w:p>
+            <w:pPr>
+              <w:pStyle w:val="Compact"/>
+              <w:jc w:val="left"/>
+            </w:pPr>
+            <w:r>
+              <w:t xml:space="preserve">品目</w:t>
+            </w:r>
+          </w:p>
+        </w:tc>
+        <w:tc>
+          <w:tcPr>
+            <w:tcW w:type="dxa" w:w="5310"/>
+            <w:tcBorders>
+              <w:bottom w:val="single"/>
+            </w:tcBorders>
+            <w:vAlign w:val="bottom"/>
+          </w:tcPr>
+          <w:p>
+            <w:pPr>
+              <w:pStyle w:val="Compact"/>
+              <w:jc w:val="left"/>
+            </w:pPr>
+            <w:r>
+              <w:t xml:space="preserve">備考</w:t>
+            </w:r>
+          </w:p>
+        </w:tc>
+      </w:tr>
+      <w:tr>
+        <w:tc>
+          <w:tcPr>
+            <w:tcW w:type="dxa" w:w="4050"/>
+          </w:tcPr>
+          <w:p>
+            <w:pPr>
+              <w:pStyle w:val="Compact"/>
+              <w:jc w:val="left"/>
+            </w:pPr>
+            <w:r>
+              <w:t xml:space="preserve">PCM1808搭載I2S ADC基板</w:t>
+            </w:r>
+          </w:p>
+        </w:tc>
+        <w:tc>
+          <w:tcPr>
+            <w:tcW w:type="dxa" w:w="5310"/>
+          </w:tcPr>
+          <w:p>
+            <w:pPr>
+              <w:pStyle w:val="Compact"/>
+              <w:jc w:val="left"/>
+            </w:pPr>
+            <w:r>
+              <w:t xml:space="preserve">3.5mmライン入力・I2S出力・DC5V駆動のもの</w:t>
+            </w:r>
+          </w:p>
+        </w:tc>
+      </w:tr>
+      <w:tr>
+        <w:tc>
+          <w:tcPr>
+            <w:tcW w:type="dxa" w:w="4050"/>
+          </w:tcPr>
+          <w:p>
+            <w:pPr>
+              <w:pStyle w:val="Compact"/>
+              <w:jc w:val="left"/>
+            </w:pPr>
+            <w:r>
+              <w:t xml:space="preserve">Raspberry Pi Pico 2 H（ピンヘッダ実装済み完成品）</w:t>
+            </w:r>
+          </w:p>
+        </w:tc>
+        <w:tc>
+          <w:tcPr>
+            <w:tcW w:type="dxa" w:w="5310"/>
+          </w:tcPr>
+          <w:p/>
+        </w:tc>
+      </w:tr>
+      <w:tr>
+        <w:tc>
+          <w:tcPr>
+            <w:tcW w:type="dxa" w:w="4050"/>
+          </w:tcPr>
+          <w:p>
+            <w:pPr>
+              <w:pStyle w:val="Compact"/>
+              <w:jc w:val="left"/>
+            </w:pPr>
+            <w:r>
+              <w:t xml:space="preserve">Grove－デュポン変換ケーブル</w:t>
+            </w:r>
+          </w:p>
+        </w:tc>
+        <w:tc>
+          <w:tcPr>
+            <w:tcW w:type="dxa" w:w="5310"/>
+          </w:tcPr>
+          <w:p>
+            <w:pPr>
+              <w:pStyle w:val="Compact"/>
+              <w:jc w:val="left"/>
+            </w:pPr>
+            <w:r>
+              <w:t xml:space="preserve">CoreS3（DIN Base）のPort CとKaripom Ear回路を接続するために使用</w:t>
+            </w:r>
+          </w:p>
+        </w:tc>
+      </w:tr>
+      <w:tr>
+        <w:tc>
+          <w:tcPr>
+            <w:tcW w:type="dxa" w:w="4050"/>
+          </w:tcPr>
+          <w:p>
+            <w:pPr>
+              <w:pStyle w:val="Compact"/>
+              <w:jc w:val="left"/>
+            </w:pPr>
+            <w:r>
+              <w:t xml:space="preserve">ジャンパーワイヤー</w:t>
+            </w:r>
+          </w:p>
+        </w:tc>
+        <w:tc>
+          <w:tcPr>
+            <w:tcW w:type="dxa" w:w="5310"/>
+          </w:tcPr>
+          <w:p>
+            <w:pPr>
+              <w:pStyle w:val="Compact"/>
+              <w:jc w:val="left"/>
+            </w:pPr>
+            <w:r>
+              <w:t xml:space="preserve">PCM1808とPico 2 H間の配線に使用（Grove－デュポン変換ケーブルとは別の用途です）</w:t>
+            </w:r>
+          </w:p>
+        </w:tc>
+      </w:tr>
+    </w:tbl>
+    <w:p>
+      <w:pPr>
+        <w:pStyle w:val="BodyText"/>
+      </w:pPr>
+      <w:r>
+        <w:t xml:space="preserve">詳しい部品表・配線図・組み立て手順は「Karipom Ear 設計・製作マニュアル」をご覧ください。</w:t>
+      </w:r>
+    </w:p>
+    <w:p>
+      <w:pPr>
+        <w:pStyle w:val="BodyText"/>
+      </w:pPr>
+      <w:r>
+        <w:t xml:space="preserve">💡 同じ「PCM1808搭載I2S ADC基板」でも、販売元により端子配置やジャンパー設定が異なる場合があります。Karipom Ear設計・製作マニュアルの配線図・ジャンパー設定と、お手元の基板が一致しているか確認してからご使用ください。</w:t>
+      </w:r>
+    </w:p>
+    <w:p>
+      <w:pPr>
+        <w:pStyle w:val="CaptionedFigure"/>
+      </w:pPr>
+      <w:r>
+        <w:drawing>
+          <wp:inline>
+            <wp:extent cx="5334000" cy="7112000"/>
+            <wp:effectExtent b="0" l="0" r="0" t="0"/>
+            <wp:docPr descr="Karipom Ear収納部の一例（PCM1808基板・Raspberry Pi Pico 2 H）" title="" id="1" name="Picture"/>
+            <a:graphic>
+              <a:graphicData uri="http://schemas.openxmlformats.org/drawingml/2006/picture">
+                <pic:pic>
+                  <pic:nvPicPr>
+                    <pic:cNvPr descr="images/ch5_ear_compartment.jpg" id="0" name="Picture"/>
+                    <pic:cNvPicPr>
+                      <a:picLocks noChangeArrowheads="1" noChangeAspect="1"/>
+                    </pic:cNvPicPr>
+                  </pic:nvPicPr>
+                  <pic:blipFill>
+                    <a:blip r:embed="rId45"/>
+                    <a:stretch>
+                      <a:fillRect/>
+                    </a:stretch>
+                  </pic:blipFill>
+                  <pic:spPr bwMode="auto">
+                    <a:xfrm>
+                      <a:off x="0" y="0"/>
+                      <a:ext cx="5334000" cy="7112000"/>
+                    </a:xfrm>
+                    <a:prstGeom prst="rect">
+                      <a:avLst/>
+                    </a:prstGeom>
+                    <a:noFill/>
+                    <a:ln w="9525">
+                      <a:noFill/>
+                      <a:headEnd/>
+                      <a:tailEnd/>
+                    </a:ln>
+                  </pic:spPr>
+                </pic:pic>
+              </a:graphicData>
+            </a:graphic>
+          </wp:inline>
+        </w:drawing>
+      </w:r>
+    </w:p>
+    <w:p>
+      <w:pPr>
+        <w:pStyle w:val="ImageCaption"/>
+      </w:pPr>
+      <w:r>
+        <w:t xml:space="preserve">Karipom Ear収納部の一例（PCM1808基板・Raspberry Pi Pico 2 H）</w:t>
+      </w:r>
+    </w:p>
+    <w:p>
+      <w:pPr>
+        <w:pStyle w:val="BodyText"/>
+      </w:pPr>
+      <w:r>
+        <w:t xml:space="preserve">📝 写真は作者製作機の一例です。配線の色・取り回しは指定仕様ではありません。</w:t>
+      </w:r>
+    </w:p>
+    <w:p>
+      <w:pPr>
+        <w:pStyle w:val="Heading2"/>
+      </w:pPr>
+      <w:bookmarkStart w:id="46" w:name="任意のオプション"/>
+      <w:r>
+        <w:t xml:space="preserve">5.4 任意のオプション</w:t>
+      </w:r>
+      <w:bookmarkEnd w:id="46"/>
+    </w:p>
+    <w:p>
+      <w:pPr>
+        <w:pStyle w:val="FirstParagraph"/>
+      </w:pPr>
+      <w:r>
+        <w:t xml:space="preserve">Karipom Earをさらに発展させたい方向けに、以下の設計資料も公開しています。いずれも省略可能で、基本のかりポムには搭載されていません。</w:t>
       </w:r>
     </w:p>
     <w:p>
@@ -2836,7 +4349,16 @@
         <w:pStyle w:val="Compact"/>
       </w:pPr>
       <w:r>
-        <w:t xml:space="preserve">3Dプリント筐体 × 1（色は自由に選べます。GitHubで公開している3Dプリントデータから製作します）</w:t>
+        <w:rPr>
+          <w:b/>
+        </w:rPr>
+        <w:t xml:space="preserve">LINE OUT増設</w:t>
+      </w:r>
+      <w:r>
+        <w:t xml:space="preserve"> </w:t>
+      </w:r>
+      <w:r>
+        <w:t xml:space="preserve">— Karipom Earに入力した音を外部スピーカーへも同時に出力できるようにする工作です。</w:t>
       </w:r>
     </w:p>
     <w:p>
@@ -2848,31 +4370,16 @@
         <w:pStyle w:val="Compact"/>
       </w:pPr>
       <w:r>
-        <w:t xml:space="preserve">microSDカード（音声ファイル用。本体に挿入済みの場合があります）</w:t>
-      </w:r>
-    </w:p>
-    <w:p>
-      <w:pPr>
-        <w:numPr>
-          <w:ilvl w:val="0"/>
-          <w:numId w:val="1008"/>
-        </w:numPr>
-        <w:pStyle w:val="Compact"/>
-      </w:pPr>
-      <w:r>
-        <w:t xml:space="preserve">USB Type-Cケーブル（給電用）</w:t>
-      </w:r>
-    </w:p>
-    <w:p>
-      <w:pPr>
-        <w:numPr>
-          <w:ilvl w:val="0"/>
-          <w:numId w:val="1008"/>
-        </w:numPr>
-        <w:pStyle w:val="Compact"/>
-      </w:pPr>
-      <w:r>
-        <w:t xml:space="preserve">本書（ユーザーマニュアル）</w:t>
+        <w:rPr>
+          <w:b/>
+        </w:rPr>
+        <w:t xml:space="preserve">Bluetooth入力（MH-M18）</w:t>
+      </w:r>
+      <w:r>
+        <w:t xml:space="preserve"> </w:t>
+      </w:r>
+      <w:r>
+        <w:t xml:space="preserve">— ケーブルなしで音源を入力できるようにする、設計検討まで完了しているオプションです。</w:t>
       </w:r>
     </w:p>
     <w:p>
@@ -2880,7 +4387,7 @@
         <w:pStyle w:val="FirstParagraph"/>
       </w:pPr>
       <w:r>
-        <w:t xml:space="preserve">【図：内容物一覧の写真】</w:t>
+        <w:t xml:space="preserve">いずれも詳しい部品表・手順は「Karipom Ear 設計・製作マニュアル」に掲載しています。</w:t>
       </w:r>
     </w:p>
     <w:p>
@@ -2900,11 +4407,11 @@
       <w:pPr>
         <w:pStyle w:val="Heading1"/>
       </w:pPr>
-      <w:bookmarkStart w:id="39" w:name="第6章-各部名称"/>
+      <w:bookmarkStart w:id="47" w:name="第6章-各部名称"/>
       <w:r>
         <w:t xml:space="preserve">第6章 各部名称</w:t>
       </w:r>
-      <w:bookmarkEnd w:id="39"/>
+      <w:bookmarkEnd w:id="47"/>
     </w:p>
     <w:p>
       <w:pPr>
@@ -3454,11 +4961,11 @@
       <w:pPr>
         <w:pStyle w:val="Heading1"/>
       </w:pPr>
-      <w:bookmarkStart w:id="40" w:name="第7章-初回セットアップ"/>
+      <w:bookmarkStart w:id="48" w:name="第7章-初回セットアップ"/>
       <w:r>
         <w:t xml:space="preserve">第7章 初回セットアップ</w:t>
       </w:r>
-      <w:bookmarkEnd w:id="40"/>
+      <w:bookmarkEnd w:id="48"/>
     </w:p>
     <w:p>
       <w:pPr>
@@ -3472,11 +4979,11 @@
       <w:pPr>
         <w:pStyle w:val="Heading2"/>
       </w:pPr>
-      <w:bookmarkStart w:id="41" w:name="準備するもの"/>
+      <w:bookmarkStart w:id="49" w:name="準備するもの"/>
       <w:r>
         <w:t xml:space="preserve">7.1 準備するもの</w:t>
       </w:r>
-      <w:bookmarkEnd w:id="41"/>
+      <w:bookmarkEnd w:id="49"/>
     </w:p>
     <w:p>
       <w:pPr>
@@ -3571,11 +5078,11 @@
       <w:pPr>
         <w:pStyle w:val="Heading2"/>
       </w:pPr>
-      <w:bookmarkStart w:id="42" w:name="設置場所を決める"/>
+      <w:bookmarkStart w:id="50" w:name="設置場所を決める"/>
       <w:r>
         <w:t xml:space="preserve">7.2 設置場所を決める</w:t>
       </w:r>
-      <w:bookmarkEnd w:id="42"/>
+      <w:bookmarkEnd w:id="50"/>
     </w:p>
     <w:p>
       <w:pPr>
@@ -3617,11 +5124,11 @@
       <w:pPr>
         <w:pStyle w:val="Heading2"/>
       </w:pPr>
-      <w:bookmarkStart w:id="43" w:name="sdカードの確認"/>
+      <w:bookmarkStart w:id="51" w:name="sdカードの確認"/>
       <w:r>
         <w:t xml:space="preserve">7.3 SDカードの確認</w:t>
       </w:r>
-      <w:bookmarkEnd w:id="43"/>
+      <w:bookmarkEnd w:id="51"/>
     </w:p>
     <w:p>
       <w:pPr>
@@ -3694,11 +5201,11 @@
       <w:pPr>
         <w:pStyle w:val="Heading2"/>
       </w:pPr>
-      <w:bookmarkStart w:id="44" w:name="電源を入れる"/>
+      <w:bookmarkStart w:id="52" w:name="電源を入れる"/>
       <w:r>
         <w:t xml:space="preserve">7.4 電源を入れる</w:t>
       </w:r>
-      <w:bookmarkEnd w:id="44"/>
+      <w:bookmarkEnd w:id="52"/>
     </w:p>
     <w:p>
       <w:pPr>
@@ -3769,11 +5276,11 @@
       <w:pPr>
         <w:pStyle w:val="Heading1"/>
       </w:pPr>
-      <w:bookmarkStart w:id="45" w:name="第8章-wi-fi設定"/>
+      <w:bookmarkStart w:id="53" w:name="第8章-wi-fi設定"/>
       <w:r>
         <w:t xml:space="preserve">第8章 Wi-Fi設定</w:t>
       </w:r>
-      <w:bookmarkEnd w:id="45"/>
+      <w:bookmarkEnd w:id="53"/>
     </w:p>
     <w:p>
       <w:pPr>
@@ -3787,11 +5294,11 @@
       <w:pPr>
         <w:pStyle w:val="Heading2"/>
       </w:pPr>
-      <w:bookmarkStart w:id="46" w:name="接続のしくみ"/>
+      <w:bookmarkStart w:id="54" w:name="接続のしくみ"/>
       <w:r>
         <w:t xml:space="preserve">8.1 接続のしくみ</w:t>
       </w:r>
-      <w:bookmarkEnd w:id="46"/>
+      <w:bookmarkEnd w:id="54"/>
     </w:p>
     <w:p>
       <w:pPr>
@@ -3837,11 +5344,11 @@
       <w:pPr>
         <w:pStyle w:val="Heading2"/>
       </w:pPr>
-      <w:bookmarkStart w:id="47" w:name="初回のwi-fi設定apモードでの設定"/>
+      <w:bookmarkStart w:id="55" w:name="初回のwi-fi設定apモードでの設定"/>
       <w:r>
         <w:t xml:space="preserve">8.2 初回のWi-Fi設定（APモードでの設定）</w:t>
       </w:r>
-      <w:bookmarkEnd w:id="47"/>
+      <w:bookmarkEnd w:id="55"/>
     </w:p>
     <w:p>
       <w:pPr>
@@ -3895,11 +5402,11 @@
       <w:pPr>
         <w:pStyle w:val="Heading2"/>
       </w:pPr>
-      <w:bookmarkStart w:id="48" w:name="ipアドレスの確認"/>
+      <w:bookmarkStart w:id="56" w:name="ipアドレスの確認"/>
       <w:r>
         <w:t xml:space="preserve">8.3 IPアドレスの確認</w:t>
       </w:r>
-      <w:bookmarkEnd w:id="48"/>
+      <w:bookmarkEnd w:id="56"/>
     </w:p>
     <w:p>
       <w:pPr>
@@ -4015,11 +5522,11 @@
       <w:pPr>
         <w:pStyle w:val="Heading2"/>
       </w:pPr>
-      <w:bookmarkStart w:id="49" w:name="接続できたかの確認"/>
+      <w:bookmarkStart w:id="57" w:name="接続できたかの確認"/>
       <w:r>
         <w:t xml:space="preserve">8.4 接続できたかの確認</w:t>
       </w:r>
-      <w:bookmarkEnd w:id="49"/>
+      <w:bookmarkEnd w:id="57"/>
     </w:p>
     <w:p>
       <w:pPr>
@@ -4115,21 +5622,21 @@
       <w:pPr>
         <w:pStyle w:val="Heading1"/>
       </w:pPr>
-      <w:bookmarkStart w:id="50" w:name="第9章-webuiの使い方"/>
+      <w:bookmarkStart w:id="58" w:name="第9章-webuiの使い方"/>
       <w:r>
         <w:t xml:space="preserve">第9章 WebUIの使い方</w:t>
       </w:r>
-      <w:bookmarkEnd w:id="50"/>
+      <w:bookmarkEnd w:id="58"/>
     </w:p>
     <w:p>
       <w:pPr>
         <w:pStyle w:val="Heading2"/>
       </w:pPr>
-      <w:bookmarkStart w:id="51" w:name="webuiとは"/>
+      <w:bookmarkStart w:id="59" w:name="webuiとは"/>
       <w:r>
         <w:t xml:space="preserve">9.1 WebUIとは</w:t>
       </w:r>
-      <w:bookmarkEnd w:id="51"/>
+      <w:bookmarkEnd w:id="59"/>
     </w:p>
     <w:p>
       <w:pPr>
@@ -4193,11 +5700,11 @@
       <w:pPr>
         <w:pStyle w:val="Heading2"/>
       </w:pPr>
-      <w:bookmarkStart w:id="52" w:name="ブラウザで直接開くスマホパソコン"/>
+      <w:bookmarkStart w:id="60" w:name="ブラウザで直接開くスマホパソコン"/>
       <w:r>
         <w:t xml:space="preserve">9.2 ブラウザで直接開く（スマホ・パソコン）</w:t>
       </w:r>
-      <w:bookmarkEnd w:id="52"/>
+      <w:bookmarkEnd w:id="60"/>
     </w:p>
     <w:p>
       <w:pPr>
@@ -4219,11 +5726,11 @@
       <w:pPr>
         <w:pStyle w:val="Heading2"/>
       </w:pPr>
-      <w:bookmarkStart w:id="53" w:name="karipom-companionで開くpcの場合"/>
+      <w:bookmarkStart w:id="61" w:name="karipom-companionで開くpcの場合"/>
       <w:r>
         <w:t xml:space="preserve">9.3 KariPom Companionで開く（PCの場合）</w:t>
       </w:r>
-      <w:bookmarkEnd w:id="53"/>
+      <w:bookmarkEnd w:id="61"/>
     </w:p>
     <w:p>
       <w:pPr>
@@ -4415,11 +5922,11 @@
       <w:pPr>
         <w:pStyle w:val="Heading2"/>
       </w:pPr>
-      <w:bookmarkStart w:id="54" w:name="ページ一覧"/>
+      <w:bookmarkStart w:id="62" w:name="ページ一覧"/>
       <w:r>
         <w:t xml:space="preserve">9.4 ページ一覧</w:t>
       </w:r>
-      <w:bookmarkEnd w:id="54"/>
+      <w:bookmarkEnd w:id="62"/>
     </w:p>
     <w:p>
       <w:pPr>
@@ -4935,11 +6442,11 @@
       <w:pPr>
         <w:pStyle w:val="Heading2"/>
       </w:pPr>
-      <w:bookmarkStart w:id="55" w:name="基本の操作の流れ"/>
+      <w:bookmarkStart w:id="63" w:name="基本の操作の流れ"/>
       <w:r>
         <w:t xml:space="preserve">9.5 基本の操作の流れ</w:t>
       </w:r>
-      <w:bookmarkEnd w:id="55"/>
+      <w:bookmarkEnd w:id="63"/>
     </w:p>
     <w:p>
       <w:pPr>
@@ -5027,21 +6534,21 @@
       <w:pPr>
         <w:pStyle w:val="Heading1"/>
       </w:pPr>
-      <w:bookmarkStart w:id="56" w:name="第10章-表情変更"/>
+      <w:bookmarkStart w:id="64" w:name="第10章-表情変更"/>
       <w:r>
         <w:t xml:space="preserve">第10章 表情変更</w:t>
       </w:r>
-      <w:bookmarkEnd w:id="56"/>
+      <w:bookmarkEnd w:id="64"/>
     </w:p>
     <w:p>
       <w:pPr>
         <w:pStyle w:val="Heading2"/>
       </w:pPr>
-      <w:bookmarkStart w:id="57" w:name="face-gallery表情ギャラリー"/>
+      <w:bookmarkStart w:id="65" w:name="face-gallery表情ギャラリー"/>
       <w:r>
         <w:t xml:space="preserve">10.1 Face Gallery（表情ギャラリー）</w:t>
       </w:r>
-      <w:bookmarkEnd w:id="57"/>
+      <w:bookmarkEnd w:id="65"/>
     </w:p>
     <w:p>
       <w:pPr>
@@ -5088,11 +6595,11 @@
       <w:pPr>
         <w:pStyle w:val="Heading2"/>
       </w:pPr>
-      <w:bookmarkStart w:id="58" w:name="口パクと表情の関係"/>
+      <w:bookmarkStart w:id="66" w:name="口パクと表情の関係"/>
       <w:r>
         <w:t xml:space="preserve">10.2 口パクと表情の関係</w:t>
       </w:r>
-      <w:bookmarkEnd w:id="58"/>
+      <w:bookmarkEnd w:id="66"/>
     </w:p>
     <w:p>
       <w:pPr>
@@ -5119,21 +6626,21 @@
       <w:pPr>
         <w:pStyle w:val="Heading1"/>
       </w:pPr>
-      <w:bookmarkStart w:id="59" w:name="第11章-独り言機能mutter"/>
+      <w:bookmarkStart w:id="67" w:name="第11章-独り言機能mutter"/>
       <w:r>
         <w:t xml:space="preserve">第11章 独り言機能（Mutter）</w:t>
       </w:r>
-      <w:bookmarkEnd w:id="59"/>
+      <w:bookmarkEnd w:id="67"/>
     </w:p>
     <w:p>
       <w:pPr>
         <w:pStyle w:val="Heading2"/>
       </w:pPr>
-      <w:bookmarkStart w:id="60" w:name="独り言機能とは"/>
+      <w:bookmarkStart w:id="68" w:name="独り言機能とは"/>
       <w:r>
         <w:t xml:space="preserve">11.1 独り言機能とは</w:t>
       </w:r>
-      <w:bookmarkEnd w:id="60"/>
+      <w:bookmarkEnd w:id="68"/>
     </w:p>
     <w:p>
       <w:pPr>
@@ -5164,11 +6671,11 @@
       <w:pPr>
         <w:pStyle w:val="Heading2"/>
       </w:pPr>
-      <w:bookmarkStart w:id="61" w:name="独り言が再生される3つのきっかけ"/>
+      <w:bookmarkStart w:id="69" w:name="独り言が再生される3つのきっかけ"/>
       <w:r>
         <w:t xml:space="preserve">11.2 独り言が再生される3つのきっかけ</w:t>
       </w:r>
-      <w:bookmarkEnd w:id="61"/>
+      <w:bookmarkEnd w:id="69"/>
     </w:p>
     <w:p>
       <w:pPr>
@@ -5246,11 +6753,11 @@
       <w:pPr>
         <w:pStyle w:val="Heading2"/>
       </w:pPr>
-      <w:bookmarkStart w:id="62" w:name="独り言用の音声ファイルを追加する"/>
+      <w:bookmarkStart w:id="70" w:name="独り言用の音声ファイルを追加する"/>
       <w:r>
         <w:t xml:space="preserve">11.3 独り言用の音声ファイルを追加する</w:t>
       </w:r>
-      <w:bookmarkEnd w:id="62"/>
+      <w:bookmarkEnd w:id="70"/>
     </w:p>
     <w:p>
       <w:pPr>
@@ -5458,11 +6965,11 @@
       <w:pPr>
         <w:pStyle w:val="Heading2"/>
       </w:pPr>
-      <w:bookmarkStart w:id="63" w:name="独り言中のマイクの動き豆知識"/>
+      <w:bookmarkStart w:id="71" w:name="独り言中のマイクの動き豆知識"/>
       <w:r>
         <w:t xml:space="preserve">11.4 独り言中のマイクの動き（豆知識）</w:t>
       </w:r>
-      <w:bookmarkEnd w:id="63"/>
+      <w:bookmarkEnd w:id="71"/>
     </w:p>
     <w:p>
       <w:pPr>
@@ -5494,11 +7001,11 @@
       <w:pPr>
         <w:pStyle w:val="Heading2"/>
       </w:pPr>
-      <w:bookmarkStart w:id="64" w:name="独り言の頻度出現しやすさを調整する"/>
+      <w:bookmarkStart w:id="72" w:name="独り言の頻度出現しやすさを調整する"/>
       <w:r>
         <w:t xml:space="preserve">11.5 独り言の頻度・出現しやすさを調整する</w:t>
       </w:r>
-      <w:bookmarkEnd w:id="64"/>
+      <w:bookmarkEnd w:id="72"/>
     </w:p>
     <w:p>
       <w:pPr>
@@ -5676,21 +7183,21 @@
       <w:pPr>
         <w:pStyle w:val="Heading1"/>
       </w:pPr>
-      <w:bookmarkStart w:id="65" w:name="第12章-karipom-ear音声入力"/>
+      <w:bookmarkStart w:id="73" w:name="第12章-karipom-ear音声入力"/>
       <w:r>
         <w:t xml:space="preserve">第12章 Karipom Ear（音声入力）</w:t>
       </w:r>
-      <w:bookmarkEnd w:id="65"/>
+      <w:bookmarkEnd w:id="73"/>
     </w:p>
     <w:p>
       <w:pPr>
         <w:pStyle w:val="Heading2"/>
       </w:pPr>
-      <w:bookmarkStart w:id="66" w:name="karipom-earとは"/>
+      <w:bookmarkStart w:id="74" w:name="karipom-earとは"/>
       <w:r>
         <w:t xml:space="preserve">12.1 Karipom Earとは</w:t>
       </w:r>
-      <w:bookmarkEnd w:id="66"/>
+      <w:bookmarkEnd w:id="74"/>
     </w:p>
     <w:p>
       <w:pPr>
@@ -5914,11 +7421,11 @@
       <w:pPr>
         <w:pStyle w:val="Heading2"/>
       </w:pPr>
-      <w:bookmarkStart w:id="67" w:name="内蔵マイクモードのしくみ"/>
+      <w:bookmarkStart w:id="75" w:name="内蔵マイクモードのしくみ"/>
       <w:r>
         <w:t xml:space="preserve">12.2 内蔵マイクモードのしくみ</w:t>
       </w:r>
-      <w:bookmarkEnd w:id="67"/>
+      <w:bookmarkEnd w:id="75"/>
     </w:p>
     <w:p>
       <w:pPr>
@@ -6234,11 +7741,11 @@
       <w:pPr>
         <w:pStyle w:val="Heading2"/>
       </w:pPr>
-      <w:bookmarkStart w:id="68" w:name="誤反応を防ぐ4つのしくみ読まなくてもok"/>
+      <w:bookmarkStart w:id="76" w:name="誤反応を防ぐ4つのしくみ読まなくてもok"/>
       <w:r>
         <w:t xml:space="preserve">12.3 誤反応を防ぐ4つのしくみ（読まなくてもOK）</w:t>
       </w:r>
-      <w:bookmarkEnd w:id="68"/>
+      <w:bookmarkEnd w:id="76"/>
     </w:p>
     <w:p>
       <w:pPr>
@@ -6353,11 +7860,11 @@
       <w:pPr>
         <w:pStyle w:val="Heading2"/>
       </w:pPr>
-      <w:bookmarkStart w:id="69" w:name="発展形karipom-earpcm1808pico2"/>
+      <w:bookmarkStart w:id="77" w:name="発展形karipom-earpcm1808pico2"/>
       <w:r>
         <w:t xml:space="preserve">12.4 発展形：Karipom Ear（PCM1808＋Pico2）</w:t>
       </w:r>
-      <w:bookmarkEnd w:id="69"/>
+      <w:bookmarkEnd w:id="77"/>
     </w:p>
     <w:p>
       <w:pPr>
@@ -6523,21 +8030,21 @@
       <w:pPr>
         <w:pStyle w:val="Heading1"/>
       </w:pPr>
-      <w:bookmarkStart w:id="70" w:name="第13章-visualizer音の可視化"/>
+      <w:bookmarkStart w:id="78" w:name="第13章-visualizer音の可視化"/>
       <w:r>
         <w:t xml:space="preserve">第13章 Visualizer（音の可視化）</w:t>
       </w:r>
-      <w:bookmarkEnd w:id="70"/>
+      <w:bookmarkEnd w:id="78"/>
     </w:p>
     <w:p>
       <w:pPr>
         <w:pStyle w:val="Heading2"/>
       </w:pPr>
-      <w:bookmarkStart w:id="71" w:name="visualizerとは"/>
+      <w:bookmarkStart w:id="79" w:name="visualizerとは"/>
       <w:r>
         <w:t xml:space="preserve">13.1 Visualizerとは</w:t>
       </w:r>
-      <w:bookmarkEnd w:id="71"/>
+      <w:bookmarkEnd w:id="79"/>
     </w:p>
     <w:p>
       <w:pPr>
@@ -6573,11 +8080,11 @@
       <w:pPr>
         <w:pStyle w:val="Heading2"/>
       </w:pPr>
-      <w:bookmarkStart w:id="72" w:name="選べる8種類のvisualizer"/>
+      <w:bookmarkStart w:id="80" w:name="選べる8種類のvisualizer"/>
       <w:r>
         <w:t xml:space="preserve">13.2 選べる8種類のVisualizer</w:t>
       </w:r>
-      <w:bookmarkEnd w:id="72"/>
+      <w:bookmarkEnd w:id="80"/>
     </w:p>
     <w:tbl>
       <w:tblPr>
@@ -6897,11 +8404,11 @@
       <w:pPr>
         <w:pStyle w:val="Heading2"/>
       </w:pPr>
-      <w:bookmarkStart w:id="73" w:name="visualizer-randomおまかせ切り替え"/>
+      <w:bookmarkStart w:id="81" w:name="visualizer-randomおまかせ切り替え"/>
       <w:r>
         <w:t xml:space="preserve">13.3 Visualizer Random（おまかせ切り替え）</w:t>
       </w:r>
-      <w:bookmarkEnd w:id="73"/>
+      <w:bookmarkEnd w:id="81"/>
     </w:p>
     <w:p>
       <w:pPr>
@@ -6920,21 +8427,21 @@
       <w:pPr>
         <w:pStyle w:val="Heading1"/>
       </w:pPr>
-      <w:bookmarkStart w:id="74" w:name="第14章-lighting背景演出"/>
+      <w:bookmarkStart w:id="82" w:name="第14章-lighting背景演出"/>
       <w:r>
         <w:t xml:space="preserve">第14章 Lighting（背景演出）</w:t>
       </w:r>
-      <w:bookmarkEnd w:id="74"/>
+      <w:bookmarkEnd w:id="82"/>
     </w:p>
     <w:p>
       <w:pPr>
         <w:pStyle w:val="Heading2"/>
       </w:pPr>
-      <w:bookmarkStart w:id="75" w:name="lightingとは"/>
+      <w:bookmarkStart w:id="83" w:name="lightingとは"/>
       <w:r>
         <w:t xml:space="preserve">14.1 Lightingとは</w:t>
       </w:r>
-      <w:bookmarkEnd w:id="75"/>
+      <w:bookmarkEnd w:id="83"/>
     </w:p>
     <w:p>
       <w:pPr>
@@ -6970,11 +8477,11 @@
       <w:pPr>
         <w:pStyle w:val="Heading2"/>
       </w:pPr>
-      <w:bookmarkStart w:id="76" w:name="lightingとvisualizerの重なり方"/>
+      <w:bookmarkStart w:id="84" w:name="lightingとvisualizerの重なり方"/>
       <w:r>
         <w:t xml:space="preserve">14.2 LightingとVisualizerの重なり方</w:t>
       </w:r>
-      <w:bookmarkEnd w:id="76"/>
+      <w:bookmarkEnd w:id="84"/>
     </w:p>
     <w:p>
       <w:pPr>
@@ -7044,11 +8551,11 @@
       <w:pPr>
         <w:pStyle w:val="Heading2"/>
       </w:pPr>
-      <w:bookmarkStart w:id="77" w:name="明るさbrightnessの調整"/>
+      <w:bookmarkStart w:id="85" w:name="明るさbrightnessの調整"/>
       <w:r>
         <w:t xml:space="preserve">14.3 明るさ（Brightness）の調整</w:t>
       </w:r>
-      <w:bookmarkEnd w:id="77"/>
+      <w:bookmarkEnd w:id="85"/>
     </w:p>
     <w:p>
       <w:pPr>
@@ -7070,11 +8577,11 @@
       <w:pPr>
         <w:pStyle w:val="Heading2"/>
       </w:pPr>
-      <w:bookmarkStart w:id="78" w:name="選べる16種類のlighting"/>
+      <w:bookmarkStart w:id="86" w:name="選べる16種類のlighting"/>
       <w:r>
         <w:t xml:space="preserve">14.4 選べる16種類のLighting</w:t>
       </w:r>
-      <w:bookmarkEnd w:id="78"/>
+      <w:bookmarkEnd w:id="86"/>
     </w:p>
     <w:tbl>
       <w:tblPr>
@@ -7628,11 +9135,11 @@
       <w:pPr>
         <w:pStyle w:val="Heading2"/>
       </w:pPr>
-      <w:bookmarkStart w:id="79" w:name="lighting-randomおまかせ切り替え"/>
+      <w:bookmarkStart w:id="87" w:name="lighting-randomおまかせ切り替え"/>
       <w:r>
         <w:t xml:space="preserve">14.5 Lighting Random（おまかせ切り替え）</w:t>
       </w:r>
-      <w:bookmarkEnd w:id="79"/>
+      <w:bookmarkEnd w:id="87"/>
     </w:p>
     <w:p>
       <w:pPr>
@@ -7651,21 +9158,21 @@
       <w:pPr>
         <w:pStyle w:val="Heading1"/>
       </w:pPr>
-      <w:bookmarkStart w:id="80" w:name="第15章-karipom-companion統合管理ツール"/>
+      <w:bookmarkStart w:id="88" w:name="第15章-karipom-companion統合管理ツール"/>
       <w:r>
         <w:t xml:space="preserve">第15章 KariPom Companion（統合管理ツール）</w:t>
       </w:r>
-      <w:bookmarkEnd w:id="80"/>
+      <w:bookmarkEnd w:id="88"/>
     </w:p>
     <w:p>
       <w:pPr>
         <w:pStyle w:val="Heading2"/>
       </w:pPr>
-      <w:bookmarkStart w:id="81" w:name="karipom-companionとは"/>
+      <w:bookmarkStart w:id="89" w:name="karipom-companionとは"/>
       <w:r>
         <w:t xml:space="preserve">15.1 KariPom Companionとは</w:t>
       </w:r>
-      <w:bookmarkEnd w:id="81"/>
+      <w:bookmarkEnd w:id="89"/>
     </w:p>
     <w:p>
       <w:pPr>
@@ -7782,11 +9289,11 @@
       <w:pPr>
         <w:pStyle w:val="Heading2"/>
       </w:pPr>
-      <w:bookmarkStart w:id="82" w:name="karipom-labタブ"/>
+      <w:bookmarkStart w:id="90" w:name="karipom-labタブ"/>
       <w:r>
         <w:t xml:space="preserve">15.2 🌐 KariPom Labタブ</w:t>
       </w:r>
-      <w:bookmarkEnd w:id="82"/>
+      <w:bookmarkEnd w:id="90"/>
     </w:p>
     <w:p>
       <w:pPr>
@@ -7842,11 +9349,11 @@
       <w:pPr>
         <w:pStyle w:val="Heading2"/>
       </w:pPr>
-      <w:bookmarkStart w:id="83" w:name="karipom-bbxタブ"/>
+      <w:bookmarkStart w:id="91" w:name="karipom-bbxタブ"/>
       <w:r>
         <w:t xml:space="preserve">15.3 🐰 KariPom BBXタブ</w:t>
       </w:r>
-      <w:bookmarkEnd w:id="83"/>
+      <w:bookmarkEnd w:id="91"/>
     </w:p>
     <w:p>
       <w:pPr>
@@ -7869,11 +9376,11 @@
       <w:pPr>
         <w:pStyle w:val="Heading2"/>
       </w:pPr>
-      <w:bookmarkStart w:id="84" w:name="talkタブpc連携口パク"/>
+      <w:bookmarkStart w:id="92" w:name="talkタブpc連携口パク"/>
       <w:r>
         <w:t xml:space="preserve">15.4 💬 Talkタブ（PC連携口パク）</w:t>
       </w:r>
-      <w:bookmarkEnd w:id="84"/>
+      <w:bookmarkEnd w:id="92"/>
     </w:p>
     <w:p>
       <w:pPr>
@@ -8143,11 +9650,11 @@
       <w:pPr>
         <w:pStyle w:val="Heading2"/>
       </w:pPr>
-      <w:bookmarkStart w:id="85" w:name="log健康診断タブ"/>
+      <w:bookmarkStart w:id="93" w:name="log健康診断タブ"/>
       <w:r>
         <w:t xml:space="preserve">15.5 🚽 Log／健康診断タブ</w:t>
       </w:r>
-      <w:bookmarkEnd w:id="85"/>
+      <w:bookmarkEnd w:id="93"/>
     </w:p>
     <w:p>
       <w:pPr>
@@ -8371,11 +9878,11 @@
       <w:pPr>
         <w:pStyle w:val="Heading2"/>
       </w:pPr>
-      <w:bookmarkStart w:id="86" w:name="うまく動かないとき"/>
+      <w:bookmarkStart w:id="94" w:name="うまく動かないとき"/>
       <w:r>
         <w:t xml:space="preserve">15.6 うまく動かないとき</w:t>
       </w:r>
-      <w:bookmarkEnd w:id="86"/>
+      <w:bookmarkEnd w:id="94"/>
     </w:p>
     <w:p>
       <w:pPr>
@@ -8449,21 +9956,21 @@
       <w:pPr>
         <w:pStyle w:val="Heading1"/>
       </w:pPr>
-      <w:bookmarkStart w:id="87" w:name="第16章-サーボ制御頭の動き"/>
+      <w:bookmarkStart w:id="95" w:name="第16章-サーボ制御頭の動き"/>
       <w:r>
         <w:t xml:space="preserve">第16章 サーボ制御（頭の動き）</w:t>
       </w:r>
-      <w:bookmarkEnd w:id="87"/>
+      <w:bookmarkEnd w:id="95"/>
     </w:p>
     <w:p>
       <w:pPr>
         <w:pStyle w:val="Heading2"/>
       </w:pPr>
-      <w:bookmarkStart w:id="88" w:name="頭の動きの種類"/>
+      <w:bookmarkStart w:id="96" w:name="頭の動きの種類"/>
       <w:r>
         <w:t xml:space="preserve">16.1 頭の動きの種類</w:t>
       </w:r>
-      <w:bookmarkEnd w:id="88"/>
+      <w:bookmarkEnd w:id="96"/>
     </w:p>
     <w:p>
       <w:pPr>
@@ -8619,11 +10126,11 @@
       <w:pPr>
         <w:pStyle w:val="Heading2"/>
       </w:pPr>
-      <w:bookmarkStart w:id="89" w:name="サーボにやさしい設計"/>
+      <w:bookmarkStart w:id="97" w:name="サーボにやさしい設計"/>
       <w:r>
         <w:t xml:space="preserve">16.2 サーボにやさしい設計</w:t>
       </w:r>
-      <w:bookmarkEnd w:id="89"/>
+      <w:bookmarkEnd w:id="97"/>
     </w:p>
     <w:p>
       <w:pPr>
@@ -8679,11 +10186,11 @@
       <w:pPr>
         <w:pStyle w:val="Heading2"/>
       </w:pPr>
-      <w:bookmarkStart w:id="90" w:name="サーボの音について"/>
+      <w:bookmarkStart w:id="98" w:name="サーボの音について"/>
       <w:r>
         <w:t xml:space="preserve">16.3 サーボの音について</w:t>
       </w:r>
-      <w:bookmarkEnd w:id="90"/>
+      <w:bookmarkEnd w:id="98"/>
     </w:p>
     <w:p>
       <w:pPr>
@@ -8724,21 +10231,21 @@
       <w:pPr>
         <w:pStyle w:val="Heading1"/>
       </w:pPr>
-      <w:bookmarkStart w:id="91" w:name="第17章-sdカード管理"/>
+      <w:bookmarkStart w:id="99" w:name="第17章-sdカード管理"/>
       <w:r>
         <w:t xml:space="preserve">第17章 SDカード管理</w:t>
       </w:r>
-      <w:bookmarkEnd w:id="91"/>
+      <w:bookmarkEnd w:id="99"/>
     </w:p>
     <w:p>
       <w:pPr>
         <w:pStyle w:val="Heading2"/>
       </w:pPr>
-      <w:bookmarkStart w:id="92" w:name="sdカードの役割"/>
+      <w:bookmarkStart w:id="100" w:name="sdカードの役割"/>
       <w:r>
         <w:t xml:space="preserve">17.1 SDカードの役割</w:t>
       </w:r>
-      <w:bookmarkEnd w:id="92"/>
+      <w:bookmarkEnd w:id="100"/>
     </w:p>
     <w:p>
       <w:pPr>
@@ -8769,11 +10276,11 @@
       <w:pPr>
         <w:pStyle w:val="Heading2"/>
       </w:pPr>
-      <w:bookmarkStart w:id="93" w:name="フォルダ構成"/>
+      <w:bookmarkStart w:id="101" w:name="フォルダ構成"/>
       <w:r>
         <w:t xml:space="preserve">17.2 フォルダ構成</w:t>
       </w:r>
-      <w:bookmarkEnd w:id="93"/>
+      <w:bookmarkEnd w:id="101"/>
     </w:p>
     <w:p>
       <w:pPr>
@@ -8843,11 +10350,11 @@
       <w:pPr>
         <w:pStyle w:val="Heading2"/>
       </w:pPr>
-      <w:bookmarkStart w:id="94" w:name="webuiでのファイル管理"/>
+      <w:bookmarkStart w:id="102" w:name="webuiでのファイル管理"/>
       <w:r>
         <w:t xml:space="preserve">17.3 WebUIでのファイル管理</w:t>
       </w:r>
-      <w:bookmarkEnd w:id="94"/>
+      <w:bookmarkEnd w:id="102"/>
     </w:p>
     <w:p>
       <w:pPr>
@@ -9120,11 +10627,11 @@
       <w:pPr>
         <w:pStyle w:val="Heading2"/>
       </w:pPr>
-      <w:bookmarkStart w:id="95" w:name="sdカードの取り扱い"/>
+      <w:bookmarkStart w:id="103" w:name="sdカードの取り扱い"/>
       <w:r>
         <w:t xml:space="preserve">17.4 SDカードの取り扱い</w:t>
       </w:r>
-      <w:bookmarkEnd w:id="95"/>
+      <w:bookmarkEnd w:id="103"/>
     </w:p>
     <w:p>
       <w:pPr>
@@ -9189,21 +10696,21 @@
       <w:pPr>
         <w:pStyle w:val="Heading1"/>
       </w:pPr>
-      <w:bookmarkStart w:id="96" w:name="第18章-ログ機能"/>
+      <w:bookmarkStart w:id="104" w:name="第18章-ログ機能"/>
       <w:r>
         <w:t xml:space="preserve">第18章 ログ機能</w:t>
       </w:r>
-      <w:bookmarkEnd w:id="96"/>
+      <w:bookmarkEnd w:id="104"/>
     </w:p>
     <w:p>
       <w:pPr>
         <w:pStyle w:val="Heading2"/>
       </w:pPr>
-      <w:bookmarkStart w:id="97" w:name="ログとは"/>
+      <w:bookmarkStart w:id="105" w:name="ログとは"/>
       <w:r>
         <w:t xml:space="preserve">18.1 ログとは</w:t>
       </w:r>
-      <w:bookmarkEnd w:id="97"/>
+      <w:bookmarkEnd w:id="105"/>
     </w:p>
     <w:p>
       <w:pPr>
@@ -9402,11 +10909,11 @@
       <w:pPr>
         <w:pStyle w:val="Heading2"/>
       </w:pPr>
-      <w:bookmarkStart w:id="98" w:name="ログの開き方"/>
+      <w:bookmarkStart w:id="106" w:name="ログの開き方"/>
       <w:r>
         <w:t xml:space="preserve">18.2 ログの開き方</w:t>
       </w:r>
-      <w:bookmarkEnd w:id="98"/>
+      <w:bookmarkEnd w:id="106"/>
     </w:p>
     <w:p>
       <w:pPr>
@@ -9428,11 +10935,11 @@
       <w:pPr>
         <w:pStyle w:val="Heading2"/>
       </w:pPr>
-      <w:bookmarkStart w:id="99" w:name="よく見かけるログの読み方"/>
+      <w:bookmarkStart w:id="107" w:name="よく見かけるログの読み方"/>
       <w:r>
         <w:t xml:space="preserve">18.3 よく見かけるログの読み方</w:t>
       </w:r>
-      <w:bookmarkEnd w:id="99"/>
+      <w:bookmarkEnd w:id="107"/>
     </w:p>
     <w:tbl>
       <w:tblPr>
@@ -9680,11 +11187,11 @@
       <w:pPr>
         <w:pStyle w:val="Heading1"/>
       </w:pPr>
-      <w:bookmarkStart w:id="100" w:name="第19章-設定画面の説明"/>
+      <w:bookmarkStart w:id="108" w:name="第19章-設定画面の説明"/>
       <w:r>
         <w:t xml:space="preserve">第19章 設定画面の説明</w:t>
       </w:r>
-      <w:bookmarkEnd w:id="100"/>
+      <w:bookmarkEnd w:id="108"/>
     </w:p>
     <w:p>
       <w:pPr>
@@ -9698,11 +11205,11 @@
       <w:pPr>
         <w:pStyle w:val="Heading2"/>
       </w:pPr>
-      <w:bookmarkStart w:id="101" w:name="karipom-ear音声入力設定"/>
+      <w:bookmarkStart w:id="109" w:name="karipom-ear音声入力設定"/>
       <w:r>
         <w:t xml:space="preserve">19.1 Karipom Ear（音声入力）設定</w:t>
       </w:r>
-      <w:bookmarkEnd w:id="101"/>
+      <w:bookmarkEnd w:id="109"/>
     </w:p>
     <w:p>
       <w:pPr>
@@ -9963,11 +11470,11 @@
       <w:pPr>
         <w:pStyle w:val="Heading2"/>
       </w:pPr>
-      <w:bookmarkStart w:id="102" w:name="visualizerlighting設定"/>
+      <w:bookmarkStart w:id="110" w:name="visualizerlighting設定"/>
       <w:r>
         <w:t xml:space="preserve">19.2 Visualizer・Lighting設定</w:t>
       </w:r>
-      <w:bookmarkEnd w:id="102"/>
+      <w:bookmarkEnd w:id="110"/>
     </w:p>
     <w:p>
       <w:pPr>
@@ -10183,11 +11690,11 @@
       <w:pPr>
         <w:pStyle w:val="Heading2"/>
       </w:pPr>
-      <w:bookmarkStart w:id="103" w:name="動き音の頻度設定"/>
+      <w:bookmarkStart w:id="111" w:name="動き音の頻度設定"/>
       <w:r>
         <w:t xml:space="preserve">19.3 動き・音の頻度設定</w:t>
       </w:r>
-      <w:bookmarkEnd w:id="103"/>
+      <w:bookmarkEnd w:id="111"/>
     </w:p>
     <w:tbl>
       <w:tblPr>
@@ -10396,11 +11903,11 @@
       <w:pPr>
         <w:pStyle w:val="Heading2"/>
       </w:pPr>
-      <w:bookmarkStart w:id="104" w:name="かりポムの名前とキャラクター"/>
+      <w:bookmarkStart w:id="112" w:name="かりポムの名前とキャラクター"/>
       <w:r>
         <w:t xml:space="preserve">19.4 かりポムの名前とキャラクター</w:t>
       </w:r>
-      <w:bookmarkEnd w:id="104"/>
+      <w:bookmarkEnd w:id="112"/>
     </w:p>
     <w:tbl>
       <w:tblPr>
@@ -10518,11 +12025,11 @@
       <w:pPr>
         <w:pStyle w:val="Heading2"/>
       </w:pPr>
-      <w:bookmarkStart w:id="105" w:name="カメラ機能実験的機能"/>
+      <w:bookmarkStart w:id="113" w:name="カメラ機能実験的機能"/>
       <w:r>
         <w:t xml:space="preserve">19.5 カメラ機能（実験的機能）</w:t>
       </w:r>
-      <w:bookmarkEnd w:id="105"/>
+      <w:bookmarkEnd w:id="113"/>
     </w:p>
     <w:p>
       <w:pPr>
@@ -10559,11 +12066,11 @@
       <w:pPr>
         <w:pStyle w:val="Heading2"/>
       </w:pPr>
-      <w:bookmarkStart w:id="106" w:name="サーボの操作"/>
+      <w:bookmarkStart w:id="114" w:name="サーボの操作"/>
       <w:r>
         <w:t xml:space="preserve">19.6 サーボの操作</w:t>
       </w:r>
-      <w:bookmarkEnd w:id="106"/>
+      <w:bookmarkEnd w:id="114"/>
     </w:p>
     <w:p>
       <w:pPr>
@@ -10582,11 +12089,11 @@
       <w:pPr>
         <w:pStyle w:val="Heading1"/>
       </w:pPr>
-      <w:bookmarkStart w:id="107" w:name="第20章-トラブルシューティング"/>
+      <w:bookmarkStart w:id="115" w:name="第20章-トラブルシューティング"/>
       <w:r>
         <w:t xml:space="preserve">第20章 トラブルシューティング</w:t>
       </w:r>
-      <w:bookmarkEnd w:id="107"/>
+      <w:bookmarkEnd w:id="115"/>
     </w:p>
     <w:p>
       <w:pPr>
@@ -10600,11 +12107,11 @@
       <w:pPr>
         <w:pStyle w:val="Heading2"/>
       </w:pPr>
-      <w:bookmarkStart w:id="108" w:name="電源起動"/>
+      <w:bookmarkStart w:id="116" w:name="電源起動"/>
       <w:r>
         <w:t xml:space="preserve">20.1 電源・起動</w:t>
       </w:r>
-      <w:bookmarkEnd w:id="108"/>
+      <w:bookmarkEnd w:id="116"/>
     </w:p>
     <w:p>
       <w:pPr>
@@ -10680,11 +12187,11 @@
       <w:pPr>
         <w:pStyle w:val="Heading2"/>
       </w:pPr>
-      <w:bookmarkStart w:id="109" w:name="頭の動きサーボ-重要"/>
+      <w:bookmarkStart w:id="117" w:name="頭の動きサーボ-重要"/>
       <w:r>
         <w:t xml:space="preserve">20.2 頭の動き・サーボ ⚠️重要</w:t>
       </w:r>
-      <w:bookmarkEnd w:id="109"/>
+      <w:bookmarkEnd w:id="117"/>
     </w:p>
     <w:p>
       <w:pPr>
@@ -10853,11 +12360,11 @@
       <w:pPr>
         <w:pStyle w:val="Heading2"/>
       </w:pPr>
-      <w:bookmarkStart w:id="110" w:name="wi-fiwebui"/>
+      <w:bookmarkStart w:id="118" w:name="wi-fiwebui"/>
       <w:r>
         <w:t xml:space="preserve">20.3 Wi-Fi・WebUI</w:t>
       </w:r>
-      <w:bookmarkEnd w:id="110"/>
+      <w:bookmarkEnd w:id="118"/>
     </w:p>
     <w:p>
       <w:pPr>
@@ -10965,11 +12472,11 @@
       <w:pPr>
         <w:pStyle w:val="Heading2"/>
       </w:pPr>
-      <w:bookmarkStart w:id="111" w:name="マイクkaripom-ear"/>
+      <w:bookmarkStart w:id="119" w:name="マイクkaripom-ear"/>
       <w:r>
         <w:t xml:space="preserve">20.4 マイク（Karipom Ear）</w:t>
       </w:r>
-      <w:bookmarkEnd w:id="111"/>
+      <w:bookmarkEnd w:id="119"/>
     </w:p>
     <w:p>
       <w:pPr>
@@ -11066,11 +12573,11 @@
       <w:pPr>
         <w:pStyle w:val="Heading2"/>
       </w:pPr>
-      <w:bookmarkStart w:id="112" w:name="音声独り言"/>
+      <w:bookmarkStart w:id="120" w:name="音声独り言"/>
       <w:r>
         <w:t xml:space="preserve">20.5 音声・独り言</w:t>
       </w:r>
-      <w:bookmarkEnd w:id="112"/>
+      <w:bookmarkEnd w:id="120"/>
     </w:p>
     <w:p>
       <w:pPr>
@@ -11147,11 +12654,11 @@
       <w:pPr>
         <w:pStyle w:val="Heading2"/>
       </w:pPr>
-      <w:bookmarkStart w:id="113" w:name="talkpc連携口パク"/>
+      <w:bookmarkStart w:id="121" w:name="talkpc連携口パク"/>
       <w:r>
         <w:t xml:space="preserve">20.6 Talk（PC連携口パク）</w:t>
       </w:r>
-      <w:bookmarkEnd w:id="113"/>
+      <w:bookmarkEnd w:id="121"/>
     </w:p>
     <w:p>
       <w:pPr>
@@ -11165,11 +12672,11 @@
       <w:pPr>
         <w:pStyle w:val="Heading2"/>
       </w:pPr>
-      <w:bookmarkStart w:id="114" w:name="visualizerlighting"/>
+      <w:bookmarkStart w:id="122" w:name="visualizerlighting"/>
       <w:r>
         <w:t xml:space="preserve">20.7 Visualizer・Lighting</w:t>
       </w:r>
-      <w:bookmarkEnd w:id="114"/>
+      <w:bookmarkEnd w:id="122"/>
     </w:p>
     <w:p>
       <w:pPr>
@@ -11238,11 +12745,11 @@
       <w:pPr>
         <w:pStyle w:val="Heading1"/>
       </w:pPr>
-      <w:bookmarkStart w:id="115" w:name="第21章-faqよくある質問"/>
+      <w:bookmarkStart w:id="123" w:name="第21章-faqよくある質問"/>
       <w:r>
         <w:t xml:space="preserve">第21章 FAQ（よくある質問）</w:t>
       </w:r>
-      <w:bookmarkEnd w:id="115"/>
+      <w:bookmarkEnd w:id="123"/>
     </w:p>
     <w:p>
       <w:pPr>
@@ -11563,21 +13070,21 @@
       <w:pPr>
         <w:pStyle w:val="Heading1"/>
       </w:pPr>
-      <w:bookmarkStart w:id="116" w:name="第22章-更新履歴"/>
+      <w:bookmarkStart w:id="124" w:name="第22章-更新履歴"/>
       <w:r>
         <w:t xml:space="preserve">第22章 更新履歴</w:t>
       </w:r>
-      <w:bookmarkEnd w:id="116"/>
+      <w:bookmarkEnd w:id="124"/>
     </w:p>
     <w:p>
       <w:pPr>
         <w:pStyle w:val="Heading2"/>
       </w:pPr>
-      <w:bookmarkStart w:id="117" w:name="本書の更新履歴"/>
+      <w:bookmarkStart w:id="125" w:name="本書の更新履歴"/>
       <w:r>
         <w:t xml:space="preserve">本書の更新履歴</w:t>
       </w:r>
-      <w:bookmarkEnd w:id="117"/>
+      <w:bookmarkEnd w:id="125"/>
     </w:p>
     <w:tbl>
       <w:tblPr>
@@ -12054,6 +13561,50 @@
           </w:p>
         </w:tc>
       </w:tr>
+      <w:tr>
+        <w:tc>
+          <w:tcPr>
+            <w:tcW w:type="dxa" w:w="1039"/>
+          </w:tcPr>
+          <w:p>
+            <w:pPr>
+              <w:pStyle w:val="Compact"/>
+              <w:jc w:val="left"/>
+            </w:pPr>
+            <w:r>
+              <w:t xml:space="preserve">Ver. 4.4</w:t>
+            </w:r>
+          </w:p>
+        </w:tc>
+        <w:tc>
+          <w:tcPr>
+            <w:tcW w:type="dxa" w:w="1021"/>
+          </w:tcPr>
+          <w:p>
+            <w:pPr>
+              <w:pStyle w:val="Compact"/>
+              <w:jc w:val="left"/>
+            </w:pPr>
+            <w:r>
+              <w:t xml:space="preserve">2026年8月</w:t>
+            </w:r>
+          </w:p>
+        </w:tc>
+        <w:tc>
+          <w:tcPr>
+            <w:tcW w:type="dxa" w:w="7300"/>
+          </w:tcPr>
+          <w:p>
+            <w:pPr>
+              <w:pStyle w:val="Compact"/>
+              <w:jc w:val="left"/>
+            </w:pPr>
+            <w:r>
+              <w:t xml:space="preserve">第5章「用意するもの」を、GitHub公開版として第三者が自作できる内容へ全面改訂。5.1基本のかりポムに必要なもの（M5Stack CoreS3・DIN Base・SG90サーボ×2・Grove関連ケーブル・ジョイスティック・microSDカード・3Dプリント部品一式・ベアリング・ビス等）、5.2工具・製作用設備、5.3 Karipom Earを使う場合、5.4任意のオプションの4節構成に整理し、作者製作機の分解写真4枚を掲載（写真はいずれも作者の製作例である旨を明記）。筐体色・配線色等は正式仕様と混同しないよう注記を統一。第5章以外は変更なし。</w:t>
+            </w:r>
+          </w:p>
+        </w:tc>
+      </w:tr>
     </w:tbl>
     <w:p>
       <w:pPr>
@@ -12072,11 +13623,11 @@
       <w:pPr>
         <w:pStyle w:val="Heading1"/>
       </w:pPr>
-      <w:bookmarkStart w:id="118" w:name="第23章-用語集"/>
+      <w:bookmarkStart w:id="126" w:name="第23章-用語集"/>
       <w:r>
         <w:t xml:space="preserve">第23章 用語集</w:t>
       </w:r>
-      <w:bookmarkEnd w:id="118"/>
+      <w:bookmarkEnd w:id="126"/>
     </w:p>
     <w:tbl>
       <w:tblPr>
@@ -13501,7 +15052,7 @@
         <w:pStyle w:val="FirstParagraph"/>
       </w:pPr>
       <w:r>
-        <w:t xml:space="preserve">かりポム ユーザーマニュアル Ver. 4.3</w:t>
+        <w:t xml:space="preserve">かりポム ユーザーマニュアル Ver. 4.4</w:t>
       </w:r>
       <w:r>
         <w:t xml:space="preserve"> </w:t>

--- a/docs/manual/karipom_manual.docx
+++ b/docs/manual/karipom_manual.docx
@@ -51,7 +51,7 @@
         <w:t xml:space="preserve"> </w:t>
       </w:r>
       <w:r>
-        <w:t xml:space="preserve">4.4</w:t>
+        <w:t xml:space="preserve">4.5</w:t>
       </w:r>
     </w:p>
     <w:p>
@@ -60,3634 +60,6 @@
       </w:pPr>
       <w:r>
         <w:t xml:space="preserve">2026年8月</w:t>
-      </w:r>
-    </w:p>
-    <w:p>
-      <w:pPr>
-        <w:pStyle w:val="FirstParagraph"/>
-      </w:pPr>
-      <w:r>
-        <w:t xml:space="preserve">【図：表紙イラスト。作者の製作例であるピンクとティファニーブルーのかりポム2体が並んでいる写真】</w:t>
-      </w:r>
-    </w:p>
-    <w:p>
-      <w:pPr>
-        <w:pStyle w:val="BodyText"/>
-      </w:pPr>
-      <w:r>
-        <w:t xml:space="preserve">このたびは「かりポム（KariPom）」をお迎えいただき、ありがとうございます。</w:t>
-      </w:r>
-      <w:r>
-        <w:t xml:space="preserve"> </w:t>
-      </w:r>
-      <w:r>
-        <w:t xml:space="preserve">本書は、電子工作がはじめての方でも、かりポムを安心して楽しんでいただけるように作られたユーザーマニュアルです。ご使用の前に必ずお読みいただき、いつでも読み返せるよう大切に保管してください。</w:t>
-      </w:r>
-    </w:p>
-    <w:p>
-      <w:r>
-        <w:br w:type="page"/>
-      </w:r>
-    </w:p>
-    <w:p>
-      <w:pPr>
-        <w:pStyle w:val="Heading1"/>
-      </w:pPr>
-      <w:bookmarkStart w:id="20" w:name="第1章-はじめに"/>
-      <w:r>
-        <w:t xml:space="preserve">第1章 はじめに</w:t>
-      </w:r>
-      <w:bookmarkEnd w:id="20"/>
-    </w:p>
-    <w:p>
-      <w:pPr>
-        <w:pStyle w:val="Heading2"/>
-      </w:pPr>
-      <w:bookmarkStart w:id="21" w:name="本書について"/>
-      <w:r>
-        <w:t xml:space="preserve">1.1 本書について</w:t>
-      </w:r>
-      <w:bookmarkEnd w:id="21"/>
-    </w:p>
-    <w:p>
-      <w:pPr>
-        <w:pStyle w:val="FirstParagraph"/>
-      </w:pPr>
-      <w:r>
-        <w:t xml:space="preserve">本書は、しゃべって、動いて、耳をすませる小さなアニマトロニクス・ロボット「かりポム」の取扱説明書です。</w:t>
-      </w:r>
-    </w:p>
-    <w:p>
-      <w:pPr>
-        <w:pStyle w:val="BodyText"/>
-      </w:pPr>
-      <w:r>
-        <w:t xml:space="preserve">かりポムは、市販の完成品家電とは少し違い、</w:t>
-      </w:r>
-      <w:r>
-        <w:rPr>
-          <w:b/>
-        </w:rPr>
-        <w:t xml:space="preserve">M5Stack CoreS3</w:t>
-      </w:r>
-      <w:r>
-        <w:t xml:space="preserve">（エムファイブスタック・コアエススリー）という小型コンピュータを頭脳にした電子工作ロボットです。とはいえ、難しい知識は必要ありません。本書の手順どおりに進めれば、プログラミングの経験がない方でも、電源を入れてWi-Fiにつなぎ、スマホやパソコンから操作できるようになります。</w:t>
-      </w:r>
-    </w:p>
-    <w:p>
-      <w:pPr>
-        <w:pStyle w:val="BodyText"/>
-      </w:pPr>
-      <w:r>
-        <w:t xml:space="preserve">本書では、次のような読者を想定しています。</w:t>
-      </w:r>
-    </w:p>
-    <w:p>
-      <w:pPr>
-        <w:numPr>
-          <w:ilvl w:val="0"/>
-          <w:numId w:val="1001"/>
-        </w:numPr>
-        <w:pStyle w:val="Compact"/>
-      </w:pPr>
-      <w:r>
-        <w:t xml:space="preserve">Arduino（アルデュイーノ）やM5Stackという言葉を初めて聞いた方</w:t>
-      </w:r>
-    </w:p>
-    <w:p>
-      <w:pPr>
-        <w:numPr>
-          <w:ilvl w:val="0"/>
-          <w:numId w:val="1001"/>
-        </w:numPr>
-        <w:pStyle w:val="Compact"/>
-      </w:pPr>
-      <w:r>
-        <w:t xml:space="preserve">電子工作はほとんどしたことがない方</w:t>
-      </w:r>
-    </w:p>
-    <w:p>
-      <w:pPr>
-        <w:numPr>
-          <w:ilvl w:val="0"/>
-          <w:numId w:val="1001"/>
-        </w:numPr>
-        <w:pStyle w:val="Compact"/>
-      </w:pPr>
-      <w:r>
-        <w:t xml:space="preserve">ChatGPTなどのAIには興味があるけれど、機械いじりは不安な方</w:t>
-      </w:r>
-    </w:p>
-    <w:p>
-      <w:pPr>
-        <w:pStyle w:val="FirstParagraph"/>
-      </w:pPr>
-      <w:r>
-        <w:t xml:space="preserve">専門用語が出てくるときは、そのつど説明します。また、巻末には</w:t>
-      </w:r>
-      <w:r>
-        <w:rPr>
-          <w:b/>
-        </w:rPr>
-        <w:t xml:space="preserve">用語集</w:t>
-      </w:r>
-      <w:r>
-        <w:t xml:space="preserve">（第23章）もありますので、分からない言葉が出てきたらそちらもご覧ください。</w:t>
-      </w:r>
-    </w:p>
-    <w:p>
-      <w:pPr>
-        <w:pStyle w:val="BodyText"/>
-      </w:pPr>
-      <w:r>
-        <w:t xml:space="preserve">かりポムはGitHubで公開されている、今も継続してアップデートが続くプロジェクトです。本書の内容と実機の動作が異なる場合は、最新のWebUI表示を優先してください（更新履歴は第22章）。</w:t>
-      </w:r>
-    </w:p>
-    <w:p>
-      <w:pPr>
-        <w:pStyle w:val="BodyText"/>
-      </w:pPr>
-      <w:r>
-        <w:rPr>
-          <w:b/>
-        </w:rPr>
-        <w:t xml:space="preserve">GitHubでは、次の5点セットを公開しています。</w:t>
-      </w:r>
-    </w:p>
-    <w:tbl>
-      <w:tblPr>
-        <w:tblStyle w:val="Table"/>
-        <w:tblW w:type="dxa" w:w="9360"/>
-        <w:tblLook w:firstRow="1"/>
-      </w:tblPr>
-      <w:tblGrid>
-        <w:gridCol w:w="3309"/>
-        <w:gridCol w:w="6051"/>
-      </w:tblGrid>
-      <w:tr>
-        <w:trPr>
-          <w:cnfStyle w:firstRow="1"/>
-        </w:trPr>
-        <w:tc>
-          <w:tcPr>
-            <w:tcW w:type="dxa" w:w="3309"/>
-            <w:tcBorders>
-              <w:bottom w:val="single"/>
-            </w:tcBorders>
-            <w:vAlign w:val="bottom"/>
-          </w:tcPr>
-          <w:p>
-            <w:pPr>
-              <w:pStyle w:val="Compact"/>
-              <w:jc w:val="left"/>
-            </w:pPr>
-            <w:r>
-              <w:t xml:space="preserve">公開物</w:t>
-            </w:r>
-          </w:p>
-        </w:tc>
-        <w:tc>
-          <w:tcPr>
-            <w:tcW w:type="dxa" w:w="6051"/>
-            <w:tcBorders>
-              <w:bottom w:val="single"/>
-            </w:tcBorders>
-            <w:vAlign w:val="bottom"/>
-          </w:tcPr>
-          <w:p>
-            <w:pPr>
-              <w:pStyle w:val="Compact"/>
-              <w:jc w:val="left"/>
-            </w:pPr>
-            <w:r>
-              <w:t xml:space="preserve">内容</w:t>
-            </w:r>
-          </w:p>
-        </w:tc>
-      </w:tr>
-      <w:tr>
-        <w:tc>
-          <w:tcPr>
-            <w:tcW w:type="dxa" w:w="3309"/>
-          </w:tcPr>
-          <w:p>
-            <w:pPr>
-              <w:pStyle w:val="Compact"/>
-              <w:jc w:val="left"/>
-            </w:pPr>
-            <w:r>
-              <w:t xml:space="preserve">本書（かりポム ユーザーマニュアル）</w:t>
-            </w:r>
-          </w:p>
-        </w:tc>
-        <w:tc>
-          <w:tcPr>
-            <w:tcW w:type="dxa" w:w="6051"/>
-          </w:tcPr>
-          <w:p>
-            <w:pPr>
-              <w:pStyle w:val="Compact"/>
-              <w:jc w:val="left"/>
-            </w:pPr>
-            <w:r>
-              <w:t xml:space="preserve">「何ができるか」「どう遊ぶか」「どこから始めるか」を中心にした、初めての方向けの説明書です。</w:t>
-            </w:r>
-          </w:p>
-        </w:tc>
-      </w:tr>
-      <w:tr>
-        <w:tc>
-          <w:tcPr>
-            <w:tcW w:type="dxa" w:w="3309"/>
-          </w:tcPr>
-          <w:p>
-            <w:pPr>
-              <w:pStyle w:val="Compact"/>
-              <w:jc w:val="left"/>
-            </w:pPr>
-            <w:r>
-              <w:t xml:space="preserve">Karipom Ear 設計・製作マニュアル</w:t>
-            </w:r>
-          </w:p>
-        </w:tc>
-        <w:tc>
-          <w:tcPr>
-            <w:tcW w:type="dxa" w:w="6051"/>
-          </w:tcPr>
-          <w:p>
-            <w:pPr>
-              <w:pStyle w:val="Compact"/>
-              <w:jc w:val="left"/>
-            </w:pPr>
-            <w:r>
-              <w:t xml:space="preserve">CoreS3にPCM1808＋Pico2を追加してPCなしでBBXを楽しむための、配線・回路・組み立て手順を扱う発展編です。</w:t>
-            </w:r>
-          </w:p>
-        </w:tc>
-      </w:tr>
-      <w:tr>
-        <w:tc>
-          <w:tcPr>
-            <w:tcW w:type="dxa" w:w="3309"/>
-          </w:tcPr>
-          <w:p>
-            <w:pPr>
-              <w:pStyle w:val="Compact"/>
-              <w:jc w:val="left"/>
-            </w:pPr>
-            <w:r>
-              <w:t xml:space="preserve">かりポム本体ソフト（Arduinoファームウェア）</w:t>
-            </w:r>
-          </w:p>
-        </w:tc>
-        <w:tc>
-          <w:tcPr>
-            <w:tcW w:type="dxa" w:w="6051"/>
-          </w:tcPr>
-          <w:p>
-            <w:pPr>
-              <w:pStyle w:val="Compact"/>
-              <w:jc w:val="left"/>
-            </w:pPr>
-            <w:r>
-              <w:t xml:space="preserve">かりポム本体（CoreS3）を動かす制御ソフトウェアです。</w:t>
-            </w:r>
-          </w:p>
-        </w:tc>
-      </w:tr>
-      <w:tr>
-        <w:tc>
-          <w:tcPr>
-            <w:tcW w:type="dxa" w:w="3309"/>
-          </w:tcPr>
-          <w:p>
-            <w:pPr>
-              <w:pStyle w:val="Compact"/>
-              <w:jc w:val="left"/>
-            </w:pPr>
-            <w:r>
-              <w:t xml:space="preserve">PCアプリケーション（Companion・Desktop）</w:t>
-            </w:r>
-          </w:p>
-        </w:tc>
-        <w:tc>
-          <w:tcPr>
-            <w:tcW w:type="dxa" w:w="6051"/>
-          </w:tcPr>
-          <w:p>
-            <w:pPr>
-              <w:pStyle w:val="Compact"/>
-              <w:jc w:val="left"/>
-            </w:pPr>
-            <w:r>
-              <w:t xml:space="preserve">KariPom Companion・KariPom Desktopなど、PC側のプログラムです（詳しくは第2章）。</w:t>
-            </w:r>
-          </w:p>
-        </w:tc>
-      </w:tr>
-      <w:tr>
-        <w:tc>
-          <w:tcPr>
-            <w:tcW w:type="dxa" w:w="3309"/>
-          </w:tcPr>
-          <w:p>
-            <w:pPr>
-              <w:pStyle w:val="Compact"/>
-              <w:jc w:val="left"/>
-            </w:pPr>
-            <w:r>
-              <w:t xml:space="preserve">3Dプリントデータ</w:t>
-            </w:r>
-          </w:p>
-        </w:tc>
-        <w:tc>
-          <w:tcPr>
-            <w:tcW w:type="dxa" w:w="6051"/>
-          </w:tcPr>
-          <w:p>
-            <w:pPr>
-              <w:pStyle w:val="Compact"/>
-              <w:jc w:val="left"/>
-            </w:pPr>
-            <w:r>
-              <w:t xml:space="preserve">筐体（ボディ）を3Dプリントするための設計データです。</w:t>
-            </w:r>
-          </w:p>
-        </w:tc>
-      </w:tr>
-    </w:tbl>
-    <w:p>
-      <w:pPr>
-        <w:pStyle w:val="BodyText"/>
-      </w:pPr>
-      <w:r>
-        <w:t xml:space="preserve">電子工作・回路設計・配線図といった技術的な内容は、あえて本書には詳しく書いていません。それらは</w:t>
-      </w:r>
-      <w:r>
-        <w:rPr>
-          <w:b/>
-        </w:rPr>
-        <w:t xml:space="preserve">「Karipom Ear 設計・製作マニュアル」</w:t>
-      </w:r>
-      <w:r>
-        <w:t xml:space="preserve">にまとめてあり、本書では「詳しくはKaripom Ear設計・製作マニュアルをご覧ください」という形でご案内します。2冊で同じ内容を重複して説明することを避け、それぞれの役割をはっきり分けています。</w:t>
-      </w:r>
-    </w:p>
-    <w:p>
-      <w:pPr>
-        <w:pStyle w:val="BodyText"/>
-      </w:pPr>
-      <w:r>
-        <w:t xml:space="preserve">💡 本書は、人が読むことはもちろん、ChatGPTやClaudeなどのAIに読み込ませながら作業を進めることも想定して書かれています。「このマニュアルの内容と、今出ているエラーを踏まえて、次に何をすればいいか教えて」のように、本書とソースコード・エラーメッセージをまとめてAIに渡しながら進める使い方もおすすめです。</w:t>
-      </w:r>
-    </w:p>
-    <w:p>
-      <w:pPr>
-        <w:pStyle w:val="Heading2"/>
-      </w:pPr>
-      <w:bookmarkStart w:id="22" w:name="本書の読み方"/>
-      <w:r>
-        <w:t xml:space="preserve">1.2 本書の読み方</w:t>
-      </w:r>
-      <w:bookmarkEnd w:id="22"/>
-    </w:p>
-    <w:p>
-      <w:pPr>
-        <w:pStyle w:val="FirstParagraph"/>
-      </w:pPr>
-      <w:r>
-        <w:t xml:space="preserve">はじめてお使いになる方は、</w:t>
-      </w:r>
-      <w:r>
-        <w:rPr>
-          <w:b/>
-        </w:rPr>
-        <w:t xml:space="preserve">第4章「安全上の注意」→ 第7章「初回セットアップ」→ 第8章「Wi-Fi設定」→ 第9章「WebUIの使い方」</w:t>
-      </w:r>
-      <w:r>
-        <w:t xml:space="preserve"> </w:t>
-      </w:r>
-      <w:r>
-        <w:t xml:space="preserve">の順に読み進めてください。この4つの章を終えると、かりポムの基本操作がひととおりできるようになります。</w:t>
-      </w:r>
-    </w:p>
-    <w:p>
-      <w:pPr>
-        <w:pStyle w:val="BodyText"/>
-      </w:pPr>
-      <w:r>
-        <w:t xml:space="preserve">そのあとは、興味のある機能の章（表情、独り言、マイク機能、Visualizer、Lightingなど）を好きな順番でお読みいただけます。</w:t>
-      </w:r>
-    </w:p>
-    <w:p>
-      <w:pPr>
-        <w:pStyle w:val="BodyText"/>
-      </w:pPr>
-      <w:r>
-        <w:t xml:space="preserve">困ったときは、</w:t>
-      </w:r>
-      <w:r>
-        <w:rPr>
-          <w:b/>
-        </w:rPr>
-        <w:t xml:space="preserve">第20章「トラブルシューティング」</w:t>
-      </w:r>
-      <w:r>
-        <w:t xml:space="preserve"> </w:t>
-      </w:r>
-      <w:r>
-        <w:t xml:space="preserve">と</w:t>
-      </w:r>
-      <w:r>
-        <w:t xml:space="preserve"> </w:t>
-      </w:r>
-      <w:r>
-        <w:rPr>
-          <w:b/>
-        </w:rPr>
-        <w:t xml:space="preserve">第21章「FAQ」</w:t>
-      </w:r>
-      <w:r>
-        <w:t xml:space="preserve"> </w:t>
-      </w:r>
-      <w:r>
-        <w:t xml:space="preserve">をご覧ください。</w:t>
-      </w:r>
-    </w:p>
-    <w:p>
-      <w:pPr>
-        <w:pStyle w:val="Heading2"/>
-      </w:pPr>
-      <w:bookmarkStart w:id="23" w:name="本書で使うマークについて"/>
-      <w:r>
-        <w:t xml:space="preserve">1.3 本書で使うマークについて</w:t>
-      </w:r>
-      <w:bookmarkEnd w:id="23"/>
-    </w:p>
-    <w:tbl>
-      <w:tblPr>
-        <w:tblStyle w:val="Table"/>
-        <w:tblW w:type="dxa" w:w="9360"/>
-        <w:tblLook w:firstRow="1"/>
-      </w:tblPr>
-      <w:tblGrid>
-        <w:gridCol w:w="1921"/>
-        <w:gridCol w:w="7439"/>
-      </w:tblGrid>
-      <w:tr>
-        <w:trPr>
-          <w:cnfStyle w:firstRow="1"/>
-        </w:trPr>
-        <w:tc>
-          <w:tcPr>
-            <w:tcW w:type="dxa" w:w="1921"/>
-            <w:tcBorders>
-              <w:bottom w:val="single"/>
-            </w:tcBorders>
-            <w:vAlign w:val="bottom"/>
-          </w:tcPr>
-          <w:p>
-            <w:pPr>
-              <w:pStyle w:val="Compact"/>
-              <w:jc w:val="left"/>
-            </w:pPr>
-            <w:r>
-              <w:t xml:space="preserve">マーク</w:t>
-            </w:r>
-          </w:p>
-        </w:tc>
-        <w:tc>
-          <w:tcPr>
-            <w:tcW w:type="dxa" w:w="7439"/>
-            <w:tcBorders>
-              <w:bottom w:val="single"/>
-            </w:tcBorders>
-            <w:vAlign w:val="bottom"/>
-          </w:tcPr>
-          <w:p>
-            <w:pPr>
-              <w:pStyle w:val="Compact"/>
-              <w:jc w:val="left"/>
-            </w:pPr>
-            <w:r>
-              <w:t xml:space="preserve">意味</w:t>
-            </w:r>
-          </w:p>
-        </w:tc>
-      </w:tr>
-      <w:tr>
-        <w:tc>
-          <w:tcPr>
-            <w:tcW w:type="dxa" w:w="1921"/>
-          </w:tcPr>
-          <w:p>
-            <w:pPr>
-              <w:pStyle w:val="Compact"/>
-              <w:jc w:val="left"/>
-            </w:pPr>
-            <w:r>
-              <w:t xml:space="preserve">⚠️</w:t>
-            </w:r>
-            <w:r>
-              <w:t xml:space="preserve"> </w:t>
-            </w:r>
-            <w:r>
-              <w:rPr>
-                <w:b/>
-              </w:rPr>
-              <w:t xml:space="preserve">警告</w:t>
-            </w:r>
-          </w:p>
-        </w:tc>
-        <w:tc>
-          <w:tcPr>
-            <w:tcW w:type="dxa" w:w="7439"/>
-          </w:tcPr>
-          <w:p>
-            <w:pPr>
-              <w:pStyle w:val="Compact"/>
-              <w:jc w:val="left"/>
-            </w:pPr>
-            <w:r>
-              <w:t xml:space="preserve">守らないと、けがや故障につながるおそれがある重要な注意事項です。</w:t>
-            </w:r>
-          </w:p>
-        </w:tc>
-      </w:tr>
-      <w:tr>
-        <w:tc>
-          <w:tcPr>
-            <w:tcW w:type="dxa" w:w="1921"/>
-          </w:tcPr>
-          <w:p>
-            <w:pPr>
-              <w:pStyle w:val="Compact"/>
-              <w:jc w:val="left"/>
-            </w:pPr>
-            <w:r>
-              <w:t xml:space="preserve">❗</w:t>
-            </w:r>
-            <w:r>
-              <w:t xml:space="preserve"> </w:t>
-            </w:r>
-            <w:r>
-              <w:rPr>
-                <w:b/>
-              </w:rPr>
-              <w:t xml:space="preserve">注意</w:t>
-            </w:r>
-          </w:p>
-        </w:tc>
-        <w:tc>
-          <w:tcPr>
-            <w:tcW w:type="dxa" w:w="7439"/>
-          </w:tcPr>
-          <w:p>
-            <w:pPr>
-              <w:pStyle w:val="Compact"/>
-              <w:jc w:val="left"/>
-            </w:pPr>
-            <w:r>
-              <w:t xml:space="preserve">守らないと、かりポムの動作不良や寿命の低下につながる事項です。</w:t>
-            </w:r>
-          </w:p>
-        </w:tc>
-      </w:tr>
-      <w:tr>
-        <w:tc>
-          <w:tcPr>
-            <w:tcW w:type="dxa" w:w="1921"/>
-          </w:tcPr>
-          <w:p>
-            <w:pPr>
-              <w:pStyle w:val="Compact"/>
-              <w:jc w:val="left"/>
-            </w:pPr>
-            <w:r>
-              <w:t xml:space="preserve">💡</w:t>
-            </w:r>
-            <w:r>
-              <w:t xml:space="preserve"> </w:t>
-            </w:r>
-            <w:r>
-              <w:rPr>
-                <w:b/>
-              </w:rPr>
-              <w:t xml:space="preserve">ヒント</w:t>
-            </w:r>
-          </w:p>
-        </w:tc>
-        <w:tc>
-          <w:tcPr>
-            <w:tcW w:type="dxa" w:w="7439"/>
-          </w:tcPr>
-          <w:p>
-            <w:pPr>
-              <w:pStyle w:val="Compact"/>
-              <w:jc w:val="left"/>
-            </w:pPr>
-            <w:r>
-              <w:t xml:space="preserve">知っていると便利な情報です。</w:t>
-            </w:r>
-          </w:p>
-        </w:tc>
-      </w:tr>
-    </w:tbl>
-    <w:p>
-      <w:r>
-        <w:br w:type="page"/>
-      </w:r>
-    </w:p>
-    <w:p>
-      <w:pPr>
-        <w:pStyle w:val="Heading1"/>
-      </w:pPr>
-      <w:bookmarkStart w:id="24" w:name="第2章-かりポムとは"/>
-      <w:r>
-        <w:t xml:space="preserve">第2章 かりポムとは</w:t>
-      </w:r>
-      <w:bookmarkEnd w:id="24"/>
-    </w:p>
-    <w:p>
-      <w:pPr>
-        <w:pStyle w:val="Heading2"/>
-      </w:pPr>
-      <w:bookmarkStart w:id="25" w:name="かりポムのプロフィール"/>
-      <w:r>
-        <w:t xml:space="preserve">2.1 かりポムのプロフィール</w:t>
-      </w:r>
-      <w:bookmarkEnd w:id="25"/>
-    </w:p>
-    <w:p>
-      <w:pPr>
-        <w:pStyle w:val="FirstParagraph"/>
-      </w:pPr>
-      <w:r>
-        <w:t xml:space="preserve">かりポム（KariPom）は、机の上に置いて楽しむ、手のひらサイズのアニマトロニクス・ロボットです。</w:t>
-      </w:r>
-    </w:p>
-    <w:p>
-      <w:pPr>
-        <w:pStyle w:val="BodyText"/>
-      </w:pPr>
-      <w:r>
-        <w:t xml:space="preserve">「アニマトロニクス」とは、テーマパークのキャラクターや映画の特殊効果などで使われる、</w:t>
-      </w:r>
-      <w:r>
-        <w:rPr>
-          <w:b/>
-        </w:rPr>
-        <w:t xml:space="preserve">モーターで生き物のように動く機械人形</w:t>
-      </w:r>
-      <w:r>
-        <w:t xml:space="preserve">のことです。かりポムは、その技術を家庭サイズにぎゅっと詰め込んだロボットです。</w:t>
-      </w:r>
-    </w:p>
-    <w:p>
-      <w:pPr>
-        <w:pStyle w:val="BodyText"/>
-      </w:pPr>
-      <w:r>
-        <w:t xml:space="preserve">【図：かりポムの正面写真（ピンク）と、頭が動いている様子の連続写真】</w:t>
-      </w:r>
-    </w:p>
-    <w:p>
-      <w:pPr>
-        <w:pStyle w:val="BodyText"/>
-      </w:pPr>
-      <w:r>
-        <w:t xml:space="preserve">かりポムの頭脳には「M5Stack CoreS3」という、画面・スピーカー・マイク・カメラ・Wi-Fiがひとつになった小型コンピュータが入っています。頭は上下・左右に動き、画面には表情が表示され、スピーカーからおしゃべり（独り言）が流れます。</w:t>
-      </w:r>
-    </w:p>
-    <w:p>
-      <w:pPr>
-        <w:pStyle w:val="BodyText"/>
-      </w:pPr>
-      <w:r>
-        <w:t xml:space="preserve">かりポムの筐体（きょうたい：本体の外側のこと）は3Dプリントで製作するため、色は自由に選べます。本書に登場する2台は、作者の製作例（</w:t>
-      </w:r>
-      <w:r>
-        <w:rPr>
-          <w:b/>
-        </w:rPr>
-        <w:t xml:space="preserve">ピンク機</w:t>
-      </w:r>
-      <w:r>
-        <w:t xml:space="preserve">・</w:t>
-      </w:r>
-      <w:r>
-        <w:rPr>
-          <w:b/>
-        </w:rPr>
-        <w:t xml:space="preserve">ティファニーブルー機</w:t>
-      </w:r>
-      <w:r>
-        <w:t xml:space="preserve">）です。中身の機能はどちらも同じです。</w:t>
-      </w:r>
-    </w:p>
-    <w:p>
-      <w:pPr>
-        <w:pStyle w:val="BodyText"/>
-      </w:pPr>
-      <w:r>
-        <w:t xml:space="preserve">また、WebUIの設定で「かりポム」と「Miss かりポム」という2種類のキャラクター表示を切り替えられます（第19章）。見た目や機能に大きな違いはなく、気分に合わせて選べる小さなお楽しみです。</w:t>
-      </w:r>
-    </w:p>
-    <w:p>
-      <w:pPr>
-        <w:pStyle w:val="Heading2"/>
-      </w:pPr>
-      <w:bookmarkStart w:id="26" w:name="プロジェクトのあゆみかりポムが生まれるまで"/>
-      <w:r>
-        <w:t xml:space="preserve">2.2 プロジェクトのあゆみ（かりポムが生まれるまで）</w:t>
-      </w:r>
-      <w:bookmarkEnd w:id="26"/>
-    </w:p>
-    <w:p>
-      <w:pPr>
-        <w:pStyle w:val="FirstParagraph"/>
-      </w:pPr>
-      <w:r>
-        <w:t xml:space="preserve">かりポムは、もともとM5Stack向けに公開されている人気キャラクター「Stack-chan（スタックちゃん）」を自分でも作ってみたい、という思いつきから始まったプロジェクトです。</w:t>
-      </w:r>
-    </w:p>
-    <w:p>
-      <w:pPr>
-        <w:pStyle w:val="BodyText"/>
-      </w:pPr>
-      <w:r>
-        <w:t xml:space="preserve">作っていくうちに、「ただ表情を表示するだけでなく、ChatGPTと自然に会話しているように見せたい」という目標が生まれました。専用の音声認識・音声合成APIは使わず、「音の大きさに合わせて口を動かす」というシンプルな仕組み（リップシンク／口パク）だけで、それらしく見せられないか——という研究から始まったのが、今の口パク機能の原点です。</w:t>
-      </w:r>
-    </w:p>
-    <w:p>
-      <w:pPr>
-        <w:pStyle w:val="BodyText"/>
-      </w:pPr>
-      <w:r>
-        <w:t xml:space="preserve">ところが、口パクの精度を追い込んでいた最中に、思いがけない出来事が起こりました。音楽を流すと発話判定が細かく揺れ動き、かりポムがまるでビートを刻むように、ノリノリで首と口を動かしてしまったのです。本来なら「判定のブレ」として直すべき不具合でしたが、あまりに楽しい動きだったため、欠点として直すのではなく、新しい遊び方として育てる方向へ舵を切りました。この偶然の発見が、プロジェクトの方向性を大きく広げるきっかけになりました。</w:t>
-      </w:r>
-    </w:p>
-    <w:p>
-      <w:pPr>
-        <w:pStyle w:val="BodyText"/>
-      </w:pPr>
-      <w:r>
-        <w:t xml:space="preserve">本書では、「Beat Box」から着想を得て、この音楽に合わせてノリノリに動く、かりポム独自の世界観を「</w:t>
-      </w:r>
-      <w:r>
-        <w:rPr>
-          <w:b/>
-        </w:rPr>
-        <w:t xml:space="preserve">BBX</w:t>
-      </w:r>
-      <w:r>
-        <w:t xml:space="preserve">」と呼んでいます。BBXは口パクだけを指す言葉ではありません。音に合わせた口パクや首振りに、音を聞き取る「Karipom Ear」、音を画面いっぱいに映し出す「Visualizer」、背景を彩る「Lighting」などの演出を組み合わせて楽しむ、かりポムならではの体験全体を指す呼び方です。</w:t>
-      </w:r>
-    </w:p>
-    <w:p>
-      <w:pPr>
-        <w:pStyle w:val="BodyText"/>
-      </w:pPr>
-      <w:r>
-        <w:t xml:space="preserve">この発見をもとに、音を聞き取る「</w:t>
-      </w:r>
-      <w:r>
-        <w:rPr>
-          <w:b/>
-        </w:rPr>
-        <w:t xml:space="preserve">Karipom Ear</w:t>
-      </w:r>
-      <w:r>
-        <w:t xml:space="preserve">」（第12章）、音を画面いっぱいに映し出す「</w:t>
-      </w:r>
-      <w:r>
-        <w:rPr>
-          <w:b/>
-        </w:rPr>
-        <w:t xml:space="preserve">Visualizer</w:t>
-      </w:r>
-      <w:r>
-        <w:t xml:space="preserve">」（第13章）、背景を彩る「</w:t>
-      </w:r>
-      <w:r>
-        <w:rPr>
-          <w:b/>
-        </w:rPr>
-        <w:t xml:space="preserve">Lighting</w:t>
-      </w:r>
-      <w:r>
-        <w:t xml:space="preserve">」（第14章）という3つの機能が次々に生まれ、単なる口パクロボットから、音と一緒に楽しむ「</w:t>
-      </w:r>
-      <w:r>
-        <w:rPr>
-          <w:b/>
-        </w:rPr>
-        <w:t xml:space="preserve">BBXプロジェクト</w:t>
-      </w:r>
-      <w:r>
-        <w:t xml:space="preserve">」へと発展していきました。</w:t>
-      </w:r>
-    </w:p>
-    <w:p>
-      <w:pPr>
-        <w:pStyle w:val="BodyText"/>
-      </w:pPr>
-      <w:r>
-        <w:t xml:space="preserve">現在では、CoreS3の実機を持っていない方でも、PCだけで動く「</w:t>
-      </w:r>
-      <w:r>
-        <w:rPr>
-          <w:b/>
-        </w:rPr>
-        <w:t xml:space="preserve">KariPom Desktop</w:t>
-      </w:r>
-      <w:r>
-        <w:t xml:space="preserve">」（2.3）でこの世界を体験できるようになっています。さらに、CoreS3にPCM1808マイクとRaspberry Pi Picoを追加した拡張構成（第12章）では、PCを使わずにBBXを楽しめます。この拡張の設計図・回路図・組み立て手順は、</w:t>
-      </w:r>
-      <w:r>
-        <w:rPr>
-          <w:b/>
-        </w:rPr>
-        <w:t xml:space="preserve">「Karipom Ear 設計・製作マニュアル」</w:t>
-      </w:r>
-      <w:r>
-        <w:t xml:space="preserve">としてGitHubで公開しています。かりポムは、この構成も含めて今も継続的に改良が続けられているプロジェクトです。</w:t>
-      </w:r>
-    </w:p>
-    <w:p>
-      <w:pPr>
-        <w:pStyle w:val="BodyText"/>
-      </w:pPr>
-      <w:r>
-        <w:t xml:space="preserve">💡 かりポムはGitHubで公開されているプロジェクトで、今もあゆみの途中です。ここに書かれていない新しい機能が、今後も追加されていく予定です。</w:t>
-      </w:r>
-    </w:p>
-    <w:p>
-      <w:pPr>
-        <w:pStyle w:val="Heading2"/>
-      </w:pPr>
-      <w:bookmarkStart w:id="27" w:name="karipom-desktop-pcだけで楽しむかりポム"/>
-      <w:r>
-        <w:t xml:space="preserve">2.3 KariPom Desktop — PCだけで楽しむかりポム</w:t>
-      </w:r>
-      <w:bookmarkEnd w:id="27"/>
-    </w:p>
-    <w:p>
-      <w:pPr>
-        <w:pStyle w:val="FirstParagraph"/>
-      </w:pPr>
-      <w:r>
-        <w:rPr>
-          <w:b/>
-        </w:rPr>
-        <w:t xml:space="preserve">KariPom Desktop</w:t>
-      </w:r>
-      <w:r>
-        <w:t xml:space="preserve">は、CoreS3を使わず、</w:t>
-      </w:r>
-      <w:r>
-        <w:rPr>
-          <w:b/>
-        </w:rPr>
-        <w:t xml:space="preserve">BBXの中核である「音に合わせた口パク」体験を独立させたスタンドアロン版</w:t>
-      </w:r>
-      <w:r>
-        <w:t xml:space="preserve">として、GitHubで公開されている姉妹プロジェクトです。CoreS3があれば体験できることの一部を代わりに見せる「体験版」ではなく、口パク体験そのものをPC単体で完結させた、独立したアプリという位置付けです（VisualizerやLightingなど、画面いっぱいの演出はCoreS3実機ならではの楽しみ方です）。</w:t>
-      </w:r>
-    </w:p>
-    <w:p>
-      <w:pPr>
-        <w:numPr>
-          <w:ilvl w:val="0"/>
-          <w:numId w:val="1002"/>
-        </w:numPr>
-        <w:pStyle w:val="Compact"/>
-      </w:pPr>
-      <w:r>
-        <w:rPr>
-          <w:b/>
-        </w:rPr>
-        <w:t xml:space="preserve">対応OS</w:t>
-      </w:r>
-      <w:r>
-        <w:t xml:space="preserve"> </w:t>
-      </w:r>
-      <w:r>
-        <w:t xml:space="preserve">— Windows・macOS・Linuxのいずれでも動作します。</w:t>
-      </w:r>
-    </w:p>
-    <w:p>
-      <w:pPr>
-        <w:numPr>
-          <w:ilvl w:val="0"/>
-          <w:numId w:val="1002"/>
-        </w:numPr>
-        <w:pStyle w:val="Compact"/>
-      </w:pPr>
-      <w:r>
-        <w:rPr>
-          <w:b/>
-        </w:rPr>
-        <w:t xml:space="preserve">専用ハードウェア不要</w:t>
-      </w:r>
-      <w:r>
-        <w:t xml:space="preserve"> </w:t>
-      </w:r>
-      <w:r>
-        <w:t xml:space="preserve">— CoreS3やArduino、センサー類は一切使わず、Pythonのプログラムだけで動きます。</w:t>
-      </w:r>
-    </w:p>
-    <w:p>
-      <w:pPr>
-        <w:numPr>
-          <w:ilvl w:val="0"/>
-          <w:numId w:val="1002"/>
-        </w:numPr>
-        <w:pStyle w:val="Compact"/>
-      </w:pPr>
-      <w:r>
-        <w:rPr>
-          <w:b/>
-        </w:rPr>
-        <w:t xml:space="preserve">AIと会話しているように見える</w:t>
-      </w:r>
-      <w:r>
-        <w:t xml:space="preserve"> </w:t>
-      </w:r>
-      <w:r>
-        <w:t xml:space="preserve">— 起動すると自動でブラウザのChatGPTが開き、音声で会話するとその声に合わせてかりポムが口を動かします。話していないときも、瞬きや鼻の動きで生きているような表情を見せます。</w:t>
-      </w:r>
-    </w:p>
-    <w:p>
-      <w:pPr>
-        <w:numPr>
-          <w:ilvl w:val="0"/>
-          <w:numId w:val="1002"/>
-        </w:numPr>
-        <w:pStyle w:val="Compact"/>
-      </w:pPr>
-      <w:r>
-        <w:rPr>
-          <w:b/>
-        </w:rPr>
-        <w:t xml:space="preserve">初心者でも試せる</w:t>
-      </w:r>
-      <w:r>
-        <w:t xml:space="preserve"> </w:t>
-      </w:r>
-      <w:r>
-        <w:t xml:space="preserve">— セットアップは、配布されているPythonファイルをChatGPTなどのAIに読み込ませ、使っているPCの環境に合わせて案内してもらいながら進める方式です（詳しくは第9章）。</w:t>
-      </w:r>
-    </w:p>
-    <w:p>
-      <w:pPr>
-        <w:pStyle w:val="FirstParagraph"/>
-      </w:pPr>
-      <w:r>
-        <w:t xml:space="preserve">【KariPom DesktopのGitHubリポジトリURL】</w:t>
-      </w:r>
-    </w:p>
-    <w:p>
-      <w:pPr>
-        <w:pStyle w:val="BodyText"/>
-      </w:pPr>
-      <w:r>
-        <w:t xml:space="preserve">💡 KariPom CompanionとKariPom Desktop、どちらを使えばいいか迷ったときは、第15章（15.1）の比較図をご覧ください。</w:t>
-      </w:r>
-    </w:p>
-    <w:p>
-      <w:pPr>
-        <w:pStyle w:val="Heading2"/>
-      </w:pPr>
-      <w:bookmarkStart w:id="28" w:name="かりポムの楽しみ方"/>
-      <w:r>
-        <w:t xml:space="preserve">2.4 かりポムの楽しみ方</w:t>
-      </w:r>
-      <w:bookmarkEnd w:id="28"/>
-    </w:p>
-    <w:p>
-      <w:pPr>
-        <w:pStyle w:val="FirstParagraph"/>
-      </w:pPr>
-      <w:r>
-        <w:t xml:space="preserve">かりポムには、大きく分けて4つの楽しみ方があります。どれも「音に合わせて生きているように見える」という同じ世界観でつながっています。</w:t>
-      </w:r>
-    </w:p>
-    <w:p>
-      <w:pPr>
-        <w:numPr>
-          <w:ilvl w:val="0"/>
-          <w:numId w:val="1003"/>
-        </w:numPr>
-        <w:pStyle w:val="Compact"/>
-      </w:pPr>
-      <w:r>
-        <w:rPr>
-          <w:b/>
-        </w:rPr>
-        <w:t xml:space="preserve">そばに置いて眺める</w:t>
-      </w:r>
-      <w:r>
-        <w:t xml:space="preserve"> </w:t>
-      </w:r>
-      <w:r>
-        <w:t xml:space="preserve">— 電源を入れておくだけで、ときどき頭を動かしたり（アイドルモーション）、ランダムなタイミングで独り言をつぶやいたりします。</w:t>
-      </w:r>
-    </w:p>
-    <w:p>
-      <w:pPr>
-        <w:numPr>
-          <w:ilvl w:val="0"/>
-          <w:numId w:val="1003"/>
-        </w:numPr>
-        <w:pStyle w:val="Compact"/>
-      </w:pPr>
-      <w:r>
-        <w:rPr>
-          <w:b/>
-        </w:rPr>
-        <w:t xml:space="preserve">スマホやパソコンから操作する</w:t>
-      </w:r>
-      <w:r>
-        <w:t xml:space="preserve"> </w:t>
-      </w:r>
-      <w:r>
-        <w:t xml:space="preserve">— Wi-Fi経由でかりポムの「設定画面（WebUI）」を開き、表情を変えたり、しゃべらせたり、動かしたりできます。</w:t>
-      </w:r>
-    </w:p>
-    <w:p>
-      <w:pPr>
-        <w:numPr>
-          <w:ilvl w:val="0"/>
-          <w:numId w:val="1003"/>
-        </w:numPr>
-        <w:pStyle w:val="Compact"/>
-      </w:pPr>
-      <w:r>
-        <w:rPr>
-          <w:b/>
-        </w:rPr>
-        <w:t xml:space="preserve">音に反応させる（BBX体験）</w:t>
-      </w:r>
-      <w:r>
-        <w:t xml:space="preserve"> </w:t>
-      </w:r>
-      <w:r>
-        <w:t xml:space="preserve">— 音声入力機能「Karipom Ear（かりポム・イヤー）」で、内蔵マイク・PC音声（Wi-Fi）・LINE INの3つの音源を切り替えて、音に合わせて口を動かせます。さらに</w:t>
-      </w:r>
-      <w:r>
-        <w:rPr>
-          <w:b/>
-        </w:rPr>
-        <w:t xml:space="preserve">Visualizer（第13章）</w:t>
-      </w:r>
-      <w:r>
-        <w:t xml:space="preserve">を使うと、音そのものを画面いっぱいの光や図形として楽しめます。</w:t>
-      </w:r>
-    </w:p>
-    <w:p>
-      <w:pPr>
-        <w:numPr>
-          <w:ilvl w:val="0"/>
-          <w:numId w:val="1003"/>
-        </w:numPr>
-        <w:pStyle w:val="Compact"/>
-      </w:pPr>
-      <w:r>
-        <w:rPr>
-          <w:b/>
-        </w:rPr>
-        <w:t xml:space="preserve">画面の演出を眺める</w:t>
-      </w:r>
-      <w:r>
-        <w:t xml:space="preserve"> </w:t>
-      </w:r>
-      <w:r>
-        <w:t xml:space="preserve">—</w:t>
-      </w:r>
-      <w:r>
-        <w:t xml:space="preserve"> </w:t>
-      </w:r>
-      <w:r>
-        <w:rPr>
-          <w:b/>
-        </w:rPr>
-        <w:t xml:space="preserve">Lighting（第14章）</w:t>
-      </w:r>
-      <w:r>
-        <w:t xml:space="preserve">で、ディスコ調の光の演出やレトロゲーム風のスクリーンセーバーなど、音とは独立した画面の演出も楽しめます。</w:t>
-      </w:r>
-    </w:p>
-    <w:p>
-      <w:pPr>
-        <w:pStyle w:val="FirstParagraph"/>
-      </w:pPr>
-      <w:r>
-        <w:t xml:space="preserve">CoreS3の実機がなくても3の一部はKariPom Desktop（2.3）で、CoreS3の全機能はKariPom Companion（第9章・第15章）と組み合わせることで楽しめます。かりポム本体がAPIを使って自律的に会話する機能は、本書執筆時点では開発中です。</w:t>
-      </w:r>
-    </w:p>
-    <w:p>
-      <w:pPr>
-        <w:pStyle w:val="Heading2"/>
-      </w:pPr>
-      <w:bookmarkStart w:id="29" w:name="どこから始める3つの構成"/>
-      <w:r>
-        <w:t xml:space="preserve">2.5 どこから始める？（3つの構成）</w:t>
-      </w:r>
-      <w:bookmarkEnd w:id="29"/>
-    </w:p>
-    <w:p>
-      <w:pPr>
-        <w:pStyle w:val="FirstParagraph"/>
-      </w:pPr>
-      <w:r>
-        <w:t xml:space="preserve">初めての方が「自分はどこから始めればいいか」を一目で分かるよう、かりポムの3つの構成を紹介します。難しい技術知識がなくても大丈夫です。</w:t>
-      </w:r>
-    </w:p>
-    <w:tbl>
-      <w:tblPr>
-        <w:tblStyle w:val="Table"/>
-        <w:tblW w:type="dxa" w:w="9360"/>
-        <w:tblLook w:firstRow="1"/>
-      </w:tblPr>
-      <w:tblGrid>
-        <w:gridCol w:w="3231"/>
-        <w:gridCol w:w="1899"/>
-        <w:gridCol w:w="4230"/>
-      </w:tblGrid>
-      <w:tr>
-        <w:trPr>
-          <w:cnfStyle w:firstRow="1"/>
-        </w:trPr>
-        <w:tc>
-          <w:tcPr>
-            <w:tcW w:type="dxa" w:w="3231"/>
-            <w:tcBorders>
-              <w:bottom w:val="single"/>
-            </w:tcBorders>
-            <w:vAlign w:val="bottom"/>
-          </w:tcPr>
-          <w:p>
-            <w:pPr>
-              <w:pStyle w:val="Compact"/>
-              <w:jc w:val="left"/>
-            </w:pPr>
-            <w:r>
-              <w:t xml:space="preserve">構成</w:t>
-            </w:r>
-          </w:p>
-        </w:tc>
-        <w:tc>
-          <w:tcPr>
-            <w:tcW w:type="dxa" w:w="1899"/>
-            <w:tcBorders>
-              <w:bottom w:val="single"/>
-            </w:tcBorders>
-            <w:vAlign w:val="bottom"/>
-          </w:tcPr>
-          <w:p>
-            <w:pPr>
-              <w:pStyle w:val="Compact"/>
-              <w:jc w:val="left"/>
-            </w:pPr>
-            <w:r>
-              <w:t xml:space="preserve">必要なもの</w:t>
-            </w:r>
-          </w:p>
-        </w:tc>
-        <w:tc>
-          <w:tcPr>
-            <w:tcW w:type="dxa" w:w="4230"/>
-            <w:tcBorders>
-              <w:bottom w:val="single"/>
-            </w:tcBorders>
-            <w:vAlign w:val="bottom"/>
-          </w:tcPr>
-          <w:p>
-            <w:pPr>
-              <w:pStyle w:val="Compact"/>
-              <w:jc w:val="left"/>
-            </w:pPr>
-            <w:r>
-              <w:t xml:space="preserve">体験できること</w:t>
-            </w:r>
-          </w:p>
-        </w:tc>
-      </w:tr>
-      <w:tr>
-        <w:tc>
-          <w:tcPr>
-            <w:tcW w:type="dxa" w:w="3231"/>
-          </w:tcPr>
-          <w:p>
-            <w:pPr>
-              <w:pStyle w:val="Compact"/>
-              <w:jc w:val="left"/>
-            </w:pPr>
-            <w:r>
-              <w:rPr>
-                <w:b/>
-              </w:rPr>
-              <w:t xml:space="preserve">① KariPom Desktop</w:t>
-            </w:r>
-          </w:p>
-        </w:tc>
-        <w:tc>
-          <w:tcPr>
-            <w:tcW w:type="dxa" w:w="1899"/>
-          </w:tcPr>
-          <w:p>
-            <w:pPr>
-              <w:pStyle w:val="Compact"/>
-              <w:jc w:val="left"/>
-            </w:pPr>
-            <w:r>
-              <w:t xml:space="preserve">PCのみ（CoreS3不要）</w:t>
-            </w:r>
-          </w:p>
-        </w:tc>
-        <w:tc>
-          <w:tcPr>
-            <w:tcW w:type="dxa" w:w="4230"/>
-          </w:tcPr>
-          <w:p>
-            <w:pPr>
-              <w:pStyle w:val="Compact"/>
-              <w:jc w:val="left"/>
-            </w:pPr>
-            <w:r>
-              <w:t xml:space="preserve">PCだけでBBXを楽しめるスタンドアロン版（2.3）</w:t>
-            </w:r>
-          </w:p>
-        </w:tc>
-      </w:tr>
-      <w:tr>
-        <w:tc>
-          <w:tcPr>
-            <w:tcW w:type="dxa" w:w="3231"/>
-          </w:tcPr>
-          <w:p>
-            <w:pPr>
-              <w:pStyle w:val="Compact"/>
-              <w:jc w:val="left"/>
-            </w:pPr>
-            <w:r>
-              <w:rPr>
-                <w:b/>
-              </w:rPr>
-              <w:t xml:space="preserve">② CoreS3＋KariPom Companion</w:t>
-            </w:r>
-          </w:p>
-        </w:tc>
-        <w:tc>
-          <w:tcPr>
-            <w:tcW w:type="dxa" w:w="1899"/>
-          </w:tcPr>
-          <w:p>
-            <w:pPr>
-              <w:pStyle w:val="Compact"/>
-              <w:jc w:val="left"/>
-            </w:pPr>
-            <w:r>
-              <w:t xml:space="preserve">かりポム本体＋PC（任意）</w:t>
-            </w:r>
-          </w:p>
-        </w:tc>
-        <w:tc>
-          <w:tcPr>
-            <w:tcW w:type="dxa" w:w="4230"/>
-          </w:tcPr>
-          <w:p>
-            <w:pPr>
-              <w:pStyle w:val="Compact"/>
-              <w:jc w:val="left"/>
-            </w:pPr>
-            <w:r>
-              <w:t xml:space="preserve">WebUIやBBXなど、かりポムの主要機能をひととおり楽しめる標準構成（第9章・第15章）</w:t>
-            </w:r>
-          </w:p>
-        </w:tc>
-      </w:tr>
-      <w:tr>
-        <w:tc>
-          <w:tcPr>
-            <w:tcW w:type="dxa" w:w="3231"/>
-          </w:tcPr>
-          <w:p>
-            <w:pPr>
-              <w:pStyle w:val="Compact"/>
-              <w:jc w:val="left"/>
-            </w:pPr>
-            <w:r>
-              <w:rPr>
-                <w:b/>
-              </w:rPr>
-              <w:t xml:space="preserve">③ CoreS3＋Karipom Ear（PCM1808＋Pico2）</w:t>
-            </w:r>
-          </w:p>
-        </w:tc>
-        <w:tc>
-          <w:tcPr>
-            <w:tcW w:type="dxa" w:w="1899"/>
-          </w:tcPr>
-          <w:p>
-            <w:pPr>
-              <w:pStyle w:val="Compact"/>
-              <w:jc w:val="left"/>
-            </w:pPr>
-            <w:r>
-              <w:t xml:space="preserve">かりポム本体＋拡張ハードウェア</w:t>
-            </w:r>
-          </w:p>
-        </w:tc>
-        <w:tc>
-          <w:tcPr>
-            <w:tcW w:type="dxa" w:w="4230"/>
-          </w:tcPr>
-          <w:p>
-            <w:pPr>
-              <w:pStyle w:val="Compact"/>
-              <w:jc w:val="left"/>
-            </w:pPr>
-            <w:r>
-              <w:t xml:space="preserve">PCなしでもBBXを楽しめる発展構成（第12章、詳しくはKaripom Ear設計・製作マニュアル）</w:t>
-            </w:r>
-          </w:p>
-        </w:tc>
-      </w:tr>
-    </w:tbl>
-    <w:p>
-      <w:pPr>
-        <w:pStyle w:val="BodyText"/>
-      </w:pPr>
-      <w:r>
-        <w:rPr>
-          <w:b/>
-        </w:rPr>
-        <w:t xml:space="preserve">① KariPom Desktop</w:t>
-      </w:r>
-      <w:r>
-        <w:t xml:space="preserve"> </w:t>
-      </w:r>
-      <w:r>
-        <w:t xml:space="preserve">— PCだけでBBXを楽しめるスタンドアロン版です。かりポムとの会話や口パクを気軽に楽しめます（2.3）。</w:t>
-      </w:r>
-    </w:p>
-    <w:p>
-      <w:pPr>
-        <w:pStyle w:val="BodyText"/>
-      </w:pPr>
-      <w:r>
-        <w:t xml:space="preserve">↓</w:t>
-      </w:r>
-    </w:p>
-    <w:p>
-      <w:pPr>
-        <w:pStyle w:val="BodyText"/>
-      </w:pPr>
-      <w:r>
-        <w:rPr>
-          <w:b/>
-        </w:rPr>
-        <w:t xml:space="preserve">② CoreS3＋KariPom Companion</w:t>
-      </w:r>
-      <w:r>
-        <w:t xml:space="preserve"> </w:t>
-      </w:r>
-      <w:r>
-        <w:t xml:space="preserve">— 標準構成です。WebUIやBBXなど、かりポムの主要機能をひととおり楽しめます（第9章・第15章）。</w:t>
-      </w:r>
-    </w:p>
-    <w:p>
-      <w:pPr>
-        <w:pStyle w:val="BodyText"/>
-      </w:pPr>
-      <w:r>
-        <w:t xml:space="preserve">↓</w:t>
-      </w:r>
-    </w:p>
-    <w:p>
-      <w:pPr>
-        <w:pStyle w:val="BodyText"/>
-      </w:pPr>
-      <w:r>
-        <w:rPr>
-          <w:b/>
-        </w:rPr>
-        <w:t xml:space="preserve">③ CoreS3＋Karipom Ear（PCM1808＋Pico2）</w:t>
-      </w:r>
-      <w:r>
-        <w:t xml:space="preserve"> </w:t>
-      </w:r>
-      <w:r>
-        <w:t xml:space="preserve">— 発展構成です。「Karipom Ear 設計・製作マニュアル」の設計図・回路図・組み立て手順を使って拡張すると、PCを使わずにBBXを楽しめる構成へと発展させられます（第12章）。このマニュアルでは、さらに発展させたい方向けのオプション（LINE OUT増設・Bluetooth入力）も設計資料として紹介しています。</w:t>
-      </w:r>
-    </w:p>
-    <w:p>
-      <w:pPr>
-        <w:pStyle w:val="BodyText"/>
-      </w:pPr>
-      <w:r>
-        <w:t xml:space="preserve">💡 まずは①か②から始めて、慣れてきたら③に挑戦する、という進み方がおすすめです。③は今後も機能追加が予定されている、継続的にアップデート中の構成です。</w:t>
-      </w:r>
-    </w:p>
-    <w:p>
-      <w:r>
-        <w:br w:type="page"/>
-      </w:r>
-    </w:p>
-    <w:p>
-      <w:pPr>
-        <w:pStyle w:val="Heading1"/>
-      </w:pPr>
-      <w:bookmarkStart w:id="30" w:name="第3章-特徴できること"/>
-      <w:r>
-        <w:t xml:space="preserve">第3章 特徴・できること</w:t>
-      </w:r>
-      <w:bookmarkEnd w:id="30"/>
-    </w:p>
-    <w:p>
-      <w:pPr>
-        <w:pStyle w:val="Heading2"/>
-      </w:pPr>
-      <w:bookmarkStart w:id="31" w:name="機能一覧"/>
-      <w:r>
-        <w:t xml:space="preserve">3.1 機能一覧</w:t>
-      </w:r>
-      <w:bookmarkEnd w:id="31"/>
-    </w:p>
-    <w:p>
-      <w:pPr>
-        <w:pStyle w:val="FirstParagraph"/>
-      </w:pPr>
-      <w:r>
-        <w:rPr>
-          <w:b/>
-        </w:rPr>
-        <w:t xml:space="preserve">■ 本体機能</w:t>
-      </w:r>
-    </w:p>
-    <w:tbl>
-      <w:tblPr>
-        <w:tblStyle w:val="Table"/>
-        <w:tblW w:type="dxa" w:w="9360"/>
-        <w:tblLook w:firstRow="1"/>
-      </w:tblPr>
-      <w:tblGrid>
-        <w:gridCol w:w="1526"/>
-        <w:gridCol w:w="6478"/>
-        <w:gridCol w:w="1356"/>
-      </w:tblGrid>
-      <w:tr>
-        <w:trPr>
-          <w:cnfStyle w:firstRow="1"/>
-        </w:trPr>
-        <w:tc>
-          <w:tcPr>
-            <w:tcW w:type="dxa" w:w="1526"/>
-            <w:tcBorders>
-              <w:bottom w:val="single"/>
-            </w:tcBorders>
-            <w:vAlign w:val="bottom"/>
-          </w:tcPr>
-          <w:p>
-            <w:pPr>
-              <w:pStyle w:val="Compact"/>
-              <w:jc w:val="left"/>
-            </w:pPr>
-            <w:r>
-              <w:t xml:space="preserve">機能</w:t>
-            </w:r>
-          </w:p>
-        </w:tc>
-        <w:tc>
-          <w:tcPr>
-            <w:tcW w:type="dxa" w:w="6478"/>
-            <w:tcBorders>
-              <w:bottom w:val="single"/>
-            </w:tcBorders>
-            <w:vAlign w:val="bottom"/>
-          </w:tcPr>
-          <w:p>
-            <w:pPr>
-              <w:pStyle w:val="Compact"/>
-              <w:jc w:val="left"/>
-            </w:pPr>
-            <w:r>
-              <w:t xml:space="preserve">内容</w:t>
-            </w:r>
-          </w:p>
-        </w:tc>
-        <w:tc>
-          <w:tcPr>
-            <w:tcW w:type="dxa" w:w="1356"/>
-            <w:tcBorders>
-              <w:bottom w:val="single"/>
-            </w:tcBorders>
-            <w:vAlign w:val="bottom"/>
-          </w:tcPr>
-          <w:p>
-            <w:pPr>
-              <w:pStyle w:val="Compact"/>
-              <w:jc w:val="left"/>
-            </w:pPr>
-            <w:r>
-              <w:t xml:space="preserve">参照章</w:t>
-            </w:r>
-          </w:p>
-        </w:tc>
-      </w:tr>
-      <w:tr>
-        <w:tc>
-          <w:tcPr>
-            <w:tcW w:type="dxa" w:w="1526"/>
-          </w:tcPr>
-          <w:p>
-            <w:pPr>
-              <w:pStyle w:val="Compact"/>
-              <w:jc w:val="left"/>
-            </w:pPr>
-            <w:r>
-              <w:t xml:space="preserve">頭部の動き</w:t>
-            </w:r>
-          </w:p>
-        </w:tc>
-        <w:tc>
-          <w:tcPr>
-            <w:tcW w:type="dxa" w:w="6478"/>
-          </w:tcPr>
-          <w:p>
-            <w:pPr>
-              <w:pStyle w:val="Compact"/>
-              <w:jc w:val="left"/>
-            </w:pPr>
-            <w:r>
-              <w:t xml:space="preserve">サーボモーター2つで、頭を上下・左右に動かします。待機中はランダムなアイドルモーション、会話中は口パクに合わせた小さな頭の動き（マイクロモーション）を行います。WebUIのボタンでも操作できます。</w:t>
-            </w:r>
-          </w:p>
-        </w:tc>
-        <w:tc>
-          <w:tcPr>
-            <w:tcW w:type="dxa" w:w="1356"/>
-          </w:tcPr>
-          <w:p>
-            <w:pPr>
-              <w:pStyle w:val="Compact"/>
-              <w:jc w:val="left"/>
-            </w:pPr>
-            <w:r>
-              <w:t xml:space="preserve">第16章</w:t>
-            </w:r>
-          </w:p>
-        </w:tc>
-      </w:tr>
-      <w:tr>
-        <w:tc>
-          <w:tcPr>
-            <w:tcW w:type="dxa" w:w="1526"/>
-          </w:tcPr>
-          <w:p>
-            <w:pPr>
-              <w:pStyle w:val="Compact"/>
-              <w:jc w:val="left"/>
-            </w:pPr>
-            <w:r>
-              <w:t xml:space="preserve">表情表示</w:t>
-            </w:r>
-          </w:p>
-        </w:tc>
-        <w:tc>
-          <w:tcPr>
-            <w:tcW w:type="dxa" w:w="6478"/>
-          </w:tcPr>
-          <w:p>
-            <w:pPr>
-              <w:pStyle w:val="Compact"/>
-              <w:jc w:val="left"/>
-            </w:pPr>
-            <w:r>
-              <w:t xml:space="preserve">本体の画面に表情を表示します。WebUIのFace Galleryから切り替えられます。</w:t>
-            </w:r>
-          </w:p>
-        </w:tc>
-        <w:tc>
-          <w:tcPr>
-            <w:tcW w:type="dxa" w:w="1356"/>
-          </w:tcPr>
-          <w:p>
-            <w:pPr>
-              <w:pStyle w:val="Compact"/>
-              <w:jc w:val="left"/>
-            </w:pPr>
-            <w:r>
-              <w:t xml:space="preserve">第10章</w:t>
-            </w:r>
-          </w:p>
-        </w:tc>
-      </w:tr>
-      <w:tr>
-        <w:tc>
-          <w:tcPr>
-            <w:tcW w:type="dxa" w:w="1526"/>
-          </w:tcPr>
-          <w:p>
-            <w:pPr>
-              <w:pStyle w:val="Compact"/>
-              <w:jc w:val="left"/>
-            </w:pPr>
-            <w:r>
-              <w:t xml:space="preserve">独り言（Mutter）</w:t>
-            </w:r>
-          </w:p>
-        </w:tc>
-        <w:tc>
-          <w:tcPr>
-            <w:tcW w:type="dxa" w:w="6478"/>
-          </w:tcPr>
-          <w:p>
-            <w:pPr>
-              <w:pStyle w:val="Compact"/>
-              <w:jc w:val="left"/>
-            </w:pPr>
-            <w:r>
-              <w:t xml:space="preserve">SDカードに入れた音声ファイルを、ランダムなタイミングで自動的につぶやきます。手動再生もできます。</w:t>
-            </w:r>
-          </w:p>
-        </w:tc>
-        <w:tc>
-          <w:tcPr>
-            <w:tcW w:type="dxa" w:w="1356"/>
-          </w:tcPr>
-          <w:p>
-            <w:pPr>
-              <w:pStyle w:val="Compact"/>
-              <w:jc w:val="left"/>
-            </w:pPr>
-            <w:r>
-              <w:t xml:space="preserve">第11章</w:t>
-            </w:r>
-          </w:p>
-        </w:tc>
-      </w:tr>
-      <w:tr>
-        <w:tc>
-          <w:tcPr>
-            <w:tcW w:type="dxa" w:w="1526"/>
-          </w:tcPr>
-          <w:p>
-            <w:pPr>
-              <w:pStyle w:val="Compact"/>
-              <w:jc w:val="left"/>
-            </w:pPr>
-            <w:r>
-              <w:t xml:space="preserve">ジョイスティック操作</w:t>
-            </w:r>
-          </w:p>
-        </w:tc>
-        <w:tc>
-          <w:tcPr>
-            <w:tcW w:type="dxa" w:w="6478"/>
-          </w:tcPr>
-          <w:p>
-            <w:pPr>
-              <w:pStyle w:val="Compact"/>
-              <w:jc w:val="left"/>
-            </w:pPr>
-            <w:r>
-              <w:t xml:space="preserve">本体背面（尻尾部分）のジョイスティックで首の向きを直接操作できます。押し込むと独り言を再生します。</w:t>
-            </w:r>
-          </w:p>
-        </w:tc>
-        <w:tc>
-          <w:tcPr>
-            <w:tcW w:type="dxa" w:w="1356"/>
-          </w:tcPr>
-          <w:p>
-            <w:pPr>
-              <w:pStyle w:val="Compact"/>
-              <w:jc w:val="left"/>
-            </w:pPr>
-            <w:r>
-              <w:t xml:space="preserve">第16章</w:t>
-            </w:r>
-          </w:p>
-        </w:tc>
-      </w:tr>
-      <w:tr>
-        <w:tc>
-          <w:tcPr>
-            <w:tcW w:type="dxa" w:w="1526"/>
-          </w:tcPr>
-          <w:p>
-            <w:pPr>
-              <w:pStyle w:val="Compact"/>
-              <w:jc w:val="left"/>
-            </w:pPr>
-            <w:r>
-              <w:t xml:space="preserve">WebUI</w:t>
-            </w:r>
-          </w:p>
-        </w:tc>
-        <w:tc>
-          <w:tcPr>
-            <w:tcW w:type="dxa" w:w="6478"/>
-          </w:tcPr>
-          <w:p>
-            <w:pPr>
-              <w:pStyle w:val="Compact"/>
-              <w:jc w:val="left"/>
-            </w:pPr>
-            <w:r>
-              <w:t xml:space="preserve">スマホ・パソコンのブラウザから、すべての設定と操作ができます。</w:t>
-            </w:r>
-          </w:p>
-        </w:tc>
-        <w:tc>
-          <w:tcPr>
-            <w:tcW w:type="dxa" w:w="1356"/>
-          </w:tcPr>
-          <w:p>
-            <w:pPr>
-              <w:pStyle w:val="Compact"/>
-              <w:jc w:val="left"/>
-            </w:pPr>
-            <w:r>
-              <w:t xml:space="preserve">第9章・第19章</w:t>
-            </w:r>
-          </w:p>
-        </w:tc>
-      </w:tr>
-      <w:tr>
-        <w:tc>
-          <w:tcPr>
-            <w:tcW w:type="dxa" w:w="1526"/>
-          </w:tcPr>
-          <w:p>
-            <w:pPr>
-              <w:pStyle w:val="Compact"/>
-              <w:jc w:val="left"/>
-            </w:pPr>
-            <w:r>
-              <w:t xml:space="preserve">ファイル管理</w:t>
-            </w:r>
-          </w:p>
-        </w:tc>
-        <w:tc>
-          <w:tcPr>
-            <w:tcW w:type="dxa" w:w="6478"/>
-          </w:tcPr>
-          <w:p>
-            <w:pPr>
-              <w:pStyle w:val="Compact"/>
-              <w:jc w:val="left"/>
-            </w:pPr>
-            <w:r>
-              <w:t xml:space="preserve">音声ファイルの追加・削除・試聴がWebUIからできます。</w:t>
-            </w:r>
-          </w:p>
-        </w:tc>
-        <w:tc>
-          <w:tcPr>
-            <w:tcW w:type="dxa" w:w="1356"/>
-          </w:tcPr>
-          <w:p>
-            <w:pPr>
-              <w:pStyle w:val="Compact"/>
-              <w:jc w:val="left"/>
-            </w:pPr>
-            <w:r>
-              <w:t xml:space="preserve">第17章</w:t>
-            </w:r>
-          </w:p>
-        </w:tc>
-      </w:tr>
-      <w:tr>
-        <w:tc>
-          <w:tcPr>
-            <w:tcW w:type="dxa" w:w="1526"/>
-          </w:tcPr>
-          <w:p>
-            <w:pPr>
-              <w:pStyle w:val="Compact"/>
-              <w:jc w:val="left"/>
-            </w:pPr>
-            <w:r>
-              <w:t xml:space="preserve">ログ機能</w:t>
-            </w:r>
-          </w:p>
-        </w:tc>
-        <w:tc>
-          <w:tcPr>
-            <w:tcW w:type="dxa" w:w="6478"/>
-          </w:tcPr>
-          <w:p>
-            <w:pPr>
-              <w:pStyle w:val="Compact"/>
-              <w:jc w:val="left"/>
-            </w:pPr>
-            <w:r>
-              <w:t xml:space="preserve">かりポムの動作記録をブラウザで確認できます。</w:t>
-            </w:r>
-          </w:p>
-        </w:tc>
-        <w:tc>
-          <w:tcPr>
-            <w:tcW w:type="dxa" w:w="1356"/>
-          </w:tcPr>
-          <w:p>
-            <w:pPr>
-              <w:pStyle w:val="Compact"/>
-              <w:jc w:val="left"/>
-            </w:pPr>
-            <w:r>
-              <w:t xml:space="preserve">第18章</w:t>
-            </w:r>
-          </w:p>
-        </w:tc>
-      </w:tr>
-      <w:tr>
-        <w:tc>
-          <w:tcPr>
-            <w:tcW w:type="dxa" w:w="1526"/>
-          </w:tcPr>
-          <w:p>
-            <w:pPr>
-              <w:pStyle w:val="Compact"/>
-              <w:jc w:val="left"/>
-            </w:pPr>
-            <w:r>
-              <w:t xml:space="preserve">カメラ（実験的機能）</w:t>
-            </w:r>
-          </w:p>
-        </w:tc>
-        <w:tc>
-          <w:tcPr>
-            <w:tcW w:type="dxa" w:w="6478"/>
-          </w:tcPr>
-          <w:p>
-            <w:pPr>
-              <w:pStyle w:val="Compact"/>
-              <w:jc w:val="left"/>
-            </w:pPr>
-            <w:r>
-              <w:t xml:space="preserve">本体正面のカメラで周囲の動きを検知する機能です。本書執筆時点では開発途中で、既定では無効になっています。</w:t>
-            </w:r>
-          </w:p>
-        </w:tc>
-        <w:tc>
-          <w:tcPr>
-            <w:tcW w:type="dxa" w:w="1356"/>
-          </w:tcPr>
-          <w:p>
-            <w:pPr>
-              <w:pStyle w:val="Compact"/>
-              <w:jc w:val="left"/>
-            </w:pPr>
-            <w:r>
-              <w:t xml:space="preserve">第19章</w:t>
-            </w:r>
-          </w:p>
-        </w:tc>
-      </w:tr>
-    </w:tbl>
-    <w:p>
-      <w:pPr>
-        <w:pStyle w:val="BodyText"/>
-      </w:pPr>
-      <w:r>
-        <w:rPr>
-          <w:b/>
-        </w:rPr>
-        <w:t xml:space="preserve">■ BBX機能（音に反応する機能）</w:t>
-      </w:r>
-    </w:p>
-    <w:tbl>
-      <w:tblPr>
-        <w:tblStyle w:val="Table"/>
-        <w:tblW w:type="dxa" w:w="9360"/>
-        <w:tblLook w:firstRow="1"/>
-      </w:tblPr>
-      <w:tblGrid>
-        <w:gridCol w:w="1764"/>
-        <w:gridCol w:w="5170"/>
-        <w:gridCol w:w="2426"/>
-      </w:tblGrid>
-      <w:tr>
-        <w:trPr>
-          <w:cnfStyle w:firstRow="1"/>
-        </w:trPr>
-        <w:tc>
-          <w:tcPr>
-            <w:tcW w:type="dxa" w:w="1764"/>
-            <w:tcBorders>
-              <w:bottom w:val="single"/>
-            </w:tcBorders>
-            <w:vAlign w:val="bottom"/>
-          </w:tcPr>
-          <w:p>
-            <w:pPr>
-              <w:pStyle w:val="Compact"/>
-              <w:jc w:val="left"/>
-            </w:pPr>
-            <w:r>
-              <w:t xml:space="preserve">機能</w:t>
-            </w:r>
-          </w:p>
-        </w:tc>
-        <w:tc>
-          <w:tcPr>
-            <w:tcW w:type="dxa" w:w="5170"/>
-            <w:tcBorders>
-              <w:bottom w:val="single"/>
-            </w:tcBorders>
-            <w:vAlign w:val="bottom"/>
-          </w:tcPr>
-          <w:p>
-            <w:pPr>
-              <w:pStyle w:val="Compact"/>
-              <w:jc w:val="left"/>
-            </w:pPr>
-            <w:r>
-              <w:t xml:space="preserve">内容</w:t>
-            </w:r>
-          </w:p>
-        </w:tc>
-        <w:tc>
-          <w:tcPr>
-            <w:tcW w:type="dxa" w:w="2426"/>
-            <w:tcBorders>
-              <w:bottom w:val="single"/>
-            </w:tcBorders>
-            <w:vAlign w:val="bottom"/>
-          </w:tcPr>
-          <w:p>
-            <w:pPr>
-              <w:pStyle w:val="Compact"/>
-              <w:jc w:val="left"/>
-            </w:pPr>
-            <w:r>
-              <w:t xml:space="preserve">参照章</w:t>
-            </w:r>
-          </w:p>
-        </w:tc>
-      </w:tr>
-      <w:tr>
-        <w:tc>
-          <w:tcPr>
-            <w:tcW w:type="dxa" w:w="1764"/>
-          </w:tcPr>
-          <w:p>
-            <w:pPr>
-              <w:pStyle w:val="Compact"/>
-              <w:jc w:val="left"/>
-            </w:pPr>
-            <w:r>
-              <w:t xml:space="preserve">Karipom Ear</w:t>
-            </w:r>
-          </w:p>
-        </w:tc>
-        <w:tc>
-          <w:tcPr>
-            <w:tcW w:type="dxa" w:w="5170"/>
-          </w:tcPr>
-          <w:p>
-            <w:pPr>
-              <w:pStyle w:val="Compact"/>
-              <w:jc w:val="left"/>
-            </w:pPr>
-            <w:r>
-              <w:t xml:space="preserve">PC音声（Wi-Fi）・LINE IN・内蔵マイクの3音源を切り替えて、音に合わせて口を動かします。PCM1808＋Pico2拡張を追加すると、PCなしでも楽しめます。</w:t>
-            </w:r>
-          </w:p>
-        </w:tc>
-        <w:tc>
-          <w:tcPr>
-            <w:tcW w:type="dxa" w:w="2426"/>
-          </w:tcPr>
-          <w:p>
-            <w:pPr>
-              <w:pStyle w:val="Compact"/>
-              <w:jc w:val="left"/>
-            </w:pPr>
-            <w:r>
-              <w:t xml:space="preserve">第12章、詳しくはKaripom Ear設計・製作マニュアル</w:t>
-            </w:r>
-          </w:p>
-        </w:tc>
-      </w:tr>
-      <w:tr>
-        <w:tc>
-          <w:tcPr>
-            <w:tcW w:type="dxa" w:w="1764"/>
-          </w:tcPr>
-          <w:p>
-            <w:pPr>
-              <w:pStyle w:val="Compact"/>
-              <w:jc w:val="left"/>
-            </w:pPr>
-            <w:r>
-              <w:t xml:space="preserve">Talk（PC連携口パク）</w:t>
-            </w:r>
-          </w:p>
-        </w:tc>
-        <w:tc>
-          <w:tcPr>
-            <w:tcW w:type="dxa" w:w="5170"/>
-          </w:tcPr>
-          <w:p>
-            <w:pPr>
-              <w:pStyle w:val="Compact"/>
-              <w:jc w:val="left"/>
-            </w:pPr>
-            <w:r>
-              <w:t xml:space="preserve">PCで再生中の音声に合わせて、リアルタイムに口パクします。</w:t>
-            </w:r>
-          </w:p>
-        </w:tc>
-        <w:tc>
-          <w:tcPr>
-            <w:tcW w:type="dxa" w:w="2426"/>
-          </w:tcPr>
-          <w:p>
-            <w:pPr>
-              <w:pStyle w:val="Compact"/>
-              <w:jc w:val="left"/>
-            </w:pPr>
-            <w:r>
-              <w:t xml:space="preserve">第15章</w:t>
-            </w:r>
-          </w:p>
-        </w:tc>
-      </w:tr>
-      <w:tr>
-        <w:tc>
-          <w:tcPr>
-            <w:tcW w:type="dxa" w:w="1764"/>
-          </w:tcPr>
-          <w:p>
-            <w:pPr>
-              <w:pStyle w:val="Compact"/>
-              <w:jc w:val="left"/>
-            </w:pPr>
-            <w:r>
-              <w:t xml:space="preserve">Visualizer（音の可視化）</w:t>
-            </w:r>
-          </w:p>
-        </w:tc>
-        <w:tc>
-          <w:tcPr>
-            <w:tcW w:type="dxa" w:w="5170"/>
-          </w:tcPr>
-          <w:p>
-            <w:pPr>
-              <w:pStyle w:val="Compact"/>
-              <w:jc w:val="left"/>
-            </w:pPr>
-            <w:r>
-              <w:t xml:space="preserve">音の強さやリズムを、画面いっぱいのグラフや図形として表示します。8種類から選べます。</w:t>
-            </w:r>
-          </w:p>
-        </w:tc>
-        <w:tc>
-          <w:tcPr>
-            <w:tcW w:type="dxa" w:w="2426"/>
-          </w:tcPr>
-          <w:p>
-            <w:pPr>
-              <w:pStyle w:val="Compact"/>
-              <w:jc w:val="left"/>
-            </w:pPr>
-            <w:r>
-              <w:t xml:space="preserve">第13章</w:t>
-            </w:r>
-          </w:p>
-        </w:tc>
-      </w:tr>
-      <w:tr>
-        <w:tc>
-          <w:tcPr>
-            <w:tcW w:type="dxa" w:w="1764"/>
-          </w:tcPr>
-          <w:p>
-            <w:pPr>
-              <w:pStyle w:val="Compact"/>
-              <w:jc w:val="left"/>
-            </w:pPr>
-            <w:r>
-              <w:t xml:space="preserve">Lighting（背景演出）</w:t>
-            </w:r>
-          </w:p>
-        </w:tc>
-        <w:tc>
-          <w:tcPr>
-            <w:tcW w:type="dxa" w:w="5170"/>
-          </w:tcPr>
-          <w:p>
-            <w:pPr>
-              <w:pStyle w:val="Compact"/>
-              <w:jc w:val="left"/>
-            </w:pPr>
-            <w:r>
-              <w:t xml:space="preserve">ディスコ調の光やレトロゲーム風のスクリーンセーバーなど、16種類の画面演出を楽しめます。Visualizerと組み合わせ可能です。</w:t>
-            </w:r>
-          </w:p>
-        </w:tc>
-        <w:tc>
-          <w:tcPr>
-            <w:tcW w:type="dxa" w:w="2426"/>
-          </w:tcPr>
-          <w:p>
-            <w:pPr>
-              <w:pStyle w:val="Compact"/>
-              <w:jc w:val="left"/>
-            </w:pPr>
-            <w:r>
-              <w:t xml:space="preserve">第14章</w:t>
-            </w:r>
-          </w:p>
-        </w:tc>
-      </w:tr>
-    </w:tbl>
-    <w:p>
-      <w:pPr>
-        <w:pStyle w:val="BodyText"/>
-      </w:pPr>
-      <w:r>
-        <w:rPr>
-          <w:b/>
-        </w:rPr>
-        <w:t xml:space="preserve">■ PC連携</w:t>
-      </w:r>
-    </w:p>
-    <w:tbl>
-      <w:tblPr>
-        <w:tblStyle w:val="Table"/>
-        <w:tblW w:type="dxa" w:w="9360"/>
-        <w:tblLook w:firstRow="1"/>
-      </w:tblPr>
-      <w:tblGrid>
-        <w:gridCol w:w="2172"/>
-        <w:gridCol w:w="5689"/>
-        <w:gridCol w:w="1499"/>
-      </w:tblGrid>
-      <w:tr>
-        <w:trPr>
-          <w:cnfStyle w:firstRow="1"/>
-        </w:trPr>
-        <w:tc>
-          <w:tcPr>
-            <w:tcW w:type="dxa" w:w="2172"/>
-            <w:tcBorders>
-              <w:bottom w:val="single"/>
-            </w:tcBorders>
-            <w:vAlign w:val="bottom"/>
-          </w:tcPr>
-          <w:p>
-            <w:pPr>
-              <w:pStyle w:val="Compact"/>
-              <w:jc w:val="left"/>
-            </w:pPr>
-            <w:r>
-              <w:t xml:space="preserve">機能</w:t>
-            </w:r>
-          </w:p>
-        </w:tc>
-        <w:tc>
-          <w:tcPr>
-            <w:tcW w:type="dxa" w:w="5689"/>
-            <w:tcBorders>
-              <w:bottom w:val="single"/>
-            </w:tcBorders>
-            <w:vAlign w:val="bottom"/>
-          </w:tcPr>
-          <w:p>
-            <w:pPr>
-              <w:pStyle w:val="Compact"/>
-              <w:jc w:val="left"/>
-            </w:pPr>
-            <w:r>
-              <w:t xml:space="preserve">内容</w:t>
-            </w:r>
-          </w:p>
-        </w:tc>
-        <w:tc>
-          <w:tcPr>
-            <w:tcW w:type="dxa" w:w="1499"/>
-            <w:tcBorders>
-              <w:bottom w:val="single"/>
-            </w:tcBorders>
-            <w:vAlign w:val="bottom"/>
-          </w:tcPr>
-          <w:p>
-            <w:pPr>
-              <w:pStyle w:val="Compact"/>
-              <w:jc w:val="left"/>
-            </w:pPr>
-            <w:r>
-              <w:t xml:space="preserve">参照章</w:t>
-            </w:r>
-          </w:p>
-        </w:tc>
-      </w:tr>
-      <w:tr>
-        <w:tc>
-          <w:tcPr>
-            <w:tcW w:type="dxa" w:w="2172"/>
-          </w:tcPr>
-          <w:p>
-            <w:pPr>
-              <w:pStyle w:val="Compact"/>
-              <w:jc w:val="left"/>
-            </w:pPr>
-            <w:r>
-              <w:t xml:space="preserve">KariPom Companion</w:t>
-            </w:r>
-          </w:p>
-        </w:tc>
-        <w:tc>
-          <w:tcPr>
-            <w:tcW w:type="dxa" w:w="5689"/>
-          </w:tcPr>
-          <w:p>
-            <w:pPr>
-              <w:pStyle w:val="Compact"/>
-              <w:jc w:val="left"/>
-            </w:pPr>
-            <w:r>
-              <w:t xml:space="preserve">WebUI表示・音声連携（Talk）・ログ確認をまとめて使える、PC用の統合管理ツールです。</w:t>
-            </w:r>
-          </w:p>
-        </w:tc>
-        <w:tc>
-          <w:tcPr>
-            <w:tcW w:type="dxa" w:w="1499"/>
-          </w:tcPr>
-          <w:p>
-            <w:pPr>
-              <w:pStyle w:val="Compact"/>
-              <w:jc w:val="left"/>
-            </w:pPr>
-            <w:r>
-              <w:t xml:space="preserve">第9章・第15章</w:t>
-            </w:r>
-          </w:p>
-        </w:tc>
-      </w:tr>
-      <w:tr>
-        <w:tc>
-          <w:tcPr>
-            <w:tcW w:type="dxa" w:w="2172"/>
-          </w:tcPr>
-          <w:p>
-            <w:pPr>
-              <w:pStyle w:val="Compact"/>
-              <w:jc w:val="left"/>
-            </w:pPr>
-            <w:r>
-              <w:t xml:space="preserve">KariPom Desktop</w:t>
-            </w:r>
-          </w:p>
-        </w:tc>
-        <w:tc>
-          <w:tcPr>
-            <w:tcW w:type="dxa" w:w="5689"/>
-          </w:tcPr>
-          <w:p>
-            <w:pPr>
-              <w:pStyle w:val="Compact"/>
-              <w:jc w:val="left"/>
-            </w:pPr>
-            <w:r>
-              <w:t xml:space="preserve">CoreS3の実機がなくても、PC（Windows・macOS・Linux）だけでかりポムの世界を楽しめる姉妹プロジェクトです。</w:t>
-            </w:r>
-          </w:p>
-        </w:tc>
-        <w:tc>
-          <w:tcPr>
-            <w:tcW w:type="dxa" w:w="1499"/>
-          </w:tcPr>
-          <w:p>
-            <w:pPr>
-              <w:pStyle w:val="Compact"/>
-              <w:jc w:val="left"/>
-            </w:pPr>
-            <w:r>
-              <w:t xml:space="preserve">第2章</w:t>
-            </w:r>
-          </w:p>
-        </w:tc>
-      </w:tr>
-    </w:tbl>
-    <w:p>
-      <w:pPr>
-        <w:pStyle w:val="Heading2"/>
-      </w:pPr>
-      <w:bookmarkStart w:id="32" w:name="かりポムの中身かんたん解説"/>
-      <w:r>
-        <w:t xml:space="preserve">3.2 かりポムの中身（かんたん解説）</w:t>
-      </w:r>
-      <w:bookmarkEnd w:id="32"/>
-    </w:p>
-    <w:p>
-      <w:pPr>
-        <w:pStyle w:val="FirstParagraph"/>
-      </w:pPr>
-      <w:r>
-        <w:t xml:space="preserve">「どうして動くの？」に興味がある方のために、しくみをかんたんに説明します。読み飛ばしても大丈夫です。</w:t>
-      </w:r>
-    </w:p>
-    <w:p>
-      <w:pPr>
-        <w:numPr>
-          <w:ilvl w:val="0"/>
-          <w:numId w:val="1004"/>
-        </w:numPr>
-        <w:pStyle w:val="Compact"/>
-      </w:pPr>
-      <w:r>
-        <w:rPr>
-          <w:b/>
-        </w:rPr>
-        <w:t xml:space="preserve">頭脳：M5Stack CoreS3</w:t>
-      </w:r>
-      <w:r>
-        <w:t xml:space="preserve"> </w:t>
-      </w:r>
-      <w:r>
-        <w:t xml:space="preserve">— ESP32-S3というチップを積んだ小型コンピュータです。Wi-Fi、画面、マイク、スピーカー、カメラ、SDカードスロットを内蔵しています。</w:t>
-      </w:r>
-    </w:p>
-    <w:p>
-      <w:pPr>
-        <w:numPr>
-          <w:ilvl w:val="0"/>
-          <w:numId w:val="1004"/>
-        </w:numPr>
-        <w:pStyle w:val="Compact"/>
-      </w:pPr>
-      <w:r>
-        <w:rPr>
-          <w:b/>
-        </w:rPr>
-        <w:t xml:space="preserve">筋肉：サーボモーター×2</w:t>
-      </w:r>
-      <w:r>
-        <w:t xml:space="preserve"> </w:t>
-      </w:r>
-      <w:r>
-        <w:t xml:space="preserve">— 「サーボモーター」とは、指定した角度まで正確に回るモーターです。かりポムでは、上下用（UD）と左右用（LR）の2つを使って頭を動かします。</w:t>
-      </w:r>
-    </w:p>
-    <w:p>
-      <w:pPr>
-        <w:numPr>
-          <w:ilvl w:val="0"/>
-          <w:numId w:val="1004"/>
-        </w:numPr>
-        <w:pStyle w:val="Compact"/>
-      </w:pPr>
-      <w:r>
-        <w:rPr>
-          <w:b/>
-        </w:rPr>
-        <w:t xml:space="preserve">耳：Karipom Ear</w:t>
-      </w:r>
-      <w:r>
-        <w:t xml:space="preserve"> </w:t>
-      </w:r>
-      <w:r>
-        <w:t xml:space="preserve">— 内蔵マイクなどから音の大きさを常に測り、「誰かが話しているか」を判定します。</w:t>
-      </w:r>
-    </w:p>
-    <w:p>
-      <w:pPr>
-        <w:numPr>
-          <w:ilvl w:val="0"/>
-          <w:numId w:val="1004"/>
-        </w:numPr>
-        <w:pStyle w:val="Compact"/>
-      </w:pPr>
-      <w:r>
-        <w:rPr>
-          <w:b/>
-        </w:rPr>
-        <w:t xml:space="preserve">口と声：画面とスピーカー</w:t>
-      </w:r>
-      <w:r>
-        <w:t xml:space="preserve"> </w:t>
-      </w:r>
-      <w:r>
-        <w:t xml:space="preserve">— 音の大きさに合わせて口の開き具合を変えることで、「しゃべっている」ように見せています。これを</w:t>
-      </w:r>
-      <w:r>
-        <w:rPr>
-          <w:b/>
-        </w:rPr>
-        <w:t xml:space="preserve">リップシンク（口パク）</w:t>
-      </w:r>
-      <w:r>
-        <w:t xml:space="preserve">と呼びます。</w:t>
-      </w:r>
-    </w:p>
-    <w:p>
-      <w:pPr>
-        <w:numPr>
-          <w:ilvl w:val="0"/>
-          <w:numId w:val="1004"/>
-        </w:numPr>
-        <w:pStyle w:val="Compact"/>
-      </w:pPr>
-      <w:r>
-        <w:rPr>
-          <w:b/>
-        </w:rPr>
-        <w:t xml:space="preserve">画面の演出：Visualizer と Lighting</w:t>
-      </w:r>
-      <w:r>
-        <w:t xml:space="preserve"> </w:t>
-      </w:r>
-      <w:r>
-        <w:t xml:space="preserve">— 音を可視化する層（Visualizer）と、背景の光の演出（Lighting）を重ねて表示できます。顔はどちらの演出よりも常に手前（最前面）に表示されるよう作られているため、演出が派手なときでもかりポムの表情は隠れません。</w:t>
-      </w:r>
-    </w:p>
-    <w:p>
-      <w:pPr>
-        <w:pStyle w:val="FirstParagraph"/>
-      </w:pPr>
-      <w:r>
-        <w:t xml:space="preserve">【図：かりポムの分解イメージ図。CoreS3、サーボ2つ、SDカードの位置関係が分かるイラスト】</w:t>
-      </w:r>
-    </w:p>
-    <w:p>
-      <w:r>
-        <w:br w:type="page"/>
-      </w:r>
-    </w:p>
-    <w:p>
-      <w:pPr>
-        <w:pStyle w:val="Heading1"/>
-      </w:pPr>
-      <w:bookmarkStart w:id="33" w:name="第4章-安全上の注意"/>
-      <w:r>
-        <w:t xml:space="preserve">第4章 安全上の注意</w:t>
-      </w:r>
-      <w:bookmarkEnd w:id="33"/>
-    </w:p>
-    <w:p>
-      <w:pPr>
-        <w:pStyle w:val="FirstParagraph"/>
-      </w:pPr>
-      <w:r>
-        <w:t xml:space="preserve">ご使用の前に必ずお読みください。</w:t>
-      </w:r>
-    </w:p>
-    <w:p>
-      <w:pPr>
-        <w:pStyle w:val="Heading2"/>
-      </w:pPr>
-      <w:bookmarkStart w:id="34" w:name="警告けが事故防止のために"/>
-      <w:r>
-        <w:t xml:space="preserve">4.1 ⚠️ 警告（けが・事故防止のために）</w:t>
-      </w:r>
-      <w:bookmarkEnd w:id="34"/>
-    </w:p>
-    <w:p>
-      <w:pPr>
-        <w:numPr>
-          <w:ilvl w:val="0"/>
-          <w:numId w:val="1005"/>
-        </w:numPr>
-        <w:pStyle w:val="Compact"/>
-      </w:pPr>
-      <w:r>
-        <w:rPr>
-          <w:b/>
-        </w:rPr>
-        <w:t xml:space="preserve">小さなお子様の手の届かない場所で使用・保管してください。</w:t>
-      </w:r>
-      <w:r>
-        <w:t xml:space="preserve"> </w:t>
-      </w:r>
-      <w:r>
-        <w:t xml:space="preserve">SDカードなどの小さな部品を誤って飲み込む危険があります。</w:t>
-      </w:r>
-    </w:p>
-    <w:p>
-      <w:pPr>
-        <w:numPr>
-          <w:ilvl w:val="0"/>
-          <w:numId w:val="1005"/>
-        </w:numPr>
-        <w:pStyle w:val="Compact"/>
-      </w:pPr>
-      <w:r>
-        <w:rPr>
-          <w:b/>
-        </w:rPr>
-        <w:t xml:space="preserve">濡れた手で触れたり、水のかかる場所で使用したりしないでください。</w:t>
-      </w:r>
-      <w:r>
-        <w:t xml:space="preserve"> </w:t>
-      </w:r>
-      <w:r>
-        <w:t xml:space="preserve">感電や故障の原因になります。かりポムは防水ではありません。</w:t>
-      </w:r>
-    </w:p>
-    <w:p>
-      <w:pPr>
-        <w:numPr>
-          <w:ilvl w:val="0"/>
-          <w:numId w:val="1005"/>
-        </w:numPr>
-        <w:pStyle w:val="Compact"/>
-      </w:pPr>
-      <w:r>
-        <w:rPr>
-          <w:b/>
-        </w:rPr>
-        <w:t xml:space="preserve">改造中・分解中は必ず電源（USBケーブル）を抜いてください。</w:t>
-      </w:r>
-    </w:p>
-    <w:p>
-      <w:pPr>
-        <w:numPr>
-          <w:ilvl w:val="0"/>
-          <w:numId w:val="1005"/>
-        </w:numPr>
-        <w:pStyle w:val="Compact"/>
-      </w:pPr>
-      <w:r>
-        <w:t xml:space="preserve">煙が出る、異臭がする、異常に熱いなどの症状があった場合は、</w:t>
-      </w:r>
-      <w:r>
-        <w:rPr>
-          <w:b/>
-        </w:rPr>
-        <w:t xml:space="preserve">直ちにUSBケーブルを抜き</w:t>
-      </w:r>
-      <w:r>
-        <w:t xml:space="preserve">、使用を中止してください。</w:t>
-      </w:r>
-    </w:p>
-    <w:p>
-      <w:pPr>
-        <w:pStyle w:val="Heading2"/>
-      </w:pPr>
-      <w:bookmarkStart w:id="35" w:name="注意故障防止のために"/>
-      <w:r>
-        <w:t xml:space="preserve">4.2 ❗ 注意（故障防止のために）</w:t>
-      </w:r>
-      <w:bookmarkEnd w:id="35"/>
-    </w:p>
-    <w:p>
-      <w:pPr>
-        <w:pStyle w:val="Heading3"/>
-      </w:pPr>
-      <w:bookmarkStart w:id="36" w:name="頭部とサーボモーターについて特に重要"/>
-      <w:r>
-        <w:t xml:space="preserve">頭部とサーボモーターについて（特に重要）</w:t>
-      </w:r>
-      <w:bookmarkEnd w:id="36"/>
-    </w:p>
-    <w:p>
-      <w:pPr>
-        <w:pStyle w:val="FirstParagraph"/>
-      </w:pPr>
-      <w:r>
-        <w:t xml:space="preserve">かりポムの頭部は、見た目よりも</w:t>
-      </w:r>
-      <w:r>
-        <w:rPr>
-          <w:b/>
-        </w:rPr>
-        <w:t xml:space="preserve">重い</w:t>
-      </w:r>
-      <w:r>
-        <w:t xml:space="preserve">構造です。そのため、頭を動かすサーボモーターには常に負荷がかかっており、使い方によってはサーボが故障することがあります。</w:t>
-      </w:r>
-    </w:p>
-    <w:p>
-      <w:pPr>
-        <w:numPr>
-          <w:ilvl w:val="0"/>
-          <w:numId w:val="1006"/>
-        </w:numPr>
-        <w:pStyle w:val="Compact"/>
-      </w:pPr>
-      <w:r>
-        <w:rPr>
-          <w:b/>
-        </w:rPr>
-        <w:t xml:space="preserve">頭を手で無理に動かさないでください。</w:t>
-      </w:r>
-      <w:r>
-        <w:t xml:space="preserve"> </w:t>
-      </w:r>
-      <w:r>
-        <w:t xml:space="preserve">サーボモーターは、手で回すと内部のギアが欠けることがあります。</w:t>
-      </w:r>
-    </w:p>
-    <w:p>
-      <w:pPr>
-        <w:numPr>
-          <w:ilvl w:val="0"/>
-          <w:numId w:val="1006"/>
-        </w:numPr>
-        <w:pStyle w:val="Compact"/>
-      </w:pPr>
-      <w:r>
-        <w:rPr>
-          <w:b/>
-        </w:rPr>
-        <w:t xml:space="preserve">頭が障害物に当たる位置に物を置かないでください。</w:t>
-      </w:r>
-      <w:r>
-        <w:t xml:space="preserve"> </w:t>
-      </w:r>
-      <w:r>
-        <w:t xml:space="preserve">動こうとして動けない状態が続くと、サーボが過熱・故障します。</w:t>
-      </w:r>
-    </w:p>
-    <w:p>
-      <w:pPr>
-        <w:numPr>
-          <w:ilvl w:val="0"/>
-          <w:numId w:val="1006"/>
-        </w:numPr>
-        <w:pStyle w:val="Compact"/>
-      </w:pPr>
-      <w:r>
-        <w:rPr>
-          <w:b/>
-        </w:rPr>
-        <w:t xml:space="preserve">「ジーッ」「キーッ」という音が続くときは、まずサーボの故障を疑ってください。</w:t>
-      </w:r>
-      <w:r>
-        <w:t xml:space="preserve"> </w:t>
-      </w:r>
-      <w:r>
-        <w:t xml:space="preserve">詳しくは第20章のトラブルシューティングをご覧ください。ソフトウェアの不具合と思い込んで放置すると、サーボの損傷が進むことがあります。</w:t>
-      </w:r>
-    </w:p>
-    <w:p>
-      <w:pPr>
-        <w:numPr>
-          <w:ilvl w:val="0"/>
-          <w:numId w:val="1006"/>
-        </w:numPr>
-        <w:pStyle w:val="Compact"/>
-      </w:pPr>
-      <w:r>
-        <w:t xml:space="preserve">長時間使わないときは、WebUIの</w:t>
-      </w:r>
-      <w:r>
-        <w:rPr>
-          <w:b/>
-        </w:rPr>
-        <w:t xml:space="preserve">サーボ安全停止（safeServoShutdown）</w:t>
-      </w:r>
-      <w:r>
-        <w:t xml:space="preserve">を実行してから電源を切ることをおすすめします（第16章参照）。</w:t>
-      </w:r>
-    </w:p>
-    <w:p>
-      <w:pPr>
-        <w:pStyle w:val="Heading3"/>
-      </w:pPr>
-      <w:bookmarkStart w:id="37" w:name="その他の注意"/>
-      <w:r>
-        <w:t xml:space="preserve">その他の注意</w:t>
-      </w:r>
-      <w:bookmarkEnd w:id="37"/>
-    </w:p>
-    <w:p>
-      <w:pPr>
-        <w:numPr>
-          <w:ilvl w:val="0"/>
-          <w:numId w:val="1007"/>
-        </w:numPr>
-        <w:pStyle w:val="Compact"/>
-      </w:pPr>
-      <w:r>
-        <w:t xml:space="preserve">直射日光の当たる場所、高温多湿の場所、ほこりの多い場所での使用・保管は避けてください。</w:t>
-      </w:r>
-    </w:p>
-    <w:p>
-      <w:pPr>
-        <w:numPr>
-          <w:ilvl w:val="0"/>
-          <w:numId w:val="1007"/>
-        </w:numPr>
-        <w:pStyle w:val="Compact"/>
-      </w:pPr>
-      <w:r>
-        <w:t xml:space="preserve">SDカードの抜き差しは、必ず電源を切ってから行ってください。</w:t>
-      </w:r>
-    </w:p>
-    <w:p>
-      <w:pPr>
-        <w:numPr>
-          <w:ilvl w:val="0"/>
-          <w:numId w:val="1007"/>
-        </w:numPr>
-        <w:pStyle w:val="Compact"/>
-      </w:pPr>
-      <w:r>
-        <w:t xml:space="preserve">USBケーブルは、定格に合った品質のよいUSB Type-Cケーブルをお使いください。</w:t>
-      </w:r>
-    </w:p>
-    <w:p>
-      <w:r>
-        <w:br w:type="page"/>
-      </w:r>
-    </w:p>
-    <w:p>
-      <w:pPr>
-        <w:pStyle w:val="Heading1"/>
-      </w:pPr>
-      <w:bookmarkStart w:id="38" w:name="第5章-用意するもの"/>
-      <w:r>
-        <w:t xml:space="preserve">第5章 用意するもの</w:t>
-      </w:r>
-      <w:bookmarkEnd w:id="38"/>
-    </w:p>
-    <w:p>
-      <w:pPr>
-        <w:pStyle w:val="FirstParagraph"/>
-      </w:pPr>
-      <w:r>
-        <w:t xml:space="preserve">かりポムを製作・使用するにあたって、以下のものをご用意ください。基本のかりポムに必須のもの・工具・Karipom Ear拡張・任意のオプションに分けて説明します。</w:t>
-      </w:r>
-    </w:p>
-    <w:p>
-      <w:pPr>
-        <w:pStyle w:val="BodyText"/>
-      </w:pPr>
-      <w:r>
-        <w:t xml:space="preserve">※本リストは標準的な構成例です。実際に必要なものは製作方法や環境により異なる場合があります。</w:t>
-      </w:r>
-    </w:p>
-    <w:p>
-      <w:pPr>
-        <w:pStyle w:val="Heading2"/>
-      </w:pPr>
-      <w:bookmarkStart w:id="39" w:name="基本のかりポムに必要なもの"/>
-      <w:r>
-        <w:t xml:space="preserve">5.1 基本のかりポムに必要なもの</w:t>
-      </w:r>
-      <w:bookmarkEnd w:id="39"/>
-    </w:p>
-    <w:tbl>
-      <w:tblPr>
-        <w:tblStyle w:val="Table"/>
-        <w:tblW w:type="dxa" w:w="9360"/>
-        <w:tblLook w:firstRow="1"/>
-      </w:tblPr>
-      <w:tblGrid>
-        <w:gridCol w:w="964"/>
-        <w:gridCol w:w="2356"/>
-        <w:gridCol w:w="1029"/>
-        <w:gridCol w:w="5011"/>
-      </w:tblGrid>
-      <w:tr>
-        <w:trPr>
-          <w:cnfStyle w:firstRow="1"/>
-        </w:trPr>
-        <w:tc>
-          <w:tcPr>
-            <w:tcW w:type="dxa" w:w="964"/>
-            <w:tcBorders>
-              <w:bottom w:val="single"/>
-            </w:tcBorders>
-            <w:vAlign w:val="bottom"/>
-          </w:tcPr>
-          <w:p>
-            <w:pPr>
-              <w:pStyle w:val="Compact"/>
-              <w:jc w:val="left"/>
-            </w:pPr>
-            <w:r>
-              <w:t xml:space="preserve">#</w:t>
-            </w:r>
-          </w:p>
-        </w:tc>
-        <w:tc>
-          <w:tcPr>
-            <w:tcW w:type="dxa" w:w="2356"/>
-            <w:tcBorders>
-              <w:bottom w:val="single"/>
-            </w:tcBorders>
-            <w:vAlign w:val="bottom"/>
-          </w:tcPr>
-          <w:p>
-            <w:pPr>
-              <w:pStyle w:val="Compact"/>
-              <w:jc w:val="left"/>
-            </w:pPr>
-            <w:r>
-              <w:t xml:space="preserve">品目</w:t>
-            </w:r>
-          </w:p>
-        </w:tc>
-        <w:tc>
-          <w:tcPr>
-            <w:tcW w:type="dxa" w:w="1029"/>
-            <w:tcBorders>
-              <w:bottom w:val="single"/>
-            </w:tcBorders>
-            <w:vAlign w:val="bottom"/>
-          </w:tcPr>
-          <w:p>
-            <w:pPr>
-              <w:pStyle w:val="Compact"/>
-              <w:jc w:val="left"/>
-            </w:pPr>
-            <w:r>
-              <w:t xml:space="preserve">数量</w:t>
-            </w:r>
-          </w:p>
-        </w:tc>
-        <w:tc>
-          <w:tcPr>
-            <w:tcW w:type="dxa" w:w="5011"/>
-            <w:tcBorders>
-              <w:bottom w:val="single"/>
-            </w:tcBorders>
-            <w:vAlign w:val="bottom"/>
-          </w:tcPr>
-          <w:p>
-            <w:pPr>
-              <w:pStyle w:val="Compact"/>
-              <w:jc w:val="left"/>
-            </w:pPr>
-            <w:r>
-              <w:t xml:space="preserve">備考</w:t>
-            </w:r>
-          </w:p>
-        </w:tc>
-      </w:tr>
-      <w:tr>
-        <w:tc>
-          <w:tcPr>
-            <w:tcW w:type="dxa" w:w="964"/>
-          </w:tcPr>
-          <w:p>
-            <w:pPr>
-              <w:pStyle w:val="Compact"/>
-              <w:jc w:val="left"/>
-            </w:pPr>
-            <w:r>
-              <w:t xml:space="preserve">1</w:t>
-            </w:r>
-          </w:p>
-        </w:tc>
-        <w:tc>
-          <w:tcPr>
-            <w:tcW w:type="dxa" w:w="2356"/>
-          </w:tcPr>
-          <w:p>
-            <w:pPr>
-              <w:pStyle w:val="Compact"/>
-              <w:jc w:val="left"/>
-            </w:pPr>
-            <w:r>
-              <w:t xml:space="preserve">M5Stack CoreS3 - ESP32S3 IoT開発キット（DIN Base付属）</w:t>
-            </w:r>
-          </w:p>
-        </w:tc>
-        <w:tc>
-          <w:tcPr>
-            <w:tcW w:type="dxa" w:w="1029"/>
-          </w:tcPr>
-          <w:p>
-            <w:pPr>
-              <w:pStyle w:val="Compact"/>
-              <w:jc w:val="left"/>
-            </w:pPr>
-            <w:r>
-              <w:t xml:space="preserve">1</w:t>
-            </w:r>
-          </w:p>
-        </w:tc>
-        <w:tc>
-          <w:tcPr>
-            <w:tcW w:type="dxa" w:w="5011"/>
-          </w:tcPr>
-          <w:p>
-            <w:pPr>
-              <w:pStyle w:val="Compact"/>
-              <w:jc w:val="left"/>
-            </w:pPr>
-            <w:r>
-              <w:t xml:space="preserve">CoreS3は分解・改造せずそのまま使用します。付属のDIN BaseをCoreS3に装着し、Grove Port A/B/Cを利用します</w:t>
-            </w:r>
-          </w:p>
-        </w:tc>
-      </w:tr>
-      <w:tr>
-        <w:tc>
-          <w:tcPr>
-            <w:tcW w:type="dxa" w:w="964"/>
-          </w:tcPr>
-          <w:p>
-            <w:pPr>
-              <w:pStyle w:val="Compact"/>
-              <w:jc w:val="left"/>
-            </w:pPr>
-            <w:r>
-              <w:t xml:space="preserve">2</w:t>
-            </w:r>
-          </w:p>
-        </w:tc>
-        <w:tc>
-          <w:tcPr>
-            <w:tcW w:type="dxa" w:w="2356"/>
-          </w:tcPr>
-          <w:p>
-            <w:pPr>
-              <w:pStyle w:val="Compact"/>
-              <w:jc w:val="left"/>
-            </w:pPr>
-            <w:r>
-              <w:t xml:space="preserve">SG90サーボモーター</w:t>
-            </w:r>
-          </w:p>
-        </w:tc>
-        <w:tc>
-          <w:tcPr>
-            <w:tcW w:type="dxa" w:w="1029"/>
-          </w:tcPr>
-          <w:p>
-            <w:pPr>
-              <w:pStyle w:val="Compact"/>
-              <w:jc w:val="left"/>
-            </w:pPr>
-            <w:r>
-              <w:t xml:space="preserve">2</w:t>
-            </w:r>
-          </w:p>
-        </w:tc>
-        <w:tc>
-          <w:tcPr>
-            <w:tcW w:type="dxa" w:w="5011"/>
-          </w:tcPr>
-          <w:p>
-            <w:pPr>
-              <w:pStyle w:val="Compact"/>
-              <w:jc w:val="left"/>
-            </w:pPr>
-            <w:r>
-              <w:t xml:space="preserve">上下（UD）・左右（LR）用。一般的な安価なSG90で、特定メーカー・ブランドの指定はありません。付属のサーボホーンをそのまま使用します</w:t>
-            </w:r>
-          </w:p>
-        </w:tc>
-      </w:tr>
-      <w:tr>
-        <w:tc>
-          <w:tcPr>
-            <w:tcW w:type="dxa" w:w="964"/>
-          </w:tcPr>
-          <w:p>
-            <w:pPr>
-              <w:pStyle w:val="Compact"/>
-              <w:jc w:val="left"/>
-            </w:pPr>
-            <w:r>
-              <w:t xml:space="preserve">3</w:t>
-            </w:r>
-          </w:p>
-        </w:tc>
-        <w:tc>
-          <w:tcPr>
-            <w:tcW w:type="dxa" w:w="2356"/>
-          </w:tcPr>
-          <w:p>
-            <w:pPr>
-              <w:pStyle w:val="Compact"/>
-              <w:jc w:val="left"/>
-            </w:pPr>
-            <w:r>
-              <w:t xml:space="preserve">GROVE－サーボ用2分岐ケーブル</w:t>
-            </w:r>
-          </w:p>
-        </w:tc>
-        <w:tc>
-          <w:tcPr>
-            <w:tcW w:type="dxa" w:w="1029"/>
-          </w:tcPr>
-          <w:p>
-            <w:pPr>
-              <w:pStyle w:val="Compact"/>
-              <w:jc w:val="left"/>
-            </w:pPr>
-            <w:r>
-              <w:t xml:space="preserve">1</w:t>
-            </w:r>
-          </w:p>
-        </w:tc>
-        <w:tc>
-          <w:tcPr>
-            <w:tcW w:type="dxa" w:w="5011"/>
-          </w:tcPr>
-          <w:p>
-            <w:pPr>
-              <w:pStyle w:val="Compact"/>
-              <w:jc w:val="left"/>
-            </w:pPr>
-            <w:r>
-              <w:t xml:space="preserve">DIN BaseのPort Aから、SG90×2（3ピン）へ分岐して接続するために使用します</w:t>
-            </w:r>
-          </w:p>
-        </w:tc>
-      </w:tr>
-      <w:tr>
-        <w:tc>
-          <w:tcPr>
-            <w:tcW w:type="dxa" w:w="964"/>
-          </w:tcPr>
-          <w:p>
-            <w:pPr>
-              <w:pStyle w:val="Compact"/>
-              <w:jc w:val="left"/>
-            </w:pPr>
-            <w:r>
-              <w:t xml:space="preserve">4</w:t>
-            </w:r>
-          </w:p>
-        </w:tc>
-        <w:tc>
-          <w:tcPr>
-            <w:tcW w:type="dxa" w:w="2356"/>
-          </w:tcPr>
-          <w:p>
-            <w:pPr>
-              <w:pStyle w:val="Compact"/>
-              <w:jc w:val="left"/>
-            </w:pPr>
-            <w:r>
-              <w:t xml:space="preserve">Groveケーブル</w:t>
-            </w:r>
-          </w:p>
-        </w:tc>
-        <w:tc>
-          <w:tcPr>
-            <w:tcW w:type="dxa" w:w="1029"/>
-          </w:tcPr>
-          <w:p>
-            <w:pPr>
-              <w:pStyle w:val="Compact"/>
-              <w:jc w:val="left"/>
-            </w:pPr>
-            <w:r>
-              <w:t xml:space="preserve">1</w:t>
-            </w:r>
-          </w:p>
-        </w:tc>
-        <w:tc>
-          <w:tcPr>
-            <w:tcW w:type="dxa" w:w="5011"/>
-          </w:tcPr>
-          <w:p>
-            <w:pPr>
-              <w:pStyle w:val="Compact"/>
-              <w:jc w:val="left"/>
-            </w:pPr>
-            <w:r>
-              <w:t xml:space="preserve">Port B（ジョイスティック接続）用</w:t>
-            </w:r>
-          </w:p>
-        </w:tc>
-      </w:tr>
-      <w:tr>
-        <w:tc>
-          <w:tcPr>
-            <w:tcW w:type="dxa" w:w="964"/>
-          </w:tcPr>
-          <w:p>
-            <w:pPr>
-              <w:pStyle w:val="Compact"/>
-              <w:jc w:val="left"/>
-            </w:pPr>
-            <w:r>
-              <w:t xml:space="preserve">5</w:t>
-            </w:r>
-          </w:p>
-        </w:tc>
-        <w:tc>
-          <w:tcPr>
-            <w:tcW w:type="dxa" w:w="2356"/>
-          </w:tcPr>
-          <w:p>
-            <w:pPr>
-              <w:pStyle w:val="Compact"/>
-              <w:jc w:val="left"/>
-            </w:pPr>
-            <w:r>
-              <w:t xml:space="preserve">Grove ジョイスティックモジュール（Seeed Studio製）</w:t>
-            </w:r>
-          </w:p>
-        </w:tc>
-        <w:tc>
-          <w:tcPr>
-            <w:tcW w:type="dxa" w:w="1029"/>
-          </w:tcPr>
-          <w:p>
-            <w:pPr>
-              <w:pStyle w:val="Compact"/>
-              <w:jc w:val="left"/>
-            </w:pPr>
-            <w:r>
-              <w:t xml:space="preserve">1</w:t>
-            </w:r>
-          </w:p>
-        </w:tc>
-        <w:tc>
-          <w:tcPr>
-            <w:tcW w:type="dxa" w:w="5011"/>
-          </w:tcPr>
-          <w:p>
-            <w:pPr>
-              <w:pStyle w:val="Compact"/>
-              <w:jc w:val="left"/>
-            </w:pPr>
-            <w:r>
-              <w:t xml:space="preserve">秋月電子通商 販売コード109279／型番101020028（COM90133P）。Port Bで使用します</w:t>
-            </w:r>
-          </w:p>
-        </w:tc>
-      </w:tr>
-      <w:tr>
-        <w:tc>
-          <w:tcPr>
-            <w:tcW w:type="dxa" w:w="964"/>
-          </w:tcPr>
-          <w:p>
-            <w:pPr>
-              <w:pStyle w:val="Compact"/>
-              <w:jc w:val="left"/>
-            </w:pPr>
-            <w:r>
-              <w:t xml:space="preserve">6</w:t>
-            </w:r>
-          </w:p>
-        </w:tc>
-        <w:tc>
-          <w:tcPr>
-            <w:tcW w:type="dxa" w:w="2356"/>
-          </w:tcPr>
-          <w:p>
-            <w:pPr>
-              <w:pStyle w:val="Compact"/>
-              <w:jc w:val="left"/>
-            </w:pPr>
-            <w:r>
-              <w:t xml:space="preserve">microSDカード</w:t>
-            </w:r>
-          </w:p>
-        </w:tc>
-        <w:tc>
-          <w:tcPr>
-            <w:tcW w:type="dxa" w:w="1029"/>
-          </w:tcPr>
-          <w:p>
-            <w:pPr>
-              <w:pStyle w:val="Compact"/>
-              <w:jc w:val="left"/>
-            </w:pPr>
-            <w:r>
-              <w:t xml:space="preserve">1</w:t>
-            </w:r>
-          </w:p>
-        </w:tc>
-        <w:tc>
-          <w:tcPr>
-            <w:tcW w:type="dxa" w:w="5011"/>
-          </w:tcPr>
-          <w:p>
-            <w:pPr>
-              <w:pStyle w:val="Compact"/>
-              <w:jc w:val="left"/>
-            </w:pPr>
-            <w:r>
-              <w:t xml:space="preserve">Wi-Fi接続情報の保存に使用するため必須です（独り言用音声ファイル・ログにも使用）。フォーマット形式はFAT32を使用します（第17章参照）</w:t>
-            </w:r>
-          </w:p>
-        </w:tc>
-      </w:tr>
-      <w:tr>
-        <w:tc>
-          <w:tcPr>
-            <w:tcW w:type="dxa" w:w="964"/>
-          </w:tcPr>
-          <w:p>
-            <w:pPr>
-              <w:pStyle w:val="Compact"/>
-              <w:jc w:val="left"/>
-            </w:pPr>
-            <w:r>
-              <w:t xml:space="preserve">7</w:t>
-            </w:r>
-          </w:p>
-        </w:tc>
-        <w:tc>
-          <w:tcPr>
-            <w:tcW w:type="dxa" w:w="2356"/>
-          </w:tcPr>
-          <w:p>
-            <w:pPr>
-              <w:pStyle w:val="Compact"/>
-              <w:jc w:val="left"/>
-            </w:pPr>
-            <w:r>
-              <w:t xml:space="preserve">USB Type-Cケーブル（データ通信対応）</w:t>
-            </w:r>
-          </w:p>
-        </w:tc>
-        <w:tc>
-          <w:tcPr>
-            <w:tcW w:type="dxa" w:w="1029"/>
-          </w:tcPr>
-          <w:p>
-            <w:pPr>
-              <w:pStyle w:val="Compact"/>
-              <w:jc w:val="left"/>
-            </w:pPr>
-            <w:r>
-              <w:t xml:space="preserve">1</w:t>
-            </w:r>
-          </w:p>
-        </w:tc>
-        <w:tc>
-          <w:tcPr>
-            <w:tcW w:type="dxa" w:w="5011"/>
-          </w:tcPr>
-          <w:p>
-            <w:pPr>
-              <w:pStyle w:val="Compact"/>
-              <w:jc w:val="left"/>
-            </w:pPr>
-            <w:r>
-              <w:t xml:space="preserve">給電・ファームウェア書き込み用。充電専用ケーブルでは書き込みができません</w:t>
-            </w:r>
-          </w:p>
-        </w:tc>
-      </w:tr>
-      <w:tr>
-        <w:tc>
-          <w:tcPr>
-            <w:tcW w:type="dxa" w:w="964"/>
-          </w:tcPr>
-          <w:p>
-            <w:pPr>
-              <w:pStyle w:val="Compact"/>
-              <w:jc w:val="left"/>
-            </w:pPr>
-            <w:r>
-              <w:t xml:space="preserve">8</w:t>
-            </w:r>
-          </w:p>
-        </w:tc>
-        <w:tc>
-          <w:tcPr>
-            <w:tcW w:type="dxa" w:w="2356"/>
-          </w:tcPr>
-          <w:p>
-            <w:pPr>
-              <w:pStyle w:val="Compact"/>
-              <w:jc w:val="left"/>
-            </w:pPr>
-            <w:r>
-              <w:t xml:space="preserve">3Dプリント筐体一式</w:t>
-            </w:r>
-          </w:p>
-        </w:tc>
-        <w:tc>
-          <w:tcPr>
-            <w:tcW w:type="dxa" w:w="1029"/>
-          </w:tcPr>
-          <w:p>
-            <w:pPr>
-              <w:pStyle w:val="Compact"/>
-              <w:jc w:val="left"/>
-            </w:pPr>
-            <w:r>
-              <w:t xml:space="preserve">9パーツ</w:t>
-            </w:r>
-          </w:p>
-        </w:tc>
-        <w:tc>
-          <w:tcPr>
-            <w:tcW w:type="dxa" w:w="5011"/>
-          </w:tcPr>
-          <w:p>
-            <w:pPr>
-              <w:pStyle w:val="Compact"/>
-              <w:jc w:val="left"/>
-            </w:pPr>
-            <w:r>
-              <w:t xml:space="preserve">body／chest／hip／pelvis／spinal_cord／left_shoulder／right_shoulder／ears／feetの9点。GitHubで公開している3Dプリントデータ（</w:t>
-            </w:r>
-            <w:r>
-              <w:rPr>
-                <w:rStyle w:val="VerbatimChar"/>
-              </w:rPr>
-              <w:t xml:space="preserve">3d_models/</w:t>
-            </w:r>
-            <w:r>
-              <w:t xml:space="preserve">）から製作します。色は自由に選べます</w:t>
-            </w:r>
-          </w:p>
-        </w:tc>
-      </w:tr>
-      <w:tr>
-        <w:tc>
-          <w:tcPr>
-            <w:tcW w:type="dxa" w:w="964"/>
-          </w:tcPr>
-          <w:p>
-            <w:pPr>
-              <w:pStyle w:val="Compact"/>
-              <w:jc w:val="left"/>
-            </w:pPr>
-            <w:r>
-              <w:t xml:space="preserve">9</w:t>
-            </w:r>
-          </w:p>
-        </w:tc>
-        <w:tc>
-          <w:tcPr>
-            <w:tcW w:type="dxa" w:w="2356"/>
-          </w:tcPr>
-          <w:p>
-            <w:pPr>
-              <w:pStyle w:val="Compact"/>
-              <w:jc w:val="left"/>
-            </w:pPr>
-            <w:r>
-              <w:t xml:space="preserve">MF63ZZ ダブルフランジ・シールドボールベアリング（3×6×2.5mm）</w:t>
-            </w:r>
-          </w:p>
-        </w:tc>
-        <w:tc>
-          <w:tcPr>
-            <w:tcW w:type="dxa" w:w="1029"/>
-          </w:tcPr>
-          <w:p>
-            <w:pPr>
-              <w:pStyle w:val="Compact"/>
-              <w:jc w:val="left"/>
-            </w:pPr>
-            <w:r>
-              <w:t xml:space="preserve">2</w:t>
-            </w:r>
-          </w:p>
-        </w:tc>
-        <w:tc>
-          <w:tcPr>
-            <w:tcW w:type="dxa" w:w="5011"/>
-          </w:tcPr>
-          <w:p>
-            <w:pPr>
-              <w:pStyle w:val="Compact"/>
-              <w:jc w:val="left"/>
-            </w:pPr>
-            <w:r>
-              <w:t xml:space="preserve">首の左右に使用。軸は金属棒ではなく3Dプリント部品を使用します</w:t>
-            </w:r>
-          </w:p>
-        </w:tc>
-      </w:tr>
-      <w:tr>
-        <w:tc>
-          <w:tcPr>
-            <w:tcW w:type="dxa" w:w="964"/>
-          </w:tcPr>
-          <w:p>
-            <w:pPr>
-              <w:pStyle w:val="Compact"/>
-              <w:jc w:val="left"/>
-            </w:pPr>
-            <w:r>
-              <w:t xml:space="preserve">10</w:t>
-            </w:r>
-          </w:p>
-        </w:tc>
-        <w:tc>
-          <w:tcPr>
-            <w:tcW w:type="dxa" w:w="2356"/>
-          </w:tcPr>
-          <w:p>
-            <w:pPr>
-              <w:pStyle w:val="Compact"/>
-              <w:jc w:val="left"/>
-            </w:pPr>
-            <w:r>
-              <w:t xml:space="preserve">608ベアリング</w:t>
-            </w:r>
-          </w:p>
-        </w:tc>
-        <w:tc>
-          <w:tcPr>
-            <w:tcW w:type="dxa" w:w="1029"/>
-          </w:tcPr>
-          <w:p>
-            <w:pPr>
-              <w:pStyle w:val="Compact"/>
-              <w:jc w:val="left"/>
-            </w:pPr>
-            <w:r>
-              <w:t xml:space="preserve">1</w:t>
-            </w:r>
-          </w:p>
-        </w:tc>
-        <w:tc>
-          <w:tcPr>
-            <w:tcW w:type="dxa" w:w="5011"/>
-          </w:tcPr>
-          <w:p>
-            <w:pPr>
-              <w:pStyle w:val="Compact"/>
-              <w:jc w:val="left"/>
-            </w:pPr>
-            <w:r>
-              <w:t xml:space="preserve">胴体と土台の回転部分に使用。特定ブランドの指定はありません</w:t>
-            </w:r>
-          </w:p>
-        </w:tc>
-      </w:tr>
-      <w:tr>
-        <w:tc>
-          <w:tcPr>
-            <w:tcW w:type="dxa" w:w="964"/>
-          </w:tcPr>
-          <w:p>
-            <w:pPr>
-              <w:pStyle w:val="Compact"/>
-              <w:jc w:val="left"/>
-            </w:pPr>
-            <w:r>
-              <w:t xml:space="preserve">11</w:t>
-            </w:r>
-          </w:p>
-        </w:tc>
-        <w:tc>
-          <w:tcPr>
-            <w:tcW w:type="dxa" w:w="2356"/>
-          </w:tcPr>
-          <w:p>
-            <w:pPr>
-              <w:pStyle w:val="Compact"/>
-              <w:jc w:val="left"/>
-            </w:pPr>
-            <w:r>
-              <w:t xml:space="preserve">さらタッピングビス 2×8mm</w:t>
-            </w:r>
-          </w:p>
-        </w:tc>
-        <w:tc>
-          <w:tcPr>
-            <w:tcW w:type="dxa" w:w="1029"/>
-          </w:tcPr>
-          <w:p>
-            <w:pPr>
-              <w:pStyle w:val="Compact"/>
-              <w:jc w:val="left"/>
-            </w:pPr>
-            <w:r>
-              <w:t xml:space="preserve">要確認</w:t>
-            </w:r>
-          </w:p>
-        </w:tc>
-        <w:tc>
-          <w:tcPr>
-            <w:tcW w:type="dxa" w:w="5011"/>
-          </w:tcPr>
-          <w:p>
-            <w:pPr>
-              <w:pStyle w:val="Compact"/>
-              <w:jc w:val="left"/>
-            </w:pPr>
-            <w:r>
-              <w:t xml:space="preserve">組み立て全般に使用（大部分がこのサイズ）</w:t>
-            </w:r>
-          </w:p>
-        </w:tc>
-      </w:tr>
-      <w:tr>
-        <w:tc>
-          <w:tcPr>
-            <w:tcW w:type="dxa" w:w="964"/>
-          </w:tcPr>
-          <w:p>
-            <w:pPr>
-              <w:pStyle w:val="Compact"/>
-              <w:jc w:val="left"/>
-            </w:pPr>
-            <w:r>
-              <w:t xml:space="preserve">12</w:t>
-            </w:r>
-          </w:p>
-        </w:tc>
-        <w:tc>
-          <w:tcPr>
-            <w:tcW w:type="dxa" w:w="2356"/>
-          </w:tcPr>
-          <w:p>
-            <w:pPr>
-              <w:pStyle w:val="Compact"/>
-              <w:jc w:val="left"/>
-            </w:pPr>
-            <w:r>
-              <w:t xml:space="preserve">さらタッピングビス 2×10mm</w:t>
-            </w:r>
-          </w:p>
-        </w:tc>
-        <w:tc>
-          <w:tcPr>
-            <w:tcW w:type="dxa" w:w="1029"/>
-          </w:tcPr>
-          <w:p>
-            <w:pPr>
-              <w:pStyle w:val="Compact"/>
-              <w:jc w:val="left"/>
-            </w:pPr>
-            <w:r>
-              <w:t xml:space="preserve">要確認</w:t>
-            </w:r>
-          </w:p>
-        </w:tc>
-        <w:tc>
-          <w:tcPr>
-            <w:tcW w:type="dxa" w:w="5011"/>
-          </w:tcPr>
-          <w:p>
-            <w:pPr>
-              <w:pStyle w:val="Compact"/>
-              <w:jc w:val="left"/>
-            </w:pPr>
-            <w:r>
-              <w:t xml:space="preserve">組み立ての一部に使用</w:t>
-            </w:r>
-          </w:p>
-        </w:tc>
-      </w:tr>
-      <w:tr>
-        <w:tc>
-          <w:tcPr>
-            <w:tcW w:type="dxa" w:w="964"/>
-          </w:tcPr>
-          <w:p>
-            <w:pPr>
-              <w:pStyle w:val="Compact"/>
-              <w:jc w:val="left"/>
-            </w:pPr>
-            <w:r>
-              <w:t xml:space="preserve">13</w:t>
-            </w:r>
-          </w:p>
-        </w:tc>
-        <w:tc>
-          <w:tcPr>
-            <w:tcW w:type="dxa" w:w="2356"/>
-          </w:tcPr>
-          <w:p>
-            <w:pPr>
-              <w:pStyle w:val="Compact"/>
-              <w:jc w:val="left"/>
-            </w:pPr>
-            <w:r>
-              <w:t xml:space="preserve">本書（ユーザーマニュアル）</w:t>
-            </w:r>
-          </w:p>
-        </w:tc>
-        <w:tc>
-          <w:tcPr>
-            <w:tcW w:type="dxa" w:w="1029"/>
-          </w:tcPr>
-          <w:p>
-            <w:pPr>
-              <w:pStyle w:val="Compact"/>
-              <w:jc w:val="left"/>
-            </w:pPr>
-            <w:r>
-              <w:t xml:space="preserve">1</w:t>
-            </w:r>
-          </w:p>
-        </w:tc>
-        <w:tc>
-          <w:tcPr>
-            <w:tcW w:type="dxa" w:w="5011"/>
-          </w:tcPr>
-          <w:p/>
-        </w:tc>
-      </w:tr>
-    </w:tbl>
-    <w:p>
-      <w:pPr>
-        <w:pStyle w:val="BodyText"/>
-      </w:pPr>
-      <w:r>
-        <w:t xml:space="preserve">❗ ビス（#11・#12）の使用箇所・必要本数は、本書執筆時点ではまだ確定していません。組み立て時は、各3Dプリント部品の穴のサイズに合わせて、手持ちのビスで仮止めしながら進めてください。</w:t>
       </w:r>
     </w:p>
     <w:p>
@@ -3697,20 +69,20 @@
       <w:r>
         <w:drawing>
           <wp:inline>
-            <wp:extent cx="5334000" cy="7112000"/>
+            <wp:extent cx="3840480" cy="5119839"/>
             <wp:effectExtent b="0" l="0" r="0" t="0"/>
-            <wp:docPr descr="作者製作機の分解例（CoreS3＋DIN Base、SG90×2、ジョイスティック、Karipom Ear収納部）" title="" id="1" name="Picture"/>
+            <wp:docPr descr="ピンクとティファニーブルーのかりポム2体（作者製作機）。奥の画面はKariPom Lab（Web Cockpit）" title="" id="1" name="Picture"/>
             <a:graphic>
               <a:graphicData uri="http://schemas.openxmlformats.org/drawingml/2006/picture">
                 <pic:pic>
                   <pic:nvPicPr>
-                    <pic:cNvPr descr="images/ch5_overall_disassembly.jpg" id="0" name="Picture"/>
+                    <pic:cNvPr descr="images/cover_karipom_pair.jpg" id="0" name="Picture"/>
                     <pic:cNvPicPr>
                       <a:picLocks noChangeArrowheads="1" noChangeAspect="1"/>
                     </pic:cNvPicPr>
                   </pic:nvPicPr>
                   <pic:blipFill>
-                    <a:blip r:embed="rId40"/>
+                    <a:blip r:embed="rId20"/>
                     <a:stretch>
                       <a:fillRect/>
                     </a:stretch>
@@ -3718,7 +90,7 @@
                   <pic:spPr bwMode="auto">
                     <a:xfrm>
                       <a:off x="0" y="0"/>
-                      <a:ext cx="5334000" cy="7112000"/>
+                      <a:ext cx="3840480" cy="5119839"/>
                     </a:xfrm>
                     <a:prstGeom prst="rect">
                       <a:avLst/>
@@ -3742,7 +114,7 @@
         <w:pStyle w:val="ImageCaption"/>
       </w:pPr>
       <w:r>
-        <w:t xml:space="preserve">作者製作機の分解例（CoreS3＋DIN Base、SG90×2、ジョイスティック、Karipom Ear収納部）</w:t>
+        <w:t xml:space="preserve">ピンクとティファニーブルーのかりポム2体（作者製作機）。奥の画面はKariPom Lab（Web Cockpit）</w:t>
       </w:r>
     </w:p>
     <w:p>
@@ -3750,18 +122,144 @@
         <w:pStyle w:val="BodyText"/>
       </w:pPr>
       <w:r>
-        <w:t xml:space="preserve">📝 写真は作者製作機の一例です。筐体色・配線色・配線の取り回しは製作例であり、指定仕様ではありません。</w:t>
-      </w:r>
+        <w:t xml:space="preserve">このたびは「かりポム（KariPom）」をお迎えいただき、ありがとうございます。</w:t>
+      </w:r>
+      <w:r>
+        <w:t xml:space="preserve"> </w:t>
+      </w:r>
+      <w:r>
+        <w:t xml:space="preserve">本書は、電子工作がはじめての方でも、かりポムを安心して楽しんでいただけるように作られたユーザーマニュアルです。ご使用の前に必ずお読みいただき、いつでも読み返せるよう大切に保管してください。</w:t>
+      </w:r>
+    </w:p>
+    <w:p>
+      <w:r>
+        <w:br w:type="page"/>
+      </w:r>
+    </w:p>
+    <w:p>
+      <w:pPr>
+        <w:pStyle w:val="Heading1"/>
+      </w:pPr>
+      <w:bookmarkStart w:id="21" w:name="第1章-はじめに"/>
+      <w:r>
+        <w:t xml:space="preserve">第1章 はじめに</w:t>
+      </w:r>
+      <w:bookmarkEnd w:id="21"/>
     </w:p>
     <w:p>
       <w:pPr>
         <w:pStyle w:val="Heading2"/>
       </w:pPr>
-      <w:bookmarkStart w:id="41" w:name="工具製作用設備"/>
-      <w:r>
-        <w:t xml:space="preserve">5.2 工具・製作用設備</w:t>
-      </w:r>
-      <w:bookmarkEnd w:id="41"/>
+      <w:bookmarkStart w:id="22" w:name="本書について"/>
+      <w:r>
+        <w:t xml:space="preserve">1.1 本書について</w:t>
+      </w:r>
+      <w:bookmarkEnd w:id="22"/>
+    </w:p>
+    <w:p>
+      <w:pPr>
+        <w:pStyle w:val="FirstParagraph"/>
+      </w:pPr>
+      <w:r>
+        <w:t xml:space="preserve">本書は、しゃべって、動いて、耳をすませる小さなアニマトロニクス・ロボット「かりポム」の取扱説明書です。</w:t>
+      </w:r>
+    </w:p>
+    <w:p>
+      <w:pPr>
+        <w:pStyle w:val="BodyText"/>
+      </w:pPr>
+      <w:r>
+        <w:t xml:space="preserve">かりポムは、市販の完成品家電とは少し違い、</w:t>
+      </w:r>
+      <w:r>
+        <w:rPr>
+          <w:b/>
+        </w:rPr>
+        <w:t xml:space="preserve">M5Stack CoreS3</w:t>
+      </w:r>
+      <w:r>
+        <w:t xml:space="preserve">（エムファイブスタック・コアエススリー）という小型コンピュータを頭脳にした電子工作ロボットです。とはいえ、難しい知識は必要ありません。本書の手順どおりに進めれば、プログラミングの経験がない方でも、電源を入れてWi-Fiにつなぎ、スマホやパソコンから操作できるようになります。</w:t>
+      </w:r>
+    </w:p>
+    <w:p>
+      <w:pPr>
+        <w:pStyle w:val="BodyText"/>
+      </w:pPr>
+      <w:r>
+        <w:t xml:space="preserve">本書では、次のような読者を想定しています。</w:t>
+      </w:r>
+    </w:p>
+    <w:p>
+      <w:pPr>
+        <w:numPr>
+          <w:ilvl w:val="0"/>
+          <w:numId w:val="1001"/>
+        </w:numPr>
+        <w:pStyle w:val="Compact"/>
+      </w:pPr>
+      <w:r>
+        <w:t xml:space="preserve">Arduino（アルデュイーノ）やM5Stackという言葉を初めて聞いた方</w:t>
+      </w:r>
+    </w:p>
+    <w:p>
+      <w:pPr>
+        <w:numPr>
+          <w:ilvl w:val="0"/>
+          <w:numId w:val="1001"/>
+        </w:numPr>
+        <w:pStyle w:val="Compact"/>
+      </w:pPr>
+      <w:r>
+        <w:t xml:space="preserve">電子工作はほとんどしたことがない方</w:t>
+      </w:r>
+    </w:p>
+    <w:p>
+      <w:pPr>
+        <w:numPr>
+          <w:ilvl w:val="0"/>
+          <w:numId w:val="1001"/>
+        </w:numPr>
+        <w:pStyle w:val="Compact"/>
+      </w:pPr>
+      <w:r>
+        <w:t xml:space="preserve">ChatGPTなどのAIには興味があるけれど、機械いじりは不安な方</w:t>
+      </w:r>
+    </w:p>
+    <w:p>
+      <w:pPr>
+        <w:pStyle w:val="FirstParagraph"/>
+      </w:pPr>
+      <w:r>
+        <w:t xml:space="preserve">専門用語が出てくるときは、そのつど説明します。また、巻末には</w:t>
+      </w:r>
+      <w:r>
+        <w:rPr>
+          <w:b/>
+        </w:rPr>
+        <w:t xml:space="preserve">用語集</w:t>
+      </w:r>
+      <w:r>
+        <w:t xml:space="preserve">（第23章）もありますので、分からない言葉が出てきたらそちらもご覧ください。</w:t>
+      </w:r>
+    </w:p>
+    <w:p>
+      <w:pPr>
+        <w:pStyle w:val="BodyText"/>
+      </w:pPr>
+      <w:r>
+        <w:t xml:space="preserve">かりポムはGitHubで公開されている、今も継続してアップデートが続くプロジェクトです。本書の内容と実機の動作が異なる場合は、最新のWebUI表示を優先してください（更新履歴は第22章）。</w:t>
+      </w:r>
+    </w:p>
+    <w:p>
+      <w:pPr>
+        <w:pStyle w:val="BodyText"/>
+      </w:pPr>
+      <w:r>
+        <w:rPr>
+          <w:b/>
+        </w:rPr>
+        <w:t xml:space="preserve">GitHubでは、次の5点セットを公開しています。</w:t>
+      </w:r>
     </w:p>
     <w:tbl>
       <w:tblPr>
@@ -3770,8 +268,8 @@
         <w:tblLook w:firstRow="1"/>
       </w:tblPr>
       <w:tblGrid>
-        <w:gridCol w:w="4537"/>
-        <w:gridCol w:w="4823"/>
+        <w:gridCol w:w="3309"/>
+        <w:gridCol w:w="6051"/>
       </w:tblGrid>
       <w:tr>
         <w:trPr>
@@ -3779,7 +277,7 @@
         </w:trPr>
         <w:tc>
           <w:tcPr>
-            <w:tcW w:type="dxa" w:w="4537"/>
+            <w:tcW w:type="dxa" w:w="3309"/>
             <w:tcBorders>
               <w:bottom w:val="single"/>
             </w:tcBorders>
@@ -3791,13 +289,13 @@
               <w:jc w:val="left"/>
             </w:pPr>
             <w:r>
-              <w:t xml:space="preserve">品目</w:t>
-            </w:r>
-          </w:p>
-        </w:tc>
-        <w:tc>
-          <w:tcPr>
-            <w:tcW w:type="dxa" w:w="4823"/>
+              <w:t xml:space="preserve">公開物</w:t>
+            </w:r>
+          </w:p>
+        </w:tc>
+        <w:tc>
+          <w:tcPr>
+            <w:tcW w:type="dxa" w:w="6051"/>
             <w:tcBorders>
               <w:bottom w:val="single"/>
             </w:tcBorders>
@@ -3809,6 +307,2667 @@
               <w:jc w:val="left"/>
             </w:pPr>
             <w:r>
+              <w:t xml:space="preserve">内容</w:t>
+            </w:r>
+          </w:p>
+        </w:tc>
+      </w:tr>
+      <w:tr>
+        <w:tc>
+          <w:tcPr>
+            <w:tcW w:type="dxa" w:w="3309"/>
+          </w:tcPr>
+          <w:p>
+            <w:pPr>
+              <w:pStyle w:val="Compact"/>
+              <w:jc w:val="left"/>
+            </w:pPr>
+            <w:r>
+              <w:t xml:space="preserve">本書（かりポム ユーザーマニュアル）</w:t>
+            </w:r>
+          </w:p>
+        </w:tc>
+        <w:tc>
+          <w:tcPr>
+            <w:tcW w:type="dxa" w:w="6051"/>
+          </w:tcPr>
+          <w:p>
+            <w:pPr>
+              <w:pStyle w:val="Compact"/>
+              <w:jc w:val="left"/>
+            </w:pPr>
+            <w:r>
+              <w:t xml:space="preserve">「何ができるか」「どう遊ぶか」「どこから始めるか」を中心にした、初めての方向けの説明書です。</w:t>
+            </w:r>
+          </w:p>
+        </w:tc>
+      </w:tr>
+      <w:tr>
+        <w:tc>
+          <w:tcPr>
+            <w:tcW w:type="dxa" w:w="3309"/>
+          </w:tcPr>
+          <w:p>
+            <w:pPr>
+              <w:pStyle w:val="Compact"/>
+              <w:jc w:val="left"/>
+            </w:pPr>
+            <w:r>
+              <w:t xml:space="preserve">Karipom Ear 設計・製作マニュアル</w:t>
+            </w:r>
+          </w:p>
+        </w:tc>
+        <w:tc>
+          <w:tcPr>
+            <w:tcW w:type="dxa" w:w="6051"/>
+          </w:tcPr>
+          <w:p>
+            <w:pPr>
+              <w:pStyle w:val="Compact"/>
+              <w:jc w:val="left"/>
+            </w:pPr>
+            <w:r>
+              <w:t xml:space="preserve">CoreS3にPCM1808＋Pico2を追加してPCなしでBBXを楽しむための、配線・回路・組み立て手順を扱う発展編です。</w:t>
+            </w:r>
+          </w:p>
+        </w:tc>
+      </w:tr>
+      <w:tr>
+        <w:tc>
+          <w:tcPr>
+            <w:tcW w:type="dxa" w:w="3309"/>
+          </w:tcPr>
+          <w:p>
+            <w:pPr>
+              <w:pStyle w:val="Compact"/>
+              <w:jc w:val="left"/>
+            </w:pPr>
+            <w:r>
+              <w:t xml:space="preserve">かりポム本体ソフト（Arduinoファームウェア）</w:t>
+            </w:r>
+          </w:p>
+        </w:tc>
+        <w:tc>
+          <w:tcPr>
+            <w:tcW w:type="dxa" w:w="6051"/>
+          </w:tcPr>
+          <w:p>
+            <w:pPr>
+              <w:pStyle w:val="Compact"/>
+              <w:jc w:val="left"/>
+            </w:pPr>
+            <w:r>
+              <w:t xml:space="preserve">かりポム本体（CoreS3）を動かす制御ソフトウェアです。</w:t>
+            </w:r>
+          </w:p>
+        </w:tc>
+      </w:tr>
+      <w:tr>
+        <w:tc>
+          <w:tcPr>
+            <w:tcW w:type="dxa" w:w="3309"/>
+          </w:tcPr>
+          <w:p>
+            <w:pPr>
+              <w:pStyle w:val="Compact"/>
+              <w:jc w:val="left"/>
+            </w:pPr>
+            <w:r>
+              <w:t xml:space="preserve">PCアプリケーション（Companion・Desktop）</w:t>
+            </w:r>
+          </w:p>
+        </w:tc>
+        <w:tc>
+          <w:tcPr>
+            <w:tcW w:type="dxa" w:w="6051"/>
+          </w:tcPr>
+          <w:p>
+            <w:pPr>
+              <w:pStyle w:val="Compact"/>
+              <w:jc w:val="left"/>
+            </w:pPr>
+            <w:r>
+              <w:t xml:space="preserve">KariPom Companion・KariPom Desktopなど、PC側のプログラムです（詳しくは第2章）。</w:t>
+            </w:r>
+          </w:p>
+        </w:tc>
+      </w:tr>
+      <w:tr>
+        <w:tc>
+          <w:tcPr>
+            <w:tcW w:type="dxa" w:w="3309"/>
+          </w:tcPr>
+          <w:p>
+            <w:pPr>
+              <w:pStyle w:val="Compact"/>
+              <w:jc w:val="left"/>
+            </w:pPr>
+            <w:r>
+              <w:t xml:space="preserve">3Dプリントデータ</w:t>
+            </w:r>
+          </w:p>
+        </w:tc>
+        <w:tc>
+          <w:tcPr>
+            <w:tcW w:type="dxa" w:w="6051"/>
+          </w:tcPr>
+          <w:p>
+            <w:pPr>
+              <w:pStyle w:val="Compact"/>
+              <w:jc w:val="left"/>
+            </w:pPr>
+            <w:r>
+              <w:t xml:space="preserve">筐体（ボディ）を3Dプリントするための設計データです。</w:t>
+            </w:r>
+          </w:p>
+        </w:tc>
+      </w:tr>
+    </w:tbl>
+    <w:p>
+      <w:pPr>
+        <w:pStyle w:val="BodyText"/>
+      </w:pPr>
+      <w:r>
+        <w:t xml:space="preserve">電子工作・回路設計・配線図といった技術的な内容は、あえて本書には詳しく書いていません。それらは</w:t>
+      </w:r>
+      <w:r>
+        <w:rPr>
+          <w:b/>
+        </w:rPr>
+        <w:t xml:space="preserve">「Karipom Ear 設計・製作マニュアル」</w:t>
+      </w:r>
+      <w:r>
+        <w:t xml:space="preserve">にまとめてあり、本書では「詳しくはKaripom Ear設計・製作マニュアルをご覧ください」という形でご案内します。2冊で同じ内容を重複して説明することを避け、それぞれの役割をはっきり分けています。</w:t>
+      </w:r>
+    </w:p>
+    <w:p>
+      <w:pPr>
+        <w:pStyle w:val="BodyText"/>
+      </w:pPr>
+      <w:r>
+        <w:t xml:space="preserve">💡 本書は、人が読むことはもちろん、ChatGPTやClaudeなどのAIに読み込ませながら作業を進めることも想定して書かれています。「このマニュアルの内容と、今出ているエラーを踏まえて、次に何をすればいいか教えて」のように、本書とソースコード・エラーメッセージをまとめてAIに渡しながら進める使い方もおすすめです。</w:t>
+      </w:r>
+    </w:p>
+    <w:p>
+      <w:pPr>
+        <w:pStyle w:val="Heading2"/>
+      </w:pPr>
+      <w:bookmarkStart w:id="23" w:name="本書の読み方"/>
+      <w:r>
+        <w:t xml:space="preserve">1.2 本書の読み方</w:t>
+      </w:r>
+      <w:bookmarkEnd w:id="23"/>
+    </w:p>
+    <w:p>
+      <w:pPr>
+        <w:pStyle w:val="FirstParagraph"/>
+      </w:pPr>
+      <w:r>
+        <w:t xml:space="preserve">はじめてお使いになる方は、</w:t>
+      </w:r>
+      <w:r>
+        <w:rPr>
+          <w:b/>
+        </w:rPr>
+        <w:t xml:space="preserve">第4章「安全上の注意」→ 第7章「初回セットアップ」→ 第8章「Wi-Fi設定」→ 第9章「WebUIの使い方」</w:t>
+      </w:r>
+      <w:r>
+        <w:t xml:space="preserve"> </w:t>
+      </w:r>
+      <w:r>
+        <w:t xml:space="preserve">の順に読み進めてください。この4つの章を終えると、かりポムの基本操作がひととおりできるようになります。</w:t>
+      </w:r>
+    </w:p>
+    <w:p>
+      <w:pPr>
+        <w:pStyle w:val="BodyText"/>
+      </w:pPr>
+      <w:r>
+        <w:t xml:space="preserve">そのあとは、興味のある機能の章（表情、独り言、マイク機能、Visualizer、Lightingなど）を好きな順番でお読みいただけます。</w:t>
+      </w:r>
+    </w:p>
+    <w:p>
+      <w:pPr>
+        <w:pStyle w:val="BodyText"/>
+      </w:pPr>
+      <w:r>
+        <w:t xml:space="preserve">困ったときは、</w:t>
+      </w:r>
+      <w:r>
+        <w:rPr>
+          <w:b/>
+        </w:rPr>
+        <w:t xml:space="preserve">第20章「トラブルシューティング」</w:t>
+      </w:r>
+      <w:r>
+        <w:t xml:space="preserve"> </w:t>
+      </w:r>
+      <w:r>
+        <w:t xml:space="preserve">と</w:t>
+      </w:r>
+      <w:r>
+        <w:t xml:space="preserve"> </w:t>
+      </w:r>
+      <w:r>
+        <w:rPr>
+          <w:b/>
+        </w:rPr>
+        <w:t xml:space="preserve">第21章「FAQ」</w:t>
+      </w:r>
+      <w:r>
+        <w:t xml:space="preserve"> </w:t>
+      </w:r>
+      <w:r>
+        <w:t xml:space="preserve">をご覧ください。</w:t>
+      </w:r>
+    </w:p>
+    <w:p>
+      <w:pPr>
+        <w:pStyle w:val="Heading2"/>
+      </w:pPr>
+      <w:bookmarkStart w:id="24" w:name="本書で使うマークについて"/>
+      <w:r>
+        <w:t xml:space="preserve">1.3 本書で使うマークについて</w:t>
+      </w:r>
+      <w:bookmarkEnd w:id="24"/>
+    </w:p>
+    <w:tbl>
+      <w:tblPr>
+        <w:tblStyle w:val="Table"/>
+        <w:tblW w:type="dxa" w:w="9360"/>
+        <w:tblLook w:firstRow="1"/>
+      </w:tblPr>
+      <w:tblGrid>
+        <w:gridCol w:w="1921"/>
+        <w:gridCol w:w="7439"/>
+      </w:tblGrid>
+      <w:tr>
+        <w:trPr>
+          <w:cnfStyle w:firstRow="1"/>
+        </w:trPr>
+        <w:tc>
+          <w:tcPr>
+            <w:tcW w:type="dxa" w:w="1921"/>
+            <w:tcBorders>
+              <w:bottom w:val="single"/>
+            </w:tcBorders>
+            <w:vAlign w:val="bottom"/>
+          </w:tcPr>
+          <w:p>
+            <w:pPr>
+              <w:pStyle w:val="Compact"/>
+              <w:jc w:val="left"/>
+            </w:pPr>
+            <w:r>
+              <w:t xml:space="preserve">マーク</w:t>
+            </w:r>
+          </w:p>
+        </w:tc>
+        <w:tc>
+          <w:tcPr>
+            <w:tcW w:type="dxa" w:w="7439"/>
+            <w:tcBorders>
+              <w:bottom w:val="single"/>
+            </w:tcBorders>
+            <w:vAlign w:val="bottom"/>
+          </w:tcPr>
+          <w:p>
+            <w:pPr>
+              <w:pStyle w:val="Compact"/>
+              <w:jc w:val="left"/>
+            </w:pPr>
+            <w:r>
+              <w:t xml:space="preserve">意味</w:t>
+            </w:r>
+          </w:p>
+        </w:tc>
+      </w:tr>
+      <w:tr>
+        <w:tc>
+          <w:tcPr>
+            <w:tcW w:type="dxa" w:w="1921"/>
+          </w:tcPr>
+          <w:p>
+            <w:pPr>
+              <w:pStyle w:val="Compact"/>
+              <w:jc w:val="left"/>
+            </w:pPr>
+            <w:r>
+              <w:t xml:space="preserve">⚠️</w:t>
+            </w:r>
+            <w:r>
+              <w:t xml:space="preserve"> </w:t>
+            </w:r>
+            <w:r>
+              <w:rPr>
+                <w:b/>
+              </w:rPr>
+              <w:t xml:space="preserve">警告</w:t>
+            </w:r>
+          </w:p>
+        </w:tc>
+        <w:tc>
+          <w:tcPr>
+            <w:tcW w:type="dxa" w:w="7439"/>
+          </w:tcPr>
+          <w:p>
+            <w:pPr>
+              <w:pStyle w:val="Compact"/>
+              <w:jc w:val="left"/>
+            </w:pPr>
+            <w:r>
+              <w:t xml:space="preserve">守らないと、けがや故障につながるおそれがある重要な注意事項です。</w:t>
+            </w:r>
+          </w:p>
+        </w:tc>
+      </w:tr>
+      <w:tr>
+        <w:tc>
+          <w:tcPr>
+            <w:tcW w:type="dxa" w:w="1921"/>
+          </w:tcPr>
+          <w:p>
+            <w:pPr>
+              <w:pStyle w:val="Compact"/>
+              <w:jc w:val="left"/>
+            </w:pPr>
+            <w:r>
+              <w:t xml:space="preserve">❗</w:t>
+            </w:r>
+            <w:r>
+              <w:t xml:space="preserve"> </w:t>
+            </w:r>
+            <w:r>
+              <w:rPr>
+                <w:b/>
+              </w:rPr>
+              <w:t xml:space="preserve">注意</w:t>
+            </w:r>
+          </w:p>
+        </w:tc>
+        <w:tc>
+          <w:tcPr>
+            <w:tcW w:type="dxa" w:w="7439"/>
+          </w:tcPr>
+          <w:p>
+            <w:pPr>
+              <w:pStyle w:val="Compact"/>
+              <w:jc w:val="left"/>
+            </w:pPr>
+            <w:r>
+              <w:t xml:space="preserve">守らないと、かりポムの動作不良や寿命の低下につながる事項です。</w:t>
+            </w:r>
+          </w:p>
+        </w:tc>
+      </w:tr>
+      <w:tr>
+        <w:tc>
+          <w:tcPr>
+            <w:tcW w:type="dxa" w:w="1921"/>
+          </w:tcPr>
+          <w:p>
+            <w:pPr>
+              <w:pStyle w:val="Compact"/>
+              <w:jc w:val="left"/>
+            </w:pPr>
+            <w:r>
+              <w:t xml:space="preserve">💡</w:t>
+            </w:r>
+            <w:r>
+              <w:t xml:space="preserve"> </w:t>
+            </w:r>
+            <w:r>
+              <w:rPr>
+                <w:b/>
+              </w:rPr>
+              <w:t xml:space="preserve">ヒント</w:t>
+            </w:r>
+          </w:p>
+        </w:tc>
+        <w:tc>
+          <w:tcPr>
+            <w:tcW w:type="dxa" w:w="7439"/>
+          </w:tcPr>
+          <w:p>
+            <w:pPr>
+              <w:pStyle w:val="Compact"/>
+              <w:jc w:val="left"/>
+            </w:pPr>
+            <w:r>
+              <w:t xml:space="preserve">知っていると便利な情報です。</w:t>
+            </w:r>
+          </w:p>
+        </w:tc>
+      </w:tr>
+    </w:tbl>
+    <w:p>
+      <w:r>
+        <w:br w:type="page"/>
+      </w:r>
+    </w:p>
+    <w:p>
+      <w:pPr>
+        <w:pStyle w:val="Heading1"/>
+      </w:pPr>
+      <w:bookmarkStart w:id="25" w:name="第2章-かりポムとは"/>
+      <w:r>
+        <w:t xml:space="preserve">第2章 かりポムとは</w:t>
+      </w:r>
+      <w:bookmarkEnd w:id="25"/>
+    </w:p>
+    <w:p>
+      <w:pPr>
+        <w:pStyle w:val="Heading2"/>
+      </w:pPr>
+      <w:bookmarkStart w:id="26" w:name="かりポムのプロフィール"/>
+      <w:r>
+        <w:t xml:space="preserve">2.1 かりポムのプロフィール</w:t>
+      </w:r>
+      <w:bookmarkEnd w:id="26"/>
+    </w:p>
+    <w:p>
+      <w:pPr>
+        <w:pStyle w:val="FirstParagraph"/>
+      </w:pPr>
+      <w:r>
+        <w:t xml:space="preserve">かりポム（KariPom）は、机の上に置いて楽しむ、手のひらサイズのアニマトロニクス・ロボットです。</w:t>
+      </w:r>
+    </w:p>
+    <w:p>
+      <w:pPr>
+        <w:pStyle w:val="BodyText"/>
+      </w:pPr>
+      <w:r>
+        <w:t xml:space="preserve">「アニマトロニクス」とは、テーマパークのキャラクターや映画の特殊効果などで使われる、</w:t>
+      </w:r>
+      <w:r>
+        <w:rPr>
+          <w:b/>
+        </w:rPr>
+        <w:t xml:space="preserve">モーターで生き物のように動く機械人形</w:t>
+      </w:r>
+      <w:r>
+        <w:t xml:space="preserve">のことです。かりポムは、その技術を家庭サイズにぎゅっと詰め込んだロボットです。</w:t>
+      </w:r>
+    </w:p>
+    <w:p>
+      <w:pPr>
+        <w:pStyle w:val="BodyText"/>
+      </w:pPr>
+      <w:r>
+        <w:t xml:space="preserve">【図：かりポムの正面写真（ピンク）と、頭が動いている様子の連続写真】</w:t>
+      </w:r>
+    </w:p>
+    <w:p>
+      <w:pPr>
+        <w:pStyle w:val="BodyText"/>
+      </w:pPr>
+      <w:r>
+        <w:t xml:space="preserve">かりポムの頭脳には「M5Stack CoreS3」という、画面・スピーカー・マイク・カメラ・Wi-Fiがひとつになった小型コンピュータが入っています。頭は上下・左右に動き、画面には表情が表示され、スピーカーからおしゃべり（独り言）が流れます。</w:t>
+      </w:r>
+    </w:p>
+    <w:p>
+      <w:pPr>
+        <w:pStyle w:val="BodyText"/>
+      </w:pPr>
+      <w:r>
+        <w:t xml:space="preserve">かりポムの筐体（きょうたい：本体の外側のこと）は3Dプリントで製作するため、色は自由に選べます。本書に登場する2台は、作者の製作例（</w:t>
+      </w:r>
+      <w:r>
+        <w:rPr>
+          <w:b/>
+        </w:rPr>
+        <w:t xml:space="preserve">ピンク機</w:t>
+      </w:r>
+      <w:r>
+        <w:t xml:space="preserve">・</w:t>
+      </w:r>
+      <w:r>
+        <w:rPr>
+          <w:b/>
+        </w:rPr>
+        <w:t xml:space="preserve">ティファニーブルー機</w:t>
+      </w:r>
+      <w:r>
+        <w:t xml:space="preserve">）です。中身の機能はどちらも同じです。</w:t>
+      </w:r>
+    </w:p>
+    <w:p>
+      <w:pPr>
+        <w:pStyle w:val="BodyText"/>
+      </w:pPr>
+      <w:r>
+        <w:t xml:space="preserve">また、WebUIの設定で「かりポム」と「Miss かりポム」という2種類のキャラクター表示を切り替えられます（第19章）。見た目や機能に大きな違いはなく、気分に合わせて選べる小さなお楽しみです。</w:t>
+      </w:r>
+    </w:p>
+    <w:p>
+      <w:pPr>
+        <w:pStyle w:val="Heading2"/>
+      </w:pPr>
+      <w:bookmarkStart w:id="27" w:name="プロジェクトのあゆみかりポムが生まれるまで"/>
+      <w:r>
+        <w:t xml:space="preserve">2.2 プロジェクトのあゆみ（かりポムが生まれるまで）</w:t>
+      </w:r>
+      <w:bookmarkEnd w:id="27"/>
+    </w:p>
+    <w:p>
+      <w:pPr>
+        <w:pStyle w:val="FirstParagraph"/>
+      </w:pPr>
+      <w:r>
+        <w:t xml:space="preserve">かりポムは、もともとM5Stack向けに公開されている人気キャラクター「Stack-chan（スタックちゃん）」を自分でも作ってみたい、という思いつきから始まったプロジェクトです。</w:t>
+      </w:r>
+    </w:p>
+    <w:p>
+      <w:pPr>
+        <w:pStyle w:val="BodyText"/>
+      </w:pPr>
+      <w:r>
+        <w:t xml:space="preserve">作っていくうちに、「ただ表情を表示するだけでなく、ChatGPTと自然に会話しているように見せたい」という目標が生まれました。専用の音声認識・音声合成APIは使わず、「音の大きさに合わせて口を動かす」というシンプルな仕組み（リップシンク／口パク）だけで、それらしく見せられないか——という研究から始まったのが、今の口パク機能の原点です。</w:t>
+      </w:r>
+    </w:p>
+    <w:p>
+      <w:pPr>
+        <w:pStyle w:val="BodyText"/>
+      </w:pPr>
+      <w:r>
+        <w:t xml:space="preserve">ところが、口パクの精度を追い込んでいた最中に、思いがけない出来事が起こりました。音楽を流すと発話判定が細かく揺れ動き、かりポムがまるでビートを刻むように、ノリノリで首と口を動かしてしまったのです。本来なら「判定のブレ」として直すべき不具合でしたが、あまりに楽しい動きだったため、欠点として直すのではなく、新しい遊び方として育てる方向へ舵を切りました。この偶然の発見が、プロジェクトの方向性を大きく広げるきっかけになりました。</w:t>
+      </w:r>
+    </w:p>
+    <w:p>
+      <w:pPr>
+        <w:pStyle w:val="BodyText"/>
+      </w:pPr>
+      <w:r>
+        <w:t xml:space="preserve">本書では、「Beat Box」から着想を得て、この音楽に合わせてノリノリに動く、かりポム独自の世界観を「</w:t>
+      </w:r>
+      <w:r>
+        <w:rPr>
+          <w:b/>
+        </w:rPr>
+        <w:t xml:space="preserve">BBX</w:t>
+      </w:r>
+      <w:r>
+        <w:t xml:space="preserve">」と呼んでいます。BBXは口パクだけを指す言葉ではありません。音に合わせた口パクや首振りに、音を聞き取る「Karipom Ear」、音を画面いっぱいに映し出す「Visualizer」、背景を彩る「Lighting」などの演出を組み合わせて楽しむ、かりポムならではの体験全体を指す呼び方です。</w:t>
+      </w:r>
+    </w:p>
+    <w:p>
+      <w:pPr>
+        <w:pStyle w:val="BodyText"/>
+      </w:pPr>
+      <w:r>
+        <w:t xml:space="preserve">この発見をもとに、音を聞き取る「</w:t>
+      </w:r>
+      <w:r>
+        <w:rPr>
+          <w:b/>
+        </w:rPr>
+        <w:t xml:space="preserve">Karipom Ear</w:t>
+      </w:r>
+      <w:r>
+        <w:t xml:space="preserve">」（第12章）、音を画面いっぱいに映し出す「</w:t>
+      </w:r>
+      <w:r>
+        <w:rPr>
+          <w:b/>
+        </w:rPr>
+        <w:t xml:space="preserve">Visualizer</w:t>
+      </w:r>
+      <w:r>
+        <w:t xml:space="preserve">」（第13章）、背景を彩る「</w:t>
+      </w:r>
+      <w:r>
+        <w:rPr>
+          <w:b/>
+        </w:rPr>
+        <w:t xml:space="preserve">Lighting</w:t>
+      </w:r>
+      <w:r>
+        <w:t xml:space="preserve">」（第14章）という3つの機能が次々に生まれ、単なる口パクロボットから、音と一緒に楽しむ「</w:t>
+      </w:r>
+      <w:r>
+        <w:rPr>
+          <w:b/>
+        </w:rPr>
+        <w:t xml:space="preserve">BBXプロジェクト</w:t>
+      </w:r>
+      <w:r>
+        <w:t xml:space="preserve">」へと発展していきました。</w:t>
+      </w:r>
+    </w:p>
+    <w:p>
+      <w:pPr>
+        <w:pStyle w:val="BodyText"/>
+      </w:pPr>
+      <w:r>
+        <w:t xml:space="preserve">現在では、CoreS3の実機を持っていない方でも、PCだけで動く「</w:t>
+      </w:r>
+      <w:r>
+        <w:rPr>
+          <w:b/>
+        </w:rPr>
+        <w:t xml:space="preserve">KariPom Desktop</w:t>
+      </w:r>
+      <w:r>
+        <w:t xml:space="preserve">」（2.3）でこの世界を体験できるようになっています。さらに、CoreS3にPCM1808マイクとRaspberry Pi Picoを追加した拡張構成（第12章）では、PCを使わずにBBXを楽しめます。この拡張の設計図・回路図・組み立て手順は、</w:t>
+      </w:r>
+      <w:r>
+        <w:rPr>
+          <w:b/>
+        </w:rPr>
+        <w:t xml:space="preserve">「Karipom Ear 設計・製作マニュアル」</w:t>
+      </w:r>
+      <w:r>
+        <w:t xml:space="preserve">としてGitHubで公開しています。かりポムは、この構成も含めて今も継続的に改良が続けられているプロジェクトです。</w:t>
+      </w:r>
+    </w:p>
+    <w:p>
+      <w:pPr>
+        <w:pStyle w:val="BodyText"/>
+      </w:pPr>
+      <w:r>
+        <w:t xml:space="preserve">💡 かりポムはGitHubで公開されているプロジェクトで、今もあゆみの途中です。ここに書かれていない新しい機能が、今後も追加されていく予定です。</w:t>
+      </w:r>
+    </w:p>
+    <w:p>
+      <w:pPr>
+        <w:pStyle w:val="Heading2"/>
+      </w:pPr>
+      <w:bookmarkStart w:id="28" w:name="karipom-desktop-pcだけで楽しむかりポム"/>
+      <w:r>
+        <w:t xml:space="preserve">2.3 KariPom Desktop — PCだけで楽しむかりポム</w:t>
+      </w:r>
+      <w:bookmarkEnd w:id="28"/>
+    </w:p>
+    <w:p>
+      <w:pPr>
+        <w:pStyle w:val="FirstParagraph"/>
+      </w:pPr>
+      <w:r>
+        <w:rPr>
+          <w:b/>
+        </w:rPr>
+        <w:t xml:space="preserve">KariPom Desktop</w:t>
+      </w:r>
+      <w:r>
+        <w:t xml:space="preserve">は、CoreS3を使わず、</w:t>
+      </w:r>
+      <w:r>
+        <w:rPr>
+          <w:b/>
+        </w:rPr>
+        <w:t xml:space="preserve">BBXの中核である「音に合わせた口パク」体験を独立させたスタンドアロン版</w:t>
+      </w:r>
+      <w:r>
+        <w:t xml:space="preserve">として、GitHubで公開されている姉妹プロジェクトです。CoreS3があれば体験できることの一部を代わりに見せる「体験版」ではなく、口パク体験そのものをPC単体で完結させた、独立したアプリという位置付けです（VisualizerやLightingなど、画面いっぱいの演出はCoreS3実機ならではの楽しみ方です）。</w:t>
+      </w:r>
+    </w:p>
+    <w:p>
+      <w:pPr>
+        <w:numPr>
+          <w:ilvl w:val="0"/>
+          <w:numId w:val="1002"/>
+        </w:numPr>
+        <w:pStyle w:val="Compact"/>
+      </w:pPr>
+      <w:r>
+        <w:rPr>
+          <w:b/>
+        </w:rPr>
+        <w:t xml:space="preserve">対応OS</w:t>
+      </w:r>
+      <w:r>
+        <w:t xml:space="preserve"> </w:t>
+      </w:r>
+      <w:r>
+        <w:t xml:space="preserve">— Windows・macOS・Linuxのいずれでも動作します。</w:t>
+      </w:r>
+    </w:p>
+    <w:p>
+      <w:pPr>
+        <w:numPr>
+          <w:ilvl w:val="0"/>
+          <w:numId w:val="1002"/>
+        </w:numPr>
+        <w:pStyle w:val="Compact"/>
+      </w:pPr>
+      <w:r>
+        <w:rPr>
+          <w:b/>
+        </w:rPr>
+        <w:t xml:space="preserve">専用ハードウェア不要</w:t>
+      </w:r>
+      <w:r>
+        <w:t xml:space="preserve"> </w:t>
+      </w:r>
+      <w:r>
+        <w:t xml:space="preserve">— CoreS3やArduino、センサー類は一切使わず、Pythonのプログラムだけで動きます。</w:t>
+      </w:r>
+    </w:p>
+    <w:p>
+      <w:pPr>
+        <w:numPr>
+          <w:ilvl w:val="0"/>
+          <w:numId w:val="1002"/>
+        </w:numPr>
+        <w:pStyle w:val="Compact"/>
+      </w:pPr>
+      <w:r>
+        <w:rPr>
+          <w:b/>
+        </w:rPr>
+        <w:t xml:space="preserve">AIと会話しているように見える</w:t>
+      </w:r>
+      <w:r>
+        <w:t xml:space="preserve"> </w:t>
+      </w:r>
+      <w:r>
+        <w:t xml:space="preserve">— 起動すると自動でブラウザのChatGPTが開き、音声で会話するとその声に合わせてかりポムが口を動かします。話していないときも、瞬きや鼻の動きで生きているような表情を見せます。</w:t>
+      </w:r>
+    </w:p>
+    <w:p>
+      <w:pPr>
+        <w:numPr>
+          <w:ilvl w:val="0"/>
+          <w:numId w:val="1002"/>
+        </w:numPr>
+        <w:pStyle w:val="Compact"/>
+      </w:pPr>
+      <w:r>
+        <w:rPr>
+          <w:b/>
+        </w:rPr>
+        <w:t xml:space="preserve">初心者でも試せる</w:t>
+      </w:r>
+      <w:r>
+        <w:t xml:space="preserve"> </w:t>
+      </w:r>
+      <w:r>
+        <w:t xml:space="preserve">— セットアップは、配布されているPythonファイルをChatGPTなどのAIに読み込ませ、使っているPCの環境に合わせて案内してもらいながら進める方式です（詳しくは第9章）。</w:t>
+      </w:r>
+    </w:p>
+    <w:p>
+      <w:pPr>
+        <w:pStyle w:val="FirstParagraph"/>
+      </w:pPr>
+      <w:r>
+        <w:t xml:space="preserve">【KariPom DesktopのGitHubリポジトリURL】</w:t>
+      </w:r>
+    </w:p>
+    <w:p>
+      <w:pPr>
+        <w:pStyle w:val="BodyText"/>
+      </w:pPr>
+      <w:r>
+        <w:t xml:space="preserve">💡 KariPom CompanionとKariPom Desktop、どちらを使えばいいか迷ったときは、第15章（15.1）の比較図をご覧ください。</w:t>
+      </w:r>
+    </w:p>
+    <w:p>
+      <w:pPr>
+        <w:pStyle w:val="Heading2"/>
+      </w:pPr>
+      <w:bookmarkStart w:id="29" w:name="かりポムの楽しみ方"/>
+      <w:r>
+        <w:t xml:space="preserve">2.4 かりポムの楽しみ方</w:t>
+      </w:r>
+      <w:bookmarkEnd w:id="29"/>
+    </w:p>
+    <w:p>
+      <w:pPr>
+        <w:pStyle w:val="FirstParagraph"/>
+      </w:pPr>
+      <w:r>
+        <w:t xml:space="preserve">かりポムには、大きく分けて4つの楽しみ方があります。どれも「音に合わせて生きているように見える」という同じ世界観でつながっています。</w:t>
+      </w:r>
+    </w:p>
+    <w:p>
+      <w:pPr>
+        <w:numPr>
+          <w:ilvl w:val="0"/>
+          <w:numId w:val="1003"/>
+        </w:numPr>
+        <w:pStyle w:val="Compact"/>
+      </w:pPr>
+      <w:r>
+        <w:rPr>
+          <w:b/>
+        </w:rPr>
+        <w:t xml:space="preserve">そばに置いて眺める</w:t>
+      </w:r>
+      <w:r>
+        <w:t xml:space="preserve"> </w:t>
+      </w:r>
+      <w:r>
+        <w:t xml:space="preserve">— 電源を入れておくだけで、ときどき頭を動かしたり（アイドルモーション）、ランダムなタイミングで独り言をつぶやいたりします。</w:t>
+      </w:r>
+    </w:p>
+    <w:p>
+      <w:pPr>
+        <w:numPr>
+          <w:ilvl w:val="0"/>
+          <w:numId w:val="1003"/>
+        </w:numPr>
+        <w:pStyle w:val="Compact"/>
+      </w:pPr>
+      <w:r>
+        <w:rPr>
+          <w:b/>
+        </w:rPr>
+        <w:t xml:space="preserve">スマホやパソコンから操作する</w:t>
+      </w:r>
+      <w:r>
+        <w:t xml:space="preserve"> </w:t>
+      </w:r>
+      <w:r>
+        <w:t xml:space="preserve">— Wi-Fi経由でかりポムの「設定画面（WebUI）」を開き、表情を変えたり、しゃべらせたり、動かしたりできます。</w:t>
+      </w:r>
+    </w:p>
+    <w:p>
+      <w:pPr>
+        <w:numPr>
+          <w:ilvl w:val="0"/>
+          <w:numId w:val="1003"/>
+        </w:numPr>
+        <w:pStyle w:val="Compact"/>
+      </w:pPr>
+      <w:r>
+        <w:rPr>
+          <w:b/>
+        </w:rPr>
+        <w:t xml:space="preserve">音に反応させる（BBX体験）</w:t>
+      </w:r>
+      <w:r>
+        <w:t xml:space="preserve"> </w:t>
+      </w:r>
+      <w:r>
+        <w:t xml:space="preserve">— 音声入力機能「Karipom Ear（かりポム・イヤー）」で、内蔵マイク・PC音声（Wi-Fi）・LINE INの3つの音源を切り替えて、音に合わせて口を動かせます。さらに</w:t>
+      </w:r>
+      <w:r>
+        <w:rPr>
+          <w:b/>
+        </w:rPr>
+        <w:t xml:space="preserve">Visualizer（第13章）</w:t>
+      </w:r>
+      <w:r>
+        <w:t xml:space="preserve">を使うと、音そのものを画面いっぱいの光や図形として楽しめます。</w:t>
+      </w:r>
+    </w:p>
+    <w:p>
+      <w:pPr>
+        <w:numPr>
+          <w:ilvl w:val="0"/>
+          <w:numId w:val="1003"/>
+        </w:numPr>
+        <w:pStyle w:val="Compact"/>
+      </w:pPr>
+      <w:r>
+        <w:rPr>
+          <w:b/>
+        </w:rPr>
+        <w:t xml:space="preserve">画面の演出を眺める</w:t>
+      </w:r>
+      <w:r>
+        <w:t xml:space="preserve"> </w:t>
+      </w:r>
+      <w:r>
+        <w:t xml:space="preserve">—</w:t>
+      </w:r>
+      <w:r>
+        <w:t xml:space="preserve"> </w:t>
+      </w:r>
+      <w:r>
+        <w:rPr>
+          <w:b/>
+        </w:rPr>
+        <w:t xml:space="preserve">Lighting（第14章）</w:t>
+      </w:r>
+      <w:r>
+        <w:t xml:space="preserve">で、ディスコ調の光の演出やレトロゲーム風のスクリーンセーバーなど、音とは独立した画面の演出も楽しめます。</w:t>
+      </w:r>
+    </w:p>
+    <w:p>
+      <w:pPr>
+        <w:pStyle w:val="FirstParagraph"/>
+      </w:pPr>
+      <w:r>
+        <w:t xml:space="preserve">CoreS3の実機がなくても3の一部はKariPom Desktop（2.3）で、CoreS3の全機能はKariPom Companion（第9章・第15章）と組み合わせることで楽しめます。かりポム本体がAPIを使って自律的に会話する機能は、本書執筆時点では開発中です。</w:t>
+      </w:r>
+    </w:p>
+    <w:p>
+      <w:pPr>
+        <w:pStyle w:val="Heading2"/>
+      </w:pPr>
+      <w:bookmarkStart w:id="30" w:name="どこから始める3つの構成"/>
+      <w:r>
+        <w:t xml:space="preserve">2.5 どこから始める？（3つの構成）</w:t>
+      </w:r>
+      <w:bookmarkEnd w:id="30"/>
+    </w:p>
+    <w:p>
+      <w:pPr>
+        <w:pStyle w:val="FirstParagraph"/>
+      </w:pPr>
+      <w:r>
+        <w:t xml:space="preserve">初めての方が「自分はどこから始めればいいか」を一目で分かるよう、かりポムの3つの構成を紹介します。難しい技術知識がなくても大丈夫です。</w:t>
+      </w:r>
+    </w:p>
+    <w:tbl>
+      <w:tblPr>
+        <w:tblStyle w:val="Table"/>
+        <w:tblW w:type="dxa" w:w="9360"/>
+        <w:tblLook w:firstRow="1"/>
+      </w:tblPr>
+      <w:tblGrid>
+        <w:gridCol w:w="3231"/>
+        <w:gridCol w:w="1899"/>
+        <w:gridCol w:w="4230"/>
+      </w:tblGrid>
+      <w:tr>
+        <w:trPr>
+          <w:cnfStyle w:firstRow="1"/>
+        </w:trPr>
+        <w:tc>
+          <w:tcPr>
+            <w:tcW w:type="dxa" w:w="3231"/>
+            <w:tcBorders>
+              <w:bottom w:val="single"/>
+            </w:tcBorders>
+            <w:vAlign w:val="bottom"/>
+          </w:tcPr>
+          <w:p>
+            <w:pPr>
+              <w:pStyle w:val="Compact"/>
+              <w:jc w:val="left"/>
+            </w:pPr>
+            <w:r>
+              <w:t xml:space="preserve">構成</w:t>
+            </w:r>
+          </w:p>
+        </w:tc>
+        <w:tc>
+          <w:tcPr>
+            <w:tcW w:type="dxa" w:w="1899"/>
+            <w:tcBorders>
+              <w:bottom w:val="single"/>
+            </w:tcBorders>
+            <w:vAlign w:val="bottom"/>
+          </w:tcPr>
+          <w:p>
+            <w:pPr>
+              <w:pStyle w:val="Compact"/>
+              <w:jc w:val="left"/>
+            </w:pPr>
+            <w:r>
+              <w:t xml:space="preserve">必要なもの</w:t>
+            </w:r>
+          </w:p>
+        </w:tc>
+        <w:tc>
+          <w:tcPr>
+            <w:tcW w:type="dxa" w:w="4230"/>
+            <w:tcBorders>
+              <w:bottom w:val="single"/>
+            </w:tcBorders>
+            <w:vAlign w:val="bottom"/>
+          </w:tcPr>
+          <w:p>
+            <w:pPr>
+              <w:pStyle w:val="Compact"/>
+              <w:jc w:val="left"/>
+            </w:pPr>
+            <w:r>
+              <w:t xml:space="preserve">体験できること</w:t>
+            </w:r>
+          </w:p>
+        </w:tc>
+      </w:tr>
+      <w:tr>
+        <w:tc>
+          <w:tcPr>
+            <w:tcW w:type="dxa" w:w="3231"/>
+          </w:tcPr>
+          <w:p>
+            <w:pPr>
+              <w:pStyle w:val="Compact"/>
+              <w:jc w:val="left"/>
+            </w:pPr>
+            <w:r>
+              <w:rPr>
+                <w:b/>
+              </w:rPr>
+              <w:t xml:space="preserve">① KariPom Desktop</w:t>
+            </w:r>
+          </w:p>
+        </w:tc>
+        <w:tc>
+          <w:tcPr>
+            <w:tcW w:type="dxa" w:w="1899"/>
+          </w:tcPr>
+          <w:p>
+            <w:pPr>
+              <w:pStyle w:val="Compact"/>
+              <w:jc w:val="left"/>
+            </w:pPr>
+            <w:r>
+              <w:t xml:space="preserve">PCのみ（CoreS3不要）</w:t>
+            </w:r>
+          </w:p>
+        </w:tc>
+        <w:tc>
+          <w:tcPr>
+            <w:tcW w:type="dxa" w:w="4230"/>
+          </w:tcPr>
+          <w:p>
+            <w:pPr>
+              <w:pStyle w:val="Compact"/>
+              <w:jc w:val="left"/>
+            </w:pPr>
+            <w:r>
+              <w:t xml:space="preserve">PCだけでBBXを楽しめるスタンドアロン版（2.3）</w:t>
+            </w:r>
+          </w:p>
+        </w:tc>
+      </w:tr>
+      <w:tr>
+        <w:tc>
+          <w:tcPr>
+            <w:tcW w:type="dxa" w:w="3231"/>
+          </w:tcPr>
+          <w:p>
+            <w:pPr>
+              <w:pStyle w:val="Compact"/>
+              <w:jc w:val="left"/>
+            </w:pPr>
+            <w:r>
+              <w:rPr>
+                <w:b/>
+              </w:rPr>
+              <w:t xml:space="preserve">② CoreS3＋KariPom Companion</w:t>
+            </w:r>
+          </w:p>
+        </w:tc>
+        <w:tc>
+          <w:tcPr>
+            <w:tcW w:type="dxa" w:w="1899"/>
+          </w:tcPr>
+          <w:p>
+            <w:pPr>
+              <w:pStyle w:val="Compact"/>
+              <w:jc w:val="left"/>
+            </w:pPr>
+            <w:r>
+              <w:t xml:space="preserve">かりポム本体＋PC（任意）</w:t>
+            </w:r>
+          </w:p>
+        </w:tc>
+        <w:tc>
+          <w:tcPr>
+            <w:tcW w:type="dxa" w:w="4230"/>
+          </w:tcPr>
+          <w:p>
+            <w:pPr>
+              <w:pStyle w:val="Compact"/>
+              <w:jc w:val="left"/>
+            </w:pPr>
+            <w:r>
+              <w:t xml:space="preserve">WebUIやBBXなど、かりポムの主要機能をひととおり楽しめる標準構成（第9章・第15章）</w:t>
+            </w:r>
+          </w:p>
+        </w:tc>
+      </w:tr>
+      <w:tr>
+        <w:tc>
+          <w:tcPr>
+            <w:tcW w:type="dxa" w:w="3231"/>
+          </w:tcPr>
+          <w:p>
+            <w:pPr>
+              <w:pStyle w:val="Compact"/>
+              <w:jc w:val="left"/>
+            </w:pPr>
+            <w:r>
+              <w:rPr>
+                <w:b/>
+              </w:rPr>
+              <w:t xml:space="preserve">③ CoreS3＋Karipom Ear（PCM1808＋Pico2）</w:t>
+            </w:r>
+          </w:p>
+        </w:tc>
+        <w:tc>
+          <w:tcPr>
+            <w:tcW w:type="dxa" w:w="1899"/>
+          </w:tcPr>
+          <w:p>
+            <w:pPr>
+              <w:pStyle w:val="Compact"/>
+              <w:jc w:val="left"/>
+            </w:pPr>
+            <w:r>
+              <w:t xml:space="preserve">かりポム本体＋拡張ハードウェア</w:t>
+            </w:r>
+          </w:p>
+        </w:tc>
+        <w:tc>
+          <w:tcPr>
+            <w:tcW w:type="dxa" w:w="4230"/>
+          </w:tcPr>
+          <w:p>
+            <w:pPr>
+              <w:pStyle w:val="Compact"/>
+              <w:jc w:val="left"/>
+            </w:pPr>
+            <w:r>
+              <w:t xml:space="preserve">PCなしでもBBXを楽しめる発展構成（第12章、詳しくはKaripom Ear設計・製作マニュアル）</w:t>
+            </w:r>
+          </w:p>
+        </w:tc>
+      </w:tr>
+    </w:tbl>
+    <w:p>
+      <w:pPr>
+        <w:pStyle w:val="BodyText"/>
+      </w:pPr>
+      <w:r>
+        <w:rPr>
+          <w:b/>
+        </w:rPr>
+        <w:t xml:space="preserve">① KariPom Desktop</w:t>
+      </w:r>
+      <w:r>
+        <w:t xml:space="preserve"> </w:t>
+      </w:r>
+      <w:r>
+        <w:t xml:space="preserve">— PCだけでBBXを楽しめるスタンドアロン版です。かりポムとの会話や口パクを気軽に楽しめます（2.3）。</w:t>
+      </w:r>
+    </w:p>
+    <w:p>
+      <w:pPr>
+        <w:pStyle w:val="BodyText"/>
+      </w:pPr>
+      <w:r>
+        <w:t xml:space="preserve">↓</w:t>
+      </w:r>
+    </w:p>
+    <w:p>
+      <w:pPr>
+        <w:pStyle w:val="BodyText"/>
+      </w:pPr>
+      <w:r>
+        <w:rPr>
+          <w:b/>
+        </w:rPr>
+        <w:t xml:space="preserve">② CoreS3＋KariPom Companion</w:t>
+      </w:r>
+      <w:r>
+        <w:t xml:space="preserve"> </w:t>
+      </w:r>
+      <w:r>
+        <w:t xml:space="preserve">— 標準構成です。WebUIやBBXなど、かりポムの主要機能をひととおり楽しめます（第9章・第15章）。</w:t>
+      </w:r>
+    </w:p>
+    <w:p>
+      <w:pPr>
+        <w:pStyle w:val="BodyText"/>
+      </w:pPr>
+      <w:r>
+        <w:t xml:space="preserve">↓</w:t>
+      </w:r>
+    </w:p>
+    <w:p>
+      <w:pPr>
+        <w:pStyle w:val="BodyText"/>
+      </w:pPr>
+      <w:r>
+        <w:rPr>
+          <w:b/>
+        </w:rPr>
+        <w:t xml:space="preserve">③ CoreS3＋Karipom Ear（PCM1808＋Pico2）</w:t>
+      </w:r>
+      <w:r>
+        <w:t xml:space="preserve"> </w:t>
+      </w:r>
+      <w:r>
+        <w:t xml:space="preserve">— 発展構成です。「Karipom Ear 設計・製作マニュアル」の設計図・回路図・組み立て手順を使って拡張すると、PCを使わずにBBXを楽しめる構成へと発展させられます（第12章）。このマニュアルでは、さらに発展させたい方向けのオプション（LINE OUT増設・Bluetooth入力）も設計資料として紹介しています。</w:t>
+      </w:r>
+    </w:p>
+    <w:p>
+      <w:pPr>
+        <w:pStyle w:val="BodyText"/>
+      </w:pPr>
+      <w:r>
+        <w:t xml:space="preserve">💡 まずは①か②から始めて、慣れてきたら③に挑戦する、という進み方がおすすめです。③は今後も機能追加が予定されている、継続的にアップデート中の構成です。</w:t>
+      </w:r>
+    </w:p>
+    <w:p>
+      <w:r>
+        <w:br w:type="page"/>
+      </w:r>
+    </w:p>
+    <w:p>
+      <w:pPr>
+        <w:pStyle w:val="Heading1"/>
+      </w:pPr>
+      <w:bookmarkStart w:id="31" w:name="第3章-特徴できること"/>
+      <w:r>
+        <w:t xml:space="preserve">第3章 特徴・できること</w:t>
+      </w:r>
+      <w:bookmarkEnd w:id="31"/>
+    </w:p>
+    <w:p>
+      <w:pPr>
+        <w:pStyle w:val="Heading2"/>
+      </w:pPr>
+      <w:bookmarkStart w:id="32" w:name="機能一覧"/>
+      <w:r>
+        <w:t xml:space="preserve">3.1 機能一覧</w:t>
+      </w:r>
+      <w:bookmarkEnd w:id="32"/>
+    </w:p>
+    <w:p>
+      <w:pPr>
+        <w:pStyle w:val="FirstParagraph"/>
+      </w:pPr>
+      <w:r>
+        <w:rPr>
+          <w:b/>
+        </w:rPr>
+        <w:t xml:space="preserve">■ 本体機能</w:t>
+      </w:r>
+    </w:p>
+    <w:tbl>
+      <w:tblPr>
+        <w:tblStyle w:val="Table"/>
+        <w:tblW w:type="dxa" w:w="9360"/>
+        <w:tblLook w:firstRow="1"/>
+      </w:tblPr>
+      <w:tblGrid>
+        <w:gridCol w:w="1526"/>
+        <w:gridCol w:w="6478"/>
+        <w:gridCol w:w="1356"/>
+      </w:tblGrid>
+      <w:tr>
+        <w:trPr>
+          <w:cnfStyle w:firstRow="1"/>
+        </w:trPr>
+        <w:tc>
+          <w:tcPr>
+            <w:tcW w:type="dxa" w:w="1526"/>
+            <w:tcBorders>
+              <w:bottom w:val="single"/>
+            </w:tcBorders>
+            <w:vAlign w:val="bottom"/>
+          </w:tcPr>
+          <w:p>
+            <w:pPr>
+              <w:pStyle w:val="Compact"/>
+              <w:jc w:val="left"/>
+            </w:pPr>
+            <w:r>
+              <w:t xml:space="preserve">機能</w:t>
+            </w:r>
+          </w:p>
+        </w:tc>
+        <w:tc>
+          <w:tcPr>
+            <w:tcW w:type="dxa" w:w="6478"/>
+            <w:tcBorders>
+              <w:bottom w:val="single"/>
+            </w:tcBorders>
+            <w:vAlign w:val="bottom"/>
+          </w:tcPr>
+          <w:p>
+            <w:pPr>
+              <w:pStyle w:val="Compact"/>
+              <w:jc w:val="left"/>
+            </w:pPr>
+            <w:r>
+              <w:t xml:space="preserve">内容</w:t>
+            </w:r>
+          </w:p>
+        </w:tc>
+        <w:tc>
+          <w:tcPr>
+            <w:tcW w:type="dxa" w:w="1356"/>
+            <w:tcBorders>
+              <w:bottom w:val="single"/>
+            </w:tcBorders>
+            <w:vAlign w:val="bottom"/>
+          </w:tcPr>
+          <w:p>
+            <w:pPr>
+              <w:pStyle w:val="Compact"/>
+              <w:jc w:val="left"/>
+            </w:pPr>
+            <w:r>
+              <w:t xml:space="preserve">参照章</w:t>
+            </w:r>
+          </w:p>
+        </w:tc>
+      </w:tr>
+      <w:tr>
+        <w:tc>
+          <w:tcPr>
+            <w:tcW w:type="dxa" w:w="1526"/>
+          </w:tcPr>
+          <w:p>
+            <w:pPr>
+              <w:pStyle w:val="Compact"/>
+              <w:jc w:val="left"/>
+            </w:pPr>
+            <w:r>
+              <w:t xml:space="preserve">頭部の動き</w:t>
+            </w:r>
+          </w:p>
+        </w:tc>
+        <w:tc>
+          <w:tcPr>
+            <w:tcW w:type="dxa" w:w="6478"/>
+          </w:tcPr>
+          <w:p>
+            <w:pPr>
+              <w:pStyle w:val="Compact"/>
+              <w:jc w:val="left"/>
+            </w:pPr>
+            <w:r>
+              <w:t xml:space="preserve">サーボモーター2つで、頭を上下・左右に動かします。待機中はランダムなアイドルモーション、会話中は口パクに合わせた小さな頭の動き（マイクロモーション）を行います。WebUIのボタンでも操作できます。</w:t>
+            </w:r>
+          </w:p>
+        </w:tc>
+        <w:tc>
+          <w:tcPr>
+            <w:tcW w:type="dxa" w:w="1356"/>
+          </w:tcPr>
+          <w:p>
+            <w:pPr>
+              <w:pStyle w:val="Compact"/>
+              <w:jc w:val="left"/>
+            </w:pPr>
+            <w:r>
+              <w:t xml:space="preserve">第16章</w:t>
+            </w:r>
+          </w:p>
+        </w:tc>
+      </w:tr>
+      <w:tr>
+        <w:tc>
+          <w:tcPr>
+            <w:tcW w:type="dxa" w:w="1526"/>
+          </w:tcPr>
+          <w:p>
+            <w:pPr>
+              <w:pStyle w:val="Compact"/>
+              <w:jc w:val="left"/>
+            </w:pPr>
+            <w:r>
+              <w:t xml:space="preserve">表情表示</w:t>
+            </w:r>
+          </w:p>
+        </w:tc>
+        <w:tc>
+          <w:tcPr>
+            <w:tcW w:type="dxa" w:w="6478"/>
+          </w:tcPr>
+          <w:p>
+            <w:pPr>
+              <w:pStyle w:val="Compact"/>
+              <w:jc w:val="left"/>
+            </w:pPr>
+            <w:r>
+              <w:t xml:space="preserve">本体の画面に表情を表示します。WebUIのFace Galleryから切り替えられます。</w:t>
+            </w:r>
+          </w:p>
+        </w:tc>
+        <w:tc>
+          <w:tcPr>
+            <w:tcW w:type="dxa" w:w="1356"/>
+          </w:tcPr>
+          <w:p>
+            <w:pPr>
+              <w:pStyle w:val="Compact"/>
+              <w:jc w:val="left"/>
+            </w:pPr>
+            <w:r>
+              <w:t xml:space="preserve">第10章</w:t>
+            </w:r>
+          </w:p>
+        </w:tc>
+      </w:tr>
+      <w:tr>
+        <w:tc>
+          <w:tcPr>
+            <w:tcW w:type="dxa" w:w="1526"/>
+          </w:tcPr>
+          <w:p>
+            <w:pPr>
+              <w:pStyle w:val="Compact"/>
+              <w:jc w:val="left"/>
+            </w:pPr>
+            <w:r>
+              <w:t xml:space="preserve">独り言（Mutter）</w:t>
+            </w:r>
+          </w:p>
+        </w:tc>
+        <w:tc>
+          <w:tcPr>
+            <w:tcW w:type="dxa" w:w="6478"/>
+          </w:tcPr>
+          <w:p>
+            <w:pPr>
+              <w:pStyle w:val="Compact"/>
+              <w:jc w:val="left"/>
+            </w:pPr>
+            <w:r>
+              <w:t xml:space="preserve">SDカードに入れた音声ファイルを、ランダムなタイミングで自動的につぶやきます。手動再生もできます。</w:t>
+            </w:r>
+          </w:p>
+        </w:tc>
+        <w:tc>
+          <w:tcPr>
+            <w:tcW w:type="dxa" w:w="1356"/>
+          </w:tcPr>
+          <w:p>
+            <w:pPr>
+              <w:pStyle w:val="Compact"/>
+              <w:jc w:val="left"/>
+            </w:pPr>
+            <w:r>
+              <w:t xml:space="preserve">第11章</w:t>
+            </w:r>
+          </w:p>
+        </w:tc>
+      </w:tr>
+      <w:tr>
+        <w:tc>
+          <w:tcPr>
+            <w:tcW w:type="dxa" w:w="1526"/>
+          </w:tcPr>
+          <w:p>
+            <w:pPr>
+              <w:pStyle w:val="Compact"/>
+              <w:jc w:val="left"/>
+            </w:pPr>
+            <w:r>
+              <w:t xml:space="preserve">ジョイスティック操作</w:t>
+            </w:r>
+          </w:p>
+        </w:tc>
+        <w:tc>
+          <w:tcPr>
+            <w:tcW w:type="dxa" w:w="6478"/>
+          </w:tcPr>
+          <w:p>
+            <w:pPr>
+              <w:pStyle w:val="Compact"/>
+              <w:jc w:val="left"/>
+            </w:pPr>
+            <w:r>
+              <w:t xml:space="preserve">本体背面（尻尾部分）のジョイスティックで首の向きを直接操作できます。押し込むと独り言を再生します。</w:t>
+            </w:r>
+          </w:p>
+        </w:tc>
+        <w:tc>
+          <w:tcPr>
+            <w:tcW w:type="dxa" w:w="1356"/>
+          </w:tcPr>
+          <w:p>
+            <w:pPr>
+              <w:pStyle w:val="Compact"/>
+              <w:jc w:val="left"/>
+            </w:pPr>
+            <w:r>
+              <w:t xml:space="preserve">第16章</w:t>
+            </w:r>
+          </w:p>
+        </w:tc>
+      </w:tr>
+      <w:tr>
+        <w:tc>
+          <w:tcPr>
+            <w:tcW w:type="dxa" w:w="1526"/>
+          </w:tcPr>
+          <w:p>
+            <w:pPr>
+              <w:pStyle w:val="Compact"/>
+              <w:jc w:val="left"/>
+            </w:pPr>
+            <w:r>
+              <w:t xml:space="preserve">WebUI</w:t>
+            </w:r>
+          </w:p>
+        </w:tc>
+        <w:tc>
+          <w:tcPr>
+            <w:tcW w:type="dxa" w:w="6478"/>
+          </w:tcPr>
+          <w:p>
+            <w:pPr>
+              <w:pStyle w:val="Compact"/>
+              <w:jc w:val="left"/>
+            </w:pPr>
+            <w:r>
+              <w:t xml:space="preserve">スマホ・パソコンのブラウザから、すべての設定と操作ができます。</w:t>
+            </w:r>
+          </w:p>
+        </w:tc>
+        <w:tc>
+          <w:tcPr>
+            <w:tcW w:type="dxa" w:w="1356"/>
+          </w:tcPr>
+          <w:p>
+            <w:pPr>
+              <w:pStyle w:val="Compact"/>
+              <w:jc w:val="left"/>
+            </w:pPr>
+            <w:r>
+              <w:t xml:space="preserve">第9章・第19章</w:t>
+            </w:r>
+          </w:p>
+        </w:tc>
+      </w:tr>
+      <w:tr>
+        <w:tc>
+          <w:tcPr>
+            <w:tcW w:type="dxa" w:w="1526"/>
+          </w:tcPr>
+          <w:p>
+            <w:pPr>
+              <w:pStyle w:val="Compact"/>
+              <w:jc w:val="left"/>
+            </w:pPr>
+            <w:r>
+              <w:t xml:space="preserve">ファイル管理</w:t>
+            </w:r>
+          </w:p>
+        </w:tc>
+        <w:tc>
+          <w:tcPr>
+            <w:tcW w:type="dxa" w:w="6478"/>
+          </w:tcPr>
+          <w:p>
+            <w:pPr>
+              <w:pStyle w:val="Compact"/>
+              <w:jc w:val="left"/>
+            </w:pPr>
+            <w:r>
+              <w:t xml:space="preserve">音声ファイルの追加・削除・試聴がWebUIからできます。</w:t>
+            </w:r>
+          </w:p>
+        </w:tc>
+        <w:tc>
+          <w:tcPr>
+            <w:tcW w:type="dxa" w:w="1356"/>
+          </w:tcPr>
+          <w:p>
+            <w:pPr>
+              <w:pStyle w:val="Compact"/>
+              <w:jc w:val="left"/>
+            </w:pPr>
+            <w:r>
+              <w:t xml:space="preserve">第17章</w:t>
+            </w:r>
+          </w:p>
+        </w:tc>
+      </w:tr>
+      <w:tr>
+        <w:tc>
+          <w:tcPr>
+            <w:tcW w:type="dxa" w:w="1526"/>
+          </w:tcPr>
+          <w:p>
+            <w:pPr>
+              <w:pStyle w:val="Compact"/>
+              <w:jc w:val="left"/>
+            </w:pPr>
+            <w:r>
+              <w:t xml:space="preserve">ログ機能</w:t>
+            </w:r>
+          </w:p>
+        </w:tc>
+        <w:tc>
+          <w:tcPr>
+            <w:tcW w:type="dxa" w:w="6478"/>
+          </w:tcPr>
+          <w:p>
+            <w:pPr>
+              <w:pStyle w:val="Compact"/>
+              <w:jc w:val="left"/>
+            </w:pPr>
+            <w:r>
+              <w:t xml:space="preserve">かりポムの動作記録をブラウザで確認できます。</w:t>
+            </w:r>
+          </w:p>
+        </w:tc>
+        <w:tc>
+          <w:tcPr>
+            <w:tcW w:type="dxa" w:w="1356"/>
+          </w:tcPr>
+          <w:p>
+            <w:pPr>
+              <w:pStyle w:val="Compact"/>
+              <w:jc w:val="left"/>
+            </w:pPr>
+            <w:r>
+              <w:t xml:space="preserve">第18章</w:t>
+            </w:r>
+          </w:p>
+        </w:tc>
+      </w:tr>
+      <w:tr>
+        <w:tc>
+          <w:tcPr>
+            <w:tcW w:type="dxa" w:w="1526"/>
+          </w:tcPr>
+          <w:p>
+            <w:pPr>
+              <w:pStyle w:val="Compact"/>
+              <w:jc w:val="left"/>
+            </w:pPr>
+            <w:r>
+              <w:t xml:space="preserve">カメラ（実験的機能）</w:t>
+            </w:r>
+          </w:p>
+        </w:tc>
+        <w:tc>
+          <w:tcPr>
+            <w:tcW w:type="dxa" w:w="6478"/>
+          </w:tcPr>
+          <w:p>
+            <w:pPr>
+              <w:pStyle w:val="Compact"/>
+              <w:jc w:val="left"/>
+            </w:pPr>
+            <w:r>
+              <w:t xml:space="preserve">本体正面のカメラで周囲の動きを検知する機能です。本書執筆時点では開発途中で、既定では無効になっています。</w:t>
+            </w:r>
+          </w:p>
+        </w:tc>
+        <w:tc>
+          <w:tcPr>
+            <w:tcW w:type="dxa" w:w="1356"/>
+          </w:tcPr>
+          <w:p>
+            <w:pPr>
+              <w:pStyle w:val="Compact"/>
+              <w:jc w:val="left"/>
+            </w:pPr>
+            <w:r>
+              <w:t xml:space="preserve">第19章</w:t>
+            </w:r>
+          </w:p>
+        </w:tc>
+      </w:tr>
+    </w:tbl>
+    <w:p>
+      <w:pPr>
+        <w:pStyle w:val="BodyText"/>
+      </w:pPr>
+      <w:r>
+        <w:rPr>
+          <w:b/>
+        </w:rPr>
+        <w:t xml:space="preserve">■ BBX機能（音に反応する機能）</w:t>
+      </w:r>
+    </w:p>
+    <w:tbl>
+      <w:tblPr>
+        <w:tblStyle w:val="Table"/>
+        <w:tblW w:type="dxa" w:w="9360"/>
+        <w:tblLook w:firstRow="1"/>
+      </w:tblPr>
+      <w:tblGrid>
+        <w:gridCol w:w="1764"/>
+        <w:gridCol w:w="5170"/>
+        <w:gridCol w:w="2426"/>
+      </w:tblGrid>
+      <w:tr>
+        <w:trPr>
+          <w:cnfStyle w:firstRow="1"/>
+        </w:trPr>
+        <w:tc>
+          <w:tcPr>
+            <w:tcW w:type="dxa" w:w="1764"/>
+            <w:tcBorders>
+              <w:bottom w:val="single"/>
+            </w:tcBorders>
+            <w:vAlign w:val="bottom"/>
+          </w:tcPr>
+          <w:p>
+            <w:pPr>
+              <w:pStyle w:val="Compact"/>
+              <w:jc w:val="left"/>
+            </w:pPr>
+            <w:r>
+              <w:t xml:space="preserve">機能</w:t>
+            </w:r>
+          </w:p>
+        </w:tc>
+        <w:tc>
+          <w:tcPr>
+            <w:tcW w:type="dxa" w:w="5170"/>
+            <w:tcBorders>
+              <w:bottom w:val="single"/>
+            </w:tcBorders>
+            <w:vAlign w:val="bottom"/>
+          </w:tcPr>
+          <w:p>
+            <w:pPr>
+              <w:pStyle w:val="Compact"/>
+              <w:jc w:val="left"/>
+            </w:pPr>
+            <w:r>
+              <w:t xml:space="preserve">内容</w:t>
+            </w:r>
+          </w:p>
+        </w:tc>
+        <w:tc>
+          <w:tcPr>
+            <w:tcW w:type="dxa" w:w="2426"/>
+            <w:tcBorders>
+              <w:bottom w:val="single"/>
+            </w:tcBorders>
+            <w:vAlign w:val="bottom"/>
+          </w:tcPr>
+          <w:p>
+            <w:pPr>
+              <w:pStyle w:val="Compact"/>
+              <w:jc w:val="left"/>
+            </w:pPr>
+            <w:r>
+              <w:t xml:space="preserve">参照章</w:t>
+            </w:r>
+          </w:p>
+        </w:tc>
+      </w:tr>
+      <w:tr>
+        <w:tc>
+          <w:tcPr>
+            <w:tcW w:type="dxa" w:w="1764"/>
+          </w:tcPr>
+          <w:p>
+            <w:pPr>
+              <w:pStyle w:val="Compact"/>
+              <w:jc w:val="left"/>
+            </w:pPr>
+            <w:r>
+              <w:t xml:space="preserve">Karipom Ear</w:t>
+            </w:r>
+          </w:p>
+        </w:tc>
+        <w:tc>
+          <w:tcPr>
+            <w:tcW w:type="dxa" w:w="5170"/>
+          </w:tcPr>
+          <w:p>
+            <w:pPr>
+              <w:pStyle w:val="Compact"/>
+              <w:jc w:val="left"/>
+            </w:pPr>
+            <w:r>
+              <w:t xml:space="preserve">PC音声（Wi-Fi）・LINE IN・内蔵マイクの3音源を切り替えて、音に合わせて口を動かします。PCM1808＋Pico2拡張を追加すると、PCなしでも楽しめます。</w:t>
+            </w:r>
+          </w:p>
+        </w:tc>
+        <w:tc>
+          <w:tcPr>
+            <w:tcW w:type="dxa" w:w="2426"/>
+          </w:tcPr>
+          <w:p>
+            <w:pPr>
+              <w:pStyle w:val="Compact"/>
+              <w:jc w:val="left"/>
+            </w:pPr>
+            <w:r>
+              <w:t xml:space="preserve">第12章、詳しくはKaripom Ear設計・製作マニュアル</w:t>
+            </w:r>
+          </w:p>
+        </w:tc>
+      </w:tr>
+      <w:tr>
+        <w:tc>
+          <w:tcPr>
+            <w:tcW w:type="dxa" w:w="1764"/>
+          </w:tcPr>
+          <w:p>
+            <w:pPr>
+              <w:pStyle w:val="Compact"/>
+              <w:jc w:val="left"/>
+            </w:pPr>
+            <w:r>
+              <w:t xml:space="preserve">Talk（PC連携口パク）</w:t>
+            </w:r>
+          </w:p>
+        </w:tc>
+        <w:tc>
+          <w:tcPr>
+            <w:tcW w:type="dxa" w:w="5170"/>
+          </w:tcPr>
+          <w:p>
+            <w:pPr>
+              <w:pStyle w:val="Compact"/>
+              <w:jc w:val="left"/>
+            </w:pPr>
+            <w:r>
+              <w:t xml:space="preserve">PCで再生中の音声に合わせて、リアルタイムに口パクします。</w:t>
+            </w:r>
+          </w:p>
+        </w:tc>
+        <w:tc>
+          <w:tcPr>
+            <w:tcW w:type="dxa" w:w="2426"/>
+          </w:tcPr>
+          <w:p>
+            <w:pPr>
+              <w:pStyle w:val="Compact"/>
+              <w:jc w:val="left"/>
+            </w:pPr>
+            <w:r>
+              <w:t xml:space="preserve">第15章</w:t>
+            </w:r>
+          </w:p>
+        </w:tc>
+      </w:tr>
+      <w:tr>
+        <w:tc>
+          <w:tcPr>
+            <w:tcW w:type="dxa" w:w="1764"/>
+          </w:tcPr>
+          <w:p>
+            <w:pPr>
+              <w:pStyle w:val="Compact"/>
+              <w:jc w:val="left"/>
+            </w:pPr>
+            <w:r>
+              <w:t xml:space="preserve">Visualizer（音の可視化）</w:t>
+            </w:r>
+          </w:p>
+        </w:tc>
+        <w:tc>
+          <w:tcPr>
+            <w:tcW w:type="dxa" w:w="5170"/>
+          </w:tcPr>
+          <w:p>
+            <w:pPr>
+              <w:pStyle w:val="Compact"/>
+              <w:jc w:val="left"/>
+            </w:pPr>
+            <w:r>
+              <w:t xml:space="preserve">音の強さやリズムを、画面いっぱいのグラフや図形として表示します。8種類から選べます。</w:t>
+            </w:r>
+          </w:p>
+        </w:tc>
+        <w:tc>
+          <w:tcPr>
+            <w:tcW w:type="dxa" w:w="2426"/>
+          </w:tcPr>
+          <w:p>
+            <w:pPr>
+              <w:pStyle w:val="Compact"/>
+              <w:jc w:val="left"/>
+            </w:pPr>
+            <w:r>
+              <w:t xml:space="preserve">第13章</w:t>
+            </w:r>
+          </w:p>
+        </w:tc>
+      </w:tr>
+      <w:tr>
+        <w:tc>
+          <w:tcPr>
+            <w:tcW w:type="dxa" w:w="1764"/>
+          </w:tcPr>
+          <w:p>
+            <w:pPr>
+              <w:pStyle w:val="Compact"/>
+              <w:jc w:val="left"/>
+            </w:pPr>
+            <w:r>
+              <w:t xml:space="preserve">Lighting（背景演出）</w:t>
+            </w:r>
+          </w:p>
+        </w:tc>
+        <w:tc>
+          <w:tcPr>
+            <w:tcW w:type="dxa" w:w="5170"/>
+          </w:tcPr>
+          <w:p>
+            <w:pPr>
+              <w:pStyle w:val="Compact"/>
+              <w:jc w:val="left"/>
+            </w:pPr>
+            <w:r>
+              <w:t xml:space="preserve">ディスコ調の光やレトロゲーム風のスクリーンセーバーなど、16種類の画面演出を楽しめます。Visualizerと組み合わせ可能です。</w:t>
+            </w:r>
+          </w:p>
+        </w:tc>
+        <w:tc>
+          <w:tcPr>
+            <w:tcW w:type="dxa" w:w="2426"/>
+          </w:tcPr>
+          <w:p>
+            <w:pPr>
+              <w:pStyle w:val="Compact"/>
+              <w:jc w:val="left"/>
+            </w:pPr>
+            <w:r>
+              <w:t xml:space="preserve">第14章</w:t>
+            </w:r>
+          </w:p>
+        </w:tc>
+      </w:tr>
+    </w:tbl>
+    <w:p>
+      <w:pPr>
+        <w:pStyle w:val="BodyText"/>
+      </w:pPr>
+      <w:r>
+        <w:rPr>
+          <w:b/>
+        </w:rPr>
+        <w:t xml:space="preserve">■ PC連携</w:t>
+      </w:r>
+    </w:p>
+    <w:tbl>
+      <w:tblPr>
+        <w:tblStyle w:val="Table"/>
+        <w:tblW w:type="dxa" w:w="9360"/>
+        <w:tblLook w:firstRow="1"/>
+      </w:tblPr>
+      <w:tblGrid>
+        <w:gridCol w:w="2172"/>
+        <w:gridCol w:w="5689"/>
+        <w:gridCol w:w="1499"/>
+      </w:tblGrid>
+      <w:tr>
+        <w:trPr>
+          <w:cnfStyle w:firstRow="1"/>
+        </w:trPr>
+        <w:tc>
+          <w:tcPr>
+            <w:tcW w:type="dxa" w:w="2172"/>
+            <w:tcBorders>
+              <w:bottom w:val="single"/>
+            </w:tcBorders>
+            <w:vAlign w:val="bottom"/>
+          </w:tcPr>
+          <w:p>
+            <w:pPr>
+              <w:pStyle w:val="Compact"/>
+              <w:jc w:val="left"/>
+            </w:pPr>
+            <w:r>
+              <w:t xml:space="preserve">機能</w:t>
+            </w:r>
+          </w:p>
+        </w:tc>
+        <w:tc>
+          <w:tcPr>
+            <w:tcW w:type="dxa" w:w="5689"/>
+            <w:tcBorders>
+              <w:bottom w:val="single"/>
+            </w:tcBorders>
+            <w:vAlign w:val="bottom"/>
+          </w:tcPr>
+          <w:p>
+            <w:pPr>
+              <w:pStyle w:val="Compact"/>
+              <w:jc w:val="left"/>
+            </w:pPr>
+            <w:r>
+              <w:t xml:space="preserve">内容</w:t>
+            </w:r>
+          </w:p>
+        </w:tc>
+        <w:tc>
+          <w:tcPr>
+            <w:tcW w:type="dxa" w:w="1499"/>
+            <w:tcBorders>
+              <w:bottom w:val="single"/>
+            </w:tcBorders>
+            <w:vAlign w:val="bottom"/>
+          </w:tcPr>
+          <w:p>
+            <w:pPr>
+              <w:pStyle w:val="Compact"/>
+              <w:jc w:val="left"/>
+            </w:pPr>
+            <w:r>
+              <w:t xml:space="preserve">参照章</w:t>
+            </w:r>
+          </w:p>
+        </w:tc>
+      </w:tr>
+      <w:tr>
+        <w:tc>
+          <w:tcPr>
+            <w:tcW w:type="dxa" w:w="2172"/>
+          </w:tcPr>
+          <w:p>
+            <w:pPr>
+              <w:pStyle w:val="Compact"/>
+              <w:jc w:val="left"/>
+            </w:pPr>
+            <w:r>
+              <w:t xml:space="preserve">KariPom Companion</w:t>
+            </w:r>
+          </w:p>
+        </w:tc>
+        <w:tc>
+          <w:tcPr>
+            <w:tcW w:type="dxa" w:w="5689"/>
+          </w:tcPr>
+          <w:p>
+            <w:pPr>
+              <w:pStyle w:val="Compact"/>
+              <w:jc w:val="left"/>
+            </w:pPr>
+            <w:r>
+              <w:t xml:space="preserve">WebUI表示・音声連携（Talk）・ログ確認をまとめて使える、PC用の統合管理ツールです。</w:t>
+            </w:r>
+          </w:p>
+        </w:tc>
+        <w:tc>
+          <w:tcPr>
+            <w:tcW w:type="dxa" w:w="1499"/>
+          </w:tcPr>
+          <w:p>
+            <w:pPr>
+              <w:pStyle w:val="Compact"/>
+              <w:jc w:val="left"/>
+            </w:pPr>
+            <w:r>
+              <w:t xml:space="preserve">第9章・第15章</w:t>
+            </w:r>
+          </w:p>
+        </w:tc>
+      </w:tr>
+      <w:tr>
+        <w:tc>
+          <w:tcPr>
+            <w:tcW w:type="dxa" w:w="2172"/>
+          </w:tcPr>
+          <w:p>
+            <w:pPr>
+              <w:pStyle w:val="Compact"/>
+              <w:jc w:val="left"/>
+            </w:pPr>
+            <w:r>
+              <w:t xml:space="preserve">KariPom Desktop</w:t>
+            </w:r>
+          </w:p>
+        </w:tc>
+        <w:tc>
+          <w:tcPr>
+            <w:tcW w:type="dxa" w:w="5689"/>
+          </w:tcPr>
+          <w:p>
+            <w:pPr>
+              <w:pStyle w:val="Compact"/>
+              <w:jc w:val="left"/>
+            </w:pPr>
+            <w:r>
+              <w:t xml:space="preserve">CoreS3の実機がなくても、PC（Windows・macOS・Linux）だけでかりポムの世界を楽しめる姉妹プロジェクトです。</w:t>
+            </w:r>
+          </w:p>
+        </w:tc>
+        <w:tc>
+          <w:tcPr>
+            <w:tcW w:type="dxa" w:w="1499"/>
+          </w:tcPr>
+          <w:p>
+            <w:pPr>
+              <w:pStyle w:val="Compact"/>
+              <w:jc w:val="left"/>
+            </w:pPr>
+            <w:r>
+              <w:t xml:space="preserve">第2章</w:t>
+            </w:r>
+          </w:p>
+        </w:tc>
+      </w:tr>
+    </w:tbl>
+    <w:p>
+      <w:pPr>
+        <w:pStyle w:val="Heading2"/>
+      </w:pPr>
+      <w:bookmarkStart w:id="33" w:name="かりポムの中身かんたん解説"/>
+      <w:r>
+        <w:t xml:space="preserve">3.2 かりポムの中身（かんたん解説）</w:t>
+      </w:r>
+      <w:bookmarkEnd w:id="33"/>
+    </w:p>
+    <w:p>
+      <w:pPr>
+        <w:pStyle w:val="FirstParagraph"/>
+      </w:pPr>
+      <w:r>
+        <w:t xml:space="preserve">「どうして動くの？」に興味がある方のために、しくみをかんたんに説明します。読み飛ばしても大丈夫です。</w:t>
+      </w:r>
+    </w:p>
+    <w:p>
+      <w:pPr>
+        <w:numPr>
+          <w:ilvl w:val="0"/>
+          <w:numId w:val="1004"/>
+        </w:numPr>
+        <w:pStyle w:val="Compact"/>
+      </w:pPr>
+      <w:r>
+        <w:rPr>
+          <w:b/>
+        </w:rPr>
+        <w:t xml:space="preserve">頭脳：M5Stack CoreS3</w:t>
+      </w:r>
+      <w:r>
+        <w:t xml:space="preserve"> </w:t>
+      </w:r>
+      <w:r>
+        <w:t xml:space="preserve">— ESP32-S3というチップを積んだ小型コンピュータです。Wi-Fi、画面、マイク、スピーカー、カメラ、SDカードスロットを内蔵しています。</w:t>
+      </w:r>
+    </w:p>
+    <w:p>
+      <w:pPr>
+        <w:numPr>
+          <w:ilvl w:val="0"/>
+          <w:numId w:val="1004"/>
+        </w:numPr>
+        <w:pStyle w:val="Compact"/>
+      </w:pPr>
+      <w:r>
+        <w:rPr>
+          <w:b/>
+        </w:rPr>
+        <w:t xml:space="preserve">筋肉：サーボモーター×2</w:t>
+      </w:r>
+      <w:r>
+        <w:t xml:space="preserve"> </w:t>
+      </w:r>
+      <w:r>
+        <w:t xml:space="preserve">— 「サーボモーター」とは、指定した角度まで正確に回るモーターです。かりポムでは、上下用（UD）と左右用（LR）の2つを使って頭を動かします。</w:t>
+      </w:r>
+    </w:p>
+    <w:p>
+      <w:pPr>
+        <w:numPr>
+          <w:ilvl w:val="0"/>
+          <w:numId w:val="1004"/>
+        </w:numPr>
+        <w:pStyle w:val="Compact"/>
+      </w:pPr>
+      <w:r>
+        <w:rPr>
+          <w:b/>
+        </w:rPr>
+        <w:t xml:space="preserve">耳：Karipom Ear</w:t>
+      </w:r>
+      <w:r>
+        <w:t xml:space="preserve"> </w:t>
+      </w:r>
+      <w:r>
+        <w:t xml:space="preserve">— 内蔵マイクなどから音の大きさを常に測り、「誰かが話しているか」を判定します。</w:t>
+      </w:r>
+    </w:p>
+    <w:p>
+      <w:pPr>
+        <w:numPr>
+          <w:ilvl w:val="0"/>
+          <w:numId w:val="1004"/>
+        </w:numPr>
+        <w:pStyle w:val="Compact"/>
+      </w:pPr>
+      <w:r>
+        <w:rPr>
+          <w:b/>
+        </w:rPr>
+        <w:t xml:space="preserve">口と声：画面とスピーカー</w:t>
+      </w:r>
+      <w:r>
+        <w:t xml:space="preserve"> </w:t>
+      </w:r>
+      <w:r>
+        <w:t xml:space="preserve">— 音の大きさに合わせて口の開き具合を変えることで、「しゃべっている」ように見せています。これを</w:t>
+      </w:r>
+      <w:r>
+        <w:rPr>
+          <w:b/>
+        </w:rPr>
+        <w:t xml:space="preserve">リップシンク（口パク）</w:t>
+      </w:r>
+      <w:r>
+        <w:t xml:space="preserve">と呼びます。</w:t>
+      </w:r>
+    </w:p>
+    <w:p>
+      <w:pPr>
+        <w:numPr>
+          <w:ilvl w:val="0"/>
+          <w:numId w:val="1004"/>
+        </w:numPr>
+        <w:pStyle w:val="Compact"/>
+      </w:pPr>
+      <w:r>
+        <w:rPr>
+          <w:b/>
+        </w:rPr>
+        <w:t xml:space="preserve">画面の演出：Visualizer と Lighting</w:t>
+      </w:r>
+      <w:r>
+        <w:t xml:space="preserve"> </w:t>
+      </w:r>
+      <w:r>
+        <w:t xml:space="preserve">— 音を可視化する層（Visualizer）と、背景の光の演出（Lighting）を重ねて表示できます。顔はどちらの演出よりも常に手前（最前面）に表示されるよう作られているため、演出が派手なときでもかりポムの表情は隠れません。</w:t>
+      </w:r>
+    </w:p>
+    <w:p>
+      <w:pPr>
+        <w:pStyle w:val="FirstParagraph"/>
+      </w:pPr>
+      <w:r>
+        <w:t xml:space="preserve">【図：かりポムの分解イメージ図。CoreS3、サーボ2つ、SDカードの位置関係が分かるイラスト】</w:t>
+      </w:r>
+    </w:p>
+    <w:p>
+      <w:r>
+        <w:br w:type="page"/>
+      </w:r>
+    </w:p>
+    <w:p>
+      <w:pPr>
+        <w:pStyle w:val="Heading1"/>
+      </w:pPr>
+      <w:bookmarkStart w:id="34" w:name="第4章-安全上の注意"/>
+      <w:r>
+        <w:t xml:space="preserve">第4章 安全上の注意</w:t>
+      </w:r>
+      <w:bookmarkEnd w:id="34"/>
+    </w:p>
+    <w:p>
+      <w:pPr>
+        <w:pStyle w:val="FirstParagraph"/>
+      </w:pPr>
+      <w:r>
+        <w:t xml:space="preserve">ご使用の前に必ずお読みください。</w:t>
+      </w:r>
+    </w:p>
+    <w:p>
+      <w:pPr>
+        <w:pStyle w:val="Heading2"/>
+      </w:pPr>
+      <w:bookmarkStart w:id="35" w:name="警告けが事故防止のために"/>
+      <w:r>
+        <w:t xml:space="preserve">4.1 ⚠️ 警告（けが・事故防止のために）</w:t>
+      </w:r>
+      <w:bookmarkEnd w:id="35"/>
+    </w:p>
+    <w:p>
+      <w:pPr>
+        <w:numPr>
+          <w:ilvl w:val="0"/>
+          <w:numId w:val="1005"/>
+        </w:numPr>
+        <w:pStyle w:val="Compact"/>
+      </w:pPr>
+      <w:r>
+        <w:rPr>
+          <w:b/>
+        </w:rPr>
+        <w:t xml:space="preserve">小さなお子様の手の届かない場所で使用・保管してください。</w:t>
+      </w:r>
+      <w:r>
+        <w:t xml:space="preserve"> </w:t>
+      </w:r>
+      <w:r>
+        <w:t xml:space="preserve">SDカードなどの小さな部品を誤って飲み込む危険があります。</w:t>
+      </w:r>
+    </w:p>
+    <w:p>
+      <w:pPr>
+        <w:numPr>
+          <w:ilvl w:val="0"/>
+          <w:numId w:val="1005"/>
+        </w:numPr>
+        <w:pStyle w:val="Compact"/>
+      </w:pPr>
+      <w:r>
+        <w:rPr>
+          <w:b/>
+        </w:rPr>
+        <w:t xml:space="preserve">濡れた手で触れたり、水のかかる場所で使用したりしないでください。</w:t>
+      </w:r>
+      <w:r>
+        <w:t xml:space="preserve"> </w:t>
+      </w:r>
+      <w:r>
+        <w:t xml:space="preserve">感電や故障の原因になります。かりポムは防水ではありません。</w:t>
+      </w:r>
+    </w:p>
+    <w:p>
+      <w:pPr>
+        <w:numPr>
+          <w:ilvl w:val="0"/>
+          <w:numId w:val="1005"/>
+        </w:numPr>
+        <w:pStyle w:val="Compact"/>
+      </w:pPr>
+      <w:r>
+        <w:rPr>
+          <w:b/>
+        </w:rPr>
+        <w:t xml:space="preserve">改造中・分解中は必ず電源（USBケーブル）を抜いてください。</w:t>
+      </w:r>
+    </w:p>
+    <w:p>
+      <w:pPr>
+        <w:numPr>
+          <w:ilvl w:val="0"/>
+          <w:numId w:val="1005"/>
+        </w:numPr>
+        <w:pStyle w:val="Compact"/>
+      </w:pPr>
+      <w:r>
+        <w:t xml:space="preserve">煙が出る、異臭がする、異常に熱いなどの症状があった場合は、</w:t>
+      </w:r>
+      <w:r>
+        <w:rPr>
+          <w:b/>
+        </w:rPr>
+        <w:t xml:space="preserve">直ちにUSBケーブルを抜き</w:t>
+      </w:r>
+      <w:r>
+        <w:t xml:space="preserve">、使用を中止してください。</w:t>
+      </w:r>
+    </w:p>
+    <w:p>
+      <w:pPr>
+        <w:pStyle w:val="Heading2"/>
+      </w:pPr>
+      <w:bookmarkStart w:id="36" w:name="注意故障防止のために"/>
+      <w:r>
+        <w:t xml:space="preserve">4.2 ❗ 注意（故障防止のために）</w:t>
+      </w:r>
+      <w:bookmarkEnd w:id="36"/>
+    </w:p>
+    <w:p>
+      <w:pPr>
+        <w:pStyle w:val="Heading3"/>
+      </w:pPr>
+      <w:bookmarkStart w:id="37" w:name="頭部とサーボモーターについて特に重要"/>
+      <w:r>
+        <w:t xml:space="preserve">頭部とサーボモーターについて（特に重要）</w:t>
+      </w:r>
+      <w:bookmarkEnd w:id="37"/>
+    </w:p>
+    <w:p>
+      <w:pPr>
+        <w:pStyle w:val="FirstParagraph"/>
+      </w:pPr>
+      <w:r>
+        <w:t xml:space="preserve">かりポムの頭部は、見た目よりも</w:t>
+      </w:r>
+      <w:r>
+        <w:rPr>
+          <w:b/>
+        </w:rPr>
+        <w:t xml:space="preserve">重い</w:t>
+      </w:r>
+      <w:r>
+        <w:t xml:space="preserve">構造です。そのため、頭を動かすサーボモーターには常に負荷がかかっており、使い方によってはサーボが故障することがあります。</w:t>
+      </w:r>
+    </w:p>
+    <w:p>
+      <w:pPr>
+        <w:numPr>
+          <w:ilvl w:val="0"/>
+          <w:numId w:val="1006"/>
+        </w:numPr>
+        <w:pStyle w:val="Compact"/>
+      </w:pPr>
+      <w:r>
+        <w:rPr>
+          <w:b/>
+        </w:rPr>
+        <w:t xml:space="preserve">頭を手で無理に動かさないでください。</w:t>
+      </w:r>
+      <w:r>
+        <w:t xml:space="preserve"> </w:t>
+      </w:r>
+      <w:r>
+        <w:t xml:space="preserve">サーボモーターは、手で回すと内部のギアが欠けることがあります。</w:t>
+      </w:r>
+    </w:p>
+    <w:p>
+      <w:pPr>
+        <w:numPr>
+          <w:ilvl w:val="0"/>
+          <w:numId w:val="1006"/>
+        </w:numPr>
+        <w:pStyle w:val="Compact"/>
+      </w:pPr>
+      <w:r>
+        <w:rPr>
+          <w:b/>
+        </w:rPr>
+        <w:t xml:space="preserve">頭が障害物に当たる位置に物を置かないでください。</w:t>
+      </w:r>
+      <w:r>
+        <w:t xml:space="preserve"> </w:t>
+      </w:r>
+      <w:r>
+        <w:t xml:space="preserve">動こうとして動けない状態が続くと、サーボが過熱・故障します。</w:t>
+      </w:r>
+    </w:p>
+    <w:p>
+      <w:pPr>
+        <w:numPr>
+          <w:ilvl w:val="0"/>
+          <w:numId w:val="1006"/>
+        </w:numPr>
+        <w:pStyle w:val="Compact"/>
+      </w:pPr>
+      <w:r>
+        <w:rPr>
+          <w:b/>
+        </w:rPr>
+        <w:t xml:space="preserve">「ジーッ」「キーッ」という音が続くときは、まずサーボの故障を疑ってください。</w:t>
+      </w:r>
+      <w:r>
+        <w:t xml:space="preserve"> </w:t>
+      </w:r>
+      <w:r>
+        <w:t xml:space="preserve">詳しくは第20章のトラブルシューティングをご覧ください。ソフトウェアの不具合と思い込んで放置すると、サーボの損傷が進むことがあります。</w:t>
+      </w:r>
+    </w:p>
+    <w:p>
+      <w:pPr>
+        <w:numPr>
+          <w:ilvl w:val="0"/>
+          <w:numId w:val="1006"/>
+        </w:numPr>
+        <w:pStyle w:val="Compact"/>
+      </w:pPr>
+      <w:r>
+        <w:t xml:space="preserve">長時間使わないときは、WebUIの</w:t>
+      </w:r>
+      <w:r>
+        <w:rPr>
+          <w:b/>
+        </w:rPr>
+        <w:t xml:space="preserve">サーボ安全停止（safeServoShutdown）</w:t>
+      </w:r>
+      <w:r>
+        <w:t xml:space="preserve">を実行してから電源を切ることをおすすめします（第16章参照）。</w:t>
+      </w:r>
+    </w:p>
+    <w:p>
+      <w:pPr>
+        <w:pStyle w:val="Heading3"/>
+      </w:pPr>
+      <w:bookmarkStart w:id="38" w:name="その他の注意"/>
+      <w:r>
+        <w:t xml:space="preserve">その他の注意</w:t>
+      </w:r>
+      <w:bookmarkEnd w:id="38"/>
+    </w:p>
+    <w:p>
+      <w:pPr>
+        <w:numPr>
+          <w:ilvl w:val="0"/>
+          <w:numId w:val="1007"/>
+        </w:numPr>
+        <w:pStyle w:val="Compact"/>
+      </w:pPr>
+      <w:r>
+        <w:t xml:space="preserve">直射日光の当たる場所、高温多湿の場所、ほこりの多い場所での使用・保管は避けてください。</w:t>
+      </w:r>
+    </w:p>
+    <w:p>
+      <w:pPr>
+        <w:numPr>
+          <w:ilvl w:val="0"/>
+          <w:numId w:val="1007"/>
+        </w:numPr>
+        <w:pStyle w:val="Compact"/>
+      </w:pPr>
+      <w:r>
+        <w:t xml:space="preserve">SDカードの抜き差しは、必ず電源を切ってから行ってください。</w:t>
+      </w:r>
+    </w:p>
+    <w:p>
+      <w:pPr>
+        <w:numPr>
+          <w:ilvl w:val="0"/>
+          <w:numId w:val="1007"/>
+        </w:numPr>
+        <w:pStyle w:val="Compact"/>
+      </w:pPr>
+      <w:r>
+        <w:t xml:space="preserve">USBケーブルは、定格に合った品質のよいUSB Type-Cケーブルをお使いください。</w:t>
+      </w:r>
+    </w:p>
+    <w:p>
+      <w:r>
+        <w:br w:type="page"/>
+      </w:r>
+    </w:p>
+    <w:p>
+      <w:pPr>
+        <w:pStyle w:val="Heading1"/>
+      </w:pPr>
+      <w:bookmarkStart w:id="39" w:name="第5章-用意するもの"/>
+      <w:r>
+        <w:t xml:space="preserve">第5章 用意するもの</w:t>
+      </w:r>
+      <w:bookmarkEnd w:id="39"/>
+    </w:p>
+    <w:p>
+      <w:pPr>
+        <w:pStyle w:val="FirstParagraph"/>
+      </w:pPr>
+      <w:r>
+        <w:t xml:space="preserve">かりポムを製作・使用するにあたって、以下のものをご用意ください。基本のかりポムに必須のもの・工具・Karipom Ear拡張・任意のオプションに分けて説明します。</w:t>
+      </w:r>
+    </w:p>
+    <w:p>
+      <w:pPr>
+        <w:pStyle w:val="BodyText"/>
+      </w:pPr>
+      <w:r>
+        <w:t xml:space="preserve">※本リストは標準的な構成例です。実際に必要なものは製作方法や環境により異なる場合があります。</w:t>
+      </w:r>
+    </w:p>
+    <w:p>
+      <w:pPr>
+        <w:pStyle w:val="Heading2"/>
+      </w:pPr>
+      <w:bookmarkStart w:id="40" w:name="基本のかりポムに必要なもの"/>
+      <w:r>
+        <w:t xml:space="preserve">5.1 基本のかりポムに必要なもの</w:t>
+      </w:r>
+      <w:bookmarkEnd w:id="40"/>
+    </w:p>
+    <w:tbl>
+      <w:tblPr>
+        <w:tblStyle w:val="Table"/>
+        <w:tblW w:type="dxa" w:w="9360"/>
+        <w:tblLook w:firstRow="1"/>
+      </w:tblPr>
+      <w:tblGrid>
+        <w:gridCol w:w="964"/>
+        <w:gridCol w:w="2356"/>
+        <w:gridCol w:w="1029"/>
+        <w:gridCol w:w="5011"/>
+      </w:tblGrid>
+      <w:tr>
+        <w:trPr>
+          <w:cnfStyle w:firstRow="1"/>
+        </w:trPr>
+        <w:tc>
+          <w:tcPr>
+            <w:tcW w:type="dxa" w:w="964"/>
+            <w:tcBorders>
+              <w:bottom w:val="single"/>
+            </w:tcBorders>
+            <w:vAlign w:val="bottom"/>
+          </w:tcPr>
+          <w:p>
+            <w:pPr>
+              <w:pStyle w:val="Compact"/>
+              <w:jc w:val="left"/>
+            </w:pPr>
+            <w:r>
+              <w:t xml:space="preserve">#</w:t>
+            </w:r>
+          </w:p>
+        </w:tc>
+        <w:tc>
+          <w:tcPr>
+            <w:tcW w:type="dxa" w:w="2356"/>
+            <w:tcBorders>
+              <w:bottom w:val="single"/>
+            </w:tcBorders>
+            <w:vAlign w:val="bottom"/>
+          </w:tcPr>
+          <w:p>
+            <w:pPr>
+              <w:pStyle w:val="Compact"/>
+              <w:jc w:val="left"/>
+            </w:pPr>
+            <w:r>
+              <w:t xml:space="preserve">品目</w:t>
+            </w:r>
+          </w:p>
+        </w:tc>
+        <w:tc>
+          <w:tcPr>
+            <w:tcW w:type="dxa" w:w="1029"/>
+            <w:tcBorders>
+              <w:bottom w:val="single"/>
+            </w:tcBorders>
+            <w:vAlign w:val="bottom"/>
+          </w:tcPr>
+          <w:p>
+            <w:pPr>
+              <w:pStyle w:val="Compact"/>
+              <w:jc w:val="left"/>
+            </w:pPr>
+            <w:r>
+              <w:t xml:space="preserve">数量</w:t>
+            </w:r>
+          </w:p>
+        </w:tc>
+        <w:tc>
+          <w:tcPr>
+            <w:tcW w:type="dxa" w:w="5011"/>
+            <w:tcBorders>
+              <w:bottom w:val="single"/>
+            </w:tcBorders>
+            <w:vAlign w:val="bottom"/>
+          </w:tcPr>
+          <w:p>
+            <w:pPr>
+              <w:pStyle w:val="Compact"/>
+              <w:jc w:val="left"/>
+            </w:pPr>
+            <w:r>
               <w:t xml:space="preserve">備考</w:t>
             </w:r>
           </w:p>
@@ -3817,124 +2976,767 @@
       <w:tr>
         <w:tc>
           <w:tcPr>
-            <w:tcW w:type="dxa" w:w="4537"/>
-          </w:tcPr>
-          <w:p>
-            <w:pPr>
-              <w:pStyle w:val="Compact"/>
-              <w:jc w:val="left"/>
-            </w:pPr>
-            <w:r>
-              <w:t xml:space="preserve">Arduino IDEをインストールしたパソコン（Windows・macOS・Linuxいずれでも可）</w:t>
-            </w:r>
-          </w:p>
-        </w:tc>
-        <w:tc>
-          <w:tcPr>
-            <w:tcW w:type="dxa" w:w="4823"/>
-          </w:tcPr>
-          <w:p>
-            <w:pPr>
-              <w:pStyle w:val="Compact"/>
-              <w:jc w:val="left"/>
-            </w:pPr>
-            <w:r>
-              <w:t xml:space="preserve">ファームウェアの書き込みに使用</w:t>
-            </w:r>
-          </w:p>
-        </w:tc>
-      </w:tr>
-      <w:tr>
-        <w:tc>
-          <w:tcPr>
-            <w:tcW w:type="dxa" w:w="4537"/>
-          </w:tcPr>
-          <w:p>
-            <w:pPr>
-              <w:pStyle w:val="Compact"/>
-              <w:jc w:val="left"/>
-            </w:pPr>
-            <w:r>
-              <w:t xml:space="preserve">USBケーブル（データ通信対応）</w:t>
-            </w:r>
-          </w:p>
-        </w:tc>
-        <w:tc>
-          <w:tcPr>
-            <w:tcW w:type="dxa" w:w="4823"/>
-          </w:tcPr>
-          <w:p>
-            <w:pPr>
-              <w:pStyle w:val="Compact"/>
-              <w:jc w:val="left"/>
-            </w:pPr>
-            <w:r>
-              <w:t xml:space="preserve">書き込み用。5.1のケーブルと兼用可</w:t>
-            </w:r>
-          </w:p>
-        </w:tc>
-      </w:tr>
-      <w:tr>
-        <w:tc>
-          <w:tcPr>
-            <w:tcW w:type="dxa" w:w="4537"/>
-          </w:tcPr>
-          <w:p>
-            <w:pPr>
-              <w:pStyle w:val="Compact"/>
-              <w:jc w:val="left"/>
-            </w:pPr>
-            <w:r>
-              <w:t xml:space="preserve">3Dプリンター、または3Dプリントサービス</w:t>
-            </w:r>
-          </w:p>
-        </w:tc>
-        <w:tc>
-          <w:tcPr>
-            <w:tcW w:type="dxa" w:w="4823"/>
-          </w:tcPr>
-          <w:p>
-            <w:pPr>
-              <w:pStyle w:val="Compact"/>
-              <w:jc w:val="left"/>
-            </w:pPr>
-            <w:r>
-              <w:t xml:space="preserve">3Dプリント筐体一式の製作用。お手持ちのプリンターがない場合は、外部の3Dプリントサービスもご利用いただけます</w:t>
-            </w:r>
-          </w:p>
-        </w:tc>
-      </w:tr>
-      <w:tr>
-        <w:tc>
-          <w:tcPr>
-            <w:tcW w:type="dxa" w:w="4537"/>
-          </w:tcPr>
-          <w:p>
-            <w:pPr>
-              <w:pStyle w:val="Compact"/>
-              <w:jc w:val="left"/>
-            </w:pPr>
-            <w:r>
-              <w:t xml:space="preserve">#1プラスドライバー（使用するビスに適合するもの）</w:t>
-            </w:r>
-          </w:p>
-        </w:tc>
-        <w:tc>
-          <w:tcPr>
-            <w:tcW w:type="dxa" w:w="4823"/>
-          </w:tcPr>
-          <w:p>
-            <w:pPr>
-              <w:pStyle w:val="Compact"/>
-              <w:jc w:val="left"/>
-            </w:pPr>
-            <w:r>
-              <w:t xml:space="preserve">組み立て用</w:t>
-            </w:r>
-          </w:p>
+            <w:tcW w:type="dxa" w:w="964"/>
+          </w:tcPr>
+          <w:p>
+            <w:pPr>
+              <w:pStyle w:val="Compact"/>
+              <w:jc w:val="left"/>
+            </w:pPr>
+            <w:r>
+              <w:t xml:space="preserve">1</w:t>
+            </w:r>
+          </w:p>
+        </w:tc>
+        <w:tc>
+          <w:tcPr>
+            <w:tcW w:type="dxa" w:w="2356"/>
+          </w:tcPr>
+          <w:p>
+            <w:pPr>
+              <w:pStyle w:val="Compact"/>
+              <w:jc w:val="left"/>
+            </w:pPr>
+            <w:r>
+              <w:t xml:space="preserve">M5Stack CoreS3 - ESP32S3 IoT開発キット（DIN Base付属）</w:t>
+            </w:r>
+          </w:p>
+        </w:tc>
+        <w:tc>
+          <w:tcPr>
+            <w:tcW w:type="dxa" w:w="1029"/>
+          </w:tcPr>
+          <w:p>
+            <w:pPr>
+              <w:pStyle w:val="Compact"/>
+              <w:jc w:val="left"/>
+            </w:pPr>
+            <w:r>
+              <w:t xml:space="preserve">1</w:t>
+            </w:r>
+          </w:p>
+        </w:tc>
+        <w:tc>
+          <w:tcPr>
+            <w:tcW w:type="dxa" w:w="5011"/>
+          </w:tcPr>
+          <w:p>
+            <w:pPr>
+              <w:pStyle w:val="Compact"/>
+              <w:jc w:val="left"/>
+            </w:pPr>
+            <w:r>
+              <w:t xml:space="preserve">CoreS3は分解・改造せずそのまま使用します。付属のDIN BaseをCoreS3に装着し、Grove Port A/B/Cを利用します</w:t>
+            </w:r>
+          </w:p>
+        </w:tc>
+      </w:tr>
+      <w:tr>
+        <w:tc>
+          <w:tcPr>
+            <w:tcW w:type="dxa" w:w="964"/>
+          </w:tcPr>
+          <w:p>
+            <w:pPr>
+              <w:pStyle w:val="Compact"/>
+              <w:jc w:val="left"/>
+            </w:pPr>
+            <w:r>
+              <w:t xml:space="preserve">2</w:t>
+            </w:r>
+          </w:p>
+        </w:tc>
+        <w:tc>
+          <w:tcPr>
+            <w:tcW w:type="dxa" w:w="2356"/>
+          </w:tcPr>
+          <w:p>
+            <w:pPr>
+              <w:pStyle w:val="Compact"/>
+              <w:jc w:val="left"/>
+            </w:pPr>
+            <w:r>
+              <w:t xml:space="preserve">SG90サーボモーター</w:t>
+            </w:r>
+          </w:p>
+        </w:tc>
+        <w:tc>
+          <w:tcPr>
+            <w:tcW w:type="dxa" w:w="1029"/>
+          </w:tcPr>
+          <w:p>
+            <w:pPr>
+              <w:pStyle w:val="Compact"/>
+              <w:jc w:val="left"/>
+            </w:pPr>
+            <w:r>
+              <w:t xml:space="preserve">2</w:t>
+            </w:r>
+          </w:p>
+        </w:tc>
+        <w:tc>
+          <w:tcPr>
+            <w:tcW w:type="dxa" w:w="5011"/>
+          </w:tcPr>
+          <w:p>
+            <w:pPr>
+              <w:pStyle w:val="Compact"/>
+              <w:jc w:val="left"/>
+            </w:pPr>
+            <w:r>
+              <w:t xml:space="preserve">上下（UD）・左右（LR）用。一般的な安価なSG90で、特定メーカー・ブランドの指定はありません。付属のサーボホーンをそのまま使用します</w:t>
+            </w:r>
+          </w:p>
+        </w:tc>
+      </w:tr>
+      <w:tr>
+        <w:tc>
+          <w:tcPr>
+            <w:tcW w:type="dxa" w:w="964"/>
+          </w:tcPr>
+          <w:p>
+            <w:pPr>
+              <w:pStyle w:val="Compact"/>
+              <w:jc w:val="left"/>
+            </w:pPr>
+            <w:r>
+              <w:t xml:space="preserve">3</w:t>
+            </w:r>
+          </w:p>
+        </w:tc>
+        <w:tc>
+          <w:tcPr>
+            <w:tcW w:type="dxa" w:w="2356"/>
+          </w:tcPr>
+          <w:p>
+            <w:pPr>
+              <w:pStyle w:val="Compact"/>
+              <w:jc w:val="left"/>
+            </w:pPr>
+            <w:r>
+              <w:t xml:space="preserve">GROVE－サーボ用2分岐ケーブル</w:t>
+            </w:r>
+          </w:p>
+        </w:tc>
+        <w:tc>
+          <w:tcPr>
+            <w:tcW w:type="dxa" w:w="1029"/>
+          </w:tcPr>
+          <w:p>
+            <w:pPr>
+              <w:pStyle w:val="Compact"/>
+              <w:jc w:val="left"/>
+            </w:pPr>
+            <w:r>
+              <w:t xml:space="preserve">1</w:t>
+            </w:r>
+          </w:p>
+        </w:tc>
+        <w:tc>
+          <w:tcPr>
+            <w:tcW w:type="dxa" w:w="5011"/>
+          </w:tcPr>
+          <w:p>
+            <w:pPr>
+              <w:pStyle w:val="Compact"/>
+              <w:jc w:val="left"/>
+            </w:pPr>
+            <w:r>
+              <w:t xml:space="preserve">DIN BaseのPort Aから、SG90×2（3ピン）へ分岐して接続するために使用します</w:t>
+            </w:r>
+          </w:p>
+        </w:tc>
+      </w:tr>
+      <w:tr>
+        <w:tc>
+          <w:tcPr>
+            <w:tcW w:type="dxa" w:w="964"/>
+          </w:tcPr>
+          <w:p>
+            <w:pPr>
+              <w:pStyle w:val="Compact"/>
+              <w:jc w:val="left"/>
+            </w:pPr>
+            <w:r>
+              <w:t xml:space="preserve">4</w:t>
+            </w:r>
+          </w:p>
+        </w:tc>
+        <w:tc>
+          <w:tcPr>
+            <w:tcW w:type="dxa" w:w="2356"/>
+          </w:tcPr>
+          <w:p>
+            <w:pPr>
+              <w:pStyle w:val="Compact"/>
+              <w:jc w:val="left"/>
+            </w:pPr>
+            <w:r>
+              <w:t xml:space="preserve">Groveケーブル</w:t>
+            </w:r>
+          </w:p>
+        </w:tc>
+        <w:tc>
+          <w:tcPr>
+            <w:tcW w:type="dxa" w:w="1029"/>
+          </w:tcPr>
+          <w:p>
+            <w:pPr>
+              <w:pStyle w:val="Compact"/>
+              <w:jc w:val="left"/>
+            </w:pPr>
+            <w:r>
+              <w:t xml:space="preserve">1</w:t>
+            </w:r>
+          </w:p>
+        </w:tc>
+        <w:tc>
+          <w:tcPr>
+            <w:tcW w:type="dxa" w:w="5011"/>
+          </w:tcPr>
+          <w:p>
+            <w:pPr>
+              <w:pStyle w:val="Compact"/>
+              <w:jc w:val="left"/>
+            </w:pPr>
+            <w:r>
+              <w:t xml:space="preserve">Port B（ジョイスティック接続）用</w:t>
+            </w:r>
+          </w:p>
+        </w:tc>
+      </w:tr>
+      <w:tr>
+        <w:tc>
+          <w:tcPr>
+            <w:tcW w:type="dxa" w:w="964"/>
+          </w:tcPr>
+          <w:p>
+            <w:pPr>
+              <w:pStyle w:val="Compact"/>
+              <w:jc w:val="left"/>
+            </w:pPr>
+            <w:r>
+              <w:t xml:space="preserve">5</w:t>
+            </w:r>
+          </w:p>
+        </w:tc>
+        <w:tc>
+          <w:tcPr>
+            <w:tcW w:type="dxa" w:w="2356"/>
+          </w:tcPr>
+          <w:p>
+            <w:pPr>
+              <w:pStyle w:val="Compact"/>
+              <w:jc w:val="left"/>
+            </w:pPr>
+            <w:r>
+              <w:t xml:space="preserve">Grove ジョイスティックモジュール（Seeed Studio製）</w:t>
+            </w:r>
+          </w:p>
+        </w:tc>
+        <w:tc>
+          <w:tcPr>
+            <w:tcW w:type="dxa" w:w="1029"/>
+          </w:tcPr>
+          <w:p>
+            <w:pPr>
+              <w:pStyle w:val="Compact"/>
+              <w:jc w:val="left"/>
+            </w:pPr>
+            <w:r>
+              <w:t xml:space="preserve">1</w:t>
+            </w:r>
+          </w:p>
+        </w:tc>
+        <w:tc>
+          <w:tcPr>
+            <w:tcW w:type="dxa" w:w="5011"/>
+          </w:tcPr>
+          <w:p>
+            <w:pPr>
+              <w:pStyle w:val="Compact"/>
+              <w:jc w:val="left"/>
+            </w:pPr>
+            <w:r>
+              <w:t xml:space="preserve">秋月電子通商 販売コード109279／型番101020028（COM90133P）。Port Bで使用します</w:t>
+            </w:r>
+          </w:p>
+        </w:tc>
+      </w:tr>
+      <w:tr>
+        <w:tc>
+          <w:tcPr>
+            <w:tcW w:type="dxa" w:w="964"/>
+          </w:tcPr>
+          <w:p>
+            <w:pPr>
+              <w:pStyle w:val="Compact"/>
+              <w:jc w:val="left"/>
+            </w:pPr>
+            <w:r>
+              <w:t xml:space="preserve">6</w:t>
+            </w:r>
+          </w:p>
+        </w:tc>
+        <w:tc>
+          <w:tcPr>
+            <w:tcW w:type="dxa" w:w="2356"/>
+          </w:tcPr>
+          <w:p>
+            <w:pPr>
+              <w:pStyle w:val="Compact"/>
+              <w:jc w:val="left"/>
+            </w:pPr>
+            <w:r>
+              <w:t xml:space="preserve">microSDカード</w:t>
+            </w:r>
+          </w:p>
+        </w:tc>
+        <w:tc>
+          <w:tcPr>
+            <w:tcW w:type="dxa" w:w="1029"/>
+          </w:tcPr>
+          <w:p>
+            <w:pPr>
+              <w:pStyle w:val="Compact"/>
+              <w:jc w:val="left"/>
+            </w:pPr>
+            <w:r>
+              <w:t xml:space="preserve">1</w:t>
+            </w:r>
+          </w:p>
+        </w:tc>
+        <w:tc>
+          <w:tcPr>
+            <w:tcW w:type="dxa" w:w="5011"/>
+          </w:tcPr>
+          <w:p>
+            <w:pPr>
+              <w:pStyle w:val="Compact"/>
+              <w:jc w:val="left"/>
+            </w:pPr>
+            <w:r>
+              <w:t xml:space="preserve">Wi-Fi接続情報の保存に使用するため必須です（独り言用音声ファイル・ログにも使用）。フォーマット形式はFAT32を使用します（第17章参照）</w:t>
+            </w:r>
+          </w:p>
+        </w:tc>
+      </w:tr>
+      <w:tr>
+        <w:tc>
+          <w:tcPr>
+            <w:tcW w:type="dxa" w:w="964"/>
+          </w:tcPr>
+          <w:p>
+            <w:pPr>
+              <w:pStyle w:val="Compact"/>
+              <w:jc w:val="left"/>
+            </w:pPr>
+            <w:r>
+              <w:t xml:space="preserve">7</w:t>
+            </w:r>
+          </w:p>
+        </w:tc>
+        <w:tc>
+          <w:tcPr>
+            <w:tcW w:type="dxa" w:w="2356"/>
+          </w:tcPr>
+          <w:p>
+            <w:pPr>
+              <w:pStyle w:val="Compact"/>
+              <w:jc w:val="left"/>
+            </w:pPr>
+            <w:r>
+              <w:t xml:space="preserve">USB Type-Cケーブル（データ通信対応）</w:t>
+            </w:r>
+          </w:p>
+        </w:tc>
+        <w:tc>
+          <w:tcPr>
+            <w:tcW w:type="dxa" w:w="1029"/>
+          </w:tcPr>
+          <w:p>
+            <w:pPr>
+              <w:pStyle w:val="Compact"/>
+              <w:jc w:val="left"/>
+            </w:pPr>
+            <w:r>
+              <w:t xml:space="preserve">1</w:t>
+            </w:r>
+          </w:p>
+        </w:tc>
+        <w:tc>
+          <w:tcPr>
+            <w:tcW w:type="dxa" w:w="5011"/>
+          </w:tcPr>
+          <w:p>
+            <w:pPr>
+              <w:pStyle w:val="Compact"/>
+              <w:jc w:val="left"/>
+            </w:pPr>
+            <w:r>
+              <w:t xml:space="preserve">給電・ファームウェア書き込み用。充電専用ケーブルでは書き込みができません</w:t>
+            </w:r>
+          </w:p>
+        </w:tc>
+      </w:tr>
+      <w:tr>
+        <w:tc>
+          <w:tcPr>
+            <w:tcW w:type="dxa" w:w="964"/>
+          </w:tcPr>
+          <w:p>
+            <w:pPr>
+              <w:pStyle w:val="Compact"/>
+              <w:jc w:val="left"/>
+            </w:pPr>
+            <w:r>
+              <w:t xml:space="preserve">8</w:t>
+            </w:r>
+          </w:p>
+        </w:tc>
+        <w:tc>
+          <w:tcPr>
+            <w:tcW w:type="dxa" w:w="2356"/>
+          </w:tcPr>
+          <w:p>
+            <w:pPr>
+              <w:pStyle w:val="Compact"/>
+              <w:jc w:val="left"/>
+            </w:pPr>
+            <w:r>
+              <w:t xml:space="preserve">3Dプリント筐体一式</w:t>
+            </w:r>
+          </w:p>
+        </w:tc>
+        <w:tc>
+          <w:tcPr>
+            <w:tcW w:type="dxa" w:w="1029"/>
+          </w:tcPr>
+          <w:p>
+            <w:pPr>
+              <w:pStyle w:val="Compact"/>
+              <w:jc w:val="left"/>
+            </w:pPr>
+            <w:r>
+              <w:t xml:space="preserve">9パーツ</w:t>
+            </w:r>
+          </w:p>
+        </w:tc>
+        <w:tc>
+          <w:tcPr>
+            <w:tcW w:type="dxa" w:w="5011"/>
+          </w:tcPr>
+          <w:p>
+            <w:pPr>
+              <w:pStyle w:val="Compact"/>
+              <w:jc w:val="left"/>
+            </w:pPr>
+            <w:r>
+              <w:t xml:space="preserve">body／chest／hip／pelvis／spinal_cord／left_shoulder／right_shoulder／ears／feetの9点。GitHubで公開している3Dプリントデータ（</w:t>
+            </w:r>
+            <w:r>
+              <w:rPr>
+                <w:rStyle w:val="VerbatimChar"/>
+              </w:rPr>
+              <w:t xml:space="preserve">3d_models/</w:t>
+            </w:r>
+            <w:r>
+              <w:t xml:space="preserve">）から製作します。色は自由に選べます</w:t>
+            </w:r>
+          </w:p>
+        </w:tc>
+      </w:tr>
+      <w:tr>
+        <w:tc>
+          <w:tcPr>
+            <w:tcW w:type="dxa" w:w="964"/>
+          </w:tcPr>
+          <w:p>
+            <w:pPr>
+              <w:pStyle w:val="Compact"/>
+              <w:jc w:val="left"/>
+            </w:pPr>
+            <w:r>
+              <w:t xml:space="preserve">9</w:t>
+            </w:r>
+          </w:p>
+        </w:tc>
+        <w:tc>
+          <w:tcPr>
+            <w:tcW w:type="dxa" w:w="2356"/>
+          </w:tcPr>
+          <w:p>
+            <w:pPr>
+              <w:pStyle w:val="Compact"/>
+              <w:jc w:val="left"/>
+            </w:pPr>
+            <w:r>
+              <w:t xml:space="preserve">MF63ZZ ダブルフランジ・シールドボールベアリング（3×6×2.5mm）</w:t>
+            </w:r>
+          </w:p>
+        </w:tc>
+        <w:tc>
+          <w:tcPr>
+            <w:tcW w:type="dxa" w:w="1029"/>
+          </w:tcPr>
+          <w:p>
+            <w:pPr>
+              <w:pStyle w:val="Compact"/>
+              <w:jc w:val="left"/>
+            </w:pPr>
+            <w:r>
+              <w:t xml:space="preserve">2</w:t>
+            </w:r>
+          </w:p>
+        </w:tc>
+        <w:tc>
+          <w:tcPr>
+            <w:tcW w:type="dxa" w:w="5011"/>
+          </w:tcPr>
+          <w:p>
+            <w:pPr>
+              <w:pStyle w:val="Compact"/>
+              <w:jc w:val="left"/>
+            </w:pPr>
+            <w:r>
+              <w:t xml:space="preserve">首の左右に使用。軸は金属棒ではなく3Dプリント部品を使用します</w:t>
+            </w:r>
+          </w:p>
+        </w:tc>
+      </w:tr>
+      <w:tr>
+        <w:tc>
+          <w:tcPr>
+            <w:tcW w:type="dxa" w:w="964"/>
+          </w:tcPr>
+          <w:p>
+            <w:pPr>
+              <w:pStyle w:val="Compact"/>
+              <w:jc w:val="left"/>
+            </w:pPr>
+            <w:r>
+              <w:t xml:space="preserve">10</w:t>
+            </w:r>
+          </w:p>
+        </w:tc>
+        <w:tc>
+          <w:tcPr>
+            <w:tcW w:type="dxa" w:w="2356"/>
+          </w:tcPr>
+          <w:p>
+            <w:pPr>
+              <w:pStyle w:val="Compact"/>
+              <w:jc w:val="left"/>
+            </w:pPr>
+            <w:r>
+              <w:t xml:space="preserve">608ベアリング</w:t>
+            </w:r>
+          </w:p>
+        </w:tc>
+        <w:tc>
+          <w:tcPr>
+            <w:tcW w:type="dxa" w:w="1029"/>
+          </w:tcPr>
+          <w:p>
+            <w:pPr>
+              <w:pStyle w:val="Compact"/>
+              <w:jc w:val="left"/>
+            </w:pPr>
+            <w:r>
+              <w:t xml:space="preserve">1</w:t>
+            </w:r>
+          </w:p>
+        </w:tc>
+        <w:tc>
+          <w:tcPr>
+            <w:tcW w:type="dxa" w:w="5011"/>
+          </w:tcPr>
+          <w:p>
+            <w:pPr>
+              <w:pStyle w:val="Compact"/>
+              <w:jc w:val="left"/>
+            </w:pPr>
+            <w:r>
+              <w:t xml:space="preserve">胴体と土台の回転部分に使用。特定ブランドの指定はありません</w:t>
+            </w:r>
+          </w:p>
+        </w:tc>
+      </w:tr>
+      <w:tr>
+        <w:tc>
+          <w:tcPr>
+            <w:tcW w:type="dxa" w:w="964"/>
+          </w:tcPr>
+          <w:p>
+            <w:pPr>
+              <w:pStyle w:val="Compact"/>
+              <w:jc w:val="left"/>
+            </w:pPr>
+            <w:r>
+              <w:t xml:space="preserve">11</w:t>
+            </w:r>
+          </w:p>
+        </w:tc>
+        <w:tc>
+          <w:tcPr>
+            <w:tcW w:type="dxa" w:w="2356"/>
+          </w:tcPr>
+          <w:p>
+            <w:pPr>
+              <w:pStyle w:val="Compact"/>
+              <w:jc w:val="left"/>
+            </w:pPr>
+            <w:r>
+              <w:t xml:space="preserve">さらタッピングビス 2×8mm</w:t>
+            </w:r>
+          </w:p>
+        </w:tc>
+        <w:tc>
+          <w:tcPr>
+            <w:tcW w:type="dxa" w:w="1029"/>
+          </w:tcPr>
+          <w:p>
+            <w:pPr>
+              <w:pStyle w:val="Compact"/>
+              <w:jc w:val="left"/>
+            </w:pPr>
+            <w:r>
+              <w:t xml:space="preserve">要確認</w:t>
+            </w:r>
+          </w:p>
+        </w:tc>
+        <w:tc>
+          <w:tcPr>
+            <w:tcW w:type="dxa" w:w="5011"/>
+          </w:tcPr>
+          <w:p>
+            <w:pPr>
+              <w:pStyle w:val="Compact"/>
+              <w:jc w:val="left"/>
+            </w:pPr>
+            <w:r>
+              <w:t xml:space="preserve">組み立て全般に使用（大部分がこのサイズ）</w:t>
+            </w:r>
+          </w:p>
+        </w:tc>
+      </w:tr>
+      <w:tr>
+        <w:tc>
+          <w:tcPr>
+            <w:tcW w:type="dxa" w:w="964"/>
+          </w:tcPr>
+          <w:p>
+            <w:pPr>
+              <w:pStyle w:val="Compact"/>
+              <w:jc w:val="left"/>
+            </w:pPr>
+            <w:r>
+              <w:t xml:space="preserve">12</w:t>
+            </w:r>
+          </w:p>
+        </w:tc>
+        <w:tc>
+          <w:tcPr>
+            <w:tcW w:type="dxa" w:w="2356"/>
+          </w:tcPr>
+          <w:p>
+            <w:pPr>
+              <w:pStyle w:val="Compact"/>
+              <w:jc w:val="left"/>
+            </w:pPr>
+            <w:r>
+              <w:t xml:space="preserve">さらタッピングビス 2×10mm</w:t>
+            </w:r>
+          </w:p>
+        </w:tc>
+        <w:tc>
+          <w:tcPr>
+            <w:tcW w:type="dxa" w:w="1029"/>
+          </w:tcPr>
+          <w:p>
+            <w:pPr>
+              <w:pStyle w:val="Compact"/>
+              <w:jc w:val="left"/>
+            </w:pPr>
+            <w:r>
+              <w:t xml:space="preserve">要確認</w:t>
+            </w:r>
+          </w:p>
+        </w:tc>
+        <w:tc>
+          <w:tcPr>
+            <w:tcW w:type="dxa" w:w="5011"/>
+          </w:tcPr>
+          <w:p>
+            <w:pPr>
+              <w:pStyle w:val="Compact"/>
+              <w:jc w:val="left"/>
+            </w:pPr>
+            <w:r>
+              <w:t xml:space="preserve">組み立ての一部に使用</w:t>
+            </w:r>
+          </w:p>
+        </w:tc>
+      </w:tr>
+      <w:tr>
+        <w:tc>
+          <w:tcPr>
+            <w:tcW w:type="dxa" w:w="964"/>
+          </w:tcPr>
+          <w:p>
+            <w:pPr>
+              <w:pStyle w:val="Compact"/>
+              <w:jc w:val="left"/>
+            </w:pPr>
+            <w:r>
+              <w:t xml:space="preserve">13</w:t>
+            </w:r>
+          </w:p>
+        </w:tc>
+        <w:tc>
+          <w:tcPr>
+            <w:tcW w:type="dxa" w:w="2356"/>
+          </w:tcPr>
+          <w:p>
+            <w:pPr>
+              <w:pStyle w:val="Compact"/>
+              <w:jc w:val="left"/>
+            </w:pPr>
+            <w:r>
+              <w:t xml:space="preserve">本書（ユーザーマニュアル）</w:t>
+            </w:r>
+          </w:p>
+        </w:tc>
+        <w:tc>
+          <w:tcPr>
+            <w:tcW w:type="dxa" w:w="1029"/>
+          </w:tcPr>
+          <w:p>
+            <w:pPr>
+              <w:pStyle w:val="Compact"/>
+              <w:jc w:val="left"/>
+            </w:pPr>
+            <w:r>
+              <w:t xml:space="preserve">1</w:t>
+            </w:r>
+          </w:p>
+        </w:tc>
+        <w:tc>
+          <w:tcPr>
+            <w:tcW w:type="dxa" w:w="5011"/>
+          </w:tcPr>
+          <w:p/>
         </w:tc>
       </w:tr>
     </w:tbl>
+    <w:p>
+      <w:pPr>
+        <w:pStyle w:val="BodyText"/>
+      </w:pPr>
+      <w:r>
+        <w:t xml:space="preserve">❗ ビス（#11・#12）の使用箇所・必要本数は、本書執筆時点ではまだ確定していません。組み立て時は、各3Dプリント部品の穴のサイズに合わせて、手持ちのビスで仮止めしながら進めてください。</w:t>
+      </w:r>
+    </w:p>
     <w:p>
       <w:pPr>
         <w:pStyle w:val="CaptionedFigure"/>
@@ -3942,20 +3744,20 @@
       <w:r>
         <w:drawing>
           <wp:inline>
-            <wp:extent cx="5334000" cy="7112000"/>
+            <wp:extent cx="4114800" cy="5486400"/>
             <wp:effectExtent b="0" l="0" r="0" t="0"/>
-            <wp:docPr descr="SG90サーボの取り付け例（サーボホーンはSG90付属のものをそのまま使用）" title="" id="1" name="Picture"/>
+            <wp:docPr descr="作者製作機の分解例（CoreS3＋DIN Base、SG90×2、ジョイスティック、Karipom Ear収納部）" title="" id="1" name="Picture"/>
             <a:graphic>
               <a:graphicData uri="http://schemas.openxmlformats.org/drawingml/2006/picture">
                 <pic:pic>
                   <pic:nvPicPr>
-                    <pic:cNvPr descr="images/ch5_sg90_closeup.jpg" id="0" name="Picture"/>
+                    <pic:cNvPr descr="images/ch5_overall_disassembly.jpg" id="0" name="Picture"/>
                     <pic:cNvPicPr>
                       <a:picLocks noChangeArrowheads="1" noChangeAspect="1"/>
                     </pic:cNvPicPr>
                   </pic:nvPicPr>
                   <pic:blipFill>
-                    <a:blip r:embed="rId42"/>
+                    <a:blip r:embed="rId41"/>
                     <a:stretch>
                       <a:fillRect/>
                     </a:stretch>
@@ -3963,7 +3765,7 @@
                   <pic:spPr bwMode="auto">
                     <a:xfrm>
                       <a:off x="0" y="0"/>
-                      <a:ext cx="5334000" cy="7112000"/>
+                      <a:ext cx="4114800" cy="5486400"/>
                     </a:xfrm>
                     <a:prstGeom prst="rect">
                       <a:avLst/>
@@ -3987,7 +3789,7 @@
         <w:pStyle w:val="ImageCaption"/>
       </w:pPr>
       <w:r>
-        <w:t xml:space="preserve">SG90サーボの取り付け例（サーボホーンはSG90付属のものをそのまま使用）</w:t>
+        <w:t xml:space="preserve">作者製作機の分解例（CoreS3＋DIN Base、SG90×2、ジョイスティック、Karipom Ear収納部）</w:t>
       </w:r>
     </w:p>
     <w:p>
@@ -3995,9 +3797,191 @@
         <w:pStyle w:val="BodyText"/>
       </w:pPr>
       <w:r>
-        <w:t xml:space="preserve">📝 写真は作者製作機の一例です。</w:t>
-      </w:r>
-    </w:p>
+        <w:t xml:space="preserve">📝 写真は作者製作機の一例です。筐体色・配線色・配線の取り回しは製作例であり、指定仕様ではありません。</w:t>
+      </w:r>
+    </w:p>
+    <w:p>
+      <w:pPr>
+        <w:pStyle w:val="Heading2"/>
+      </w:pPr>
+      <w:bookmarkStart w:id="42" w:name="工具製作用設備"/>
+      <w:r>
+        <w:t xml:space="preserve">5.2 工具・製作用設備</w:t>
+      </w:r>
+      <w:bookmarkEnd w:id="42"/>
+    </w:p>
+    <w:tbl>
+      <w:tblPr>
+        <w:tblStyle w:val="Table"/>
+        <w:tblW w:type="dxa" w:w="9360"/>
+        <w:tblLook w:firstRow="1"/>
+      </w:tblPr>
+      <w:tblGrid>
+        <w:gridCol w:w="4537"/>
+        <w:gridCol w:w="4823"/>
+      </w:tblGrid>
+      <w:tr>
+        <w:trPr>
+          <w:cnfStyle w:firstRow="1"/>
+        </w:trPr>
+        <w:tc>
+          <w:tcPr>
+            <w:tcW w:type="dxa" w:w="4537"/>
+            <w:tcBorders>
+              <w:bottom w:val="single"/>
+            </w:tcBorders>
+            <w:vAlign w:val="bottom"/>
+          </w:tcPr>
+          <w:p>
+            <w:pPr>
+              <w:pStyle w:val="Compact"/>
+              <w:jc w:val="left"/>
+            </w:pPr>
+            <w:r>
+              <w:t xml:space="preserve">品目</w:t>
+            </w:r>
+          </w:p>
+        </w:tc>
+        <w:tc>
+          <w:tcPr>
+            <w:tcW w:type="dxa" w:w="4823"/>
+            <w:tcBorders>
+              <w:bottom w:val="single"/>
+            </w:tcBorders>
+            <w:vAlign w:val="bottom"/>
+          </w:tcPr>
+          <w:p>
+            <w:pPr>
+              <w:pStyle w:val="Compact"/>
+              <w:jc w:val="left"/>
+            </w:pPr>
+            <w:r>
+              <w:t xml:space="preserve">備考</w:t>
+            </w:r>
+          </w:p>
+        </w:tc>
+      </w:tr>
+      <w:tr>
+        <w:tc>
+          <w:tcPr>
+            <w:tcW w:type="dxa" w:w="4537"/>
+          </w:tcPr>
+          <w:p>
+            <w:pPr>
+              <w:pStyle w:val="Compact"/>
+              <w:jc w:val="left"/>
+            </w:pPr>
+            <w:r>
+              <w:t xml:space="preserve">Arduino IDEをインストールしたパソコン（Windows・macOS・Linuxいずれでも可）</w:t>
+            </w:r>
+          </w:p>
+        </w:tc>
+        <w:tc>
+          <w:tcPr>
+            <w:tcW w:type="dxa" w:w="4823"/>
+          </w:tcPr>
+          <w:p>
+            <w:pPr>
+              <w:pStyle w:val="Compact"/>
+              <w:jc w:val="left"/>
+            </w:pPr>
+            <w:r>
+              <w:t xml:space="preserve">ファームウェアの書き込みに使用</w:t>
+            </w:r>
+          </w:p>
+        </w:tc>
+      </w:tr>
+      <w:tr>
+        <w:tc>
+          <w:tcPr>
+            <w:tcW w:type="dxa" w:w="4537"/>
+          </w:tcPr>
+          <w:p>
+            <w:pPr>
+              <w:pStyle w:val="Compact"/>
+              <w:jc w:val="left"/>
+            </w:pPr>
+            <w:r>
+              <w:t xml:space="preserve">USBケーブル（データ通信対応）</w:t>
+            </w:r>
+          </w:p>
+        </w:tc>
+        <w:tc>
+          <w:tcPr>
+            <w:tcW w:type="dxa" w:w="4823"/>
+          </w:tcPr>
+          <w:p>
+            <w:pPr>
+              <w:pStyle w:val="Compact"/>
+              <w:jc w:val="left"/>
+            </w:pPr>
+            <w:r>
+              <w:t xml:space="preserve">書き込み用。5.1のケーブルと兼用可</w:t>
+            </w:r>
+          </w:p>
+        </w:tc>
+      </w:tr>
+      <w:tr>
+        <w:tc>
+          <w:tcPr>
+            <w:tcW w:type="dxa" w:w="4537"/>
+          </w:tcPr>
+          <w:p>
+            <w:pPr>
+              <w:pStyle w:val="Compact"/>
+              <w:jc w:val="left"/>
+            </w:pPr>
+            <w:r>
+              <w:t xml:space="preserve">3Dプリンター、または3Dプリントサービス</w:t>
+            </w:r>
+          </w:p>
+        </w:tc>
+        <w:tc>
+          <w:tcPr>
+            <w:tcW w:type="dxa" w:w="4823"/>
+          </w:tcPr>
+          <w:p>
+            <w:pPr>
+              <w:pStyle w:val="Compact"/>
+              <w:jc w:val="left"/>
+            </w:pPr>
+            <w:r>
+              <w:t xml:space="preserve">3Dプリント筐体一式の製作用。お手持ちのプリンターがない場合は、外部の3Dプリントサービスもご利用いただけます</w:t>
+            </w:r>
+          </w:p>
+        </w:tc>
+      </w:tr>
+      <w:tr>
+        <w:tc>
+          <w:tcPr>
+            <w:tcW w:type="dxa" w:w="4537"/>
+          </w:tcPr>
+          <w:p>
+            <w:pPr>
+              <w:pStyle w:val="Compact"/>
+              <w:jc w:val="left"/>
+            </w:pPr>
+            <w:r>
+              <w:t xml:space="preserve">#1プラスドライバー（使用するビスに適合するもの）</w:t>
+            </w:r>
+          </w:p>
+        </w:tc>
+        <w:tc>
+          <w:tcPr>
+            <w:tcW w:type="dxa" w:w="4823"/>
+          </w:tcPr>
+          <w:p>
+            <w:pPr>
+              <w:pStyle w:val="Compact"/>
+              <w:jc w:val="left"/>
+            </w:pPr>
+            <w:r>
+              <w:t xml:space="preserve">組み立て用</w:t>
+            </w:r>
+          </w:p>
+        </w:tc>
+      </w:tr>
+    </w:tbl>
     <w:p>
       <w:pPr>
         <w:pStyle w:val="CaptionedFigure"/>
@@ -4005,14 +3989,14 @@
       <w:r>
         <w:drawing>
           <wp:inline>
-            <wp:extent cx="5334000" cy="7112000"/>
+            <wp:extent cx="3474719" cy="4632959"/>
             <wp:effectExtent b="0" l="0" r="0" t="0"/>
-            <wp:docPr descr="Grove ジョイスティックモジュールの取り付け例" title="" id="1" name="Picture"/>
+            <wp:docPr descr="SG90サーボの取り付け例（サーボホーンはSG90付属のものをそのまま使用）" title="" id="1" name="Picture"/>
             <a:graphic>
               <a:graphicData uri="http://schemas.openxmlformats.org/drawingml/2006/picture">
                 <pic:pic>
                   <pic:nvPicPr>
-                    <pic:cNvPr descr="images/ch5_joystick.jpg" id="0" name="Picture"/>
+                    <pic:cNvPr descr="images/ch5_sg90_closeup.jpg" id="0" name="Picture"/>
                     <pic:cNvPicPr>
                       <a:picLocks noChangeArrowheads="1" noChangeAspect="1"/>
                     </pic:cNvPicPr>
@@ -4026,7 +4010,7 @@
                   <pic:spPr bwMode="auto">
                     <a:xfrm>
                       <a:off x="0" y="0"/>
-                      <a:ext cx="5334000" cy="7112000"/>
+                      <a:ext cx="3474719" cy="4632959"/>
                     </a:xfrm>
                     <a:prstGeom prst="rect">
                       <a:avLst/>
@@ -4050,7 +4034,7 @@
         <w:pStyle w:val="ImageCaption"/>
       </w:pPr>
       <w:r>
-        <w:t xml:space="preserve">Grove ジョイスティックモジュールの取り付け例</w:t>
+        <w:t xml:space="preserve">SG90サーボの取り付け例（サーボホーンはSG90付属のものをそのまま使用）</w:t>
       </w:r>
     </w:p>
     <w:p>
@@ -4059,204 +4043,6 @@
       </w:pPr>
       <w:r>
         <w:t xml:space="preserve">📝 写真は作者製作機の一例です。</w:t>
-      </w:r>
-    </w:p>
-    <w:p>
-      <w:pPr>
-        <w:pStyle w:val="Heading2"/>
-      </w:pPr>
-      <w:bookmarkStart w:id="44" w:name="karipom-ear音声入力拡張を使う場合"/>
-      <w:r>
-        <w:t xml:space="preserve">5.3 Karipom Ear（音声入力拡張）を使う場合</w:t>
-      </w:r>
-      <w:bookmarkEnd w:id="44"/>
-    </w:p>
-    <w:p>
-      <w:pPr>
-        <w:pStyle w:val="FirstParagraph"/>
-      </w:pPr>
-      <w:r>
-        <w:t xml:space="preserve">PCを使わずにBBX（音に反応するかりポムの世界）を楽しみたい場合は、Karipom Ear拡張（第12章）を追加します。主な部品は次のとおりです。</w:t>
-      </w:r>
-    </w:p>
-    <w:tbl>
-      <w:tblPr>
-        <w:tblStyle w:val="Table"/>
-        <w:tblW w:type="dxa" w:w="9360"/>
-        <w:tblLook w:firstRow="1"/>
-      </w:tblPr>
-      <w:tblGrid>
-        <w:gridCol w:w="4050"/>
-        <w:gridCol w:w="5310"/>
-      </w:tblGrid>
-      <w:tr>
-        <w:trPr>
-          <w:cnfStyle w:firstRow="1"/>
-        </w:trPr>
-        <w:tc>
-          <w:tcPr>
-            <w:tcW w:type="dxa" w:w="4050"/>
-            <w:tcBorders>
-              <w:bottom w:val="single"/>
-            </w:tcBorders>
-            <w:vAlign w:val="bottom"/>
-          </w:tcPr>
-          <w:p>
-            <w:pPr>
-              <w:pStyle w:val="Compact"/>
-              <w:jc w:val="left"/>
-            </w:pPr>
-            <w:r>
-              <w:t xml:space="preserve">品目</w:t>
-            </w:r>
-          </w:p>
-        </w:tc>
-        <w:tc>
-          <w:tcPr>
-            <w:tcW w:type="dxa" w:w="5310"/>
-            <w:tcBorders>
-              <w:bottom w:val="single"/>
-            </w:tcBorders>
-            <w:vAlign w:val="bottom"/>
-          </w:tcPr>
-          <w:p>
-            <w:pPr>
-              <w:pStyle w:val="Compact"/>
-              <w:jc w:val="left"/>
-            </w:pPr>
-            <w:r>
-              <w:t xml:space="preserve">備考</w:t>
-            </w:r>
-          </w:p>
-        </w:tc>
-      </w:tr>
-      <w:tr>
-        <w:tc>
-          <w:tcPr>
-            <w:tcW w:type="dxa" w:w="4050"/>
-          </w:tcPr>
-          <w:p>
-            <w:pPr>
-              <w:pStyle w:val="Compact"/>
-              <w:jc w:val="left"/>
-            </w:pPr>
-            <w:r>
-              <w:t xml:space="preserve">PCM1808搭載I2S ADC基板</w:t>
-            </w:r>
-          </w:p>
-        </w:tc>
-        <w:tc>
-          <w:tcPr>
-            <w:tcW w:type="dxa" w:w="5310"/>
-          </w:tcPr>
-          <w:p>
-            <w:pPr>
-              <w:pStyle w:val="Compact"/>
-              <w:jc w:val="left"/>
-            </w:pPr>
-            <w:r>
-              <w:t xml:space="preserve">3.5mmライン入力・I2S出力・DC5V駆動のもの</w:t>
-            </w:r>
-          </w:p>
-        </w:tc>
-      </w:tr>
-      <w:tr>
-        <w:tc>
-          <w:tcPr>
-            <w:tcW w:type="dxa" w:w="4050"/>
-          </w:tcPr>
-          <w:p>
-            <w:pPr>
-              <w:pStyle w:val="Compact"/>
-              <w:jc w:val="left"/>
-            </w:pPr>
-            <w:r>
-              <w:t xml:space="preserve">Raspberry Pi Pico 2 H（ピンヘッダ実装済み完成品）</w:t>
-            </w:r>
-          </w:p>
-        </w:tc>
-        <w:tc>
-          <w:tcPr>
-            <w:tcW w:type="dxa" w:w="5310"/>
-          </w:tcPr>
-          <w:p/>
-        </w:tc>
-      </w:tr>
-      <w:tr>
-        <w:tc>
-          <w:tcPr>
-            <w:tcW w:type="dxa" w:w="4050"/>
-          </w:tcPr>
-          <w:p>
-            <w:pPr>
-              <w:pStyle w:val="Compact"/>
-              <w:jc w:val="left"/>
-            </w:pPr>
-            <w:r>
-              <w:t xml:space="preserve">Grove－デュポン変換ケーブル</w:t>
-            </w:r>
-          </w:p>
-        </w:tc>
-        <w:tc>
-          <w:tcPr>
-            <w:tcW w:type="dxa" w:w="5310"/>
-          </w:tcPr>
-          <w:p>
-            <w:pPr>
-              <w:pStyle w:val="Compact"/>
-              <w:jc w:val="left"/>
-            </w:pPr>
-            <w:r>
-              <w:t xml:space="preserve">CoreS3（DIN Base）のPort CとKaripom Ear回路を接続するために使用</w:t>
-            </w:r>
-          </w:p>
-        </w:tc>
-      </w:tr>
-      <w:tr>
-        <w:tc>
-          <w:tcPr>
-            <w:tcW w:type="dxa" w:w="4050"/>
-          </w:tcPr>
-          <w:p>
-            <w:pPr>
-              <w:pStyle w:val="Compact"/>
-              <w:jc w:val="left"/>
-            </w:pPr>
-            <w:r>
-              <w:t xml:space="preserve">ジャンパーワイヤー</w:t>
-            </w:r>
-          </w:p>
-        </w:tc>
-        <w:tc>
-          <w:tcPr>
-            <w:tcW w:type="dxa" w:w="5310"/>
-          </w:tcPr>
-          <w:p>
-            <w:pPr>
-              <w:pStyle w:val="Compact"/>
-              <w:jc w:val="left"/>
-            </w:pPr>
-            <w:r>
-              <w:t xml:space="preserve">PCM1808とPico 2 H間の配線に使用（Grove－デュポン変換ケーブルとは別の用途です）</w:t>
-            </w:r>
-          </w:p>
-        </w:tc>
-      </w:tr>
-    </w:tbl>
-    <w:p>
-      <w:pPr>
-        <w:pStyle w:val="BodyText"/>
-      </w:pPr>
-      <w:r>
-        <w:t xml:space="preserve">詳しい部品表・配線図・組み立て手順は「Karipom Ear 設計・製作マニュアル」をご覧ください。</w:t>
-      </w:r>
-    </w:p>
-    <w:p>
-      <w:pPr>
-        <w:pStyle w:val="BodyText"/>
-      </w:pPr>
-      <w:r>
-        <w:t xml:space="preserve">💡 同じ「PCM1808搭載I2S ADC基板」でも、販売元により端子配置やジャンパー設定が異なる場合があります。Karipom Ear設計・製作マニュアルの配線図・ジャンパー設定と、お手元の基板が一致しているか確認してからご使用ください。</w:t>
       </w:r>
     </w:p>
     <w:p>
@@ -4266,20 +4052,20 @@
       <w:r>
         <w:drawing>
           <wp:inline>
-            <wp:extent cx="5334000" cy="7112000"/>
+            <wp:extent cx="4114800" cy="5486400"/>
             <wp:effectExtent b="0" l="0" r="0" t="0"/>
-            <wp:docPr descr="Karipom Ear収納部の一例（PCM1808基板・Raspberry Pi Pico 2 H）" title="" id="1" name="Picture"/>
+            <wp:docPr descr="Grove ジョイスティックモジュールの取り付け例" title="" id="1" name="Picture"/>
             <a:graphic>
               <a:graphicData uri="http://schemas.openxmlformats.org/drawingml/2006/picture">
                 <pic:pic>
                   <pic:nvPicPr>
-                    <pic:cNvPr descr="images/ch5_ear_compartment.jpg" id="0" name="Picture"/>
+                    <pic:cNvPr descr="images/ch5_joystick.jpg" id="0" name="Picture"/>
                     <pic:cNvPicPr>
                       <a:picLocks noChangeArrowheads="1" noChangeAspect="1"/>
                     </pic:cNvPicPr>
                   </pic:nvPicPr>
                   <pic:blipFill>
-                    <a:blip r:embed="rId45"/>
+                    <a:blip r:embed="rId44"/>
                     <a:stretch>
                       <a:fillRect/>
                     </a:stretch>
@@ -4287,7 +4073,7 @@
                   <pic:spPr bwMode="auto">
                     <a:xfrm>
                       <a:off x="0" y="0"/>
-                      <a:ext cx="5334000" cy="7112000"/>
+                      <a:ext cx="4114800" cy="5486400"/>
                     </a:xfrm>
                     <a:prstGeom prst="rect">
                       <a:avLst/>
@@ -4311,6 +4097,267 @@
         <w:pStyle w:val="ImageCaption"/>
       </w:pPr>
       <w:r>
+        <w:t xml:space="preserve">Grove ジョイスティックモジュールの取り付け例</w:t>
+      </w:r>
+    </w:p>
+    <w:p>
+      <w:pPr>
+        <w:pStyle w:val="BodyText"/>
+      </w:pPr>
+      <w:r>
+        <w:t xml:space="preserve">📝 写真は作者製作機の一例です。</w:t>
+      </w:r>
+    </w:p>
+    <w:p>
+      <w:pPr>
+        <w:pStyle w:val="Heading2"/>
+      </w:pPr>
+      <w:bookmarkStart w:id="45" w:name="karipom-ear音声入力拡張を使う場合"/>
+      <w:r>
+        <w:t xml:space="preserve">5.3 Karipom Ear（音声入力拡張）を使う場合</w:t>
+      </w:r>
+      <w:bookmarkEnd w:id="45"/>
+    </w:p>
+    <w:p>
+      <w:pPr>
+        <w:pStyle w:val="FirstParagraph"/>
+      </w:pPr>
+      <w:r>
+        <w:t xml:space="preserve">PCを使わずにBBX（音に反応するかりポムの世界）を楽しみたい場合は、Karipom Ear拡張（第12章）を追加します。主な部品は次のとおりです。</w:t>
+      </w:r>
+    </w:p>
+    <w:tbl>
+      <w:tblPr>
+        <w:tblStyle w:val="Table"/>
+        <w:tblW w:type="dxa" w:w="9360"/>
+        <w:tblLook w:firstRow="1"/>
+      </w:tblPr>
+      <w:tblGrid>
+        <w:gridCol w:w="4050"/>
+        <w:gridCol w:w="5310"/>
+      </w:tblGrid>
+      <w:tr>
+        <w:trPr>
+          <w:cnfStyle w:firstRow="1"/>
+        </w:trPr>
+        <w:tc>
+          <w:tcPr>
+            <w:tcW w:type="dxa" w:w="4050"/>
+            <w:tcBorders>
+              <w:bottom w:val="single"/>
+            </w:tcBorders>
+            <w:vAlign w:val="bottom"/>
+          </w:tcPr>
+          <w:p>
+            <w:pPr>
+              <w:pStyle w:val="Compact"/>
+              <w:jc w:val="left"/>
+            </w:pPr>
+            <w:r>
+              <w:t xml:space="preserve">品目</w:t>
+            </w:r>
+          </w:p>
+        </w:tc>
+        <w:tc>
+          <w:tcPr>
+            <w:tcW w:type="dxa" w:w="5310"/>
+            <w:tcBorders>
+              <w:bottom w:val="single"/>
+            </w:tcBorders>
+            <w:vAlign w:val="bottom"/>
+          </w:tcPr>
+          <w:p>
+            <w:pPr>
+              <w:pStyle w:val="Compact"/>
+              <w:jc w:val="left"/>
+            </w:pPr>
+            <w:r>
+              <w:t xml:space="preserve">備考</w:t>
+            </w:r>
+          </w:p>
+        </w:tc>
+      </w:tr>
+      <w:tr>
+        <w:tc>
+          <w:tcPr>
+            <w:tcW w:type="dxa" w:w="4050"/>
+          </w:tcPr>
+          <w:p>
+            <w:pPr>
+              <w:pStyle w:val="Compact"/>
+              <w:jc w:val="left"/>
+            </w:pPr>
+            <w:r>
+              <w:t xml:space="preserve">PCM1808搭載I2S ADC基板</w:t>
+            </w:r>
+          </w:p>
+        </w:tc>
+        <w:tc>
+          <w:tcPr>
+            <w:tcW w:type="dxa" w:w="5310"/>
+          </w:tcPr>
+          <w:p>
+            <w:pPr>
+              <w:pStyle w:val="Compact"/>
+              <w:jc w:val="left"/>
+            </w:pPr>
+            <w:r>
+              <w:t xml:space="preserve">3.5mmライン入力・I2S出力・DC5V駆動のもの</w:t>
+            </w:r>
+          </w:p>
+        </w:tc>
+      </w:tr>
+      <w:tr>
+        <w:tc>
+          <w:tcPr>
+            <w:tcW w:type="dxa" w:w="4050"/>
+          </w:tcPr>
+          <w:p>
+            <w:pPr>
+              <w:pStyle w:val="Compact"/>
+              <w:jc w:val="left"/>
+            </w:pPr>
+            <w:r>
+              <w:t xml:space="preserve">Raspberry Pi Pico 2 H（ピンヘッダ実装済み完成品）</w:t>
+            </w:r>
+          </w:p>
+        </w:tc>
+        <w:tc>
+          <w:tcPr>
+            <w:tcW w:type="dxa" w:w="5310"/>
+          </w:tcPr>
+          <w:p/>
+        </w:tc>
+      </w:tr>
+      <w:tr>
+        <w:tc>
+          <w:tcPr>
+            <w:tcW w:type="dxa" w:w="4050"/>
+          </w:tcPr>
+          <w:p>
+            <w:pPr>
+              <w:pStyle w:val="Compact"/>
+              <w:jc w:val="left"/>
+            </w:pPr>
+            <w:r>
+              <w:t xml:space="preserve">Grove－デュポン変換ケーブル</w:t>
+            </w:r>
+          </w:p>
+        </w:tc>
+        <w:tc>
+          <w:tcPr>
+            <w:tcW w:type="dxa" w:w="5310"/>
+          </w:tcPr>
+          <w:p>
+            <w:pPr>
+              <w:pStyle w:val="Compact"/>
+              <w:jc w:val="left"/>
+            </w:pPr>
+            <w:r>
+              <w:t xml:space="preserve">CoreS3（DIN Base）のPort CとKaripom Ear回路を接続するために使用</w:t>
+            </w:r>
+          </w:p>
+        </w:tc>
+      </w:tr>
+      <w:tr>
+        <w:tc>
+          <w:tcPr>
+            <w:tcW w:type="dxa" w:w="4050"/>
+          </w:tcPr>
+          <w:p>
+            <w:pPr>
+              <w:pStyle w:val="Compact"/>
+              <w:jc w:val="left"/>
+            </w:pPr>
+            <w:r>
+              <w:t xml:space="preserve">ジャンパーワイヤー</w:t>
+            </w:r>
+          </w:p>
+        </w:tc>
+        <w:tc>
+          <w:tcPr>
+            <w:tcW w:type="dxa" w:w="5310"/>
+          </w:tcPr>
+          <w:p>
+            <w:pPr>
+              <w:pStyle w:val="Compact"/>
+              <w:jc w:val="left"/>
+            </w:pPr>
+            <w:r>
+              <w:t xml:space="preserve">PCM1808とPico 2 H間の配線に使用（Grove－デュポン変換ケーブルとは別の用途です）</w:t>
+            </w:r>
+          </w:p>
+        </w:tc>
+      </w:tr>
+    </w:tbl>
+    <w:p>
+      <w:pPr>
+        <w:pStyle w:val="BodyText"/>
+      </w:pPr>
+      <w:r>
+        <w:t xml:space="preserve">詳しい部品表・配線図・組み立て手順は「Karipom Ear 設計・製作マニュアル」をご覧ください。</w:t>
+      </w:r>
+    </w:p>
+    <w:p>
+      <w:pPr>
+        <w:pStyle w:val="BodyText"/>
+      </w:pPr>
+      <w:r>
+        <w:t xml:space="preserve">💡 同じ「PCM1808搭載I2S ADC基板」でも、販売元により端子配置やジャンパー設定が異なる場合があります。Karipom Ear設計・製作マニュアルの配線図・ジャンパー設定と、お手元の基板が一致しているか確認してからご使用ください。</w:t>
+      </w:r>
+    </w:p>
+    <w:p>
+      <w:pPr>
+        <w:pStyle w:val="CaptionedFigure"/>
+      </w:pPr>
+      <w:r>
+        <w:drawing>
+          <wp:inline>
+            <wp:extent cx="3474719" cy="4632959"/>
+            <wp:effectExtent b="0" l="0" r="0" t="0"/>
+            <wp:docPr descr="Karipom Ear収納部の一例（PCM1808基板・Raspberry Pi Pico 2 H）" title="" id="1" name="Picture"/>
+            <a:graphic>
+              <a:graphicData uri="http://schemas.openxmlformats.org/drawingml/2006/picture">
+                <pic:pic>
+                  <pic:nvPicPr>
+                    <pic:cNvPr descr="images/ch5_ear_compartment.jpg" id="0" name="Picture"/>
+                    <pic:cNvPicPr>
+                      <a:picLocks noChangeArrowheads="1" noChangeAspect="1"/>
+                    </pic:cNvPicPr>
+                  </pic:nvPicPr>
+                  <pic:blipFill>
+                    <a:blip r:embed="rId46"/>
+                    <a:stretch>
+                      <a:fillRect/>
+                    </a:stretch>
+                  </pic:blipFill>
+                  <pic:spPr bwMode="auto">
+                    <a:xfrm>
+                      <a:off x="0" y="0"/>
+                      <a:ext cx="3474719" cy="4632959"/>
+                    </a:xfrm>
+                    <a:prstGeom prst="rect">
+                      <a:avLst/>
+                    </a:prstGeom>
+                    <a:noFill/>
+                    <a:ln w="9525">
+                      <a:noFill/>
+                      <a:headEnd/>
+                      <a:tailEnd/>
+                    </a:ln>
+                  </pic:spPr>
+                </pic:pic>
+              </a:graphicData>
+            </a:graphic>
+          </wp:inline>
+        </w:drawing>
+      </w:r>
+    </w:p>
+    <w:p>
+      <w:pPr>
+        <w:pStyle w:val="ImageCaption"/>
+      </w:pPr>
+      <w:r>
         <w:t xml:space="preserve">Karipom Ear収納部の一例（PCM1808基板・Raspberry Pi Pico 2 H）</w:t>
       </w:r>
     </w:p>
@@ -4326,11 +4373,11 @@
       <w:pPr>
         <w:pStyle w:val="Heading2"/>
       </w:pPr>
-      <w:bookmarkStart w:id="46" w:name="任意のオプション"/>
+      <w:bookmarkStart w:id="47" w:name="任意のオプション"/>
       <w:r>
         <w:t xml:space="preserve">5.4 任意のオプション</w:t>
       </w:r>
-      <w:bookmarkEnd w:id="46"/>
+      <w:bookmarkEnd w:id="47"/>
     </w:p>
     <w:p>
       <w:pPr>
@@ -4407,11 +4454,11 @@
       <w:pPr>
         <w:pStyle w:val="Heading1"/>
       </w:pPr>
-      <w:bookmarkStart w:id="47" w:name="第6章-各部名称"/>
+      <w:bookmarkStart w:id="48" w:name="第6章-各部名称"/>
       <w:r>
         <w:t xml:space="preserve">第6章 各部名称</w:t>
       </w:r>
-      <w:bookmarkEnd w:id="47"/>
+      <w:bookmarkEnd w:id="48"/>
     </w:p>
     <w:p>
       <w:pPr>
@@ -4961,11 +5008,11 @@
       <w:pPr>
         <w:pStyle w:val="Heading1"/>
       </w:pPr>
-      <w:bookmarkStart w:id="48" w:name="第7章-初回セットアップ"/>
+      <w:bookmarkStart w:id="49" w:name="第7章-初回セットアップ"/>
       <w:r>
         <w:t xml:space="preserve">第7章 初回セットアップ</w:t>
       </w:r>
-      <w:bookmarkEnd w:id="48"/>
+      <w:bookmarkEnd w:id="49"/>
     </w:p>
     <w:p>
       <w:pPr>
@@ -4979,11 +5026,11 @@
       <w:pPr>
         <w:pStyle w:val="Heading2"/>
       </w:pPr>
-      <w:bookmarkStart w:id="49" w:name="準備するもの"/>
+      <w:bookmarkStart w:id="50" w:name="準備するもの"/>
       <w:r>
         <w:t xml:space="preserve">7.1 準備するもの</w:t>
       </w:r>
-      <w:bookmarkEnd w:id="49"/>
+      <w:bookmarkEnd w:id="50"/>
     </w:p>
     <w:p>
       <w:pPr>
@@ -5078,11 +5125,11 @@
       <w:pPr>
         <w:pStyle w:val="Heading2"/>
       </w:pPr>
-      <w:bookmarkStart w:id="50" w:name="設置場所を決める"/>
+      <w:bookmarkStart w:id="51" w:name="設置場所を決める"/>
       <w:r>
         <w:t xml:space="preserve">7.2 設置場所を決める</w:t>
       </w:r>
-      <w:bookmarkEnd w:id="50"/>
+      <w:bookmarkEnd w:id="51"/>
     </w:p>
     <w:p>
       <w:pPr>
@@ -5124,11 +5171,11 @@
       <w:pPr>
         <w:pStyle w:val="Heading2"/>
       </w:pPr>
-      <w:bookmarkStart w:id="51" w:name="sdカードの確認"/>
+      <w:bookmarkStart w:id="52" w:name="sdカードの確認"/>
       <w:r>
         <w:t xml:space="preserve">7.3 SDカードの確認</w:t>
       </w:r>
-      <w:bookmarkEnd w:id="51"/>
+      <w:bookmarkEnd w:id="52"/>
     </w:p>
     <w:p>
       <w:pPr>
@@ -5194,18 +5241,33 @@
         <w:pStyle w:val="FirstParagraph"/>
       </w:pPr>
       <w:r>
-        <w:t xml:space="preserve">💡 SDカードが入っていなくても、頭の動きやWebUIなどの基本機能は使えます。あとから入れても大丈夫です。</w:t>
+        <w:t xml:space="preserve">💡 SDカードが入っていなくても、起動やAPモードでの初期設定（第8章）は可能です。ただし、保存済みWi-Fiへの接続情報（SSID・パスワード）はSDカード内の</w:t>
+      </w:r>
+      <w:r>
+        <w:t xml:space="preserve"> </w:t>
+      </w:r>
+      <w:r>
+        <w:rPr>
+          <w:rStyle w:val="VerbatimChar"/>
+        </w:rPr>
+        <w:t xml:space="preserve">/wifi.txt</w:t>
+      </w:r>
+      <w:r>
+        <w:t xml:space="preserve"> </w:t>
+      </w:r>
+      <w:r>
+        <w:t xml:space="preserve">に保存される仕様のため、通常のWi-Fi自動接続にはSDカードの装着が必要です。独り言機能を使わない場合でも、Wi-Fi運用のためにSDカードを入れておくことをおすすめします。</w:t>
       </w:r>
     </w:p>
     <w:p>
       <w:pPr>
         <w:pStyle w:val="Heading2"/>
       </w:pPr>
-      <w:bookmarkStart w:id="52" w:name="電源を入れる"/>
+      <w:bookmarkStart w:id="53" w:name="電源を入れる"/>
       <w:r>
         <w:t xml:space="preserve">7.4 電源を入れる</w:t>
       </w:r>
-      <w:bookmarkEnd w:id="52"/>
+      <w:bookmarkEnd w:id="53"/>
     </w:p>
     <w:p>
       <w:pPr>
@@ -5276,11 +5338,11 @@
       <w:pPr>
         <w:pStyle w:val="Heading1"/>
       </w:pPr>
-      <w:bookmarkStart w:id="53" w:name="第8章-wi-fi設定"/>
+      <w:bookmarkStart w:id="54" w:name="第8章-wi-fi設定"/>
       <w:r>
         <w:t xml:space="preserve">第8章 Wi-Fi設定</w:t>
       </w:r>
-      <w:bookmarkEnd w:id="53"/>
+      <w:bookmarkEnd w:id="54"/>
     </w:p>
     <w:p>
       <w:pPr>
@@ -5294,11 +5356,11 @@
       <w:pPr>
         <w:pStyle w:val="Heading2"/>
       </w:pPr>
-      <w:bookmarkStart w:id="54" w:name="接続のしくみ"/>
+      <w:bookmarkStart w:id="55" w:name="接続のしくみ"/>
       <w:r>
         <w:t xml:space="preserve">8.1 接続のしくみ</w:t>
       </w:r>
-      <w:bookmarkEnd w:id="54"/>
+      <w:bookmarkEnd w:id="55"/>
     </w:p>
     <w:p>
       <w:pPr>
@@ -5344,11 +5406,11 @@
       <w:pPr>
         <w:pStyle w:val="Heading2"/>
       </w:pPr>
-      <w:bookmarkStart w:id="55" w:name="初回のwi-fi設定apモードでの設定"/>
+      <w:bookmarkStart w:id="56" w:name="初回のwi-fi設定apモードでの設定"/>
       <w:r>
         <w:t xml:space="preserve">8.2 初回のWi-Fi設定（APモードでの設定）</w:t>
       </w:r>
-      <w:bookmarkEnd w:id="55"/>
+      <w:bookmarkEnd w:id="56"/>
     </w:p>
     <w:p>
       <w:pPr>
@@ -5402,11 +5464,11 @@
       <w:pPr>
         <w:pStyle w:val="Heading2"/>
       </w:pPr>
-      <w:bookmarkStart w:id="56" w:name="ipアドレスの確認"/>
+      <w:bookmarkStart w:id="57" w:name="ipアドレスの確認"/>
       <w:r>
         <w:t xml:space="preserve">8.3 IPアドレスの確認</w:t>
       </w:r>
-      <w:bookmarkEnd w:id="56"/>
+      <w:bookmarkEnd w:id="57"/>
     </w:p>
     <w:p>
       <w:pPr>
@@ -5522,11 +5584,11 @@
       <w:pPr>
         <w:pStyle w:val="Heading2"/>
       </w:pPr>
-      <w:bookmarkStart w:id="57" w:name="接続できたかの確認"/>
+      <w:bookmarkStart w:id="58" w:name="接続できたかの確認"/>
       <w:r>
         <w:t xml:space="preserve">8.4 接続できたかの確認</w:t>
       </w:r>
-      <w:bookmarkEnd w:id="57"/>
+      <w:bookmarkEnd w:id="58"/>
     </w:p>
     <w:p>
       <w:pPr>
@@ -5622,21 +5684,21 @@
       <w:pPr>
         <w:pStyle w:val="Heading1"/>
       </w:pPr>
-      <w:bookmarkStart w:id="58" w:name="第9章-webuiの使い方"/>
+      <w:bookmarkStart w:id="59" w:name="第9章-webuiの使い方"/>
       <w:r>
         <w:t xml:space="preserve">第9章 WebUIの使い方</w:t>
       </w:r>
-      <w:bookmarkEnd w:id="58"/>
+      <w:bookmarkEnd w:id="59"/>
     </w:p>
     <w:p>
       <w:pPr>
         <w:pStyle w:val="Heading2"/>
       </w:pPr>
-      <w:bookmarkStart w:id="59" w:name="webuiとは"/>
+      <w:bookmarkStart w:id="60" w:name="webuiとは"/>
       <w:r>
         <w:t xml:space="preserve">9.1 WebUIとは</w:t>
       </w:r>
-      <w:bookmarkEnd w:id="59"/>
+      <w:bookmarkEnd w:id="60"/>
     </w:p>
     <w:p>
       <w:pPr>
@@ -5700,11 +5762,11 @@
       <w:pPr>
         <w:pStyle w:val="Heading2"/>
       </w:pPr>
-      <w:bookmarkStart w:id="60" w:name="ブラウザで直接開くスマホパソコン"/>
+      <w:bookmarkStart w:id="61" w:name="ブラウザで直接開くスマホパソコン"/>
       <w:r>
         <w:t xml:space="preserve">9.2 ブラウザで直接開く（スマホ・パソコン）</w:t>
       </w:r>
-      <w:bookmarkEnd w:id="60"/>
+      <w:bookmarkEnd w:id="61"/>
     </w:p>
     <w:p>
       <w:pPr>
@@ -5726,11 +5788,11 @@
       <w:pPr>
         <w:pStyle w:val="Heading2"/>
       </w:pPr>
-      <w:bookmarkStart w:id="61" w:name="karipom-companionで開くpcの場合"/>
+      <w:bookmarkStart w:id="62" w:name="karipom-companionで開くpcの場合"/>
       <w:r>
         <w:t xml:space="preserve">9.3 KariPom Companionで開く（PCの場合）</w:t>
       </w:r>
-      <w:bookmarkEnd w:id="61"/>
+      <w:bookmarkEnd w:id="62"/>
     </w:p>
     <w:p>
       <w:pPr>
@@ -5922,11 +5984,11 @@
       <w:pPr>
         <w:pStyle w:val="Heading2"/>
       </w:pPr>
-      <w:bookmarkStart w:id="62" w:name="ページ一覧"/>
+      <w:bookmarkStart w:id="63" w:name="ページ一覧"/>
       <w:r>
         <w:t xml:space="preserve">9.4 ページ一覧</w:t>
       </w:r>
-      <w:bookmarkEnd w:id="62"/>
+      <w:bookmarkEnd w:id="63"/>
     </w:p>
     <w:p>
       <w:pPr>
@@ -6442,11 +6504,11 @@
       <w:pPr>
         <w:pStyle w:val="Heading2"/>
       </w:pPr>
-      <w:bookmarkStart w:id="63" w:name="基本の操作の流れ"/>
+      <w:bookmarkStart w:id="64" w:name="基本の操作の流れ"/>
       <w:r>
         <w:t xml:space="preserve">9.5 基本の操作の流れ</w:t>
       </w:r>
-      <w:bookmarkEnd w:id="63"/>
+      <w:bookmarkEnd w:id="64"/>
     </w:p>
     <w:p>
       <w:pPr>
@@ -6513,7 +6575,7 @@
         <w:t xml:space="preserve">設定はどこに保存されるの？</w:t>
       </w:r>
       <w:r>
-        <w:t xml:space="preserve">：かりポムは、設定値を本体内の</w:t>
+        <w:t xml:space="preserve">：WebUIで変更できる主な設定値は、本体内の</w:t>
       </w:r>
       <w:r>
         <w:rPr>
@@ -6522,7 +6584,31 @@
         <w:t xml:space="preserve">NVS</w:t>
       </w:r>
       <w:r>
-        <w:t xml:space="preserve">（エヌブイエス：電源を切っても消えない保存領域）に記憶します。SDカードとは別の場所なので、SDカードを抜いても設定は消えません。</w:t>
+        <w:t xml:space="preserve">（エヌブイエス：電源を切っても消えない保存領域）に記憶されます。ただし</w:t>
+      </w:r>
+      <w:r>
+        <w:rPr>
+          <w:b/>
+        </w:rPr>
+        <w:t xml:space="preserve">Wi-Fi接続情報（SSID・パスワード）だけは例外</w:t>
+      </w:r>
+      <w:r>
+        <w:t xml:space="preserve">で、SDカード内の</w:t>
+      </w:r>
+      <w:r>
+        <w:t xml:space="preserve"> </w:t>
+      </w:r>
+      <w:r>
+        <w:rPr>
+          <w:rStyle w:val="VerbatimChar"/>
+        </w:rPr>
+        <w:t xml:space="preserve">/wifi.txt</w:t>
+      </w:r>
+      <w:r>
+        <w:t xml:space="preserve"> </w:t>
+      </w:r>
+      <w:r>
+        <w:t xml:space="preserve">に保存されます。そのため、Wi-Fi設定以外はSDカードを抜いても消えませんが、Wi-Fi設定を保持するにはSDカードの装着が必要です（第17.1章）。</w:t>
       </w:r>
     </w:p>
     <w:p>
@@ -6534,21 +6620,21 @@
       <w:pPr>
         <w:pStyle w:val="Heading1"/>
       </w:pPr>
-      <w:bookmarkStart w:id="64" w:name="第10章-表情変更"/>
+      <w:bookmarkStart w:id="65" w:name="第10章-表情変更"/>
       <w:r>
         <w:t xml:space="preserve">第10章 表情変更</w:t>
       </w:r>
-      <w:bookmarkEnd w:id="64"/>
+      <w:bookmarkEnd w:id="65"/>
     </w:p>
     <w:p>
       <w:pPr>
         <w:pStyle w:val="Heading2"/>
       </w:pPr>
-      <w:bookmarkStart w:id="65" w:name="face-gallery表情ギャラリー"/>
+      <w:bookmarkStart w:id="66" w:name="face-gallery表情ギャラリー"/>
       <w:r>
         <w:t xml:space="preserve">10.1 Face Gallery（表情ギャラリー）</w:t>
       </w:r>
-      <w:bookmarkEnd w:id="65"/>
+      <w:bookmarkEnd w:id="66"/>
     </w:p>
     <w:p>
       <w:pPr>
@@ -6595,11 +6681,11 @@
       <w:pPr>
         <w:pStyle w:val="Heading2"/>
       </w:pPr>
-      <w:bookmarkStart w:id="66" w:name="口パクと表情の関係"/>
+      <w:bookmarkStart w:id="67" w:name="口パクと表情の関係"/>
       <w:r>
         <w:t xml:space="preserve">10.2 口パクと表情の関係</w:t>
       </w:r>
-      <w:bookmarkEnd w:id="66"/>
+      <w:bookmarkEnd w:id="67"/>
     </w:p>
     <w:p>
       <w:pPr>
@@ -6626,21 +6712,21 @@
       <w:pPr>
         <w:pStyle w:val="Heading1"/>
       </w:pPr>
-      <w:bookmarkStart w:id="67" w:name="第11章-独り言機能mutter"/>
+      <w:bookmarkStart w:id="68" w:name="第11章-独り言機能mutter"/>
       <w:r>
         <w:t xml:space="preserve">第11章 独り言機能（Mutter）</w:t>
       </w:r>
-      <w:bookmarkEnd w:id="67"/>
+      <w:bookmarkEnd w:id="68"/>
     </w:p>
     <w:p>
       <w:pPr>
         <w:pStyle w:val="Heading2"/>
       </w:pPr>
-      <w:bookmarkStart w:id="68" w:name="独り言機能とは"/>
+      <w:bookmarkStart w:id="69" w:name="独り言機能とは"/>
       <w:r>
         <w:t xml:space="preserve">11.1 独り言機能とは</w:t>
       </w:r>
-      <w:bookmarkEnd w:id="68"/>
+      <w:bookmarkEnd w:id="69"/>
     </w:p>
     <w:p>
       <w:pPr>
@@ -6671,11 +6757,11 @@
       <w:pPr>
         <w:pStyle w:val="Heading2"/>
       </w:pPr>
-      <w:bookmarkStart w:id="69" w:name="独り言が再生される3つのきっかけ"/>
+      <w:bookmarkStart w:id="70" w:name="独り言が再生される3つのきっかけ"/>
       <w:r>
         <w:t xml:space="preserve">11.2 独り言が再生される3つのきっかけ</w:t>
       </w:r>
-      <w:bookmarkEnd w:id="69"/>
+      <w:bookmarkEnd w:id="70"/>
     </w:p>
     <w:p>
       <w:pPr>
@@ -6753,11 +6839,11 @@
       <w:pPr>
         <w:pStyle w:val="Heading2"/>
       </w:pPr>
-      <w:bookmarkStart w:id="70" w:name="独り言用の音声ファイルを追加する"/>
+      <w:bookmarkStart w:id="71" w:name="独り言用の音声ファイルを追加する"/>
       <w:r>
         <w:t xml:space="preserve">11.3 独り言用の音声ファイルを追加する</w:t>
       </w:r>
-      <w:bookmarkEnd w:id="70"/>
+      <w:bookmarkEnd w:id="71"/>
     </w:p>
     <w:p>
       <w:pPr>
@@ -6965,11 +7051,11 @@
       <w:pPr>
         <w:pStyle w:val="Heading2"/>
       </w:pPr>
-      <w:bookmarkStart w:id="71" w:name="独り言中のマイクの動き豆知識"/>
+      <w:bookmarkStart w:id="72" w:name="独り言中のマイクの動き豆知識"/>
       <w:r>
         <w:t xml:space="preserve">11.4 独り言中のマイクの動き（豆知識）</w:t>
       </w:r>
-      <w:bookmarkEnd w:id="71"/>
+      <w:bookmarkEnd w:id="72"/>
     </w:p>
     <w:p>
       <w:pPr>
@@ -7001,11 +7087,11 @@
       <w:pPr>
         <w:pStyle w:val="Heading2"/>
       </w:pPr>
-      <w:bookmarkStart w:id="72" w:name="独り言の頻度出現しやすさを調整する"/>
+      <w:bookmarkStart w:id="73" w:name="独り言の頻度出現しやすさを調整する"/>
       <w:r>
         <w:t xml:space="preserve">11.5 独り言の頻度・出現しやすさを調整する</w:t>
       </w:r>
-      <w:bookmarkEnd w:id="72"/>
+      <w:bookmarkEnd w:id="73"/>
     </w:p>
     <w:p>
       <w:pPr>
@@ -7183,21 +7269,21 @@
       <w:pPr>
         <w:pStyle w:val="Heading1"/>
       </w:pPr>
-      <w:bookmarkStart w:id="73" w:name="第12章-karipom-ear音声入力"/>
+      <w:bookmarkStart w:id="74" w:name="第12章-karipom-ear音声入力"/>
       <w:r>
         <w:t xml:space="preserve">第12章 Karipom Ear（音声入力）</w:t>
       </w:r>
-      <w:bookmarkEnd w:id="73"/>
+      <w:bookmarkEnd w:id="74"/>
     </w:p>
     <w:p>
       <w:pPr>
         <w:pStyle w:val="Heading2"/>
       </w:pPr>
-      <w:bookmarkStart w:id="74" w:name="karipom-earとは"/>
+      <w:bookmarkStart w:id="75" w:name="karipom-earとは"/>
       <w:r>
         <w:t xml:space="preserve">12.1 Karipom Earとは</w:t>
       </w:r>
-      <w:bookmarkEnd w:id="74"/>
+      <w:bookmarkEnd w:id="75"/>
     </w:p>
     <w:p>
       <w:pPr>
@@ -7421,11 +7507,11 @@
       <w:pPr>
         <w:pStyle w:val="Heading2"/>
       </w:pPr>
-      <w:bookmarkStart w:id="75" w:name="内蔵マイクモードのしくみ"/>
+      <w:bookmarkStart w:id="76" w:name="内蔵マイクモードのしくみ"/>
       <w:r>
         <w:t xml:space="preserve">12.2 内蔵マイクモードのしくみ</w:t>
       </w:r>
-      <w:bookmarkEnd w:id="75"/>
+      <w:bookmarkEnd w:id="76"/>
     </w:p>
     <w:p>
       <w:pPr>
@@ -7741,11 +7827,11 @@
       <w:pPr>
         <w:pStyle w:val="Heading2"/>
       </w:pPr>
-      <w:bookmarkStart w:id="76" w:name="誤反応を防ぐ4つのしくみ読まなくてもok"/>
+      <w:bookmarkStart w:id="77" w:name="誤反応を防ぐ4つのしくみ読まなくてもok"/>
       <w:r>
         <w:t xml:space="preserve">12.3 誤反応を防ぐ4つのしくみ（読まなくてもOK）</w:t>
       </w:r>
-      <w:bookmarkEnd w:id="76"/>
+      <w:bookmarkEnd w:id="77"/>
     </w:p>
     <w:p>
       <w:pPr>
@@ -7860,11 +7946,11 @@
       <w:pPr>
         <w:pStyle w:val="Heading2"/>
       </w:pPr>
-      <w:bookmarkStart w:id="77" w:name="発展形karipom-earpcm1808pico2"/>
+      <w:bookmarkStart w:id="78" w:name="発展形karipom-earpcm1808pico2"/>
       <w:r>
         <w:t xml:space="preserve">12.4 発展形：Karipom Ear（PCM1808＋Pico2）</w:t>
       </w:r>
-      <w:bookmarkEnd w:id="77"/>
+      <w:bookmarkEnd w:id="78"/>
     </w:p>
     <w:p>
       <w:pPr>
@@ -8030,21 +8116,21 @@
       <w:pPr>
         <w:pStyle w:val="Heading1"/>
       </w:pPr>
-      <w:bookmarkStart w:id="78" w:name="第13章-visualizer音の可視化"/>
+      <w:bookmarkStart w:id="79" w:name="第13章-visualizer音の可視化"/>
       <w:r>
         <w:t xml:space="preserve">第13章 Visualizer（音の可視化）</w:t>
       </w:r>
-      <w:bookmarkEnd w:id="78"/>
+      <w:bookmarkEnd w:id="79"/>
     </w:p>
     <w:p>
       <w:pPr>
         <w:pStyle w:val="Heading2"/>
       </w:pPr>
-      <w:bookmarkStart w:id="79" w:name="visualizerとは"/>
+      <w:bookmarkStart w:id="80" w:name="visualizerとは"/>
       <w:r>
         <w:t xml:space="preserve">13.1 Visualizerとは</w:t>
       </w:r>
-      <w:bookmarkEnd w:id="79"/>
+      <w:bookmarkEnd w:id="80"/>
     </w:p>
     <w:p>
       <w:pPr>
@@ -8080,11 +8166,11 @@
       <w:pPr>
         <w:pStyle w:val="Heading2"/>
       </w:pPr>
-      <w:bookmarkStart w:id="80" w:name="選べる8種類のvisualizer"/>
+      <w:bookmarkStart w:id="81" w:name="選べる8種類のvisualizer"/>
       <w:r>
         <w:t xml:space="preserve">13.2 選べる8種類のVisualizer</w:t>
       </w:r>
-      <w:bookmarkEnd w:id="80"/>
+      <w:bookmarkEnd w:id="81"/>
     </w:p>
     <w:tbl>
       <w:tblPr>
@@ -8404,11 +8490,11 @@
       <w:pPr>
         <w:pStyle w:val="Heading2"/>
       </w:pPr>
-      <w:bookmarkStart w:id="81" w:name="visualizer-randomおまかせ切り替え"/>
+      <w:bookmarkStart w:id="82" w:name="visualizer-randomおまかせ切り替え"/>
       <w:r>
         <w:t xml:space="preserve">13.3 Visualizer Random（おまかせ切り替え）</w:t>
       </w:r>
-      <w:bookmarkEnd w:id="81"/>
+      <w:bookmarkEnd w:id="82"/>
     </w:p>
     <w:p>
       <w:pPr>
@@ -8427,21 +8513,21 @@
       <w:pPr>
         <w:pStyle w:val="Heading1"/>
       </w:pPr>
-      <w:bookmarkStart w:id="82" w:name="第14章-lighting背景演出"/>
+      <w:bookmarkStart w:id="83" w:name="第14章-lighting背景演出"/>
       <w:r>
         <w:t xml:space="preserve">第14章 Lighting（背景演出）</w:t>
       </w:r>
-      <w:bookmarkEnd w:id="82"/>
+      <w:bookmarkEnd w:id="83"/>
     </w:p>
     <w:p>
       <w:pPr>
         <w:pStyle w:val="Heading2"/>
       </w:pPr>
-      <w:bookmarkStart w:id="83" w:name="lightingとは"/>
+      <w:bookmarkStart w:id="84" w:name="lightingとは"/>
       <w:r>
         <w:t xml:space="preserve">14.1 Lightingとは</w:t>
       </w:r>
-      <w:bookmarkEnd w:id="83"/>
+      <w:bookmarkEnd w:id="84"/>
     </w:p>
     <w:p>
       <w:pPr>
@@ -8477,11 +8563,11 @@
       <w:pPr>
         <w:pStyle w:val="Heading2"/>
       </w:pPr>
-      <w:bookmarkStart w:id="84" w:name="lightingとvisualizerの重なり方"/>
+      <w:bookmarkStart w:id="85" w:name="lightingとvisualizerの重なり方"/>
       <w:r>
         <w:t xml:space="preserve">14.2 LightingとVisualizerの重なり方</w:t>
       </w:r>
-      <w:bookmarkEnd w:id="84"/>
+      <w:bookmarkEnd w:id="85"/>
     </w:p>
     <w:p>
       <w:pPr>
@@ -8551,11 +8637,11 @@
       <w:pPr>
         <w:pStyle w:val="Heading2"/>
       </w:pPr>
-      <w:bookmarkStart w:id="85" w:name="明るさbrightnessの調整"/>
+      <w:bookmarkStart w:id="86" w:name="明るさbrightnessの調整"/>
       <w:r>
         <w:t xml:space="preserve">14.3 明るさ（Brightness）の調整</w:t>
       </w:r>
-      <w:bookmarkEnd w:id="85"/>
+      <w:bookmarkEnd w:id="86"/>
     </w:p>
     <w:p>
       <w:pPr>
@@ -8577,11 +8663,11 @@
       <w:pPr>
         <w:pStyle w:val="Heading2"/>
       </w:pPr>
-      <w:bookmarkStart w:id="86" w:name="選べる16種類のlighting"/>
+      <w:bookmarkStart w:id="87" w:name="選べる16種類のlighting"/>
       <w:r>
         <w:t xml:space="preserve">14.4 選べる16種類のLighting</w:t>
       </w:r>
-      <w:bookmarkEnd w:id="86"/>
+      <w:bookmarkEnd w:id="87"/>
     </w:p>
     <w:tbl>
       <w:tblPr>
@@ -9135,11 +9221,11 @@
       <w:pPr>
         <w:pStyle w:val="Heading2"/>
       </w:pPr>
-      <w:bookmarkStart w:id="87" w:name="lighting-randomおまかせ切り替え"/>
+      <w:bookmarkStart w:id="88" w:name="lighting-randomおまかせ切り替え"/>
       <w:r>
         <w:t xml:space="preserve">14.5 Lighting Random（おまかせ切り替え）</w:t>
       </w:r>
-      <w:bookmarkEnd w:id="87"/>
+      <w:bookmarkEnd w:id="88"/>
     </w:p>
     <w:p>
       <w:pPr>
@@ -9158,21 +9244,21 @@
       <w:pPr>
         <w:pStyle w:val="Heading1"/>
       </w:pPr>
-      <w:bookmarkStart w:id="88" w:name="第15章-karipom-companion統合管理ツール"/>
+      <w:bookmarkStart w:id="89" w:name="第15章-karipom-companion統合管理ツール"/>
       <w:r>
         <w:t xml:space="preserve">第15章 KariPom Companion（統合管理ツール）</w:t>
       </w:r>
-      <w:bookmarkEnd w:id="88"/>
+      <w:bookmarkEnd w:id="89"/>
     </w:p>
     <w:p>
       <w:pPr>
         <w:pStyle w:val="Heading2"/>
       </w:pPr>
-      <w:bookmarkStart w:id="89" w:name="karipom-companionとは"/>
+      <w:bookmarkStart w:id="90" w:name="karipom-companionとは"/>
       <w:r>
         <w:t xml:space="preserve">15.1 KariPom Companionとは</w:t>
       </w:r>
-      <w:bookmarkEnd w:id="89"/>
+      <w:bookmarkEnd w:id="90"/>
     </w:p>
     <w:p>
       <w:pPr>
@@ -9289,11 +9375,11 @@
       <w:pPr>
         <w:pStyle w:val="Heading2"/>
       </w:pPr>
-      <w:bookmarkStart w:id="90" w:name="karipom-labタブ"/>
+      <w:bookmarkStart w:id="91" w:name="karipom-labタブ"/>
       <w:r>
         <w:t xml:space="preserve">15.2 🌐 KariPom Labタブ</w:t>
       </w:r>
-      <w:bookmarkEnd w:id="90"/>
+      <w:bookmarkEnd w:id="91"/>
     </w:p>
     <w:p>
       <w:pPr>
@@ -9349,11 +9435,11 @@
       <w:pPr>
         <w:pStyle w:val="Heading2"/>
       </w:pPr>
-      <w:bookmarkStart w:id="91" w:name="karipom-bbxタブ"/>
+      <w:bookmarkStart w:id="92" w:name="karipom-bbxタブ"/>
       <w:r>
         <w:t xml:space="preserve">15.3 🐰 KariPom BBXタブ</w:t>
       </w:r>
-      <w:bookmarkEnd w:id="91"/>
+      <w:bookmarkEnd w:id="92"/>
     </w:p>
     <w:p>
       <w:pPr>
@@ -9376,11 +9462,11 @@
       <w:pPr>
         <w:pStyle w:val="Heading2"/>
       </w:pPr>
-      <w:bookmarkStart w:id="92" w:name="talkタブpc連携口パク"/>
+      <w:bookmarkStart w:id="93" w:name="talkタブpc連携口パク"/>
       <w:r>
         <w:t xml:space="preserve">15.4 💬 Talkタブ（PC連携口パク）</w:t>
       </w:r>
-      <w:bookmarkEnd w:id="92"/>
+      <w:bookmarkEnd w:id="93"/>
     </w:p>
     <w:p>
       <w:pPr>
@@ -9650,11 +9736,11 @@
       <w:pPr>
         <w:pStyle w:val="Heading2"/>
       </w:pPr>
-      <w:bookmarkStart w:id="93" w:name="log健康診断タブ"/>
+      <w:bookmarkStart w:id="94" w:name="log健康診断タブ"/>
       <w:r>
         <w:t xml:space="preserve">15.5 🚽 Log／健康診断タブ</w:t>
       </w:r>
-      <w:bookmarkEnd w:id="93"/>
+      <w:bookmarkEnd w:id="94"/>
     </w:p>
     <w:p>
       <w:pPr>
@@ -9878,11 +9964,11 @@
       <w:pPr>
         <w:pStyle w:val="Heading2"/>
       </w:pPr>
-      <w:bookmarkStart w:id="94" w:name="うまく動かないとき"/>
+      <w:bookmarkStart w:id="95" w:name="うまく動かないとき"/>
       <w:r>
         <w:t xml:space="preserve">15.6 うまく動かないとき</w:t>
       </w:r>
-      <w:bookmarkEnd w:id="94"/>
+      <w:bookmarkEnd w:id="95"/>
     </w:p>
     <w:p>
       <w:pPr>
@@ -9956,21 +10042,21 @@
       <w:pPr>
         <w:pStyle w:val="Heading1"/>
       </w:pPr>
-      <w:bookmarkStart w:id="95" w:name="第16章-サーボ制御頭の動き"/>
+      <w:bookmarkStart w:id="96" w:name="第16章-サーボ制御頭の動き"/>
       <w:r>
         <w:t xml:space="preserve">第16章 サーボ制御（頭の動き）</w:t>
       </w:r>
-      <w:bookmarkEnd w:id="95"/>
+      <w:bookmarkEnd w:id="96"/>
     </w:p>
     <w:p>
       <w:pPr>
         <w:pStyle w:val="Heading2"/>
       </w:pPr>
-      <w:bookmarkStart w:id="96" w:name="頭の動きの種類"/>
+      <w:bookmarkStart w:id="97" w:name="頭の動きの種類"/>
       <w:r>
         <w:t xml:space="preserve">16.1 頭の動きの種類</w:t>
       </w:r>
-      <w:bookmarkEnd w:id="96"/>
+      <w:bookmarkEnd w:id="97"/>
     </w:p>
     <w:p>
       <w:pPr>
@@ -10126,11 +10212,11 @@
       <w:pPr>
         <w:pStyle w:val="Heading2"/>
       </w:pPr>
-      <w:bookmarkStart w:id="97" w:name="サーボにやさしい設計"/>
+      <w:bookmarkStart w:id="98" w:name="サーボにやさしい設計"/>
       <w:r>
         <w:t xml:space="preserve">16.2 サーボにやさしい設計</w:t>
       </w:r>
-      <w:bookmarkEnd w:id="97"/>
+      <w:bookmarkEnd w:id="98"/>
     </w:p>
     <w:p>
       <w:pPr>
@@ -10186,11 +10272,11 @@
       <w:pPr>
         <w:pStyle w:val="Heading2"/>
       </w:pPr>
-      <w:bookmarkStart w:id="98" w:name="サーボの音について"/>
+      <w:bookmarkStart w:id="99" w:name="サーボの音について"/>
       <w:r>
         <w:t xml:space="preserve">16.3 サーボの音について</w:t>
       </w:r>
-      <w:bookmarkEnd w:id="98"/>
+      <w:bookmarkEnd w:id="99"/>
     </w:p>
     <w:p>
       <w:pPr>
@@ -10231,21 +10317,21 @@
       <w:pPr>
         <w:pStyle w:val="Heading1"/>
       </w:pPr>
-      <w:bookmarkStart w:id="99" w:name="第17章-sdカード管理"/>
+      <w:bookmarkStart w:id="100" w:name="第17章-sdカード管理"/>
       <w:r>
         <w:t xml:space="preserve">第17章 SDカード管理</w:t>
       </w:r>
-      <w:bookmarkEnd w:id="99"/>
+      <w:bookmarkEnd w:id="100"/>
     </w:p>
     <w:p>
       <w:pPr>
         <w:pStyle w:val="Heading2"/>
       </w:pPr>
-      <w:bookmarkStart w:id="100" w:name="sdカードの役割"/>
+      <w:bookmarkStart w:id="101" w:name="sdカードの役割"/>
       <w:r>
         <w:t xml:space="preserve">17.1 SDカードの役割</w:t>
       </w:r>
-      <w:bookmarkEnd w:id="100"/>
+      <w:bookmarkEnd w:id="101"/>
     </w:p>
     <w:p>
       <w:pPr>
@@ -10261,7 +10347,29 @@
         <w:t xml:space="preserve">音声ファイル（WAV形式）</w:t>
       </w:r>
       <w:r>
-        <w:t xml:space="preserve">を保存します。かりポムの設定値そのものは本体内（NVS）に保存されるため、SDカードは主に「声のライブラリ」です。</w:t>
+        <w:t xml:space="preserve">に加えて、</w:t>
+      </w:r>
+      <w:r>
+        <w:rPr>
+          <w:b/>
+        </w:rPr>
+        <w:t xml:space="preserve">Wi-Fi接続情報（</w:t>
+      </w:r>
+      <w:r>
+        <w:rPr>
+          <w:rStyle w:val="VerbatimChar"/>
+          <w:b/>
+        </w:rPr>
+        <w:t xml:space="preserve">/wifi.txt</w:t>
+      </w:r>
+      <w:r>
+        <w:rPr>
+          <w:b/>
+        </w:rPr>
+        <w:t xml:space="preserve">）</w:t>
+      </w:r>
+      <w:r>
+        <w:t xml:space="preserve">を保存します。WebUIの主な設定値そのものは本体内（NVS）に保存されるため、SDカードは「声のライブラリ」と「Wi-Fi接続情報の保存場所」を兼ねています。</w:t>
       </w:r>
     </w:p>
     <w:p>
@@ -10276,11 +10384,11 @@
       <w:pPr>
         <w:pStyle w:val="Heading2"/>
       </w:pPr>
-      <w:bookmarkStart w:id="101" w:name="フォルダ構成"/>
+      <w:bookmarkStart w:id="102" w:name="フォルダ構成"/>
       <w:r>
         <w:t xml:space="preserve">17.2 フォルダ構成</w:t>
       </w:r>
-      <w:bookmarkEnd w:id="101"/>
+      <w:bookmarkEnd w:id="102"/>
     </w:p>
     <w:p>
       <w:pPr>
@@ -10350,11 +10458,11 @@
       <w:pPr>
         <w:pStyle w:val="Heading2"/>
       </w:pPr>
-      <w:bookmarkStart w:id="102" w:name="webuiでのファイル管理"/>
+      <w:bookmarkStart w:id="103" w:name="webuiでのファイル管理"/>
       <w:r>
         <w:t xml:space="preserve">17.3 WebUIでのファイル管理</w:t>
       </w:r>
-      <w:bookmarkEnd w:id="102"/>
+      <w:bookmarkEnd w:id="103"/>
     </w:p>
     <w:p>
       <w:pPr>
@@ -10627,11 +10735,11 @@
       <w:pPr>
         <w:pStyle w:val="Heading2"/>
       </w:pPr>
-      <w:bookmarkStart w:id="103" w:name="sdカードの取り扱い"/>
+      <w:bookmarkStart w:id="104" w:name="sdカードの取り扱い"/>
       <w:r>
         <w:t xml:space="preserve">17.4 SDカードの取り扱い</w:t>
       </w:r>
-      <w:bookmarkEnd w:id="103"/>
+      <w:bookmarkEnd w:id="104"/>
     </w:p>
     <w:p>
       <w:pPr>
@@ -10696,21 +10804,21 @@
       <w:pPr>
         <w:pStyle w:val="Heading1"/>
       </w:pPr>
-      <w:bookmarkStart w:id="104" w:name="第18章-ログ機能"/>
+      <w:bookmarkStart w:id="105" w:name="第18章-ログ機能"/>
       <w:r>
         <w:t xml:space="preserve">第18章 ログ機能</w:t>
       </w:r>
-      <w:bookmarkEnd w:id="104"/>
+      <w:bookmarkEnd w:id="105"/>
     </w:p>
     <w:p>
       <w:pPr>
         <w:pStyle w:val="Heading2"/>
       </w:pPr>
-      <w:bookmarkStart w:id="105" w:name="ログとは"/>
+      <w:bookmarkStart w:id="106" w:name="ログとは"/>
       <w:r>
         <w:t xml:space="preserve">18.1 ログとは</w:t>
       </w:r>
-      <w:bookmarkEnd w:id="105"/>
+      <w:bookmarkEnd w:id="106"/>
     </w:p>
     <w:p>
       <w:pPr>
@@ -10909,11 +11017,11 @@
       <w:pPr>
         <w:pStyle w:val="Heading2"/>
       </w:pPr>
-      <w:bookmarkStart w:id="106" w:name="ログの開き方"/>
+      <w:bookmarkStart w:id="107" w:name="ログの開き方"/>
       <w:r>
         <w:t xml:space="preserve">18.2 ログの開き方</w:t>
       </w:r>
-      <w:bookmarkEnd w:id="106"/>
+      <w:bookmarkEnd w:id="107"/>
     </w:p>
     <w:p>
       <w:pPr>
@@ -10935,11 +11043,11 @@
       <w:pPr>
         <w:pStyle w:val="Heading2"/>
       </w:pPr>
-      <w:bookmarkStart w:id="107" w:name="よく見かけるログの読み方"/>
+      <w:bookmarkStart w:id="108" w:name="よく見かけるログの読み方"/>
       <w:r>
         <w:t xml:space="preserve">18.3 よく見かけるログの読み方</w:t>
       </w:r>
-      <w:bookmarkEnd w:id="107"/>
+      <w:bookmarkEnd w:id="108"/>
     </w:p>
     <w:tbl>
       <w:tblPr>
@@ -11187,29 +11295,53 @@
       <w:pPr>
         <w:pStyle w:val="Heading1"/>
       </w:pPr>
-      <w:bookmarkStart w:id="108" w:name="第19章-設定画面の説明"/>
+      <w:bookmarkStart w:id="109" w:name="第19章-設定画面の説明"/>
       <w:r>
         <w:t xml:space="preserve">第19章 設定画面の説明</w:t>
       </w:r>
-      <w:bookmarkEnd w:id="108"/>
+      <w:bookmarkEnd w:id="109"/>
     </w:p>
     <w:p>
       <w:pPr>
         <w:pStyle w:val="FirstParagraph"/>
       </w:pPr>
       <w:r>
-        <w:t xml:space="preserve">WebUIで変更できる主な設定項目をまとめます。変更した値は保存するとすぐに反映され、本体（NVS）に記憶されるため、電源を入れ直しても維持されます。</w:t>
+        <w:t xml:space="preserve">WebUIで変更できる主な設定項目をまとめます。変更した値は保存するとすぐに反映され、多くの項目は本体（NVS）に記憶されるため、電源を入れ直しても維持されます。ただし</w:t>
+      </w:r>
+      <w:r>
+        <w:rPr>
+          <w:b/>
+        </w:rPr>
+        <w:t xml:space="preserve">Wi-Fi接続情報（SSID・パスワード）だけは例外</w:t>
+      </w:r>
+      <w:r>
+        <w:t xml:space="preserve">で、SDカード内の</w:t>
+      </w:r>
+      <w:r>
+        <w:t xml:space="preserve"> </w:t>
+      </w:r>
+      <w:r>
+        <w:rPr>
+          <w:rStyle w:val="VerbatimChar"/>
+        </w:rPr>
+        <w:t xml:space="preserve">/wifi.txt</w:t>
+      </w:r>
+      <w:r>
+        <w:t xml:space="preserve"> </w:t>
+      </w:r>
+      <w:r>
+        <w:t xml:space="preserve">に保存されます（第17.1章）。</w:t>
       </w:r>
     </w:p>
     <w:p>
       <w:pPr>
         <w:pStyle w:val="Heading2"/>
       </w:pPr>
-      <w:bookmarkStart w:id="109" w:name="karipom-ear音声入力設定"/>
+      <w:bookmarkStart w:id="110" w:name="karipom-ear音声入力設定"/>
       <w:r>
         <w:t xml:space="preserve">19.1 Karipom Ear（音声入力）設定</w:t>
       </w:r>
-      <w:bookmarkEnd w:id="109"/>
+      <w:bookmarkEnd w:id="110"/>
     </w:p>
     <w:p>
       <w:pPr>
@@ -11470,11 +11602,11 @@
       <w:pPr>
         <w:pStyle w:val="Heading2"/>
       </w:pPr>
-      <w:bookmarkStart w:id="110" w:name="visualizerlighting設定"/>
+      <w:bookmarkStart w:id="111" w:name="visualizerlighting設定"/>
       <w:r>
         <w:t xml:space="preserve">19.2 Visualizer・Lighting設定</w:t>
       </w:r>
-      <w:bookmarkEnd w:id="110"/>
+      <w:bookmarkEnd w:id="111"/>
     </w:p>
     <w:p>
       <w:pPr>
@@ -11690,11 +11822,11 @@
       <w:pPr>
         <w:pStyle w:val="Heading2"/>
       </w:pPr>
-      <w:bookmarkStart w:id="111" w:name="動き音の頻度設定"/>
+      <w:bookmarkStart w:id="112" w:name="動き音の頻度設定"/>
       <w:r>
         <w:t xml:space="preserve">19.3 動き・音の頻度設定</w:t>
       </w:r>
-      <w:bookmarkEnd w:id="111"/>
+      <w:bookmarkEnd w:id="112"/>
     </w:p>
     <w:tbl>
       <w:tblPr>
@@ -11903,11 +12035,11 @@
       <w:pPr>
         <w:pStyle w:val="Heading2"/>
       </w:pPr>
-      <w:bookmarkStart w:id="112" w:name="かりポムの名前とキャラクター"/>
+      <w:bookmarkStart w:id="113" w:name="かりポムの名前とキャラクター"/>
       <w:r>
         <w:t xml:space="preserve">19.4 かりポムの名前とキャラクター</w:t>
       </w:r>
-      <w:bookmarkEnd w:id="112"/>
+      <w:bookmarkEnd w:id="113"/>
     </w:p>
     <w:tbl>
       <w:tblPr>
@@ -12025,11 +12157,11 @@
       <w:pPr>
         <w:pStyle w:val="Heading2"/>
       </w:pPr>
-      <w:bookmarkStart w:id="113" w:name="カメラ機能実験的機能"/>
+      <w:bookmarkStart w:id="114" w:name="カメラ機能実験的機能"/>
       <w:r>
         <w:t xml:space="preserve">19.5 カメラ機能（実験的機能）</w:t>
       </w:r>
-      <w:bookmarkEnd w:id="113"/>
+      <w:bookmarkEnd w:id="114"/>
     </w:p>
     <w:p>
       <w:pPr>
@@ -12066,11 +12198,11 @@
       <w:pPr>
         <w:pStyle w:val="Heading2"/>
       </w:pPr>
-      <w:bookmarkStart w:id="114" w:name="サーボの操作"/>
+      <w:bookmarkStart w:id="115" w:name="サーボの操作"/>
       <w:r>
         <w:t xml:space="preserve">19.6 サーボの操作</w:t>
       </w:r>
-      <w:bookmarkEnd w:id="114"/>
+      <w:bookmarkEnd w:id="115"/>
     </w:p>
     <w:p>
       <w:pPr>
@@ -12089,11 +12221,11 @@
       <w:pPr>
         <w:pStyle w:val="Heading1"/>
       </w:pPr>
-      <w:bookmarkStart w:id="115" w:name="第20章-トラブルシューティング"/>
+      <w:bookmarkStart w:id="116" w:name="第20章-トラブルシューティング"/>
       <w:r>
         <w:t xml:space="preserve">第20章 トラブルシューティング</w:t>
       </w:r>
-      <w:bookmarkEnd w:id="115"/>
+      <w:bookmarkEnd w:id="116"/>
     </w:p>
     <w:p>
       <w:pPr>
@@ -12107,11 +12239,11 @@
       <w:pPr>
         <w:pStyle w:val="Heading2"/>
       </w:pPr>
-      <w:bookmarkStart w:id="116" w:name="電源起動"/>
+      <w:bookmarkStart w:id="117" w:name="電源起動"/>
       <w:r>
         <w:t xml:space="preserve">20.1 電源・起動</w:t>
       </w:r>
-      <w:bookmarkEnd w:id="116"/>
+      <w:bookmarkEnd w:id="117"/>
     </w:p>
     <w:p>
       <w:pPr>
@@ -12187,11 +12319,11 @@
       <w:pPr>
         <w:pStyle w:val="Heading2"/>
       </w:pPr>
-      <w:bookmarkStart w:id="117" w:name="頭の動きサーボ-重要"/>
+      <w:bookmarkStart w:id="118" w:name="頭の動きサーボ-重要"/>
       <w:r>
         <w:t xml:space="preserve">20.2 頭の動き・サーボ ⚠️重要</w:t>
       </w:r>
-      <w:bookmarkEnd w:id="117"/>
+      <w:bookmarkEnd w:id="118"/>
     </w:p>
     <w:p>
       <w:pPr>
@@ -12360,11 +12492,11 @@
       <w:pPr>
         <w:pStyle w:val="Heading2"/>
       </w:pPr>
-      <w:bookmarkStart w:id="118" w:name="wi-fiwebui"/>
+      <w:bookmarkStart w:id="119" w:name="wi-fiwebui"/>
       <w:r>
         <w:t xml:space="preserve">20.3 Wi-Fi・WebUI</w:t>
       </w:r>
-      <w:bookmarkEnd w:id="118"/>
+      <w:bookmarkEnd w:id="119"/>
     </w:p>
     <w:p>
       <w:pPr>
@@ -12472,11 +12604,11 @@
       <w:pPr>
         <w:pStyle w:val="Heading2"/>
       </w:pPr>
-      <w:bookmarkStart w:id="119" w:name="マイクkaripom-ear"/>
+      <w:bookmarkStart w:id="120" w:name="マイクkaripom-ear"/>
       <w:r>
         <w:t xml:space="preserve">20.4 マイク（Karipom Ear）</w:t>
       </w:r>
-      <w:bookmarkEnd w:id="119"/>
+      <w:bookmarkEnd w:id="120"/>
     </w:p>
     <w:p>
       <w:pPr>
@@ -12573,11 +12705,11 @@
       <w:pPr>
         <w:pStyle w:val="Heading2"/>
       </w:pPr>
-      <w:bookmarkStart w:id="120" w:name="音声独り言"/>
+      <w:bookmarkStart w:id="121" w:name="音声独り言"/>
       <w:r>
         <w:t xml:space="preserve">20.5 音声・独り言</w:t>
       </w:r>
-      <w:bookmarkEnd w:id="120"/>
+      <w:bookmarkEnd w:id="121"/>
     </w:p>
     <w:p>
       <w:pPr>
@@ -12654,11 +12786,11 @@
       <w:pPr>
         <w:pStyle w:val="Heading2"/>
       </w:pPr>
-      <w:bookmarkStart w:id="121" w:name="talkpc連携口パク"/>
+      <w:bookmarkStart w:id="122" w:name="talkpc連携口パク"/>
       <w:r>
         <w:t xml:space="preserve">20.6 Talk（PC連携口パク）</w:t>
       </w:r>
-      <w:bookmarkEnd w:id="121"/>
+      <w:bookmarkEnd w:id="122"/>
     </w:p>
     <w:p>
       <w:pPr>
@@ -12672,11 +12804,11 @@
       <w:pPr>
         <w:pStyle w:val="Heading2"/>
       </w:pPr>
-      <w:bookmarkStart w:id="122" w:name="visualizerlighting"/>
+      <w:bookmarkStart w:id="123" w:name="visualizerlighting"/>
       <w:r>
         <w:t xml:space="preserve">20.7 Visualizer・Lighting</w:t>
       </w:r>
-      <w:bookmarkEnd w:id="122"/>
+      <w:bookmarkEnd w:id="123"/>
     </w:p>
     <w:p>
       <w:pPr>
@@ -12745,11 +12877,11 @@
       <w:pPr>
         <w:pStyle w:val="Heading1"/>
       </w:pPr>
-      <w:bookmarkStart w:id="123" w:name="第21章-faqよくある質問"/>
+      <w:bookmarkStart w:id="124" w:name="第21章-faqよくある質問"/>
       <w:r>
         <w:t xml:space="preserve">第21章 FAQ（よくある質問）</w:t>
       </w:r>
-      <w:bookmarkEnd w:id="123"/>
+      <w:bookmarkEnd w:id="124"/>
     </w:p>
     <w:p>
       <w:pPr>
@@ -13070,21 +13202,21 @@
       <w:pPr>
         <w:pStyle w:val="Heading1"/>
       </w:pPr>
-      <w:bookmarkStart w:id="124" w:name="第22章-更新履歴"/>
+      <w:bookmarkStart w:id="125" w:name="第22章-更新履歴"/>
       <w:r>
         <w:t xml:space="preserve">第22章 更新履歴</w:t>
       </w:r>
-      <w:bookmarkEnd w:id="124"/>
+      <w:bookmarkEnd w:id="125"/>
     </w:p>
     <w:p>
       <w:pPr>
         <w:pStyle w:val="Heading2"/>
       </w:pPr>
-      <w:bookmarkStart w:id="125" w:name="本書の更新履歴"/>
+      <w:bookmarkStart w:id="126" w:name="本書の更新履歴"/>
       <w:r>
         <w:t xml:space="preserve">本書の更新履歴</w:t>
       </w:r>
-      <w:bookmarkEnd w:id="125"/>
+      <w:bookmarkEnd w:id="126"/>
     </w:p>
     <w:tbl>
       <w:tblPr>
@@ -13605,6 +13737,59 @@
           </w:p>
         </w:tc>
       </w:tr>
+      <w:tr>
+        <w:tc>
+          <w:tcPr>
+            <w:tcW w:type="dxa" w:w="1039"/>
+          </w:tcPr>
+          <w:p>
+            <w:pPr>
+              <w:pStyle w:val="Compact"/>
+              <w:jc w:val="left"/>
+            </w:pPr>
+            <w:r>
+              <w:t xml:space="preserve">Ver. 4.5</w:t>
+            </w:r>
+          </w:p>
+        </w:tc>
+        <w:tc>
+          <w:tcPr>
+            <w:tcW w:type="dxa" w:w="1021"/>
+          </w:tcPr>
+          <w:p>
+            <w:pPr>
+              <w:pStyle w:val="Compact"/>
+              <w:jc w:val="left"/>
+            </w:pPr>
+            <w:r>
+              <w:t xml:space="preserve">2026年8月</w:t>
+            </w:r>
+          </w:p>
+        </w:tc>
+        <w:tc>
+          <w:tcPr>
+            <w:tcW w:type="dxa" w:w="7300"/>
+          </w:tcPr>
+          <w:p>
+            <w:pPr>
+              <w:pStyle w:val="Compact"/>
+              <w:jc w:val="left"/>
+            </w:pPr>
+            <w:r>
+              <w:t xml:space="preserve">表紙のイラスト説明文を、作者製作機（ピンク・ティファニーブルーのかりポム2台とKariPom Lab画面）の実機写真へ差し替え。第5章の実機写真4枚について、docx出力時にサイズ指定が正しく反映されていなかった問題を修正し、実際に写真本体が表示されることを確認。第7.3章・第9.5章・第17.1章・第19章のSDカード／NVSに関する説明を、Wi-Fi接続情報はSDカード内</w:t>
+            </w:r>
+            <w:r>
+              <w:rPr>
+                <w:rStyle w:val="VerbatimChar"/>
+              </w:rPr>
+              <w:t xml:space="preserve">/wifi.txt</w:t>
+            </w:r>
+            <w:r>
+              <w:t xml:space="preserve">に保存され、その他の主要設定はNVSに保存されるという実際のファームウェア仕様に合わせて修正。</w:t>
+            </w:r>
+          </w:p>
+        </w:tc>
+      </w:tr>
     </w:tbl>
     <w:p>
       <w:pPr>
@@ -13623,11 +13808,11 @@
       <w:pPr>
         <w:pStyle w:val="Heading1"/>
       </w:pPr>
-      <w:bookmarkStart w:id="126" w:name="第23章-用語集"/>
+      <w:bookmarkStart w:id="127" w:name="第23章-用語集"/>
       <w:r>
         <w:t xml:space="preserve">第23章 用語集</w:t>
       </w:r>
-      <w:bookmarkEnd w:id="126"/>
+      <w:bookmarkEnd w:id="127"/>
     </w:p>
     <w:tbl>
       <w:tblPr>
@@ -15052,7 +15237,7 @@
         <w:pStyle w:val="FirstParagraph"/>
       </w:pPr>
       <w:r>
-        <w:t xml:space="preserve">かりポム ユーザーマニュアル Ver. 4.4</w:t>
+        <w:t xml:space="preserve">かりポム ユーザーマニュアル Ver. 4.5</w:t>
       </w:r>
       <w:r>
         <w:t xml:space="preserve"> </w:t>
